--- a/EXPORTS/DOCX/published/niveau3/Dutch/KITLV.docx
+++ b/EXPORTS/DOCX/published/niveau3/Dutch/KITLV.docx
@@ -165,7 +165,7 @@
           <w:rFonts w:ascii="Charis SIL Regular" w:hAnsi="Charis SIL Regular" w:eastAsia="Charis SIL Regular"/>
           <w:b w:val="0"/>
           <w:i w:val="0"/>
-          <w:color w:val="0066CC"/>
+          <w:color w:val="0000FF"/>
           <w:sz w:val="24"/>
           <w:u w:val="single"/>
         </w:rPr>
@@ -183,7 +183,7 @@
           <w:rFonts w:ascii="Charis SIL Regular" w:hAnsi="Charis SIL Regular" w:eastAsia="Charis SIL Regular"/>
           <w:b w:val="0"/>
           <w:i w:val="0"/>
-          <w:color w:val="0066CC"/>
+          <w:color w:val="0000FF"/>
           <w:sz w:val="24"/>
           <w:u w:val="single"/>
         </w:rPr>
@@ -201,7 +201,7 @@
           <w:rFonts w:ascii="Charis SIL Regular" w:hAnsi="Charis SIL Regular" w:eastAsia="Charis SIL Regular"/>
           <w:b w:val="0"/>
           <w:i w:val="0"/>
-          <w:color w:val="0066CC"/>
+          <w:color w:val="0000FF"/>
           <w:sz w:val="24"/>
           <w:u w:val="single"/>
         </w:rPr>
@@ -212,7 +212,7 @@
           <w:rFonts w:ascii="Charis SIL Regular" w:hAnsi="Charis SIL Regular" w:eastAsia="Charis SIL Regular"/>
           <w:b w:val="0"/>
           <w:i w:val="0"/>
-          <w:color w:val="0066CC"/>
+          <w:color w:val="0000FF"/>
           <w:sz w:val="24"/>
           <w:u w:val="single"/>
         </w:rPr>
@@ -240,7 +240,7 @@
           <w:rFonts w:ascii="Charis SIL Regular" w:hAnsi="Charis SIL Regular" w:eastAsia="Charis SIL Regular"/>
           <w:b w:val="0"/>
           <w:i w:val="0"/>
-          <w:color w:val="0066CC"/>
+          <w:color w:val="0000FF"/>
           <w:sz w:val="24"/>
           <w:u w:val="single"/>
         </w:rPr>
@@ -258,7 +258,7 @@
           <w:rFonts w:ascii="Charis SIL Regular" w:hAnsi="Charis SIL Regular" w:eastAsia="Charis SIL Regular"/>
           <w:b w:val="0"/>
           <w:i w:val="0"/>
-          <w:color w:val="0066CC"/>
+          <w:color w:val="0000FF"/>
           <w:sz w:val="24"/>
           <w:u w:val="single"/>
         </w:rPr>
@@ -269,7 +269,7 @@
           <w:rFonts w:ascii="Charis SIL Regular" w:hAnsi="Charis SIL Regular" w:eastAsia="Charis SIL Regular"/>
           <w:b w:val="0"/>
           <w:i w:val="0"/>
-          <w:color w:val="0066CC"/>
+          <w:color w:val="0000FF"/>
           <w:sz w:val="24"/>
           <w:u w:val="single"/>
         </w:rPr>
@@ -297,7 +297,7 @@
           <w:rFonts w:ascii="Charis SIL Regular" w:hAnsi="Charis SIL Regular" w:eastAsia="Charis SIL Regular"/>
           <w:b w:val="0"/>
           <w:i w:val="0"/>
-          <w:color w:val="0066CC"/>
+          <w:color w:val="0000FF"/>
           <w:sz w:val="24"/>
           <w:u w:val="single"/>
         </w:rPr>
@@ -315,7 +315,7 @@
           <w:rFonts w:ascii="Charis SIL Regular" w:hAnsi="Charis SIL Regular" w:eastAsia="Charis SIL Regular"/>
           <w:b w:val="0"/>
           <w:i w:val="0"/>
-          <w:color w:val="0066CC"/>
+          <w:color w:val="0000FF"/>
           <w:sz w:val="24"/>
           <w:u w:val="single"/>
         </w:rPr>
@@ -326,7 +326,7 @@
           <w:rFonts w:ascii="Charis SIL Regular" w:hAnsi="Charis SIL Regular" w:eastAsia="Charis SIL Regular"/>
           <w:b w:val="0"/>
           <w:i w:val="0"/>
-          <w:color w:val="0066CC"/>
+          <w:color w:val="0000FF"/>
           <w:sz w:val="24"/>
           <w:u w:val="single"/>
         </w:rPr>
@@ -351,7 +351,7 @@
       </w:r>
       <w:r>
         <w:rPr>
-          <w:u w:val="single" w:color="0066cc"/>
+          <w:u w:val="single" w:color="0000ff"/>
           <w:rFonts w:ascii="Charis SIL Regular" w:hAnsi="Charis SIL Regular" w:eastAsia="Charis SIL Regular"/>
           <w:b w:val="0"/>
           <w:i w:val="0"/>
@@ -369,7 +369,7 @@
       </w:r>
       <w:r>
         <w:rPr>
-          <w:u w:val="single" w:color="0066cc"/>
+          <w:u w:val="single" w:color="0000ff"/>
           <w:rFonts w:ascii="Charis SIL Regular" w:hAnsi="Charis SIL Regular" w:eastAsia="Charis SIL Regular"/>
           <w:b w:val="0"/>
           <w:i w:val="0"/>
@@ -387,53 +387,17 @@
       </w:r>
       <w:r>
         <w:rPr>
-          <w:u w:val="single" w:color="0066cc"/>
           <w:rFonts w:ascii="Charis SIL Regular" w:hAnsi="Charis SIL Regular" w:eastAsia="Charis SIL Regular"/>
           <w:b w:val="0"/>
           <w:i w:val="0"/>
           <w:color w:val="000000"/>
           <w:sz w:val="24"/>
         </w:rPr>
-        <w:hyperlink r:id="rId9" w:history="1">
-          <w:r>
-            <w:rPr>
-              <w:rStyle w:val="Hyperlink"/>
-            </w:rPr>
-            <w:t>t</w:t>
-          </w:r>
-        </w:hyperlink>
-      </w:r>
-      <w:r>
-        <w:rPr>
-          <w:u w:val="single" w:color="0066cc"/>
-          <w:rFonts w:ascii="Charis SIL Regular" w:hAnsi="Charis SIL Regular" w:eastAsia="Charis SIL Regular"/>
-          <w:b w:val="0"/>
-          <w:i w:val="0"/>
-          <w:color w:val="000000"/>
-          <w:sz w:val="24"/>
-        </w:rPr>
-        <w:hyperlink r:id="rId9" w:history="1">
-          <w:r>
-            <w:rPr>
-              <w:rStyle w:val="Hyperlink"/>
-            </w:rPr>
-            <w:t>en aa</w:t>
-          </w:r>
-        </w:hyperlink>
-      </w:r>
-      <w:r>
-        <w:rPr>
-          <w:rFonts w:ascii="Charis SIL Regular" w:hAnsi="Charis SIL Regular" w:eastAsia="Charis SIL Regular"/>
-          <w:b w:val="0"/>
-          <w:i w:val="0"/>
-          <w:color w:val="000000"/>
-          <w:sz w:val="24"/>
-        </w:rPr>
-        <w:t>n</w:t>
-      </w:r>
-      <w:r>
-        <w:rPr>
-          <w:u w:val="single" w:color="0066cc"/>
+        <w:t>ten aan</w:t>
+      </w:r>
+      <w:r>
+        <w:rPr>
+          <w:u w:val="single" w:color="0000ff"/>
           <w:rFonts w:ascii="Charis SIL Regular" w:hAnsi="Charis SIL Regular" w:eastAsia="Charis SIL Regular"/>
           <w:b w:val="0"/>
           <w:i w:val="0"/>
@@ -451,7 +415,7 @@
       </w:r>
       <w:r>
         <w:rPr>
-          <w:u w:val="single" w:color="0066cc"/>
+          <w:u w:val="single" w:color="0000ff"/>
           <w:rFonts w:ascii="Charis SIL Regular" w:hAnsi="Charis SIL Regular" w:eastAsia="Charis SIL Regular"/>
           <w:b w:val="0"/>
           <w:i w:val="0"/>
@@ -469,7 +433,7 @@
       </w:r>
       <w:r>
         <w:rPr>
-          <w:u w:val="single" w:color="0066cc"/>
+          <w:u w:val="single" w:color="0000ff"/>
           <w:rFonts w:ascii="Charis SIL Regular" w:hAnsi="Charis SIL Regular" w:eastAsia="Charis SIL Regular"/>
           <w:b w:val="0"/>
           <w:i w:val="0"/>
@@ -497,7 +461,7 @@
       </w:r>
       <w:r>
         <w:rPr>
-          <w:u w:val="single" w:color="0066cc"/>
+          <w:u w:val="single" w:color="0000ff"/>
           <w:rFonts w:ascii="Charis SIL Regular" w:hAnsi="Charis SIL Regular" w:eastAsia="Charis SIL Regular"/>
           <w:b w:val="0"/>
           <w:i w:val="0"/>
@@ -515,7 +479,7 @@
       </w:r>
       <w:r>
         <w:rPr>
-          <w:u w:val="single" w:color="0066cc"/>
+          <w:u w:val="single" w:color="0000ff"/>
           <w:rFonts w:ascii="Charis SIL Regular" w:hAnsi="Charis SIL Regular" w:eastAsia="Charis SIL Regular"/>
           <w:b w:val="0"/>
           <w:i w:val="0"/>
@@ -533,7 +497,7 @@
       </w:r>
       <w:r>
         <w:rPr>
-          <w:u w:val="single" w:color="0066cc"/>
+          <w:u w:val="single" w:color="0000ff"/>
           <w:rFonts w:ascii="Charis SIL Regular" w:hAnsi="Charis SIL Regular" w:eastAsia="Charis SIL Regular"/>
           <w:b w:val="0"/>
           <w:i w:val="0"/>
@@ -820,7 +784,7 @@
           <w:rFonts w:ascii="Charis SIL Regular" w:hAnsi="Charis SIL Regular" w:eastAsia="Charis SIL Regular"/>
           <w:b w:val="0"/>
           <w:i w:val="0"/>
-          <w:color w:val="0066CC"/>
+          <w:color w:val="0000FF"/>
           <w:sz w:val="24"/>
           <w:u w:val="single"/>
         </w:rPr>
@@ -838,7 +802,7 @@
           <w:rFonts w:ascii="Charis SIL Regular" w:hAnsi="Charis SIL Regular" w:eastAsia="Charis SIL Regular"/>
           <w:b w:val="0"/>
           <w:i w:val="0"/>
-          <w:color w:val="0066CC"/>
+          <w:color w:val="0000FF"/>
           <w:sz w:val="24"/>
           <w:u w:val="single"/>
         </w:rPr>
@@ -876,7 +840,7 @@
       </w:r>
       <w:r>
         <w:rPr>
-          <w:u w:val="single" w:color="0066cc"/>
+          <w:u w:val="single" w:color="0000ff"/>
           <w:rFonts w:ascii="Charis SIL Regular" w:hAnsi="Charis SIL Regular" w:eastAsia="Charis SIL Regular"/>
           <w:b w:val="0"/>
           <w:i w:val="0"/>
@@ -1139,7 +1103,7 @@
           <w:rFonts w:ascii="Charis SIL Regular" w:hAnsi="Charis SIL Regular" w:eastAsia="Charis SIL Regular"/>
           <w:b w:val="0"/>
           <w:i w:val="0"/>
-          <w:color w:val="0066CC"/>
+          <w:color w:val="0000FF"/>
           <w:sz w:val="24"/>
           <w:u w:val="single"/>
         </w:rPr>
@@ -1157,7 +1121,7 @@
           <w:rFonts w:ascii="Charis SIL Regular" w:hAnsi="Charis SIL Regular" w:eastAsia="Charis SIL Regular"/>
           <w:b w:val="0"/>
           <w:i w:val="0"/>
-          <w:color w:val="0066CC"/>
+          <w:color w:val="0000FF"/>
           <w:sz w:val="24"/>
           <w:u w:val="single"/>
         </w:rPr>
@@ -1182,7 +1146,7 @@
       </w:r>
       <w:r>
         <w:rPr>
-          <w:u w:val="single" w:color="0066cc"/>
+          <w:u w:val="single" w:color="0000ff"/>
           <w:rFonts w:ascii="Charis SIL Regular" w:hAnsi="Charis SIL Regular" w:eastAsia="Charis SIL Regular"/>
           <w:b w:val="0"/>
           <w:i w:val="0"/>
@@ -1200,7 +1164,7 @@
       </w:r>
       <w:r>
         <w:rPr>
-          <w:u w:val="single" w:color="0066cc"/>
+          <w:u w:val="single" w:color="0000ff"/>
           <w:rFonts w:ascii="Charis SIL Regular" w:hAnsi="Charis SIL Regular" w:eastAsia="Charis SIL Regular"/>
           <w:b w:val="0"/>
           <w:i w:val="0"/>
@@ -1228,7 +1192,7 @@
       </w:r>
       <w:r>
         <w:rPr>
-          <w:u w:val="single" w:color="0066cc"/>
+          <w:u w:val="single" w:color="0000ff"/>
           <w:rFonts w:ascii="Charis SIL Regular" w:hAnsi="Charis SIL Regular" w:eastAsia="Charis SIL Regular"/>
           <w:b w:val="0"/>
           <w:i w:val="0"/>
@@ -1332,7 +1296,7 @@
           <w:rFonts w:ascii="Charis SIL Regular" w:hAnsi="Charis SIL Regular" w:eastAsia="Charis SIL Regular"/>
           <w:b w:val="0"/>
           <w:i w:val="0"/>
-          <w:color w:val="0066CC"/>
+          <w:color w:val="0000FF"/>
           <w:sz w:val="24"/>
           <w:u w:val="single"/>
         </w:rPr>
@@ -1350,7 +1314,7 @@
           <w:rFonts w:ascii="Charis SIL Regular" w:hAnsi="Charis SIL Regular" w:eastAsia="Charis SIL Regular"/>
           <w:b w:val="0"/>
           <w:i w:val="0"/>
-          <w:color w:val="0066CC"/>
+          <w:color w:val="0000FF"/>
           <w:sz w:val="24"/>
           <w:u w:val="single"/>
         </w:rPr>
@@ -1361,7 +1325,7 @@
           <w:rFonts w:ascii="Charis SIL Regular" w:hAnsi="Charis SIL Regular" w:eastAsia="Charis SIL Regular"/>
           <w:b w:val="0"/>
           <w:i w:val="0"/>
-          <w:color w:val="0066CC"/>
+          <w:color w:val="0000FF"/>
           <w:sz w:val="24"/>
           <w:u w:val="single"/>
         </w:rPr>
@@ -1399,7 +1363,7 @@
           <w:rFonts w:ascii="Charis SIL Regular" w:hAnsi="Charis SIL Regular" w:eastAsia="Charis SIL Regular"/>
           <w:b w:val="0"/>
           <w:i w:val="0"/>
-          <w:color w:val="0066CC"/>
+          <w:color w:val="0000FF"/>
           <w:sz w:val="24"/>
           <w:u w:val="single"/>
         </w:rPr>
@@ -1417,11 +1381,11 @@
           <w:rFonts w:ascii="Charis SIL Regular" w:hAnsi="Charis SIL Regular" w:eastAsia="Charis SIL Regular"/>
           <w:b w:val="0"/>
           <w:i w:val="0"/>
-          <w:color w:val="0066CC"/>
+          <w:color w:val="0000FF"/>
           <w:sz w:val="24"/>
           <w:u w:val="single"/>
         </w:rPr>
-        <w:hyperlink r:id="rId14" w:history="1">
+        <w:hyperlink r:id="rId15" w:history="1">
           <w:r>
             <w:rPr>
               <w:rStyle w:val="Hyperlink"/>
@@ -1435,7 +1399,7 @@
           <w:rFonts w:ascii="Charis SIL Regular" w:hAnsi="Charis SIL Regular" w:eastAsia="Charis SIL Regular"/>
           <w:b w:val="0"/>
           <w:i w:val="0"/>
-          <w:color w:val="0066CC"/>
+          <w:color w:val="0000FF"/>
           <w:sz w:val="24"/>
           <w:u w:val="single"/>
         </w:rPr>
@@ -1446,11 +1410,11 @@
           <w:rFonts w:ascii="Charis SIL Regular" w:hAnsi="Charis SIL Regular" w:eastAsia="Charis SIL Regular"/>
           <w:b w:val="0"/>
           <w:i w:val="0"/>
-          <w:color w:val="0066CC"/>
+          <w:color w:val="0000FF"/>
           <w:sz w:val="24"/>
           <w:u w:val="single"/>
         </w:rPr>
-        <w:hyperlink r:id="rId14" w:history="1">
+        <w:hyperlink r:id="rId15" w:history="1">
           <w:r>
             <w:rPr>
               <w:rStyle w:val="Hyperlink"/>
@@ -1464,7 +1428,7 @@
           <w:rFonts w:ascii="Charis SIL Regular" w:hAnsi="Charis SIL Regular" w:eastAsia="Charis SIL Regular"/>
           <w:b w:val="0"/>
           <w:i w:val="0"/>
-          <w:color w:val="0066CC"/>
+          <w:color w:val="0000FF"/>
           <w:sz w:val="24"/>
           <w:u w:val="single"/>
         </w:rPr>
@@ -1522,7 +1486,7 @@
           <w:rFonts w:ascii="Charis SIL Regular" w:hAnsi="Charis SIL Regular" w:eastAsia="Charis SIL Regular"/>
           <w:b w:val="0"/>
           <w:i w:val="0"/>
-          <w:color w:val="0066CC"/>
+          <w:color w:val="0000FF"/>
           <w:sz w:val="24"/>
           <w:u w:val="single"/>
         </w:rPr>
@@ -1550,7 +1514,7 @@
           <w:rFonts w:ascii="Charis SIL Regular" w:hAnsi="Charis SIL Regular" w:eastAsia="Charis SIL Regular"/>
           <w:b w:val="0"/>
           <w:i w:val="0"/>
-          <w:color w:val="0066CC"/>
+          <w:color w:val="0000FF"/>
           <w:sz w:val="24"/>
           <w:u w:val="single"/>
         </w:rPr>
@@ -1568,7 +1532,7 @@
           <w:rFonts w:ascii="Charis SIL Regular" w:hAnsi="Charis SIL Regular" w:eastAsia="Charis SIL Regular"/>
           <w:b w:val="0"/>
           <w:i w:val="0"/>
-          <w:color w:val="0066CC"/>
+          <w:color w:val="0000FF"/>
           <w:sz w:val="24"/>
           <w:u w:val="single"/>
         </w:rPr>
@@ -1579,7 +1543,7 @@
           <w:rFonts w:ascii="Charis SIL Regular" w:hAnsi="Charis SIL Regular" w:eastAsia="Charis SIL Regular"/>
           <w:b w:val="0"/>
           <w:i w:val="0"/>
-          <w:color w:val="0066CC"/>
+          <w:color w:val="0000FF"/>
           <w:sz w:val="24"/>
           <w:u w:val="single"/>
         </w:rPr>
@@ -1597,7 +1561,7 @@
           <w:rFonts w:ascii="Charis SIL Regular" w:hAnsi="Charis SIL Regular" w:eastAsia="Charis SIL Regular"/>
           <w:b w:val="0"/>
           <w:i w:val="0"/>
-          <w:color w:val="0066CC"/>
+          <w:color w:val="0000FF"/>
           <w:sz w:val="24"/>
           <w:u w:val="single"/>
         </w:rPr>
@@ -1608,7 +1572,7 @@
           <w:rFonts w:ascii="Charis SIL Regular" w:hAnsi="Charis SIL Regular" w:eastAsia="Charis SIL Regular"/>
           <w:b w:val="0"/>
           <w:i w:val="0"/>
-          <w:color w:val="0066CC"/>
+          <w:color w:val="0000FF"/>
           <w:sz w:val="24"/>
           <w:u w:val="single"/>
         </w:rPr>
@@ -1623,7 +1587,7 @@
       </w:r>
       <w:r>
         <w:rPr>
-          <w:u w:val="single" w:color="0066cc"/>
+          <w:u w:val="single" w:color="0000ff"/>
           <w:rFonts w:ascii="Charis SIL Regular" w:hAnsi="Charis SIL Regular" w:eastAsia="Charis SIL Regular"/>
           <w:b w:val="0"/>
           <w:i w:val="0"/>
@@ -1651,7 +1615,7 @@
       </w:r>
       <w:r>
         <w:rPr>
-          <w:u w:val="single" w:color="0066cc"/>
+          <w:u w:val="single" w:color="0000ff"/>
           <w:rFonts w:ascii="Charis SIL Regular" w:hAnsi="Charis SIL Regular" w:eastAsia="Charis SIL Regular"/>
           <w:b w:val="0"/>
           <w:i w:val="0"/>
@@ -1669,7 +1633,7 @@
       </w:r>
       <w:r>
         <w:rPr>
-          <w:u w:val="single" w:color="0066cc"/>
+          <w:u w:val="single" w:color="0000ff"/>
           <w:rFonts w:ascii="Charis SIL Regular" w:hAnsi="Charis SIL Regular" w:eastAsia="Charis SIL Regular"/>
           <w:b w:val="0"/>
           <w:i w:val="0"/>
@@ -1687,7 +1651,7 @@
       </w:r>
       <w:r>
         <w:rPr>
-          <w:u w:val="single" w:color="0066cc"/>
+          <w:u w:val="single" w:color="0000ff"/>
           <w:rFonts w:ascii="Charis SIL Regular" w:hAnsi="Charis SIL Regular" w:eastAsia="Charis SIL Regular"/>
           <w:b w:val="0"/>
           <w:i w:val="0"/>
@@ -1705,7 +1669,7 @@
       </w:r>
       <w:r>
         <w:rPr>
-          <w:u w:val="single" w:color="0066cc"/>
+          <w:u w:val="single" w:color="0000ff"/>
           <w:rFonts w:ascii="Charis SIL Regular" w:hAnsi="Charis SIL Regular" w:eastAsia="Charis SIL Regular"/>
           <w:b w:val="0"/>
           <w:i w:val="0"/>
@@ -1746,7 +1710,7 @@
           <w:rFonts w:ascii="Charis SIL Regular" w:hAnsi="Charis SIL Regular" w:eastAsia="Charis SIL Regular"/>
           <w:b w:val="0"/>
           <w:i w:val="0"/>
-          <w:color w:val="0066CC"/>
+          <w:color w:val="0000FF"/>
           <w:sz w:val="24"/>
           <w:u w:val="single"/>
         </w:rPr>
@@ -1764,7 +1728,7 @@
           <w:rFonts w:ascii="Charis SIL Regular" w:hAnsi="Charis SIL Regular" w:eastAsia="Charis SIL Regular"/>
           <w:b w:val="0"/>
           <w:i w:val="0"/>
-          <w:color w:val="0066CC"/>
+          <w:color w:val="0000FF"/>
           <w:sz w:val="24"/>
           <w:u w:val="single"/>
         </w:rPr>
@@ -1775,7 +1739,7 @@
           <w:rFonts w:ascii="Charis SIL Regular" w:hAnsi="Charis SIL Regular" w:eastAsia="Charis SIL Regular"/>
           <w:b w:val="0"/>
           <w:i w:val="0"/>
-          <w:color w:val="0066CC"/>
+          <w:color w:val="0000FF"/>
           <w:sz w:val="24"/>
           <w:u w:val="single"/>
         </w:rPr>
@@ -1793,7 +1757,7 @@
           <w:rFonts w:ascii="Charis SIL Regular" w:hAnsi="Charis SIL Regular" w:eastAsia="Charis SIL Regular"/>
           <w:b w:val="0"/>
           <w:i w:val="0"/>
-          <w:color w:val="0066CC"/>
+          <w:color w:val="0000FF"/>
           <w:sz w:val="24"/>
           <w:u w:val="single"/>
         </w:rPr>
@@ -1804,7 +1768,7 @@
           <w:rFonts w:ascii="Charis SIL Regular" w:hAnsi="Charis SIL Regular" w:eastAsia="Charis SIL Regular"/>
           <w:b w:val="0"/>
           <w:i w:val="0"/>
-          <w:color w:val="0066CC"/>
+          <w:color w:val="0000FF"/>
           <w:sz w:val="24"/>
           <w:u w:val="single"/>
         </w:rPr>
@@ -1842,7 +1806,7 @@
           <w:rFonts w:ascii="Charis SIL Regular" w:hAnsi="Charis SIL Regular" w:eastAsia="Charis SIL Regular"/>
           <w:b w:val="0"/>
           <w:i w:val="0"/>
-          <w:color w:val="0066CC"/>
+          <w:color w:val="0000FF"/>
           <w:sz w:val="24"/>
           <w:u w:val="single"/>
         </w:rPr>
@@ -1860,7 +1824,7 @@
           <w:rFonts w:ascii="Charis SIL Regular" w:hAnsi="Charis SIL Regular" w:eastAsia="Charis SIL Regular"/>
           <w:b w:val="0"/>
           <w:i w:val="0"/>
-          <w:color w:val="0066CC"/>
+          <w:color w:val="0000FF"/>
           <w:sz w:val="24"/>
           <w:u w:val="single"/>
         </w:rPr>
@@ -1871,7 +1835,7 @@
           <w:rFonts w:ascii="Charis SIL Regular" w:hAnsi="Charis SIL Regular" w:eastAsia="Charis SIL Regular"/>
           <w:b w:val="0"/>
           <w:i w:val="0"/>
-          <w:color w:val="0066CC"/>
+          <w:color w:val="0000FF"/>
           <w:sz w:val="24"/>
           <w:u w:val="single"/>
         </w:rPr>
@@ -1889,7 +1853,7 @@
           <w:rFonts w:ascii="Charis SIL Regular" w:hAnsi="Charis SIL Regular" w:eastAsia="Charis SIL Regular"/>
           <w:b w:val="0"/>
           <w:i w:val="0"/>
-          <w:color w:val="0066CC"/>
+          <w:color w:val="0000FF"/>
           <w:sz w:val="24"/>
           <w:u w:val="single"/>
         </w:rPr>
@@ -1907,7 +1871,7 @@
           <w:rFonts w:ascii="Charis SIL Regular" w:hAnsi="Charis SIL Regular" w:eastAsia="Charis SIL Regular"/>
           <w:b w:val="0"/>
           <w:i w:val="0"/>
-          <w:color w:val="0066CC"/>
+          <w:color w:val="0000FF"/>
           <w:sz w:val="24"/>
           <w:u w:val="single"/>
         </w:rPr>
@@ -1918,7 +1882,7 @@
           <w:rFonts w:ascii="Charis SIL Regular" w:hAnsi="Charis SIL Regular" w:eastAsia="Charis SIL Regular"/>
           <w:b w:val="0"/>
           <w:i w:val="0"/>
-          <w:color w:val="0066CC"/>
+          <w:color w:val="0000FF"/>
           <w:sz w:val="24"/>
           <w:u w:val="single"/>
         </w:rPr>
@@ -1936,7 +1900,7 @@
           <w:rFonts w:ascii="Charis SIL Regular" w:hAnsi="Charis SIL Regular" w:eastAsia="Charis SIL Regular"/>
           <w:b w:val="0"/>
           <w:i w:val="0"/>
-          <w:color w:val="0066CC"/>
+          <w:color w:val="0000FF"/>
           <w:sz w:val="24"/>
           <w:u w:val="single"/>
         </w:rPr>
@@ -1954,7 +1918,7 @@
           <w:rFonts w:ascii="Charis SIL Regular" w:hAnsi="Charis SIL Regular" w:eastAsia="Charis SIL Regular"/>
           <w:b w:val="0"/>
           <w:i w:val="0"/>
-          <w:color w:val="0066CC"/>
+          <w:color w:val="0000FF"/>
           <w:sz w:val="24"/>
           <w:u w:val="single"/>
         </w:rPr>
@@ -1972,7 +1936,7 @@
           <w:rFonts w:ascii="Charis SIL Regular" w:hAnsi="Charis SIL Regular" w:eastAsia="Charis SIL Regular"/>
           <w:b w:val="0"/>
           <w:i w:val="0"/>
-          <w:color w:val="0066CC"/>
+          <w:color w:val="0000FF"/>
           <w:sz w:val="24"/>
           <w:u w:val="single"/>
         </w:rPr>
@@ -1983,7 +1947,7 @@
           <w:rFonts w:ascii="Charis SIL Regular" w:hAnsi="Charis SIL Regular" w:eastAsia="Charis SIL Regular"/>
           <w:b w:val="0"/>
           <w:i w:val="0"/>
-          <w:color w:val="0066CC"/>
+          <w:color w:val="0000FF"/>
           <w:sz w:val="24"/>
           <w:u w:val="single"/>
         </w:rPr>
@@ -2011,64 +1975,17 @@
           <w:rFonts w:ascii="Charis SIL Regular" w:hAnsi="Charis SIL Regular" w:eastAsia="Charis SIL Regular"/>
           <w:b w:val="0"/>
           <w:i w:val="0"/>
-          <w:color w:val="0066CC"/>
-          <w:sz w:val="24"/>
-        </w:rPr>
-        <w:t>Zuidoost-Aziatisch</w:t>
+          <w:color w:val="0000FF"/>
+          <w:sz w:val="24"/>
+        </w:rPr>
+        <w:t>Zuidoost-Aziatische popmuz</w:t>
       </w:r>
       <w:r>
         <w:rPr>
           <w:rFonts w:ascii="Charis SIL Regular" w:hAnsi="Charis SIL Regular" w:eastAsia="Charis SIL Regular"/>
           <w:b w:val="0"/>
           <w:i w:val="0"/>
-          <w:color w:val="0066CC"/>
-          <w:sz w:val="24"/>
-          <w:u w:val="single"/>
-        </w:rPr>
-        <w:hyperlink r:id="rId19" w:history="1">
-          <w:r>
-            <w:rPr>
-              <w:rStyle w:val="Hyperlink"/>
-            </w:rPr>
-            <w:t>e</w:t>
-          </w:r>
-        </w:hyperlink>
-      </w:r>
-      <w:r>
-        <w:rPr>
-          <w:rFonts w:ascii="Charis SIL Regular" w:hAnsi="Charis SIL Regular" w:eastAsia="Charis SIL Regular"/>
-          <w:b w:val="0"/>
-          <w:i w:val="0"/>
-          <w:color w:val="0066CC"/>
-          <w:sz w:val="24"/>
-          <w:u w:val="single"/>
-        </w:rPr>
-        <w:t xml:space="preserve"> </w:t>
-      </w:r>
-      <w:r>
-        <w:rPr>
-          <w:rFonts w:ascii="Charis SIL Regular" w:hAnsi="Charis SIL Regular" w:eastAsia="Charis SIL Regular"/>
-          <w:b w:val="0"/>
-          <w:i w:val="0"/>
-          <w:color w:val="0066CC"/>
-          <w:sz w:val="24"/>
-          <w:u w:val="single"/>
-        </w:rPr>
-        <w:hyperlink r:id="rId19" w:history="1">
-          <w:r>
-            <w:rPr>
-              <w:rStyle w:val="Hyperlink"/>
-            </w:rPr>
-            <w:t>popmuz</w:t>
-          </w:r>
-        </w:hyperlink>
-      </w:r>
-      <w:r>
-        <w:rPr>
-          <w:rFonts w:ascii="Charis SIL Regular" w:hAnsi="Charis SIL Regular" w:eastAsia="Charis SIL Regular"/>
-          <w:b w:val="0"/>
-          <w:i w:val="0"/>
-          <w:color w:val="0066CC"/>
+          <w:color w:val="0000FF"/>
           <w:sz w:val="24"/>
           <w:u w:val="single"/>
         </w:rPr>
@@ -2083,7 +2000,7 @@
       </w:r>
       <w:r>
         <w:rPr>
-          <w:u w:val="single" w:color="0066cc"/>
+          <w:u w:val="single" w:color="0000ff"/>
           <w:rFonts w:ascii="Charis SIL Regular" w:hAnsi="Charis SIL Regular" w:eastAsia="Charis SIL Regular"/>
           <w:b w:val="0"/>
           <w:i w:val="0"/>
@@ -2101,7 +2018,7 @@
       </w:r>
       <w:r>
         <w:rPr>
-          <w:u w:val="single" w:color="0066cc"/>
+          <w:u w:val="single" w:color="0000ff"/>
           <w:rFonts w:ascii="Charis SIL Regular" w:hAnsi="Charis SIL Regular" w:eastAsia="Charis SIL Regular"/>
           <w:b w:val="0"/>
           <w:i w:val="0"/>
@@ -2119,7 +2036,7 @@
       </w:r>
       <w:r>
         <w:rPr>
-          <w:u w:val="single" w:color="0066cc"/>
+          <w:u w:val="single" w:color="0000ff"/>
           <w:rFonts w:ascii="Charis SIL Regular" w:hAnsi="Charis SIL Regular" w:eastAsia="Charis SIL Regular"/>
           <w:b w:val="0"/>
           <w:i w:val="0"/>
@@ -2137,7 +2054,7 @@
       </w:r>
       <w:r>
         <w:rPr>
-          <w:u w:val="single" w:color="0066cc"/>
+          <w:u w:val="single" w:color="0000ff"/>
           <w:rFonts w:ascii="Charis SIL Regular" w:hAnsi="Charis SIL Regular" w:eastAsia="Charis SIL Regular"/>
           <w:b w:val="0"/>
           <w:i w:val="0"/>
@@ -2155,7 +2072,7 @@
       </w:r>
       <w:r>
         <w:rPr>
-          <w:u w:val="single" w:color="0066cc"/>
+          <w:u w:val="single" w:color="0000ff"/>
           <w:rFonts w:ascii="Charis SIL Regular" w:hAnsi="Charis SIL Regular" w:eastAsia="Charis SIL Regular"/>
           <w:b w:val="0"/>
           <w:i w:val="0"/>
@@ -2196,7 +2113,7 @@
           <w:rFonts w:ascii="Charis SIL Regular" w:hAnsi="Charis SIL Regular" w:eastAsia="Charis SIL Regular"/>
           <w:b w:val="0"/>
           <w:i w:val="0"/>
-          <w:color w:val="0066CC"/>
+          <w:color w:val="0000FF"/>
           <w:sz w:val="24"/>
           <w:u w:val="single"/>
         </w:rPr>
@@ -2214,7 +2131,7 @@
           <w:rFonts w:ascii="Charis SIL Regular" w:hAnsi="Charis SIL Regular" w:eastAsia="Charis SIL Regular"/>
           <w:b w:val="0"/>
           <w:i w:val="0"/>
-          <w:color w:val="0066CC"/>
+          <w:color w:val="0000FF"/>
           <w:sz w:val="24"/>
           <w:u w:val="single"/>
         </w:rPr>
@@ -2225,7 +2142,7 @@
           <w:rFonts w:ascii="Charis SIL Regular" w:hAnsi="Charis SIL Regular" w:eastAsia="Charis SIL Regular"/>
           <w:b w:val="0"/>
           <w:i w:val="0"/>
-          <w:color w:val="0066CC"/>
+          <w:color w:val="0000FF"/>
           <w:sz w:val="24"/>
           <w:u w:val="single"/>
         </w:rPr>
@@ -2260,7 +2177,7 @@
       </w:r>
       <w:r>
         <w:rPr>
-          <w:u w:val="single" w:color="0066cc"/>
+          <w:u w:val="single" w:color="0000ff"/>
           <w:rFonts w:ascii="Charis SIL Regular" w:hAnsi="Charis SIL Regular" w:eastAsia="Charis SIL Regular"/>
           <w:b w:val="0"/>
           <w:i w:val="0"/>
@@ -2278,7 +2195,7 @@
       </w:r>
       <w:r>
         <w:rPr>
-          <w:u w:val="single" w:color="0066cc"/>
+          <w:u w:val="single" w:color="0000ff"/>
           <w:rFonts w:ascii="Charis SIL Regular" w:hAnsi="Charis SIL Regular" w:eastAsia="Charis SIL Regular"/>
           <w:b w:val="0"/>
           <w:i w:val="0"/>
@@ -2296,7 +2213,7 @@
       </w:r>
       <w:r>
         <w:rPr>
-          <w:u w:val="single" w:color="0066cc"/>
+          <w:u w:val="single" w:color="0000ff"/>
           <w:rFonts w:ascii="Charis SIL Regular" w:hAnsi="Charis SIL Regular" w:eastAsia="Charis SIL Regular"/>
           <w:b w:val="0"/>
           <w:i w:val="0"/>
@@ -2387,8 +2304,9 @@
           <w:rFonts w:ascii="Charis SIL Regular" w:hAnsi="Charis SIL Regular" w:eastAsia="Charis SIL Regular"/>
           <w:b w:val="0"/>
           <w:i w:val="0"/>
-          <w:color w:val="0066CC"/>
-          <w:sz w:val="24"/>
+          <w:color w:val="0000FF"/>
+          <w:sz w:val="24"/>
+          <w:u w:val="single"/>
         </w:rPr>
         <w:t>Bronnen</w:t>
       </w:r>
@@ -2410,11 +2328,22 @@
           <w:rFonts w:ascii="Charis SIL Regular" w:hAnsi="Charis SIL Regular" w:eastAsia="Charis SIL Regular"/>
           <w:b w:val="0"/>
           <w:i w:val="0"/>
-          <w:color w:val="0066CC"/>
+          <w:color w:val="0000FF"/>
           <w:sz w:val="24"/>
           <w:u w:val="single"/>
         </w:rPr>
-        <w:t>Ambtenaren in gekoloniseerde gebieden</w:t>
+        <w:t>Ambtena</w:t>
+      </w:r>
+      <w:r>
+        <w:rPr>
+          <w:rFonts w:ascii="Charis SIL Regular" w:hAnsi="Charis SIL Regular" w:eastAsia="Charis SIL Regular"/>
+          <w:b w:val="0"/>
+          <w:i w:val="0"/>
+          <w:color w:val="0000FF"/>
+          <w:sz w:val="24"/>
+          <w:u w:val="single"/>
+        </w:rPr>
+        <w:t>ren in gekoloniseerde gebieden</w:t>
       </w:r>
       <w:r>
         <w:br/>
@@ -2434,7 +2363,7 @@
           <w:rFonts w:ascii="Charis SIL Regular" w:hAnsi="Charis SIL Regular" w:eastAsia="Charis SIL Regular"/>
           <w:b w:val="0"/>
           <w:i w:val="0"/>
-          <w:color w:val="0066CC"/>
+          <w:color w:val="0000FF"/>
           <w:sz w:val="24"/>
           <w:u w:val="single"/>
         </w:rPr>
@@ -2445,7 +2374,7 @@
           <w:rFonts w:ascii="Charis SIL Regular" w:hAnsi="Charis SIL Regular" w:eastAsia="Charis SIL Regular"/>
           <w:b w:val="0"/>
           <w:i w:val="0"/>
-          <w:color w:val="0066CC"/>
+          <w:color w:val="0000FF"/>
           <w:sz w:val="24"/>
           <w:u w:val="single"/>
         </w:rPr>
@@ -2469,7 +2398,7 @@
           <w:rFonts w:ascii="Charis SIL Regular" w:hAnsi="Charis SIL Regular" w:eastAsia="Charis SIL Regular"/>
           <w:b w:val="0"/>
           <w:i w:val="0"/>
-          <w:color w:val="0066CC"/>
+          <w:color w:val="0000FF"/>
           <w:sz w:val="24"/>
           <w:u w:val="single"/>
         </w:rPr>
@@ -2493,22 +2422,22 @@
           <w:rFonts w:ascii="Charis SIL Regular" w:hAnsi="Charis SIL Regular" w:eastAsia="Charis SIL Regular"/>
           <w:b w:val="0"/>
           <w:i w:val="0"/>
-          <w:color w:val="0066CC"/>
+          <w:color w:val="0000FF"/>
           <w:sz w:val="24"/>
           <w:u w:val="single"/>
         </w:rPr>
-        <w:t>Koninklijk</w:t>
+        <w:t>Koninklij</w:t>
       </w:r>
       <w:r>
         <w:rPr>
           <w:rFonts w:ascii="Charis SIL Regular" w:hAnsi="Charis SIL Regular" w:eastAsia="Charis SIL Regular"/>
           <w:b w:val="0"/>
           <w:i w:val="0"/>
-          <w:color w:val="0066CC"/>
+          <w:color w:val="0000FF"/>
           <w:sz w:val="24"/>
           <w:u w:val="single"/>
         </w:rPr>
-        <w:t xml:space="preserve"> Bataviaasch Genootschap van Wetenschappen en Kunsten</w:t>
+        <w:t>k Bataviaasch Genootschap van Wetenschappen en Kunsten</w:t>
       </w:r>
       <w:r>
         <w:rPr>
@@ -2525,7 +2454,7 @@
           <w:rFonts w:ascii="Charis SIL Regular" w:hAnsi="Charis SIL Regular" w:eastAsia="Charis SIL Regular"/>
           <w:b w:val="0"/>
           <w:i w:val="0"/>
-          <w:color w:val="0066CC"/>
+          <w:color w:val="0000FF"/>
           <w:sz w:val="24"/>
           <w:u w:val="single"/>
         </w:rPr>
@@ -2549,7 +2478,7 @@
           <w:rFonts w:ascii="Charis SIL Regular" w:hAnsi="Charis SIL Regular" w:eastAsia="Charis SIL Regular"/>
           <w:b w:val="0"/>
           <w:i w:val="0"/>
-          <w:color w:val="0066CC"/>
+          <w:color w:val="0000FF"/>
           <w:sz w:val="24"/>
           <w:u w:val="single"/>
         </w:rPr>
@@ -2573,7 +2502,7 @@
           <w:rFonts w:ascii="Charis SIL Regular" w:hAnsi="Charis SIL Regular" w:eastAsia="Charis SIL Regular"/>
           <w:b w:val="0"/>
           <w:i w:val="0"/>
-          <w:color w:val="0066CC"/>
+          <w:color w:val="0000FF"/>
           <w:sz w:val="24"/>
           <w:u w:val="single"/>
         </w:rPr>
@@ -2584,7 +2513,7 @@
           <w:rFonts w:ascii="Charis SIL Regular" w:hAnsi="Charis SIL Regular" w:eastAsia="Charis SIL Regular"/>
           <w:b w:val="0"/>
           <w:i w:val="0"/>
-          <w:color w:val="0066CC"/>
+          <w:color w:val="0000FF"/>
           <w:sz w:val="24"/>
           <w:u w:val="single"/>
         </w:rPr>
@@ -2608,7 +2537,7 @@
           <w:rFonts w:ascii="Charis SIL Regular" w:hAnsi="Charis SIL Regular" w:eastAsia="Charis SIL Regular"/>
           <w:b w:val="0"/>
           <w:i w:val="0"/>
-          <w:color w:val="0066CC"/>
+          <w:color w:val="0000FF"/>
           <w:sz w:val="24"/>
           <w:u w:val="single"/>
         </w:rPr>
@@ -2619,7 +2548,7 @@
           <w:rFonts w:ascii="Charis SIL Regular" w:hAnsi="Charis SIL Regular" w:eastAsia="Charis SIL Regular"/>
           <w:b w:val="0"/>
           <w:i w:val="0"/>
-          <w:color w:val="0066CC"/>
+          <w:color w:val="0000FF"/>
           <w:sz w:val="24"/>
           <w:u w:val="single"/>
         </w:rPr>
@@ -2643,7 +2572,7 @@
           <w:rFonts w:ascii="Charis SIL Regular" w:hAnsi="Charis SIL Regular" w:eastAsia="Charis SIL Regular"/>
           <w:b w:val="0"/>
           <w:i w:val="0"/>
-          <w:color w:val="0066CC"/>
+          <w:color w:val="0000FF"/>
           <w:sz w:val="24"/>
           <w:u w:val="single"/>
         </w:rPr>
@@ -2667,7 +2596,7 @@
           <w:rFonts w:ascii="Charis SIL Regular" w:hAnsi="Charis SIL Regular" w:eastAsia="Charis SIL Regular"/>
           <w:b w:val="0"/>
           <w:i w:val="0"/>
-          <w:color w:val="0066CC"/>
+          <w:color w:val="0000FF"/>
           <w:sz w:val="24"/>
           <w:u w:val="single"/>
         </w:rPr>
@@ -2826,7 +2755,7 @@
           <w:rFonts w:ascii="Charis SIL Regular" w:hAnsi="Charis SIL Regular" w:eastAsia="Charis SIL Regular"/>
           <w:b w:val="0"/>
           <w:i w:val="0"/>
-          <w:color w:val="0066CC"/>
+          <w:color w:val="0000FF"/>
           <w:sz w:val="24"/>
           <w:u w:val="single"/>
         </w:rPr>
@@ -2844,7 +2773,7 @@
           <w:rFonts w:ascii="Charis SIL Regular" w:hAnsi="Charis SIL Regular" w:eastAsia="Charis SIL Regular"/>
           <w:b w:val="0"/>
           <w:i w:val="0"/>
-          <w:color w:val="0066CC"/>
+          <w:color w:val="0000FF"/>
           <w:sz w:val="24"/>
           <w:u w:val="single"/>
         </w:rPr>
@@ -2862,7 +2791,7 @@
           <w:rFonts w:ascii="Charis SIL Regular" w:hAnsi="Charis SIL Regular" w:eastAsia="Charis SIL Regular"/>
           <w:b w:val="0"/>
           <w:i w:val="0"/>
-          <w:color w:val="0066CC"/>
+          <w:color w:val="0000FF"/>
           <w:sz w:val="24"/>
           <w:u w:val="single"/>
         </w:rPr>
@@ -2880,7 +2809,7 @@
           <w:rFonts w:ascii="Charis SIL Regular" w:hAnsi="Charis SIL Regular" w:eastAsia="Charis SIL Regular"/>
           <w:b w:val="0"/>
           <w:i w:val="0"/>
-          <w:color w:val="0066CC"/>
+          <w:color w:val="0000FF"/>
           <w:sz w:val="24"/>
           <w:u w:val="single"/>
         </w:rPr>
@@ -2973,7 +2902,7 @@
           <w:rFonts w:ascii="Charis SIL Regular" w:hAnsi="Charis SIL Regular" w:eastAsia="Charis SIL Regular"/>
           <w:b w:val="0"/>
           <w:i w:val="0"/>
-          <w:color w:val="0066CC"/>
+          <w:color w:val="0000FF"/>
           <w:sz w:val="24"/>
           <w:u w:val="single"/>
         </w:rPr>
@@ -2991,7 +2920,7 @@
           <w:rFonts w:ascii="Charis SIL Regular" w:hAnsi="Charis SIL Regular" w:eastAsia="Charis SIL Regular"/>
           <w:b w:val="0"/>
           <w:i w:val="0"/>
-          <w:color w:val="0066CC"/>
+          <w:color w:val="0000FF"/>
           <w:sz w:val="24"/>
           <w:u w:val="single"/>
         </w:rPr>
@@ -3009,7 +2938,7 @@
           <w:rFonts w:ascii="Charis SIL Regular" w:hAnsi="Charis SIL Regular" w:eastAsia="Charis SIL Regular"/>
           <w:b w:val="0"/>
           <w:i w:val="0"/>
-          <w:color w:val="0066CC"/>
+          <w:color w:val="0000FF"/>
           <w:sz w:val="24"/>
           <w:u w:val="single"/>
         </w:rPr>
@@ -3027,7 +2956,7 @@
           <w:rFonts w:ascii="Charis SIL Regular" w:hAnsi="Charis SIL Regular" w:eastAsia="Charis SIL Regular"/>
           <w:b w:val="0"/>
           <w:i w:val="0"/>
-          <w:color w:val="0066CC"/>
+          <w:color w:val="0000FF"/>
           <w:sz w:val="24"/>
           <w:u w:val="single"/>
         </w:rPr>
@@ -3045,7 +2974,7 @@
           <w:rFonts w:ascii="Charis SIL Regular" w:hAnsi="Charis SIL Regular" w:eastAsia="Charis SIL Regular"/>
           <w:b w:val="0"/>
           <w:i w:val="0"/>
-          <w:color w:val="0066CC"/>
+          <w:color w:val="0000FF"/>
           <w:sz w:val="24"/>
           <w:u w:val="single"/>
         </w:rPr>
@@ -3079,7 +3008,7 @@
           <w:rFonts w:ascii="Charis SIL Regular" w:hAnsi="Charis SIL Regular" w:eastAsia="Charis SIL Regular"/>
           <w:b w:val="0"/>
           <w:i w:val="0"/>
-          <w:color w:val="0066CC"/>
+          <w:color w:val="0000FF"/>
           <w:sz w:val="24"/>
         </w:rPr>
         <w:hyperlink r:id="rId14" w:history="1">
@@ -3096,7 +3025,7 @@
           <w:rFonts w:ascii="Charis SIL Regular" w:hAnsi="Charis SIL Regular" w:eastAsia="Charis SIL Regular"/>
           <w:b w:val="0"/>
           <w:i w:val="0"/>
-          <w:color w:val="0066CC"/>
+          <w:color w:val="0000FF"/>
           <w:sz w:val="24"/>
         </w:rPr>
         <w:hyperlink r:id="rId14" w:history="1">
@@ -3113,7 +3042,7 @@
           <w:rFonts w:ascii="Charis SIL Regular" w:hAnsi="Charis SIL Regular" w:eastAsia="Charis SIL Regular"/>
           <w:b w:val="0"/>
           <w:i w:val="0"/>
-          <w:color w:val="0066CC"/>
+          <w:color w:val="0000FF"/>
           <w:sz w:val="24"/>
         </w:rPr>
         <w:hyperlink r:id="rId14" w:history="1">
@@ -3130,7 +3059,7 @@
           <w:rFonts w:ascii="Charis SIL Regular" w:hAnsi="Charis SIL Regular" w:eastAsia="Charis SIL Regular"/>
           <w:b w:val="0"/>
           <w:i w:val="0"/>
-          <w:color w:val="0066CC"/>
+          <w:color w:val="0000FF"/>
           <w:sz w:val="24"/>
         </w:rPr>
         <w:hyperlink r:id="rId14" w:history="1">
@@ -3147,7 +3076,7 @@
           <w:rFonts w:ascii="Charis SIL Regular" w:hAnsi="Charis SIL Regular" w:eastAsia="Charis SIL Regular"/>
           <w:b w:val="0"/>
           <w:i w:val="0"/>
-          <w:color w:val="0066CC"/>
+          <w:color w:val="0000FF"/>
           <w:sz w:val="24"/>
         </w:rPr>
         <w:hyperlink r:id="rId14" w:history="1">
@@ -3164,7 +3093,7 @@
           <w:rFonts w:ascii="Charis SIL Regular" w:hAnsi="Charis SIL Regular" w:eastAsia="Charis SIL Regular"/>
           <w:b w:val="0"/>
           <w:i w:val="0"/>
-          <w:color w:val="0066CC"/>
+          <w:color w:val="0000FF"/>
           <w:sz w:val="24"/>
         </w:rPr>
         <w:hyperlink r:id="rId14" w:history="1">
@@ -3259,7 +3188,7 @@
           <w:rFonts w:ascii="Charis SIL Regular" w:hAnsi="Charis SIL Regular" w:eastAsia="Charis SIL Regular"/>
           <w:b w:val="0"/>
           <w:i w:val="0"/>
-          <w:color w:val="0066CC"/>
+          <w:color w:val="0000FF"/>
           <w:sz w:val="24"/>
           <w:u w:val="single"/>
         </w:rPr>
@@ -3277,7 +3206,7 @@
           <w:rFonts w:ascii="Charis SIL Regular" w:hAnsi="Charis SIL Regular" w:eastAsia="Charis SIL Regular"/>
           <w:b w:val="0"/>
           <w:i w:val="0"/>
-          <w:color w:val="0066CC"/>
+          <w:color w:val="0000FF"/>
           <w:sz w:val="24"/>
           <w:u w:val="single"/>
         </w:rPr>
@@ -3295,7 +3224,7 @@
           <w:rFonts w:ascii="Charis SIL Regular" w:hAnsi="Charis SIL Regular" w:eastAsia="Charis SIL Regular"/>
           <w:b w:val="0"/>
           <w:i w:val="0"/>
-          <w:color w:val="0066CC"/>
+          <w:color w:val="0000FF"/>
           <w:sz w:val="24"/>
           <w:u w:val="single"/>
         </w:rPr>
@@ -3313,7 +3242,7 @@
           <w:rFonts w:ascii="Charis SIL Regular" w:hAnsi="Charis SIL Regular" w:eastAsia="Charis SIL Regular"/>
           <w:b w:val="0"/>
           <w:i w:val="0"/>
-          <w:color w:val="0066CC"/>
+          <w:color w:val="0000FF"/>
           <w:sz w:val="24"/>
           <w:u w:val="single"/>
         </w:rPr>
@@ -3331,7 +3260,7 @@
           <w:rFonts w:ascii="Charis SIL Regular" w:hAnsi="Charis SIL Regular" w:eastAsia="Charis SIL Regular"/>
           <w:b w:val="0"/>
           <w:i w:val="0"/>
-          <w:color w:val="0066CC"/>
+          <w:color w:val="0000FF"/>
           <w:sz w:val="24"/>
           <w:u w:val="single"/>
         </w:rPr>
@@ -3365,7 +3294,7 @@
           <w:rFonts w:ascii="Charis SIL Regular" w:hAnsi="Charis SIL Regular" w:eastAsia="Charis SIL Regular"/>
           <w:b w:val="0"/>
           <w:i w:val="0"/>
-          <w:color w:val="0066CC"/>
+          <w:color w:val="0000FF"/>
           <w:sz w:val="24"/>
         </w:rPr>
         <w:hyperlink r:id="rId15" w:history="1">
@@ -3382,7 +3311,7 @@
           <w:rFonts w:ascii="Charis SIL Regular" w:hAnsi="Charis SIL Regular" w:eastAsia="Charis SIL Regular"/>
           <w:b w:val="0"/>
           <w:i w:val="0"/>
-          <w:color w:val="0066CC"/>
+          <w:color w:val="0000FF"/>
           <w:sz w:val="24"/>
         </w:rPr>
         <w:hyperlink r:id="rId15" w:history="1">
@@ -3399,7 +3328,7 @@
           <w:rFonts w:ascii="Charis SIL Regular" w:hAnsi="Charis SIL Regular" w:eastAsia="Charis SIL Regular"/>
           <w:b w:val="0"/>
           <w:i w:val="0"/>
-          <w:color w:val="0066CC"/>
+          <w:color w:val="0000FF"/>
           <w:sz w:val="24"/>
         </w:rPr>
         <w:hyperlink r:id="rId15" w:history="1">
@@ -3416,7 +3345,7 @@
           <w:rFonts w:ascii="Charis SIL Regular" w:hAnsi="Charis SIL Regular" w:eastAsia="Charis SIL Regular"/>
           <w:b w:val="0"/>
           <w:i w:val="0"/>
-          <w:color w:val="0066CC"/>
+          <w:color w:val="0000FF"/>
           <w:sz w:val="24"/>
         </w:rPr>
         <w:hyperlink r:id="rId15" w:history="1">
@@ -3433,7 +3362,7 @@
           <w:rFonts w:ascii="Charis SIL Regular" w:hAnsi="Charis SIL Regular" w:eastAsia="Charis SIL Regular"/>
           <w:b w:val="0"/>
           <w:i w:val="0"/>
-          <w:color w:val="0066CC"/>
+          <w:color w:val="0000FF"/>
           <w:sz w:val="24"/>
         </w:rPr>
         <w:hyperlink r:id="rId15" w:history="1">
@@ -3450,7 +3379,7 @@
           <w:rFonts w:ascii="Charis SIL Regular" w:hAnsi="Charis SIL Regular" w:eastAsia="Charis SIL Regular"/>
           <w:b w:val="0"/>
           <w:i w:val="0"/>
-          <w:color w:val="0066CC"/>
+          <w:color w:val="0000FF"/>
           <w:sz w:val="24"/>
         </w:rPr>
         <w:hyperlink r:id="rId15" w:history="1">
@@ -3567,7 +3496,7 @@
           <w:rFonts w:ascii="Charis SIL Regular" w:hAnsi="Charis SIL Regular" w:eastAsia="Charis SIL Regular"/>
           <w:b w:val="0"/>
           <w:i w:val="0"/>
-          <w:color w:val="0066CC"/>
+          <w:color w:val="0000FF"/>
           <w:sz w:val="24"/>
         </w:rPr>
         <w:hyperlink r:id="rId16" w:history="1">
@@ -3584,7 +3513,7 @@
           <w:rFonts w:ascii="Charis SIL Regular" w:hAnsi="Charis SIL Regular" w:eastAsia="Charis SIL Regular"/>
           <w:b w:val="0"/>
           <w:i w:val="0"/>
-          <w:color w:val="0066CC"/>
+          <w:color w:val="0000FF"/>
           <w:sz w:val="24"/>
         </w:rPr>
         <w:hyperlink r:id="rId16" w:history="1">
@@ -3601,7 +3530,7 @@
           <w:rFonts w:ascii="Charis SIL Regular" w:hAnsi="Charis SIL Regular" w:eastAsia="Charis SIL Regular"/>
           <w:b w:val="0"/>
           <w:i w:val="0"/>
-          <w:color w:val="0066CC"/>
+          <w:color w:val="0000FF"/>
           <w:sz w:val="24"/>
         </w:rPr>
         <w:hyperlink r:id="rId16" w:history="1">
@@ -3618,7 +3547,7 @@
           <w:rFonts w:ascii="Charis SIL Regular" w:hAnsi="Charis SIL Regular" w:eastAsia="Charis SIL Regular"/>
           <w:b w:val="0"/>
           <w:i w:val="0"/>
-          <w:color w:val="0066CC"/>
+          <w:color w:val="0000FF"/>
           <w:sz w:val="24"/>
         </w:rPr>
         <w:hyperlink r:id="rId16" w:history="1">
@@ -3635,7 +3564,7 @@
           <w:rFonts w:ascii="Charis SIL Regular" w:hAnsi="Charis SIL Regular" w:eastAsia="Charis SIL Regular"/>
           <w:b w:val="0"/>
           <w:i w:val="0"/>
-          <w:color w:val="0066CC"/>
+          <w:color w:val="0000FF"/>
           <w:sz w:val="24"/>
         </w:rPr>
         <w:hyperlink r:id="rId16" w:history="1">
@@ -3769,7 +3698,7 @@
           <w:rFonts w:ascii="Charis SIL Regular" w:hAnsi="Charis SIL Regular" w:eastAsia="Charis SIL Regular"/>
           <w:b w:val="0"/>
           <w:i w:val="0"/>
-          <w:color w:val="0066CC"/>
+          <w:color w:val="0000FF"/>
           <w:sz w:val="24"/>
         </w:rPr>
         <w:hyperlink r:id="rId18" w:history="1">
@@ -3786,7 +3715,7 @@
           <w:rFonts w:ascii="Charis SIL Regular" w:hAnsi="Charis SIL Regular" w:eastAsia="Charis SIL Regular"/>
           <w:b w:val="0"/>
           <w:i w:val="0"/>
-          <w:color w:val="0066CC"/>
+          <w:color w:val="0000FF"/>
           <w:sz w:val="24"/>
         </w:rPr>
         <w:hyperlink r:id="rId18" w:history="1">
@@ -3803,7 +3732,7 @@
           <w:rFonts w:ascii="Charis SIL Regular" w:hAnsi="Charis SIL Regular" w:eastAsia="Charis SIL Regular"/>
           <w:b w:val="0"/>
           <w:i w:val="0"/>
-          <w:color w:val="0066CC"/>
+          <w:color w:val="0000FF"/>
           <w:sz w:val="24"/>
         </w:rPr>
         <w:hyperlink r:id="rId18" w:history="1">
@@ -3820,7 +3749,7 @@
           <w:rFonts w:ascii="Charis SIL Regular" w:hAnsi="Charis SIL Regular" w:eastAsia="Charis SIL Regular"/>
           <w:b w:val="0"/>
           <w:i w:val="0"/>
-          <w:color w:val="0066CC"/>
+          <w:color w:val="0000FF"/>
           <w:sz w:val="24"/>
         </w:rPr>
         <w:hyperlink r:id="rId18" w:history="1">
@@ -3837,7 +3766,7 @@
           <w:rFonts w:ascii="Charis SIL Regular" w:hAnsi="Charis SIL Regular" w:eastAsia="Charis SIL Regular"/>
           <w:b w:val="0"/>
           <w:i w:val="0"/>
-          <w:color w:val="0066CC"/>
+          <w:color w:val="0000FF"/>
           <w:sz w:val="24"/>
         </w:rPr>
         <w:hyperlink r:id="rId18" w:history="1">
@@ -3945,7 +3874,7 @@
           <w:rFonts w:ascii="Charis SIL Regular" w:hAnsi="Charis SIL Regular" w:eastAsia="Charis SIL Regular"/>
           <w:b w:val="0"/>
           <w:i w:val="0"/>
-          <w:color w:val="0066CC"/>
+          <w:color w:val="0000FF"/>
           <w:sz w:val="24"/>
           <w:u w:val="single"/>
         </w:rPr>
@@ -3963,7 +3892,7 @@
           <w:rFonts w:ascii="Charis SIL Regular" w:hAnsi="Charis SIL Regular" w:eastAsia="Charis SIL Regular"/>
           <w:b w:val="0"/>
           <w:i w:val="0"/>
-          <w:color w:val="0066CC"/>
+          <w:color w:val="0000FF"/>
           <w:sz w:val="24"/>
           <w:u w:val="single"/>
         </w:rPr>
@@ -3981,7 +3910,7 @@
           <w:rFonts w:ascii="Charis SIL Regular" w:hAnsi="Charis SIL Regular" w:eastAsia="Charis SIL Regular"/>
           <w:b w:val="0"/>
           <w:i w:val="0"/>
-          <w:color w:val="0066CC"/>
+          <w:color w:val="0000FF"/>
           <w:sz w:val="24"/>
           <w:u w:val="single"/>
         </w:rPr>
@@ -3999,7 +3928,7 @@
           <w:rFonts w:ascii="Charis SIL Regular" w:hAnsi="Charis SIL Regular" w:eastAsia="Charis SIL Regular"/>
           <w:b w:val="0"/>
           <w:i w:val="0"/>
-          <w:color w:val="0066CC"/>
+          <w:color w:val="0000FF"/>
           <w:sz w:val="24"/>
           <w:u w:val="single"/>
         </w:rPr>
@@ -4017,7 +3946,7 @@
           <w:rFonts w:ascii="Charis SIL Regular" w:hAnsi="Charis SIL Regular" w:eastAsia="Charis SIL Regular"/>
           <w:b w:val="0"/>
           <w:i w:val="0"/>
-          <w:color w:val="0066CC"/>
+          <w:color w:val="0000FF"/>
           <w:sz w:val="24"/>
           <w:u w:val="single"/>
         </w:rPr>
@@ -4116,7 +4045,7 @@
           <w:rFonts w:ascii="Charis SIL Regular" w:hAnsi="Charis SIL Regular" w:eastAsia="Charis SIL Regular"/>
           <w:b w:val="0"/>
           <w:i w:val="0"/>
-          <w:color w:val="0066CC"/>
+          <w:color w:val="0000FF"/>
           <w:sz w:val="24"/>
           <w:u w:val="single"/>
         </w:rPr>
@@ -4134,7 +4063,7 @@
           <w:rFonts w:ascii="Charis SIL Regular" w:hAnsi="Charis SIL Regular" w:eastAsia="Charis SIL Regular"/>
           <w:b w:val="0"/>
           <w:i w:val="0"/>
-          <w:color w:val="0066CC"/>
+          <w:color w:val="0000FF"/>
           <w:sz w:val="24"/>
           <w:u w:val="single"/>
         </w:rPr>
@@ -4152,7 +4081,7 @@
           <w:rFonts w:ascii="Charis SIL Regular" w:hAnsi="Charis SIL Regular" w:eastAsia="Charis SIL Regular"/>
           <w:b w:val="0"/>
           <w:i w:val="0"/>
-          <w:color w:val="0066CC"/>
+          <w:color w:val="0000FF"/>
           <w:sz w:val="24"/>
           <w:u w:val="single"/>
         </w:rPr>
@@ -4313,7 +4242,7 @@
           <w:rFonts w:ascii="Charis SIL Regular" w:hAnsi="Charis SIL Regular" w:eastAsia="Charis SIL Regular"/>
           <w:b w:val="0"/>
           <w:i w:val="0"/>
-          <w:color w:val="0066CC"/>
+          <w:color w:val="0000FF"/>
           <w:sz w:val="24"/>
           <w:u w:val="single"/>
         </w:rPr>
@@ -4331,7 +4260,7 @@
           <w:rFonts w:ascii="Charis SIL Regular" w:hAnsi="Charis SIL Regular" w:eastAsia="Charis SIL Regular"/>
           <w:b w:val="0"/>
           <w:i w:val="0"/>
-          <w:color w:val="0066CC"/>
+          <w:color w:val="0000FF"/>
           <w:sz w:val="24"/>
           <w:u w:val="single"/>
         </w:rPr>
@@ -4349,7 +4278,7 @@
           <w:rFonts w:ascii="Charis SIL Regular" w:hAnsi="Charis SIL Regular" w:eastAsia="Charis SIL Regular"/>
           <w:b w:val="0"/>
           <w:i w:val="0"/>
-          <w:color w:val="0066CC"/>
+          <w:color w:val="0000FF"/>
           <w:sz w:val="24"/>
           <w:u w:val="single"/>
         </w:rPr>
@@ -4367,7 +4296,7 @@
           <w:rFonts w:ascii="Charis SIL Regular" w:hAnsi="Charis SIL Regular" w:eastAsia="Charis SIL Regular"/>
           <w:b w:val="0"/>
           <w:i w:val="0"/>
-          <w:color w:val="0066CC"/>
+          <w:color w:val="0000FF"/>
           <w:sz w:val="24"/>
           <w:u w:val="single"/>
         </w:rPr>
@@ -4395,7 +4324,7 @@
           <w:rFonts w:ascii="Charis SIL Regular" w:hAnsi="Charis SIL Regular" w:eastAsia="Charis SIL Regular"/>
           <w:b w:val="0"/>
           <w:i w:val="0"/>
-          <w:color w:val="0066CC"/>
+          <w:color w:val="0000FF"/>
           <w:sz w:val="24"/>
           <w:u w:val="single"/>
         </w:rPr>
@@ -4413,7 +4342,7 @@
           <w:rFonts w:ascii="Charis SIL Regular" w:hAnsi="Charis SIL Regular" w:eastAsia="Charis SIL Regular"/>
           <w:b w:val="0"/>
           <w:i w:val="0"/>
-          <w:color w:val="0066CC"/>
+          <w:color w:val="0000FF"/>
           <w:sz w:val="24"/>
           <w:u w:val="single"/>
         </w:rPr>
@@ -4431,7 +4360,7 @@
           <w:rFonts w:ascii="Charis SIL Regular" w:hAnsi="Charis SIL Regular" w:eastAsia="Charis SIL Regular"/>
           <w:b w:val="0"/>
           <w:i w:val="0"/>
-          <w:color w:val="0066CC"/>
+          <w:color w:val="0000FF"/>
           <w:sz w:val="24"/>
           <w:u w:val="single"/>
         </w:rPr>
@@ -4452,21 +4381,14 @@
           <w:color w:val="000000"/>
           <w:sz w:val="24"/>
         </w:rPr>
-        <w:hyperlink r:id="rId22" w:history="1">
-          <w:r>
-            <w:rPr>
-              <w:rStyle w:val="Hyperlink"/>
-            </w:rPr>
-            <w:t xml:space="preserve">, </w:t>
-          </w:r>
-        </w:hyperlink>
+        <w:t xml:space="preserve">, </w:t>
       </w:r>
       <w:r>
         <w:rPr>
           <w:rFonts w:ascii="Charis SIL Regular" w:hAnsi="Charis SIL Regular" w:eastAsia="Charis SIL Regular"/>
           <w:b w:val="0"/>
           <w:i w:val="0"/>
-          <w:color w:val="0066CC"/>
+          <w:color w:val="0000FF"/>
           <w:sz w:val="24"/>
           <w:u w:val="single"/>
         </w:rPr>
@@ -4484,7 +4406,7 @@
           <w:rFonts w:ascii="Charis SIL Regular" w:hAnsi="Charis SIL Regular" w:eastAsia="Charis SIL Regular"/>
           <w:b w:val="0"/>
           <w:i w:val="0"/>
-          <w:color w:val="0066CC"/>
+          <w:color w:val="0000FF"/>
           <w:sz w:val="24"/>
           <w:u w:val="single"/>
         </w:rPr>
@@ -4495,11 +4417,11 @@
           <w:rFonts w:ascii="Charis SIL Regular" w:hAnsi="Charis SIL Regular" w:eastAsia="Charis SIL Regular"/>
           <w:b w:val="0"/>
           <w:i w:val="0"/>
-          <w:color w:val="0066CC"/>
+          <w:color w:val="0000FF"/>
           <w:sz w:val="24"/>
           <w:u w:val="single"/>
         </w:rPr>
-        <w:hyperlink r:id="rId22" w:history="1">
+        <w:hyperlink r:id="rId24" w:history="1">
           <w:r>
             <w:rPr>
               <w:rStyle w:val="Hyperlink"/>
@@ -4513,11 +4435,11 @@
           <w:rFonts w:ascii="Charis SIL Regular" w:hAnsi="Charis SIL Regular" w:eastAsia="Charis SIL Regular"/>
           <w:b w:val="0"/>
           <w:i w:val="0"/>
-          <w:color w:val="0066CC"/>
+          <w:color w:val="0000FF"/>
           <w:sz w:val="24"/>
           <w:u w:val="single"/>
         </w:rPr>
-        <w:hyperlink r:id="rId22" w:history="1">
+        <w:hyperlink r:id="rId24" w:history="1">
           <w:r>
             <w:rPr>
               <w:rStyle w:val="Hyperlink"/>
@@ -4631,11 +4553,11 @@
           <w:rFonts w:ascii="Charis SIL Regular" w:hAnsi="Charis SIL Regular" w:eastAsia="Charis SIL Regular"/>
           <w:b w:val="0"/>
           <w:i w:val="0"/>
-          <w:color w:val="0066CC"/>
+          <w:color w:val="0000FF"/>
           <w:sz w:val="24"/>
           <w:u w:val="single"/>
         </w:rPr>
-        <w:hyperlink r:id="rId24" w:history="1">
+        <w:hyperlink r:id="rId25" w:history="1">
           <w:r>
             <w:rPr>
               <w:rStyle w:val="Hyperlink"/>
@@ -4649,11 +4571,11 @@
           <w:rFonts w:ascii="Charis SIL Regular" w:hAnsi="Charis SIL Regular" w:eastAsia="Charis SIL Regular"/>
           <w:b w:val="0"/>
           <w:i w:val="0"/>
-          <w:color w:val="0066CC"/>
+          <w:color w:val="0000FF"/>
           <w:sz w:val="24"/>
           <w:u w:val="single"/>
         </w:rPr>
-        <w:hyperlink r:id="rId24" w:history="1">
+        <w:hyperlink r:id="rId25" w:history="1">
           <w:r>
             <w:rPr>
               <w:rStyle w:val="Hyperlink"/>
@@ -4667,11 +4589,11 @@
           <w:rFonts w:ascii="Charis SIL Regular" w:hAnsi="Charis SIL Regular" w:eastAsia="Charis SIL Regular"/>
           <w:b w:val="0"/>
           <w:i w:val="0"/>
-          <w:color w:val="0066CC"/>
+          <w:color w:val="0000FF"/>
           <w:sz w:val="24"/>
           <w:u w:val="single"/>
         </w:rPr>
-        <w:hyperlink r:id="rId24" w:history="1">
+        <w:hyperlink r:id="rId25" w:history="1">
           <w:r>
             <w:rPr>
               <w:rStyle w:val="Hyperlink"/>
@@ -4685,11 +4607,11 @@
           <w:rFonts w:ascii="Charis SIL Regular" w:hAnsi="Charis SIL Regular" w:eastAsia="Charis SIL Regular"/>
           <w:b w:val="0"/>
           <w:i w:val="0"/>
-          <w:color w:val="0066CC"/>
+          <w:color w:val="0000FF"/>
           <w:sz w:val="24"/>
           <w:u w:val="single"/>
         </w:rPr>
-        <w:hyperlink r:id="rId24" w:history="1">
+        <w:hyperlink r:id="rId25" w:history="1">
           <w:r>
             <w:rPr>
               <w:rStyle w:val="Hyperlink"/>
@@ -4703,11 +4625,11 @@
           <w:rFonts w:ascii="Charis SIL Regular" w:hAnsi="Charis SIL Regular" w:eastAsia="Charis SIL Regular"/>
           <w:b w:val="0"/>
           <w:i w:val="0"/>
-          <w:color w:val="0066CC"/>
+          <w:color w:val="0000FF"/>
           <w:sz w:val="24"/>
           <w:u w:val="single"/>
         </w:rPr>
-        <w:hyperlink r:id="rId24" w:history="1">
+        <w:hyperlink r:id="rId25" w:history="1">
           <w:r>
             <w:rPr>
               <w:rStyle w:val="Hyperlink"/>
@@ -4721,11 +4643,11 @@
           <w:rFonts w:ascii="Charis SIL Regular" w:hAnsi="Charis SIL Regular" w:eastAsia="Charis SIL Regular"/>
           <w:b w:val="0"/>
           <w:i w:val="0"/>
-          <w:color w:val="0066CC"/>
+          <w:color w:val="0000FF"/>
           <w:sz w:val="24"/>
           <w:u w:val="single"/>
         </w:rPr>
-        <w:hyperlink r:id="rId24" w:history="1">
+        <w:hyperlink r:id="rId25" w:history="1">
           <w:r>
             <w:rPr>
               <w:rStyle w:val="Hyperlink"/>
@@ -4739,11 +4661,11 @@
           <w:rFonts w:ascii="Charis SIL Regular" w:hAnsi="Charis SIL Regular" w:eastAsia="Charis SIL Regular"/>
           <w:b w:val="0"/>
           <w:i w:val="0"/>
-          <w:color w:val="0066CC"/>
+          <w:color w:val="0000FF"/>
           <w:sz w:val="24"/>
           <w:u w:val="single"/>
         </w:rPr>
-        <w:hyperlink r:id="rId24" w:history="1">
+        <w:hyperlink r:id="rId25" w:history="1">
           <w:r>
             <w:rPr>
               <w:rStyle w:val="Hyperlink"/>
@@ -4767,11 +4689,11 @@
           <w:rFonts w:ascii="Charis SIL Regular" w:hAnsi="Charis SIL Regular" w:eastAsia="Charis SIL Regular"/>
           <w:b w:val="0"/>
           <w:i w:val="0"/>
-          <w:color w:val="0066CC"/>
+          <w:color w:val="0000FF"/>
           <w:sz w:val="24"/>
           <w:u w:val="single"/>
         </w:rPr>
-        <w:hyperlink r:id="rId25" w:history="1">
+        <w:hyperlink r:id="rId26" w:history="1">
           <w:r>
             <w:rPr>
               <w:rStyle w:val="Hyperlink"/>
@@ -4785,7 +4707,7 @@
           <w:rFonts w:ascii="Charis SIL Regular" w:hAnsi="Charis SIL Regular" w:eastAsia="Charis SIL Regular"/>
           <w:b w:val="0"/>
           <w:i w:val="0"/>
-          <w:color w:val="0066CC"/>
+          <w:color w:val="0000FF"/>
           <w:sz w:val="24"/>
           <w:u w:val="single"/>
         </w:rPr>
@@ -4796,11 +4718,11 @@
           <w:rFonts w:ascii="Charis SIL Regular" w:hAnsi="Charis SIL Regular" w:eastAsia="Charis SIL Regular"/>
           <w:b w:val="0"/>
           <w:i w:val="0"/>
-          <w:color w:val="0066CC"/>
+          <w:color w:val="0000FF"/>
           <w:sz w:val="24"/>
           <w:u w:val="single"/>
         </w:rPr>
-        <w:hyperlink r:id="rId25" w:history="1">
+        <w:hyperlink r:id="rId26" w:history="1">
           <w:r>
             <w:rPr>
               <w:rStyle w:val="Hyperlink"/>

--- a/EXPORTS/DOCX/published/niveau3/Dutch/KITLV.docx
+++ b/EXPORTS/DOCX/published/niveau3/Dutch/KITLV.docx
@@ -387,13 +387,49 @@
       </w:r>
       <w:r>
         <w:rPr>
+          <w:u w:val="single" w:color="0000ff"/>
           <w:rFonts w:ascii="Charis SIL Regular" w:hAnsi="Charis SIL Regular" w:eastAsia="Charis SIL Regular"/>
           <w:b w:val="0"/>
           <w:i w:val="0"/>
           <w:color w:val="000000"/>
           <w:sz w:val="24"/>
         </w:rPr>
-        <w:t>ten aan</w:t>
+        <w:hyperlink r:id="rId9" w:history="1">
+          <w:r>
+            <w:rPr>
+              <w:rStyle w:val="Hyperlink"/>
+            </w:rPr>
+            <w:t>t</w:t>
+          </w:r>
+        </w:hyperlink>
+      </w:r>
+      <w:r>
+        <w:rPr>
+          <w:u w:val="single" w:color="0000ff"/>
+          <w:rFonts w:ascii="Charis SIL Regular" w:hAnsi="Charis SIL Regular" w:eastAsia="Charis SIL Regular"/>
+          <w:b w:val="0"/>
+          <w:i w:val="0"/>
+          <w:color w:val="000000"/>
+          <w:sz w:val="24"/>
+        </w:rPr>
+        <w:hyperlink r:id="rId9" w:history="1">
+          <w:r>
+            <w:rPr>
+              <w:rStyle w:val="Hyperlink"/>
+            </w:rPr>
+            <w:t>en aa</w:t>
+          </w:r>
+        </w:hyperlink>
+      </w:r>
+      <w:r>
+        <w:rPr>
+          <w:rFonts w:ascii="Charis SIL Regular" w:hAnsi="Charis SIL Regular" w:eastAsia="Charis SIL Regular"/>
+          <w:b w:val="0"/>
+          <w:i w:val="0"/>
+          <w:color w:val="000000"/>
+          <w:sz w:val="24"/>
+        </w:rPr>
+        <w:t>n</w:t>
       </w:r>
       <w:r>
         <w:rPr>
@@ -1356,7 +1392,18 @@
           <w:color w:val="000000"/>
           <w:sz w:val="24"/>
         </w:rPr>
-        <w:t xml:space="preserve">UBL vindbaar zijn met het kenmerk 'D Or', en </w:t>
+        <w:t>UBL vindbaar zijn met het kenmerk 'D Or</w:t>
+      </w:r>
+      <w:r>
+        <w:rPr>
+          <w:u w:val="single" w:color="0000ff"/>
+          <w:rFonts w:ascii="Charis SIL Regular" w:hAnsi="Charis SIL Regular" w:eastAsia="Charis SIL Regular"/>
+          <w:b w:val="0"/>
+          <w:i w:val="0"/>
+          <w:color w:val="000000"/>
+          <w:sz w:val="24"/>
+        </w:rPr>
+        <w:t xml:space="preserve">', en </w:t>
       </w:r>
       <w:r>
         <w:rPr>
@@ -1565,7 +1612,14 @@
           <w:sz w:val="24"/>
           <w:u w:val="single"/>
         </w:rPr>
-        <w:t>we</w:t>
+        <w:hyperlink r:id="rId17" w:history="1">
+          <w:r>
+            <w:rPr>
+              <w:rStyle w:val="Hyperlink"/>
+            </w:rPr>
+            <w:t>we</w:t>
+          </w:r>
+        </w:hyperlink>
       </w:r>
       <w:r>
         <w:rPr>
@@ -1576,7 +1630,7 @@
           <w:sz w:val="24"/>
           <w:u w:val="single"/>
         </w:rPr>
-        <w:hyperlink r:id="rId16" w:history="1">
+        <w:hyperlink r:id="rId17" w:history="1">
           <w:r>
             <w:rPr>
               <w:rStyle w:val="Hyperlink"/>
@@ -1951,7 +2005,7 @@
           <w:sz w:val="24"/>
           <w:u w:val="single"/>
         </w:rPr>
-        <w:hyperlink r:id="rId18" w:history="1">
+        <w:hyperlink r:id="rId19" w:history="1">
           <w:r>
             <w:rPr>
               <w:rStyle w:val="Hyperlink"/>
@@ -1977,8 +2031,81 @@
           <w:i w:val="0"/>
           <w:color w:val="0000FF"/>
           <w:sz w:val="24"/>
-        </w:rPr>
-        <w:t>Zuidoost-Aziatische popmuz</w:t>
+          <w:u w:val="single"/>
+        </w:rPr>
+        <w:hyperlink r:id="rId20" w:history="1">
+          <w:r>
+            <w:rPr>
+              <w:rStyle w:val="Hyperlink"/>
+            </w:rPr>
+            <w:t>Zuidoost-</w:t>
+          </w:r>
+        </w:hyperlink>
+      </w:r>
+      <w:r>
+        <w:rPr>
+          <w:rFonts w:ascii="Charis SIL Regular" w:hAnsi="Charis SIL Regular" w:eastAsia="Charis SIL Regular"/>
+          <w:b w:val="0"/>
+          <w:i w:val="0"/>
+          <w:color w:val="0000FF"/>
+          <w:sz w:val="24"/>
+          <w:u w:val="single"/>
+        </w:rPr>
+        <w:hyperlink r:id="rId20" w:history="1">
+          <w:r>
+            <w:rPr>
+              <w:rStyle w:val="Hyperlink"/>
+            </w:rPr>
+            <w:t>Aziatisch</w:t>
+          </w:r>
+        </w:hyperlink>
+      </w:r>
+      <w:r>
+        <w:rPr>
+          <w:rFonts w:ascii="Charis SIL Regular" w:hAnsi="Charis SIL Regular" w:eastAsia="Charis SIL Regular"/>
+          <w:b w:val="0"/>
+          <w:i w:val="0"/>
+          <w:color w:val="0000FF"/>
+          <w:sz w:val="24"/>
+          <w:u w:val="single"/>
+        </w:rPr>
+        <w:hyperlink r:id="rId20" w:history="1">
+          <w:r>
+            <w:rPr>
+              <w:rStyle w:val="Hyperlink"/>
+            </w:rPr>
+            <w:t>e</w:t>
+          </w:r>
+        </w:hyperlink>
+      </w:r>
+      <w:r>
+        <w:rPr>
+          <w:rFonts w:ascii="Charis SIL Regular" w:hAnsi="Charis SIL Regular" w:eastAsia="Charis SIL Regular"/>
+          <w:b w:val="0"/>
+          <w:i w:val="0"/>
+          <w:color w:val="0000FF"/>
+          <w:sz w:val="24"/>
+          <w:u w:val="single"/>
+        </w:rPr>
+        <w:t xml:space="preserve"> </w:t>
+      </w:r>
+      <w:r>
+        <w:rPr>
+          <w:rFonts w:ascii="Charis SIL Regular" w:hAnsi="Charis SIL Regular" w:eastAsia="Charis SIL Regular"/>
+          <w:b w:val="0"/>
+          <w:i w:val="0"/>
+          <w:color w:val="0000FF"/>
+          <w:sz w:val="24"/>
+          <w:u w:val="single"/>
+        </w:rPr>
+        <w:hyperlink r:id="rId20" w:history="1">
+          <w:r>
+            <w:rPr>
+              <w:rStyle w:val="Hyperlink"/>
+            </w:rPr>
+            <w:t>popmuz</w:t>
+          </w:r>
+        </w:hyperlink>
       </w:r>
       <w:r>
         <w:rPr>
@@ -2117,7 +2244,7 @@
           <w:sz w:val="24"/>
           <w:u w:val="single"/>
         </w:rPr>
-        <w:hyperlink r:id="rId20" w:history="1">
+        <w:hyperlink r:id="rId21" w:history="1">
           <w:r>
             <w:rPr>
               <w:rStyle w:val="Hyperlink"/>
@@ -2146,7 +2273,7 @@
           <w:sz w:val="24"/>
           <w:u w:val="single"/>
         </w:rPr>
-        <w:hyperlink r:id="rId20" w:history="1">
+        <w:hyperlink r:id="rId21" w:history="1">
           <w:r>
             <w:rPr>
               <w:rStyle w:val="Hyperlink"/>
@@ -2184,7 +2311,7 @@
           <w:color w:val="000000"/>
           <w:sz w:val="24"/>
         </w:rPr>
-        <w:hyperlink r:id="rId20" w:history="1">
+        <w:hyperlink r:id="rId21" w:history="1">
           <w:r>
             <w:rPr>
               <w:rStyle w:val="Hyperlink"/>
@@ -2202,7 +2329,7 @@
           <w:color w:val="000000"/>
           <w:sz w:val="24"/>
         </w:rPr>
-        <w:hyperlink r:id="rId20" w:history="1">
+        <w:hyperlink r:id="rId21" w:history="1">
           <w:r>
             <w:rPr>
               <w:rStyle w:val="Hyperlink"/>
@@ -2220,7 +2347,7 @@
           <w:color w:val="000000"/>
           <w:sz w:val="24"/>
         </w:rPr>
-        <w:hyperlink r:id="rId20" w:history="1">
+        <w:hyperlink r:id="rId21" w:history="1">
           <w:r>
             <w:rPr>
               <w:rStyle w:val="Hyperlink"/>
@@ -4049,7 +4176,7 @@
           <w:sz w:val="24"/>
           <w:u w:val="single"/>
         </w:rPr>
-        <w:hyperlink r:id="rId21" w:history="1">
+        <w:hyperlink r:id="rId20" w:history="1">
           <w:r>
             <w:rPr>
               <w:rStyle w:val="Hyperlink"/>
@@ -4067,7 +4194,7 @@
           <w:sz w:val="24"/>
           <w:u w:val="single"/>
         </w:rPr>
-        <w:hyperlink r:id="rId21" w:history="1">
+        <w:hyperlink r:id="rId20" w:history="1">
           <w:r>
             <w:rPr>
               <w:rStyle w:val="Hyperlink"/>
@@ -4085,7 +4212,7 @@
           <w:sz w:val="24"/>
           <w:u w:val="single"/>
         </w:rPr>
-        <w:hyperlink r:id="rId21" w:history="1">
+        <w:hyperlink r:id="rId20" w:history="1">
           <w:r>
             <w:rPr>
               <w:rStyle w:val="Hyperlink"/>
@@ -4346,7 +4473,7 @@
           <w:sz w:val="24"/>
           <w:u w:val="single"/>
         </w:rPr>
-        <w:hyperlink r:id="rId22" w:history="1">
+        <w:hyperlink r:id="rId23" w:history="1">
           <w:r>
             <w:rPr>
               <w:rStyle w:val="Hyperlink"/>
@@ -4364,7 +4491,7 @@
           <w:sz w:val="24"/>
           <w:u w:val="single"/>
         </w:rPr>
-        <w:hyperlink r:id="rId22" w:history="1">
+        <w:hyperlink r:id="rId23" w:history="1">
           <w:r>
             <w:rPr>
               <w:rStyle w:val="Hyperlink"/>
@@ -4392,7 +4519,7 @@
           <w:sz w:val="24"/>
           <w:u w:val="single"/>
         </w:rPr>
-        <w:hyperlink r:id="rId22" w:history="1">
+        <w:hyperlink r:id="rId24" w:history="1">
           <w:r>
             <w:rPr>
               <w:rStyle w:val="Hyperlink"/>

--- a/EXPORTS/DOCX/published/niveau3/Dutch/KITLV.docx
+++ b/EXPORTS/DOCX/published/niveau3/Dutch/KITLV.docx
@@ -451,49 +451,13 @@
       </w:r>
       <w:r>
         <w:rPr>
-          <w:u w:val="single" w:color="0000ff"/>
           <w:rFonts w:ascii="Charis SIL Regular" w:hAnsi="Charis SIL Regular" w:eastAsia="Charis SIL Regular"/>
           <w:b w:val="0"/>
           <w:i w:val="0"/>
           <w:color w:val="000000"/>
           <w:sz w:val="24"/>
         </w:rPr>
-        <w:hyperlink r:id="rId10" w:history="1">
-          <w:r>
-            <w:rPr>
-              <w:rStyle w:val="Hyperlink"/>
-            </w:rPr>
-            <w:t>i</w:t>
-          </w:r>
-        </w:hyperlink>
-      </w:r>
-      <w:r>
-        <w:rPr>
-          <w:u w:val="single" w:color="0000ff"/>
-          <w:rFonts w:ascii="Charis SIL Regular" w:hAnsi="Charis SIL Regular" w:eastAsia="Charis SIL Regular"/>
-          <w:b w:val="0"/>
-          <w:i w:val="0"/>
-          <w:color w:val="000000"/>
-          <w:sz w:val="24"/>
-        </w:rPr>
-        <w:hyperlink r:id="rId10" w:history="1">
-          <w:r>
-            <w:rPr>
-              <w:rStyle w:val="Hyperlink"/>
-            </w:rPr>
-            <w:t>n dat ja</w:t>
-          </w:r>
-        </w:hyperlink>
-      </w:r>
-      <w:r>
-        <w:rPr>
-          <w:rFonts w:ascii="Charis SIL Regular" w:hAnsi="Charis SIL Regular" w:eastAsia="Charis SIL Regular"/>
-          <w:b w:val="0"/>
-          <w:i w:val="0"/>
-          <w:color w:val="000000"/>
-          <w:sz w:val="24"/>
-        </w:rPr>
-        <w:t xml:space="preserve">ar </w:t>
+        <w:t xml:space="preserve">in dat jaar </w:t>
       </w:r>
       <w:r>
         <w:rPr>
@@ -1403,7 +1367,25 @@
           <w:color w:val="000000"/>
           <w:sz w:val="24"/>
         </w:rPr>
-        <w:t xml:space="preserve">', en </w:t>
+        <w:t>'</w:t>
+      </w:r>
+      <w:r>
+        <w:rPr>
+          <w:u w:val="single" w:color="0000ff"/>
+          <w:rFonts w:ascii="Charis SIL Regular" w:hAnsi="Charis SIL Regular" w:eastAsia="Charis SIL Regular"/>
+          <w:b w:val="0"/>
+          <w:i w:val="0"/>
+          <w:color w:val="000000"/>
+          <w:sz w:val="24"/>
+        </w:rPr>
+        <w:hyperlink r:id="rId14" w:history="1">
+          <w:r>
+            <w:rPr>
+              <w:rStyle w:val="Hyperlink"/>
+            </w:rPr>
+            <w:t xml:space="preserve">, en </w:t>
+          </w:r>
+        </w:hyperlink>
       </w:r>
       <w:r>
         <w:rPr>
@@ -1414,7 +1396,7 @@
           <w:sz w:val="24"/>
           <w:u w:val="single"/>
         </w:rPr>
-        <w:hyperlink r:id="rId15" w:history="1">
+        <w:hyperlink r:id="rId14" w:history="1">
           <w:r>
             <w:rPr>
               <w:rStyle w:val="Hyperlink"/>
@@ -1432,7 +1414,7 @@
           <w:sz w:val="24"/>
           <w:u w:val="single"/>
         </w:rPr>
-        <w:hyperlink r:id="rId15" w:history="1">
+        <w:hyperlink r:id="rId14" w:history="1">
           <w:r>
             <w:rPr>
               <w:rStyle w:val="Hyperlink"/>
@@ -1461,7 +1443,7 @@
           <w:sz w:val="24"/>
           <w:u w:val="single"/>
         </w:rPr>
-        <w:hyperlink r:id="rId15" w:history="1">
+        <w:hyperlink r:id="rId14" w:history="1">
           <w:r>
             <w:rPr>
               <w:rStyle w:val="Hyperlink"/>
@@ -1612,14 +1594,7 @@
           <w:sz w:val="24"/>
           <w:u w:val="single"/>
         </w:rPr>
-        <w:hyperlink r:id="rId17" w:history="1">
-          <w:r>
-            <w:rPr>
-              <w:rStyle w:val="Hyperlink"/>
-            </w:rPr>
-            <w:t>we</w:t>
-          </w:r>
-        </w:hyperlink>
+        <w:t>we</w:t>
       </w:r>
       <w:r>
         <w:rPr>
@@ -1630,7 +1605,7 @@
           <w:sz w:val="24"/>
           <w:u w:val="single"/>
         </w:rPr>
-        <w:hyperlink r:id="rId17" w:history="1">
+        <w:hyperlink r:id="rId16" w:history="1">
           <w:r>
             <w:rPr>
               <w:rStyle w:val="Hyperlink"/>
@@ -1958,6 +1933,91 @@
           <w:sz w:val="24"/>
           <w:u w:val="single"/>
         </w:rPr>
+        <w:hyperlink r:id="rId18" w:history="1">
+          <w:r>
+            <w:rPr>
+              <w:rStyle w:val="Hyperlink"/>
+            </w:rPr>
+            <w:t>e</w:t>
+          </w:r>
+        </w:hyperlink>
+      </w:r>
+      <w:r>
+        <w:rPr>
+          <w:rFonts w:ascii="Charis SIL Regular" w:hAnsi="Charis SIL Regular" w:eastAsia="Charis SIL Regular"/>
+          <w:b w:val="0"/>
+          <w:i w:val="0"/>
+          <w:color w:val="0000FF"/>
+          <w:sz w:val="24"/>
+          <w:u w:val="single"/>
+        </w:rPr>
+        <w:hyperlink r:id="rId18" w:history="1">
+          <w:r>
+            <w:rPr>
+              <w:rStyle w:val="Hyperlink"/>
+            </w:rPr>
+            <w:t>nis</w:t>
+          </w:r>
+        </w:hyperlink>
+      </w:r>
+      <w:r>
+        <w:rPr>
+          <w:rFonts w:ascii="Charis SIL Regular" w:hAnsi="Charis SIL Regular" w:eastAsia="Charis SIL Regular"/>
+          <w:b w:val="0"/>
+          <w:i w:val="0"/>
+          <w:color w:val="0000FF"/>
+          <w:sz w:val="24"/>
+          <w:u w:val="single"/>
+        </w:rPr>
+        <w:t xml:space="preserve"> </w:t>
+      </w:r>
+      <w:r>
+        <w:rPr>
+          <w:rFonts w:ascii="Charis SIL Regular" w:hAnsi="Charis SIL Regular" w:eastAsia="Charis SIL Regular"/>
+          <w:b w:val="0"/>
+          <w:i w:val="0"/>
+          <w:color w:val="0000FF"/>
+          <w:sz w:val="24"/>
+          <w:u w:val="single"/>
+        </w:rPr>
+        <w:hyperlink r:id="rId18" w:history="1">
+          <w:r>
+            <w:rPr>
+              <w:rStyle w:val="Hyperlink"/>
+            </w:rPr>
+            <w:t>Indonesië</w:t>
+          </w:r>
+        </w:hyperlink>
+      </w:r>
+      <w:r>
+        <w:rPr>
+          <w:rFonts w:ascii="Charis SIL Regular" w:hAnsi="Charis SIL Regular" w:eastAsia="Charis SIL Regular"/>
+          <w:b w:val="0"/>
+          <w:i w:val="0"/>
+          <w:color w:val="000000"/>
+          <w:sz w:val="24"/>
+        </w:rPr>
+        <w:t xml:space="preserve">(SMGI) en de collectie </w:t>
+      </w:r>
+      <w:r>
+        <w:rPr>
+          <w:rFonts w:ascii="Charis SIL Regular" w:hAnsi="Charis SIL Regular" w:eastAsia="Charis SIL Regular"/>
+          <w:b w:val="0"/>
+          <w:i w:val="0"/>
+          <w:color w:val="0000FF"/>
+          <w:sz w:val="24"/>
+        </w:rPr>
+        <w:t>Zuidoost-Aziatisch</w:t>
+      </w:r>
+      <w:r>
+        <w:rPr>
+          <w:rFonts w:ascii="Charis SIL Regular" w:hAnsi="Charis SIL Regular" w:eastAsia="Charis SIL Regular"/>
+          <w:b w:val="0"/>
+          <w:i w:val="0"/>
+          <w:color w:val="0000FF"/>
+          <w:sz w:val="24"/>
+          <w:u w:val="single"/>
+        </w:rPr>
         <w:hyperlink r:id="rId19" w:history="1">
           <w:r>
             <w:rPr>
@@ -1976,117 +2036,6 @@
           <w:sz w:val="24"/>
           <w:u w:val="single"/>
         </w:rPr>
-        <w:hyperlink r:id="rId19" w:history="1">
-          <w:r>
-            <w:rPr>
-              <w:rStyle w:val="Hyperlink"/>
-            </w:rPr>
-            <w:t>nis</w:t>
-          </w:r>
-        </w:hyperlink>
-      </w:r>
-      <w:r>
-        <w:rPr>
-          <w:rFonts w:ascii="Charis SIL Regular" w:hAnsi="Charis SIL Regular" w:eastAsia="Charis SIL Regular"/>
-          <w:b w:val="0"/>
-          <w:i w:val="0"/>
-          <w:color w:val="0000FF"/>
-          <w:sz w:val="24"/>
-          <w:u w:val="single"/>
-        </w:rPr>
-        <w:t xml:space="preserve"> </w:t>
-      </w:r>
-      <w:r>
-        <w:rPr>
-          <w:rFonts w:ascii="Charis SIL Regular" w:hAnsi="Charis SIL Regular" w:eastAsia="Charis SIL Regular"/>
-          <w:b w:val="0"/>
-          <w:i w:val="0"/>
-          <w:color w:val="0000FF"/>
-          <w:sz w:val="24"/>
-          <w:u w:val="single"/>
-        </w:rPr>
-        <w:hyperlink r:id="rId19" w:history="1">
-          <w:r>
-            <w:rPr>
-              <w:rStyle w:val="Hyperlink"/>
-            </w:rPr>
-            <w:t>Indonesië</w:t>
-          </w:r>
-        </w:hyperlink>
-      </w:r>
-      <w:r>
-        <w:rPr>
-          <w:rFonts w:ascii="Charis SIL Regular" w:hAnsi="Charis SIL Regular" w:eastAsia="Charis SIL Regular"/>
-          <w:b w:val="0"/>
-          <w:i w:val="0"/>
-          <w:color w:val="000000"/>
-          <w:sz w:val="24"/>
-        </w:rPr>
-        <w:t xml:space="preserve">(SMGI) en de collectie </w:t>
-      </w:r>
-      <w:r>
-        <w:rPr>
-          <w:rFonts w:ascii="Charis SIL Regular" w:hAnsi="Charis SIL Regular" w:eastAsia="Charis SIL Regular"/>
-          <w:b w:val="0"/>
-          <w:i w:val="0"/>
-          <w:color w:val="0000FF"/>
-          <w:sz w:val="24"/>
-          <w:u w:val="single"/>
-        </w:rPr>
-        <w:hyperlink r:id="rId20" w:history="1">
-          <w:r>
-            <w:rPr>
-              <w:rStyle w:val="Hyperlink"/>
-            </w:rPr>
-            <w:t>Zuidoost-</w:t>
-          </w:r>
-        </w:hyperlink>
-      </w:r>
-      <w:r>
-        <w:rPr>
-          <w:rFonts w:ascii="Charis SIL Regular" w:hAnsi="Charis SIL Regular" w:eastAsia="Charis SIL Regular"/>
-          <w:b w:val="0"/>
-          <w:i w:val="0"/>
-          <w:color w:val="0000FF"/>
-          <w:sz w:val="24"/>
-          <w:u w:val="single"/>
-        </w:rPr>
-        <w:hyperlink r:id="rId20" w:history="1">
-          <w:r>
-            <w:rPr>
-              <w:rStyle w:val="Hyperlink"/>
-            </w:rPr>
-            <w:t>Aziatisch</w:t>
-          </w:r>
-        </w:hyperlink>
-      </w:r>
-      <w:r>
-        <w:rPr>
-          <w:rFonts w:ascii="Charis SIL Regular" w:hAnsi="Charis SIL Regular" w:eastAsia="Charis SIL Regular"/>
-          <w:b w:val="0"/>
-          <w:i w:val="0"/>
-          <w:color w:val="0000FF"/>
-          <w:sz w:val="24"/>
-          <w:u w:val="single"/>
-        </w:rPr>
-        <w:hyperlink r:id="rId20" w:history="1">
-          <w:r>
-            <w:rPr>
-              <w:rStyle w:val="Hyperlink"/>
-            </w:rPr>
-            <w:t>e</w:t>
-          </w:r>
-        </w:hyperlink>
-      </w:r>
-      <w:r>
-        <w:rPr>
-          <w:rFonts w:ascii="Charis SIL Regular" w:hAnsi="Charis SIL Regular" w:eastAsia="Charis SIL Regular"/>
-          <w:b w:val="0"/>
-          <w:i w:val="0"/>
-          <w:color w:val="0000FF"/>
-          <w:sz w:val="24"/>
-          <w:u w:val="single"/>
-        </w:rPr>
         <w:t xml:space="preserve"> </w:t>
       </w:r>
       <w:r>
@@ -2116,7 +2065,7 @@
           <w:sz w:val="24"/>
           <w:u w:val="single"/>
         </w:rPr>
-        <w:hyperlink r:id="rId19" w:history="1">
+        <w:hyperlink r:id="rId20" w:history="1">
           <w:r>
             <w:rPr>
               <w:rStyle w:val="Hyperlink"/>
@@ -4473,7 +4422,7 @@
           <w:sz w:val="24"/>
           <w:u w:val="single"/>
         </w:rPr>
-        <w:hyperlink r:id="rId23" w:history="1">
+        <w:hyperlink r:id="rId22" w:history="1">
           <w:r>
             <w:rPr>
               <w:rStyle w:val="Hyperlink"/>
@@ -4491,7 +4440,7 @@
           <w:sz w:val="24"/>
           <w:u w:val="single"/>
         </w:rPr>
-        <w:hyperlink r:id="rId23" w:history="1">
+        <w:hyperlink r:id="rId22" w:history="1">
           <w:r>
             <w:rPr>
               <w:rStyle w:val="Hyperlink"/>
@@ -4502,13 +4451,21 @@
       </w:r>
       <w:r>
         <w:rPr>
+          <w:u w:val="single" w:color="0000ff"/>
           <w:rFonts w:ascii="Charis SIL Regular" w:hAnsi="Charis SIL Regular" w:eastAsia="Charis SIL Regular"/>
           <w:b w:val="0"/>
           <w:i w:val="0"/>
           <w:color w:val="000000"/>
           <w:sz w:val="24"/>
         </w:rPr>
-        <w:t xml:space="preserve">, </w:t>
+        <w:hyperlink r:id="rId22" w:history="1">
+          <w:r>
+            <w:rPr>
+              <w:rStyle w:val="Hyperlink"/>
+            </w:rPr>
+            <w:t xml:space="preserve">, </w:t>
+          </w:r>
+        </w:hyperlink>
       </w:r>
       <w:r>
         <w:rPr>
@@ -4519,7 +4476,7 @@
           <w:sz w:val="24"/>
           <w:u w:val="single"/>
         </w:rPr>
-        <w:hyperlink r:id="rId24" w:history="1">
+        <w:hyperlink r:id="rId22" w:history="1">
           <w:r>
             <w:rPr>
               <w:rStyle w:val="Hyperlink"/>
@@ -4548,7 +4505,7 @@
           <w:sz w:val="24"/>
           <w:u w:val="single"/>
         </w:rPr>
-        <w:hyperlink r:id="rId24" w:history="1">
+        <w:hyperlink r:id="rId22" w:history="1">
           <w:r>
             <w:rPr>
               <w:rStyle w:val="Hyperlink"/>
@@ -4566,7 +4523,7 @@
           <w:sz w:val="24"/>
           <w:u w:val="single"/>
         </w:rPr>
-        <w:hyperlink r:id="rId24" w:history="1">
+        <w:hyperlink r:id="rId22" w:history="1">
           <w:r>
             <w:rPr>
               <w:rStyle w:val="Hyperlink"/>
@@ -4684,7 +4641,7 @@
           <w:sz w:val="24"/>
           <w:u w:val="single"/>
         </w:rPr>
-        <w:hyperlink r:id="rId25" w:history="1">
+        <w:hyperlink r:id="rId24" w:history="1">
           <w:r>
             <w:rPr>
               <w:rStyle w:val="Hyperlink"/>
@@ -4702,7 +4659,7 @@
           <w:sz w:val="24"/>
           <w:u w:val="single"/>
         </w:rPr>
-        <w:hyperlink r:id="rId25" w:history="1">
+        <w:hyperlink r:id="rId24" w:history="1">
           <w:r>
             <w:rPr>
               <w:rStyle w:val="Hyperlink"/>
@@ -4720,7 +4677,7 @@
           <w:sz w:val="24"/>
           <w:u w:val="single"/>
         </w:rPr>
-        <w:hyperlink r:id="rId25" w:history="1">
+        <w:hyperlink r:id="rId24" w:history="1">
           <w:r>
             <w:rPr>
               <w:rStyle w:val="Hyperlink"/>
@@ -4738,7 +4695,7 @@
           <w:sz w:val="24"/>
           <w:u w:val="single"/>
         </w:rPr>
-        <w:hyperlink r:id="rId25" w:history="1">
+        <w:hyperlink r:id="rId24" w:history="1">
           <w:r>
             <w:rPr>
               <w:rStyle w:val="Hyperlink"/>
@@ -4756,7 +4713,7 @@
           <w:sz w:val="24"/>
           <w:u w:val="single"/>
         </w:rPr>
-        <w:hyperlink r:id="rId25" w:history="1">
+        <w:hyperlink r:id="rId24" w:history="1">
           <w:r>
             <w:rPr>
               <w:rStyle w:val="Hyperlink"/>
@@ -4774,7 +4731,7 @@
           <w:sz w:val="24"/>
           <w:u w:val="single"/>
         </w:rPr>
-        <w:hyperlink r:id="rId25" w:history="1">
+        <w:hyperlink r:id="rId24" w:history="1">
           <w:r>
             <w:rPr>
               <w:rStyle w:val="Hyperlink"/>
@@ -4792,7 +4749,7 @@
           <w:sz w:val="24"/>
           <w:u w:val="single"/>
         </w:rPr>
-        <w:hyperlink r:id="rId25" w:history="1">
+        <w:hyperlink r:id="rId24" w:history="1">
           <w:r>
             <w:rPr>
               <w:rStyle w:val="Hyperlink"/>
@@ -4820,7 +4777,7 @@
           <w:sz w:val="24"/>
           <w:u w:val="single"/>
         </w:rPr>
-        <w:hyperlink r:id="rId26" w:history="1">
+        <w:hyperlink r:id="rId25" w:history="1">
           <w:r>
             <w:rPr>
               <w:rStyle w:val="Hyperlink"/>
@@ -4849,7 +4806,7 @@
           <w:sz w:val="24"/>
           <w:u w:val="single"/>
         </w:rPr>
-        <w:hyperlink r:id="rId26" w:history="1">
+        <w:hyperlink r:id="rId25" w:history="1">
           <w:r>
             <w:rPr>
               <w:rStyle w:val="Hyperlink"/>

--- a/EXPORTS/DOCX/published/niveau3/Dutch/KITLV.docx
+++ b/EXPORTS/DOCX/published/niveau3/Dutch/KITLV.docx
@@ -451,13 +451,49 @@
       </w:r>
       <w:r>
         <w:rPr>
+          <w:u w:val="single" w:color="0000ff"/>
           <w:rFonts w:ascii="Charis SIL Regular" w:hAnsi="Charis SIL Regular" w:eastAsia="Charis SIL Regular"/>
           <w:b w:val="0"/>
           <w:i w:val="0"/>
           <w:color w:val="000000"/>
           <w:sz w:val="24"/>
         </w:rPr>
-        <w:t xml:space="preserve">in dat jaar </w:t>
+        <w:hyperlink r:id="rId10" w:history="1">
+          <w:r>
+            <w:rPr>
+              <w:rStyle w:val="Hyperlink"/>
+            </w:rPr>
+            <w:t>i</w:t>
+          </w:r>
+        </w:hyperlink>
+      </w:r>
+      <w:r>
+        <w:rPr>
+          <w:u w:val="single" w:color="0000ff"/>
+          <w:rFonts w:ascii="Charis SIL Regular" w:hAnsi="Charis SIL Regular" w:eastAsia="Charis SIL Regular"/>
+          <w:b w:val="0"/>
+          <w:i w:val="0"/>
+          <w:color w:val="000000"/>
+          <w:sz w:val="24"/>
+        </w:rPr>
+        <w:hyperlink r:id="rId10" w:history="1">
+          <w:r>
+            <w:rPr>
+              <w:rStyle w:val="Hyperlink"/>
+            </w:rPr>
+            <w:t>n dat ja</w:t>
+          </w:r>
+        </w:hyperlink>
+      </w:r>
+      <w:r>
+        <w:rPr>
+          <w:rFonts w:ascii="Charis SIL Regular" w:hAnsi="Charis SIL Regular" w:eastAsia="Charis SIL Regular"/>
+          <w:b w:val="0"/>
+          <w:i w:val="0"/>
+          <w:color w:val="000000"/>
+          <w:sz w:val="24"/>
+        </w:rPr>
+        <w:t xml:space="preserve">ar </w:t>
       </w:r>
       <w:r>
         <w:rPr>
@@ -1594,7 +1630,14 @@
           <w:sz w:val="24"/>
           <w:u w:val="single"/>
         </w:rPr>
-        <w:t>we</w:t>
+        <w:hyperlink r:id="rId17" w:history="1">
+          <w:r>
+            <w:rPr>
+              <w:rStyle w:val="Hyperlink"/>
+            </w:rPr>
+            <w:t>we</w:t>
+          </w:r>
+        </w:hyperlink>
       </w:r>
       <w:r>
         <w:rPr>
@@ -1605,7 +1648,7 @@
           <w:sz w:val="24"/>
           <w:u w:val="single"/>
         </w:rPr>
-        <w:hyperlink r:id="rId16" w:history="1">
+        <w:hyperlink r:id="rId17" w:history="1">
           <w:r>
             <w:rPr>
               <w:rStyle w:val="Hyperlink"/>
@@ -1886,7 +1929,7 @@
           <w:sz w:val="24"/>
           <w:u w:val="single"/>
         </w:rPr>
-        <w:hyperlink r:id="rId19" w:history="1">
+        <w:hyperlink r:id="rId18" w:history="1">
           <w:r>
             <w:rPr>
               <w:rStyle w:val="Hyperlink"/>
@@ -1915,7 +1958,7 @@
           <w:sz w:val="24"/>
           <w:u w:val="single"/>
         </w:rPr>
-        <w:hyperlink r:id="rId19" w:history="1">
+        <w:hyperlink r:id="rId18" w:history="1">
           <w:r>
             <w:rPr>
               <w:rStyle w:val="Hyperlink"/>
@@ -1980,7 +2023,7 @@
           <w:sz w:val="24"/>
           <w:u w:val="single"/>
         </w:rPr>
-        <w:hyperlink r:id="rId18" w:history="1">
+        <w:hyperlink r:id="rId19" w:history="1">
           <w:r>
             <w:rPr>
               <w:rStyle w:val="Hyperlink"/>
@@ -2006,8 +2049,16 @@
           <w:i w:val="0"/>
           <w:color w:val="0000FF"/>
           <w:sz w:val="24"/>
-        </w:rPr>
-        <w:t>Zuidoost-Aziatisch</w:t>
+          <w:u w:val="single"/>
+        </w:rPr>
+        <w:hyperlink r:id="rId20" w:history="1">
+          <w:r>
+            <w:rPr>
+              <w:rStyle w:val="Hyperlink"/>
+            </w:rPr>
+            <w:t>Zuidoost-</w:t>
+          </w:r>
+        </w:hyperlink>
       </w:r>
       <w:r>
         <w:rPr>
@@ -2018,7 +2069,25 @@
           <w:sz w:val="24"/>
           <w:u w:val="single"/>
         </w:rPr>
-        <w:hyperlink r:id="rId19" w:history="1">
+        <w:hyperlink r:id="rId20" w:history="1">
+          <w:r>
+            <w:rPr>
+              <w:rStyle w:val="Hyperlink"/>
+            </w:rPr>
+            <w:t>Aziatisch</w:t>
+          </w:r>
+        </w:hyperlink>
+      </w:r>
+      <w:r>
+        <w:rPr>
+          <w:rFonts w:ascii="Charis SIL Regular" w:hAnsi="Charis SIL Regular" w:eastAsia="Charis SIL Regular"/>
+          <w:b w:val="0"/>
+          <w:i w:val="0"/>
+          <w:color w:val="0000FF"/>
+          <w:sz w:val="24"/>
+          <w:u w:val="single"/>
+        </w:rPr>
+        <w:hyperlink r:id="rId20" w:history="1">
           <w:r>
             <w:rPr>
               <w:rStyle w:val="Hyperlink"/>
@@ -4422,7 +4491,7 @@
           <w:sz w:val="24"/>
           <w:u w:val="single"/>
         </w:rPr>
-        <w:hyperlink r:id="rId22" w:history="1">
+        <w:hyperlink r:id="rId23" w:history="1">
           <w:r>
             <w:rPr>
               <w:rStyle w:val="Hyperlink"/>

--- a/EXPORTS/DOCX/published/niveau3/Dutch/KITLV.docx
+++ b/EXPORTS/DOCX/published/niveau3/Dutch/KITLV.docx
@@ -1392,36 +1392,7 @@
           <w:color w:val="000000"/>
           <w:sz w:val="24"/>
         </w:rPr>
-        <w:t>UBL vindbaar zijn met het kenmerk 'D Or</w:t>
-      </w:r>
-      <w:r>
-        <w:rPr>
-          <w:u w:val="single" w:color="0000ff"/>
-          <w:rFonts w:ascii="Charis SIL Regular" w:hAnsi="Charis SIL Regular" w:eastAsia="Charis SIL Regular"/>
-          <w:b w:val="0"/>
-          <w:i w:val="0"/>
-          <w:color w:val="000000"/>
-          <w:sz w:val="24"/>
-        </w:rPr>
-        <w:t>'</w:t>
-      </w:r>
-      <w:r>
-        <w:rPr>
-          <w:u w:val="single" w:color="0000ff"/>
-          <w:rFonts w:ascii="Charis SIL Regular" w:hAnsi="Charis SIL Regular" w:eastAsia="Charis SIL Regular"/>
-          <w:b w:val="0"/>
-          <w:i w:val="0"/>
-          <w:color w:val="000000"/>
-          <w:sz w:val="24"/>
-        </w:rPr>
-        <w:hyperlink r:id="rId14" w:history="1">
-          <w:r>
-            <w:rPr>
-              <w:rStyle w:val="Hyperlink"/>
-            </w:rPr>
-            <w:t xml:space="preserve">, en </w:t>
-          </w:r>
-        </w:hyperlink>
+        <w:t xml:space="preserve">UBL vindbaar zijn met het kenmerk 'D Or', en </w:t>
       </w:r>
       <w:r>
         <w:rPr>
@@ -1479,7 +1450,7 @@
           <w:sz w:val="24"/>
           <w:u w:val="single"/>
         </w:rPr>
-        <w:hyperlink r:id="rId14" w:history="1">
+        <w:hyperlink r:id="rId15" w:history="1">
           <w:r>
             <w:rPr>
               <w:rStyle w:val="Hyperlink"/>
@@ -1958,7 +1929,7 @@
           <w:sz w:val="24"/>
           <w:u w:val="single"/>
         </w:rPr>
-        <w:hyperlink r:id="rId18" w:history="1">
+        <w:hyperlink r:id="rId19" w:history="1">
           <w:r>
             <w:rPr>
               <w:rStyle w:val="Hyperlink"/>
@@ -1976,7 +1947,7 @@
           <w:sz w:val="24"/>
           <w:u w:val="single"/>
         </w:rPr>
-        <w:hyperlink r:id="rId18" w:history="1">
+        <w:hyperlink r:id="rId19" w:history="1">
           <w:r>
             <w:rPr>
               <w:rStyle w:val="Hyperlink"/>
@@ -1994,7 +1965,7 @@
           <w:sz w:val="24"/>
           <w:u w:val="single"/>
         </w:rPr>
-        <w:hyperlink r:id="rId18" w:history="1">
+        <w:hyperlink r:id="rId19" w:history="1">
           <w:r>
             <w:rPr>
               <w:rStyle w:val="Hyperlink"/>
@@ -4509,7 +4480,7 @@
           <w:sz w:val="24"/>
           <w:u w:val="single"/>
         </w:rPr>
-        <w:hyperlink r:id="rId22" w:history="1">
+        <w:hyperlink r:id="rId23" w:history="1">
           <w:r>
             <w:rPr>
               <w:rStyle w:val="Hyperlink"/>
@@ -4520,21 +4491,13 @@
       </w:r>
       <w:r>
         <w:rPr>
-          <w:u w:val="single" w:color="0000ff"/>
           <w:rFonts w:ascii="Charis SIL Regular" w:hAnsi="Charis SIL Regular" w:eastAsia="Charis SIL Regular"/>
           <w:b w:val="0"/>
           <w:i w:val="0"/>
           <w:color w:val="000000"/>
           <w:sz w:val="24"/>
         </w:rPr>
-        <w:hyperlink r:id="rId22" w:history="1">
-          <w:r>
-            <w:rPr>
-              <w:rStyle w:val="Hyperlink"/>
-            </w:rPr>
-            <w:t xml:space="preserve">, </w:t>
-          </w:r>
-        </w:hyperlink>
+        <w:t xml:space="preserve">, </w:t>
       </w:r>
       <w:r>
         <w:rPr>
@@ -4545,7 +4508,7 @@
           <w:sz w:val="24"/>
           <w:u w:val="single"/>
         </w:rPr>
-        <w:hyperlink r:id="rId22" w:history="1">
+        <w:hyperlink r:id="rId24" w:history="1">
           <w:r>
             <w:rPr>
               <w:rStyle w:val="Hyperlink"/>
@@ -4574,7 +4537,7 @@
           <w:sz w:val="24"/>
           <w:u w:val="single"/>
         </w:rPr>
-        <w:hyperlink r:id="rId22" w:history="1">
+        <w:hyperlink r:id="rId24" w:history="1">
           <w:r>
             <w:rPr>
               <w:rStyle w:val="Hyperlink"/>
@@ -4592,7 +4555,7 @@
           <w:sz w:val="24"/>
           <w:u w:val="single"/>
         </w:rPr>
-        <w:hyperlink r:id="rId22" w:history="1">
+        <w:hyperlink r:id="rId24" w:history="1">
           <w:r>
             <w:rPr>
               <w:rStyle w:val="Hyperlink"/>
@@ -4710,7 +4673,7 @@
           <w:sz w:val="24"/>
           <w:u w:val="single"/>
         </w:rPr>
-        <w:hyperlink r:id="rId24" w:history="1">
+        <w:hyperlink r:id="rId25" w:history="1">
           <w:r>
             <w:rPr>
               <w:rStyle w:val="Hyperlink"/>
@@ -4728,7 +4691,7 @@
           <w:sz w:val="24"/>
           <w:u w:val="single"/>
         </w:rPr>
-        <w:hyperlink r:id="rId24" w:history="1">
+        <w:hyperlink r:id="rId25" w:history="1">
           <w:r>
             <w:rPr>
               <w:rStyle w:val="Hyperlink"/>
@@ -4746,7 +4709,7 @@
           <w:sz w:val="24"/>
           <w:u w:val="single"/>
         </w:rPr>
-        <w:hyperlink r:id="rId24" w:history="1">
+        <w:hyperlink r:id="rId25" w:history="1">
           <w:r>
             <w:rPr>
               <w:rStyle w:val="Hyperlink"/>
@@ -4764,7 +4727,7 @@
           <w:sz w:val="24"/>
           <w:u w:val="single"/>
         </w:rPr>
-        <w:hyperlink r:id="rId24" w:history="1">
+        <w:hyperlink r:id="rId25" w:history="1">
           <w:r>
             <w:rPr>
               <w:rStyle w:val="Hyperlink"/>
@@ -4782,7 +4745,7 @@
           <w:sz w:val="24"/>
           <w:u w:val="single"/>
         </w:rPr>
-        <w:hyperlink r:id="rId24" w:history="1">
+        <w:hyperlink r:id="rId25" w:history="1">
           <w:r>
             <w:rPr>
               <w:rStyle w:val="Hyperlink"/>
@@ -4800,7 +4763,7 @@
           <w:sz w:val="24"/>
           <w:u w:val="single"/>
         </w:rPr>
-        <w:hyperlink r:id="rId24" w:history="1">
+        <w:hyperlink r:id="rId25" w:history="1">
           <w:r>
             <w:rPr>
               <w:rStyle w:val="Hyperlink"/>
@@ -4818,7 +4781,7 @@
           <w:sz w:val="24"/>
           <w:u w:val="single"/>
         </w:rPr>
-        <w:hyperlink r:id="rId24" w:history="1">
+        <w:hyperlink r:id="rId25" w:history="1">
           <w:r>
             <w:rPr>
               <w:rStyle w:val="Hyperlink"/>
@@ -4846,7 +4809,7 @@
           <w:sz w:val="24"/>
           <w:u w:val="single"/>
         </w:rPr>
-        <w:hyperlink r:id="rId25" w:history="1">
+        <w:hyperlink r:id="rId26" w:history="1">
           <w:r>
             <w:rPr>
               <w:rStyle w:val="Hyperlink"/>
@@ -4875,7 +4838,7 @@
           <w:sz w:val="24"/>
           <w:u w:val="single"/>
         </w:rPr>
-        <w:hyperlink r:id="rId25" w:history="1">
+        <w:hyperlink r:id="rId26" w:history="1">
           <w:r>
             <w:rPr>
               <w:rStyle w:val="Hyperlink"/>

--- a/EXPORTS/DOCX/published/niveau3/Dutch/KITLV.docx
+++ b/EXPORTS/DOCX/published/niveau3/Dutch/KITLV.docx
@@ -469,31 +469,13 @@
       </w:r>
       <w:r>
         <w:rPr>
-          <w:u w:val="single" w:color="0000ff"/>
           <w:rFonts w:ascii="Charis SIL Regular" w:hAnsi="Charis SIL Regular" w:eastAsia="Charis SIL Regular"/>
           <w:b w:val="0"/>
           <w:i w:val="0"/>
           <w:color w:val="000000"/>
           <w:sz w:val="24"/>
         </w:rPr>
-        <w:hyperlink r:id="rId10" w:history="1">
-          <w:r>
-            <w:rPr>
-              <w:rStyle w:val="Hyperlink"/>
-            </w:rPr>
-            <w:t>n dat ja</w:t>
-          </w:r>
-        </w:hyperlink>
-      </w:r>
-      <w:r>
-        <w:rPr>
-          <w:rFonts w:ascii="Charis SIL Regular" w:hAnsi="Charis SIL Regular" w:eastAsia="Charis SIL Regular"/>
-          <w:b w:val="0"/>
-          <w:i w:val="0"/>
-          <w:color w:val="000000"/>
-          <w:sz w:val="24"/>
-        </w:rPr>
-        <w:t xml:space="preserve">ar </w:t>
+        <w:t xml:space="preserve">n dat jaar </w:t>
       </w:r>
       <w:r>
         <w:rPr>
@@ -1392,7 +1374,36 @@
           <w:color w:val="000000"/>
           <w:sz w:val="24"/>
         </w:rPr>
-        <w:t xml:space="preserve">UBL vindbaar zijn met het kenmerk 'D Or', en </w:t>
+        <w:t>UBL vindbaar zijn met het kenmerk 'D Or</w:t>
+      </w:r>
+      <w:r>
+        <w:rPr>
+          <w:u w:val="single" w:color="0000ff"/>
+          <w:rFonts w:ascii="Charis SIL Regular" w:hAnsi="Charis SIL Regular" w:eastAsia="Charis SIL Regular"/>
+          <w:b w:val="0"/>
+          <w:i w:val="0"/>
+          <w:color w:val="000000"/>
+          <w:sz w:val="24"/>
+        </w:rPr>
+        <w:t>'</w:t>
+      </w:r>
+      <w:r>
+        <w:rPr>
+          <w:u w:val="single" w:color="0000ff"/>
+          <w:rFonts w:ascii="Charis SIL Regular" w:hAnsi="Charis SIL Regular" w:eastAsia="Charis SIL Regular"/>
+          <w:b w:val="0"/>
+          <w:i w:val="0"/>
+          <w:color w:val="000000"/>
+          <w:sz w:val="24"/>
+        </w:rPr>
+        <w:hyperlink r:id="rId14" w:history="1">
+          <w:r>
+            <w:rPr>
+              <w:rStyle w:val="Hyperlink"/>
+            </w:rPr>
+            <w:t xml:space="preserve">, en </w:t>
+          </w:r>
+        </w:hyperlink>
       </w:r>
       <w:r>
         <w:rPr>
@@ -1450,7 +1461,7 @@
           <w:sz w:val="24"/>
           <w:u w:val="single"/>
         </w:rPr>
-        <w:hyperlink r:id="rId15" w:history="1">
+        <w:hyperlink r:id="rId14" w:history="1">
           <w:r>
             <w:rPr>
               <w:rStyle w:val="Hyperlink"/>
@@ -1929,7 +1940,7 @@
           <w:sz w:val="24"/>
           <w:u w:val="single"/>
         </w:rPr>
-        <w:hyperlink r:id="rId19" w:history="1">
+        <w:hyperlink r:id="rId18" w:history="1">
           <w:r>
             <w:rPr>
               <w:rStyle w:val="Hyperlink"/>
@@ -1947,7 +1958,7 @@
           <w:sz w:val="24"/>
           <w:u w:val="single"/>
         </w:rPr>
-        <w:hyperlink r:id="rId19" w:history="1">
+        <w:hyperlink r:id="rId18" w:history="1">
           <w:r>
             <w:rPr>
               <w:rStyle w:val="Hyperlink"/>
@@ -1965,14 +1976,7 @@
           <w:sz w:val="24"/>
           <w:u w:val="single"/>
         </w:rPr>
-        <w:hyperlink r:id="rId19" w:history="1">
-          <w:r>
-            <w:rPr>
-              <w:rStyle w:val="Hyperlink"/>
-            </w:rPr>
-            <w:t>nis</w:t>
-          </w:r>
-        </w:hyperlink>
+        <w:t>nis</w:t>
       </w:r>
       <w:r>
         <w:rPr>
@@ -1994,7 +1998,7 @@
           <w:sz w:val="24"/>
           <w:u w:val="single"/>
         </w:rPr>
-        <w:hyperlink r:id="rId19" w:history="1">
+        <w:hyperlink r:id="rId18" w:history="1">
           <w:r>
             <w:rPr>
               <w:rStyle w:val="Hyperlink"/>
@@ -4462,7 +4466,7 @@
           <w:sz w:val="24"/>
           <w:u w:val="single"/>
         </w:rPr>
-        <w:hyperlink r:id="rId23" w:history="1">
+        <w:hyperlink r:id="rId22" w:history="1">
           <w:r>
             <w:rPr>
               <w:rStyle w:val="Hyperlink"/>
@@ -4480,7 +4484,7 @@
           <w:sz w:val="24"/>
           <w:u w:val="single"/>
         </w:rPr>
-        <w:hyperlink r:id="rId23" w:history="1">
+        <w:hyperlink r:id="rId22" w:history="1">
           <w:r>
             <w:rPr>
               <w:rStyle w:val="Hyperlink"/>
@@ -4508,7 +4512,7 @@
           <w:sz w:val="24"/>
           <w:u w:val="single"/>
         </w:rPr>
-        <w:hyperlink r:id="rId24" w:history="1">
+        <w:hyperlink r:id="rId22" w:history="1">
           <w:r>
             <w:rPr>
               <w:rStyle w:val="Hyperlink"/>

--- a/EXPORTS/DOCX/published/niveau3/Dutch/KITLV.docx
+++ b/EXPORTS/DOCX/published/niveau3/Dutch/KITLV.docx
@@ -1976,7 +1976,14 @@
           <w:sz w:val="24"/>
           <w:u w:val="single"/>
         </w:rPr>
-        <w:t>nis</w:t>
+        <w:hyperlink r:id="rId18" w:history="1">
+          <w:r>
+            <w:rPr>
+              <w:rStyle w:val="Hyperlink"/>
+            </w:rPr>
+            <w:t>nis</w:t>
+          </w:r>
+        </w:hyperlink>
       </w:r>
       <w:r>
         <w:rPr>
@@ -4495,13 +4502,21 @@
       </w:r>
       <w:r>
         <w:rPr>
+          <w:u w:val="single" w:color="0000ff"/>
           <w:rFonts w:ascii="Charis SIL Regular" w:hAnsi="Charis SIL Regular" w:eastAsia="Charis SIL Regular"/>
           <w:b w:val="0"/>
           <w:i w:val="0"/>
           <w:color w:val="000000"/>
           <w:sz w:val="24"/>
         </w:rPr>
-        <w:t xml:space="preserve">, </w:t>
+        <w:hyperlink r:id="rId22" w:history="1">
+          <w:r>
+            <w:rPr>
+              <w:rStyle w:val="Hyperlink"/>
+            </w:rPr>
+            <w:t xml:space="preserve">, </w:t>
+          </w:r>
+        </w:hyperlink>
       </w:r>
       <w:r>
         <w:rPr>
@@ -4541,7 +4556,7 @@
           <w:sz w:val="24"/>
           <w:u w:val="single"/>
         </w:rPr>
-        <w:hyperlink r:id="rId24" w:history="1">
+        <w:hyperlink r:id="rId22" w:history="1">
           <w:r>
             <w:rPr>
               <w:rStyle w:val="Hyperlink"/>
@@ -4559,7 +4574,7 @@
           <w:sz w:val="24"/>
           <w:u w:val="single"/>
         </w:rPr>
-        <w:hyperlink r:id="rId24" w:history="1">
+        <w:hyperlink r:id="rId22" w:history="1">
           <w:r>
             <w:rPr>
               <w:rStyle w:val="Hyperlink"/>
@@ -4677,7 +4692,7 @@
           <w:sz w:val="24"/>
           <w:u w:val="single"/>
         </w:rPr>
-        <w:hyperlink r:id="rId25" w:history="1">
+        <w:hyperlink r:id="rId24" w:history="1">
           <w:r>
             <w:rPr>
               <w:rStyle w:val="Hyperlink"/>
@@ -4695,7 +4710,7 @@
           <w:sz w:val="24"/>
           <w:u w:val="single"/>
         </w:rPr>
-        <w:hyperlink r:id="rId25" w:history="1">
+        <w:hyperlink r:id="rId24" w:history="1">
           <w:r>
             <w:rPr>
               <w:rStyle w:val="Hyperlink"/>
@@ -4713,7 +4728,7 @@
           <w:sz w:val="24"/>
           <w:u w:val="single"/>
         </w:rPr>
-        <w:hyperlink r:id="rId25" w:history="1">
+        <w:hyperlink r:id="rId24" w:history="1">
           <w:r>
             <w:rPr>
               <w:rStyle w:val="Hyperlink"/>
@@ -4731,7 +4746,7 @@
           <w:sz w:val="24"/>
           <w:u w:val="single"/>
         </w:rPr>
-        <w:hyperlink r:id="rId25" w:history="1">
+        <w:hyperlink r:id="rId24" w:history="1">
           <w:r>
             <w:rPr>
               <w:rStyle w:val="Hyperlink"/>
@@ -4749,7 +4764,7 @@
           <w:sz w:val="24"/>
           <w:u w:val="single"/>
         </w:rPr>
-        <w:hyperlink r:id="rId25" w:history="1">
+        <w:hyperlink r:id="rId24" w:history="1">
           <w:r>
             <w:rPr>
               <w:rStyle w:val="Hyperlink"/>
@@ -4767,7 +4782,7 @@
           <w:sz w:val="24"/>
           <w:u w:val="single"/>
         </w:rPr>
-        <w:hyperlink r:id="rId25" w:history="1">
+        <w:hyperlink r:id="rId24" w:history="1">
           <w:r>
             <w:rPr>
               <w:rStyle w:val="Hyperlink"/>
@@ -4785,7 +4800,7 @@
           <w:sz w:val="24"/>
           <w:u w:val="single"/>
         </w:rPr>
-        <w:hyperlink r:id="rId25" w:history="1">
+        <w:hyperlink r:id="rId24" w:history="1">
           <w:r>
             <w:rPr>
               <w:rStyle w:val="Hyperlink"/>
@@ -4813,7 +4828,7 @@
           <w:sz w:val="24"/>
           <w:u w:val="single"/>
         </w:rPr>
-        <w:hyperlink r:id="rId26" w:history="1">
+        <w:hyperlink r:id="rId25" w:history="1">
           <w:r>
             <w:rPr>
               <w:rStyle w:val="Hyperlink"/>
@@ -4842,7 +4857,7 @@
           <w:sz w:val="24"/>
           <w:u w:val="single"/>
         </w:rPr>
-        <w:hyperlink r:id="rId26" w:history="1">
+        <w:hyperlink r:id="rId25" w:history="1">
           <w:r>
             <w:rPr>
               <w:rStyle w:val="Hyperlink"/>

--- a/EXPORTS/DOCX/published/niveau3/Dutch/KITLV.docx
+++ b/EXPORTS/DOCX/published/niveau3/Dutch/KITLV.docx
@@ -469,13 +469,31 @@
       </w:r>
       <w:r>
         <w:rPr>
+          <w:u w:val="single" w:color="0000ff"/>
           <w:rFonts w:ascii="Charis SIL Regular" w:hAnsi="Charis SIL Regular" w:eastAsia="Charis SIL Regular"/>
           <w:b w:val="0"/>
           <w:i w:val="0"/>
           <w:color w:val="000000"/>
           <w:sz w:val="24"/>
         </w:rPr>
-        <w:t xml:space="preserve">n dat jaar </w:t>
+        <w:hyperlink r:id="rId10" w:history="1">
+          <w:r>
+            <w:rPr>
+              <w:rStyle w:val="Hyperlink"/>
+            </w:rPr>
+            <w:t>n dat ja</w:t>
+          </w:r>
+        </w:hyperlink>
+      </w:r>
+      <w:r>
+        <w:rPr>
+          <w:rFonts w:ascii="Charis SIL Regular" w:hAnsi="Charis SIL Regular" w:eastAsia="Charis SIL Regular"/>
+          <w:b w:val="0"/>
+          <w:i w:val="0"/>
+          <w:color w:val="000000"/>
+          <w:sz w:val="24"/>
+        </w:rPr>
+        <w:t xml:space="preserve">ar </w:t>
       </w:r>
       <w:r>
         <w:rPr>
@@ -1374,36 +1392,7 @@
           <w:color w:val="000000"/>
           <w:sz w:val="24"/>
         </w:rPr>
-        <w:t>UBL vindbaar zijn met het kenmerk 'D Or</w:t>
-      </w:r>
-      <w:r>
-        <w:rPr>
-          <w:u w:val="single" w:color="0000ff"/>
-          <w:rFonts w:ascii="Charis SIL Regular" w:hAnsi="Charis SIL Regular" w:eastAsia="Charis SIL Regular"/>
-          <w:b w:val="0"/>
-          <w:i w:val="0"/>
-          <w:color w:val="000000"/>
-          <w:sz w:val="24"/>
-        </w:rPr>
-        <w:t>'</w:t>
-      </w:r>
-      <w:r>
-        <w:rPr>
-          <w:u w:val="single" w:color="0000ff"/>
-          <w:rFonts w:ascii="Charis SIL Regular" w:hAnsi="Charis SIL Regular" w:eastAsia="Charis SIL Regular"/>
-          <w:b w:val="0"/>
-          <w:i w:val="0"/>
-          <w:color w:val="000000"/>
-          <w:sz w:val="24"/>
-        </w:rPr>
-        <w:hyperlink r:id="rId14" w:history="1">
-          <w:r>
-            <w:rPr>
-              <w:rStyle w:val="Hyperlink"/>
-            </w:rPr>
-            <w:t xml:space="preserve">, en </w:t>
-          </w:r>
-        </w:hyperlink>
+        <w:t xml:space="preserve">UBL vindbaar zijn met het kenmerk 'D Or', en </w:t>
       </w:r>
       <w:r>
         <w:rPr>
@@ -1414,7 +1403,7 @@
           <w:sz w:val="24"/>
           <w:u w:val="single"/>
         </w:rPr>
-        <w:hyperlink r:id="rId14" w:history="1">
+        <w:hyperlink r:id="rId15" w:history="1">
           <w:r>
             <w:rPr>
               <w:rStyle w:val="Hyperlink"/>
@@ -1432,7 +1421,7 @@
           <w:sz w:val="24"/>
           <w:u w:val="single"/>
         </w:rPr>
-        <w:hyperlink r:id="rId14" w:history="1">
+        <w:hyperlink r:id="rId15" w:history="1">
           <w:r>
             <w:rPr>
               <w:rStyle w:val="Hyperlink"/>
@@ -1461,7 +1450,7 @@
           <w:sz w:val="24"/>
           <w:u w:val="single"/>
         </w:rPr>
-        <w:hyperlink r:id="rId14" w:history="1">
+        <w:hyperlink r:id="rId15" w:history="1">
           <w:r>
             <w:rPr>
               <w:rStyle w:val="Hyperlink"/>
@@ -1612,14 +1601,7 @@
           <w:sz w:val="24"/>
           <w:u w:val="single"/>
         </w:rPr>
-        <w:hyperlink r:id="rId17" w:history="1">
-          <w:r>
-            <w:rPr>
-              <w:rStyle w:val="Hyperlink"/>
-            </w:rPr>
-            <w:t>we</w:t>
-          </w:r>
-        </w:hyperlink>
+        <w:t>we</w:t>
       </w:r>
       <w:r>
         <w:rPr>
@@ -1630,7 +1612,7 @@
           <w:sz w:val="24"/>
           <w:u w:val="single"/>
         </w:rPr>
-        <w:hyperlink r:id="rId17" w:history="1">
+        <w:hyperlink r:id="rId16" w:history="1">
           <w:r>
             <w:rPr>
               <w:rStyle w:val="Hyperlink"/>
@@ -1862,128 +1844,8 @@
           <w:i w:val="0"/>
           <w:color w:val="0000FF"/>
           <w:sz w:val="24"/>
-          <w:u w:val="single"/>
-        </w:rPr>
-        <w:hyperlink r:id="rId19" w:history="1">
-          <w:r>
-            <w:rPr>
-              <w:rStyle w:val="Hyperlink"/>
-            </w:rPr>
-            <w:t>Stichting</w:t>
-          </w:r>
-        </w:hyperlink>
-      </w:r>
-      <w:r>
-        <w:rPr>
-          <w:rFonts w:ascii="Charis SIL Regular" w:hAnsi="Charis SIL Regular" w:eastAsia="Charis SIL Regular"/>
-          <w:b w:val="0"/>
-          <w:i w:val="0"/>
-          <w:color w:val="0000FF"/>
-          <w:sz w:val="24"/>
-          <w:u w:val="single"/>
-        </w:rPr>
-        <w:t xml:space="preserve"> </w:t>
-      </w:r>
-      <w:r>
-        <w:rPr>
-          <w:rFonts w:ascii="Charis SIL Regular" w:hAnsi="Charis SIL Regular" w:eastAsia="Charis SIL Regular"/>
-          <w:b w:val="0"/>
-          <w:i w:val="0"/>
-          <w:color w:val="0000FF"/>
-          <w:sz w:val="24"/>
-          <w:u w:val="single"/>
-        </w:rPr>
-        <w:hyperlink r:id="rId19" w:history="1">
-          <w:r>
-            <w:rPr>
-              <w:rStyle w:val="Hyperlink"/>
-            </w:rPr>
-            <w:t>Mondeli</w:t>
-          </w:r>
-        </w:hyperlink>
-      </w:r>
-      <w:r>
-        <w:rPr>
-          <w:rFonts w:ascii="Charis SIL Regular" w:hAnsi="Charis SIL Regular" w:eastAsia="Charis SIL Regular"/>
-          <w:b w:val="0"/>
-          <w:i w:val="0"/>
-          <w:color w:val="0000FF"/>
-          <w:sz w:val="24"/>
-          <w:u w:val="single"/>
-        </w:rPr>
-        <w:hyperlink r:id="rId18" w:history="1">
-          <w:r>
-            <w:rPr>
-              <w:rStyle w:val="Hyperlink"/>
-            </w:rPr>
-            <w:t>nge</w:t>
-          </w:r>
-        </w:hyperlink>
-      </w:r>
-      <w:r>
-        <w:rPr>
-          <w:rFonts w:ascii="Charis SIL Regular" w:hAnsi="Charis SIL Regular" w:eastAsia="Charis SIL Regular"/>
-          <w:b w:val="0"/>
-          <w:i w:val="0"/>
-          <w:color w:val="0000FF"/>
-          <w:sz w:val="24"/>
-          <w:u w:val="single"/>
-        </w:rPr>
-        <w:t xml:space="preserve"> </w:t>
-      </w:r>
-      <w:r>
-        <w:rPr>
-          <w:rFonts w:ascii="Charis SIL Regular" w:hAnsi="Charis SIL Regular" w:eastAsia="Charis SIL Regular"/>
-          <w:b w:val="0"/>
-          <w:i w:val="0"/>
-          <w:color w:val="0000FF"/>
-          <w:sz w:val="24"/>
-          <w:u w:val="single"/>
-        </w:rPr>
-        <w:hyperlink r:id="rId18" w:history="1">
-          <w:r>
-            <w:rPr>
-              <w:rStyle w:val="Hyperlink"/>
-            </w:rPr>
-            <w:t>Geschied</w:t>
-          </w:r>
-        </w:hyperlink>
-      </w:r>
-      <w:r>
-        <w:rPr>
-          <w:rFonts w:ascii="Charis SIL Regular" w:hAnsi="Charis SIL Regular" w:eastAsia="Charis SIL Regular"/>
-          <w:b w:val="0"/>
-          <w:i w:val="0"/>
-          <w:color w:val="0000FF"/>
-          <w:sz w:val="24"/>
-          <w:u w:val="single"/>
-        </w:rPr>
-        <w:hyperlink r:id="rId18" w:history="1">
-          <w:r>
-            <w:rPr>
-              <w:rStyle w:val="Hyperlink"/>
-            </w:rPr>
-            <w:t>e</w:t>
-          </w:r>
-        </w:hyperlink>
-      </w:r>
-      <w:r>
-        <w:rPr>
-          <w:rFonts w:ascii="Charis SIL Regular" w:hAnsi="Charis SIL Regular" w:eastAsia="Charis SIL Regular"/>
-          <w:b w:val="0"/>
-          <w:i w:val="0"/>
-          <w:color w:val="0000FF"/>
-          <w:sz w:val="24"/>
-          <w:u w:val="single"/>
-        </w:rPr>
-        <w:hyperlink r:id="rId18" w:history="1">
-          <w:r>
-            <w:rPr>
-              <w:rStyle w:val="Hyperlink"/>
-            </w:rPr>
-            <w:t>nis</w:t>
-          </w:r>
-        </w:hyperlink>
+        </w:rPr>
+        <w:t>Stichting Mondelinge Geschiedenis</w:t>
       </w:r>
       <w:r>
         <w:rPr>
@@ -2033,7 +1895,7 @@
           <w:sz w:val="24"/>
           <w:u w:val="single"/>
         </w:rPr>
-        <w:hyperlink r:id="rId20" w:history="1">
+        <w:hyperlink r:id="rId19" w:history="1">
           <w:r>
             <w:rPr>
               <w:rStyle w:val="Hyperlink"/>
@@ -2051,7 +1913,7 @@
           <w:sz w:val="24"/>
           <w:u w:val="single"/>
         </w:rPr>
-        <w:hyperlink r:id="rId20" w:history="1">
+        <w:hyperlink r:id="rId19" w:history="1">
           <w:r>
             <w:rPr>
               <w:rStyle w:val="Hyperlink"/>
@@ -2134,7 +1996,7 @@
           <w:color w:val="000000"/>
           <w:sz w:val="24"/>
         </w:rPr>
-        <w:hyperlink r:id="rId19" w:history="1">
+        <w:hyperlink r:id="rId20" w:history="1">
           <w:r>
             <w:rPr>
               <w:rStyle w:val="Hyperlink"/>
@@ -2152,7 +2014,7 @@
           <w:color w:val="000000"/>
           <w:sz w:val="24"/>
         </w:rPr>
-        <w:hyperlink r:id="rId19" w:history="1">
+        <w:hyperlink r:id="rId20" w:history="1">
           <w:r>
             <w:rPr>
               <w:rStyle w:val="Hyperlink"/>
@@ -2170,7 +2032,7 @@
           <w:color w:val="000000"/>
           <w:sz w:val="24"/>
         </w:rPr>
-        <w:hyperlink r:id="rId19" w:history="1">
+        <w:hyperlink r:id="rId20" w:history="1">
           <w:r>
             <w:rPr>
               <w:rStyle w:val="Hyperlink"/>
@@ -2188,7 +2050,7 @@
           <w:color w:val="000000"/>
           <w:sz w:val="24"/>
         </w:rPr>
-        <w:hyperlink r:id="rId19" w:history="1">
+        <w:hyperlink r:id="rId20" w:history="1">
           <w:r>
             <w:rPr>
               <w:rStyle w:val="Hyperlink"/>
@@ -2206,7 +2068,7 @@
           <w:color w:val="000000"/>
           <w:sz w:val="24"/>
         </w:rPr>
-        <w:hyperlink r:id="rId19" w:history="1">
+        <w:hyperlink r:id="rId20" w:history="1">
           <w:r>
             <w:rPr>
               <w:rStyle w:val="Hyperlink"/>
@@ -4005,7 +3867,7 @@
           <w:sz w:val="24"/>
           <w:u w:val="single"/>
         </w:rPr>
-        <w:hyperlink r:id="rId19" w:history="1">
+        <w:hyperlink r:id="rId20" w:history="1">
           <w:r>
             <w:rPr>
               <w:rStyle w:val="Hyperlink"/>
@@ -4023,7 +3885,7 @@
           <w:sz w:val="24"/>
           <w:u w:val="single"/>
         </w:rPr>
-        <w:hyperlink r:id="rId19" w:history="1">
+        <w:hyperlink r:id="rId20" w:history="1">
           <w:r>
             <w:rPr>
               <w:rStyle w:val="Hyperlink"/>
@@ -4041,7 +3903,7 @@
           <w:sz w:val="24"/>
           <w:u w:val="single"/>
         </w:rPr>
-        <w:hyperlink r:id="rId19" w:history="1">
+        <w:hyperlink r:id="rId20" w:history="1">
           <w:r>
             <w:rPr>
               <w:rStyle w:val="Hyperlink"/>
@@ -4059,7 +3921,7 @@
           <w:sz w:val="24"/>
           <w:u w:val="single"/>
         </w:rPr>
-        <w:hyperlink r:id="rId19" w:history="1">
+        <w:hyperlink r:id="rId20" w:history="1">
           <w:r>
             <w:rPr>
               <w:rStyle w:val="Hyperlink"/>
@@ -4077,7 +3939,7 @@
           <w:sz w:val="24"/>
           <w:u w:val="single"/>
         </w:rPr>
-        <w:hyperlink r:id="rId19" w:history="1">
+        <w:hyperlink r:id="rId20" w:history="1">
           <w:r>
             <w:rPr>
               <w:rStyle w:val="Hyperlink"/>
@@ -4176,7 +4038,7 @@
           <w:sz w:val="24"/>
           <w:u w:val="single"/>
         </w:rPr>
-        <w:hyperlink r:id="rId20" w:history="1">
+        <w:hyperlink r:id="rId19" w:history="1">
           <w:r>
             <w:rPr>
               <w:rStyle w:val="Hyperlink"/>
@@ -4194,7 +4056,7 @@
           <w:sz w:val="24"/>
           <w:u w:val="single"/>
         </w:rPr>
-        <w:hyperlink r:id="rId20" w:history="1">
+        <w:hyperlink r:id="rId19" w:history="1">
           <w:r>
             <w:rPr>
               <w:rStyle w:val="Hyperlink"/>
@@ -4212,7 +4074,7 @@
           <w:sz w:val="24"/>
           <w:u w:val="single"/>
         </w:rPr>
-        <w:hyperlink r:id="rId20" w:history="1">
+        <w:hyperlink r:id="rId19" w:history="1">
           <w:r>
             <w:rPr>
               <w:rStyle w:val="Hyperlink"/>
@@ -4473,7 +4335,7 @@
           <w:sz w:val="24"/>
           <w:u w:val="single"/>
         </w:rPr>
-        <w:hyperlink r:id="rId22" w:history="1">
+        <w:hyperlink r:id="rId23" w:history="1">
           <w:r>
             <w:rPr>
               <w:rStyle w:val="Hyperlink"/>
@@ -4491,7 +4353,7 @@
           <w:sz w:val="24"/>
           <w:u w:val="single"/>
         </w:rPr>
-        <w:hyperlink r:id="rId22" w:history="1">
+        <w:hyperlink r:id="rId23" w:history="1">
           <w:r>
             <w:rPr>
               <w:rStyle w:val="Hyperlink"/>
@@ -4502,21 +4364,13 @@
       </w:r>
       <w:r>
         <w:rPr>
-          <w:u w:val="single" w:color="0000ff"/>
           <w:rFonts w:ascii="Charis SIL Regular" w:hAnsi="Charis SIL Regular" w:eastAsia="Charis SIL Regular"/>
           <w:b w:val="0"/>
           <w:i w:val="0"/>
           <w:color w:val="000000"/>
           <w:sz w:val="24"/>
         </w:rPr>
-        <w:hyperlink r:id="rId22" w:history="1">
-          <w:r>
-            <w:rPr>
-              <w:rStyle w:val="Hyperlink"/>
-            </w:rPr>
-            <w:t xml:space="preserve">, </w:t>
-          </w:r>
-        </w:hyperlink>
+        <w:t xml:space="preserve">, </w:t>
       </w:r>
       <w:r>
         <w:rPr>
@@ -4527,7 +4381,7 @@
           <w:sz w:val="24"/>
           <w:u w:val="single"/>
         </w:rPr>
-        <w:hyperlink r:id="rId22" w:history="1">
+        <w:hyperlink r:id="rId24" w:history="1">
           <w:r>
             <w:rPr>
               <w:rStyle w:val="Hyperlink"/>
@@ -4556,7 +4410,7 @@
           <w:sz w:val="24"/>
           <w:u w:val="single"/>
         </w:rPr>
-        <w:hyperlink r:id="rId22" w:history="1">
+        <w:hyperlink r:id="rId24" w:history="1">
           <w:r>
             <w:rPr>
               <w:rStyle w:val="Hyperlink"/>
@@ -4574,7 +4428,7 @@
           <w:sz w:val="24"/>
           <w:u w:val="single"/>
         </w:rPr>
-        <w:hyperlink r:id="rId22" w:history="1">
+        <w:hyperlink r:id="rId24" w:history="1">
           <w:r>
             <w:rPr>
               <w:rStyle w:val="Hyperlink"/>
@@ -4692,7 +4546,7 @@
           <w:sz w:val="24"/>
           <w:u w:val="single"/>
         </w:rPr>
-        <w:hyperlink r:id="rId24" w:history="1">
+        <w:hyperlink r:id="rId25" w:history="1">
           <w:r>
             <w:rPr>
               <w:rStyle w:val="Hyperlink"/>
@@ -4710,7 +4564,7 @@
           <w:sz w:val="24"/>
           <w:u w:val="single"/>
         </w:rPr>
-        <w:hyperlink r:id="rId24" w:history="1">
+        <w:hyperlink r:id="rId25" w:history="1">
           <w:r>
             <w:rPr>
               <w:rStyle w:val="Hyperlink"/>
@@ -4728,7 +4582,7 @@
           <w:sz w:val="24"/>
           <w:u w:val="single"/>
         </w:rPr>
-        <w:hyperlink r:id="rId24" w:history="1">
+        <w:hyperlink r:id="rId25" w:history="1">
           <w:r>
             <w:rPr>
               <w:rStyle w:val="Hyperlink"/>
@@ -4746,7 +4600,7 @@
           <w:sz w:val="24"/>
           <w:u w:val="single"/>
         </w:rPr>
-        <w:hyperlink r:id="rId24" w:history="1">
+        <w:hyperlink r:id="rId25" w:history="1">
           <w:r>
             <w:rPr>
               <w:rStyle w:val="Hyperlink"/>
@@ -4764,7 +4618,7 @@
           <w:sz w:val="24"/>
           <w:u w:val="single"/>
         </w:rPr>
-        <w:hyperlink r:id="rId24" w:history="1">
+        <w:hyperlink r:id="rId25" w:history="1">
           <w:r>
             <w:rPr>
               <w:rStyle w:val="Hyperlink"/>
@@ -4782,7 +4636,7 @@
           <w:sz w:val="24"/>
           <w:u w:val="single"/>
         </w:rPr>
-        <w:hyperlink r:id="rId24" w:history="1">
+        <w:hyperlink r:id="rId25" w:history="1">
           <w:r>
             <w:rPr>
               <w:rStyle w:val="Hyperlink"/>
@@ -4800,7 +4654,7 @@
           <w:sz w:val="24"/>
           <w:u w:val="single"/>
         </w:rPr>
-        <w:hyperlink r:id="rId24" w:history="1">
+        <w:hyperlink r:id="rId25" w:history="1">
           <w:r>
             <w:rPr>
               <w:rStyle w:val="Hyperlink"/>
@@ -4828,7 +4682,7 @@
           <w:sz w:val="24"/>
           <w:u w:val="single"/>
         </w:rPr>
-        <w:hyperlink r:id="rId25" w:history="1">
+        <w:hyperlink r:id="rId26" w:history="1">
           <w:r>
             <w:rPr>
               <w:rStyle w:val="Hyperlink"/>
@@ -4857,7 +4711,7 @@
           <w:sz w:val="24"/>
           <w:u w:val="single"/>
         </w:rPr>
-        <w:hyperlink r:id="rId25" w:history="1">
+        <w:hyperlink r:id="rId26" w:history="1">
           <w:r>
             <w:rPr>
               <w:rStyle w:val="Hyperlink"/>

--- a/EXPORTS/DOCX/published/niveau3/Dutch/KITLV.docx
+++ b/EXPORTS/DOCX/published/niveau3/Dutch/KITLV.docx
@@ -1403,7 +1403,7 @@
           <w:sz w:val="24"/>
           <w:u w:val="single"/>
         </w:rPr>
-        <w:hyperlink r:id="rId15" w:history="1">
+        <w:hyperlink r:id="rId14" w:history="1">
           <w:r>
             <w:rPr>
               <w:rStyle w:val="Hyperlink"/>
@@ -1421,7 +1421,7 @@
           <w:sz w:val="24"/>
           <w:u w:val="single"/>
         </w:rPr>
-        <w:hyperlink r:id="rId15" w:history="1">
+        <w:hyperlink r:id="rId14" w:history="1">
           <w:r>
             <w:rPr>
               <w:rStyle w:val="Hyperlink"/>
@@ -1450,7 +1450,7 @@
           <w:sz w:val="24"/>
           <w:u w:val="single"/>
         </w:rPr>
-        <w:hyperlink r:id="rId15" w:history="1">
+        <w:hyperlink r:id="rId14" w:history="1">
           <w:r>
             <w:rPr>
               <w:rStyle w:val="Hyperlink"/>
@@ -1601,7 +1601,14 @@
           <w:sz w:val="24"/>
           <w:u w:val="single"/>
         </w:rPr>
-        <w:t>we</w:t>
+        <w:hyperlink r:id="rId17" w:history="1">
+          <w:r>
+            <w:rPr>
+              <w:rStyle w:val="Hyperlink"/>
+            </w:rPr>
+            <w:t>we</w:t>
+          </w:r>
+        </w:hyperlink>
       </w:r>
       <w:r>
         <w:rPr>
@@ -1844,8 +1851,16 @@
           <w:i w:val="0"/>
           <w:color w:val="0000FF"/>
           <w:sz w:val="24"/>
-        </w:rPr>
-        <w:t>Stichting Mondelinge Geschiedenis</w:t>
+          <w:u w:val="single"/>
+        </w:rPr>
+        <w:hyperlink r:id="rId19" w:history="1">
+          <w:r>
+            <w:rPr>
+              <w:rStyle w:val="Hyperlink"/>
+            </w:rPr>
+            <w:t>Stichting</w:t>
+          </w:r>
+        </w:hyperlink>
       </w:r>
       <w:r>
         <w:rPr>
@@ -1867,7 +1882,119 @@
           <w:sz w:val="24"/>
           <w:u w:val="single"/>
         </w:rPr>
+        <w:hyperlink r:id="rId19" w:history="1">
+          <w:r>
+            <w:rPr>
+              <w:rStyle w:val="Hyperlink"/>
+            </w:rPr>
+            <w:t>Mondeli</w:t>
+          </w:r>
+        </w:hyperlink>
+      </w:r>
+      <w:r>
+        <w:rPr>
+          <w:rFonts w:ascii="Charis SIL Regular" w:hAnsi="Charis SIL Regular" w:eastAsia="Charis SIL Regular"/>
+          <w:b w:val="0"/>
+          <w:i w:val="0"/>
+          <w:color w:val="0000FF"/>
+          <w:sz w:val="24"/>
+          <w:u w:val="single"/>
+        </w:rPr>
         <w:hyperlink r:id="rId18" w:history="1">
+          <w:r>
+            <w:rPr>
+              <w:rStyle w:val="Hyperlink"/>
+            </w:rPr>
+            <w:t>nge</w:t>
+          </w:r>
+        </w:hyperlink>
+      </w:r>
+      <w:r>
+        <w:rPr>
+          <w:rFonts w:ascii="Charis SIL Regular" w:hAnsi="Charis SIL Regular" w:eastAsia="Charis SIL Regular"/>
+          <w:b w:val="0"/>
+          <w:i w:val="0"/>
+          <w:color w:val="0000FF"/>
+          <w:sz w:val="24"/>
+          <w:u w:val="single"/>
+        </w:rPr>
+        <w:t xml:space="preserve"> </w:t>
+      </w:r>
+      <w:r>
+        <w:rPr>
+          <w:rFonts w:ascii="Charis SIL Regular" w:hAnsi="Charis SIL Regular" w:eastAsia="Charis SIL Regular"/>
+          <w:b w:val="0"/>
+          <w:i w:val="0"/>
+          <w:color w:val="0000FF"/>
+          <w:sz w:val="24"/>
+          <w:u w:val="single"/>
+        </w:rPr>
+        <w:hyperlink r:id="rId19" w:history="1">
+          <w:r>
+            <w:rPr>
+              <w:rStyle w:val="Hyperlink"/>
+            </w:rPr>
+            <w:t>Geschied</w:t>
+          </w:r>
+        </w:hyperlink>
+      </w:r>
+      <w:r>
+        <w:rPr>
+          <w:rFonts w:ascii="Charis SIL Regular" w:hAnsi="Charis SIL Regular" w:eastAsia="Charis SIL Regular"/>
+          <w:b w:val="0"/>
+          <w:i w:val="0"/>
+          <w:color w:val="0000FF"/>
+          <w:sz w:val="24"/>
+          <w:u w:val="single"/>
+        </w:rPr>
+        <w:hyperlink r:id="rId19" w:history="1">
+          <w:r>
+            <w:rPr>
+              <w:rStyle w:val="Hyperlink"/>
+            </w:rPr>
+            <w:t>e</w:t>
+          </w:r>
+        </w:hyperlink>
+      </w:r>
+      <w:r>
+        <w:rPr>
+          <w:rFonts w:ascii="Charis SIL Regular" w:hAnsi="Charis SIL Regular" w:eastAsia="Charis SIL Regular"/>
+          <w:b w:val="0"/>
+          <w:i w:val="0"/>
+          <w:color w:val="0000FF"/>
+          <w:sz w:val="24"/>
+          <w:u w:val="single"/>
+        </w:rPr>
+        <w:hyperlink r:id="rId19" w:history="1">
+          <w:r>
+            <w:rPr>
+              <w:rStyle w:val="Hyperlink"/>
+            </w:rPr>
+            <w:t>nis</w:t>
+          </w:r>
+        </w:hyperlink>
+      </w:r>
+      <w:r>
+        <w:rPr>
+          <w:rFonts w:ascii="Charis SIL Regular" w:hAnsi="Charis SIL Regular" w:eastAsia="Charis SIL Regular"/>
+          <w:b w:val="0"/>
+          <w:i w:val="0"/>
+          <w:color w:val="0000FF"/>
+          <w:sz w:val="24"/>
+          <w:u w:val="single"/>
+        </w:rPr>
+        <w:t xml:space="preserve"> </w:t>
+      </w:r>
+      <w:r>
+        <w:rPr>
+          <w:rFonts w:ascii="Charis SIL Regular" w:hAnsi="Charis SIL Regular" w:eastAsia="Charis SIL Regular"/>
+          <w:b w:val="0"/>
+          <w:i w:val="0"/>
+          <w:color w:val="0000FF"/>
+          <w:sz w:val="24"/>
+          <w:u w:val="single"/>
+        </w:rPr>
+        <w:hyperlink r:id="rId19" w:history="1">
           <w:r>
             <w:rPr>
               <w:rStyle w:val="Hyperlink"/>
@@ -1893,63 +2020,8 @@
           <w:i w:val="0"/>
           <w:color w:val="0000FF"/>
           <w:sz w:val="24"/>
-          <w:u w:val="single"/>
-        </w:rPr>
-        <w:hyperlink r:id="rId19" w:history="1">
-          <w:r>
-            <w:rPr>
-              <w:rStyle w:val="Hyperlink"/>
-            </w:rPr>
-            <w:t>Zuidoost-</w:t>
-          </w:r>
-        </w:hyperlink>
-      </w:r>
-      <w:r>
-        <w:rPr>
-          <w:rFonts w:ascii="Charis SIL Regular" w:hAnsi="Charis SIL Regular" w:eastAsia="Charis SIL Regular"/>
-          <w:b w:val="0"/>
-          <w:i w:val="0"/>
-          <w:color w:val="0000FF"/>
-          <w:sz w:val="24"/>
-          <w:u w:val="single"/>
-        </w:rPr>
-        <w:hyperlink r:id="rId19" w:history="1">
-          <w:r>
-            <w:rPr>
-              <w:rStyle w:val="Hyperlink"/>
-            </w:rPr>
-            <w:t>Aziatisch</w:t>
-          </w:r>
-        </w:hyperlink>
-      </w:r>
-      <w:r>
-        <w:rPr>
-          <w:rFonts w:ascii="Charis SIL Regular" w:hAnsi="Charis SIL Regular" w:eastAsia="Charis SIL Regular"/>
-          <w:b w:val="0"/>
-          <w:i w:val="0"/>
-          <w:color w:val="0000FF"/>
-          <w:sz w:val="24"/>
-          <w:u w:val="single"/>
-        </w:rPr>
-        <w:hyperlink r:id="rId20" w:history="1">
-          <w:r>
-            <w:rPr>
-              <w:rStyle w:val="Hyperlink"/>
-            </w:rPr>
-            <w:t>e</w:t>
-          </w:r>
-        </w:hyperlink>
-      </w:r>
-      <w:r>
-        <w:rPr>
-          <w:rFonts w:ascii="Charis SIL Regular" w:hAnsi="Charis SIL Regular" w:eastAsia="Charis SIL Regular"/>
-          <w:b w:val="0"/>
-          <w:i w:val="0"/>
-          <w:color w:val="0000FF"/>
-          <w:sz w:val="24"/>
-          <w:u w:val="single"/>
-        </w:rPr>
-        <w:t xml:space="preserve"> </w:t>
+        </w:rPr>
+        <w:t xml:space="preserve">Zuidoost-Aziatische </w:t>
       </w:r>
       <w:r>
         <w:rPr>
@@ -1996,7 +2068,7 @@
           <w:color w:val="000000"/>
           <w:sz w:val="24"/>
         </w:rPr>
-        <w:hyperlink r:id="rId20" w:history="1">
+        <w:hyperlink r:id="rId19" w:history="1">
           <w:r>
             <w:rPr>
               <w:rStyle w:val="Hyperlink"/>
@@ -2014,7 +2086,7 @@
           <w:color w:val="000000"/>
           <w:sz w:val="24"/>
         </w:rPr>
-        <w:hyperlink r:id="rId20" w:history="1">
+        <w:hyperlink r:id="rId19" w:history="1">
           <w:r>
             <w:rPr>
               <w:rStyle w:val="Hyperlink"/>
@@ -2032,7 +2104,7 @@
           <w:color w:val="000000"/>
           <w:sz w:val="24"/>
         </w:rPr>
-        <w:hyperlink r:id="rId20" w:history="1">
+        <w:hyperlink r:id="rId19" w:history="1">
           <w:r>
             <w:rPr>
               <w:rStyle w:val="Hyperlink"/>
@@ -2050,7 +2122,7 @@
           <w:color w:val="000000"/>
           <w:sz w:val="24"/>
         </w:rPr>
-        <w:hyperlink r:id="rId20" w:history="1">
+        <w:hyperlink r:id="rId19" w:history="1">
           <w:r>
             <w:rPr>
               <w:rStyle w:val="Hyperlink"/>
@@ -2068,7 +2140,7 @@
           <w:color w:val="000000"/>
           <w:sz w:val="24"/>
         </w:rPr>
-        <w:hyperlink r:id="rId20" w:history="1">
+        <w:hyperlink r:id="rId19" w:history="1">
           <w:r>
             <w:rPr>
               <w:rStyle w:val="Hyperlink"/>
@@ -3867,7 +3939,7 @@
           <w:sz w:val="24"/>
           <w:u w:val="single"/>
         </w:rPr>
-        <w:hyperlink r:id="rId20" w:history="1">
+        <w:hyperlink r:id="rId19" w:history="1">
           <w:r>
             <w:rPr>
               <w:rStyle w:val="Hyperlink"/>
@@ -3885,7 +3957,7 @@
           <w:sz w:val="24"/>
           <w:u w:val="single"/>
         </w:rPr>
-        <w:hyperlink r:id="rId20" w:history="1">
+        <w:hyperlink r:id="rId19" w:history="1">
           <w:r>
             <w:rPr>
               <w:rStyle w:val="Hyperlink"/>
@@ -3903,7 +3975,7 @@
           <w:sz w:val="24"/>
           <w:u w:val="single"/>
         </w:rPr>
-        <w:hyperlink r:id="rId20" w:history="1">
+        <w:hyperlink r:id="rId19" w:history="1">
           <w:r>
             <w:rPr>
               <w:rStyle w:val="Hyperlink"/>
@@ -3921,7 +3993,7 @@
           <w:sz w:val="24"/>
           <w:u w:val="single"/>
         </w:rPr>
-        <w:hyperlink r:id="rId20" w:history="1">
+        <w:hyperlink r:id="rId19" w:history="1">
           <w:r>
             <w:rPr>
               <w:rStyle w:val="Hyperlink"/>
@@ -3939,7 +4011,7 @@
           <w:sz w:val="24"/>
           <w:u w:val="single"/>
         </w:rPr>
-        <w:hyperlink r:id="rId20" w:history="1">
+        <w:hyperlink r:id="rId19" w:history="1">
           <w:r>
             <w:rPr>
               <w:rStyle w:val="Hyperlink"/>
@@ -4038,7 +4110,7 @@
           <w:sz w:val="24"/>
           <w:u w:val="single"/>
         </w:rPr>
-        <w:hyperlink r:id="rId19" w:history="1">
+        <w:hyperlink r:id="rId20" w:history="1">
           <w:r>
             <w:rPr>
               <w:rStyle w:val="Hyperlink"/>
@@ -4056,7 +4128,7 @@
           <w:sz w:val="24"/>
           <w:u w:val="single"/>
         </w:rPr>
-        <w:hyperlink r:id="rId19" w:history="1">
+        <w:hyperlink r:id="rId20" w:history="1">
           <w:r>
             <w:rPr>
               <w:rStyle w:val="Hyperlink"/>
@@ -4074,7 +4146,7 @@
           <w:sz w:val="24"/>
           <w:u w:val="single"/>
         </w:rPr>
-        <w:hyperlink r:id="rId19" w:history="1">
+        <w:hyperlink r:id="rId20" w:history="1">
           <w:r>
             <w:rPr>
               <w:rStyle w:val="Hyperlink"/>
@@ -4335,7 +4407,7 @@
           <w:sz w:val="24"/>
           <w:u w:val="single"/>
         </w:rPr>
-        <w:hyperlink r:id="rId23" w:history="1">
+        <w:hyperlink r:id="rId22" w:history="1">
           <w:r>
             <w:rPr>
               <w:rStyle w:val="Hyperlink"/>
@@ -4353,7 +4425,7 @@
           <w:sz w:val="24"/>
           <w:u w:val="single"/>
         </w:rPr>
-        <w:hyperlink r:id="rId23" w:history="1">
+        <w:hyperlink r:id="rId22" w:history="1">
           <w:r>
             <w:rPr>
               <w:rStyle w:val="Hyperlink"/>

--- a/EXPORTS/DOCX/published/niveau3/Dutch/KITLV.docx
+++ b/EXPORTS/DOCX/published/niveau3/Dutch/KITLV.docx
@@ -469,31 +469,13 @@
       </w:r>
       <w:r>
         <w:rPr>
-          <w:u w:val="single" w:color="0000ff"/>
           <w:rFonts w:ascii="Charis SIL Regular" w:hAnsi="Charis SIL Regular" w:eastAsia="Charis SIL Regular"/>
           <w:b w:val="0"/>
           <w:i w:val="0"/>
           <w:color w:val="000000"/>
           <w:sz w:val="24"/>
         </w:rPr>
-        <w:hyperlink r:id="rId10" w:history="1">
-          <w:r>
-            <w:rPr>
-              <w:rStyle w:val="Hyperlink"/>
-            </w:rPr>
-            <w:t>n dat ja</w:t>
-          </w:r>
-        </w:hyperlink>
-      </w:r>
-      <w:r>
-        <w:rPr>
-          <w:rFonts w:ascii="Charis SIL Regular" w:hAnsi="Charis SIL Regular" w:eastAsia="Charis SIL Regular"/>
-          <w:b w:val="0"/>
-          <w:i w:val="0"/>
-          <w:color w:val="000000"/>
-          <w:sz w:val="24"/>
-        </w:rPr>
-        <w:t xml:space="preserve">ar </w:t>
+        <w:t xml:space="preserve">n dat jaar </w:t>
       </w:r>
       <w:r>
         <w:rPr>
@@ -1392,7 +1374,36 @@
           <w:color w:val="000000"/>
           <w:sz w:val="24"/>
         </w:rPr>
-        <w:t xml:space="preserve">UBL vindbaar zijn met het kenmerk 'D Or', en </w:t>
+        <w:t>UBL vindbaar zijn met het kenmerk 'D Or</w:t>
+      </w:r>
+      <w:r>
+        <w:rPr>
+          <w:u w:val="single" w:color="0000ff"/>
+          <w:rFonts w:ascii="Charis SIL Regular" w:hAnsi="Charis SIL Regular" w:eastAsia="Charis SIL Regular"/>
+          <w:b w:val="0"/>
+          <w:i w:val="0"/>
+          <w:color w:val="000000"/>
+          <w:sz w:val="24"/>
+        </w:rPr>
+        <w:t>'</w:t>
+      </w:r>
+      <w:r>
+        <w:rPr>
+          <w:u w:val="single" w:color="0000ff"/>
+          <w:rFonts w:ascii="Charis SIL Regular" w:hAnsi="Charis SIL Regular" w:eastAsia="Charis SIL Regular"/>
+          <w:b w:val="0"/>
+          <w:i w:val="0"/>
+          <w:color w:val="000000"/>
+          <w:sz w:val="24"/>
+        </w:rPr>
+        <w:hyperlink r:id="rId14" w:history="1">
+          <w:r>
+            <w:rPr>
+              <w:rStyle w:val="Hyperlink"/>
+            </w:rPr>
+            <w:t xml:space="preserve">, en </w:t>
+          </w:r>
+        </w:hyperlink>
       </w:r>
       <w:r>
         <w:rPr>
@@ -1601,14 +1612,7 @@
           <w:sz w:val="24"/>
           <w:u w:val="single"/>
         </w:rPr>
-        <w:hyperlink r:id="rId17" w:history="1">
-          <w:r>
-            <w:rPr>
-              <w:rStyle w:val="Hyperlink"/>
-            </w:rPr>
-            <w:t>we</w:t>
-          </w:r>
-        </w:hyperlink>
+        <w:t>we</w:t>
       </w:r>
       <w:r>
         <w:rPr>
@@ -1882,14 +1886,7 @@
           <w:sz w:val="24"/>
           <w:u w:val="single"/>
         </w:rPr>
-        <w:hyperlink r:id="rId19" w:history="1">
-          <w:r>
-            <w:rPr>
-              <w:rStyle w:val="Hyperlink"/>
-            </w:rPr>
-            <w:t>Mondeli</w:t>
-          </w:r>
-        </w:hyperlink>
+        <w:t>Mondeli</w:t>
       </w:r>
       <w:r>
         <w:rPr>
@@ -1929,7 +1926,7 @@
           <w:sz w:val="24"/>
           <w:u w:val="single"/>
         </w:rPr>
-        <w:hyperlink r:id="rId19" w:history="1">
+        <w:hyperlink r:id="rId18" w:history="1">
           <w:r>
             <w:rPr>
               <w:rStyle w:val="Hyperlink"/>
@@ -1947,7 +1944,7 @@
           <w:sz w:val="24"/>
           <w:u w:val="single"/>
         </w:rPr>
-        <w:hyperlink r:id="rId19" w:history="1">
+        <w:hyperlink r:id="rId18" w:history="1">
           <w:r>
             <w:rPr>
               <w:rStyle w:val="Hyperlink"/>
@@ -1965,7 +1962,7 @@
           <w:sz w:val="24"/>
           <w:u w:val="single"/>
         </w:rPr>
-        <w:hyperlink r:id="rId19" w:history="1">
+        <w:hyperlink r:id="rId18" w:history="1">
           <w:r>
             <w:rPr>
               <w:rStyle w:val="Hyperlink"/>
@@ -1994,7 +1991,7 @@
           <w:sz w:val="24"/>
           <w:u w:val="single"/>
         </w:rPr>
-        <w:hyperlink r:id="rId19" w:history="1">
+        <w:hyperlink r:id="rId18" w:history="1">
           <w:r>
             <w:rPr>
               <w:rStyle w:val="Hyperlink"/>
@@ -2020,8 +2017,63 @@
           <w:i w:val="0"/>
           <w:color w:val="0000FF"/>
           <w:sz w:val="24"/>
-        </w:rPr>
-        <w:t xml:space="preserve">Zuidoost-Aziatische </w:t>
+          <w:u w:val="single"/>
+        </w:rPr>
+        <w:hyperlink r:id="rId20" w:history="1">
+          <w:r>
+            <w:rPr>
+              <w:rStyle w:val="Hyperlink"/>
+            </w:rPr>
+            <w:t>Zuidoost-</w:t>
+          </w:r>
+        </w:hyperlink>
+      </w:r>
+      <w:r>
+        <w:rPr>
+          <w:rFonts w:ascii="Charis SIL Regular" w:hAnsi="Charis SIL Regular" w:eastAsia="Charis SIL Regular"/>
+          <w:b w:val="0"/>
+          <w:i w:val="0"/>
+          <w:color w:val="0000FF"/>
+          <w:sz w:val="24"/>
+          <w:u w:val="single"/>
+        </w:rPr>
+        <w:hyperlink r:id="rId20" w:history="1">
+          <w:r>
+            <w:rPr>
+              <w:rStyle w:val="Hyperlink"/>
+            </w:rPr>
+            <w:t>Aziatisch</w:t>
+          </w:r>
+        </w:hyperlink>
+      </w:r>
+      <w:r>
+        <w:rPr>
+          <w:rFonts w:ascii="Charis SIL Regular" w:hAnsi="Charis SIL Regular" w:eastAsia="Charis SIL Regular"/>
+          <w:b w:val="0"/>
+          <w:i w:val="0"/>
+          <w:color w:val="0000FF"/>
+          <w:sz w:val="24"/>
+          <w:u w:val="single"/>
+        </w:rPr>
+        <w:hyperlink r:id="rId20" w:history="1">
+          <w:r>
+            <w:rPr>
+              <w:rStyle w:val="Hyperlink"/>
+            </w:rPr>
+            <w:t>e</w:t>
+          </w:r>
+        </w:hyperlink>
+      </w:r>
+      <w:r>
+        <w:rPr>
+          <w:rFonts w:ascii="Charis SIL Regular" w:hAnsi="Charis SIL Regular" w:eastAsia="Charis SIL Regular"/>
+          <w:b w:val="0"/>
+          <w:i w:val="0"/>
+          <w:color w:val="0000FF"/>
+          <w:sz w:val="24"/>
+          <w:u w:val="single"/>
+        </w:rPr>
+        <w:t xml:space="preserve"> </w:t>
       </w:r>
       <w:r>
         <w:rPr>
@@ -4407,7 +4459,7 @@
           <w:sz w:val="24"/>
           <w:u w:val="single"/>
         </w:rPr>
-        <w:hyperlink r:id="rId22" w:history="1">
+        <w:hyperlink r:id="rId23" w:history="1">
           <w:r>
             <w:rPr>
               <w:rStyle w:val="Hyperlink"/>
@@ -4425,7 +4477,7 @@
           <w:sz w:val="24"/>
           <w:u w:val="single"/>
         </w:rPr>
-        <w:hyperlink r:id="rId22" w:history="1">
+        <w:hyperlink r:id="rId23" w:history="1">
           <w:r>
             <w:rPr>
               <w:rStyle w:val="Hyperlink"/>

--- a/EXPORTS/DOCX/published/niveau3/Dutch/KITLV.docx
+++ b/EXPORTS/DOCX/published/niveau3/Dutch/KITLV.docx
@@ -469,13 +469,31 @@
       </w:r>
       <w:r>
         <w:rPr>
+          <w:u w:val="single" w:color="0000ff"/>
           <w:rFonts w:ascii="Charis SIL Regular" w:hAnsi="Charis SIL Regular" w:eastAsia="Charis SIL Regular"/>
           <w:b w:val="0"/>
           <w:i w:val="0"/>
           <w:color w:val="000000"/>
           <w:sz w:val="24"/>
         </w:rPr>
-        <w:t xml:space="preserve">n dat jaar </w:t>
+        <w:hyperlink r:id="rId10" w:history="1">
+          <w:r>
+            <w:rPr>
+              <w:rStyle w:val="Hyperlink"/>
+            </w:rPr>
+            <w:t>n dat ja</w:t>
+          </w:r>
+        </w:hyperlink>
+      </w:r>
+      <w:r>
+        <w:rPr>
+          <w:rFonts w:ascii="Charis SIL Regular" w:hAnsi="Charis SIL Regular" w:eastAsia="Charis SIL Regular"/>
+          <w:b w:val="0"/>
+          <w:i w:val="0"/>
+          <w:color w:val="000000"/>
+          <w:sz w:val="24"/>
+        </w:rPr>
+        <w:t xml:space="preserve">ar </w:t>
       </w:r>
       <w:r>
         <w:rPr>
@@ -1374,36 +1392,7 @@
           <w:color w:val="000000"/>
           <w:sz w:val="24"/>
         </w:rPr>
-        <w:t>UBL vindbaar zijn met het kenmerk 'D Or</w:t>
-      </w:r>
-      <w:r>
-        <w:rPr>
-          <w:u w:val="single" w:color="0000ff"/>
-          <w:rFonts w:ascii="Charis SIL Regular" w:hAnsi="Charis SIL Regular" w:eastAsia="Charis SIL Regular"/>
-          <w:b w:val="0"/>
-          <w:i w:val="0"/>
-          <w:color w:val="000000"/>
-          <w:sz w:val="24"/>
-        </w:rPr>
-        <w:t>'</w:t>
-      </w:r>
-      <w:r>
-        <w:rPr>
-          <w:u w:val="single" w:color="0000ff"/>
-          <w:rFonts w:ascii="Charis SIL Regular" w:hAnsi="Charis SIL Regular" w:eastAsia="Charis SIL Regular"/>
-          <w:b w:val="0"/>
-          <w:i w:val="0"/>
-          <w:color w:val="000000"/>
-          <w:sz w:val="24"/>
-        </w:rPr>
-        <w:hyperlink r:id="rId14" w:history="1">
-          <w:r>
-            <w:rPr>
-              <w:rStyle w:val="Hyperlink"/>
-            </w:rPr>
-            <w:t xml:space="preserve">, en </w:t>
-          </w:r>
-        </w:hyperlink>
+        <w:t xml:space="preserve">UBL vindbaar zijn met het kenmerk 'D Or', en </w:t>
       </w:r>
       <w:r>
         <w:rPr>
@@ -1414,7 +1403,7 @@
           <w:sz w:val="24"/>
           <w:u w:val="single"/>
         </w:rPr>
-        <w:hyperlink r:id="rId14" w:history="1">
+        <w:hyperlink r:id="rId15" w:history="1">
           <w:r>
             <w:rPr>
               <w:rStyle w:val="Hyperlink"/>
@@ -1886,7 +1875,14 @@
           <w:sz w:val="24"/>
           <w:u w:val="single"/>
         </w:rPr>
-        <w:t>Mondeli</w:t>
+        <w:hyperlink r:id="rId19" w:history="1">
+          <w:r>
+            <w:rPr>
+              <w:rStyle w:val="Hyperlink"/>
+            </w:rPr>
+            <w:t>Mondeli</w:t>
+          </w:r>
+        </w:hyperlink>
       </w:r>
       <w:r>
         <w:rPr>
@@ -1897,7 +1893,7 @@
           <w:sz w:val="24"/>
           <w:u w:val="single"/>
         </w:rPr>
-        <w:hyperlink r:id="rId18" w:history="1">
+        <w:hyperlink r:id="rId19" w:history="1">
           <w:r>
             <w:rPr>
               <w:rStyle w:val="Hyperlink"/>
@@ -1926,7 +1922,7 @@
           <w:sz w:val="24"/>
           <w:u w:val="single"/>
         </w:rPr>
-        <w:hyperlink r:id="rId18" w:history="1">
+        <w:hyperlink r:id="rId19" w:history="1">
           <w:r>
             <w:rPr>
               <w:rStyle w:val="Hyperlink"/>
@@ -1944,7 +1940,7 @@
           <w:sz w:val="24"/>
           <w:u w:val="single"/>
         </w:rPr>
-        <w:hyperlink r:id="rId18" w:history="1">
+        <w:hyperlink r:id="rId19" w:history="1">
           <w:r>
             <w:rPr>
               <w:rStyle w:val="Hyperlink"/>
@@ -1962,7 +1958,7 @@
           <w:sz w:val="24"/>
           <w:u w:val="single"/>
         </w:rPr>
-        <w:hyperlink r:id="rId18" w:history="1">
+        <w:hyperlink r:id="rId19" w:history="1">
           <w:r>
             <w:rPr>
               <w:rStyle w:val="Hyperlink"/>
@@ -2055,7 +2051,7 @@
           <w:sz w:val="24"/>
           <w:u w:val="single"/>
         </w:rPr>
-        <w:hyperlink r:id="rId20" w:history="1">
+        <w:hyperlink r:id="rId19" w:history="1">
           <w:r>
             <w:rPr>
               <w:rStyle w:val="Hyperlink"/>
@@ -2084,7 +2080,7 @@
           <w:sz w:val="24"/>
           <w:u w:val="single"/>
         </w:rPr>
-        <w:hyperlink r:id="rId20" w:history="1">
+        <w:hyperlink r:id="rId19" w:history="1">
           <w:r>
             <w:rPr>
               <w:rStyle w:val="Hyperlink"/>
@@ -2102,7 +2098,7 @@
           <w:sz w:val="24"/>
           <w:u w:val="single"/>
         </w:rPr>
-        <w:hyperlink r:id="rId20" w:history="1">
+        <w:hyperlink r:id="rId19" w:history="1">
           <w:r>
             <w:rPr>
               <w:rStyle w:val="Hyperlink"/>
@@ -4459,7 +4455,7 @@
           <w:sz w:val="24"/>
           <w:u w:val="single"/>
         </w:rPr>
-        <w:hyperlink r:id="rId23" w:history="1">
+        <w:hyperlink r:id="rId22" w:history="1">
           <w:r>
             <w:rPr>
               <w:rStyle w:val="Hyperlink"/>
@@ -4477,7 +4473,7 @@
           <w:sz w:val="24"/>
           <w:u w:val="single"/>
         </w:rPr>
-        <w:hyperlink r:id="rId23" w:history="1">
+        <w:hyperlink r:id="rId22" w:history="1">
           <w:r>
             <w:rPr>
               <w:rStyle w:val="Hyperlink"/>

--- a/EXPORTS/DOCX/published/niveau3/Dutch/KITLV.docx
+++ b/EXPORTS/DOCX/published/niveau3/Dutch/KITLV.docx
@@ -469,31 +469,13 @@
       </w:r>
       <w:r>
         <w:rPr>
-          <w:u w:val="single" w:color="0000ff"/>
           <w:rFonts w:ascii="Charis SIL Regular" w:hAnsi="Charis SIL Regular" w:eastAsia="Charis SIL Regular"/>
           <w:b w:val="0"/>
           <w:i w:val="0"/>
           <w:color w:val="000000"/>
           <w:sz w:val="24"/>
         </w:rPr>
-        <w:hyperlink r:id="rId10" w:history="1">
-          <w:r>
-            <w:rPr>
-              <w:rStyle w:val="Hyperlink"/>
-            </w:rPr>
-            <w:t>n dat ja</w:t>
-          </w:r>
-        </w:hyperlink>
-      </w:r>
-      <w:r>
-        <w:rPr>
-          <w:rFonts w:ascii="Charis SIL Regular" w:hAnsi="Charis SIL Regular" w:eastAsia="Charis SIL Regular"/>
-          <w:b w:val="0"/>
-          <w:i w:val="0"/>
-          <w:color w:val="000000"/>
-          <w:sz w:val="24"/>
-        </w:rPr>
-        <w:t xml:space="preserve">ar </w:t>
+        <w:t xml:space="preserve">n dat jaar </w:t>
       </w:r>
       <w:r>
         <w:rPr>
@@ -1392,7 +1374,36 @@
           <w:color w:val="000000"/>
           <w:sz w:val="24"/>
         </w:rPr>
-        <w:t xml:space="preserve">UBL vindbaar zijn met het kenmerk 'D Or', en </w:t>
+        <w:t>UBL vindbaar zijn met het kenmerk 'D Or</w:t>
+      </w:r>
+      <w:r>
+        <w:rPr>
+          <w:u w:val="single" w:color="0000ff"/>
+          <w:rFonts w:ascii="Charis SIL Regular" w:hAnsi="Charis SIL Regular" w:eastAsia="Charis SIL Regular"/>
+          <w:b w:val="0"/>
+          <w:i w:val="0"/>
+          <w:color w:val="000000"/>
+          <w:sz w:val="24"/>
+        </w:rPr>
+        <w:t>'</w:t>
+      </w:r>
+      <w:r>
+        <w:rPr>
+          <w:u w:val="single" w:color="0000ff"/>
+          <w:rFonts w:ascii="Charis SIL Regular" w:hAnsi="Charis SIL Regular" w:eastAsia="Charis SIL Regular"/>
+          <w:b w:val="0"/>
+          <w:i w:val="0"/>
+          <w:color w:val="000000"/>
+          <w:sz w:val="24"/>
+        </w:rPr>
+        <w:hyperlink r:id="rId14" w:history="1">
+          <w:r>
+            <w:rPr>
+              <w:rStyle w:val="Hyperlink"/>
+            </w:rPr>
+            <w:t xml:space="preserve">, en </w:t>
+          </w:r>
+        </w:hyperlink>
       </w:r>
       <w:r>
         <w:rPr>
@@ -1403,7 +1414,7 @@
           <w:sz w:val="24"/>
           <w:u w:val="single"/>
         </w:rPr>
-        <w:hyperlink r:id="rId15" w:history="1">
+        <w:hyperlink r:id="rId14" w:history="1">
           <w:r>
             <w:rPr>
               <w:rStyle w:val="Hyperlink"/>
@@ -1601,7 +1612,14 @@
           <w:sz w:val="24"/>
           <w:u w:val="single"/>
         </w:rPr>
-        <w:t>we</w:t>
+        <w:hyperlink r:id="rId17" w:history="1">
+          <w:r>
+            <w:rPr>
+              <w:rStyle w:val="Hyperlink"/>
+            </w:rPr>
+            <w:t>we</w:t>
+          </w:r>
+        </w:hyperlink>
       </w:r>
       <w:r>
         <w:rPr>
@@ -1612,7 +1630,7 @@
           <w:sz w:val="24"/>
           <w:u w:val="single"/>
         </w:rPr>
-        <w:hyperlink r:id="rId16" w:history="1">
+        <w:hyperlink r:id="rId17" w:history="1">
           <w:r>
             <w:rPr>
               <w:rStyle w:val="Hyperlink"/>
@@ -1875,14 +1893,7 @@
           <w:sz w:val="24"/>
           <w:u w:val="single"/>
         </w:rPr>
-        <w:hyperlink r:id="rId19" w:history="1">
-          <w:r>
-            <w:rPr>
-              <w:rStyle w:val="Hyperlink"/>
-            </w:rPr>
-            <w:t>Mondeli</w:t>
-          </w:r>
-        </w:hyperlink>
+        <w:t>Mondeli</w:t>
       </w:r>
       <w:r>
         <w:rPr>
@@ -1893,7 +1904,7 @@
           <w:sz w:val="24"/>
           <w:u w:val="single"/>
         </w:rPr>
-        <w:hyperlink r:id="rId19" w:history="1">
+        <w:hyperlink r:id="rId18" w:history="1">
           <w:r>
             <w:rPr>
               <w:rStyle w:val="Hyperlink"/>
@@ -1922,7 +1933,7 @@
           <w:sz w:val="24"/>
           <w:u w:val="single"/>
         </w:rPr>
-        <w:hyperlink r:id="rId19" w:history="1">
+        <w:hyperlink r:id="rId18" w:history="1">
           <w:r>
             <w:rPr>
               <w:rStyle w:val="Hyperlink"/>
@@ -1940,7 +1951,7 @@
           <w:sz w:val="24"/>
           <w:u w:val="single"/>
         </w:rPr>
-        <w:hyperlink r:id="rId19" w:history="1">
+        <w:hyperlink r:id="rId18" w:history="1">
           <w:r>
             <w:rPr>
               <w:rStyle w:val="Hyperlink"/>
@@ -1958,7 +1969,7 @@
           <w:sz w:val="24"/>
           <w:u w:val="single"/>
         </w:rPr>
-        <w:hyperlink r:id="rId19" w:history="1">
+        <w:hyperlink r:id="rId18" w:history="1">
           <w:r>
             <w:rPr>
               <w:rStyle w:val="Hyperlink"/>
@@ -2051,7 +2062,7 @@
           <w:sz w:val="24"/>
           <w:u w:val="single"/>
         </w:rPr>
-        <w:hyperlink r:id="rId19" w:history="1">
+        <w:hyperlink r:id="rId20" w:history="1">
           <w:r>
             <w:rPr>
               <w:rStyle w:val="Hyperlink"/>
@@ -2080,7 +2091,7 @@
           <w:sz w:val="24"/>
           <w:u w:val="single"/>
         </w:rPr>
-        <w:hyperlink r:id="rId19" w:history="1">
+        <w:hyperlink r:id="rId20" w:history="1">
           <w:r>
             <w:rPr>
               <w:rStyle w:val="Hyperlink"/>
@@ -2098,7 +2109,7 @@
           <w:sz w:val="24"/>
           <w:u w:val="single"/>
         </w:rPr>
-        <w:hyperlink r:id="rId19" w:history="1">
+        <w:hyperlink r:id="rId20" w:history="1">
           <w:r>
             <w:rPr>
               <w:rStyle w:val="Hyperlink"/>
@@ -4455,7 +4466,7 @@
           <w:sz w:val="24"/>
           <w:u w:val="single"/>
         </w:rPr>
-        <w:hyperlink r:id="rId22" w:history="1">
+        <w:hyperlink r:id="rId23" w:history="1">
           <w:r>
             <w:rPr>
               <w:rStyle w:val="Hyperlink"/>
@@ -4473,7 +4484,7 @@
           <w:sz w:val="24"/>
           <w:u w:val="single"/>
         </w:rPr>
-        <w:hyperlink r:id="rId22" w:history="1">
+        <w:hyperlink r:id="rId23" w:history="1">
           <w:r>
             <w:rPr>
               <w:rStyle w:val="Hyperlink"/>
@@ -4548,7 +4559,7 @@
           <w:sz w:val="24"/>
           <w:u w:val="single"/>
         </w:rPr>
-        <w:hyperlink r:id="rId24" w:history="1">
+        <w:hyperlink r:id="rId22" w:history="1">
           <w:r>
             <w:rPr>
               <w:rStyle w:val="Hyperlink"/>

--- a/EXPORTS/DOCX/published/niveau3/Dutch/KITLV.docx
+++ b/EXPORTS/DOCX/published/niveau3/Dutch/KITLV.docx
@@ -451,31 +451,13 @@
       </w:r>
       <w:r>
         <w:rPr>
-          <w:u w:val="single" w:color="0000ff"/>
           <w:rFonts w:ascii="Charis SIL Regular" w:hAnsi="Charis SIL Regular" w:eastAsia="Charis SIL Regular"/>
           <w:b w:val="0"/>
           <w:i w:val="0"/>
           <w:color w:val="000000"/>
           <w:sz w:val="24"/>
         </w:rPr>
-        <w:hyperlink r:id="rId10" w:history="1">
-          <w:r>
-            <w:rPr>
-              <w:rStyle w:val="Hyperlink"/>
-            </w:rPr>
-            <w:t>i</w:t>
-          </w:r>
-        </w:hyperlink>
-      </w:r>
-      <w:r>
-        <w:rPr>
-          <w:rFonts w:ascii="Charis SIL Regular" w:hAnsi="Charis SIL Regular" w:eastAsia="Charis SIL Regular"/>
-          <w:b w:val="0"/>
-          <w:i w:val="0"/>
-          <w:color w:val="000000"/>
-          <w:sz w:val="24"/>
-        </w:rPr>
-        <w:t xml:space="preserve">n dat jaar </w:t>
+        <w:t xml:space="preserve">in dat jaar </w:t>
       </w:r>
       <w:r>
         <w:rPr>
@@ -1374,36 +1356,7 @@
           <w:color w:val="000000"/>
           <w:sz w:val="24"/>
         </w:rPr>
-        <w:t>UBL vindbaar zijn met het kenmerk 'D Or</w:t>
-      </w:r>
-      <w:r>
-        <w:rPr>
-          <w:u w:val="single" w:color="0000ff"/>
-          <w:rFonts w:ascii="Charis SIL Regular" w:hAnsi="Charis SIL Regular" w:eastAsia="Charis SIL Regular"/>
-          <w:b w:val="0"/>
-          <w:i w:val="0"/>
-          <w:color w:val="000000"/>
-          <w:sz w:val="24"/>
-        </w:rPr>
-        <w:t>'</w:t>
-      </w:r>
-      <w:r>
-        <w:rPr>
-          <w:u w:val="single" w:color="0000ff"/>
-          <w:rFonts w:ascii="Charis SIL Regular" w:hAnsi="Charis SIL Regular" w:eastAsia="Charis SIL Regular"/>
-          <w:b w:val="0"/>
-          <w:i w:val="0"/>
-          <w:color w:val="000000"/>
-          <w:sz w:val="24"/>
-        </w:rPr>
-        <w:hyperlink r:id="rId14" w:history="1">
-          <w:r>
-            <w:rPr>
-              <w:rStyle w:val="Hyperlink"/>
-            </w:rPr>
-            <w:t xml:space="preserve">, en </w:t>
-          </w:r>
-        </w:hyperlink>
+        <w:t xml:space="preserve">UBL vindbaar zijn met het kenmerk 'D Or', en </w:t>
       </w:r>
       <w:r>
         <w:rPr>
@@ -1414,7 +1367,7 @@
           <w:sz w:val="24"/>
           <w:u w:val="single"/>
         </w:rPr>
-        <w:hyperlink r:id="rId14" w:history="1">
+        <w:hyperlink r:id="rId15" w:history="1">
           <w:r>
             <w:rPr>
               <w:rStyle w:val="Hyperlink"/>
@@ -1432,7 +1385,7 @@
           <w:sz w:val="24"/>
           <w:u w:val="single"/>
         </w:rPr>
-        <w:hyperlink r:id="rId14" w:history="1">
+        <w:hyperlink r:id="rId15" w:history="1">
           <w:r>
             <w:rPr>
               <w:rStyle w:val="Hyperlink"/>
@@ -1461,7 +1414,7 @@
           <w:sz w:val="24"/>
           <w:u w:val="single"/>
         </w:rPr>
-        <w:hyperlink r:id="rId14" w:history="1">
+        <w:hyperlink r:id="rId15" w:history="1">
           <w:r>
             <w:rPr>
               <w:rStyle w:val="Hyperlink"/>
@@ -1612,14 +1565,7 @@
           <w:sz w:val="24"/>
           <w:u w:val="single"/>
         </w:rPr>
-        <w:hyperlink r:id="rId17" w:history="1">
-          <w:r>
-            <w:rPr>
-              <w:rStyle w:val="Hyperlink"/>
-            </w:rPr>
-            <w:t>we</w:t>
-          </w:r>
-        </w:hyperlink>
+        <w:t>we</w:t>
       </w:r>
       <w:r>
         <w:rPr>
@@ -1630,7 +1576,7 @@
           <w:sz w:val="24"/>
           <w:u w:val="single"/>
         </w:rPr>
-        <w:hyperlink r:id="rId17" w:history="1">
+        <w:hyperlink r:id="rId16" w:history="1">
           <w:r>
             <w:rPr>
               <w:rStyle w:val="Hyperlink"/>
@@ -1893,7 +1839,14 @@
           <w:sz w:val="24"/>
           <w:u w:val="single"/>
         </w:rPr>
-        <w:t>Mondeli</w:t>
+        <w:hyperlink r:id="rId19" w:history="1">
+          <w:r>
+            <w:rPr>
+              <w:rStyle w:val="Hyperlink"/>
+            </w:rPr>
+            <w:t>Mondeli</w:t>
+          </w:r>
+        </w:hyperlink>
       </w:r>
       <w:r>
         <w:rPr>
@@ -1904,7 +1857,7 @@
           <w:sz w:val="24"/>
           <w:u w:val="single"/>
         </w:rPr>
-        <w:hyperlink r:id="rId18" w:history="1">
+        <w:hyperlink r:id="rId19" w:history="1">
           <w:r>
             <w:rPr>
               <w:rStyle w:val="Hyperlink"/>
@@ -1933,7 +1886,7 @@
           <w:sz w:val="24"/>
           <w:u w:val="single"/>
         </w:rPr>
-        <w:hyperlink r:id="rId18" w:history="1">
+        <w:hyperlink r:id="rId19" w:history="1">
           <w:r>
             <w:rPr>
               <w:rStyle w:val="Hyperlink"/>
@@ -1951,7 +1904,7 @@
           <w:sz w:val="24"/>
           <w:u w:val="single"/>
         </w:rPr>
-        <w:hyperlink r:id="rId18" w:history="1">
+        <w:hyperlink r:id="rId19" w:history="1">
           <w:r>
             <w:rPr>
               <w:rStyle w:val="Hyperlink"/>
@@ -1969,7 +1922,7 @@
           <w:sz w:val="24"/>
           <w:u w:val="single"/>
         </w:rPr>
-        <w:hyperlink r:id="rId18" w:history="1">
+        <w:hyperlink r:id="rId19" w:history="1">
           <w:r>
             <w:rPr>
               <w:rStyle w:val="Hyperlink"/>
@@ -1998,7 +1951,7 @@
           <w:sz w:val="24"/>
           <w:u w:val="single"/>
         </w:rPr>
-        <w:hyperlink r:id="rId18" w:history="1">
+        <w:hyperlink r:id="rId19" w:history="1">
           <w:r>
             <w:rPr>
               <w:rStyle w:val="Hyperlink"/>
@@ -2062,7 +2015,7 @@
           <w:sz w:val="24"/>
           <w:u w:val="single"/>
         </w:rPr>
-        <w:hyperlink r:id="rId20" w:history="1">
+        <w:hyperlink r:id="rId19" w:history="1">
           <w:r>
             <w:rPr>
               <w:rStyle w:val="Hyperlink"/>
@@ -2091,7 +2044,7 @@
           <w:sz w:val="24"/>
           <w:u w:val="single"/>
         </w:rPr>
-        <w:hyperlink r:id="rId20" w:history="1">
+        <w:hyperlink r:id="rId19" w:history="1">
           <w:r>
             <w:rPr>
               <w:rStyle w:val="Hyperlink"/>
@@ -2109,7 +2062,7 @@
           <w:sz w:val="24"/>
           <w:u w:val="single"/>
         </w:rPr>
-        <w:hyperlink r:id="rId20" w:history="1">
+        <w:hyperlink r:id="rId19" w:history="1">
           <w:r>
             <w:rPr>
               <w:rStyle w:val="Hyperlink"/>

--- a/EXPORTS/DOCX/published/niveau3/Dutch/KITLV.docx
+++ b/EXPORTS/DOCX/published/niveau3/Dutch/KITLV.docx
@@ -451,13 +451,49 @@
       </w:r>
       <w:r>
         <w:rPr>
+          <w:u w:val="single" w:color="0000ff"/>
           <w:rFonts w:ascii="Charis SIL Regular" w:hAnsi="Charis SIL Regular" w:eastAsia="Charis SIL Regular"/>
           <w:b w:val="0"/>
           <w:i w:val="0"/>
           <w:color w:val="000000"/>
           <w:sz w:val="24"/>
         </w:rPr>
-        <w:t xml:space="preserve">in dat jaar </w:t>
+        <w:hyperlink r:id="rId10" w:history="1">
+          <w:r>
+            <w:rPr>
+              <w:rStyle w:val="Hyperlink"/>
+            </w:rPr>
+            <w:t>i</w:t>
+          </w:r>
+        </w:hyperlink>
+      </w:r>
+      <w:r>
+        <w:rPr>
+          <w:u w:val="single" w:color="0000ff"/>
+          <w:rFonts w:ascii="Charis SIL Regular" w:hAnsi="Charis SIL Regular" w:eastAsia="Charis SIL Regular"/>
+          <w:b w:val="0"/>
+          <w:i w:val="0"/>
+          <w:color w:val="000000"/>
+          <w:sz w:val="24"/>
+        </w:rPr>
+        <w:hyperlink r:id="rId10" w:history="1">
+          <w:r>
+            <w:rPr>
+              <w:rStyle w:val="Hyperlink"/>
+            </w:rPr>
+            <w:t>n dat ja</w:t>
+          </w:r>
+        </w:hyperlink>
+      </w:r>
+      <w:r>
+        <w:rPr>
+          <w:rFonts w:ascii="Charis SIL Regular" w:hAnsi="Charis SIL Regular" w:eastAsia="Charis SIL Regular"/>
+          <w:b w:val="0"/>
+          <w:i w:val="0"/>
+          <w:color w:val="000000"/>
+          <w:sz w:val="24"/>
+        </w:rPr>
+        <w:t xml:space="preserve">ar </w:t>
       </w:r>
       <w:r>
         <w:rPr>
@@ -1356,7 +1392,36 @@
           <w:color w:val="000000"/>
           <w:sz w:val="24"/>
         </w:rPr>
-        <w:t xml:space="preserve">UBL vindbaar zijn met het kenmerk 'D Or', en </w:t>
+        <w:t>UBL vindbaar zijn met het kenmerk 'D Or</w:t>
+      </w:r>
+      <w:r>
+        <w:rPr>
+          <w:u w:val="single" w:color="0000ff"/>
+          <w:rFonts w:ascii="Charis SIL Regular" w:hAnsi="Charis SIL Regular" w:eastAsia="Charis SIL Regular"/>
+          <w:b w:val="0"/>
+          <w:i w:val="0"/>
+          <w:color w:val="000000"/>
+          <w:sz w:val="24"/>
+        </w:rPr>
+        <w:t>'</w:t>
+      </w:r>
+      <w:r>
+        <w:rPr>
+          <w:u w:val="single" w:color="0000ff"/>
+          <w:rFonts w:ascii="Charis SIL Regular" w:hAnsi="Charis SIL Regular" w:eastAsia="Charis SIL Regular"/>
+          <w:b w:val="0"/>
+          <w:i w:val="0"/>
+          <w:color w:val="000000"/>
+          <w:sz w:val="24"/>
+        </w:rPr>
+        <w:hyperlink r:id="rId14" w:history="1">
+          <w:r>
+            <w:rPr>
+              <w:rStyle w:val="Hyperlink"/>
+            </w:rPr>
+            <w:t xml:space="preserve">, en </w:t>
+          </w:r>
+        </w:hyperlink>
       </w:r>
       <w:r>
         <w:rPr>
@@ -1367,7 +1432,7 @@
           <w:sz w:val="24"/>
           <w:u w:val="single"/>
         </w:rPr>
-        <w:hyperlink r:id="rId15" w:history="1">
+        <w:hyperlink r:id="rId14" w:history="1">
           <w:r>
             <w:rPr>
               <w:rStyle w:val="Hyperlink"/>
@@ -1385,7 +1450,7 @@
           <w:sz w:val="24"/>
           <w:u w:val="single"/>
         </w:rPr>
-        <w:hyperlink r:id="rId15" w:history="1">
+        <w:hyperlink r:id="rId14" w:history="1">
           <w:r>
             <w:rPr>
               <w:rStyle w:val="Hyperlink"/>
@@ -1414,7 +1479,7 @@
           <w:sz w:val="24"/>
           <w:u w:val="single"/>
         </w:rPr>
-        <w:hyperlink r:id="rId15" w:history="1">
+        <w:hyperlink r:id="rId14" w:history="1">
           <w:r>
             <w:rPr>
               <w:rStyle w:val="Hyperlink"/>
@@ -1857,7 +1922,7 @@
           <w:sz w:val="24"/>
           <w:u w:val="single"/>
         </w:rPr>
-        <w:hyperlink r:id="rId19" w:history="1">
+        <w:hyperlink r:id="rId18" w:history="1">
           <w:r>
             <w:rPr>
               <w:rStyle w:val="Hyperlink"/>
@@ -1886,12 +1951,123 @@
           <w:sz w:val="24"/>
           <w:u w:val="single"/>
         </w:rPr>
-        <w:hyperlink r:id="rId19" w:history="1">
+        <w:hyperlink r:id="rId18" w:history="1">
           <w:r>
             <w:rPr>
               <w:rStyle w:val="Hyperlink"/>
             </w:rPr>
             <w:t>Geschied</w:t>
+          </w:r>
+        </w:hyperlink>
+      </w:r>
+      <w:r>
+        <w:rPr>
+          <w:rFonts w:ascii="Charis SIL Regular" w:hAnsi="Charis SIL Regular" w:eastAsia="Charis SIL Regular"/>
+          <w:b w:val="0"/>
+          <w:i w:val="0"/>
+          <w:color w:val="0000FF"/>
+          <w:sz w:val="24"/>
+          <w:u w:val="single"/>
+        </w:rPr>
+        <w:hyperlink r:id="rId18" w:history="1">
+          <w:r>
+            <w:rPr>
+              <w:rStyle w:val="Hyperlink"/>
+            </w:rPr>
+            <w:t>e</w:t>
+          </w:r>
+        </w:hyperlink>
+      </w:r>
+      <w:r>
+        <w:rPr>
+          <w:rFonts w:ascii="Charis SIL Regular" w:hAnsi="Charis SIL Regular" w:eastAsia="Charis SIL Regular"/>
+          <w:b w:val="0"/>
+          <w:i w:val="0"/>
+          <w:color w:val="0000FF"/>
+          <w:sz w:val="24"/>
+          <w:u w:val="single"/>
+        </w:rPr>
+        <w:hyperlink r:id="rId18" w:history="1">
+          <w:r>
+            <w:rPr>
+              <w:rStyle w:val="Hyperlink"/>
+            </w:rPr>
+            <w:t>nis</w:t>
+          </w:r>
+        </w:hyperlink>
+      </w:r>
+      <w:r>
+        <w:rPr>
+          <w:rFonts w:ascii="Charis SIL Regular" w:hAnsi="Charis SIL Regular" w:eastAsia="Charis SIL Regular"/>
+          <w:b w:val="0"/>
+          <w:i w:val="0"/>
+          <w:color w:val="0000FF"/>
+          <w:sz w:val="24"/>
+          <w:u w:val="single"/>
+        </w:rPr>
+        <w:t xml:space="preserve"> </w:t>
+      </w:r>
+      <w:r>
+        <w:rPr>
+          <w:rFonts w:ascii="Charis SIL Regular" w:hAnsi="Charis SIL Regular" w:eastAsia="Charis SIL Regular"/>
+          <w:b w:val="0"/>
+          <w:i w:val="0"/>
+          <w:color w:val="0000FF"/>
+          <w:sz w:val="24"/>
+          <w:u w:val="single"/>
+        </w:rPr>
+        <w:hyperlink r:id="rId18" w:history="1">
+          <w:r>
+            <w:rPr>
+              <w:rStyle w:val="Hyperlink"/>
+            </w:rPr>
+            <w:t>Indonesië</w:t>
+          </w:r>
+        </w:hyperlink>
+      </w:r>
+      <w:r>
+        <w:rPr>
+          <w:rFonts w:ascii="Charis SIL Regular" w:hAnsi="Charis SIL Regular" w:eastAsia="Charis SIL Regular"/>
+          <w:b w:val="0"/>
+          <w:i w:val="0"/>
+          <w:color w:val="000000"/>
+          <w:sz w:val="24"/>
+        </w:rPr>
+        <w:t xml:space="preserve">(SMGI) en de collectie </w:t>
+      </w:r>
+      <w:r>
+        <w:rPr>
+          <w:rFonts w:ascii="Charis SIL Regular" w:hAnsi="Charis SIL Regular" w:eastAsia="Charis SIL Regular"/>
+          <w:b w:val="0"/>
+          <w:i w:val="0"/>
+          <w:color w:val="0000FF"/>
+          <w:sz w:val="24"/>
+          <w:u w:val="single"/>
+        </w:rPr>
+        <w:hyperlink r:id="rId20" w:history="1">
+          <w:r>
+            <w:rPr>
+              <w:rStyle w:val="Hyperlink"/>
+            </w:rPr>
+            <w:t>Zuidoost-</w:t>
+          </w:r>
+        </w:hyperlink>
+      </w:r>
+      <w:r>
+        <w:rPr>
+          <w:rFonts w:ascii="Charis SIL Regular" w:hAnsi="Charis SIL Regular" w:eastAsia="Charis SIL Regular"/>
+          <w:b w:val="0"/>
+          <w:i w:val="0"/>
+          <w:color w:val="0000FF"/>
+          <w:sz w:val="24"/>
+          <w:u w:val="single"/>
+        </w:rPr>
+        <w:hyperlink r:id="rId20" w:history="1">
+          <w:r>
+            <w:rPr>
+              <w:rStyle w:val="Hyperlink"/>
+            </w:rPr>
+            <w:t>Aziatisch</w:t>
           </w:r>
         </w:hyperlink>
       </w:r>
@@ -1922,14 +2098,7 @@
           <w:sz w:val="24"/>
           <w:u w:val="single"/>
         </w:rPr>
-        <w:hyperlink r:id="rId19" w:history="1">
-          <w:r>
-            <w:rPr>
-              <w:rStyle w:val="Hyperlink"/>
-            </w:rPr>
-            <w:t>nis</w:t>
-          </w:r>
-        </w:hyperlink>
+        <w:t xml:space="preserve"> </w:t>
       </w:r>
       <w:r>
         <w:rPr>
@@ -1940,111 +2109,7 @@
           <w:sz w:val="24"/>
           <w:u w:val="single"/>
         </w:rPr>
-        <w:t xml:space="preserve"> </w:t>
-      </w:r>
-      <w:r>
-        <w:rPr>
-          <w:rFonts w:ascii="Charis SIL Regular" w:hAnsi="Charis SIL Regular" w:eastAsia="Charis SIL Regular"/>
-          <w:b w:val="0"/>
-          <w:i w:val="0"/>
-          <w:color w:val="0000FF"/>
-          <w:sz w:val="24"/>
-          <w:u w:val="single"/>
-        </w:rPr>
-        <w:hyperlink r:id="rId19" w:history="1">
-          <w:r>
-            <w:rPr>
-              <w:rStyle w:val="Hyperlink"/>
-            </w:rPr>
-            <w:t>Indonesië</w:t>
-          </w:r>
-        </w:hyperlink>
-      </w:r>
-      <w:r>
-        <w:rPr>
-          <w:rFonts w:ascii="Charis SIL Regular" w:hAnsi="Charis SIL Regular" w:eastAsia="Charis SIL Regular"/>
-          <w:b w:val="0"/>
-          <w:i w:val="0"/>
-          <w:color w:val="000000"/>
-          <w:sz w:val="24"/>
-        </w:rPr>
-        <w:t xml:space="preserve">(SMGI) en de collectie </w:t>
-      </w:r>
-      <w:r>
-        <w:rPr>
-          <w:rFonts w:ascii="Charis SIL Regular" w:hAnsi="Charis SIL Regular" w:eastAsia="Charis SIL Regular"/>
-          <w:b w:val="0"/>
-          <w:i w:val="0"/>
-          <w:color w:val="0000FF"/>
-          <w:sz w:val="24"/>
-          <w:u w:val="single"/>
-        </w:rPr>
         <w:hyperlink r:id="rId20" w:history="1">
-          <w:r>
-            <w:rPr>
-              <w:rStyle w:val="Hyperlink"/>
-            </w:rPr>
-            <w:t>Zuidoost-</w:t>
-          </w:r>
-        </w:hyperlink>
-      </w:r>
-      <w:r>
-        <w:rPr>
-          <w:rFonts w:ascii="Charis SIL Regular" w:hAnsi="Charis SIL Regular" w:eastAsia="Charis SIL Regular"/>
-          <w:b w:val="0"/>
-          <w:i w:val="0"/>
-          <w:color w:val="0000FF"/>
-          <w:sz w:val="24"/>
-          <w:u w:val="single"/>
-        </w:rPr>
-        <w:hyperlink r:id="rId20" w:history="1">
-          <w:r>
-            <w:rPr>
-              <w:rStyle w:val="Hyperlink"/>
-            </w:rPr>
-            <w:t>Aziatisch</w:t>
-          </w:r>
-        </w:hyperlink>
-      </w:r>
-      <w:r>
-        <w:rPr>
-          <w:rFonts w:ascii="Charis SIL Regular" w:hAnsi="Charis SIL Regular" w:eastAsia="Charis SIL Regular"/>
-          <w:b w:val="0"/>
-          <w:i w:val="0"/>
-          <w:color w:val="0000FF"/>
-          <w:sz w:val="24"/>
-          <w:u w:val="single"/>
-        </w:rPr>
-        <w:hyperlink r:id="rId19" w:history="1">
-          <w:r>
-            <w:rPr>
-              <w:rStyle w:val="Hyperlink"/>
-            </w:rPr>
-            <w:t>e</w:t>
-          </w:r>
-        </w:hyperlink>
-      </w:r>
-      <w:r>
-        <w:rPr>
-          <w:rFonts w:ascii="Charis SIL Regular" w:hAnsi="Charis SIL Regular" w:eastAsia="Charis SIL Regular"/>
-          <w:b w:val="0"/>
-          <w:i w:val="0"/>
-          <w:color w:val="0000FF"/>
-          <w:sz w:val="24"/>
-          <w:u w:val="single"/>
-        </w:rPr>
-        <w:t xml:space="preserve"> </w:t>
-      </w:r>
-      <w:r>
-        <w:rPr>
-          <w:rFonts w:ascii="Charis SIL Regular" w:hAnsi="Charis SIL Regular" w:eastAsia="Charis SIL Regular"/>
-          <w:b w:val="0"/>
-          <w:i w:val="0"/>
-          <w:color w:val="0000FF"/>
-          <w:sz w:val="24"/>
-          <w:u w:val="single"/>
-        </w:rPr>
-        <w:hyperlink r:id="rId19" w:history="1">
           <w:r>
             <w:rPr>
               <w:rStyle w:val="Hyperlink"/>
@@ -2062,7 +2127,7 @@
           <w:sz w:val="24"/>
           <w:u w:val="single"/>
         </w:rPr>
-        <w:hyperlink r:id="rId19" w:history="1">
+        <w:hyperlink r:id="rId20" w:history="1">
           <w:r>
             <w:rPr>
               <w:rStyle w:val="Hyperlink"/>
@@ -4437,7 +4502,7 @@
           <w:sz w:val="24"/>
           <w:u w:val="single"/>
         </w:rPr>
-        <w:hyperlink r:id="rId23" w:history="1">
+        <w:hyperlink r:id="rId22" w:history="1">
           <w:r>
             <w:rPr>
               <w:rStyle w:val="Hyperlink"/>
@@ -4454,7 +4519,14 @@
           <w:color w:val="000000"/>
           <w:sz w:val="24"/>
         </w:rPr>
-        <w:t xml:space="preserve">, </w:t>
+        <w:hyperlink r:id="rId22" w:history="1">
+          <w:r>
+            <w:rPr>
+              <w:rStyle w:val="Hyperlink"/>
+            </w:rPr>
+            <w:t xml:space="preserve">, </w:t>
+          </w:r>
+        </w:hyperlink>
       </w:r>
       <w:r>
         <w:rPr>
@@ -4465,7 +4537,7 @@
           <w:sz w:val="24"/>
           <w:u w:val="single"/>
         </w:rPr>
-        <w:hyperlink r:id="rId24" w:history="1">
+        <w:hyperlink r:id="rId22" w:history="1">
           <w:r>
             <w:rPr>
               <w:rStyle w:val="Hyperlink"/>
@@ -4494,7 +4566,7 @@
           <w:sz w:val="24"/>
           <w:u w:val="single"/>
         </w:rPr>
-        <w:hyperlink r:id="rId24" w:history="1">
+        <w:hyperlink r:id="rId22" w:history="1">
           <w:r>
             <w:rPr>
               <w:rStyle w:val="Hyperlink"/>
@@ -4630,7 +4702,7 @@
           <w:sz w:val="24"/>
           <w:u w:val="single"/>
         </w:rPr>
-        <w:hyperlink r:id="rId25" w:history="1">
+        <w:hyperlink r:id="rId24" w:history="1">
           <w:r>
             <w:rPr>
               <w:rStyle w:val="Hyperlink"/>
@@ -4648,7 +4720,7 @@
           <w:sz w:val="24"/>
           <w:u w:val="single"/>
         </w:rPr>
-        <w:hyperlink r:id="rId25" w:history="1">
+        <w:hyperlink r:id="rId24" w:history="1">
           <w:r>
             <w:rPr>
               <w:rStyle w:val="Hyperlink"/>
@@ -4666,7 +4738,7 @@
           <w:sz w:val="24"/>
           <w:u w:val="single"/>
         </w:rPr>
-        <w:hyperlink r:id="rId25" w:history="1">
+        <w:hyperlink r:id="rId24" w:history="1">
           <w:r>
             <w:rPr>
               <w:rStyle w:val="Hyperlink"/>
@@ -4684,7 +4756,7 @@
           <w:sz w:val="24"/>
           <w:u w:val="single"/>
         </w:rPr>
-        <w:hyperlink r:id="rId25" w:history="1">
+        <w:hyperlink r:id="rId24" w:history="1">
           <w:r>
             <w:rPr>
               <w:rStyle w:val="Hyperlink"/>
@@ -4702,7 +4774,7 @@
           <w:sz w:val="24"/>
           <w:u w:val="single"/>
         </w:rPr>
-        <w:hyperlink r:id="rId25" w:history="1">
+        <w:hyperlink r:id="rId24" w:history="1">
           <w:r>
             <w:rPr>
               <w:rStyle w:val="Hyperlink"/>
@@ -4720,7 +4792,7 @@
           <w:sz w:val="24"/>
           <w:u w:val="single"/>
         </w:rPr>
-        <w:hyperlink r:id="rId25" w:history="1">
+        <w:hyperlink r:id="rId24" w:history="1">
           <w:r>
             <w:rPr>
               <w:rStyle w:val="Hyperlink"/>
@@ -4738,7 +4810,7 @@
           <w:sz w:val="24"/>
           <w:u w:val="single"/>
         </w:rPr>
-        <w:hyperlink r:id="rId25" w:history="1">
+        <w:hyperlink r:id="rId24" w:history="1">
           <w:r>
             <w:rPr>
               <w:rStyle w:val="Hyperlink"/>
@@ -4766,7 +4838,7 @@
           <w:sz w:val="24"/>
           <w:u w:val="single"/>
         </w:rPr>
-        <w:hyperlink r:id="rId26" w:history="1">
+        <w:hyperlink r:id="rId25" w:history="1">
           <w:r>
             <w:rPr>
               <w:rStyle w:val="Hyperlink"/>
@@ -4795,7 +4867,7 @@
           <w:sz w:val="24"/>
           <w:u w:val="single"/>
         </w:rPr>
-        <w:hyperlink r:id="rId26" w:history="1">
+        <w:hyperlink r:id="rId25" w:history="1">
           <w:r>
             <w:rPr>
               <w:rStyle w:val="Hyperlink"/>

--- a/EXPORTS/DOCX/published/niveau3/Dutch/KITLV.docx
+++ b/EXPORTS/DOCX/published/niveau3/Dutch/KITLV.docx
@@ -1630,7 +1630,14 @@
           <w:sz w:val="24"/>
           <w:u w:val="single"/>
         </w:rPr>
-        <w:t>we</w:t>
+        <w:hyperlink r:id="rId17" w:history="1">
+          <w:r>
+            <w:rPr>
+              <w:rStyle w:val="Hyperlink"/>
+            </w:rPr>
+            <w:t>we</w:t>
+          </w:r>
+        </w:hyperlink>
       </w:r>
       <w:r>
         <w:rPr>
@@ -1641,7 +1648,7 @@
           <w:sz w:val="24"/>
           <w:u w:val="single"/>
         </w:rPr>
-        <w:hyperlink r:id="rId16" w:history="1">
+        <w:hyperlink r:id="rId17" w:history="1">
           <w:r>
             <w:rPr>
               <w:rStyle w:val="Hyperlink"/>
@@ -1893,25 +1900,7 @@
           <w:sz w:val="24"/>
           <w:u w:val="single"/>
         </w:rPr>
-        <w:t xml:space="preserve"> </w:t>
-      </w:r>
-      <w:r>
-        <w:rPr>
-          <w:rFonts w:ascii="Charis SIL Regular" w:hAnsi="Charis SIL Regular" w:eastAsia="Charis SIL Regular"/>
-          <w:b w:val="0"/>
-          <w:i w:val="0"/>
-          <w:color w:val="0000FF"/>
-          <w:sz w:val="24"/>
-          <w:u w:val="single"/>
-        </w:rPr>
-        <w:hyperlink r:id="rId19" w:history="1">
-          <w:r>
-            <w:rPr>
-              <w:rStyle w:val="Hyperlink"/>
-            </w:rPr>
-            <w:t>Mondeli</w:t>
-          </w:r>
-        </w:hyperlink>
+        <w:t xml:space="preserve"> Mondeli</w:t>
       </w:r>
       <w:r>
         <w:rPr>
@@ -2016,7 +2005,7 @@
           <w:sz w:val="24"/>
           <w:u w:val="single"/>
         </w:rPr>
-        <w:hyperlink r:id="rId18" w:history="1">
+        <w:hyperlink r:id="rId19" w:history="1">
           <w:r>
             <w:rPr>
               <w:rStyle w:val="Hyperlink"/>
@@ -2080,7 +2069,7 @@
           <w:sz w:val="24"/>
           <w:u w:val="single"/>
         </w:rPr>
-        <w:hyperlink r:id="rId19" w:history="1">
+        <w:hyperlink r:id="rId20" w:history="1">
           <w:r>
             <w:rPr>
               <w:rStyle w:val="Hyperlink"/>
@@ -4502,7 +4491,7 @@
           <w:sz w:val="24"/>
           <w:u w:val="single"/>
         </w:rPr>
-        <w:hyperlink r:id="rId22" w:history="1">
+        <w:hyperlink r:id="rId23" w:history="1">
           <w:r>
             <w:rPr>
               <w:rStyle w:val="Hyperlink"/>
@@ -4519,14 +4508,7 @@
           <w:color w:val="000000"/>
           <w:sz w:val="24"/>
         </w:rPr>
-        <w:hyperlink r:id="rId22" w:history="1">
-          <w:r>
-            <w:rPr>
-              <w:rStyle w:val="Hyperlink"/>
-            </w:rPr>
-            <w:t xml:space="preserve">, </w:t>
-          </w:r>
-        </w:hyperlink>
+        <w:t xml:space="preserve">, </w:t>
       </w:r>
       <w:r>
         <w:rPr>
@@ -4537,7 +4519,7 @@
           <w:sz w:val="24"/>
           <w:u w:val="single"/>
         </w:rPr>
-        <w:hyperlink r:id="rId22" w:history="1">
+        <w:hyperlink r:id="rId24" w:history="1">
           <w:r>
             <w:rPr>
               <w:rStyle w:val="Hyperlink"/>
@@ -4566,7 +4548,7 @@
           <w:sz w:val="24"/>
           <w:u w:val="single"/>
         </w:rPr>
-        <w:hyperlink r:id="rId22" w:history="1">
+        <w:hyperlink r:id="rId24" w:history="1">
           <w:r>
             <w:rPr>
               <w:rStyle w:val="Hyperlink"/>
@@ -4584,7 +4566,7 @@
           <w:sz w:val="24"/>
           <w:u w:val="single"/>
         </w:rPr>
-        <w:hyperlink r:id="rId22" w:history="1">
+        <w:hyperlink r:id="rId24" w:history="1">
           <w:r>
             <w:rPr>
               <w:rStyle w:val="Hyperlink"/>
@@ -4702,7 +4684,7 @@
           <w:sz w:val="24"/>
           <w:u w:val="single"/>
         </w:rPr>
-        <w:hyperlink r:id="rId24" w:history="1">
+        <w:hyperlink r:id="rId25" w:history="1">
           <w:r>
             <w:rPr>
               <w:rStyle w:val="Hyperlink"/>
@@ -4720,7 +4702,7 @@
           <w:sz w:val="24"/>
           <w:u w:val="single"/>
         </w:rPr>
-        <w:hyperlink r:id="rId24" w:history="1">
+        <w:hyperlink r:id="rId25" w:history="1">
           <w:r>
             <w:rPr>
               <w:rStyle w:val="Hyperlink"/>
@@ -4738,7 +4720,7 @@
           <w:sz w:val="24"/>
           <w:u w:val="single"/>
         </w:rPr>
-        <w:hyperlink r:id="rId24" w:history="1">
+        <w:hyperlink r:id="rId25" w:history="1">
           <w:r>
             <w:rPr>
               <w:rStyle w:val="Hyperlink"/>
@@ -4756,7 +4738,7 @@
           <w:sz w:val="24"/>
           <w:u w:val="single"/>
         </w:rPr>
-        <w:hyperlink r:id="rId24" w:history="1">
+        <w:hyperlink r:id="rId25" w:history="1">
           <w:r>
             <w:rPr>
               <w:rStyle w:val="Hyperlink"/>
@@ -4774,7 +4756,7 @@
           <w:sz w:val="24"/>
           <w:u w:val="single"/>
         </w:rPr>
-        <w:hyperlink r:id="rId24" w:history="1">
+        <w:hyperlink r:id="rId25" w:history="1">
           <w:r>
             <w:rPr>
               <w:rStyle w:val="Hyperlink"/>
@@ -4792,7 +4774,7 @@
           <w:sz w:val="24"/>
           <w:u w:val="single"/>
         </w:rPr>
-        <w:hyperlink r:id="rId24" w:history="1">
+        <w:hyperlink r:id="rId25" w:history="1">
           <w:r>
             <w:rPr>
               <w:rStyle w:val="Hyperlink"/>
@@ -4810,7 +4792,7 @@
           <w:sz w:val="24"/>
           <w:u w:val="single"/>
         </w:rPr>
-        <w:hyperlink r:id="rId24" w:history="1">
+        <w:hyperlink r:id="rId25" w:history="1">
           <w:r>
             <w:rPr>
               <w:rStyle w:val="Hyperlink"/>
@@ -4838,7 +4820,7 @@
           <w:sz w:val="24"/>
           <w:u w:val="single"/>
         </w:rPr>
-        <w:hyperlink r:id="rId25" w:history="1">
+        <w:hyperlink r:id="rId26" w:history="1">
           <w:r>
             <w:rPr>
               <w:rStyle w:val="Hyperlink"/>
@@ -4867,7 +4849,7 @@
           <w:sz w:val="24"/>
           <w:u w:val="single"/>
         </w:rPr>
-        <w:hyperlink r:id="rId25" w:history="1">
+        <w:hyperlink r:id="rId26" w:history="1">
           <w:r>
             <w:rPr>
               <w:rStyle w:val="Hyperlink"/>

--- a/EXPORTS/DOCX/published/niveau3/Dutch/KITLV.docx
+++ b/EXPORTS/DOCX/published/niveau3/Dutch/KITLV.docx
@@ -1882,25 +1882,7 @@
           <w:sz w:val="24"/>
           <w:u w:val="single"/>
         </w:rPr>
-        <w:hyperlink r:id="rId19" w:history="1">
-          <w:r>
-            <w:rPr>
-              <w:rStyle w:val="Hyperlink"/>
-            </w:rPr>
-            <w:t>Stichting</w:t>
-          </w:r>
-        </w:hyperlink>
-      </w:r>
-      <w:r>
-        <w:rPr>
-          <w:rFonts w:ascii="Charis SIL Regular" w:hAnsi="Charis SIL Regular" w:eastAsia="Charis SIL Regular"/>
-          <w:b w:val="0"/>
-          <w:i w:val="0"/>
-          <w:color w:val="0000FF"/>
-          <w:sz w:val="24"/>
-          <w:u w:val="single"/>
-        </w:rPr>
-        <w:t xml:space="preserve"> Mondeli</w:t>
+        <w:t>Stichting Mondeli</w:t>
       </w:r>
       <w:r>
         <w:rPr>
@@ -1940,7 +1922,7 @@
           <w:sz w:val="24"/>
           <w:u w:val="single"/>
         </w:rPr>
-        <w:hyperlink r:id="rId18" w:history="1">
+        <w:hyperlink r:id="rId19" w:history="1">
           <w:r>
             <w:rPr>
               <w:rStyle w:val="Hyperlink"/>
@@ -1958,7 +1940,7 @@
           <w:sz w:val="24"/>
           <w:u w:val="single"/>
         </w:rPr>
-        <w:hyperlink r:id="rId18" w:history="1">
+        <w:hyperlink r:id="rId19" w:history="1">
           <w:r>
             <w:rPr>
               <w:rStyle w:val="Hyperlink"/>
@@ -1976,7 +1958,7 @@
           <w:sz w:val="24"/>
           <w:u w:val="single"/>
         </w:rPr>
-        <w:hyperlink r:id="rId18" w:history="1">
+        <w:hyperlink r:id="rId19" w:history="1">
           <w:r>
             <w:rPr>
               <w:rStyle w:val="Hyperlink"/>
@@ -4473,7 +4455,7 @@
           <w:sz w:val="24"/>
           <w:u w:val="single"/>
         </w:rPr>
-        <w:hyperlink r:id="rId23" w:history="1">
+        <w:hyperlink r:id="rId22" w:history="1">
           <w:r>
             <w:rPr>
               <w:rStyle w:val="Hyperlink"/>
@@ -4491,7 +4473,7 @@
           <w:sz w:val="24"/>
           <w:u w:val="single"/>
         </w:rPr>
-        <w:hyperlink r:id="rId23" w:history="1">
+        <w:hyperlink r:id="rId22" w:history="1">
           <w:r>
             <w:rPr>
               <w:rStyle w:val="Hyperlink"/>
@@ -4519,7 +4501,7 @@
           <w:sz w:val="24"/>
           <w:u w:val="single"/>
         </w:rPr>
-        <w:hyperlink r:id="rId24" w:history="1">
+        <w:hyperlink r:id="rId22" w:history="1">
           <w:r>
             <w:rPr>
               <w:rStyle w:val="Hyperlink"/>
@@ -4548,7 +4530,7 @@
           <w:sz w:val="24"/>
           <w:u w:val="single"/>
         </w:rPr>
-        <w:hyperlink r:id="rId24" w:history="1">
+        <w:hyperlink r:id="rId22" w:history="1">
           <w:r>
             <w:rPr>
               <w:rStyle w:val="Hyperlink"/>
@@ -4566,7 +4548,7 @@
           <w:sz w:val="24"/>
           <w:u w:val="single"/>
         </w:rPr>
-        <w:hyperlink r:id="rId24" w:history="1">
+        <w:hyperlink r:id="rId22" w:history="1">
           <w:r>
             <w:rPr>
               <w:rStyle w:val="Hyperlink"/>
@@ -4684,7 +4666,7 @@
           <w:sz w:val="24"/>
           <w:u w:val="single"/>
         </w:rPr>
-        <w:hyperlink r:id="rId25" w:history="1">
+        <w:hyperlink r:id="rId24" w:history="1">
           <w:r>
             <w:rPr>
               <w:rStyle w:val="Hyperlink"/>
@@ -4702,7 +4684,7 @@
           <w:sz w:val="24"/>
           <w:u w:val="single"/>
         </w:rPr>
-        <w:hyperlink r:id="rId25" w:history="1">
+        <w:hyperlink r:id="rId24" w:history="1">
           <w:r>
             <w:rPr>
               <w:rStyle w:val="Hyperlink"/>
@@ -4720,7 +4702,7 @@
           <w:sz w:val="24"/>
           <w:u w:val="single"/>
         </w:rPr>
-        <w:hyperlink r:id="rId25" w:history="1">
+        <w:hyperlink r:id="rId24" w:history="1">
           <w:r>
             <w:rPr>
               <w:rStyle w:val="Hyperlink"/>
@@ -4738,7 +4720,7 @@
           <w:sz w:val="24"/>
           <w:u w:val="single"/>
         </w:rPr>
-        <w:hyperlink r:id="rId25" w:history="1">
+        <w:hyperlink r:id="rId24" w:history="1">
           <w:r>
             <w:rPr>
               <w:rStyle w:val="Hyperlink"/>
@@ -4756,7 +4738,7 @@
           <w:sz w:val="24"/>
           <w:u w:val="single"/>
         </w:rPr>
-        <w:hyperlink r:id="rId25" w:history="1">
+        <w:hyperlink r:id="rId24" w:history="1">
           <w:r>
             <w:rPr>
               <w:rStyle w:val="Hyperlink"/>
@@ -4774,7 +4756,7 @@
           <w:sz w:val="24"/>
           <w:u w:val="single"/>
         </w:rPr>
-        <w:hyperlink r:id="rId25" w:history="1">
+        <w:hyperlink r:id="rId24" w:history="1">
           <w:r>
             <w:rPr>
               <w:rStyle w:val="Hyperlink"/>
@@ -4792,7 +4774,7 @@
           <w:sz w:val="24"/>
           <w:u w:val="single"/>
         </w:rPr>
-        <w:hyperlink r:id="rId25" w:history="1">
+        <w:hyperlink r:id="rId24" w:history="1">
           <w:r>
             <w:rPr>
               <w:rStyle w:val="Hyperlink"/>
@@ -4820,7 +4802,7 @@
           <w:sz w:val="24"/>
           <w:u w:val="single"/>
         </w:rPr>
-        <w:hyperlink r:id="rId26" w:history="1">
+        <w:hyperlink r:id="rId25" w:history="1">
           <w:r>
             <w:rPr>
               <w:rStyle w:val="Hyperlink"/>
@@ -4849,7 +4831,7 @@
           <w:sz w:val="24"/>
           <w:u w:val="single"/>
         </w:rPr>
-        <w:hyperlink r:id="rId26" w:history="1">
+        <w:hyperlink r:id="rId25" w:history="1">
           <w:r>
             <w:rPr>
               <w:rStyle w:val="Hyperlink"/>

--- a/EXPORTS/DOCX/published/niveau3/Dutch/KITLV.docx
+++ b/EXPORTS/DOCX/published/niveau3/Dutch/KITLV.docx
@@ -469,31 +469,13 @@
       </w:r>
       <w:r>
         <w:rPr>
-          <w:u w:val="single" w:color="0000ff"/>
           <w:rFonts w:ascii="Charis SIL Regular" w:hAnsi="Charis SIL Regular" w:eastAsia="Charis SIL Regular"/>
           <w:b w:val="0"/>
           <w:i w:val="0"/>
           <w:color w:val="000000"/>
           <w:sz w:val="24"/>
         </w:rPr>
-        <w:hyperlink r:id="rId10" w:history="1">
-          <w:r>
-            <w:rPr>
-              <w:rStyle w:val="Hyperlink"/>
-            </w:rPr>
-            <w:t>n dat ja</w:t>
-          </w:r>
-        </w:hyperlink>
-      </w:r>
-      <w:r>
-        <w:rPr>
-          <w:rFonts w:ascii="Charis SIL Regular" w:hAnsi="Charis SIL Regular" w:eastAsia="Charis SIL Regular"/>
-          <w:b w:val="0"/>
-          <w:i w:val="0"/>
-          <w:color w:val="000000"/>
-          <w:sz w:val="24"/>
-        </w:rPr>
-        <w:t xml:space="preserve">ar </w:t>
+        <w:t xml:space="preserve">n dat jaar </w:t>
       </w:r>
       <w:r>
         <w:rPr>
@@ -1628,16 +1610,8 @@
           <w:i w:val="0"/>
           <w:color w:val="0000FF"/>
           <w:sz w:val="24"/>
-          <w:u w:val="single"/>
-        </w:rPr>
-        <w:hyperlink r:id="rId17" w:history="1">
-          <w:r>
-            <w:rPr>
-              <w:rStyle w:val="Hyperlink"/>
-            </w:rPr>
-            <w:t>we</w:t>
-          </w:r>
-        </w:hyperlink>
+        </w:rPr>
+        <w:t>we</w:t>
       </w:r>
       <w:r>
         <w:rPr>
@@ -1648,7 +1622,7 @@
           <w:sz w:val="24"/>
           <w:u w:val="single"/>
         </w:rPr>
-        <w:hyperlink r:id="rId17" w:history="1">
+        <w:hyperlink r:id="rId16" w:history="1">
           <w:r>
             <w:rPr>
               <w:rStyle w:val="Hyperlink"/>
@@ -1882,7 +1856,36 @@
           <w:sz w:val="24"/>
           <w:u w:val="single"/>
         </w:rPr>
-        <w:t>Stichting Mondeli</w:t>
+        <w:hyperlink r:id="rId19" w:history="1">
+          <w:r>
+            <w:rPr>
+              <w:rStyle w:val="Hyperlink"/>
+            </w:rPr>
+            <w:t>Stichting</w:t>
+          </w:r>
+        </w:hyperlink>
+      </w:r>
+      <w:r>
+        <w:rPr>
+          <w:rFonts w:ascii="Charis SIL Regular" w:hAnsi="Charis SIL Regular" w:eastAsia="Charis SIL Regular"/>
+          <w:b w:val="0"/>
+          <w:i w:val="0"/>
+          <w:color w:val="0000FF"/>
+          <w:sz w:val="24"/>
+          <w:u w:val="single"/>
+        </w:rPr>
+        <w:t xml:space="preserve"> </w:t>
+      </w:r>
+      <w:r>
+        <w:rPr>
+          <w:rFonts w:ascii="Charis SIL Regular" w:hAnsi="Charis SIL Regular" w:eastAsia="Charis SIL Regular"/>
+          <w:b w:val="0"/>
+          <w:i w:val="0"/>
+          <w:color w:val="0000FF"/>
+          <w:sz w:val="24"/>
+          <w:u w:val="single"/>
+        </w:rPr>
+        <w:t>Mondeli</w:t>
       </w:r>
       <w:r>
         <w:rPr>
@@ -4455,7 +4458,7 @@
           <w:sz w:val="24"/>
           <w:u w:val="single"/>
         </w:rPr>
-        <w:hyperlink r:id="rId22" w:history="1">
+        <w:hyperlink r:id="rId23" w:history="1">
           <w:r>
             <w:rPr>
               <w:rStyle w:val="Hyperlink"/>
@@ -4473,7 +4476,7 @@
           <w:sz w:val="24"/>
           <w:u w:val="single"/>
         </w:rPr>
-        <w:hyperlink r:id="rId22" w:history="1">
+        <w:hyperlink r:id="rId23" w:history="1">
           <w:r>
             <w:rPr>
               <w:rStyle w:val="Hyperlink"/>
@@ -4490,7 +4493,14 @@
           <w:color w:val="000000"/>
           <w:sz w:val="24"/>
         </w:rPr>
-        <w:t xml:space="preserve">, </w:t>
+        <w:hyperlink r:id="rId22" w:history="1">
+          <w:r>
+            <w:rPr>
+              <w:rStyle w:val="Hyperlink"/>
+            </w:rPr>
+            <w:t xml:space="preserve">, </w:t>
+          </w:r>
+        </w:hyperlink>
       </w:r>
       <w:r>
         <w:rPr>
@@ -4501,7 +4511,7 @@
           <w:sz w:val="24"/>
           <w:u w:val="single"/>
         </w:rPr>
-        <w:hyperlink r:id="rId22" w:history="1">
+        <w:hyperlink r:id="rId24" w:history="1">
           <w:r>
             <w:rPr>
               <w:rStyle w:val="Hyperlink"/>
@@ -4530,7 +4540,7 @@
           <w:sz w:val="24"/>
           <w:u w:val="single"/>
         </w:rPr>
-        <w:hyperlink r:id="rId22" w:history="1">
+        <w:hyperlink r:id="rId24" w:history="1">
           <w:r>
             <w:rPr>
               <w:rStyle w:val="Hyperlink"/>
@@ -4666,7 +4676,7 @@
           <w:sz w:val="24"/>
           <w:u w:val="single"/>
         </w:rPr>
-        <w:hyperlink r:id="rId24" w:history="1">
+        <w:hyperlink r:id="rId25" w:history="1">
           <w:r>
             <w:rPr>
               <w:rStyle w:val="Hyperlink"/>
@@ -4684,7 +4694,7 @@
           <w:sz w:val="24"/>
           <w:u w:val="single"/>
         </w:rPr>
-        <w:hyperlink r:id="rId24" w:history="1">
+        <w:hyperlink r:id="rId25" w:history="1">
           <w:r>
             <w:rPr>
               <w:rStyle w:val="Hyperlink"/>
@@ -4702,7 +4712,7 @@
           <w:sz w:val="24"/>
           <w:u w:val="single"/>
         </w:rPr>
-        <w:hyperlink r:id="rId24" w:history="1">
+        <w:hyperlink r:id="rId25" w:history="1">
           <w:r>
             <w:rPr>
               <w:rStyle w:val="Hyperlink"/>
@@ -4720,7 +4730,7 @@
           <w:sz w:val="24"/>
           <w:u w:val="single"/>
         </w:rPr>
-        <w:hyperlink r:id="rId24" w:history="1">
+        <w:hyperlink r:id="rId25" w:history="1">
           <w:r>
             <w:rPr>
               <w:rStyle w:val="Hyperlink"/>
@@ -4738,7 +4748,7 @@
           <w:sz w:val="24"/>
           <w:u w:val="single"/>
         </w:rPr>
-        <w:hyperlink r:id="rId24" w:history="1">
+        <w:hyperlink r:id="rId25" w:history="1">
           <w:r>
             <w:rPr>
               <w:rStyle w:val="Hyperlink"/>
@@ -4756,7 +4766,7 @@
           <w:sz w:val="24"/>
           <w:u w:val="single"/>
         </w:rPr>
-        <w:hyperlink r:id="rId24" w:history="1">
+        <w:hyperlink r:id="rId25" w:history="1">
           <w:r>
             <w:rPr>
               <w:rStyle w:val="Hyperlink"/>
@@ -4774,7 +4784,7 @@
           <w:sz w:val="24"/>
           <w:u w:val="single"/>
         </w:rPr>
-        <w:hyperlink r:id="rId24" w:history="1">
+        <w:hyperlink r:id="rId25" w:history="1">
           <w:r>
             <w:rPr>
               <w:rStyle w:val="Hyperlink"/>
@@ -4802,7 +4812,7 @@
           <w:sz w:val="24"/>
           <w:u w:val="single"/>
         </w:rPr>
-        <w:hyperlink r:id="rId25" w:history="1">
+        <w:hyperlink r:id="rId26" w:history="1">
           <w:r>
             <w:rPr>
               <w:rStyle w:val="Hyperlink"/>
@@ -4831,7 +4841,7 @@
           <w:sz w:val="24"/>
           <w:u w:val="single"/>
         </w:rPr>
-        <w:hyperlink r:id="rId25" w:history="1">
+        <w:hyperlink r:id="rId26" w:history="1">
           <w:r>
             <w:rPr>
               <w:rStyle w:val="Hyperlink"/>

--- a/EXPORTS/DOCX/published/niveau3/Dutch/KITLV.docx
+++ b/EXPORTS/DOCX/published/niveau3/Dutch/KITLV.docx
@@ -469,13 +469,31 @@
       </w:r>
       <w:r>
         <w:rPr>
+          <w:u w:val="single" w:color="0000ff"/>
           <w:rFonts w:ascii="Charis SIL Regular" w:hAnsi="Charis SIL Regular" w:eastAsia="Charis SIL Regular"/>
           <w:b w:val="0"/>
           <w:i w:val="0"/>
           <w:color w:val="000000"/>
           <w:sz w:val="24"/>
         </w:rPr>
-        <w:t xml:space="preserve">n dat jaar </w:t>
+        <w:hyperlink r:id="rId10" w:history="1">
+          <w:r>
+            <w:rPr>
+              <w:rStyle w:val="Hyperlink"/>
+            </w:rPr>
+            <w:t>n dat ja</w:t>
+          </w:r>
+        </w:hyperlink>
+      </w:r>
+      <w:r>
+        <w:rPr>
+          <w:rFonts w:ascii="Charis SIL Regular" w:hAnsi="Charis SIL Regular" w:eastAsia="Charis SIL Regular"/>
+          <w:b w:val="0"/>
+          <w:i w:val="0"/>
+          <w:color w:val="000000"/>
+          <w:sz w:val="24"/>
+        </w:rPr>
+        <w:t xml:space="preserve">ar </w:t>
       </w:r>
       <w:r>
         <w:rPr>
@@ -1610,8 +1628,16 @@
           <w:i w:val="0"/>
           <w:color w:val="0000FF"/>
           <w:sz w:val="24"/>
-        </w:rPr>
-        <w:t>we</w:t>
+          <w:u w:val="single"/>
+        </w:rPr>
+        <w:hyperlink r:id="rId17" w:history="1">
+          <w:r>
+            <w:rPr>
+              <w:rStyle w:val="Hyperlink"/>
+            </w:rPr>
+            <w:t>we</w:t>
+          </w:r>
+        </w:hyperlink>
       </w:r>
       <w:r>
         <w:rPr>
@@ -1885,7 +1911,14 @@
           <w:sz w:val="24"/>
           <w:u w:val="single"/>
         </w:rPr>
-        <w:t>Mondeli</w:t>
+        <w:hyperlink r:id="rId19" w:history="1">
+          <w:r>
+            <w:rPr>
+              <w:rStyle w:val="Hyperlink"/>
+            </w:rPr>
+            <w:t>Mondeli</w:t>
+          </w:r>
+        </w:hyperlink>
       </w:r>
       <w:r>
         <w:rPr>
@@ -1896,7 +1929,7 @@
           <w:sz w:val="24"/>
           <w:u w:val="single"/>
         </w:rPr>
-        <w:hyperlink r:id="rId18" w:history="1">
+        <w:hyperlink r:id="rId19" w:history="1">
           <w:r>
             <w:rPr>
               <w:rStyle w:val="Hyperlink"/>
@@ -1961,7 +1994,7 @@
           <w:sz w:val="24"/>
           <w:u w:val="single"/>
         </w:rPr>
-        <w:hyperlink r:id="rId19" w:history="1">
+        <w:hyperlink r:id="rId18" w:history="1">
           <w:r>
             <w:rPr>
               <w:rStyle w:val="Hyperlink"/>
@@ -1990,7 +2023,7 @@
           <w:sz w:val="24"/>
           <w:u w:val="single"/>
         </w:rPr>
-        <w:hyperlink r:id="rId19" w:history="1">
+        <w:hyperlink r:id="rId18" w:history="1">
           <w:r>
             <w:rPr>
               <w:rStyle w:val="Hyperlink"/>
@@ -2018,14 +2051,7 @@
           <w:sz w:val="24"/>
           <w:u w:val="single"/>
         </w:rPr>
-        <w:hyperlink r:id="rId20" w:history="1">
-          <w:r>
-            <w:rPr>
-              <w:rStyle w:val="Hyperlink"/>
-            </w:rPr>
-            <w:t>Zuidoost-</w:t>
-          </w:r>
-        </w:hyperlink>
+        <w:t>Zuidoost-Aziatisch</w:t>
       </w:r>
       <w:r>
         <w:rPr>
@@ -2036,25 +2062,7 @@
           <w:sz w:val="24"/>
           <w:u w:val="single"/>
         </w:rPr>
-        <w:hyperlink r:id="rId20" w:history="1">
-          <w:r>
-            <w:rPr>
-              <w:rStyle w:val="Hyperlink"/>
-            </w:rPr>
-            <w:t>Aziatisch</w:t>
-          </w:r>
-        </w:hyperlink>
-      </w:r>
-      <w:r>
-        <w:rPr>
-          <w:rFonts w:ascii="Charis SIL Regular" w:hAnsi="Charis SIL Regular" w:eastAsia="Charis SIL Regular"/>
-          <w:b w:val="0"/>
-          <w:i w:val="0"/>
-          <w:color w:val="0000FF"/>
-          <w:sz w:val="24"/>
-          <w:u w:val="single"/>
-        </w:rPr>
-        <w:hyperlink r:id="rId20" w:history="1">
+        <w:hyperlink r:id="rId19" w:history="1">
           <w:r>
             <w:rPr>
               <w:rStyle w:val="Hyperlink"/>
@@ -2083,7 +2091,7 @@
           <w:sz w:val="24"/>
           <w:u w:val="single"/>
         </w:rPr>
-        <w:hyperlink r:id="rId20" w:history="1">
+        <w:hyperlink r:id="rId19" w:history="1">
           <w:r>
             <w:rPr>
               <w:rStyle w:val="Hyperlink"/>
@@ -2101,7 +2109,7 @@
           <w:sz w:val="24"/>
           <w:u w:val="single"/>
         </w:rPr>
-        <w:hyperlink r:id="rId20" w:history="1">
+        <w:hyperlink r:id="rId19" w:history="1">
           <w:r>
             <w:rPr>
               <w:rStyle w:val="Hyperlink"/>
@@ -2229,7 +2237,7 @@
           <w:sz w:val="24"/>
           <w:u w:val="single"/>
         </w:rPr>
-        <w:hyperlink r:id="rId21" w:history="1">
+        <w:hyperlink r:id="rId20" w:history="1">
           <w:r>
             <w:rPr>
               <w:rStyle w:val="Hyperlink"/>
@@ -2258,7 +2266,7 @@
           <w:sz w:val="24"/>
           <w:u w:val="single"/>
         </w:rPr>
-        <w:hyperlink r:id="rId21" w:history="1">
+        <w:hyperlink r:id="rId20" w:history="1">
           <w:r>
             <w:rPr>
               <w:rStyle w:val="Hyperlink"/>
@@ -2296,7 +2304,7 @@
           <w:color w:val="000000"/>
           <w:sz w:val="24"/>
         </w:rPr>
-        <w:hyperlink r:id="rId21" w:history="1">
+        <w:hyperlink r:id="rId20" w:history="1">
           <w:r>
             <w:rPr>
               <w:rStyle w:val="Hyperlink"/>
@@ -2314,7 +2322,7 @@
           <w:color w:val="000000"/>
           <w:sz w:val="24"/>
         </w:rPr>
-        <w:hyperlink r:id="rId21" w:history="1">
+        <w:hyperlink r:id="rId20" w:history="1">
           <w:r>
             <w:rPr>
               <w:rStyle w:val="Hyperlink"/>
@@ -2332,7 +2340,7 @@
           <w:color w:val="000000"/>
           <w:sz w:val="24"/>
         </w:rPr>
-        <w:hyperlink r:id="rId21" w:history="1">
+        <w:hyperlink r:id="rId20" w:history="1">
           <w:r>
             <w:rPr>
               <w:rStyle w:val="Hyperlink"/>
@@ -4161,7 +4169,7 @@
           <w:sz w:val="24"/>
           <w:u w:val="single"/>
         </w:rPr>
-        <w:hyperlink r:id="rId20" w:history="1">
+        <w:hyperlink r:id="rId21" w:history="1">
           <w:r>
             <w:rPr>
               <w:rStyle w:val="Hyperlink"/>
@@ -4179,7 +4187,7 @@
           <w:sz w:val="24"/>
           <w:u w:val="single"/>
         </w:rPr>
-        <w:hyperlink r:id="rId20" w:history="1">
+        <w:hyperlink r:id="rId21" w:history="1">
           <w:r>
             <w:rPr>
               <w:rStyle w:val="Hyperlink"/>
@@ -4197,7 +4205,7 @@
           <w:sz w:val="24"/>
           <w:u w:val="single"/>
         </w:rPr>
-        <w:hyperlink r:id="rId20" w:history="1">
+        <w:hyperlink r:id="rId21" w:history="1">
           <w:r>
             <w:rPr>
               <w:rStyle w:val="Hyperlink"/>
@@ -4458,7 +4466,7 @@
           <w:sz w:val="24"/>
           <w:u w:val="single"/>
         </w:rPr>
-        <w:hyperlink r:id="rId23" w:history="1">
+        <w:hyperlink r:id="rId22" w:history="1">
           <w:r>
             <w:rPr>
               <w:rStyle w:val="Hyperlink"/>
@@ -4493,14 +4501,7 @@
           <w:color w:val="000000"/>
           <w:sz w:val="24"/>
         </w:rPr>
-        <w:hyperlink r:id="rId22" w:history="1">
-          <w:r>
-            <w:rPr>
-              <w:rStyle w:val="Hyperlink"/>
-            </w:rPr>
-            <w:t xml:space="preserve">, </w:t>
-          </w:r>
-        </w:hyperlink>
+        <w:t xml:space="preserve">, </w:t>
       </w:r>
       <w:r>
         <w:rPr>
@@ -4558,7 +4559,7 @@
           <w:sz w:val="24"/>
           <w:u w:val="single"/>
         </w:rPr>
-        <w:hyperlink r:id="rId22" w:history="1">
+        <w:hyperlink r:id="rId24" w:history="1">
           <w:r>
             <w:rPr>
               <w:rStyle w:val="Hyperlink"/>

--- a/EXPORTS/DOCX/published/niveau3/Dutch/KITLV.docx
+++ b/EXPORTS/DOCX/published/niveau3/Dutch/KITLV.docx
@@ -1392,36 +1392,7 @@
           <w:color w:val="000000"/>
           <w:sz w:val="24"/>
         </w:rPr>
-        <w:t>UBL vindbaar zijn met het kenmerk 'D Or</w:t>
-      </w:r>
-      <w:r>
-        <w:rPr>
-          <w:u w:val="single" w:color="0000ff"/>
-          <w:rFonts w:ascii="Charis SIL Regular" w:hAnsi="Charis SIL Regular" w:eastAsia="Charis SIL Regular"/>
-          <w:b w:val="0"/>
-          <w:i w:val="0"/>
-          <w:color w:val="000000"/>
-          <w:sz w:val="24"/>
-        </w:rPr>
-        <w:t>'</w:t>
-      </w:r>
-      <w:r>
-        <w:rPr>
-          <w:u w:val="single" w:color="0000ff"/>
-          <w:rFonts w:ascii="Charis SIL Regular" w:hAnsi="Charis SIL Regular" w:eastAsia="Charis SIL Regular"/>
-          <w:b w:val="0"/>
-          <w:i w:val="0"/>
-          <w:color w:val="000000"/>
-          <w:sz w:val="24"/>
-        </w:rPr>
-        <w:hyperlink r:id="rId14" w:history="1">
-          <w:r>
-            <w:rPr>
-              <w:rStyle w:val="Hyperlink"/>
-            </w:rPr>
-            <w:t xml:space="preserve">, en </w:t>
-          </w:r>
-        </w:hyperlink>
+        <w:t xml:space="preserve">UBL vindbaar zijn met het kenmerk 'D Or', en </w:t>
       </w:r>
       <w:r>
         <w:rPr>
@@ -1430,16 +1401,8 @@
           <w:i w:val="0"/>
           <w:color w:val="0000FF"/>
           <w:sz w:val="24"/>
-          <w:u w:val="single"/>
-        </w:rPr>
-        <w:hyperlink r:id="rId14" w:history="1">
-          <w:r>
-            <w:rPr>
-              <w:rStyle w:val="Hyperlink"/>
-            </w:rPr>
-            <w:t>Europ</w:t>
-          </w:r>
-        </w:hyperlink>
+        </w:rPr>
+        <w:t>Europ</w:t>
       </w:r>
       <w:r>
         <w:rPr>
@@ -1630,14 +1593,7 @@
           <w:sz w:val="24"/>
           <w:u w:val="single"/>
         </w:rPr>
-        <w:hyperlink r:id="rId17" w:history="1">
-          <w:r>
-            <w:rPr>
-              <w:rStyle w:val="Hyperlink"/>
-            </w:rPr>
-            <w:t>we</w:t>
-          </w:r>
-        </w:hyperlink>
+        <w:t>we</w:t>
       </w:r>
       <w:r>
         <w:rPr>
@@ -1880,128 +1836,8 @@
           <w:i w:val="0"/>
           <w:color w:val="0000FF"/>
           <w:sz w:val="24"/>
-          <w:u w:val="single"/>
-        </w:rPr>
-        <w:hyperlink r:id="rId19" w:history="1">
-          <w:r>
-            <w:rPr>
-              <w:rStyle w:val="Hyperlink"/>
-            </w:rPr>
-            <w:t>Stichting</w:t>
-          </w:r>
-        </w:hyperlink>
-      </w:r>
-      <w:r>
-        <w:rPr>
-          <w:rFonts w:ascii="Charis SIL Regular" w:hAnsi="Charis SIL Regular" w:eastAsia="Charis SIL Regular"/>
-          <w:b w:val="0"/>
-          <w:i w:val="0"/>
-          <w:color w:val="0000FF"/>
-          <w:sz w:val="24"/>
-          <w:u w:val="single"/>
-        </w:rPr>
-        <w:t xml:space="preserve"> </w:t>
-      </w:r>
-      <w:r>
-        <w:rPr>
-          <w:rFonts w:ascii="Charis SIL Regular" w:hAnsi="Charis SIL Regular" w:eastAsia="Charis SIL Regular"/>
-          <w:b w:val="0"/>
-          <w:i w:val="0"/>
-          <w:color w:val="0000FF"/>
-          <w:sz w:val="24"/>
-          <w:u w:val="single"/>
-        </w:rPr>
-        <w:hyperlink r:id="rId19" w:history="1">
-          <w:r>
-            <w:rPr>
-              <w:rStyle w:val="Hyperlink"/>
-            </w:rPr>
-            <w:t>Mondeli</w:t>
-          </w:r>
-        </w:hyperlink>
-      </w:r>
-      <w:r>
-        <w:rPr>
-          <w:rFonts w:ascii="Charis SIL Regular" w:hAnsi="Charis SIL Regular" w:eastAsia="Charis SIL Regular"/>
-          <w:b w:val="0"/>
-          <w:i w:val="0"/>
-          <w:color w:val="0000FF"/>
-          <w:sz w:val="24"/>
-          <w:u w:val="single"/>
-        </w:rPr>
-        <w:hyperlink r:id="rId19" w:history="1">
-          <w:r>
-            <w:rPr>
-              <w:rStyle w:val="Hyperlink"/>
-            </w:rPr>
-            <w:t>nge</w:t>
-          </w:r>
-        </w:hyperlink>
-      </w:r>
-      <w:r>
-        <w:rPr>
-          <w:rFonts w:ascii="Charis SIL Regular" w:hAnsi="Charis SIL Regular" w:eastAsia="Charis SIL Regular"/>
-          <w:b w:val="0"/>
-          <w:i w:val="0"/>
-          <w:color w:val="0000FF"/>
-          <w:sz w:val="24"/>
-          <w:u w:val="single"/>
-        </w:rPr>
-        <w:t xml:space="preserve"> </w:t>
-      </w:r>
-      <w:r>
-        <w:rPr>
-          <w:rFonts w:ascii="Charis SIL Regular" w:hAnsi="Charis SIL Regular" w:eastAsia="Charis SIL Regular"/>
-          <w:b w:val="0"/>
-          <w:i w:val="0"/>
-          <w:color w:val="0000FF"/>
-          <w:sz w:val="24"/>
-          <w:u w:val="single"/>
-        </w:rPr>
-        <w:hyperlink r:id="rId19" w:history="1">
-          <w:r>
-            <w:rPr>
-              <w:rStyle w:val="Hyperlink"/>
-            </w:rPr>
-            <w:t>Geschied</w:t>
-          </w:r>
-        </w:hyperlink>
-      </w:r>
-      <w:r>
-        <w:rPr>
-          <w:rFonts w:ascii="Charis SIL Regular" w:hAnsi="Charis SIL Regular" w:eastAsia="Charis SIL Regular"/>
-          <w:b w:val="0"/>
-          <w:i w:val="0"/>
-          <w:color w:val="0000FF"/>
-          <w:sz w:val="24"/>
-          <w:u w:val="single"/>
-        </w:rPr>
-        <w:hyperlink r:id="rId19" w:history="1">
-          <w:r>
-            <w:rPr>
-              <w:rStyle w:val="Hyperlink"/>
-            </w:rPr>
-            <w:t>e</w:t>
-          </w:r>
-        </w:hyperlink>
-      </w:r>
-      <w:r>
-        <w:rPr>
-          <w:rFonts w:ascii="Charis SIL Regular" w:hAnsi="Charis SIL Regular" w:eastAsia="Charis SIL Regular"/>
-          <w:b w:val="0"/>
-          <w:i w:val="0"/>
-          <w:color w:val="0000FF"/>
-          <w:sz w:val="24"/>
-          <w:u w:val="single"/>
-        </w:rPr>
-        <w:hyperlink r:id="rId18" w:history="1">
-          <w:r>
-            <w:rPr>
-              <w:rStyle w:val="Hyperlink"/>
-            </w:rPr>
-            <w:t>nis</w:t>
-          </w:r>
-        </w:hyperlink>
+        </w:rPr>
+        <w:t>Stichting Mondelinge Geschiedenis</w:t>
       </w:r>
       <w:r>
         <w:rPr>
@@ -2051,7 +1887,14 @@
           <w:sz w:val="24"/>
           <w:u w:val="single"/>
         </w:rPr>
-        <w:t>Zuidoost-Aziatisch</w:t>
+        <w:hyperlink r:id="rId19" w:history="1">
+          <w:r>
+            <w:rPr>
+              <w:rStyle w:val="Hyperlink"/>
+            </w:rPr>
+            <w:t>Zuidoost-</w:t>
+          </w:r>
+        </w:hyperlink>
       </w:r>
       <w:r>
         <w:rPr>
@@ -2063,6 +1906,24 @@
           <w:u w:val="single"/>
         </w:rPr>
         <w:hyperlink r:id="rId19" w:history="1">
+          <w:r>
+            <w:rPr>
+              <w:rStyle w:val="Hyperlink"/>
+            </w:rPr>
+            <w:t>Aziatisch</w:t>
+          </w:r>
+        </w:hyperlink>
+      </w:r>
+      <w:r>
+        <w:rPr>
+          <w:rFonts w:ascii="Charis SIL Regular" w:hAnsi="Charis SIL Regular" w:eastAsia="Charis SIL Regular"/>
+          <w:b w:val="0"/>
+          <w:i w:val="0"/>
+          <w:color w:val="0000FF"/>
+          <w:sz w:val="24"/>
+          <w:u w:val="single"/>
+        </w:rPr>
+        <w:hyperlink r:id="rId20" w:history="1">
           <w:r>
             <w:rPr>
               <w:rStyle w:val="Hyperlink"/>
@@ -2091,7 +1952,7 @@
           <w:sz w:val="24"/>
           <w:u w:val="single"/>
         </w:rPr>
-        <w:hyperlink r:id="rId19" w:history="1">
+        <w:hyperlink r:id="rId20" w:history="1">
           <w:r>
             <w:rPr>
               <w:rStyle w:val="Hyperlink"/>
@@ -2109,7 +1970,7 @@
           <w:sz w:val="24"/>
           <w:u w:val="single"/>
         </w:rPr>
-        <w:hyperlink r:id="rId19" w:history="1">
+        <w:hyperlink r:id="rId20" w:history="1">
           <w:r>
             <w:rPr>
               <w:rStyle w:val="Hyperlink"/>
@@ -2127,7 +1988,7 @@
           <w:color w:val="000000"/>
           <w:sz w:val="24"/>
         </w:rPr>
-        <w:hyperlink r:id="rId19" w:history="1">
+        <w:hyperlink r:id="rId20" w:history="1">
           <w:r>
             <w:rPr>
               <w:rStyle w:val="Hyperlink"/>
@@ -2145,7 +2006,7 @@
           <w:color w:val="000000"/>
           <w:sz w:val="24"/>
         </w:rPr>
-        <w:hyperlink r:id="rId19" w:history="1">
+        <w:hyperlink r:id="rId20" w:history="1">
           <w:r>
             <w:rPr>
               <w:rStyle w:val="Hyperlink"/>
@@ -2163,7 +2024,7 @@
           <w:color w:val="000000"/>
           <w:sz w:val="24"/>
         </w:rPr>
-        <w:hyperlink r:id="rId19" w:history="1">
+        <w:hyperlink r:id="rId20" w:history="1">
           <w:r>
             <w:rPr>
               <w:rStyle w:val="Hyperlink"/>
@@ -2181,7 +2042,7 @@
           <w:color w:val="000000"/>
           <w:sz w:val="24"/>
         </w:rPr>
-        <w:hyperlink r:id="rId19" w:history="1">
+        <w:hyperlink r:id="rId20" w:history="1">
           <w:r>
             <w:rPr>
               <w:rStyle w:val="Hyperlink"/>
@@ -2199,7 +2060,7 @@
           <w:color w:val="000000"/>
           <w:sz w:val="24"/>
         </w:rPr>
-        <w:hyperlink r:id="rId19" w:history="1">
+        <w:hyperlink r:id="rId20" w:history="1">
           <w:r>
             <w:rPr>
               <w:rStyle w:val="Hyperlink"/>
@@ -2237,7 +2098,7 @@
           <w:sz w:val="24"/>
           <w:u w:val="single"/>
         </w:rPr>
-        <w:hyperlink r:id="rId20" w:history="1">
+        <w:hyperlink r:id="rId21" w:history="1">
           <w:r>
             <w:rPr>
               <w:rStyle w:val="Hyperlink"/>
@@ -2266,7 +2127,7 @@
           <w:sz w:val="24"/>
           <w:u w:val="single"/>
         </w:rPr>
-        <w:hyperlink r:id="rId20" w:history="1">
+        <w:hyperlink r:id="rId21" w:history="1">
           <w:r>
             <w:rPr>
               <w:rStyle w:val="Hyperlink"/>
@@ -2304,7 +2165,7 @@
           <w:color w:val="000000"/>
           <w:sz w:val="24"/>
         </w:rPr>
-        <w:hyperlink r:id="rId20" w:history="1">
+        <w:hyperlink r:id="rId21" w:history="1">
           <w:r>
             <w:rPr>
               <w:rStyle w:val="Hyperlink"/>
@@ -2322,7 +2183,7 @@
           <w:color w:val="000000"/>
           <w:sz w:val="24"/>
         </w:rPr>
-        <w:hyperlink r:id="rId20" w:history="1">
+        <w:hyperlink r:id="rId21" w:history="1">
           <w:r>
             <w:rPr>
               <w:rStyle w:val="Hyperlink"/>
@@ -2340,7 +2201,7 @@
           <w:color w:val="000000"/>
           <w:sz w:val="24"/>
         </w:rPr>
-        <w:hyperlink r:id="rId20" w:history="1">
+        <w:hyperlink r:id="rId21" w:history="1">
           <w:r>
             <w:rPr>
               <w:rStyle w:val="Hyperlink"/>
@@ -3998,7 +3859,7 @@
           <w:sz w:val="24"/>
           <w:u w:val="single"/>
         </w:rPr>
-        <w:hyperlink r:id="rId19" w:history="1">
+        <w:hyperlink r:id="rId20" w:history="1">
           <w:r>
             <w:rPr>
               <w:rStyle w:val="Hyperlink"/>
@@ -4016,7 +3877,7 @@
           <w:sz w:val="24"/>
           <w:u w:val="single"/>
         </w:rPr>
-        <w:hyperlink r:id="rId19" w:history="1">
+        <w:hyperlink r:id="rId20" w:history="1">
           <w:r>
             <w:rPr>
               <w:rStyle w:val="Hyperlink"/>
@@ -4034,7 +3895,7 @@
           <w:sz w:val="24"/>
           <w:u w:val="single"/>
         </w:rPr>
-        <w:hyperlink r:id="rId19" w:history="1">
+        <w:hyperlink r:id="rId20" w:history="1">
           <w:r>
             <w:rPr>
               <w:rStyle w:val="Hyperlink"/>
@@ -4052,7 +3913,7 @@
           <w:sz w:val="24"/>
           <w:u w:val="single"/>
         </w:rPr>
-        <w:hyperlink r:id="rId19" w:history="1">
+        <w:hyperlink r:id="rId20" w:history="1">
           <w:r>
             <w:rPr>
               <w:rStyle w:val="Hyperlink"/>
@@ -4070,7 +3931,7 @@
           <w:sz w:val="24"/>
           <w:u w:val="single"/>
         </w:rPr>
-        <w:hyperlink r:id="rId19" w:history="1">
+        <w:hyperlink r:id="rId20" w:history="1">
           <w:r>
             <w:rPr>
               <w:rStyle w:val="Hyperlink"/>
@@ -4169,7 +4030,7 @@
           <w:sz w:val="24"/>
           <w:u w:val="single"/>
         </w:rPr>
-        <w:hyperlink r:id="rId21" w:history="1">
+        <w:hyperlink r:id="rId19" w:history="1">
           <w:r>
             <w:rPr>
               <w:rStyle w:val="Hyperlink"/>
@@ -4187,7 +4048,7 @@
           <w:sz w:val="24"/>
           <w:u w:val="single"/>
         </w:rPr>
-        <w:hyperlink r:id="rId21" w:history="1">
+        <w:hyperlink r:id="rId19" w:history="1">
           <w:r>
             <w:rPr>
               <w:rStyle w:val="Hyperlink"/>
@@ -4205,7 +4066,7 @@
           <w:sz w:val="24"/>
           <w:u w:val="single"/>
         </w:rPr>
-        <w:hyperlink r:id="rId21" w:history="1">
+        <w:hyperlink r:id="rId19" w:history="1">
           <w:r>
             <w:rPr>
               <w:rStyle w:val="Hyperlink"/>
@@ -4484,7 +4345,7 @@
           <w:sz w:val="24"/>
           <w:u w:val="single"/>
         </w:rPr>
-        <w:hyperlink r:id="rId23" w:history="1">
+        <w:hyperlink r:id="rId22" w:history="1">
           <w:r>
             <w:rPr>
               <w:rStyle w:val="Hyperlink"/>

--- a/EXPORTS/DOCX/published/niveau3/Dutch/KITLV.docx
+++ b/EXPORTS/DOCX/published/niveau3/Dutch/KITLV.docx
@@ -1392,7 +1392,36 @@
           <w:color w:val="000000"/>
           <w:sz w:val="24"/>
         </w:rPr>
-        <w:t xml:space="preserve">UBL vindbaar zijn met het kenmerk 'D Or', en </w:t>
+        <w:t>UBL vindbaar zijn met het kenmerk 'D Or</w:t>
+      </w:r>
+      <w:r>
+        <w:rPr>
+          <w:u w:val="single" w:color="0000ff"/>
+          <w:rFonts w:ascii="Charis SIL Regular" w:hAnsi="Charis SIL Regular" w:eastAsia="Charis SIL Regular"/>
+          <w:b w:val="0"/>
+          <w:i w:val="0"/>
+          <w:color w:val="000000"/>
+          <w:sz w:val="24"/>
+        </w:rPr>
+        <w:t>'</w:t>
+      </w:r>
+      <w:r>
+        <w:rPr>
+          <w:u w:val="single" w:color="0000ff"/>
+          <w:rFonts w:ascii="Charis SIL Regular" w:hAnsi="Charis SIL Regular" w:eastAsia="Charis SIL Regular"/>
+          <w:b w:val="0"/>
+          <w:i w:val="0"/>
+          <w:color w:val="000000"/>
+          <w:sz w:val="24"/>
+        </w:rPr>
+        <w:hyperlink r:id="rId14" w:history="1">
+          <w:r>
+            <w:rPr>
+              <w:rStyle w:val="Hyperlink"/>
+            </w:rPr>
+            <w:t xml:space="preserve">, en </w:t>
+          </w:r>
+        </w:hyperlink>
       </w:r>
       <w:r>
         <w:rPr>
@@ -1401,8 +1430,16 @@
           <w:i w:val="0"/>
           <w:color w:val="0000FF"/>
           <w:sz w:val="24"/>
-        </w:rPr>
-        <w:t>Europ</w:t>
+          <w:u w:val="single"/>
+        </w:rPr>
+        <w:hyperlink r:id="rId14" w:history="1">
+          <w:r>
+            <w:rPr>
+              <w:rStyle w:val="Hyperlink"/>
+            </w:rPr>
+            <w:t>Europ</w:t>
+          </w:r>
+        </w:hyperlink>
       </w:r>
       <w:r>
         <w:rPr>
@@ -1413,7 +1450,7 @@
           <w:sz w:val="24"/>
           <w:u w:val="single"/>
         </w:rPr>
-        <w:hyperlink r:id="rId14" w:history="1">
+        <w:hyperlink r:id="rId15" w:history="1">
           <w:r>
             <w:rPr>
               <w:rStyle w:val="Hyperlink"/>
@@ -1593,7 +1630,14 @@
           <w:sz w:val="24"/>
           <w:u w:val="single"/>
         </w:rPr>
-        <w:t>we</w:t>
+        <w:hyperlink r:id="rId17" w:history="1">
+          <w:r>
+            <w:rPr>
+              <w:rStyle w:val="Hyperlink"/>
+            </w:rPr>
+            <w:t>we</w:t>
+          </w:r>
+        </w:hyperlink>
       </w:r>
       <w:r>
         <w:rPr>
@@ -1887,14 +1931,7 @@
           <w:sz w:val="24"/>
           <w:u w:val="single"/>
         </w:rPr>
-        <w:hyperlink r:id="rId19" w:history="1">
-          <w:r>
-            <w:rPr>
-              <w:rStyle w:val="Hyperlink"/>
-            </w:rPr>
-            <w:t>Zuidoost-</w:t>
-          </w:r>
-        </w:hyperlink>
+        <w:t>Zuidoost-Aziatisch</w:t>
       </w:r>
       <w:r>
         <w:rPr>
@@ -1906,24 +1943,6 @@
           <w:u w:val="single"/>
         </w:rPr>
         <w:hyperlink r:id="rId19" w:history="1">
-          <w:r>
-            <w:rPr>
-              <w:rStyle w:val="Hyperlink"/>
-            </w:rPr>
-            <w:t>Aziatisch</w:t>
-          </w:r>
-        </w:hyperlink>
-      </w:r>
-      <w:r>
-        <w:rPr>
-          <w:rFonts w:ascii="Charis SIL Regular" w:hAnsi="Charis SIL Regular" w:eastAsia="Charis SIL Regular"/>
-          <w:b w:val="0"/>
-          <w:i w:val="0"/>
-          <w:color w:val="0000FF"/>
-          <w:sz w:val="24"/>
-          <w:u w:val="single"/>
-        </w:rPr>
-        <w:hyperlink r:id="rId20" w:history="1">
           <w:r>
             <w:rPr>
               <w:rStyle w:val="Hyperlink"/>
@@ -1952,7 +1971,7 @@
           <w:sz w:val="24"/>
           <w:u w:val="single"/>
         </w:rPr>
-        <w:hyperlink r:id="rId20" w:history="1">
+        <w:hyperlink r:id="rId19" w:history="1">
           <w:r>
             <w:rPr>
               <w:rStyle w:val="Hyperlink"/>
@@ -1970,7 +1989,7 @@
           <w:sz w:val="24"/>
           <w:u w:val="single"/>
         </w:rPr>
-        <w:hyperlink r:id="rId20" w:history="1">
+        <w:hyperlink r:id="rId19" w:history="1">
           <w:r>
             <w:rPr>
               <w:rStyle w:val="Hyperlink"/>
@@ -1988,7 +2007,7 @@
           <w:color w:val="000000"/>
           <w:sz w:val="24"/>
         </w:rPr>
-        <w:hyperlink r:id="rId20" w:history="1">
+        <w:hyperlink r:id="rId19" w:history="1">
           <w:r>
             <w:rPr>
               <w:rStyle w:val="Hyperlink"/>
@@ -2006,7 +2025,7 @@
           <w:color w:val="000000"/>
           <w:sz w:val="24"/>
         </w:rPr>
-        <w:hyperlink r:id="rId20" w:history="1">
+        <w:hyperlink r:id="rId19" w:history="1">
           <w:r>
             <w:rPr>
               <w:rStyle w:val="Hyperlink"/>
@@ -2024,7 +2043,7 @@
           <w:color w:val="000000"/>
           <w:sz w:val="24"/>
         </w:rPr>
-        <w:hyperlink r:id="rId20" w:history="1">
+        <w:hyperlink r:id="rId19" w:history="1">
           <w:r>
             <w:rPr>
               <w:rStyle w:val="Hyperlink"/>
@@ -2042,7 +2061,7 @@
           <w:color w:val="000000"/>
           <w:sz w:val="24"/>
         </w:rPr>
-        <w:hyperlink r:id="rId20" w:history="1">
+        <w:hyperlink r:id="rId19" w:history="1">
           <w:r>
             <w:rPr>
               <w:rStyle w:val="Hyperlink"/>
@@ -2060,7 +2079,7 @@
           <w:color w:val="000000"/>
           <w:sz w:val="24"/>
         </w:rPr>
-        <w:hyperlink r:id="rId20" w:history="1">
+        <w:hyperlink r:id="rId19" w:history="1">
           <w:r>
             <w:rPr>
               <w:rStyle w:val="Hyperlink"/>
@@ -2098,7 +2117,7 @@
           <w:sz w:val="24"/>
           <w:u w:val="single"/>
         </w:rPr>
-        <w:hyperlink r:id="rId21" w:history="1">
+        <w:hyperlink r:id="rId20" w:history="1">
           <w:r>
             <w:rPr>
               <w:rStyle w:val="Hyperlink"/>
@@ -2127,7 +2146,7 @@
           <w:sz w:val="24"/>
           <w:u w:val="single"/>
         </w:rPr>
-        <w:hyperlink r:id="rId21" w:history="1">
+        <w:hyperlink r:id="rId20" w:history="1">
           <w:r>
             <w:rPr>
               <w:rStyle w:val="Hyperlink"/>
@@ -2165,7 +2184,7 @@
           <w:color w:val="000000"/>
           <w:sz w:val="24"/>
         </w:rPr>
-        <w:hyperlink r:id="rId21" w:history="1">
+        <w:hyperlink r:id="rId20" w:history="1">
           <w:r>
             <w:rPr>
               <w:rStyle w:val="Hyperlink"/>
@@ -2183,7 +2202,7 @@
           <w:color w:val="000000"/>
           <w:sz w:val="24"/>
         </w:rPr>
-        <w:hyperlink r:id="rId21" w:history="1">
+        <w:hyperlink r:id="rId20" w:history="1">
           <w:r>
             <w:rPr>
               <w:rStyle w:val="Hyperlink"/>
@@ -2201,7 +2220,7 @@
           <w:color w:val="000000"/>
           <w:sz w:val="24"/>
         </w:rPr>
-        <w:hyperlink r:id="rId21" w:history="1">
+        <w:hyperlink r:id="rId20" w:history="1">
           <w:r>
             <w:rPr>
               <w:rStyle w:val="Hyperlink"/>
@@ -3859,7 +3878,7 @@
           <w:sz w:val="24"/>
           <w:u w:val="single"/>
         </w:rPr>
-        <w:hyperlink r:id="rId20" w:history="1">
+        <w:hyperlink r:id="rId19" w:history="1">
           <w:r>
             <w:rPr>
               <w:rStyle w:val="Hyperlink"/>
@@ -3877,7 +3896,7 @@
           <w:sz w:val="24"/>
           <w:u w:val="single"/>
         </w:rPr>
-        <w:hyperlink r:id="rId20" w:history="1">
+        <w:hyperlink r:id="rId19" w:history="1">
           <w:r>
             <w:rPr>
               <w:rStyle w:val="Hyperlink"/>
@@ -3895,7 +3914,7 @@
           <w:sz w:val="24"/>
           <w:u w:val="single"/>
         </w:rPr>
-        <w:hyperlink r:id="rId20" w:history="1">
+        <w:hyperlink r:id="rId19" w:history="1">
           <w:r>
             <w:rPr>
               <w:rStyle w:val="Hyperlink"/>
@@ -3913,7 +3932,7 @@
           <w:sz w:val="24"/>
           <w:u w:val="single"/>
         </w:rPr>
-        <w:hyperlink r:id="rId20" w:history="1">
+        <w:hyperlink r:id="rId19" w:history="1">
           <w:r>
             <w:rPr>
               <w:rStyle w:val="Hyperlink"/>
@@ -3931,7 +3950,7 @@
           <w:sz w:val="24"/>
           <w:u w:val="single"/>
         </w:rPr>
-        <w:hyperlink r:id="rId20" w:history="1">
+        <w:hyperlink r:id="rId19" w:history="1">
           <w:r>
             <w:rPr>
               <w:rStyle w:val="Hyperlink"/>
@@ -4030,7 +4049,7 @@
           <w:sz w:val="24"/>
           <w:u w:val="single"/>
         </w:rPr>
-        <w:hyperlink r:id="rId19" w:history="1">
+        <w:hyperlink r:id="rId21" w:history="1">
           <w:r>
             <w:rPr>
               <w:rStyle w:val="Hyperlink"/>
@@ -4048,7 +4067,7 @@
           <w:sz w:val="24"/>
           <w:u w:val="single"/>
         </w:rPr>
-        <w:hyperlink r:id="rId19" w:history="1">
+        <w:hyperlink r:id="rId21" w:history="1">
           <w:r>
             <w:rPr>
               <w:rStyle w:val="Hyperlink"/>
@@ -4066,7 +4085,7 @@
           <w:sz w:val="24"/>
           <w:u w:val="single"/>
         </w:rPr>
-        <w:hyperlink r:id="rId19" w:history="1">
+        <w:hyperlink r:id="rId21" w:history="1">
           <w:r>
             <w:rPr>
               <w:rStyle w:val="Hyperlink"/>
@@ -4356,13 +4375,21 @@
       </w:r>
       <w:r>
         <w:rPr>
+          <w:u w:val="single" w:color="0000ff"/>
           <w:rFonts w:ascii="Charis SIL Regular" w:hAnsi="Charis SIL Regular" w:eastAsia="Charis SIL Regular"/>
           <w:b w:val="0"/>
           <w:i w:val="0"/>
           <w:color w:val="000000"/>
           <w:sz w:val="24"/>
         </w:rPr>
-        <w:t xml:space="preserve">, </w:t>
+        <w:hyperlink r:id="rId22" w:history="1">
+          <w:r>
+            <w:rPr>
+              <w:rStyle w:val="Hyperlink"/>
+            </w:rPr>
+            <w:t xml:space="preserve">, </w:t>
+          </w:r>
+        </w:hyperlink>
       </w:r>
       <w:r>
         <w:rPr>
@@ -4373,7 +4400,7 @@
           <w:sz w:val="24"/>
           <w:u w:val="single"/>
         </w:rPr>
-        <w:hyperlink r:id="rId24" w:history="1">
+        <w:hyperlink r:id="rId22" w:history="1">
           <w:r>
             <w:rPr>
               <w:rStyle w:val="Hyperlink"/>
@@ -4402,7 +4429,7 @@
           <w:sz w:val="24"/>
           <w:u w:val="single"/>
         </w:rPr>
-        <w:hyperlink r:id="rId24" w:history="1">
+        <w:hyperlink r:id="rId22" w:history="1">
           <w:r>
             <w:rPr>
               <w:rStyle w:val="Hyperlink"/>
@@ -4420,7 +4447,7 @@
           <w:sz w:val="24"/>
           <w:u w:val="single"/>
         </w:rPr>
-        <w:hyperlink r:id="rId24" w:history="1">
+        <w:hyperlink r:id="rId22" w:history="1">
           <w:r>
             <w:rPr>
               <w:rStyle w:val="Hyperlink"/>
@@ -4538,7 +4565,7 @@
           <w:sz w:val="24"/>
           <w:u w:val="single"/>
         </w:rPr>
-        <w:hyperlink r:id="rId25" w:history="1">
+        <w:hyperlink r:id="rId24" w:history="1">
           <w:r>
             <w:rPr>
               <w:rStyle w:val="Hyperlink"/>
@@ -4556,7 +4583,7 @@
           <w:sz w:val="24"/>
           <w:u w:val="single"/>
         </w:rPr>
-        <w:hyperlink r:id="rId25" w:history="1">
+        <w:hyperlink r:id="rId24" w:history="1">
           <w:r>
             <w:rPr>
               <w:rStyle w:val="Hyperlink"/>
@@ -4574,7 +4601,7 @@
           <w:sz w:val="24"/>
           <w:u w:val="single"/>
         </w:rPr>
-        <w:hyperlink r:id="rId25" w:history="1">
+        <w:hyperlink r:id="rId24" w:history="1">
           <w:r>
             <w:rPr>
               <w:rStyle w:val="Hyperlink"/>
@@ -4592,7 +4619,7 @@
           <w:sz w:val="24"/>
           <w:u w:val="single"/>
         </w:rPr>
-        <w:hyperlink r:id="rId25" w:history="1">
+        <w:hyperlink r:id="rId24" w:history="1">
           <w:r>
             <w:rPr>
               <w:rStyle w:val="Hyperlink"/>
@@ -4610,7 +4637,7 @@
           <w:sz w:val="24"/>
           <w:u w:val="single"/>
         </w:rPr>
-        <w:hyperlink r:id="rId25" w:history="1">
+        <w:hyperlink r:id="rId24" w:history="1">
           <w:r>
             <w:rPr>
               <w:rStyle w:val="Hyperlink"/>
@@ -4628,7 +4655,7 @@
           <w:sz w:val="24"/>
           <w:u w:val="single"/>
         </w:rPr>
-        <w:hyperlink r:id="rId25" w:history="1">
+        <w:hyperlink r:id="rId24" w:history="1">
           <w:r>
             <w:rPr>
               <w:rStyle w:val="Hyperlink"/>
@@ -4646,7 +4673,7 @@
           <w:sz w:val="24"/>
           <w:u w:val="single"/>
         </w:rPr>
-        <w:hyperlink r:id="rId25" w:history="1">
+        <w:hyperlink r:id="rId24" w:history="1">
           <w:r>
             <w:rPr>
               <w:rStyle w:val="Hyperlink"/>
@@ -4674,7 +4701,7 @@
           <w:sz w:val="24"/>
           <w:u w:val="single"/>
         </w:rPr>
-        <w:hyperlink r:id="rId26" w:history="1">
+        <w:hyperlink r:id="rId25" w:history="1">
           <w:r>
             <w:rPr>
               <w:rStyle w:val="Hyperlink"/>
@@ -4703,7 +4730,7 @@
           <w:sz w:val="24"/>
           <w:u w:val="single"/>
         </w:rPr>
-        <w:hyperlink r:id="rId26" w:history="1">
+        <w:hyperlink r:id="rId25" w:history="1">
           <w:r>
             <w:rPr>
               <w:rStyle w:val="Hyperlink"/>

--- a/EXPORTS/DOCX/published/niveau3/Dutch/KITLV.docx
+++ b/EXPORTS/DOCX/published/niveau3/Dutch/KITLV.docx
@@ -429,71 +429,7 @@
           <w:color w:val="000000"/>
           <w:sz w:val="24"/>
         </w:rPr>
-        <w:t>n</w:t>
-      </w:r>
-      <w:r>
-        <w:rPr>
-          <w:u w:val="single" w:color="0000ff"/>
-          <w:rFonts w:ascii="Charis SIL Regular" w:hAnsi="Charis SIL Regular" w:eastAsia="Charis SIL Regular"/>
-          <w:b w:val="0"/>
-          <w:i w:val="0"/>
-          <w:color w:val="000000"/>
-          <w:sz w:val="24"/>
-        </w:rPr>
-        <w:hyperlink r:id="rId10" w:history="1">
-          <w:r>
-            <w:rPr>
-              <w:rStyle w:val="Hyperlink"/>
-            </w:rPr>
-            <w:t xml:space="preserve"> het </w:t>
-          </w:r>
-        </w:hyperlink>
-      </w:r>
-      <w:r>
-        <w:rPr>
-          <w:u w:val="single" w:color="0000ff"/>
-          <w:rFonts w:ascii="Charis SIL Regular" w:hAnsi="Charis SIL Regular" w:eastAsia="Charis SIL Regular"/>
-          <w:b w:val="0"/>
-          <w:i w:val="0"/>
-          <w:color w:val="000000"/>
-          <w:sz w:val="24"/>
-        </w:rPr>
-        <w:hyperlink r:id="rId10" w:history="1">
-          <w:r>
-            <w:rPr>
-              <w:rStyle w:val="Hyperlink"/>
-            </w:rPr>
-            <w:t>i</w:t>
-          </w:r>
-        </w:hyperlink>
-      </w:r>
-      <w:r>
-        <w:rPr>
-          <w:u w:val="single" w:color="0000ff"/>
-          <w:rFonts w:ascii="Charis SIL Regular" w:hAnsi="Charis SIL Regular" w:eastAsia="Charis SIL Regular"/>
-          <w:b w:val="0"/>
-          <w:i w:val="0"/>
-          <w:color w:val="000000"/>
-          <w:sz w:val="24"/>
-        </w:rPr>
-        <w:hyperlink r:id="rId10" w:history="1">
-          <w:r>
-            <w:rPr>
-              <w:rStyle w:val="Hyperlink"/>
-            </w:rPr>
-            <w:t>n dat ja</w:t>
-          </w:r>
-        </w:hyperlink>
-      </w:r>
-      <w:r>
-        <w:rPr>
-          <w:rFonts w:ascii="Charis SIL Regular" w:hAnsi="Charis SIL Regular" w:eastAsia="Charis SIL Regular"/>
-          <w:b w:val="0"/>
-          <w:i w:val="0"/>
-          <w:color w:val="000000"/>
-          <w:sz w:val="24"/>
-        </w:rPr>
-        <w:t xml:space="preserve">ar </w:t>
+        <w:t xml:space="preserve">n het in dat jaar </w:t>
       </w:r>
       <w:r>
         <w:rPr>
@@ -1450,7 +1386,7 @@
           <w:sz w:val="24"/>
           <w:u w:val="single"/>
         </w:rPr>
-        <w:hyperlink r:id="rId15" w:history="1">
+        <w:hyperlink r:id="rId14" w:history="1">
           <w:r>
             <w:rPr>
               <w:rStyle w:val="Hyperlink"/>
@@ -1880,19 +1816,9 @@
           <w:i w:val="0"/>
           <w:color w:val="0000FF"/>
           <w:sz w:val="24"/>
-        </w:rPr>
-        <w:t>Stichting Mondelinge Geschiedenis</w:t>
-      </w:r>
-      <w:r>
-        <w:rPr>
-          <w:rFonts w:ascii="Charis SIL Regular" w:hAnsi="Charis SIL Regular" w:eastAsia="Charis SIL Regular"/>
-          <w:b w:val="0"/>
-          <w:i w:val="0"/>
-          <w:color w:val="0000FF"/>
-          <w:sz w:val="24"/>
           <w:u w:val="single"/>
         </w:rPr>
-        <w:t xml:space="preserve"> </w:t>
+        <w:t>Stichting Mondeli</w:t>
       </w:r>
       <w:r>
         <w:rPr>
@@ -1908,7 +1834,7 @@
             <w:rPr>
               <w:rStyle w:val="Hyperlink"/>
             </w:rPr>
-            <w:t>Indonesië</w:t>
+            <w:t>nge</w:t>
           </w:r>
         </w:hyperlink>
       </w:r>
@@ -1917,10 +1843,11 @@
           <w:rFonts w:ascii="Charis SIL Regular" w:hAnsi="Charis SIL Regular" w:eastAsia="Charis SIL Regular"/>
           <w:b w:val="0"/>
           <w:i w:val="0"/>
-          <w:color w:val="000000"/>
-          <w:sz w:val="24"/>
-        </w:rPr>
-        <w:t xml:space="preserve">(SMGI) en de collectie </w:t>
+          <w:color w:val="0000FF"/>
+          <w:sz w:val="24"/>
+          <w:u w:val="single"/>
+        </w:rPr>
+        <w:t xml:space="preserve"> </w:t>
       </w:r>
       <w:r>
         <w:rPr>
@@ -1931,7 +1858,14 @@
           <w:sz w:val="24"/>
           <w:u w:val="single"/>
         </w:rPr>
-        <w:t>Zuidoost-Aziatisch</w:t>
+        <w:hyperlink r:id="rId19" w:history="1">
+          <w:r>
+            <w:rPr>
+              <w:rStyle w:val="Hyperlink"/>
+            </w:rPr>
+            <w:t>Geschied</w:t>
+          </w:r>
+        </w:hyperlink>
       </w:r>
       <w:r>
         <w:rPr>
@@ -1960,7 +1894,14 @@
           <w:sz w:val="24"/>
           <w:u w:val="single"/>
         </w:rPr>
-        <w:t xml:space="preserve"> </w:t>
+        <w:hyperlink r:id="rId19" w:history="1">
+          <w:r>
+            <w:rPr>
+              <w:rStyle w:val="Hyperlink"/>
+            </w:rPr>
+            <w:t>nis</w:t>
+          </w:r>
+        </w:hyperlink>
       </w:r>
       <w:r>
         <w:rPr>
@@ -1971,7 +1912,111 @@
           <w:sz w:val="24"/>
           <w:u w:val="single"/>
         </w:rPr>
+        <w:t xml:space="preserve"> </w:t>
+      </w:r>
+      <w:r>
+        <w:rPr>
+          <w:rFonts w:ascii="Charis SIL Regular" w:hAnsi="Charis SIL Regular" w:eastAsia="Charis SIL Regular"/>
+          <w:b w:val="0"/>
+          <w:i w:val="0"/>
+          <w:color w:val="0000FF"/>
+          <w:sz w:val="24"/>
+          <w:u w:val="single"/>
+        </w:rPr>
         <w:hyperlink r:id="rId19" w:history="1">
+          <w:r>
+            <w:rPr>
+              <w:rStyle w:val="Hyperlink"/>
+            </w:rPr>
+            <w:t>Indonesië</w:t>
+          </w:r>
+        </w:hyperlink>
+      </w:r>
+      <w:r>
+        <w:rPr>
+          <w:rFonts w:ascii="Charis SIL Regular" w:hAnsi="Charis SIL Regular" w:eastAsia="Charis SIL Regular"/>
+          <w:b w:val="0"/>
+          <w:i w:val="0"/>
+          <w:color w:val="000000"/>
+          <w:sz w:val="24"/>
+        </w:rPr>
+        <w:t xml:space="preserve">(SMGI) en de collectie </w:t>
+      </w:r>
+      <w:r>
+        <w:rPr>
+          <w:rFonts w:ascii="Charis SIL Regular" w:hAnsi="Charis SIL Regular" w:eastAsia="Charis SIL Regular"/>
+          <w:b w:val="0"/>
+          <w:i w:val="0"/>
+          <w:color w:val="0000FF"/>
+          <w:sz w:val="24"/>
+          <w:u w:val="single"/>
+        </w:rPr>
+        <w:hyperlink r:id="rId20" w:history="1">
+          <w:r>
+            <w:rPr>
+              <w:rStyle w:val="Hyperlink"/>
+            </w:rPr>
+            <w:t>Zuidoost-</w:t>
+          </w:r>
+        </w:hyperlink>
+      </w:r>
+      <w:r>
+        <w:rPr>
+          <w:rFonts w:ascii="Charis SIL Regular" w:hAnsi="Charis SIL Regular" w:eastAsia="Charis SIL Regular"/>
+          <w:b w:val="0"/>
+          <w:i w:val="0"/>
+          <w:color w:val="0000FF"/>
+          <w:sz w:val="24"/>
+          <w:u w:val="single"/>
+        </w:rPr>
+        <w:hyperlink r:id="rId20" w:history="1">
+          <w:r>
+            <w:rPr>
+              <w:rStyle w:val="Hyperlink"/>
+            </w:rPr>
+            <w:t>Aziatisch</w:t>
+          </w:r>
+        </w:hyperlink>
+      </w:r>
+      <w:r>
+        <w:rPr>
+          <w:rFonts w:ascii="Charis SIL Regular" w:hAnsi="Charis SIL Regular" w:eastAsia="Charis SIL Regular"/>
+          <w:b w:val="0"/>
+          <w:i w:val="0"/>
+          <w:color w:val="0000FF"/>
+          <w:sz w:val="24"/>
+          <w:u w:val="single"/>
+        </w:rPr>
+        <w:hyperlink r:id="rId20" w:history="1">
+          <w:r>
+            <w:rPr>
+              <w:rStyle w:val="Hyperlink"/>
+            </w:rPr>
+            <w:t>e</w:t>
+          </w:r>
+        </w:hyperlink>
+      </w:r>
+      <w:r>
+        <w:rPr>
+          <w:rFonts w:ascii="Charis SIL Regular" w:hAnsi="Charis SIL Regular" w:eastAsia="Charis SIL Regular"/>
+          <w:b w:val="0"/>
+          <w:i w:val="0"/>
+          <w:color w:val="0000FF"/>
+          <w:sz w:val="24"/>
+          <w:u w:val="single"/>
+        </w:rPr>
+        <w:t xml:space="preserve"> </w:t>
+      </w:r>
+      <w:r>
+        <w:rPr>
+          <w:rFonts w:ascii="Charis SIL Regular" w:hAnsi="Charis SIL Regular" w:eastAsia="Charis SIL Regular"/>
+          <w:b w:val="0"/>
+          <w:i w:val="0"/>
+          <w:color w:val="0000FF"/>
+          <w:sz w:val="24"/>
+          <w:u w:val="single"/>
+        </w:rPr>
+        <w:hyperlink r:id="rId20" w:history="1">
           <w:r>
             <w:rPr>
               <w:rStyle w:val="Hyperlink"/>
@@ -1989,7 +2034,7 @@
           <w:sz w:val="24"/>
           <w:u w:val="single"/>
         </w:rPr>
-        <w:hyperlink r:id="rId19" w:history="1">
+        <w:hyperlink r:id="rId20" w:history="1">
           <w:r>
             <w:rPr>
               <w:rStyle w:val="Hyperlink"/>
@@ -2117,7 +2162,7 @@
           <w:sz w:val="24"/>
           <w:u w:val="single"/>
         </w:rPr>
-        <w:hyperlink r:id="rId20" w:history="1">
+        <w:hyperlink r:id="rId21" w:history="1">
           <w:r>
             <w:rPr>
               <w:rStyle w:val="Hyperlink"/>
@@ -2146,7 +2191,7 @@
           <w:sz w:val="24"/>
           <w:u w:val="single"/>
         </w:rPr>
-        <w:hyperlink r:id="rId20" w:history="1">
+        <w:hyperlink r:id="rId21" w:history="1">
           <w:r>
             <w:rPr>
               <w:rStyle w:val="Hyperlink"/>
@@ -2184,7 +2229,7 @@
           <w:color w:val="000000"/>
           <w:sz w:val="24"/>
         </w:rPr>
-        <w:hyperlink r:id="rId20" w:history="1">
+        <w:hyperlink r:id="rId21" w:history="1">
           <w:r>
             <w:rPr>
               <w:rStyle w:val="Hyperlink"/>
@@ -2202,7 +2247,7 @@
           <w:color w:val="000000"/>
           <w:sz w:val="24"/>
         </w:rPr>
-        <w:hyperlink r:id="rId20" w:history="1">
+        <w:hyperlink r:id="rId21" w:history="1">
           <w:r>
             <w:rPr>
               <w:rStyle w:val="Hyperlink"/>
@@ -2220,7 +2265,7 @@
           <w:color w:val="000000"/>
           <w:sz w:val="24"/>
         </w:rPr>
-        <w:hyperlink r:id="rId20" w:history="1">
+        <w:hyperlink r:id="rId21" w:history="1">
           <w:r>
             <w:rPr>
               <w:rStyle w:val="Hyperlink"/>
@@ -4049,7 +4094,7 @@
           <w:sz w:val="24"/>
           <w:u w:val="single"/>
         </w:rPr>
-        <w:hyperlink r:id="rId21" w:history="1">
+        <w:hyperlink r:id="rId20" w:history="1">
           <w:r>
             <w:rPr>
               <w:rStyle w:val="Hyperlink"/>
@@ -4067,7 +4112,7 @@
           <w:sz w:val="24"/>
           <w:u w:val="single"/>
         </w:rPr>
-        <w:hyperlink r:id="rId21" w:history="1">
+        <w:hyperlink r:id="rId20" w:history="1">
           <w:r>
             <w:rPr>
               <w:rStyle w:val="Hyperlink"/>
@@ -4085,7 +4130,7 @@
           <w:sz w:val="24"/>
           <w:u w:val="single"/>
         </w:rPr>
-        <w:hyperlink r:id="rId21" w:history="1">
+        <w:hyperlink r:id="rId20" w:history="1">
           <w:r>
             <w:rPr>
               <w:rStyle w:val="Hyperlink"/>
@@ -4346,7 +4391,7 @@
           <w:sz w:val="24"/>
           <w:u w:val="single"/>
         </w:rPr>
-        <w:hyperlink r:id="rId22" w:history="1">
+        <w:hyperlink r:id="rId23" w:history="1">
           <w:r>
             <w:rPr>
               <w:rStyle w:val="Hyperlink"/>
@@ -4364,7 +4409,7 @@
           <w:sz w:val="24"/>
           <w:u w:val="single"/>
         </w:rPr>
-        <w:hyperlink r:id="rId22" w:history="1">
+        <w:hyperlink r:id="rId23" w:history="1">
           <w:r>
             <w:rPr>
               <w:rStyle w:val="Hyperlink"/>
@@ -4375,21 +4420,13 @@
       </w:r>
       <w:r>
         <w:rPr>
-          <w:u w:val="single" w:color="0000ff"/>
           <w:rFonts w:ascii="Charis SIL Regular" w:hAnsi="Charis SIL Regular" w:eastAsia="Charis SIL Regular"/>
           <w:b w:val="0"/>
           <w:i w:val="0"/>
           <w:color w:val="000000"/>
           <w:sz w:val="24"/>
         </w:rPr>
-        <w:hyperlink r:id="rId22" w:history="1">
-          <w:r>
-            <w:rPr>
-              <w:rStyle w:val="Hyperlink"/>
-            </w:rPr>
-            <w:t xml:space="preserve">, </w:t>
-          </w:r>
-        </w:hyperlink>
+        <w:t xml:space="preserve">, </w:t>
       </w:r>
       <w:r>
         <w:rPr>
@@ -4400,7 +4437,7 @@
           <w:sz w:val="24"/>
           <w:u w:val="single"/>
         </w:rPr>
-        <w:hyperlink r:id="rId22" w:history="1">
+        <w:hyperlink r:id="rId24" w:history="1">
           <w:r>
             <w:rPr>
               <w:rStyle w:val="Hyperlink"/>
@@ -4429,7 +4466,7 @@
           <w:sz w:val="24"/>
           <w:u w:val="single"/>
         </w:rPr>
-        <w:hyperlink r:id="rId22" w:history="1">
+        <w:hyperlink r:id="rId24" w:history="1">
           <w:r>
             <w:rPr>
               <w:rStyle w:val="Hyperlink"/>
@@ -4447,7 +4484,7 @@
           <w:sz w:val="24"/>
           <w:u w:val="single"/>
         </w:rPr>
-        <w:hyperlink r:id="rId22" w:history="1">
+        <w:hyperlink r:id="rId24" w:history="1">
           <w:r>
             <w:rPr>
               <w:rStyle w:val="Hyperlink"/>
@@ -4565,7 +4602,7 @@
           <w:sz w:val="24"/>
           <w:u w:val="single"/>
         </w:rPr>
-        <w:hyperlink r:id="rId24" w:history="1">
+        <w:hyperlink r:id="rId25" w:history="1">
           <w:r>
             <w:rPr>
               <w:rStyle w:val="Hyperlink"/>
@@ -4583,7 +4620,7 @@
           <w:sz w:val="24"/>
           <w:u w:val="single"/>
         </w:rPr>
-        <w:hyperlink r:id="rId24" w:history="1">
+        <w:hyperlink r:id="rId25" w:history="1">
           <w:r>
             <w:rPr>
               <w:rStyle w:val="Hyperlink"/>
@@ -4601,7 +4638,7 @@
           <w:sz w:val="24"/>
           <w:u w:val="single"/>
         </w:rPr>
-        <w:hyperlink r:id="rId24" w:history="1">
+        <w:hyperlink r:id="rId25" w:history="1">
           <w:r>
             <w:rPr>
               <w:rStyle w:val="Hyperlink"/>
@@ -4619,7 +4656,7 @@
           <w:sz w:val="24"/>
           <w:u w:val="single"/>
         </w:rPr>
-        <w:hyperlink r:id="rId24" w:history="1">
+        <w:hyperlink r:id="rId25" w:history="1">
           <w:r>
             <w:rPr>
               <w:rStyle w:val="Hyperlink"/>
@@ -4637,7 +4674,7 @@
           <w:sz w:val="24"/>
           <w:u w:val="single"/>
         </w:rPr>
-        <w:hyperlink r:id="rId24" w:history="1">
+        <w:hyperlink r:id="rId25" w:history="1">
           <w:r>
             <w:rPr>
               <w:rStyle w:val="Hyperlink"/>
@@ -4655,7 +4692,7 @@
           <w:sz w:val="24"/>
           <w:u w:val="single"/>
         </w:rPr>
-        <w:hyperlink r:id="rId24" w:history="1">
+        <w:hyperlink r:id="rId25" w:history="1">
           <w:r>
             <w:rPr>
               <w:rStyle w:val="Hyperlink"/>
@@ -4673,7 +4710,7 @@
           <w:sz w:val="24"/>
           <w:u w:val="single"/>
         </w:rPr>
-        <w:hyperlink r:id="rId24" w:history="1">
+        <w:hyperlink r:id="rId25" w:history="1">
           <w:r>
             <w:rPr>
               <w:rStyle w:val="Hyperlink"/>
@@ -4701,7 +4738,7 @@
           <w:sz w:val="24"/>
           <w:u w:val="single"/>
         </w:rPr>
-        <w:hyperlink r:id="rId25" w:history="1">
+        <w:hyperlink r:id="rId26" w:history="1">
           <w:r>
             <w:rPr>
               <w:rStyle w:val="Hyperlink"/>
@@ -4730,7 +4767,7 @@
           <w:sz w:val="24"/>
           <w:u w:val="single"/>
         </w:rPr>
-        <w:hyperlink r:id="rId25" w:history="1">
+        <w:hyperlink r:id="rId26" w:history="1">
           <w:r>
             <w:rPr>
               <w:rStyle w:val="Hyperlink"/>

--- a/EXPORTS/DOCX/published/niveau3/Dutch/KITLV.docx
+++ b/EXPORTS/DOCX/published/niveau3/Dutch/KITLV.docx
@@ -429,7 +429,53 @@
           <w:color w:val="000000"/>
           <w:sz w:val="24"/>
         </w:rPr>
-        <w:t xml:space="preserve">n het in dat jaar </w:t>
+        <w:t>n</w:t>
+      </w:r>
+      <w:r>
+        <w:rPr>
+          <w:u w:val="single" w:color="0000ff"/>
+          <w:rFonts w:ascii="Charis SIL Regular" w:hAnsi="Charis SIL Regular" w:eastAsia="Charis SIL Regular"/>
+          <w:b w:val="0"/>
+          <w:i w:val="0"/>
+          <w:color w:val="000000"/>
+          <w:sz w:val="24"/>
+        </w:rPr>
+        <w:hyperlink r:id="rId10" w:history="1">
+          <w:r>
+            <w:rPr>
+              <w:rStyle w:val="Hyperlink"/>
+            </w:rPr>
+            <w:t xml:space="preserve"> het </w:t>
+          </w:r>
+        </w:hyperlink>
+      </w:r>
+      <w:r>
+        <w:rPr>
+          <w:u w:val="single" w:color="0000ff"/>
+          <w:rFonts w:ascii="Charis SIL Regular" w:hAnsi="Charis SIL Regular" w:eastAsia="Charis SIL Regular"/>
+          <w:b w:val="0"/>
+          <w:i w:val="0"/>
+          <w:color w:val="000000"/>
+          <w:sz w:val="24"/>
+        </w:rPr>
+        <w:hyperlink r:id="rId10" w:history="1">
+          <w:r>
+            <w:rPr>
+              <w:rStyle w:val="Hyperlink"/>
+            </w:rPr>
+            <w:t>i</w:t>
+          </w:r>
+        </w:hyperlink>
+      </w:r>
+      <w:r>
+        <w:rPr>
+          <w:rFonts w:ascii="Charis SIL Regular" w:hAnsi="Charis SIL Regular" w:eastAsia="Charis SIL Regular"/>
+          <w:b w:val="0"/>
+          <w:i w:val="0"/>
+          <w:color w:val="000000"/>
+          <w:sz w:val="24"/>
+        </w:rPr>
+        <w:t xml:space="preserve">n dat jaar </w:t>
       </w:r>
       <w:r>
         <w:rPr>
@@ -1343,7 +1389,6 @@
       </w:r>
       <w:r>
         <w:rPr>
-          <w:u w:val="single" w:color="0000ff"/>
           <w:rFonts w:ascii="Charis SIL Regular" w:hAnsi="Charis SIL Regular" w:eastAsia="Charis SIL Regular"/>
           <w:b w:val="0"/>
           <w:i w:val="0"/>
@@ -1818,7 +1863,43 @@
           <w:sz w:val="24"/>
           <w:u w:val="single"/>
         </w:rPr>
-        <w:t>Stichting Mondeli</w:t>
+        <w:hyperlink r:id="rId19" w:history="1">
+          <w:r>
+            <w:rPr>
+              <w:rStyle w:val="Hyperlink"/>
+            </w:rPr>
+            <w:t>Stichting</w:t>
+          </w:r>
+        </w:hyperlink>
+      </w:r>
+      <w:r>
+        <w:rPr>
+          <w:rFonts w:ascii="Charis SIL Regular" w:hAnsi="Charis SIL Regular" w:eastAsia="Charis SIL Regular"/>
+          <w:b w:val="0"/>
+          <w:i w:val="0"/>
+          <w:color w:val="0000FF"/>
+          <w:sz w:val="24"/>
+          <w:u w:val="single"/>
+        </w:rPr>
+        <w:t xml:space="preserve"> </w:t>
+      </w:r>
+      <w:r>
+        <w:rPr>
+          <w:rFonts w:ascii="Charis SIL Regular" w:hAnsi="Charis SIL Regular" w:eastAsia="Charis SIL Regular"/>
+          <w:b w:val="0"/>
+          <w:i w:val="0"/>
+          <w:color w:val="0000FF"/>
+          <w:sz w:val="24"/>
+          <w:u w:val="single"/>
+        </w:rPr>
+        <w:hyperlink r:id="rId19" w:history="1">
+          <w:r>
+            <w:rPr>
+              <w:rStyle w:val="Hyperlink"/>
+            </w:rPr>
+            <w:t>Mondeli</w:t>
+          </w:r>
+        </w:hyperlink>
       </w:r>
       <w:r>
         <w:rPr>
@@ -1858,7 +1939,7 @@
           <w:sz w:val="24"/>
           <w:u w:val="single"/>
         </w:rPr>
-        <w:hyperlink r:id="rId19" w:history="1">
+        <w:hyperlink r:id="rId18" w:history="1">
           <w:r>
             <w:rPr>
               <w:rStyle w:val="Hyperlink"/>
@@ -1876,7 +1957,7 @@
           <w:sz w:val="24"/>
           <w:u w:val="single"/>
         </w:rPr>
-        <w:hyperlink r:id="rId19" w:history="1">
+        <w:hyperlink r:id="rId18" w:history="1">
           <w:r>
             <w:rPr>
               <w:rStyle w:val="Hyperlink"/>
@@ -1894,7 +1975,7 @@
           <w:sz w:val="24"/>
           <w:u w:val="single"/>
         </w:rPr>
-        <w:hyperlink r:id="rId19" w:history="1">
+        <w:hyperlink r:id="rId18" w:history="1">
           <w:r>
             <w:rPr>
               <w:rStyle w:val="Hyperlink"/>
@@ -1923,7 +2004,7 @@
           <w:sz w:val="24"/>
           <w:u w:val="single"/>
         </w:rPr>
-        <w:hyperlink r:id="rId19" w:history="1">
+        <w:hyperlink r:id="rId18" w:history="1">
           <w:r>
             <w:rPr>
               <w:rStyle w:val="Hyperlink"/>
@@ -1987,7 +2068,7 @@
           <w:sz w:val="24"/>
           <w:u w:val="single"/>
         </w:rPr>
-        <w:hyperlink r:id="rId20" w:history="1">
+        <w:hyperlink r:id="rId19" w:history="1">
           <w:r>
             <w:rPr>
               <w:rStyle w:val="Hyperlink"/>
@@ -4484,7 +4565,7 @@
           <w:sz w:val="24"/>
           <w:u w:val="single"/>
         </w:rPr>
-        <w:hyperlink r:id="rId24" w:history="1">
+        <w:hyperlink r:id="rId22" w:history="1">
           <w:r>
             <w:rPr>
               <w:rStyle w:val="Hyperlink"/>

--- a/EXPORTS/DOCX/published/niveau3/Dutch/KITLV.docx
+++ b/EXPORTS/DOCX/published/niveau3/Dutch/KITLV.docx
@@ -469,13 +469,31 @@
       </w:r>
       <w:r>
         <w:rPr>
+          <w:u w:val="single" w:color="0000ff"/>
           <w:rFonts w:ascii="Charis SIL Regular" w:hAnsi="Charis SIL Regular" w:eastAsia="Charis SIL Regular"/>
           <w:b w:val="0"/>
           <w:i w:val="0"/>
           <w:color w:val="000000"/>
           <w:sz w:val="24"/>
         </w:rPr>
-        <w:t xml:space="preserve">n dat jaar </w:t>
+        <w:hyperlink r:id="rId10" w:history="1">
+          <w:r>
+            <w:rPr>
+              <w:rStyle w:val="Hyperlink"/>
+            </w:rPr>
+            <w:t>n dat ja</w:t>
+          </w:r>
+        </w:hyperlink>
+      </w:r>
+      <w:r>
+        <w:rPr>
+          <w:rFonts w:ascii="Charis SIL Regular" w:hAnsi="Charis SIL Regular" w:eastAsia="Charis SIL Regular"/>
+          <w:b w:val="0"/>
+          <w:i w:val="0"/>
+          <w:color w:val="000000"/>
+          <w:sz w:val="24"/>
+        </w:rPr>
+        <w:t xml:space="preserve">ar </w:t>
       </w:r>
       <w:r>
         <w:rPr>
@@ -1389,6 +1407,7 @@
       </w:r>
       <w:r>
         <w:rPr>
+          <w:u w:val="single" w:color="0000ff"/>
           <w:rFonts w:ascii="Charis SIL Regular" w:hAnsi="Charis SIL Regular" w:eastAsia="Charis SIL Regular"/>
           <w:b w:val="0"/>
           <w:i w:val="0"/>
@@ -1861,45 +1880,8 @@
           <w:i w:val="0"/>
           <w:color w:val="0000FF"/>
           <w:sz w:val="24"/>
-          <w:u w:val="single"/>
-        </w:rPr>
-        <w:hyperlink r:id="rId19" w:history="1">
-          <w:r>
-            <w:rPr>
-              <w:rStyle w:val="Hyperlink"/>
-            </w:rPr>
-            <w:t>Stichting</w:t>
-          </w:r>
-        </w:hyperlink>
-      </w:r>
-      <w:r>
-        <w:rPr>
-          <w:rFonts w:ascii="Charis SIL Regular" w:hAnsi="Charis SIL Regular" w:eastAsia="Charis SIL Regular"/>
-          <w:b w:val="0"/>
-          <w:i w:val="0"/>
-          <w:color w:val="0000FF"/>
-          <w:sz w:val="24"/>
-          <w:u w:val="single"/>
-        </w:rPr>
-        <w:t xml:space="preserve"> </w:t>
-      </w:r>
-      <w:r>
-        <w:rPr>
-          <w:rFonts w:ascii="Charis SIL Regular" w:hAnsi="Charis SIL Regular" w:eastAsia="Charis SIL Regular"/>
-          <w:b w:val="0"/>
-          <w:i w:val="0"/>
-          <w:color w:val="0000FF"/>
-          <w:sz w:val="24"/>
-          <w:u w:val="single"/>
-        </w:rPr>
-        <w:hyperlink r:id="rId19" w:history="1">
-          <w:r>
-            <w:rPr>
-              <w:rStyle w:val="Hyperlink"/>
-            </w:rPr>
-            <w:t>Mondeli</w:t>
-          </w:r>
-        </w:hyperlink>
+        </w:rPr>
+        <w:t>Stichting Mondeli</w:t>
       </w:r>
       <w:r>
         <w:rPr>
@@ -2032,7 +2014,7 @@
           <w:sz w:val="24"/>
           <w:u w:val="single"/>
         </w:rPr>
-        <w:hyperlink r:id="rId20" w:history="1">
+        <w:hyperlink r:id="rId19" w:history="1">
           <w:r>
             <w:rPr>
               <w:rStyle w:val="Hyperlink"/>
@@ -2050,7 +2032,7 @@
           <w:sz w:val="24"/>
           <w:u w:val="single"/>
         </w:rPr>
-        <w:hyperlink r:id="rId20" w:history="1">
+        <w:hyperlink r:id="rId19" w:history="1">
           <w:r>
             <w:rPr>
               <w:rStyle w:val="Hyperlink"/>
@@ -2097,7 +2079,7 @@
           <w:sz w:val="24"/>
           <w:u w:val="single"/>
         </w:rPr>
-        <w:hyperlink r:id="rId20" w:history="1">
+        <w:hyperlink r:id="rId19" w:history="1">
           <w:r>
             <w:rPr>
               <w:rStyle w:val="Hyperlink"/>
@@ -2115,7 +2097,7 @@
           <w:sz w:val="24"/>
           <w:u w:val="single"/>
         </w:rPr>
-        <w:hyperlink r:id="rId20" w:history="1">
+        <w:hyperlink r:id="rId19" w:history="1">
           <w:r>
             <w:rPr>
               <w:rStyle w:val="Hyperlink"/>
@@ -2133,7 +2115,7 @@
           <w:color w:val="000000"/>
           <w:sz w:val="24"/>
         </w:rPr>
-        <w:hyperlink r:id="rId19" w:history="1">
+        <w:hyperlink r:id="rId20" w:history="1">
           <w:r>
             <w:rPr>
               <w:rStyle w:val="Hyperlink"/>
@@ -2151,7 +2133,7 @@
           <w:color w:val="000000"/>
           <w:sz w:val="24"/>
         </w:rPr>
-        <w:hyperlink r:id="rId19" w:history="1">
+        <w:hyperlink r:id="rId20" w:history="1">
           <w:r>
             <w:rPr>
               <w:rStyle w:val="Hyperlink"/>
@@ -2169,7 +2151,7 @@
           <w:color w:val="000000"/>
           <w:sz w:val="24"/>
         </w:rPr>
-        <w:hyperlink r:id="rId19" w:history="1">
+        <w:hyperlink r:id="rId20" w:history="1">
           <w:r>
             <w:rPr>
               <w:rStyle w:val="Hyperlink"/>
@@ -2187,7 +2169,7 @@
           <w:color w:val="000000"/>
           <w:sz w:val="24"/>
         </w:rPr>
-        <w:hyperlink r:id="rId19" w:history="1">
+        <w:hyperlink r:id="rId20" w:history="1">
           <w:r>
             <w:rPr>
               <w:rStyle w:val="Hyperlink"/>
@@ -2205,7 +2187,7 @@
           <w:color w:val="000000"/>
           <w:sz w:val="24"/>
         </w:rPr>
-        <w:hyperlink r:id="rId19" w:history="1">
+        <w:hyperlink r:id="rId20" w:history="1">
           <w:r>
             <w:rPr>
               <w:rStyle w:val="Hyperlink"/>
@@ -4004,7 +3986,7 @@
           <w:sz w:val="24"/>
           <w:u w:val="single"/>
         </w:rPr>
-        <w:hyperlink r:id="rId19" w:history="1">
+        <w:hyperlink r:id="rId20" w:history="1">
           <w:r>
             <w:rPr>
               <w:rStyle w:val="Hyperlink"/>
@@ -4022,7 +4004,7 @@
           <w:sz w:val="24"/>
           <w:u w:val="single"/>
         </w:rPr>
-        <w:hyperlink r:id="rId19" w:history="1">
+        <w:hyperlink r:id="rId20" w:history="1">
           <w:r>
             <w:rPr>
               <w:rStyle w:val="Hyperlink"/>
@@ -4040,7 +4022,7 @@
           <w:sz w:val="24"/>
           <w:u w:val="single"/>
         </w:rPr>
-        <w:hyperlink r:id="rId19" w:history="1">
+        <w:hyperlink r:id="rId20" w:history="1">
           <w:r>
             <w:rPr>
               <w:rStyle w:val="Hyperlink"/>
@@ -4058,7 +4040,7 @@
           <w:sz w:val="24"/>
           <w:u w:val="single"/>
         </w:rPr>
-        <w:hyperlink r:id="rId19" w:history="1">
+        <w:hyperlink r:id="rId20" w:history="1">
           <w:r>
             <w:rPr>
               <w:rStyle w:val="Hyperlink"/>
@@ -4076,7 +4058,7 @@
           <w:sz w:val="24"/>
           <w:u w:val="single"/>
         </w:rPr>
-        <w:hyperlink r:id="rId19" w:history="1">
+        <w:hyperlink r:id="rId20" w:history="1">
           <w:r>
             <w:rPr>
               <w:rStyle w:val="Hyperlink"/>
@@ -4175,7 +4157,7 @@
           <w:sz w:val="24"/>
           <w:u w:val="single"/>
         </w:rPr>
-        <w:hyperlink r:id="rId20" w:history="1">
+        <w:hyperlink r:id="rId19" w:history="1">
           <w:r>
             <w:rPr>
               <w:rStyle w:val="Hyperlink"/>
@@ -4193,7 +4175,7 @@
           <w:sz w:val="24"/>
           <w:u w:val="single"/>
         </w:rPr>
-        <w:hyperlink r:id="rId20" w:history="1">
+        <w:hyperlink r:id="rId19" w:history="1">
           <w:r>
             <w:rPr>
               <w:rStyle w:val="Hyperlink"/>
@@ -4211,7 +4193,7 @@
           <w:sz w:val="24"/>
           <w:u w:val="single"/>
         </w:rPr>
-        <w:hyperlink r:id="rId20" w:history="1">
+        <w:hyperlink r:id="rId19" w:history="1">
           <w:r>
             <w:rPr>
               <w:rStyle w:val="Hyperlink"/>
@@ -4472,7 +4454,7 @@
           <w:sz w:val="24"/>
           <w:u w:val="single"/>
         </w:rPr>
-        <w:hyperlink r:id="rId23" w:history="1">
+        <w:hyperlink r:id="rId22" w:history="1">
           <w:r>
             <w:rPr>
               <w:rStyle w:val="Hyperlink"/>
@@ -4490,7 +4472,7 @@
           <w:sz w:val="24"/>
           <w:u w:val="single"/>
         </w:rPr>
-        <w:hyperlink r:id="rId23" w:history="1">
+        <w:hyperlink r:id="rId22" w:history="1">
           <w:r>
             <w:rPr>
               <w:rStyle w:val="Hyperlink"/>
@@ -4501,13 +4483,21 @@
       </w:r>
       <w:r>
         <w:rPr>
+          <w:u w:val="single" w:color="0000ff"/>
           <w:rFonts w:ascii="Charis SIL Regular" w:hAnsi="Charis SIL Regular" w:eastAsia="Charis SIL Regular"/>
           <w:b w:val="0"/>
           <w:i w:val="0"/>
           <w:color w:val="000000"/>
           <w:sz w:val="24"/>
         </w:rPr>
-        <w:t xml:space="preserve">, </w:t>
+        <w:hyperlink r:id="rId22" w:history="1">
+          <w:r>
+            <w:rPr>
+              <w:rStyle w:val="Hyperlink"/>
+            </w:rPr>
+            <w:t xml:space="preserve">, </w:t>
+          </w:r>
+        </w:hyperlink>
       </w:r>
       <w:r>
         <w:rPr>
@@ -4518,7 +4508,7 @@
           <w:sz w:val="24"/>
           <w:u w:val="single"/>
         </w:rPr>
-        <w:hyperlink r:id="rId24" w:history="1">
+        <w:hyperlink r:id="rId22" w:history="1">
           <w:r>
             <w:rPr>
               <w:rStyle w:val="Hyperlink"/>
@@ -4547,7 +4537,7 @@
           <w:sz w:val="24"/>
           <w:u w:val="single"/>
         </w:rPr>
-        <w:hyperlink r:id="rId24" w:history="1">
+        <w:hyperlink r:id="rId22" w:history="1">
           <w:r>
             <w:rPr>
               <w:rStyle w:val="Hyperlink"/>
@@ -4683,7 +4673,7 @@
           <w:sz w:val="24"/>
           <w:u w:val="single"/>
         </w:rPr>
-        <w:hyperlink r:id="rId25" w:history="1">
+        <w:hyperlink r:id="rId24" w:history="1">
           <w:r>
             <w:rPr>
               <w:rStyle w:val="Hyperlink"/>
@@ -4701,7 +4691,7 @@
           <w:sz w:val="24"/>
           <w:u w:val="single"/>
         </w:rPr>
-        <w:hyperlink r:id="rId25" w:history="1">
+        <w:hyperlink r:id="rId24" w:history="1">
           <w:r>
             <w:rPr>
               <w:rStyle w:val="Hyperlink"/>
@@ -4719,7 +4709,7 @@
           <w:sz w:val="24"/>
           <w:u w:val="single"/>
         </w:rPr>
-        <w:hyperlink r:id="rId25" w:history="1">
+        <w:hyperlink r:id="rId24" w:history="1">
           <w:r>
             <w:rPr>
               <w:rStyle w:val="Hyperlink"/>
@@ -4737,7 +4727,7 @@
           <w:sz w:val="24"/>
           <w:u w:val="single"/>
         </w:rPr>
-        <w:hyperlink r:id="rId25" w:history="1">
+        <w:hyperlink r:id="rId24" w:history="1">
           <w:r>
             <w:rPr>
               <w:rStyle w:val="Hyperlink"/>
@@ -4755,7 +4745,7 @@
           <w:sz w:val="24"/>
           <w:u w:val="single"/>
         </w:rPr>
-        <w:hyperlink r:id="rId25" w:history="1">
+        <w:hyperlink r:id="rId24" w:history="1">
           <w:r>
             <w:rPr>
               <w:rStyle w:val="Hyperlink"/>
@@ -4773,7 +4763,7 @@
           <w:sz w:val="24"/>
           <w:u w:val="single"/>
         </w:rPr>
-        <w:hyperlink r:id="rId25" w:history="1">
+        <w:hyperlink r:id="rId24" w:history="1">
           <w:r>
             <w:rPr>
               <w:rStyle w:val="Hyperlink"/>
@@ -4791,7 +4781,7 @@
           <w:sz w:val="24"/>
           <w:u w:val="single"/>
         </w:rPr>
-        <w:hyperlink r:id="rId25" w:history="1">
+        <w:hyperlink r:id="rId24" w:history="1">
           <w:r>
             <w:rPr>
               <w:rStyle w:val="Hyperlink"/>
@@ -4819,7 +4809,7 @@
           <w:sz w:val="24"/>
           <w:u w:val="single"/>
         </w:rPr>
-        <w:hyperlink r:id="rId26" w:history="1">
+        <w:hyperlink r:id="rId25" w:history="1">
           <w:r>
             <w:rPr>
               <w:rStyle w:val="Hyperlink"/>
@@ -4848,7 +4838,7 @@
           <w:sz w:val="24"/>
           <w:u w:val="single"/>
         </w:rPr>
-        <w:hyperlink r:id="rId26" w:history="1">
+        <w:hyperlink r:id="rId25" w:history="1">
           <w:r>
             <w:rPr>
               <w:rStyle w:val="Hyperlink"/>

--- a/EXPORTS/DOCX/published/niveau3/Dutch/KITLV.docx
+++ b/EXPORTS/DOCX/published/niveau3/Dutch/KITLV.docx
@@ -1403,25 +1403,7 @@
           <w:color w:val="000000"/>
           <w:sz w:val="24"/>
         </w:rPr>
-        <w:t>'</w:t>
-      </w:r>
-      <w:r>
-        <w:rPr>
-          <w:u w:val="single" w:color="0000ff"/>
-          <w:rFonts w:ascii="Charis SIL Regular" w:hAnsi="Charis SIL Regular" w:eastAsia="Charis SIL Regular"/>
-          <w:b w:val="0"/>
-          <w:i w:val="0"/>
-          <w:color w:val="000000"/>
-          <w:sz w:val="24"/>
-        </w:rPr>
-        <w:hyperlink r:id="rId14" w:history="1">
-          <w:r>
-            <w:rPr>
-              <w:rStyle w:val="Hyperlink"/>
-            </w:rPr>
-            <w:t xml:space="preserve">, en </w:t>
-          </w:r>
-        </w:hyperlink>
+        <w:t xml:space="preserve">', en </w:t>
       </w:r>
       <w:r>
         <w:rPr>
@@ -1432,7 +1414,7 @@
           <w:sz w:val="24"/>
           <w:u w:val="single"/>
         </w:rPr>
-        <w:hyperlink r:id="rId14" w:history="1">
+        <w:hyperlink r:id="rId15" w:history="1">
           <w:r>
             <w:rPr>
               <w:rStyle w:val="Hyperlink"/>
@@ -1450,7 +1432,7 @@
           <w:sz w:val="24"/>
           <w:u w:val="single"/>
         </w:rPr>
-        <w:hyperlink r:id="rId14" w:history="1">
+        <w:hyperlink r:id="rId15" w:history="1">
           <w:r>
             <w:rPr>
               <w:rStyle w:val="Hyperlink"/>
@@ -1479,7 +1461,7 @@
           <w:sz w:val="24"/>
           <w:u w:val="single"/>
         </w:rPr>
-        <w:hyperlink r:id="rId14" w:history="1">
+        <w:hyperlink r:id="rId15" w:history="1">
           <w:r>
             <w:rPr>
               <w:rStyle w:val="Hyperlink"/>
@@ -1880,8 +1862,16 @@
           <w:i w:val="0"/>
           <w:color w:val="0000FF"/>
           <w:sz w:val="24"/>
-        </w:rPr>
-        <w:t>Stichting Mondeli</w:t>
+          <w:u w:val="single"/>
+        </w:rPr>
+        <w:hyperlink r:id="rId19" w:history="1">
+          <w:r>
+            <w:rPr>
+              <w:rStyle w:val="Hyperlink"/>
+            </w:rPr>
+            <w:t>Stichting</w:t>
+          </w:r>
+        </w:hyperlink>
       </w:r>
       <w:r>
         <w:rPr>
@@ -1892,7 +1882,36 @@
           <w:sz w:val="24"/>
           <w:u w:val="single"/>
         </w:rPr>
-        <w:hyperlink r:id="rId18" w:history="1">
+        <w:t xml:space="preserve"> </w:t>
+      </w:r>
+      <w:r>
+        <w:rPr>
+          <w:rFonts w:ascii="Charis SIL Regular" w:hAnsi="Charis SIL Regular" w:eastAsia="Charis SIL Regular"/>
+          <w:b w:val="0"/>
+          <w:i w:val="0"/>
+          <w:color w:val="0000FF"/>
+          <w:sz w:val="24"/>
+          <w:u w:val="single"/>
+        </w:rPr>
+        <w:hyperlink r:id="rId19" w:history="1">
+          <w:r>
+            <w:rPr>
+              <w:rStyle w:val="Hyperlink"/>
+            </w:rPr>
+            <w:t>Mondeli</w:t>
+          </w:r>
+        </w:hyperlink>
+      </w:r>
+      <w:r>
+        <w:rPr>
+          <w:rFonts w:ascii="Charis SIL Regular" w:hAnsi="Charis SIL Regular" w:eastAsia="Charis SIL Regular"/>
+          <w:b w:val="0"/>
+          <w:i w:val="0"/>
+          <w:color w:val="0000FF"/>
+          <w:sz w:val="24"/>
+          <w:u w:val="single"/>
+        </w:rPr>
+        <w:hyperlink r:id="rId19" w:history="1">
           <w:r>
             <w:rPr>
               <w:rStyle w:val="Hyperlink"/>
@@ -1921,123 +1940,12 @@
           <w:sz w:val="24"/>
           <w:u w:val="single"/>
         </w:rPr>
-        <w:hyperlink r:id="rId18" w:history="1">
+        <w:hyperlink r:id="rId19" w:history="1">
           <w:r>
             <w:rPr>
               <w:rStyle w:val="Hyperlink"/>
             </w:rPr>
             <w:t>Geschied</w:t>
-          </w:r>
-        </w:hyperlink>
-      </w:r>
-      <w:r>
-        <w:rPr>
-          <w:rFonts w:ascii="Charis SIL Regular" w:hAnsi="Charis SIL Regular" w:eastAsia="Charis SIL Regular"/>
-          <w:b w:val="0"/>
-          <w:i w:val="0"/>
-          <w:color w:val="0000FF"/>
-          <w:sz w:val="24"/>
-          <w:u w:val="single"/>
-        </w:rPr>
-        <w:hyperlink r:id="rId18" w:history="1">
-          <w:r>
-            <w:rPr>
-              <w:rStyle w:val="Hyperlink"/>
-            </w:rPr>
-            <w:t>e</w:t>
-          </w:r>
-        </w:hyperlink>
-      </w:r>
-      <w:r>
-        <w:rPr>
-          <w:rFonts w:ascii="Charis SIL Regular" w:hAnsi="Charis SIL Regular" w:eastAsia="Charis SIL Regular"/>
-          <w:b w:val="0"/>
-          <w:i w:val="0"/>
-          <w:color w:val="0000FF"/>
-          <w:sz w:val="24"/>
-          <w:u w:val="single"/>
-        </w:rPr>
-        <w:hyperlink r:id="rId18" w:history="1">
-          <w:r>
-            <w:rPr>
-              <w:rStyle w:val="Hyperlink"/>
-            </w:rPr>
-            <w:t>nis</w:t>
-          </w:r>
-        </w:hyperlink>
-      </w:r>
-      <w:r>
-        <w:rPr>
-          <w:rFonts w:ascii="Charis SIL Regular" w:hAnsi="Charis SIL Regular" w:eastAsia="Charis SIL Regular"/>
-          <w:b w:val="0"/>
-          <w:i w:val="0"/>
-          <w:color w:val="0000FF"/>
-          <w:sz w:val="24"/>
-          <w:u w:val="single"/>
-        </w:rPr>
-        <w:t xml:space="preserve"> </w:t>
-      </w:r>
-      <w:r>
-        <w:rPr>
-          <w:rFonts w:ascii="Charis SIL Regular" w:hAnsi="Charis SIL Regular" w:eastAsia="Charis SIL Regular"/>
-          <w:b w:val="0"/>
-          <w:i w:val="0"/>
-          <w:color w:val="0000FF"/>
-          <w:sz w:val="24"/>
-          <w:u w:val="single"/>
-        </w:rPr>
-        <w:hyperlink r:id="rId18" w:history="1">
-          <w:r>
-            <w:rPr>
-              <w:rStyle w:val="Hyperlink"/>
-            </w:rPr>
-            <w:t>Indonesië</w:t>
-          </w:r>
-        </w:hyperlink>
-      </w:r>
-      <w:r>
-        <w:rPr>
-          <w:rFonts w:ascii="Charis SIL Regular" w:hAnsi="Charis SIL Regular" w:eastAsia="Charis SIL Regular"/>
-          <w:b w:val="0"/>
-          <w:i w:val="0"/>
-          <w:color w:val="000000"/>
-          <w:sz w:val="24"/>
-        </w:rPr>
-        <w:t xml:space="preserve">(SMGI) en de collectie </w:t>
-      </w:r>
-      <w:r>
-        <w:rPr>
-          <w:rFonts w:ascii="Charis SIL Regular" w:hAnsi="Charis SIL Regular" w:eastAsia="Charis SIL Regular"/>
-          <w:b w:val="0"/>
-          <w:i w:val="0"/>
-          <w:color w:val="0000FF"/>
-          <w:sz w:val="24"/>
-          <w:u w:val="single"/>
-        </w:rPr>
-        <w:hyperlink r:id="rId19" w:history="1">
-          <w:r>
-            <w:rPr>
-              <w:rStyle w:val="Hyperlink"/>
-            </w:rPr>
-            <w:t>Zuidoost-</w:t>
-          </w:r>
-        </w:hyperlink>
-      </w:r>
-      <w:r>
-        <w:rPr>
-          <w:rFonts w:ascii="Charis SIL Regular" w:hAnsi="Charis SIL Regular" w:eastAsia="Charis SIL Regular"/>
-          <w:b w:val="0"/>
-          <w:i w:val="0"/>
-          <w:color w:val="0000FF"/>
-          <w:sz w:val="24"/>
-          <w:u w:val="single"/>
-        </w:rPr>
-        <w:hyperlink r:id="rId19" w:history="1">
-          <w:r>
-            <w:rPr>
-              <w:rStyle w:val="Hyperlink"/>
-            </w:rPr>
-            <w:t>Aziatisch</w:t>
           </w:r>
         </w:hyperlink>
       </w:r>
@@ -2068,7 +1976,14 @@
           <w:sz w:val="24"/>
           <w:u w:val="single"/>
         </w:rPr>
-        <w:t xml:space="preserve"> </w:t>
+        <w:hyperlink r:id="rId19" w:history="1">
+          <w:r>
+            <w:rPr>
+              <w:rStyle w:val="Hyperlink"/>
+            </w:rPr>
+            <w:t>nis</w:t>
+          </w:r>
+        </w:hyperlink>
       </w:r>
       <w:r>
         <w:rPr>
@@ -2079,7 +1994,111 @@
           <w:sz w:val="24"/>
           <w:u w:val="single"/>
         </w:rPr>
+        <w:t xml:space="preserve"> </w:t>
+      </w:r>
+      <w:r>
+        <w:rPr>
+          <w:rFonts w:ascii="Charis SIL Regular" w:hAnsi="Charis SIL Regular" w:eastAsia="Charis SIL Regular"/>
+          <w:b w:val="0"/>
+          <w:i w:val="0"/>
+          <w:color w:val="0000FF"/>
+          <w:sz w:val="24"/>
+          <w:u w:val="single"/>
+        </w:rPr>
         <w:hyperlink r:id="rId19" w:history="1">
+          <w:r>
+            <w:rPr>
+              <w:rStyle w:val="Hyperlink"/>
+            </w:rPr>
+            <w:t>Indonesië</w:t>
+          </w:r>
+        </w:hyperlink>
+      </w:r>
+      <w:r>
+        <w:rPr>
+          <w:rFonts w:ascii="Charis SIL Regular" w:hAnsi="Charis SIL Regular" w:eastAsia="Charis SIL Regular"/>
+          <w:b w:val="0"/>
+          <w:i w:val="0"/>
+          <w:color w:val="000000"/>
+          <w:sz w:val="24"/>
+        </w:rPr>
+        <w:t xml:space="preserve">(SMGI) en de collectie </w:t>
+      </w:r>
+      <w:r>
+        <w:rPr>
+          <w:rFonts w:ascii="Charis SIL Regular" w:hAnsi="Charis SIL Regular" w:eastAsia="Charis SIL Regular"/>
+          <w:b w:val="0"/>
+          <w:i w:val="0"/>
+          <w:color w:val="0000FF"/>
+          <w:sz w:val="24"/>
+          <w:u w:val="single"/>
+        </w:rPr>
+        <w:hyperlink r:id="rId20" w:history="1">
+          <w:r>
+            <w:rPr>
+              <w:rStyle w:val="Hyperlink"/>
+            </w:rPr>
+            <w:t>Zuidoost-</w:t>
+          </w:r>
+        </w:hyperlink>
+      </w:r>
+      <w:r>
+        <w:rPr>
+          <w:rFonts w:ascii="Charis SIL Regular" w:hAnsi="Charis SIL Regular" w:eastAsia="Charis SIL Regular"/>
+          <w:b w:val="0"/>
+          <w:i w:val="0"/>
+          <w:color w:val="0000FF"/>
+          <w:sz w:val="24"/>
+          <w:u w:val="single"/>
+        </w:rPr>
+        <w:hyperlink r:id="rId20" w:history="1">
+          <w:r>
+            <w:rPr>
+              <w:rStyle w:val="Hyperlink"/>
+            </w:rPr>
+            <w:t>Aziatisch</w:t>
+          </w:r>
+        </w:hyperlink>
+      </w:r>
+      <w:r>
+        <w:rPr>
+          <w:rFonts w:ascii="Charis SIL Regular" w:hAnsi="Charis SIL Regular" w:eastAsia="Charis SIL Regular"/>
+          <w:b w:val="0"/>
+          <w:i w:val="0"/>
+          <w:color w:val="0000FF"/>
+          <w:sz w:val="24"/>
+          <w:u w:val="single"/>
+        </w:rPr>
+        <w:hyperlink r:id="rId20" w:history="1">
+          <w:r>
+            <w:rPr>
+              <w:rStyle w:val="Hyperlink"/>
+            </w:rPr>
+            <w:t>e</w:t>
+          </w:r>
+        </w:hyperlink>
+      </w:r>
+      <w:r>
+        <w:rPr>
+          <w:rFonts w:ascii="Charis SIL Regular" w:hAnsi="Charis SIL Regular" w:eastAsia="Charis SIL Regular"/>
+          <w:b w:val="0"/>
+          <w:i w:val="0"/>
+          <w:color w:val="0000FF"/>
+          <w:sz w:val="24"/>
+          <w:u w:val="single"/>
+        </w:rPr>
+        <w:t xml:space="preserve"> </w:t>
+      </w:r>
+      <w:r>
+        <w:rPr>
+          <w:rFonts w:ascii="Charis SIL Regular" w:hAnsi="Charis SIL Regular" w:eastAsia="Charis SIL Regular"/>
+          <w:b w:val="0"/>
+          <w:i w:val="0"/>
+          <w:color w:val="0000FF"/>
+          <w:sz w:val="24"/>
+          <w:u w:val="single"/>
+        </w:rPr>
+        <w:hyperlink r:id="rId20" w:history="1">
           <w:r>
             <w:rPr>
               <w:rStyle w:val="Hyperlink"/>
@@ -2115,7 +2134,7 @@
           <w:color w:val="000000"/>
           <w:sz w:val="24"/>
         </w:rPr>
-        <w:hyperlink r:id="rId20" w:history="1">
+        <w:hyperlink r:id="rId19" w:history="1">
           <w:r>
             <w:rPr>
               <w:rStyle w:val="Hyperlink"/>
@@ -2133,7 +2152,7 @@
           <w:color w:val="000000"/>
           <w:sz w:val="24"/>
         </w:rPr>
-        <w:hyperlink r:id="rId20" w:history="1">
+        <w:hyperlink r:id="rId19" w:history="1">
           <w:r>
             <w:rPr>
               <w:rStyle w:val="Hyperlink"/>
@@ -2151,7 +2170,7 @@
           <w:color w:val="000000"/>
           <w:sz w:val="24"/>
         </w:rPr>
-        <w:hyperlink r:id="rId20" w:history="1">
+        <w:hyperlink r:id="rId19" w:history="1">
           <w:r>
             <w:rPr>
               <w:rStyle w:val="Hyperlink"/>
@@ -2169,7 +2188,7 @@
           <w:color w:val="000000"/>
           <w:sz w:val="24"/>
         </w:rPr>
-        <w:hyperlink r:id="rId20" w:history="1">
+        <w:hyperlink r:id="rId19" w:history="1">
           <w:r>
             <w:rPr>
               <w:rStyle w:val="Hyperlink"/>
@@ -2187,7 +2206,7 @@
           <w:color w:val="000000"/>
           <w:sz w:val="24"/>
         </w:rPr>
-        <w:hyperlink r:id="rId20" w:history="1">
+        <w:hyperlink r:id="rId19" w:history="1">
           <w:r>
             <w:rPr>
               <w:rStyle w:val="Hyperlink"/>
@@ -3986,7 +4005,7 @@
           <w:sz w:val="24"/>
           <w:u w:val="single"/>
         </w:rPr>
-        <w:hyperlink r:id="rId20" w:history="1">
+        <w:hyperlink r:id="rId19" w:history="1">
           <w:r>
             <w:rPr>
               <w:rStyle w:val="Hyperlink"/>
@@ -4004,7 +4023,7 @@
           <w:sz w:val="24"/>
           <w:u w:val="single"/>
         </w:rPr>
-        <w:hyperlink r:id="rId20" w:history="1">
+        <w:hyperlink r:id="rId19" w:history="1">
           <w:r>
             <w:rPr>
               <w:rStyle w:val="Hyperlink"/>
@@ -4022,7 +4041,7 @@
           <w:sz w:val="24"/>
           <w:u w:val="single"/>
         </w:rPr>
-        <w:hyperlink r:id="rId20" w:history="1">
+        <w:hyperlink r:id="rId19" w:history="1">
           <w:r>
             <w:rPr>
               <w:rStyle w:val="Hyperlink"/>
@@ -4040,7 +4059,7 @@
           <w:sz w:val="24"/>
           <w:u w:val="single"/>
         </w:rPr>
-        <w:hyperlink r:id="rId20" w:history="1">
+        <w:hyperlink r:id="rId19" w:history="1">
           <w:r>
             <w:rPr>
               <w:rStyle w:val="Hyperlink"/>
@@ -4058,7 +4077,7 @@
           <w:sz w:val="24"/>
           <w:u w:val="single"/>
         </w:rPr>
-        <w:hyperlink r:id="rId20" w:history="1">
+        <w:hyperlink r:id="rId19" w:history="1">
           <w:r>
             <w:rPr>
               <w:rStyle w:val="Hyperlink"/>
@@ -4157,7 +4176,7 @@
           <w:sz w:val="24"/>
           <w:u w:val="single"/>
         </w:rPr>
-        <w:hyperlink r:id="rId19" w:history="1">
+        <w:hyperlink r:id="rId20" w:history="1">
           <w:r>
             <w:rPr>
               <w:rStyle w:val="Hyperlink"/>
@@ -4175,7 +4194,7 @@
           <w:sz w:val="24"/>
           <w:u w:val="single"/>
         </w:rPr>
-        <w:hyperlink r:id="rId19" w:history="1">
+        <w:hyperlink r:id="rId20" w:history="1">
           <w:r>
             <w:rPr>
               <w:rStyle w:val="Hyperlink"/>
@@ -4193,7 +4212,7 @@
           <w:sz w:val="24"/>
           <w:u w:val="single"/>
         </w:rPr>
-        <w:hyperlink r:id="rId19" w:history="1">
+        <w:hyperlink r:id="rId20" w:history="1">
           <w:r>
             <w:rPr>
               <w:rStyle w:val="Hyperlink"/>
@@ -4454,7 +4473,7 @@
           <w:sz w:val="24"/>
           <w:u w:val="single"/>
         </w:rPr>
-        <w:hyperlink r:id="rId22" w:history="1">
+        <w:hyperlink r:id="rId23" w:history="1">
           <w:r>
             <w:rPr>
               <w:rStyle w:val="Hyperlink"/>
@@ -4483,7 +4502,6 @@
       </w:r>
       <w:r>
         <w:rPr>
-          <w:u w:val="single" w:color="0000ff"/>
           <w:rFonts w:ascii="Charis SIL Regular" w:hAnsi="Charis SIL Regular" w:eastAsia="Charis SIL Regular"/>
           <w:b w:val="0"/>
           <w:i w:val="0"/>

--- a/EXPORTS/DOCX/published/niveau3/Dutch/KITLV.docx
+++ b/EXPORTS/DOCX/published/niveau3/Dutch/KITLV.docx
@@ -1403,7 +1403,25 @@
           <w:color w:val="000000"/>
           <w:sz w:val="24"/>
         </w:rPr>
-        <w:t xml:space="preserve">', en </w:t>
+        <w:t>'</w:t>
+      </w:r>
+      <w:r>
+        <w:rPr>
+          <w:u w:val="single" w:color="0000ff"/>
+          <w:rFonts w:ascii="Charis SIL Regular" w:hAnsi="Charis SIL Regular" w:eastAsia="Charis SIL Regular"/>
+          <w:b w:val="0"/>
+          <w:i w:val="0"/>
+          <w:color w:val="000000"/>
+          <w:sz w:val="24"/>
+        </w:rPr>
+        <w:hyperlink r:id="rId14" w:history="1">
+          <w:r>
+            <w:rPr>
+              <w:rStyle w:val="Hyperlink"/>
+            </w:rPr>
+            <w:t xml:space="preserve">, en </w:t>
+          </w:r>
+        </w:hyperlink>
       </w:r>
       <w:r>
         <w:rPr>
@@ -1414,7 +1432,7 @@
           <w:sz w:val="24"/>
           <w:u w:val="single"/>
         </w:rPr>
-        <w:hyperlink r:id="rId15" w:history="1">
+        <w:hyperlink r:id="rId14" w:history="1">
           <w:r>
             <w:rPr>
               <w:rStyle w:val="Hyperlink"/>
@@ -1432,7 +1450,7 @@
           <w:sz w:val="24"/>
           <w:u w:val="single"/>
         </w:rPr>
-        <w:hyperlink r:id="rId15" w:history="1">
+        <w:hyperlink r:id="rId14" w:history="1">
           <w:r>
             <w:rPr>
               <w:rStyle w:val="Hyperlink"/>
@@ -1461,7 +1479,7 @@
           <w:sz w:val="24"/>
           <w:u w:val="single"/>
         </w:rPr>
-        <w:hyperlink r:id="rId15" w:history="1">
+        <w:hyperlink r:id="rId14" w:history="1">
           <w:r>
             <w:rPr>
               <w:rStyle w:val="Hyperlink"/>
@@ -1630,7 +1648,7 @@
           <w:sz w:val="24"/>
           <w:u w:val="single"/>
         </w:rPr>
-        <w:hyperlink r:id="rId16" w:history="1">
+        <w:hyperlink r:id="rId17" w:history="1">
           <w:r>
             <w:rPr>
               <w:rStyle w:val="Hyperlink"/>
@@ -1911,7 +1929,7 @@
           <w:sz w:val="24"/>
           <w:u w:val="single"/>
         </w:rPr>
-        <w:hyperlink r:id="rId19" w:history="1">
+        <w:hyperlink r:id="rId18" w:history="1">
           <w:r>
             <w:rPr>
               <w:rStyle w:val="Hyperlink"/>
@@ -2116,7 +2134,7 @@
           <w:sz w:val="24"/>
           <w:u w:val="single"/>
         </w:rPr>
-        <w:hyperlink r:id="rId19" w:history="1">
+        <w:hyperlink r:id="rId20" w:history="1">
           <w:r>
             <w:rPr>
               <w:rStyle w:val="Hyperlink"/>
@@ -4491,7 +4509,7 @@
           <w:sz w:val="24"/>
           <w:u w:val="single"/>
         </w:rPr>
-        <w:hyperlink r:id="rId22" w:history="1">
+        <w:hyperlink r:id="rId23" w:history="1">
           <w:r>
             <w:rPr>
               <w:rStyle w:val="Hyperlink"/>
@@ -4508,14 +4526,7 @@
           <w:color w:val="000000"/>
           <w:sz w:val="24"/>
         </w:rPr>
-        <w:hyperlink r:id="rId22" w:history="1">
-          <w:r>
-            <w:rPr>
-              <w:rStyle w:val="Hyperlink"/>
-            </w:rPr>
-            <w:t xml:space="preserve">, </w:t>
-          </w:r>
-        </w:hyperlink>
+        <w:t xml:space="preserve">, </w:t>
       </w:r>
       <w:r>
         <w:rPr>
@@ -4526,7 +4537,7 @@
           <w:sz w:val="24"/>
           <w:u w:val="single"/>
         </w:rPr>
-        <w:hyperlink r:id="rId22" w:history="1">
+        <w:hyperlink r:id="rId24" w:history="1">
           <w:r>
             <w:rPr>
               <w:rStyle w:val="Hyperlink"/>
@@ -4555,7 +4566,7 @@
           <w:sz w:val="24"/>
           <w:u w:val="single"/>
         </w:rPr>
-        <w:hyperlink r:id="rId22" w:history="1">
+        <w:hyperlink r:id="rId24" w:history="1">
           <w:r>
             <w:rPr>
               <w:rStyle w:val="Hyperlink"/>
@@ -4573,7 +4584,7 @@
           <w:sz w:val="24"/>
           <w:u w:val="single"/>
         </w:rPr>
-        <w:hyperlink r:id="rId22" w:history="1">
+        <w:hyperlink r:id="rId24" w:history="1">
           <w:r>
             <w:rPr>
               <w:rStyle w:val="Hyperlink"/>
@@ -4691,7 +4702,7 @@
           <w:sz w:val="24"/>
           <w:u w:val="single"/>
         </w:rPr>
-        <w:hyperlink r:id="rId24" w:history="1">
+        <w:hyperlink r:id="rId25" w:history="1">
           <w:r>
             <w:rPr>
               <w:rStyle w:val="Hyperlink"/>
@@ -4709,7 +4720,7 @@
           <w:sz w:val="24"/>
           <w:u w:val="single"/>
         </w:rPr>
-        <w:hyperlink r:id="rId24" w:history="1">
+        <w:hyperlink r:id="rId25" w:history="1">
           <w:r>
             <w:rPr>
               <w:rStyle w:val="Hyperlink"/>
@@ -4727,7 +4738,7 @@
           <w:sz w:val="24"/>
           <w:u w:val="single"/>
         </w:rPr>
-        <w:hyperlink r:id="rId24" w:history="1">
+        <w:hyperlink r:id="rId25" w:history="1">
           <w:r>
             <w:rPr>
               <w:rStyle w:val="Hyperlink"/>
@@ -4745,7 +4756,7 @@
           <w:sz w:val="24"/>
           <w:u w:val="single"/>
         </w:rPr>
-        <w:hyperlink r:id="rId24" w:history="1">
+        <w:hyperlink r:id="rId25" w:history="1">
           <w:r>
             <w:rPr>
               <w:rStyle w:val="Hyperlink"/>
@@ -4763,7 +4774,7 @@
           <w:sz w:val="24"/>
           <w:u w:val="single"/>
         </w:rPr>
-        <w:hyperlink r:id="rId24" w:history="1">
+        <w:hyperlink r:id="rId25" w:history="1">
           <w:r>
             <w:rPr>
               <w:rStyle w:val="Hyperlink"/>
@@ -4781,7 +4792,7 @@
           <w:sz w:val="24"/>
           <w:u w:val="single"/>
         </w:rPr>
-        <w:hyperlink r:id="rId24" w:history="1">
+        <w:hyperlink r:id="rId25" w:history="1">
           <w:r>
             <w:rPr>
               <w:rStyle w:val="Hyperlink"/>
@@ -4799,7 +4810,7 @@
           <w:sz w:val="24"/>
           <w:u w:val="single"/>
         </w:rPr>
-        <w:hyperlink r:id="rId24" w:history="1">
+        <w:hyperlink r:id="rId25" w:history="1">
           <w:r>
             <w:rPr>
               <w:rStyle w:val="Hyperlink"/>
@@ -4827,7 +4838,7 @@
           <w:sz w:val="24"/>
           <w:u w:val="single"/>
         </w:rPr>
-        <w:hyperlink r:id="rId25" w:history="1">
+        <w:hyperlink r:id="rId26" w:history="1">
           <w:r>
             <w:rPr>
               <w:rStyle w:val="Hyperlink"/>
@@ -4856,7 +4867,7 @@
           <w:sz w:val="24"/>
           <w:u w:val="single"/>
         </w:rPr>
-        <w:hyperlink r:id="rId25" w:history="1">
+        <w:hyperlink r:id="rId26" w:history="1">
           <w:r>
             <w:rPr>
               <w:rStyle w:val="Hyperlink"/>

--- a/EXPORTS/DOCX/published/niveau3/Dutch/KITLV.docx
+++ b/EXPORTS/DOCX/published/niveau3/Dutch/KITLV.docx
@@ -1403,25 +1403,7 @@
           <w:color w:val="000000"/>
           <w:sz w:val="24"/>
         </w:rPr>
-        <w:t>'</w:t>
-      </w:r>
-      <w:r>
-        <w:rPr>
-          <w:u w:val="single" w:color="0000ff"/>
-          <w:rFonts w:ascii="Charis SIL Regular" w:hAnsi="Charis SIL Regular" w:eastAsia="Charis SIL Regular"/>
-          <w:b w:val="0"/>
-          <w:i w:val="0"/>
-          <w:color w:val="000000"/>
-          <w:sz w:val="24"/>
-        </w:rPr>
-        <w:hyperlink r:id="rId14" w:history="1">
-          <w:r>
-            <w:rPr>
-              <w:rStyle w:val="Hyperlink"/>
-            </w:rPr>
-            <w:t xml:space="preserve">, en </w:t>
-          </w:r>
-        </w:hyperlink>
+        <w:t xml:space="preserve">', en </w:t>
       </w:r>
       <w:r>
         <w:rPr>
@@ -1432,14 +1414,7 @@
           <w:sz w:val="24"/>
           <w:u w:val="single"/>
         </w:rPr>
-        <w:hyperlink r:id="rId14" w:history="1">
-          <w:r>
-            <w:rPr>
-              <w:rStyle w:val="Hyperlink"/>
-            </w:rPr>
-            <w:t>Europ</w:t>
-          </w:r>
-        </w:hyperlink>
+        <w:t>Europ</w:t>
       </w:r>
       <w:r>
         <w:rPr>
@@ -1630,14 +1605,7 @@
           <w:sz w:val="24"/>
           <w:u w:val="single"/>
         </w:rPr>
-        <w:hyperlink r:id="rId17" w:history="1">
-          <w:r>
-            <w:rPr>
-              <w:rStyle w:val="Hyperlink"/>
-            </w:rPr>
-            <w:t>we</w:t>
-          </w:r>
-        </w:hyperlink>
+        <w:t>we</w:t>
       </w:r>
       <w:r>
         <w:rPr>
@@ -1648,7 +1616,7 @@
           <w:sz w:val="24"/>
           <w:u w:val="single"/>
         </w:rPr>
-        <w:hyperlink r:id="rId17" w:history="1">
+        <w:hyperlink r:id="rId16" w:history="1">
           <w:r>
             <w:rPr>
               <w:rStyle w:val="Hyperlink"/>
@@ -1880,16 +1848,8 @@
           <w:i w:val="0"/>
           <w:color w:val="0000FF"/>
           <w:sz w:val="24"/>
-          <w:u w:val="single"/>
-        </w:rPr>
-        <w:hyperlink r:id="rId19" w:history="1">
-          <w:r>
-            <w:rPr>
-              <w:rStyle w:val="Hyperlink"/>
-            </w:rPr>
-            <w:t>Stichting</w:t>
-          </w:r>
-        </w:hyperlink>
+        </w:rPr>
+        <w:t>Stichting Mondelinge Geschiedenis</w:t>
       </w:r>
       <w:r>
         <w:rPr>
@@ -1911,119 +1871,7 @@
           <w:sz w:val="24"/>
           <w:u w:val="single"/>
         </w:rPr>
-        <w:hyperlink r:id="rId19" w:history="1">
-          <w:r>
-            <w:rPr>
-              <w:rStyle w:val="Hyperlink"/>
-            </w:rPr>
-            <w:t>Mondeli</w:t>
-          </w:r>
-        </w:hyperlink>
-      </w:r>
-      <w:r>
-        <w:rPr>
-          <w:rFonts w:ascii="Charis SIL Regular" w:hAnsi="Charis SIL Regular" w:eastAsia="Charis SIL Regular"/>
-          <w:b w:val="0"/>
-          <w:i w:val="0"/>
-          <w:color w:val="0000FF"/>
-          <w:sz w:val="24"/>
-          <w:u w:val="single"/>
-        </w:rPr>
         <w:hyperlink r:id="rId18" w:history="1">
-          <w:r>
-            <w:rPr>
-              <w:rStyle w:val="Hyperlink"/>
-            </w:rPr>
-            <w:t>nge</w:t>
-          </w:r>
-        </w:hyperlink>
-      </w:r>
-      <w:r>
-        <w:rPr>
-          <w:rFonts w:ascii="Charis SIL Regular" w:hAnsi="Charis SIL Regular" w:eastAsia="Charis SIL Regular"/>
-          <w:b w:val="0"/>
-          <w:i w:val="0"/>
-          <w:color w:val="0000FF"/>
-          <w:sz w:val="24"/>
-          <w:u w:val="single"/>
-        </w:rPr>
-        <w:t xml:space="preserve"> </w:t>
-      </w:r>
-      <w:r>
-        <w:rPr>
-          <w:rFonts w:ascii="Charis SIL Regular" w:hAnsi="Charis SIL Regular" w:eastAsia="Charis SIL Regular"/>
-          <w:b w:val="0"/>
-          <w:i w:val="0"/>
-          <w:color w:val="0000FF"/>
-          <w:sz w:val="24"/>
-          <w:u w:val="single"/>
-        </w:rPr>
-        <w:hyperlink r:id="rId19" w:history="1">
-          <w:r>
-            <w:rPr>
-              <w:rStyle w:val="Hyperlink"/>
-            </w:rPr>
-            <w:t>Geschied</w:t>
-          </w:r>
-        </w:hyperlink>
-      </w:r>
-      <w:r>
-        <w:rPr>
-          <w:rFonts w:ascii="Charis SIL Regular" w:hAnsi="Charis SIL Regular" w:eastAsia="Charis SIL Regular"/>
-          <w:b w:val="0"/>
-          <w:i w:val="0"/>
-          <w:color w:val="0000FF"/>
-          <w:sz w:val="24"/>
-          <w:u w:val="single"/>
-        </w:rPr>
-        <w:hyperlink r:id="rId19" w:history="1">
-          <w:r>
-            <w:rPr>
-              <w:rStyle w:val="Hyperlink"/>
-            </w:rPr>
-            <w:t>e</w:t>
-          </w:r>
-        </w:hyperlink>
-      </w:r>
-      <w:r>
-        <w:rPr>
-          <w:rFonts w:ascii="Charis SIL Regular" w:hAnsi="Charis SIL Regular" w:eastAsia="Charis SIL Regular"/>
-          <w:b w:val="0"/>
-          <w:i w:val="0"/>
-          <w:color w:val="0000FF"/>
-          <w:sz w:val="24"/>
-          <w:u w:val="single"/>
-        </w:rPr>
-        <w:hyperlink r:id="rId19" w:history="1">
-          <w:r>
-            <w:rPr>
-              <w:rStyle w:val="Hyperlink"/>
-            </w:rPr>
-            <w:t>nis</w:t>
-          </w:r>
-        </w:hyperlink>
-      </w:r>
-      <w:r>
-        <w:rPr>
-          <w:rFonts w:ascii="Charis SIL Regular" w:hAnsi="Charis SIL Regular" w:eastAsia="Charis SIL Regular"/>
-          <w:b w:val="0"/>
-          <w:i w:val="0"/>
-          <w:color w:val="0000FF"/>
-          <w:sz w:val="24"/>
-          <w:u w:val="single"/>
-        </w:rPr>
-        <w:t xml:space="preserve"> </w:t>
-      </w:r>
-      <w:r>
-        <w:rPr>
-          <w:rFonts w:ascii="Charis SIL Regular" w:hAnsi="Charis SIL Regular" w:eastAsia="Charis SIL Regular"/>
-          <w:b w:val="0"/>
-          <w:i w:val="0"/>
-          <w:color w:val="0000FF"/>
-          <w:sz w:val="24"/>
-          <w:u w:val="single"/>
-        </w:rPr>
-        <w:hyperlink r:id="rId19" w:history="1">
           <w:r>
             <w:rPr>
               <w:rStyle w:val="Hyperlink"/>
@@ -2051,7 +1899,7 @@
           <w:sz w:val="24"/>
           <w:u w:val="single"/>
         </w:rPr>
-        <w:hyperlink r:id="rId20" w:history="1">
+        <w:hyperlink r:id="rId19" w:history="1">
           <w:r>
             <w:rPr>
               <w:rStyle w:val="Hyperlink"/>
@@ -2069,7 +1917,7 @@
           <w:sz w:val="24"/>
           <w:u w:val="single"/>
         </w:rPr>
-        <w:hyperlink r:id="rId20" w:history="1">
+        <w:hyperlink r:id="rId19" w:history="1">
           <w:r>
             <w:rPr>
               <w:rStyle w:val="Hyperlink"/>
@@ -2152,7 +2000,7 @@
           <w:color w:val="000000"/>
           <w:sz w:val="24"/>
         </w:rPr>
-        <w:hyperlink r:id="rId19" w:history="1">
+        <w:hyperlink r:id="rId20" w:history="1">
           <w:r>
             <w:rPr>
               <w:rStyle w:val="Hyperlink"/>
@@ -2170,7 +2018,7 @@
           <w:color w:val="000000"/>
           <w:sz w:val="24"/>
         </w:rPr>
-        <w:hyperlink r:id="rId19" w:history="1">
+        <w:hyperlink r:id="rId20" w:history="1">
           <w:r>
             <w:rPr>
               <w:rStyle w:val="Hyperlink"/>
@@ -2188,7 +2036,7 @@
           <w:color w:val="000000"/>
           <w:sz w:val="24"/>
         </w:rPr>
-        <w:hyperlink r:id="rId19" w:history="1">
+        <w:hyperlink r:id="rId20" w:history="1">
           <w:r>
             <w:rPr>
               <w:rStyle w:val="Hyperlink"/>
@@ -2206,7 +2054,7 @@
           <w:color w:val="000000"/>
           <w:sz w:val="24"/>
         </w:rPr>
-        <w:hyperlink r:id="rId19" w:history="1">
+        <w:hyperlink r:id="rId20" w:history="1">
           <w:r>
             <w:rPr>
               <w:rStyle w:val="Hyperlink"/>
@@ -2224,7 +2072,7 @@
           <w:color w:val="000000"/>
           <w:sz w:val="24"/>
         </w:rPr>
-        <w:hyperlink r:id="rId19" w:history="1">
+        <w:hyperlink r:id="rId20" w:history="1">
           <w:r>
             <w:rPr>
               <w:rStyle w:val="Hyperlink"/>
@@ -4023,7 +3871,7 @@
           <w:sz w:val="24"/>
           <w:u w:val="single"/>
         </w:rPr>
-        <w:hyperlink r:id="rId19" w:history="1">
+        <w:hyperlink r:id="rId20" w:history="1">
           <w:r>
             <w:rPr>
               <w:rStyle w:val="Hyperlink"/>
@@ -4041,7 +3889,7 @@
           <w:sz w:val="24"/>
           <w:u w:val="single"/>
         </w:rPr>
-        <w:hyperlink r:id="rId19" w:history="1">
+        <w:hyperlink r:id="rId20" w:history="1">
           <w:r>
             <w:rPr>
               <w:rStyle w:val="Hyperlink"/>
@@ -4059,7 +3907,7 @@
           <w:sz w:val="24"/>
           <w:u w:val="single"/>
         </w:rPr>
-        <w:hyperlink r:id="rId19" w:history="1">
+        <w:hyperlink r:id="rId20" w:history="1">
           <w:r>
             <w:rPr>
               <w:rStyle w:val="Hyperlink"/>
@@ -4077,7 +3925,7 @@
           <w:sz w:val="24"/>
           <w:u w:val="single"/>
         </w:rPr>
-        <w:hyperlink r:id="rId19" w:history="1">
+        <w:hyperlink r:id="rId20" w:history="1">
           <w:r>
             <w:rPr>
               <w:rStyle w:val="Hyperlink"/>
@@ -4095,7 +3943,7 @@
           <w:sz w:val="24"/>
           <w:u w:val="single"/>
         </w:rPr>
-        <w:hyperlink r:id="rId19" w:history="1">
+        <w:hyperlink r:id="rId20" w:history="1">
           <w:r>
             <w:rPr>
               <w:rStyle w:val="Hyperlink"/>
@@ -4194,7 +4042,7 @@
           <w:sz w:val="24"/>
           <w:u w:val="single"/>
         </w:rPr>
-        <w:hyperlink r:id="rId20" w:history="1">
+        <w:hyperlink r:id="rId19" w:history="1">
           <w:r>
             <w:rPr>
               <w:rStyle w:val="Hyperlink"/>
@@ -4212,7 +4060,7 @@
           <w:sz w:val="24"/>
           <w:u w:val="single"/>
         </w:rPr>
-        <w:hyperlink r:id="rId20" w:history="1">
+        <w:hyperlink r:id="rId19" w:history="1">
           <w:r>
             <w:rPr>
               <w:rStyle w:val="Hyperlink"/>
@@ -4230,7 +4078,7 @@
           <w:sz w:val="24"/>
           <w:u w:val="single"/>
         </w:rPr>
-        <w:hyperlink r:id="rId20" w:history="1">
+        <w:hyperlink r:id="rId19" w:history="1">
           <w:r>
             <w:rPr>
               <w:rStyle w:val="Hyperlink"/>
@@ -4491,7 +4339,7 @@
           <w:sz w:val="24"/>
           <w:u w:val="single"/>
         </w:rPr>
-        <w:hyperlink r:id="rId23" w:history="1">
+        <w:hyperlink r:id="rId22" w:history="1">
           <w:r>
             <w:rPr>
               <w:rStyle w:val="Hyperlink"/>
@@ -4509,7 +4357,7 @@
           <w:sz w:val="24"/>
           <w:u w:val="single"/>
         </w:rPr>
-        <w:hyperlink r:id="rId23" w:history="1">
+        <w:hyperlink r:id="rId22" w:history="1">
           <w:r>
             <w:rPr>
               <w:rStyle w:val="Hyperlink"/>

--- a/EXPORTS/DOCX/published/niveau3/Dutch/KITLV.docx
+++ b/EXPORTS/DOCX/published/niveau3/Dutch/KITLV.docx
@@ -1432,7 +1432,7 @@
           <w:sz w:val="24"/>
           <w:u w:val="single"/>
         </w:rPr>
-        <w:hyperlink r:id="rId15" w:history="1">
+        <w:hyperlink r:id="rId14" w:history="1">
           <w:r>
             <w:rPr>
               <w:rStyle w:val="Hyperlink"/>
@@ -1450,7 +1450,7 @@
           <w:sz w:val="24"/>
           <w:u w:val="single"/>
         </w:rPr>
-        <w:hyperlink r:id="rId15" w:history="1">
+        <w:hyperlink r:id="rId14" w:history="1">
           <w:r>
             <w:rPr>
               <w:rStyle w:val="Hyperlink"/>
@@ -1479,7 +1479,7 @@
           <w:sz w:val="24"/>
           <w:u w:val="single"/>
         </w:rPr>
-        <w:hyperlink r:id="rId15" w:history="1">
+        <w:hyperlink r:id="rId14" w:history="1">
           <w:r>
             <w:rPr>
               <w:rStyle w:val="Hyperlink"/>
@@ -1630,14 +1630,7 @@
           <w:sz w:val="24"/>
           <w:u w:val="single"/>
         </w:rPr>
-        <w:hyperlink r:id="rId17" w:history="1">
-          <w:r>
-            <w:rPr>
-              <w:rStyle w:val="Hyperlink"/>
-            </w:rPr>
-            <w:t>we</w:t>
-          </w:r>
-        </w:hyperlink>
+        <w:t>we</w:t>
       </w:r>
       <w:r>
         <w:rPr>
@@ -1994,7 +1987,7 @@
           <w:sz w:val="24"/>
           <w:u w:val="single"/>
         </w:rPr>
-        <w:hyperlink r:id="rId19" w:history="1">
+        <w:hyperlink r:id="rId18" w:history="1">
           <w:r>
             <w:rPr>
               <w:rStyle w:val="Hyperlink"/>
@@ -2051,7 +2044,32 @@
           <w:sz w:val="24"/>
           <w:u w:val="single"/>
         </w:rPr>
-        <w:t>Zuidoost-Aziatisch</w:t>
+        <w:hyperlink r:id="rId20" w:history="1">
+          <w:r>
+            <w:rPr>
+              <w:rStyle w:val="Hyperlink"/>
+            </w:rPr>
+            <w:t>Zuidoost-</w:t>
+          </w:r>
+        </w:hyperlink>
+      </w:r>
+      <w:r>
+        <w:rPr>
+          <w:rFonts w:ascii="Charis SIL Regular" w:hAnsi="Charis SIL Regular" w:eastAsia="Charis SIL Regular"/>
+          <w:b w:val="0"/>
+          <w:i w:val="0"/>
+          <w:color w:val="0000FF"/>
+          <w:sz w:val="24"/>
+          <w:u w:val="single"/>
+        </w:rPr>
+        <w:hyperlink r:id="rId20" w:history="1">
+          <w:r>
+            <w:rPr>
+              <w:rStyle w:val="Hyperlink"/>
+            </w:rPr>
+            <w:t>Aziatisch</w:t>
+          </w:r>
+        </w:hyperlink>
       </w:r>
       <w:r>
         <w:rPr>
@@ -2091,7 +2109,7 @@
           <w:sz w:val="24"/>
           <w:u w:val="single"/>
         </w:rPr>
-        <w:hyperlink r:id="rId19" w:history="1">
+        <w:hyperlink r:id="rId20" w:history="1">
           <w:r>
             <w:rPr>
               <w:rStyle w:val="Hyperlink"/>
@@ -2109,7 +2127,7 @@
           <w:sz w:val="24"/>
           <w:u w:val="single"/>
         </w:rPr>
-        <w:hyperlink r:id="rId19" w:history="1">
+        <w:hyperlink r:id="rId20" w:history="1">
           <w:r>
             <w:rPr>
               <w:rStyle w:val="Hyperlink"/>
@@ -2237,7 +2255,7 @@
           <w:sz w:val="24"/>
           <w:u w:val="single"/>
         </w:rPr>
-        <w:hyperlink r:id="rId20" w:history="1">
+        <w:hyperlink r:id="rId21" w:history="1">
           <w:r>
             <w:rPr>
               <w:rStyle w:val="Hyperlink"/>
@@ -2266,7 +2284,7 @@
           <w:sz w:val="24"/>
           <w:u w:val="single"/>
         </w:rPr>
-        <w:hyperlink r:id="rId20" w:history="1">
+        <w:hyperlink r:id="rId21" w:history="1">
           <w:r>
             <w:rPr>
               <w:rStyle w:val="Hyperlink"/>
@@ -2304,7 +2322,7 @@
           <w:color w:val="000000"/>
           <w:sz w:val="24"/>
         </w:rPr>
-        <w:hyperlink r:id="rId20" w:history="1">
+        <w:hyperlink r:id="rId21" w:history="1">
           <w:r>
             <w:rPr>
               <w:rStyle w:val="Hyperlink"/>
@@ -2322,7 +2340,7 @@
           <w:color w:val="000000"/>
           <w:sz w:val="24"/>
         </w:rPr>
-        <w:hyperlink r:id="rId20" w:history="1">
+        <w:hyperlink r:id="rId21" w:history="1">
           <w:r>
             <w:rPr>
               <w:rStyle w:val="Hyperlink"/>
@@ -2340,7 +2358,7 @@
           <w:color w:val="000000"/>
           <w:sz w:val="24"/>
         </w:rPr>
-        <w:hyperlink r:id="rId20" w:history="1">
+        <w:hyperlink r:id="rId21" w:history="1">
           <w:r>
             <w:rPr>
               <w:rStyle w:val="Hyperlink"/>
@@ -4169,7 +4187,7 @@
           <w:sz w:val="24"/>
           <w:u w:val="single"/>
         </w:rPr>
-        <w:hyperlink r:id="rId21" w:history="1">
+        <w:hyperlink r:id="rId20" w:history="1">
           <w:r>
             <w:rPr>
               <w:rStyle w:val="Hyperlink"/>
@@ -4187,7 +4205,7 @@
           <w:sz w:val="24"/>
           <w:u w:val="single"/>
         </w:rPr>
-        <w:hyperlink r:id="rId21" w:history="1">
+        <w:hyperlink r:id="rId20" w:history="1">
           <w:r>
             <w:rPr>
               <w:rStyle w:val="Hyperlink"/>
@@ -4205,7 +4223,7 @@
           <w:sz w:val="24"/>
           <w:u w:val="single"/>
         </w:rPr>
-        <w:hyperlink r:id="rId21" w:history="1">
+        <w:hyperlink r:id="rId20" w:history="1">
           <w:r>
             <w:rPr>
               <w:rStyle w:val="Hyperlink"/>
@@ -4559,7 +4577,7 @@
           <w:sz w:val="24"/>
           <w:u w:val="single"/>
         </w:rPr>
-        <w:hyperlink r:id="rId22" w:history="1">
+        <w:hyperlink r:id="rId24" w:history="1">
           <w:r>
             <w:rPr>
               <w:rStyle w:val="Hyperlink"/>

--- a/EXPORTS/DOCX/published/niveau3/Dutch/KITLV.docx
+++ b/EXPORTS/DOCX/published/niveau3/Dutch/KITLV.docx
@@ -1407,7 +1407,6 @@
       </w:r>
       <w:r>
         <w:rPr>
-          <w:u w:val="single" w:color="0000ff"/>
           <w:rFonts w:ascii="Charis SIL Regular" w:hAnsi="Charis SIL Regular" w:eastAsia="Charis SIL Regular"/>
           <w:b w:val="0"/>
           <w:i w:val="0"/>
@@ -1630,7 +1629,14 @@
           <w:sz w:val="24"/>
           <w:u w:val="single"/>
         </w:rPr>
-        <w:t>we</w:t>
+        <w:hyperlink r:id="rId17" w:history="1">
+          <w:r>
+            <w:rPr>
+              <w:rStyle w:val="Hyperlink"/>
+            </w:rPr>
+            <w:t>we</w:t>
+          </w:r>
+        </w:hyperlink>
       </w:r>
       <w:r>
         <w:rPr>
@@ -1873,16 +1879,8 @@
           <w:i w:val="0"/>
           <w:color w:val="0000FF"/>
           <w:sz w:val="24"/>
-          <w:u w:val="single"/>
-        </w:rPr>
-        <w:hyperlink r:id="rId19" w:history="1">
-          <w:r>
-            <w:rPr>
-              <w:rStyle w:val="Hyperlink"/>
-            </w:rPr>
-            <w:t>Stichting</w:t>
-          </w:r>
-        </w:hyperlink>
+        </w:rPr>
+        <w:t>Stichting Mondeli</w:t>
       </w:r>
       <w:r>
         <w:rPr>
@@ -1893,36 +1891,7 @@
           <w:sz w:val="24"/>
           <w:u w:val="single"/>
         </w:rPr>
-        <w:t xml:space="preserve"> </w:t>
-      </w:r>
-      <w:r>
-        <w:rPr>
-          <w:rFonts w:ascii="Charis SIL Regular" w:hAnsi="Charis SIL Regular" w:eastAsia="Charis SIL Regular"/>
-          <w:b w:val="0"/>
-          <w:i w:val="0"/>
-          <w:color w:val="0000FF"/>
-          <w:sz w:val="24"/>
-          <w:u w:val="single"/>
-        </w:rPr>
-        <w:hyperlink r:id="rId19" w:history="1">
-          <w:r>
-            <w:rPr>
-              <w:rStyle w:val="Hyperlink"/>
-            </w:rPr>
-            <w:t>Mondeli</w:t>
-          </w:r>
-        </w:hyperlink>
-      </w:r>
-      <w:r>
-        <w:rPr>
-          <w:rFonts w:ascii="Charis SIL Regular" w:hAnsi="Charis SIL Regular" w:eastAsia="Charis SIL Regular"/>
-          <w:b w:val="0"/>
-          <w:i w:val="0"/>
-          <w:color w:val="0000FF"/>
-          <w:sz w:val="24"/>
-          <w:u w:val="single"/>
-        </w:rPr>
-        <w:hyperlink r:id="rId19" w:history="1">
+        <w:hyperlink r:id="rId18" w:history="1">
           <w:r>
             <w:rPr>
               <w:rStyle w:val="Hyperlink"/>
@@ -1951,12 +1920,123 @@
           <w:sz w:val="24"/>
           <w:u w:val="single"/>
         </w:rPr>
+        <w:hyperlink r:id="rId18" w:history="1">
+          <w:r>
+            <w:rPr>
+              <w:rStyle w:val="Hyperlink"/>
+            </w:rPr>
+            <w:t>Geschied</w:t>
+          </w:r>
+        </w:hyperlink>
+      </w:r>
+      <w:r>
+        <w:rPr>
+          <w:rFonts w:ascii="Charis SIL Regular" w:hAnsi="Charis SIL Regular" w:eastAsia="Charis SIL Regular"/>
+          <w:b w:val="0"/>
+          <w:i w:val="0"/>
+          <w:color w:val="0000FF"/>
+          <w:sz w:val="24"/>
+          <w:u w:val="single"/>
+        </w:rPr>
+        <w:hyperlink r:id="rId18" w:history="1">
+          <w:r>
+            <w:rPr>
+              <w:rStyle w:val="Hyperlink"/>
+            </w:rPr>
+            <w:t>e</w:t>
+          </w:r>
+        </w:hyperlink>
+      </w:r>
+      <w:r>
+        <w:rPr>
+          <w:rFonts w:ascii="Charis SIL Regular" w:hAnsi="Charis SIL Regular" w:eastAsia="Charis SIL Regular"/>
+          <w:b w:val="0"/>
+          <w:i w:val="0"/>
+          <w:color w:val="0000FF"/>
+          <w:sz w:val="24"/>
+          <w:u w:val="single"/>
+        </w:rPr>
+        <w:hyperlink r:id="rId18" w:history="1">
+          <w:r>
+            <w:rPr>
+              <w:rStyle w:val="Hyperlink"/>
+            </w:rPr>
+            <w:t>nis</w:t>
+          </w:r>
+        </w:hyperlink>
+      </w:r>
+      <w:r>
+        <w:rPr>
+          <w:rFonts w:ascii="Charis SIL Regular" w:hAnsi="Charis SIL Regular" w:eastAsia="Charis SIL Regular"/>
+          <w:b w:val="0"/>
+          <w:i w:val="0"/>
+          <w:color w:val="0000FF"/>
+          <w:sz w:val="24"/>
+          <w:u w:val="single"/>
+        </w:rPr>
+        <w:t xml:space="preserve"> </w:t>
+      </w:r>
+      <w:r>
+        <w:rPr>
+          <w:rFonts w:ascii="Charis SIL Regular" w:hAnsi="Charis SIL Regular" w:eastAsia="Charis SIL Regular"/>
+          <w:b w:val="0"/>
+          <w:i w:val="0"/>
+          <w:color w:val="0000FF"/>
+          <w:sz w:val="24"/>
+          <w:u w:val="single"/>
+        </w:rPr>
+        <w:hyperlink r:id="rId18" w:history="1">
+          <w:r>
+            <w:rPr>
+              <w:rStyle w:val="Hyperlink"/>
+            </w:rPr>
+            <w:t>Indonesië</w:t>
+          </w:r>
+        </w:hyperlink>
+      </w:r>
+      <w:r>
+        <w:rPr>
+          <w:rFonts w:ascii="Charis SIL Regular" w:hAnsi="Charis SIL Regular" w:eastAsia="Charis SIL Regular"/>
+          <w:b w:val="0"/>
+          <w:i w:val="0"/>
+          <w:color w:val="000000"/>
+          <w:sz w:val="24"/>
+        </w:rPr>
+        <w:t xml:space="preserve">(SMGI) en de collectie </w:t>
+      </w:r>
+      <w:r>
+        <w:rPr>
+          <w:rFonts w:ascii="Charis SIL Regular" w:hAnsi="Charis SIL Regular" w:eastAsia="Charis SIL Regular"/>
+          <w:b w:val="0"/>
+          <w:i w:val="0"/>
+          <w:color w:val="0000FF"/>
+          <w:sz w:val="24"/>
+          <w:u w:val="single"/>
+        </w:rPr>
         <w:hyperlink r:id="rId19" w:history="1">
           <w:r>
             <w:rPr>
               <w:rStyle w:val="Hyperlink"/>
             </w:rPr>
-            <w:t>Geschied</w:t>
+            <w:t>Zuidoost-</w:t>
+          </w:r>
+        </w:hyperlink>
+      </w:r>
+      <w:r>
+        <w:rPr>
+          <w:rFonts w:ascii="Charis SIL Regular" w:hAnsi="Charis SIL Regular" w:eastAsia="Charis SIL Regular"/>
+          <w:b w:val="0"/>
+          <w:i w:val="0"/>
+          <w:color w:val="0000FF"/>
+          <w:sz w:val="24"/>
+          <w:u w:val="single"/>
+        </w:rPr>
+        <w:hyperlink r:id="rId19" w:history="1">
+          <w:r>
+            <w:rPr>
+              <w:rStyle w:val="Hyperlink"/>
+            </w:rPr>
+            <w:t>Aziatisch</w:t>
           </w:r>
         </w:hyperlink>
       </w:r>
@@ -1987,14 +2067,7 @@
           <w:sz w:val="24"/>
           <w:u w:val="single"/>
         </w:rPr>
-        <w:hyperlink r:id="rId18" w:history="1">
-          <w:r>
-            <w:rPr>
-              <w:rStyle w:val="Hyperlink"/>
-            </w:rPr>
-            <w:t>nis</w:t>
-          </w:r>
-        </w:hyperlink>
+        <w:t xml:space="preserve"> </w:t>
       </w:r>
       <w:r>
         <w:rPr>
@@ -2005,111 +2078,7 @@
           <w:sz w:val="24"/>
           <w:u w:val="single"/>
         </w:rPr>
-        <w:t xml:space="preserve"> </w:t>
-      </w:r>
-      <w:r>
-        <w:rPr>
-          <w:rFonts w:ascii="Charis SIL Regular" w:hAnsi="Charis SIL Regular" w:eastAsia="Charis SIL Regular"/>
-          <w:b w:val="0"/>
-          <w:i w:val="0"/>
-          <w:color w:val="0000FF"/>
-          <w:sz w:val="24"/>
-          <w:u w:val="single"/>
-        </w:rPr>
-        <w:hyperlink r:id="rId18" w:history="1">
-          <w:r>
-            <w:rPr>
-              <w:rStyle w:val="Hyperlink"/>
-            </w:rPr>
-            <w:t>Indonesië</w:t>
-          </w:r>
-        </w:hyperlink>
-      </w:r>
-      <w:r>
-        <w:rPr>
-          <w:rFonts w:ascii="Charis SIL Regular" w:hAnsi="Charis SIL Regular" w:eastAsia="Charis SIL Regular"/>
-          <w:b w:val="0"/>
-          <w:i w:val="0"/>
-          <w:color w:val="000000"/>
-          <w:sz w:val="24"/>
-        </w:rPr>
-        <w:t xml:space="preserve">(SMGI) en de collectie </w:t>
-      </w:r>
-      <w:r>
-        <w:rPr>
-          <w:rFonts w:ascii="Charis SIL Regular" w:hAnsi="Charis SIL Regular" w:eastAsia="Charis SIL Regular"/>
-          <w:b w:val="0"/>
-          <w:i w:val="0"/>
-          <w:color w:val="0000FF"/>
-          <w:sz w:val="24"/>
-          <w:u w:val="single"/>
-        </w:rPr>
-        <w:hyperlink r:id="rId20" w:history="1">
-          <w:r>
-            <w:rPr>
-              <w:rStyle w:val="Hyperlink"/>
-            </w:rPr>
-            <w:t>Zuidoost-</w:t>
-          </w:r>
-        </w:hyperlink>
-      </w:r>
-      <w:r>
-        <w:rPr>
-          <w:rFonts w:ascii="Charis SIL Regular" w:hAnsi="Charis SIL Regular" w:eastAsia="Charis SIL Regular"/>
-          <w:b w:val="0"/>
-          <w:i w:val="0"/>
-          <w:color w:val="0000FF"/>
-          <w:sz w:val="24"/>
-          <w:u w:val="single"/>
-        </w:rPr>
-        <w:hyperlink r:id="rId20" w:history="1">
-          <w:r>
-            <w:rPr>
-              <w:rStyle w:val="Hyperlink"/>
-            </w:rPr>
-            <w:t>Aziatisch</w:t>
-          </w:r>
-        </w:hyperlink>
-      </w:r>
-      <w:r>
-        <w:rPr>
-          <w:rFonts w:ascii="Charis SIL Regular" w:hAnsi="Charis SIL Regular" w:eastAsia="Charis SIL Regular"/>
-          <w:b w:val="0"/>
-          <w:i w:val="0"/>
-          <w:color w:val="0000FF"/>
-          <w:sz w:val="24"/>
-          <w:u w:val="single"/>
-        </w:rPr>
         <w:hyperlink r:id="rId19" w:history="1">
-          <w:r>
-            <w:rPr>
-              <w:rStyle w:val="Hyperlink"/>
-            </w:rPr>
-            <w:t>e</w:t>
-          </w:r>
-        </w:hyperlink>
-      </w:r>
-      <w:r>
-        <w:rPr>
-          <w:rFonts w:ascii="Charis SIL Regular" w:hAnsi="Charis SIL Regular" w:eastAsia="Charis SIL Regular"/>
-          <w:b w:val="0"/>
-          <w:i w:val="0"/>
-          <w:color w:val="0000FF"/>
-          <w:sz w:val="24"/>
-          <w:u w:val="single"/>
-        </w:rPr>
-        <w:t xml:space="preserve"> </w:t>
-      </w:r>
-      <w:r>
-        <w:rPr>
-          <w:rFonts w:ascii="Charis SIL Regular" w:hAnsi="Charis SIL Regular" w:eastAsia="Charis SIL Regular"/>
-          <w:b w:val="0"/>
-          <w:i w:val="0"/>
-          <w:color w:val="0000FF"/>
-          <w:sz w:val="24"/>
-          <w:u w:val="single"/>
-        </w:rPr>
-        <w:hyperlink r:id="rId20" w:history="1">
           <w:r>
             <w:rPr>
               <w:rStyle w:val="Hyperlink"/>
@@ -2127,7 +2096,7 @@
           <w:sz w:val="24"/>
           <w:u w:val="single"/>
         </w:rPr>
-        <w:hyperlink r:id="rId20" w:history="1">
+        <w:hyperlink r:id="rId19" w:history="1">
           <w:r>
             <w:rPr>
               <w:rStyle w:val="Hyperlink"/>
@@ -2145,7 +2114,7 @@
           <w:color w:val="000000"/>
           <w:sz w:val="24"/>
         </w:rPr>
-        <w:hyperlink r:id="rId19" w:history="1">
+        <w:hyperlink r:id="rId20" w:history="1">
           <w:r>
             <w:rPr>
               <w:rStyle w:val="Hyperlink"/>
@@ -2163,7 +2132,7 @@
           <w:color w:val="000000"/>
           <w:sz w:val="24"/>
         </w:rPr>
-        <w:hyperlink r:id="rId19" w:history="1">
+        <w:hyperlink r:id="rId20" w:history="1">
           <w:r>
             <w:rPr>
               <w:rStyle w:val="Hyperlink"/>
@@ -2181,7 +2150,7 @@
           <w:color w:val="000000"/>
           <w:sz w:val="24"/>
         </w:rPr>
-        <w:hyperlink r:id="rId19" w:history="1">
+        <w:hyperlink r:id="rId20" w:history="1">
           <w:r>
             <w:rPr>
               <w:rStyle w:val="Hyperlink"/>
@@ -2199,7 +2168,7 @@
           <w:color w:val="000000"/>
           <w:sz w:val="24"/>
         </w:rPr>
-        <w:hyperlink r:id="rId19" w:history="1">
+        <w:hyperlink r:id="rId20" w:history="1">
           <w:r>
             <w:rPr>
               <w:rStyle w:val="Hyperlink"/>
@@ -2217,7 +2186,7 @@
           <w:color w:val="000000"/>
           <w:sz w:val="24"/>
         </w:rPr>
-        <w:hyperlink r:id="rId19" w:history="1">
+        <w:hyperlink r:id="rId20" w:history="1">
           <w:r>
             <w:rPr>
               <w:rStyle w:val="Hyperlink"/>
@@ -4016,7 +3985,7 @@
           <w:sz w:val="24"/>
           <w:u w:val="single"/>
         </w:rPr>
-        <w:hyperlink r:id="rId19" w:history="1">
+        <w:hyperlink r:id="rId20" w:history="1">
           <w:r>
             <w:rPr>
               <w:rStyle w:val="Hyperlink"/>
@@ -4034,7 +4003,7 @@
           <w:sz w:val="24"/>
           <w:u w:val="single"/>
         </w:rPr>
-        <w:hyperlink r:id="rId19" w:history="1">
+        <w:hyperlink r:id="rId20" w:history="1">
           <w:r>
             <w:rPr>
               <w:rStyle w:val="Hyperlink"/>
@@ -4052,7 +4021,7 @@
           <w:sz w:val="24"/>
           <w:u w:val="single"/>
         </w:rPr>
-        <w:hyperlink r:id="rId19" w:history="1">
+        <w:hyperlink r:id="rId20" w:history="1">
           <w:r>
             <w:rPr>
               <w:rStyle w:val="Hyperlink"/>
@@ -4070,7 +4039,7 @@
           <w:sz w:val="24"/>
           <w:u w:val="single"/>
         </w:rPr>
-        <w:hyperlink r:id="rId19" w:history="1">
+        <w:hyperlink r:id="rId20" w:history="1">
           <w:r>
             <w:rPr>
               <w:rStyle w:val="Hyperlink"/>
@@ -4088,7 +4057,7 @@
           <w:sz w:val="24"/>
           <w:u w:val="single"/>
         </w:rPr>
-        <w:hyperlink r:id="rId19" w:history="1">
+        <w:hyperlink r:id="rId20" w:history="1">
           <w:r>
             <w:rPr>
               <w:rStyle w:val="Hyperlink"/>
@@ -4187,7 +4156,7 @@
           <w:sz w:val="24"/>
           <w:u w:val="single"/>
         </w:rPr>
-        <w:hyperlink r:id="rId20" w:history="1">
+        <w:hyperlink r:id="rId19" w:history="1">
           <w:r>
             <w:rPr>
               <w:rStyle w:val="Hyperlink"/>
@@ -4205,7 +4174,7 @@
           <w:sz w:val="24"/>
           <w:u w:val="single"/>
         </w:rPr>
-        <w:hyperlink r:id="rId20" w:history="1">
+        <w:hyperlink r:id="rId19" w:history="1">
           <w:r>
             <w:rPr>
               <w:rStyle w:val="Hyperlink"/>
@@ -4223,7 +4192,7 @@
           <w:sz w:val="24"/>
           <w:u w:val="single"/>
         </w:rPr>
-        <w:hyperlink r:id="rId20" w:history="1">
+        <w:hyperlink r:id="rId19" w:history="1">
           <w:r>
             <w:rPr>
               <w:rStyle w:val="Hyperlink"/>
@@ -4484,7 +4453,7 @@
           <w:sz w:val="24"/>
           <w:u w:val="single"/>
         </w:rPr>
-        <w:hyperlink r:id="rId23" w:history="1">
+        <w:hyperlink r:id="rId22" w:history="1">
           <w:r>
             <w:rPr>
               <w:rStyle w:val="Hyperlink"/>
@@ -4502,7 +4471,7 @@
           <w:sz w:val="24"/>
           <w:u w:val="single"/>
         </w:rPr>
-        <w:hyperlink r:id="rId23" w:history="1">
+        <w:hyperlink r:id="rId22" w:history="1">
           <w:r>
             <w:rPr>
               <w:rStyle w:val="Hyperlink"/>
@@ -4513,13 +4482,21 @@
       </w:r>
       <w:r>
         <w:rPr>
+          <w:u w:val="single" w:color="0000ff"/>
           <w:rFonts w:ascii="Charis SIL Regular" w:hAnsi="Charis SIL Regular" w:eastAsia="Charis SIL Regular"/>
           <w:b w:val="0"/>
           <w:i w:val="0"/>
           <w:color w:val="000000"/>
           <w:sz w:val="24"/>
         </w:rPr>
-        <w:t xml:space="preserve">, </w:t>
+        <w:hyperlink r:id="rId22" w:history="1">
+          <w:r>
+            <w:rPr>
+              <w:rStyle w:val="Hyperlink"/>
+            </w:rPr>
+            <w:t xml:space="preserve">, </w:t>
+          </w:r>
+        </w:hyperlink>
       </w:r>
       <w:r>
         <w:rPr>
@@ -4530,7 +4507,7 @@
           <w:sz w:val="24"/>
           <w:u w:val="single"/>
         </w:rPr>
-        <w:hyperlink r:id="rId24" w:history="1">
+        <w:hyperlink r:id="rId22" w:history="1">
           <w:r>
             <w:rPr>
               <w:rStyle w:val="Hyperlink"/>
@@ -4559,7 +4536,7 @@
           <w:sz w:val="24"/>
           <w:u w:val="single"/>
         </w:rPr>
-        <w:hyperlink r:id="rId24" w:history="1">
+        <w:hyperlink r:id="rId22" w:history="1">
           <w:r>
             <w:rPr>
               <w:rStyle w:val="Hyperlink"/>
@@ -4577,7 +4554,7 @@
           <w:sz w:val="24"/>
           <w:u w:val="single"/>
         </w:rPr>
-        <w:hyperlink r:id="rId24" w:history="1">
+        <w:hyperlink r:id="rId22" w:history="1">
           <w:r>
             <w:rPr>
               <w:rStyle w:val="Hyperlink"/>
@@ -4695,7 +4672,7 @@
           <w:sz w:val="24"/>
           <w:u w:val="single"/>
         </w:rPr>
-        <w:hyperlink r:id="rId25" w:history="1">
+        <w:hyperlink r:id="rId24" w:history="1">
           <w:r>
             <w:rPr>
               <w:rStyle w:val="Hyperlink"/>
@@ -4713,7 +4690,7 @@
           <w:sz w:val="24"/>
           <w:u w:val="single"/>
         </w:rPr>
-        <w:hyperlink r:id="rId25" w:history="1">
+        <w:hyperlink r:id="rId24" w:history="1">
           <w:r>
             <w:rPr>
               <w:rStyle w:val="Hyperlink"/>
@@ -4731,7 +4708,7 @@
           <w:sz w:val="24"/>
           <w:u w:val="single"/>
         </w:rPr>
-        <w:hyperlink r:id="rId25" w:history="1">
+        <w:hyperlink r:id="rId24" w:history="1">
           <w:r>
             <w:rPr>
               <w:rStyle w:val="Hyperlink"/>
@@ -4749,7 +4726,7 @@
           <w:sz w:val="24"/>
           <w:u w:val="single"/>
         </w:rPr>
-        <w:hyperlink r:id="rId25" w:history="1">
+        <w:hyperlink r:id="rId24" w:history="1">
           <w:r>
             <w:rPr>
               <w:rStyle w:val="Hyperlink"/>
@@ -4767,7 +4744,7 @@
           <w:sz w:val="24"/>
           <w:u w:val="single"/>
         </w:rPr>
-        <w:hyperlink r:id="rId25" w:history="1">
+        <w:hyperlink r:id="rId24" w:history="1">
           <w:r>
             <w:rPr>
               <w:rStyle w:val="Hyperlink"/>
@@ -4785,7 +4762,7 @@
           <w:sz w:val="24"/>
           <w:u w:val="single"/>
         </w:rPr>
-        <w:hyperlink r:id="rId25" w:history="1">
+        <w:hyperlink r:id="rId24" w:history="1">
           <w:r>
             <w:rPr>
               <w:rStyle w:val="Hyperlink"/>
@@ -4803,7 +4780,7 @@
           <w:sz w:val="24"/>
           <w:u w:val="single"/>
         </w:rPr>
-        <w:hyperlink r:id="rId25" w:history="1">
+        <w:hyperlink r:id="rId24" w:history="1">
           <w:r>
             <w:rPr>
               <w:rStyle w:val="Hyperlink"/>
@@ -4831,7 +4808,7 @@
           <w:sz w:val="24"/>
           <w:u w:val="single"/>
         </w:rPr>
-        <w:hyperlink r:id="rId26" w:history="1">
+        <w:hyperlink r:id="rId25" w:history="1">
           <w:r>
             <w:rPr>
               <w:rStyle w:val="Hyperlink"/>
@@ -4860,7 +4837,7 @@
           <w:sz w:val="24"/>
           <w:u w:val="single"/>
         </w:rPr>
-        <w:hyperlink r:id="rId26" w:history="1">
+        <w:hyperlink r:id="rId25" w:history="1">
           <w:r>
             <w:rPr>
               <w:rStyle w:val="Hyperlink"/>

--- a/EXPORTS/DOCX/published/niveau3/Dutch/KITLV.docx
+++ b/EXPORTS/DOCX/published/niveau3/Dutch/KITLV.docx
@@ -1392,35 +1392,7 @@
           <w:color w:val="000000"/>
           <w:sz w:val="24"/>
         </w:rPr>
-        <w:t>UBL vindbaar zijn met het kenmerk 'D Or</w:t>
-      </w:r>
-      <w:r>
-        <w:rPr>
-          <w:u w:val="single" w:color="0000ff"/>
-          <w:rFonts w:ascii="Charis SIL Regular" w:hAnsi="Charis SIL Regular" w:eastAsia="Charis SIL Regular"/>
-          <w:b w:val="0"/>
-          <w:i w:val="0"/>
-          <w:color w:val="000000"/>
-          <w:sz w:val="24"/>
-        </w:rPr>
-        <w:t>'</w:t>
-      </w:r>
-      <w:r>
-        <w:rPr>
-          <w:rFonts w:ascii="Charis SIL Regular" w:hAnsi="Charis SIL Regular" w:eastAsia="Charis SIL Regular"/>
-          <w:b w:val="0"/>
-          <w:i w:val="0"/>
-          <w:color w:val="000000"/>
-          <w:sz w:val="24"/>
-        </w:rPr>
-        <w:hyperlink r:id="rId14" w:history="1">
-          <w:r>
-            <w:rPr>
-              <w:rStyle w:val="Hyperlink"/>
-            </w:rPr>
-            <w:t xml:space="preserve">, en </w:t>
-          </w:r>
-        </w:hyperlink>
+        <w:t xml:space="preserve">UBL vindbaar zijn met het kenmerk 'D Or', en </w:t>
       </w:r>
       <w:r>
         <w:rPr>
@@ -1478,7 +1450,7 @@
           <w:sz w:val="24"/>
           <w:u w:val="single"/>
         </w:rPr>
-        <w:hyperlink r:id="rId14" w:history="1">
+        <w:hyperlink r:id="rId15" w:history="1">
           <w:r>
             <w:rPr>
               <w:rStyle w:val="Hyperlink"/>
@@ -1627,7 +1599,6 @@
           <w:i w:val="0"/>
           <w:color w:val="0000FF"/>
           <w:sz w:val="24"/>
-          <w:u w:val="single"/>
         </w:rPr>
         <w:hyperlink r:id="rId17" w:history="1">
           <w:r>
@@ -1647,7 +1618,7 @@
           <w:sz w:val="24"/>
           <w:u w:val="single"/>
         </w:rPr>
-        <w:hyperlink r:id="rId16" w:history="1">
+        <w:hyperlink r:id="rId17" w:history="1">
           <w:r>
             <w:rPr>
               <w:rStyle w:val="Hyperlink"/>
@@ -1879,8 +1850,16 @@
           <w:i w:val="0"/>
           <w:color w:val="0000FF"/>
           <w:sz w:val="24"/>
-        </w:rPr>
-        <w:t>Stichting Mondeli</w:t>
+          <w:u w:val="single"/>
+        </w:rPr>
+        <w:hyperlink r:id="rId19" w:history="1">
+          <w:r>
+            <w:rPr>
+              <w:rStyle w:val="Hyperlink"/>
+            </w:rPr>
+            <w:t>Stichting</w:t>
+          </w:r>
+        </w:hyperlink>
       </w:r>
       <w:r>
         <w:rPr>
@@ -1891,7 +1870,36 @@
           <w:sz w:val="24"/>
           <w:u w:val="single"/>
         </w:rPr>
-        <w:hyperlink r:id="rId18" w:history="1">
+        <w:t xml:space="preserve"> </w:t>
+      </w:r>
+      <w:r>
+        <w:rPr>
+          <w:rFonts w:ascii="Charis SIL Regular" w:hAnsi="Charis SIL Regular" w:eastAsia="Charis SIL Regular"/>
+          <w:b w:val="0"/>
+          <w:i w:val="0"/>
+          <w:color w:val="0000FF"/>
+          <w:sz w:val="24"/>
+          <w:u w:val="single"/>
+        </w:rPr>
+        <w:hyperlink r:id="rId19" w:history="1">
+          <w:r>
+            <w:rPr>
+              <w:rStyle w:val="Hyperlink"/>
+            </w:rPr>
+            <w:t>Mondeli</w:t>
+          </w:r>
+        </w:hyperlink>
+      </w:r>
+      <w:r>
+        <w:rPr>
+          <w:rFonts w:ascii="Charis SIL Regular" w:hAnsi="Charis SIL Regular" w:eastAsia="Charis SIL Regular"/>
+          <w:b w:val="0"/>
+          <w:i w:val="0"/>
+          <w:color w:val="0000FF"/>
+          <w:sz w:val="24"/>
+          <w:u w:val="single"/>
+        </w:rPr>
+        <w:hyperlink r:id="rId19" w:history="1">
           <w:r>
             <w:rPr>
               <w:rStyle w:val="Hyperlink"/>
@@ -1920,7 +1928,7 @@
           <w:sz w:val="24"/>
           <w:u w:val="single"/>
         </w:rPr>
-        <w:hyperlink r:id="rId18" w:history="1">
+        <w:hyperlink r:id="rId19" w:history="1">
           <w:r>
             <w:rPr>
               <w:rStyle w:val="Hyperlink"/>
@@ -2013,7 +2021,7 @@
           <w:sz w:val="24"/>
           <w:u w:val="single"/>
         </w:rPr>
-        <w:hyperlink r:id="rId19" w:history="1">
+        <w:hyperlink r:id="rId20" w:history="1">
           <w:r>
             <w:rPr>
               <w:rStyle w:val="Hyperlink"/>
@@ -2031,7 +2039,7 @@
           <w:sz w:val="24"/>
           <w:u w:val="single"/>
         </w:rPr>
-        <w:hyperlink r:id="rId19" w:history="1">
+        <w:hyperlink r:id="rId20" w:history="1">
           <w:r>
             <w:rPr>
               <w:rStyle w:val="Hyperlink"/>
@@ -2049,7 +2057,7 @@
           <w:sz w:val="24"/>
           <w:u w:val="single"/>
         </w:rPr>
-        <w:hyperlink r:id="rId19" w:history="1">
+        <w:hyperlink r:id="rId20" w:history="1">
           <w:r>
             <w:rPr>
               <w:rStyle w:val="Hyperlink"/>
@@ -2078,7 +2086,7 @@
           <w:sz w:val="24"/>
           <w:u w:val="single"/>
         </w:rPr>
-        <w:hyperlink r:id="rId19" w:history="1">
+        <w:hyperlink r:id="rId20" w:history="1">
           <w:r>
             <w:rPr>
               <w:rStyle w:val="Hyperlink"/>
@@ -2096,7 +2104,7 @@
           <w:sz w:val="24"/>
           <w:u w:val="single"/>
         </w:rPr>
-        <w:hyperlink r:id="rId19" w:history="1">
+        <w:hyperlink r:id="rId20" w:history="1">
           <w:r>
             <w:rPr>
               <w:rStyle w:val="Hyperlink"/>
@@ -2114,7 +2122,7 @@
           <w:color w:val="000000"/>
           <w:sz w:val="24"/>
         </w:rPr>
-        <w:hyperlink r:id="rId20" w:history="1">
+        <w:hyperlink r:id="rId19" w:history="1">
           <w:r>
             <w:rPr>
               <w:rStyle w:val="Hyperlink"/>
@@ -2132,7 +2140,7 @@
           <w:color w:val="000000"/>
           <w:sz w:val="24"/>
         </w:rPr>
-        <w:hyperlink r:id="rId20" w:history="1">
+        <w:hyperlink r:id="rId19" w:history="1">
           <w:r>
             <w:rPr>
               <w:rStyle w:val="Hyperlink"/>
@@ -2150,7 +2158,7 @@
           <w:color w:val="000000"/>
           <w:sz w:val="24"/>
         </w:rPr>
-        <w:hyperlink r:id="rId20" w:history="1">
+        <w:hyperlink r:id="rId19" w:history="1">
           <w:r>
             <w:rPr>
               <w:rStyle w:val="Hyperlink"/>
@@ -2168,7 +2176,7 @@
           <w:color w:val="000000"/>
           <w:sz w:val="24"/>
         </w:rPr>
-        <w:hyperlink r:id="rId20" w:history="1">
+        <w:hyperlink r:id="rId19" w:history="1">
           <w:r>
             <w:rPr>
               <w:rStyle w:val="Hyperlink"/>
@@ -2186,7 +2194,7 @@
           <w:color w:val="000000"/>
           <w:sz w:val="24"/>
         </w:rPr>
-        <w:hyperlink r:id="rId20" w:history="1">
+        <w:hyperlink r:id="rId19" w:history="1">
           <w:r>
             <w:rPr>
               <w:rStyle w:val="Hyperlink"/>
@@ -3985,7 +3993,7 @@
           <w:sz w:val="24"/>
           <w:u w:val="single"/>
         </w:rPr>
-        <w:hyperlink r:id="rId20" w:history="1">
+        <w:hyperlink r:id="rId19" w:history="1">
           <w:r>
             <w:rPr>
               <w:rStyle w:val="Hyperlink"/>
@@ -4003,7 +4011,7 @@
           <w:sz w:val="24"/>
           <w:u w:val="single"/>
         </w:rPr>
-        <w:hyperlink r:id="rId20" w:history="1">
+        <w:hyperlink r:id="rId19" w:history="1">
           <w:r>
             <w:rPr>
               <w:rStyle w:val="Hyperlink"/>
@@ -4021,7 +4029,7 @@
           <w:sz w:val="24"/>
           <w:u w:val="single"/>
         </w:rPr>
-        <w:hyperlink r:id="rId20" w:history="1">
+        <w:hyperlink r:id="rId19" w:history="1">
           <w:r>
             <w:rPr>
               <w:rStyle w:val="Hyperlink"/>
@@ -4039,7 +4047,7 @@
           <w:sz w:val="24"/>
           <w:u w:val="single"/>
         </w:rPr>
-        <w:hyperlink r:id="rId20" w:history="1">
+        <w:hyperlink r:id="rId19" w:history="1">
           <w:r>
             <w:rPr>
               <w:rStyle w:val="Hyperlink"/>
@@ -4057,7 +4065,7 @@
           <w:sz w:val="24"/>
           <w:u w:val="single"/>
         </w:rPr>
-        <w:hyperlink r:id="rId20" w:history="1">
+        <w:hyperlink r:id="rId19" w:history="1">
           <w:r>
             <w:rPr>
               <w:rStyle w:val="Hyperlink"/>
@@ -4156,7 +4164,7 @@
           <w:sz w:val="24"/>
           <w:u w:val="single"/>
         </w:rPr>
-        <w:hyperlink r:id="rId19" w:history="1">
+        <w:hyperlink r:id="rId20" w:history="1">
           <w:r>
             <w:rPr>
               <w:rStyle w:val="Hyperlink"/>
@@ -4174,7 +4182,7 @@
           <w:sz w:val="24"/>
           <w:u w:val="single"/>
         </w:rPr>
-        <w:hyperlink r:id="rId19" w:history="1">
+        <w:hyperlink r:id="rId20" w:history="1">
           <w:r>
             <w:rPr>
               <w:rStyle w:val="Hyperlink"/>
@@ -4192,7 +4200,7 @@
           <w:sz w:val="24"/>
           <w:u w:val="single"/>
         </w:rPr>
-        <w:hyperlink r:id="rId19" w:history="1">
+        <w:hyperlink r:id="rId20" w:history="1">
           <w:r>
             <w:rPr>
               <w:rStyle w:val="Hyperlink"/>
@@ -4453,7 +4461,7 @@
           <w:sz w:val="24"/>
           <w:u w:val="single"/>
         </w:rPr>
-        <w:hyperlink r:id="rId22" w:history="1">
+        <w:hyperlink r:id="rId23" w:history="1">
           <w:r>
             <w:rPr>
               <w:rStyle w:val="Hyperlink"/>
@@ -4471,7 +4479,7 @@
           <w:sz w:val="24"/>
           <w:u w:val="single"/>
         </w:rPr>
-        <w:hyperlink r:id="rId22" w:history="1">
+        <w:hyperlink r:id="rId23" w:history="1">
           <w:r>
             <w:rPr>
               <w:rStyle w:val="Hyperlink"/>
@@ -4482,21 +4490,13 @@
       </w:r>
       <w:r>
         <w:rPr>
-          <w:u w:val="single" w:color="0000ff"/>
           <w:rFonts w:ascii="Charis SIL Regular" w:hAnsi="Charis SIL Regular" w:eastAsia="Charis SIL Regular"/>
           <w:b w:val="0"/>
           <w:i w:val="0"/>
           <w:color w:val="000000"/>
           <w:sz w:val="24"/>
         </w:rPr>
-        <w:hyperlink r:id="rId22" w:history="1">
-          <w:r>
-            <w:rPr>
-              <w:rStyle w:val="Hyperlink"/>
-            </w:rPr>
-            <w:t xml:space="preserve">, </w:t>
-          </w:r>
-        </w:hyperlink>
+        <w:t xml:space="preserve">, </w:t>
       </w:r>
       <w:r>
         <w:rPr>
@@ -4507,7 +4507,7 @@
           <w:sz w:val="24"/>
           <w:u w:val="single"/>
         </w:rPr>
-        <w:hyperlink r:id="rId22" w:history="1">
+        <w:hyperlink r:id="rId24" w:history="1">
           <w:r>
             <w:rPr>
               <w:rStyle w:val="Hyperlink"/>
@@ -4536,7 +4536,7 @@
           <w:sz w:val="24"/>
           <w:u w:val="single"/>
         </w:rPr>
-        <w:hyperlink r:id="rId22" w:history="1">
+        <w:hyperlink r:id="rId24" w:history="1">
           <w:r>
             <w:rPr>
               <w:rStyle w:val="Hyperlink"/>
@@ -4554,7 +4554,7 @@
           <w:sz w:val="24"/>
           <w:u w:val="single"/>
         </w:rPr>
-        <w:hyperlink r:id="rId22" w:history="1">
+        <w:hyperlink r:id="rId24" w:history="1">
           <w:r>
             <w:rPr>
               <w:rStyle w:val="Hyperlink"/>
@@ -4672,7 +4672,7 @@
           <w:sz w:val="24"/>
           <w:u w:val="single"/>
         </w:rPr>
-        <w:hyperlink r:id="rId24" w:history="1">
+        <w:hyperlink r:id="rId25" w:history="1">
           <w:r>
             <w:rPr>
               <w:rStyle w:val="Hyperlink"/>
@@ -4690,7 +4690,7 @@
           <w:sz w:val="24"/>
           <w:u w:val="single"/>
         </w:rPr>
-        <w:hyperlink r:id="rId24" w:history="1">
+        <w:hyperlink r:id="rId25" w:history="1">
           <w:r>
             <w:rPr>
               <w:rStyle w:val="Hyperlink"/>
@@ -4708,7 +4708,7 @@
           <w:sz w:val="24"/>
           <w:u w:val="single"/>
         </w:rPr>
-        <w:hyperlink r:id="rId24" w:history="1">
+        <w:hyperlink r:id="rId25" w:history="1">
           <w:r>
             <w:rPr>
               <w:rStyle w:val="Hyperlink"/>
@@ -4726,7 +4726,7 @@
           <w:sz w:val="24"/>
           <w:u w:val="single"/>
         </w:rPr>
-        <w:hyperlink r:id="rId24" w:history="1">
+        <w:hyperlink r:id="rId25" w:history="1">
           <w:r>
             <w:rPr>
               <w:rStyle w:val="Hyperlink"/>
@@ -4744,7 +4744,7 @@
           <w:sz w:val="24"/>
           <w:u w:val="single"/>
         </w:rPr>
-        <w:hyperlink r:id="rId24" w:history="1">
+        <w:hyperlink r:id="rId25" w:history="1">
           <w:r>
             <w:rPr>
               <w:rStyle w:val="Hyperlink"/>
@@ -4762,7 +4762,7 @@
           <w:sz w:val="24"/>
           <w:u w:val="single"/>
         </w:rPr>
-        <w:hyperlink r:id="rId24" w:history="1">
+        <w:hyperlink r:id="rId25" w:history="1">
           <w:r>
             <w:rPr>
               <w:rStyle w:val="Hyperlink"/>
@@ -4780,7 +4780,7 @@
           <w:sz w:val="24"/>
           <w:u w:val="single"/>
         </w:rPr>
-        <w:hyperlink r:id="rId24" w:history="1">
+        <w:hyperlink r:id="rId25" w:history="1">
           <w:r>
             <w:rPr>
               <w:rStyle w:val="Hyperlink"/>
@@ -4808,7 +4808,7 @@
           <w:sz w:val="24"/>
           <w:u w:val="single"/>
         </w:rPr>
-        <w:hyperlink r:id="rId25" w:history="1">
+        <w:hyperlink r:id="rId26" w:history="1">
           <w:r>
             <w:rPr>
               <w:rStyle w:val="Hyperlink"/>
@@ -4837,7 +4837,7 @@
           <w:sz w:val="24"/>
           <w:u w:val="single"/>
         </w:rPr>
-        <w:hyperlink r:id="rId25" w:history="1">
+        <w:hyperlink r:id="rId26" w:history="1">
           <w:r>
             <w:rPr>
               <w:rStyle w:val="Hyperlink"/>

--- a/EXPORTS/DOCX/published/niveau3/Dutch/KITLV.docx
+++ b/EXPORTS/DOCX/published/niveau3/Dutch/KITLV.docx
@@ -1403,7 +1403,7 @@
           <w:sz w:val="24"/>
           <w:u w:val="single"/>
         </w:rPr>
-        <w:hyperlink r:id="rId14" w:history="1">
+        <w:hyperlink r:id="rId15" w:history="1">
           <w:r>
             <w:rPr>
               <w:rStyle w:val="Hyperlink"/>
@@ -1450,7 +1450,7 @@
           <w:sz w:val="24"/>
           <w:u w:val="single"/>
         </w:rPr>
-        <w:hyperlink r:id="rId15" w:history="1">
+        <w:hyperlink r:id="rId14" w:history="1">
           <w:r>
             <w:rPr>
               <w:rStyle w:val="Hyperlink"/>
@@ -1600,14 +1600,7 @@
           <w:color w:val="0000FF"/>
           <w:sz w:val="24"/>
         </w:rPr>
-        <w:hyperlink r:id="rId17" w:history="1">
-          <w:r>
-            <w:rPr>
-              <w:rStyle w:val="Hyperlink"/>
-            </w:rPr>
-            <w:t>we</w:t>
-          </w:r>
-        </w:hyperlink>
+        <w:t>we</w:t>
       </w:r>
       <w:r>
         <w:rPr>
@@ -1618,7 +1611,7 @@
           <w:sz w:val="24"/>
           <w:u w:val="single"/>
         </w:rPr>
-        <w:hyperlink r:id="rId17" w:history="1">
+        <w:hyperlink r:id="rId16" w:history="1">
           <w:r>
             <w:rPr>
               <w:rStyle w:val="Hyperlink"/>
@@ -1946,7 +1939,7 @@
           <w:sz w:val="24"/>
           <w:u w:val="single"/>
         </w:rPr>
-        <w:hyperlink r:id="rId18" w:history="1">
+        <w:hyperlink r:id="rId19" w:history="1">
           <w:r>
             <w:rPr>
               <w:rStyle w:val="Hyperlink"/>
@@ -1964,7 +1957,7 @@
           <w:sz w:val="24"/>
           <w:u w:val="single"/>
         </w:rPr>
-        <w:hyperlink r:id="rId18" w:history="1">
+        <w:hyperlink r:id="rId19" w:history="1">
           <w:r>
             <w:rPr>
               <w:rStyle w:val="Hyperlink"/>
@@ -2021,14 +2014,7 @@
           <w:sz w:val="24"/>
           <w:u w:val="single"/>
         </w:rPr>
-        <w:hyperlink r:id="rId20" w:history="1">
-          <w:r>
-            <w:rPr>
-              <w:rStyle w:val="Hyperlink"/>
-            </w:rPr>
-            <w:t>Zuidoost-</w:t>
-          </w:r>
-        </w:hyperlink>
+        <w:t>Zuidoost-Aziatisch</w:t>
       </w:r>
       <w:r>
         <w:rPr>
@@ -2039,25 +2025,7 @@
           <w:sz w:val="24"/>
           <w:u w:val="single"/>
         </w:rPr>
-        <w:hyperlink r:id="rId20" w:history="1">
-          <w:r>
-            <w:rPr>
-              <w:rStyle w:val="Hyperlink"/>
-            </w:rPr>
-            <w:t>Aziatisch</w:t>
-          </w:r>
-        </w:hyperlink>
-      </w:r>
-      <w:r>
-        <w:rPr>
-          <w:rFonts w:ascii="Charis SIL Regular" w:hAnsi="Charis SIL Regular" w:eastAsia="Charis SIL Regular"/>
-          <w:b w:val="0"/>
-          <w:i w:val="0"/>
-          <w:color w:val="0000FF"/>
-          <w:sz w:val="24"/>
-          <w:u w:val="single"/>
-        </w:rPr>
-        <w:hyperlink r:id="rId20" w:history="1">
+        <w:hyperlink r:id="rId19" w:history="1">
           <w:r>
             <w:rPr>
               <w:rStyle w:val="Hyperlink"/>
@@ -2086,7 +2054,7 @@
           <w:sz w:val="24"/>
           <w:u w:val="single"/>
         </w:rPr>
-        <w:hyperlink r:id="rId20" w:history="1">
+        <w:hyperlink r:id="rId19" w:history="1">
           <w:r>
             <w:rPr>
               <w:rStyle w:val="Hyperlink"/>
@@ -2104,7 +2072,7 @@
           <w:sz w:val="24"/>
           <w:u w:val="single"/>
         </w:rPr>
-        <w:hyperlink r:id="rId20" w:history="1">
+        <w:hyperlink r:id="rId19" w:history="1">
           <w:r>
             <w:rPr>
               <w:rStyle w:val="Hyperlink"/>
@@ -2232,7 +2200,7 @@
           <w:sz w:val="24"/>
           <w:u w:val="single"/>
         </w:rPr>
-        <w:hyperlink r:id="rId21" w:history="1">
+        <w:hyperlink r:id="rId20" w:history="1">
           <w:r>
             <w:rPr>
               <w:rStyle w:val="Hyperlink"/>
@@ -2261,7 +2229,7 @@
           <w:sz w:val="24"/>
           <w:u w:val="single"/>
         </w:rPr>
-        <w:hyperlink r:id="rId21" w:history="1">
+        <w:hyperlink r:id="rId20" w:history="1">
           <w:r>
             <w:rPr>
               <w:rStyle w:val="Hyperlink"/>
@@ -2299,7 +2267,7 @@
           <w:color w:val="000000"/>
           <w:sz w:val="24"/>
         </w:rPr>
-        <w:hyperlink r:id="rId21" w:history="1">
+        <w:hyperlink r:id="rId20" w:history="1">
           <w:r>
             <w:rPr>
               <w:rStyle w:val="Hyperlink"/>
@@ -2317,7 +2285,7 @@
           <w:color w:val="000000"/>
           <w:sz w:val="24"/>
         </w:rPr>
-        <w:hyperlink r:id="rId21" w:history="1">
+        <w:hyperlink r:id="rId20" w:history="1">
           <w:r>
             <w:rPr>
               <w:rStyle w:val="Hyperlink"/>
@@ -2335,7 +2303,7 @@
           <w:color w:val="000000"/>
           <w:sz w:val="24"/>
         </w:rPr>
-        <w:hyperlink r:id="rId21" w:history="1">
+        <w:hyperlink r:id="rId20" w:history="1">
           <w:r>
             <w:rPr>
               <w:rStyle w:val="Hyperlink"/>
@@ -4164,7 +4132,7 @@
           <w:sz w:val="24"/>
           <w:u w:val="single"/>
         </w:rPr>
-        <w:hyperlink r:id="rId20" w:history="1">
+        <w:hyperlink r:id="rId21" w:history="1">
           <w:r>
             <w:rPr>
               <w:rStyle w:val="Hyperlink"/>
@@ -4182,7 +4150,7 @@
           <w:sz w:val="24"/>
           <w:u w:val="single"/>
         </w:rPr>
-        <w:hyperlink r:id="rId20" w:history="1">
+        <w:hyperlink r:id="rId21" w:history="1">
           <w:r>
             <w:rPr>
               <w:rStyle w:val="Hyperlink"/>
@@ -4200,7 +4168,7 @@
           <w:sz w:val="24"/>
           <w:u w:val="single"/>
         </w:rPr>
-        <w:hyperlink r:id="rId20" w:history="1">
+        <w:hyperlink r:id="rId21" w:history="1">
           <w:r>
             <w:rPr>
               <w:rStyle w:val="Hyperlink"/>
@@ -4554,7 +4522,7 @@
           <w:sz w:val="24"/>
           <w:u w:val="single"/>
         </w:rPr>
-        <w:hyperlink r:id="rId24" w:history="1">
+        <w:hyperlink r:id="rId22" w:history="1">
           <w:r>
             <w:rPr>
               <w:rStyle w:val="Hyperlink"/>

--- a/EXPORTS/DOCX/published/niveau3/Dutch/KITLV.docx
+++ b/EXPORTS/DOCX/published/niveau3/Dutch/KITLV.docx
@@ -469,31 +469,13 @@
       </w:r>
       <w:r>
         <w:rPr>
-          <w:u w:val="single" w:color="0000ff"/>
           <w:rFonts w:ascii="Charis SIL Regular" w:hAnsi="Charis SIL Regular" w:eastAsia="Charis SIL Regular"/>
           <w:b w:val="0"/>
           <w:i w:val="0"/>
           <w:color w:val="000000"/>
           <w:sz w:val="24"/>
         </w:rPr>
-        <w:hyperlink r:id="rId10" w:history="1">
-          <w:r>
-            <w:rPr>
-              <w:rStyle w:val="Hyperlink"/>
-            </w:rPr>
-            <w:t>n dat ja</w:t>
-          </w:r>
-        </w:hyperlink>
-      </w:r>
-      <w:r>
-        <w:rPr>
-          <w:rFonts w:ascii="Charis SIL Regular" w:hAnsi="Charis SIL Regular" w:eastAsia="Charis SIL Regular"/>
-          <w:b w:val="0"/>
-          <w:i w:val="0"/>
-          <w:color w:val="000000"/>
-          <w:sz w:val="24"/>
-        </w:rPr>
-        <w:t xml:space="preserve">ar </w:t>
+        <w:t xml:space="preserve">n dat jaar </w:t>
       </w:r>
       <w:r>
         <w:rPr>
@@ -1403,7 +1385,7 @@
           <w:sz w:val="24"/>
           <w:u w:val="single"/>
         </w:rPr>
-        <w:hyperlink r:id="rId15" w:history="1">
+        <w:hyperlink r:id="rId14" w:history="1">
           <w:r>
             <w:rPr>
               <w:rStyle w:val="Hyperlink"/>
@@ -1450,7 +1432,7 @@
           <w:sz w:val="24"/>
           <w:u w:val="single"/>
         </w:rPr>
-        <w:hyperlink r:id="rId14" w:history="1">
+        <w:hyperlink r:id="rId15" w:history="1">
           <w:r>
             <w:rPr>
               <w:rStyle w:val="Hyperlink"/>
@@ -1892,7 +1874,7 @@
           <w:sz w:val="24"/>
           <w:u w:val="single"/>
         </w:rPr>
-        <w:hyperlink r:id="rId19" w:history="1">
+        <w:hyperlink r:id="rId18" w:history="1">
           <w:r>
             <w:rPr>
               <w:rStyle w:val="Hyperlink"/>
@@ -1986,7 +1968,7 @@
           <w:sz w:val="24"/>
           <w:u w:val="single"/>
         </w:rPr>
-        <w:hyperlink r:id="rId18" w:history="1">
+        <w:hyperlink r:id="rId19" w:history="1">
           <w:r>
             <w:rPr>
               <w:rStyle w:val="Hyperlink"/>
@@ -2014,7 +1996,14 @@
           <w:sz w:val="24"/>
           <w:u w:val="single"/>
         </w:rPr>
-        <w:t>Zuidoost-Aziatisch</w:t>
+        <w:hyperlink r:id="rId20" w:history="1">
+          <w:r>
+            <w:rPr>
+              <w:rStyle w:val="Hyperlink"/>
+            </w:rPr>
+            <w:t>Zuidoost-</w:t>
+          </w:r>
+        </w:hyperlink>
       </w:r>
       <w:r>
         <w:rPr>
@@ -2025,7 +2014,25 @@
           <w:sz w:val="24"/>
           <w:u w:val="single"/>
         </w:rPr>
-        <w:hyperlink r:id="rId19" w:history="1">
+        <w:hyperlink r:id="rId20" w:history="1">
+          <w:r>
+            <w:rPr>
+              <w:rStyle w:val="Hyperlink"/>
+            </w:rPr>
+            <w:t>Aziatisch</w:t>
+          </w:r>
+        </w:hyperlink>
+      </w:r>
+      <w:r>
+        <w:rPr>
+          <w:rFonts w:ascii="Charis SIL Regular" w:hAnsi="Charis SIL Regular" w:eastAsia="Charis SIL Regular"/>
+          <w:b w:val="0"/>
+          <w:i w:val="0"/>
+          <w:color w:val="0000FF"/>
+          <w:sz w:val="24"/>
+          <w:u w:val="single"/>
+        </w:rPr>
+        <w:hyperlink r:id="rId20" w:history="1">
           <w:r>
             <w:rPr>
               <w:rStyle w:val="Hyperlink"/>
@@ -2054,7 +2061,7 @@
           <w:sz w:val="24"/>
           <w:u w:val="single"/>
         </w:rPr>
-        <w:hyperlink r:id="rId19" w:history="1">
+        <w:hyperlink r:id="rId20" w:history="1">
           <w:r>
             <w:rPr>
               <w:rStyle w:val="Hyperlink"/>
@@ -2072,7 +2079,7 @@
           <w:sz w:val="24"/>
           <w:u w:val="single"/>
         </w:rPr>
-        <w:hyperlink r:id="rId19" w:history="1">
+        <w:hyperlink r:id="rId20" w:history="1">
           <w:r>
             <w:rPr>
               <w:rStyle w:val="Hyperlink"/>
@@ -2200,7 +2207,7 @@
           <w:sz w:val="24"/>
           <w:u w:val="single"/>
         </w:rPr>
-        <w:hyperlink r:id="rId20" w:history="1">
+        <w:hyperlink r:id="rId21" w:history="1">
           <w:r>
             <w:rPr>
               <w:rStyle w:val="Hyperlink"/>
@@ -2229,7 +2236,7 @@
           <w:sz w:val="24"/>
           <w:u w:val="single"/>
         </w:rPr>
-        <w:hyperlink r:id="rId20" w:history="1">
+        <w:hyperlink r:id="rId21" w:history="1">
           <w:r>
             <w:rPr>
               <w:rStyle w:val="Hyperlink"/>
@@ -2267,7 +2274,7 @@
           <w:color w:val="000000"/>
           <w:sz w:val="24"/>
         </w:rPr>
-        <w:hyperlink r:id="rId20" w:history="1">
+        <w:hyperlink r:id="rId21" w:history="1">
           <w:r>
             <w:rPr>
               <w:rStyle w:val="Hyperlink"/>
@@ -2285,7 +2292,7 @@
           <w:color w:val="000000"/>
           <w:sz w:val="24"/>
         </w:rPr>
-        <w:hyperlink r:id="rId20" w:history="1">
+        <w:hyperlink r:id="rId21" w:history="1">
           <w:r>
             <w:rPr>
               <w:rStyle w:val="Hyperlink"/>
@@ -2303,7 +2310,7 @@
           <w:color w:val="000000"/>
           <w:sz w:val="24"/>
         </w:rPr>
-        <w:hyperlink r:id="rId20" w:history="1">
+        <w:hyperlink r:id="rId21" w:history="1">
           <w:r>
             <w:rPr>
               <w:rStyle w:val="Hyperlink"/>
@@ -4132,7 +4139,7 @@
           <w:sz w:val="24"/>
           <w:u w:val="single"/>
         </w:rPr>
-        <w:hyperlink r:id="rId21" w:history="1">
+        <w:hyperlink r:id="rId20" w:history="1">
           <w:r>
             <w:rPr>
               <w:rStyle w:val="Hyperlink"/>
@@ -4150,7 +4157,7 @@
           <w:sz w:val="24"/>
           <w:u w:val="single"/>
         </w:rPr>
-        <w:hyperlink r:id="rId21" w:history="1">
+        <w:hyperlink r:id="rId20" w:history="1">
           <w:r>
             <w:rPr>
               <w:rStyle w:val="Hyperlink"/>
@@ -4168,7 +4175,7 @@
           <w:sz w:val="24"/>
           <w:u w:val="single"/>
         </w:rPr>
-        <w:hyperlink r:id="rId21" w:history="1">
+        <w:hyperlink r:id="rId20" w:history="1">
           <w:r>
             <w:rPr>
               <w:rStyle w:val="Hyperlink"/>
@@ -4429,7 +4436,7 @@
           <w:sz w:val="24"/>
           <w:u w:val="single"/>
         </w:rPr>
-        <w:hyperlink r:id="rId23" w:history="1">
+        <w:hyperlink r:id="rId22" w:history="1">
           <w:r>
             <w:rPr>
               <w:rStyle w:val="Hyperlink"/>
@@ -4447,7 +4454,7 @@
           <w:sz w:val="24"/>
           <w:u w:val="single"/>
         </w:rPr>
-        <w:hyperlink r:id="rId23" w:history="1">
+        <w:hyperlink r:id="rId22" w:history="1">
           <w:r>
             <w:rPr>
               <w:rStyle w:val="Hyperlink"/>
@@ -4458,13 +4465,21 @@
       </w:r>
       <w:r>
         <w:rPr>
+          <w:u w:val="single" w:color="0000ff"/>
           <w:rFonts w:ascii="Charis SIL Regular" w:hAnsi="Charis SIL Regular" w:eastAsia="Charis SIL Regular"/>
           <w:b w:val="0"/>
           <w:i w:val="0"/>
           <w:color w:val="000000"/>
           <w:sz w:val="24"/>
         </w:rPr>
-        <w:t xml:space="preserve">, </w:t>
+        <w:hyperlink r:id="rId22" w:history="1">
+          <w:r>
+            <w:rPr>
+              <w:rStyle w:val="Hyperlink"/>
+            </w:rPr>
+            <w:t xml:space="preserve">, </w:t>
+          </w:r>
+        </w:hyperlink>
       </w:r>
       <w:r>
         <w:rPr>
@@ -4475,7 +4490,7 @@
           <w:sz w:val="24"/>
           <w:u w:val="single"/>
         </w:rPr>
-        <w:hyperlink r:id="rId24" w:history="1">
+        <w:hyperlink r:id="rId22" w:history="1">
           <w:r>
             <w:rPr>
               <w:rStyle w:val="Hyperlink"/>
@@ -4522,7 +4537,7 @@
           <w:sz w:val="24"/>
           <w:u w:val="single"/>
         </w:rPr>
-        <w:hyperlink r:id="rId22" w:history="1">
+        <w:hyperlink r:id="rId24" w:history="1">
           <w:r>
             <w:rPr>
               <w:rStyle w:val="Hyperlink"/>

--- a/EXPORTS/DOCX/published/niveau3/Dutch/KITLV.docx
+++ b/EXPORTS/DOCX/published/niveau3/Dutch/KITLV.docx
@@ -469,13 +469,31 @@
       </w:r>
       <w:r>
         <w:rPr>
+          <w:u w:val="single" w:color="0000ff"/>
           <w:rFonts w:ascii="Charis SIL Regular" w:hAnsi="Charis SIL Regular" w:eastAsia="Charis SIL Regular"/>
           <w:b w:val="0"/>
           <w:i w:val="0"/>
           <w:color w:val="000000"/>
           <w:sz w:val="24"/>
         </w:rPr>
-        <w:t xml:space="preserve">n dat jaar </w:t>
+        <w:hyperlink r:id="rId10" w:history="1">
+          <w:r>
+            <w:rPr>
+              <w:rStyle w:val="Hyperlink"/>
+            </w:rPr>
+            <w:t>n dat ja</w:t>
+          </w:r>
+        </w:hyperlink>
+      </w:r>
+      <w:r>
+        <w:rPr>
+          <w:rFonts w:ascii="Charis SIL Regular" w:hAnsi="Charis SIL Regular" w:eastAsia="Charis SIL Regular"/>
+          <w:b w:val="0"/>
+          <w:i w:val="0"/>
+          <w:color w:val="000000"/>
+          <w:sz w:val="24"/>
+        </w:rPr>
+        <w:t xml:space="preserve">ar </w:t>
       </w:r>
       <w:r>
         <w:rPr>
@@ -1432,7 +1450,7 @@
           <w:sz w:val="24"/>
           <w:u w:val="single"/>
         </w:rPr>
-        <w:hyperlink r:id="rId15" w:history="1">
+        <w:hyperlink r:id="rId14" w:history="1">
           <w:r>
             <w:rPr>
               <w:rStyle w:val="Hyperlink"/>
@@ -1582,7 +1600,14 @@
           <w:color w:val="0000FF"/>
           <w:sz w:val="24"/>
         </w:rPr>
-        <w:t>we</w:t>
+        <w:hyperlink r:id="rId17" w:history="1">
+          <w:r>
+            <w:rPr>
+              <w:rStyle w:val="Hyperlink"/>
+            </w:rPr>
+            <w:t>we</w:t>
+          </w:r>
+        </w:hyperlink>
       </w:r>
       <w:r>
         <w:rPr>
@@ -4519,7 +4544,7 @@
           <w:sz w:val="24"/>
           <w:u w:val="single"/>
         </w:rPr>
-        <w:hyperlink r:id="rId24" w:history="1">
+        <w:hyperlink r:id="rId22" w:history="1">
           <w:r>
             <w:rPr>
               <w:rStyle w:val="Hyperlink"/>
@@ -4537,7 +4562,7 @@
           <w:sz w:val="24"/>
           <w:u w:val="single"/>
         </w:rPr>
-        <w:hyperlink r:id="rId24" w:history="1">
+        <w:hyperlink r:id="rId22" w:history="1">
           <w:r>
             <w:rPr>
               <w:rStyle w:val="Hyperlink"/>
@@ -4655,7 +4680,7 @@
           <w:sz w:val="24"/>
           <w:u w:val="single"/>
         </w:rPr>
-        <w:hyperlink r:id="rId25" w:history="1">
+        <w:hyperlink r:id="rId24" w:history="1">
           <w:r>
             <w:rPr>
               <w:rStyle w:val="Hyperlink"/>
@@ -4673,7 +4698,7 @@
           <w:sz w:val="24"/>
           <w:u w:val="single"/>
         </w:rPr>
-        <w:hyperlink r:id="rId25" w:history="1">
+        <w:hyperlink r:id="rId24" w:history="1">
           <w:r>
             <w:rPr>
               <w:rStyle w:val="Hyperlink"/>
@@ -4691,7 +4716,7 @@
           <w:sz w:val="24"/>
           <w:u w:val="single"/>
         </w:rPr>
-        <w:hyperlink r:id="rId25" w:history="1">
+        <w:hyperlink r:id="rId24" w:history="1">
           <w:r>
             <w:rPr>
               <w:rStyle w:val="Hyperlink"/>
@@ -4709,7 +4734,7 @@
           <w:sz w:val="24"/>
           <w:u w:val="single"/>
         </w:rPr>
-        <w:hyperlink r:id="rId25" w:history="1">
+        <w:hyperlink r:id="rId24" w:history="1">
           <w:r>
             <w:rPr>
               <w:rStyle w:val="Hyperlink"/>
@@ -4727,7 +4752,7 @@
           <w:sz w:val="24"/>
           <w:u w:val="single"/>
         </w:rPr>
-        <w:hyperlink r:id="rId25" w:history="1">
+        <w:hyperlink r:id="rId24" w:history="1">
           <w:r>
             <w:rPr>
               <w:rStyle w:val="Hyperlink"/>
@@ -4745,7 +4770,7 @@
           <w:sz w:val="24"/>
           <w:u w:val="single"/>
         </w:rPr>
-        <w:hyperlink r:id="rId25" w:history="1">
+        <w:hyperlink r:id="rId24" w:history="1">
           <w:r>
             <w:rPr>
               <w:rStyle w:val="Hyperlink"/>
@@ -4763,7 +4788,7 @@
           <w:sz w:val="24"/>
           <w:u w:val="single"/>
         </w:rPr>
-        <w:hyperlink r:id="rId25" w:history="1">
+        <w:hyperlink r:id="rId24" w:history="1">
           <w:r>
             <w:rPr>
               <w:rStyle w:val="Hyperlink"/>
@@ -4791,7 +4816,7 @@
           <w:sz w:val="24"/>
           <w:u w:val="single"/>
         </w:rPr>
-        <w:hyperlink r:id="rId26" w:history="1">
+        <w:hyperlink r:id="rId25" w:history="1">
           <w:r>
             <w:rPr>
               <w:rStyle w:val="Hyperlink"/>
@@ -4820,7 +4845,7 @@
           <w:sz w:val="24"/>
           <w:u w:val="single"/>
         </w:rPr>
-        <w:hyperlink r:id="rId26" w:history="1">
+        <w:hyperlink r:id="rId25" w:history="1">
           <w:r>
             <w:rPr>
               <w:rStyle w:val="Hyperlink"/>

--- a/EXPORTS/DOCX/published/niveau3/Dutch/KITLV.docx
+++ b/EXPORTS/DOCX/published/niveau3/Dutch/KITLV.docx
@@ -1401,16 +1401,8 @@
           <w:i w:val="0"/>
           <w:color w:val="0000FF"/>
           <w:sz w:val="24"/>
-          <w:u w:val="single"/>
-        </w:rPr>
-        <w:hyperlink r:id="rId14" w:history="1">
-          <w:r>
-            <w:rPr>
-              <w:rStyle w:val="Hyperlink"/>
-            </w:rPr>
-            <w:t>Europ</w:t>
-          </w:r>
-        </w:hyperlink>
+        </w:rPr>
+        <w:t>Europ</w:t>
       </w:r>
       <w:r>
         <w:rPr>
@@ -1599,15 +1591,9 @@
           <w:i w:val="0"/>
           <w:color w:val="0000FF"/>
           <w:sz w:val="24"/>
-        </w:rPr>
-        <w:hyperlink r:id="rId17" w:history="1">
-          <w:r>
-            <w:rPr>
-              <w:rStyle w:val="Hyperlink"/>
-            </w:rPr>
-            <w:t>we</w:t>
-          </w:r>
-        </w:hyperlink>
+          <w:u w:val="single"/>
+        </w:rPr>
+        <w:t>we</w:t>
       </w:r>
       <w:r>
         <w:rPr>
@@ -1899,7 +1885,7 @@
           <w:sz w:val="24"/>
           <w:u w:val="single"/>
         </w:rPr>
-        <w:hyperlink r:id="rId18" w:history="1">
+        <w:hyperlink r:id="rId19" w:history="1">
           <w:r>
             <w:rPr>
               <w:rStyle w:val="Hyperlink"/>
@@ -1993,7 +1979,7 @@
           <w:sz w:val="24"/>
           <w:u w:val="single"/>
         </w:rPr>
-        <w:hyperlink r:id="rId19" w:history="1">
+        <w:hyperlink r:id="rId18" w:history="1">
           <w:r>
             <w:rPr>
               <w:rStyle w:val="Hyperlink"/>
@@ -2057,7 +2043,7 @@
           <w:sz w:val="24"/>
           <w:u w:val="single"/>
         </w:rPr>
-        <w:hyperlink r:id="rId20" w:history="1">
+        <w:hyperlink r:id="rId19" w:history="1">
           <w:r>
             <w:rPr>
               <w:rStyle w:val="Hyperlink"/>
@@ -2086,7 +2072,7 @@
           <w:sz w:val="24"/>
           <w:u w:val="single"/>
         </w:rPr>
-        <w:hyperlink r:id="rId20" w:history="1">
+        <w:hyperlink r:id="rId19" w:history="1">
           <w:r>
             <w:rPr>
               <w:rStyle w:val="Hyperlink"/>
@@ -2104,7 +2090,7 @@
           <w:sz w:val="24"/>
           <w:u w:val="single"/>
         </w:rPr>
-        <w:hyperlink r:id="rId20" w:history="1">
+        <w:hyperlink r:id="rId19" w:history="1">
           <w:r>
             <w:rPr>
               <w:rStyle w:val="Hyperlink"/>
@@ -4461,7 +4447,7 @@
           <w:sz w:val="24"/>
           <w:u w:val="single"/>
         </w:rPr>
-        <w:hyperlink r:id="rId22" w:history="1">
+        <w:hyperlink r:id="rId23" w:history="1">
           <w:r>
             <w:rPr>
               <w:rStyle w:val="Hyperlink"/>
@@ -4479,7 +4465,7 @@
           <w:sz w:val="24"/>
           <w:u w:val="single"/>
         </w:rPr>
-        <w:hyperlink r:id="rId22" w:history="1">
+        <w:hyperlink r:id="rId23" w:history="1">
           <w:r>
             <w:rPr>
               <w:rStyle w:val="Hyperlink"/>
@@ -4490,21 +4476,13 @@
       </w:r>
       <w:r>
         <w:rPr>
-          <w:u w:val="single" w:color="0000ff"/>
           <w:rFonts w:ascii="Charis SIL Regular" w:hAnsi="Charis SIL Regular" w:eastAsia="Charis SIL Regular"/>
           <w:b w:val="0"/>
           <w:i w:val="0"/>
           <w:color w:val="000000"/>
           <w:sz w:val="24"/>
         </w:rPr>
-        <w:hyperlink r:id="rId22" w:history="1">
-          <w:r>
-            <w:rPr>
-              <w:rStyle w:val="Hyperlink"/>
-            </w:rPr>
-            <w:t xml:space="preserve">, </w:t>
-          </w:r>
-        </w:hyperlink>
+        <w:t xml:space="preserve">, </w:t>
       </w:r>
       <w:r>
         <w:rPr>
@@ -4515,7 +4493,7 @@
           <w:sz w:val="24"/>
           <w:u w:val="single"/>
         </w:rPr>
-        <w:hyperlink r:id="rId22" w:history="1">
+        <w:hyperlink r:id="rId24" w:history="1">
           <w:r>
             <w:rPr>
               <w:rStyle w:val="Hyperlink"/>
@@ -4544,7 +4522,7 @@
           <w:sz w:val="24"/>
           <w:u w:val="single"/>
         </w:rPr>
-        <w:hyperlink r:id="rId22" w:history="1">
+        <w:hyperlink r:id="rId24" w:history="1">
           <w:r>
             <w:rPr>
               <w:rStyle w:val="Hyperlink"/>
@@ -4562,7 +4540,7 @@
           <w:sz w:val="24"/>
           <w:u w:val="single"/>
         </w:rPr>
-        <w:hyperlink r:id="rId22" w:history="1">
+        <w:hyperlink r:id="rId24" w:history="1">
           <w:r>
             <w:rPr>
               <w:rStyle w:val="Hyperlink"/>
@@ -4680,7 +4658,7 @@
           <w:sz w:val="24"/>
           <w:u w:val="single"/>
         </w:rPr>
-        <w:hyperlink r:id="rId24" w:history="1">
+        <w:hyperlink r:id="rId25" w:history="1">
           <w:r>
             <w:rPr>
               <w:rStyle w:val="Hyperlink"/>
@@ -4698,7 +4676,7 @@
           <w:sz w:val="24"/>
           <w:u w:val="single"/>
         </w:rPr>
-        <w:hyperlink r:id="rId24" w:history="1">
+        <w:hyperlink r:id="rId25" w:history="1">
           <w:r>
             <w:rPr>
               <w:rStyle w:val="Hyperlink"/>
@@ -4716,7 +4694,7 @@
           <w:sz w:val="24"/>
           <w:u w:val="single"/>
         </w:rPr>
-        <w:hyperlink r:id="rId24" w:history="1">
+        <w:hyperlink r:id="rId25" w:history="1">
           <w:r>
             <w:rPr>
               <w:rStyle w:val="Hyperlink"/>
@@ -4734,7 +4712,7 @@
           <w:sz w:val="24"/>
           <w:u w:val="single"/>
         </w:rPr>
-        <w:hyperlink r:id="rId24" w:history="1">
+        <w:hyperlink r:id="rId25" w:history="1">
           <w:r>
             <w:rPr>
               <w:rStyle w:val="Hyperlink"/>
@@ -4752,7 +4730,7 @@
           <w:sz w:val="24"/>
           <w:u w:val="single"/>
         </w:rPr>
-        <w:hyperlink r:id="rId24" w:history="1">
+        <w:hyperlink r:id="rId25" w:history="1">
           <w:r>
             <w:rPr>
               <w:rStyle w:val="Hyperlink"/>
@@ -4770,7 +4748,7 @@
           <w:sz w:val="24"/>
           <w:u w:val="single"/>
         </w:rPr>
-        <w:hyperlink r:id="rId24" w:history="1">
+        <w:hyperlink r:id="rId25" w:history="1">
           <w:r>
             <w:rPr>
               <w:rStyle w:val="Hyperlink"/>
@@ -4788,7 +4766,7 @@
           <w:sz w:val="24"/>
           <w:u w:val="single"/>
         </w:rPr>
-        <w:hyperlink r:id="rId24" w:history="1">
+        <w:hyperlink r:id="rId25" w:history="1">
           <w:r>
             <w:rPr>
               <w:rStyle w:val="Hyperlink"/>
@@ -4816,7 +4794,7 @@
           <w:sz w:val="24"/>
           <w:u w:val="single"/>
         </w:rPr>
-        <w:hyperlink r:id="rId25" w:history="1">
+        <w:hyperlink r:id="rId26" w:history="1">
           <w:r>
             <w:rPr>
               <w:rStyle w:val="Hyperlink"/>
@@ -4845,7 +4823,7 @@
           <w:sz w:val="24"/>
           <w:u w:val="single"/>
         </w:rPr>
-        <w:hyperlink r:id="rId25" w:history="1">
+        <w:hyperlink r:id="rId26" w:history="1">
           <w:r>
             <w:rPr>
               <w:rStyle w:val="Hyperlink"/>

--- a/EXPORTS/DOCX/published/niveau3/Dutch/KITLV.docx
+++ b/EXPORTS/DOCX/published/niveau3/Dutch/KITLV.docx
@@ -1392,7 +1392,35 @@
           <w:color w:val="000000"/>
           <w:sz w:val="24"/>
         </w:rPr>
-        <w:t xml:space="preserve">UBL vindbaar zijn met het kenmerk 'D Or', en </w:t>
+        <w:t>UBL vindbaar zijn met het kenmerk 'D Or</w:t>
+      </w:r>
+      <w:r>
+        <w:rPr>
+          <w:u w:val="single" w:color="0000ff"/>
+          <w:rFonts w:ascii="Charis SIL Regular" w:hAnsi="Charis SIL Regular" w:eastAsia="Charis SIL Regular"/>
+          <w:b w:val="0"/>
+          <w:i w:val="0"/>
+          <w:color w:val="000000"/>
+          <w:sz w:val="24"/>
+        </w:rPr>
+        <w:t>'</w:t>
+      </w:r>
+      <w:r>
+        <w:rPr>
+          <w:rFonts w:ascii="Charis SIL Regular" w:hAnsi="Charis SIL Regular" w:eastAsia="Charis SIL Regular"/>
+          <w:b w:val="0"/>
+          <w:i w:val="0"/>
+          <w:color w:val="000000"/>
+          <w:sz w:val="24"/>
+        </w:rPr>
+        <w:hyperlink r:id="rId14" w:history="1">
+          <w:r>
+            <w:rPr>
+              <w:rStyle w:val="Hyperlink"/>
+            </w:rPr>
+            <w:t xml:space="preserve">, en </w:t>
+          </w:r>
+        </w:hyperlink>
       </w:r>
       <w:r>
         <w:rPr>
@@ -1401,8 +1429,16 @@
           <w:i w:val="0"/>
           <w:color w:val="0000FF"/>
           <w:sz w:val="24"/>
-        </w:rPr>
-        <w:t>Europ</w:t>
+          <w:u w:val="single"/>
+        </w:rPr>
+        <w:hyperlink r:id="rId14" w:history="1">
+          <w:r>
+            <w:rPr>
+              <w:rStyle w:val="Hyperlink"/>
+            </w:rPr>
+            <w:t>Europ</w:t>
+          </w:r>
+        </w:hyperlink>
       </w:r>
       <w:r>
         <w:rPr>
@@ -1593,7 +1629,14 @@
           <w:sz w:val="24"/>
           <w:u w:val="single"/>
         </w:rPr>
-        <w:t>we</w:t>
+        <w:hyperlink r:id="rId17" w:history="1">
+          <w:r>
+            <w:rPr>
+              <w:rStyle w:val="Hyperlink"/>
+            </w:rPr>
+            <w:t>we</w:t>
+          </w:r>
+        </w:hyperlink>
       </w:r>
       <w:r>
         <w:rPr>
@@ -1950,7 +1993,7 @@
           <w:sz w:val="24"/>
           <w:u w:val="single"/>
         </w:rPr>
-        <w:hyperlink r:id="rId19" w:history="1">
+        <w:hyperlink r:id="rId18" w:history="1">
           <w:r>
             <w:rPr>
               <w:rStyle w:val="Hyperlink"/>
@@ -2007,32 +2050,7 @@
           <w:sz w:val="24"/>
           <w:u w:val="single"/>
         </w:rPr>
-        <w:hyperlink r:id="rId20" w:history="1">
-          <w:r>
-            <w:rPr>
-              <w:rStyle w:val="Hyperlink"/>
-            </w:rPr>
-            <w:t>Zuidoost-</w:t>
-          </w:r>
-        </w:hyperlink>
-      </w:r>
-      <w:r>
-        <w:rPr>
-          <w:rFonts w:ascii="Charis SIL Regular" w:hAnsi="Charis SIL Regular" w:eastAsia="Charis SIL Regular"/>
-          <w:b w:val="0"/>
-          <w:i w:val="0"/>
-          <w:color w:val="0000FF"/>
-          <w:sz w:val="24"/>
-          <w:u w:val="single"/>
-        </w:rPr>
-        <w:hyperlink r:id="rId20" w:history="1">
-          <w:r>
-            <w:rPr>
-              <w:rStyle w:val="Hyperlink"/>
-            </w:rPr>
-            <w:t>Aziatisch</w:t>
-          </w:r>
-        </w:hyperlink>
+        <w:t>Zuidoost-Aziatisch</w:t>
       </w:r>
       <w:r>
         <w:rPr>
@@ -2072,7 +2090,7 @@
           <w:sz w:val="24"/>
           <w:u w:val="single"/>
         </w:rPr>
-        <w:hyperlink r:id="rId19" w:history="1">
+        <w:hyperlink r:id="rId20" w:history="1">
           <w:r>
             <w:rPr>
               <w:rStyle w:val="Hyperlink"/>
@@ -2090,7 +2108,7 @@
           <w:sz w:val="24"/>
           <w:u w:val="single"/>
         </w:rPr>
-        <w:hyperlink r:id="rId19" w:history="1">
+        <w:hyperlink r:id="rId20" w:history="1">
           <w:r>
             <w:rPr>
               <w:rStyle w:val="Hyperlink"/>
@@ -4447,7 +4465,7 @@
           <w:sz w:val="24"/>
           <w:u w:val="single"/>
         </w:rPr>
-        <w:hyperlink r:id="rId23" w:history="1">
+        <w:hyperlink r:id="rId22" w:history="1">
           <w:r>
             <w:rPr>
               <w:rStyle w:val="Hyperlink"/>
@@ -4465,7 +4483,7 @@
           <w:sz w:val="24"/>
           <w:u w:val="single"/>
         </w:rPr>
-        <w:hyperlink r:id="rId23" w:history="1">
+        <w:hyperlink r:id="rId22" w:history="1">
           <w:r>
             <w:rPr>
               <w:rStyle w:val="Hyperlink"/>
@@ -4476,13 +4494,21 @@
       </w:r>
       <w:r>
         <w:rPr>
+          <w:u w:val="single" w:color="0000ff"/>
           <w:rFonts w:ascii="Charis SIL Regular" w:hAnsi="Charis SIL Regular" w:eastAsia="Charis SIL Regular"/>
           <w:b w:val="0"/>
           <w:i w:val="0"/>
           <w:color w:val="000000"/>
           <w:sz w:val="24"/>
         </w:rPr>
-        <w:t xml:space="preserve">, </w:t>
+        <w:hyperlink r:id="rId22" w:history="1">
+          <w:r>
+            <w:rPr>
+              <w:rStyle w:val="Hyperlink"/>
+            </w:rPr>
+            <w:t xml:space="preserve">, </w:t>
+          </w:r>
+        </w:hyperlink>
       </w:r>
       <w:r>
         <w:rPr>
@@ -4493,7 +4519,7 @@
           <w:sz w:val="24"/>
           <w:u w:val="single"/>
         </w:rPr>
-        <w:hyperlink r:id="rId24" w:history="1">
+        <w:hyperlink r:id="rId22" w:history="1">
           <w:r>
             <w:rPr>
               <w:rStyle w:val="Hyperlink"/>

--- a/EXPORTS/DOCX/published/niveau3/Dutch/KITLV.docx
+++ b/EXPORTS/DOCX/published/niveau3/Dutch/KITLV.docx
@@ -1392,35 +1392,7 @@
           <w:color w:val="000000"/>
           <w:sz w:val="24"/>
         </w:rPr>
-        <w:t>UBL vindbaar zijn met het kenmerk 'D Or</w:t>
-      </w:r>
-      <w:r>
-        <w:rPr>
-          <w:u w:val="single" w:color="0000ff"/>
-          <w:rFonts w:ascii="Charis SIL Regular" w:hAnsi="Charis SIL Regular" w:eastAsia="Charis SIL Regular"/>
-          <w:b w:val="0"/>
-          <w:i w:val="0"/>
-          <w:color w:val="000000"/>
-          <w:sz w:val="24"/>
-        </w:rPr>
-        <w:t>'</w:t>
-      </w:r>
-      <w:r>
-        <w:rPr>
-          <w:rFonts w:ascii="Charis SIL Regular" w:hAnsi="Charis SIL Regular" w:eastAsia="Charis SIL Regular"/>
-          <w:b w:val="0"/>
-          <w:i w:val="0"/>
-          <w:color w:val="000000"/>
-          <w:sz w:val="24"/>
-        </w:rPr>
-        <w:hyperlink r:id="rId14" w:history="1">
-          <w:r>
-            <w:rPr>
-              <w:rStyle w:val="Hyperlink"/>
-            </w:rPr>
-            <w:t xml:space="preserve">, en </w:t>
-          </w:r>
-        </w:hyperlink>
+        <w:t xml:space="preserve">UBL vindbaar zijn met het kenmerk 'D Or', en </w:t>
       </w:r>
       <w:r>
         <w:rPr>
@@ -1431,7 +1403,7 @@
           <w:sz w:val="24"/>
           <w:u w:val="single"/>
         </w:rPr>
-        <w:hyperlink r:id="rId14" w:history="1">
+        <w:hyperlink r:id="rId15" w:history="1">
           <w:r>
             <w:rPr>
               <w:rStyle w:val="Hyperlink"/>
@@ -1629,14 +1601,7 @@
           <w:sz w:val="24"/>
           <w:u w:val="single"/>
         </w:rPr>
-        <w:hyperlink r:id="rId17" w:history="1">
-          <w:r>
-            <w:rPr>
-              <w:rStyle w:val="Hyperlink"/>
-            </w:rPr>
-            <w:t>we</w:t>
-          </w:r>
-        </w:hyperlink>
+        <w:t>we</w:t>
       </w:r>
       <w:r>
         <w:rPr>
@@ -1879,128 +1844,8 @@
           <w:i w:val="0"/>
           <w:color w:val="0000FF"/>
           <w:sz w:val="24"/>
-          <w:u w:val="single"/>
-        </w:rPr>
-        <w:hyperlink r:id="rId19" w:history="1">
-          <w:r>
-            <w:rPr>
-              <w:rStyle w:val="Hyperlink"/>
-            </w:rPr>
-            <w:t>Stichting</w:t>
-          </w:r>
-        </w:hyperlink>
-      </w:r>
-      <w:r>
-        <w:rPr>
-          <w:rFonts w:ascii="Charis SIL Regular" w:hAnsi="Charis SIL Regular" w:eastAsia="Charis SIL Regular"/>
-          <w:b w:val="0"/>
-          <w:i w:val="0"/>
-          <w:color w:val="0000FF"/>
-          <w:sz w:val="24"/>
-          <w:u w:val="single"/>
-        </w:rPr>
-        <w:t xml:space="preserve"> </w:t>
-      </w:r>
-      <w:r>
-        <w:rPr>
-          <w:rFonts w:ascii="Charis SIL Regular" w:hAnsi="Charis SIL Regular" w:eastAsia="Charis SIL Regular"/>
-          <w:b w:val="0"/>
-          <w:i w:val="0"/>
-          <w:color w:val="0000FF"/>
-          <w:sz w:val="24"/>
-          <w:u w:val="single"/>
-        </w:rPr>
-        <w:hyperlink r:id="rId19" w:history="1">
-          <w:r>
-            <w:rPr>
-              <w:rStyle w:val="Hyperlink"/>
-            </w:rPr>
-            <w:t>Mondeli</w:t>
-          </w:r>
-        </w:hyperlink>
-      </w:r>
-      <w:r>
-        <w:rPr>
-          <w:rFonts w:ascii="Charis SIL Regular" w:hAnsi="Charis SIL Regular" w:eastAsia="Charis SIL Regular"/>
-          <w:b w:val="0"/>
-          <w:i w:val="0"/>
-          <w:color w:val="0000FF"/>
-          <w:sz w:val="24"/>
-          <w:u w:val="single"/>
-        </w:rPr>
-        <w:hyperlink r:id="rId19" w:history="1">
-          <w:r>
-            <w:rPr>
-              <w:rStyle w:val="Hyperlink"/>
-            </w:rPr>
-            <w:t>nge</w:t>
-          </w:r>
-        </w:hyperlink>
-      </w:r>
-      <w:r>
-        <w:rPr>
-          <w:rFonts w:ascii="Charis SIL Regular" w:hAnsi="Charis SIL Regular" w:eastAsia="Charis SIL Regular"/>
-          <w:b w:val="0"/>
-          <w:i w:val="0"/>
-          <w:color w:val="0000FF"/>
-          <w:sz w:val="24"/>
-          <w:u w:val="single"/>
-        </w:rPr>
-        <w:t xml:space="preserve"> </w:t>
-      </w:r>
-      <w:r>
-        <w:rPr>
-          <w:rFonts w:ascii="Charis SIL Regular" w:hAnsi="Charis SIL Regular" w:eastAsia="Charis SIL Regular"/>
-          <w:b w:val="0"/>
-          <w:i w:val="0"/>
-          <w:color w:val="0000FF"/>
-          <w:sz w:val="24"/>
-          <w:u w:val="single"/>
-        </w:rPr>
-        <w:hyperlink r:id="rId19" w:history="1">
-          <w:r>
-            <w:rPr>
-              <w:rStyle w:val="Hyperlink"/>
-            </w:rPr>
-            <w:t>Geschied</w:t>
-          </w:r>
-        </w:hyperlink>
-      </w:r>
-      <w:r>
-        <w:rPr>
-          <w:rFonts w:ascii="Charis SIL Regular" w:hAnsi="Charis SIL Regular" w:eastAsia="Charis SIL Regular"/>
-          <w:b w:val="0"/>
-          <w:i w:val="0"/>
-          <w:color w:val="0000FF"/>
-          <w:sz w:val="24"/>
-          <w:u w:val="single"/>
-        </w:rPr>
-        <w:hyperlink r:id="rId19" w:history="1">
-          <w:r>
-            <w:rPr>
-              <w:rStyle w:val="Hyperlink"/>
-            </w:rPr>
-            <w:t>e</w:t>
-          </w:r>
-        </w:hyperlink>
-      </w:r>
-      <w:r>
-        <w:rPr>
-          <w:rFonts w:ascii="Charis SIL Regular" w:hAnsi="Charis SIL Regular" w:eastAsia="Charis SIL Regular"/>
-          <w:b w:val="0"/>
-          <w:i w:val="0"/>
-          <w:color w:val="0000FF"/>
-          <w:sz w:val="24"/>
-          <w:u w:val="single"/>
-        </w:rPr>
-        <w:hyperlink r:id="rId18" w:history="1">
-          <w:r>
-            <w:rPr>
-              <w:rStyle w:val="Hyperlink"/>
-            </w:rPr>
-            <w:t>nis</w:t>
-          </w:r>
-        </w:hyperlink>
+        </w:rPr>
+        <w:t>Stichting Mondelinge Geschiedenis</w:t>
       </w:r>
       <w:r>
         <w:rPr>
@@ -2050,7 +1895,14 @@
           <w:sz w:val="24"/>
           <w:u w:val="single"/>
         </w:rPr>
-        <w:t>Zuidoost-Aziatisch</w:t>
+        <w:hyperlink r:id="rId19" w:history="1">
+          <w:r>
+            <w:rPr>
+              <w:rStyle w:val="Hyperlink"/>
+            </w:rPr>
+            <w:t>Zuidoost-</w:t>
+          </w:r>
+        </w:hyperlink>
       </w:r>
       <w:r>
         <w:rPr>
@@ -2062,6 +1914,24 @@
           <w:u w:val="single"/>
         </w:rPr>
         <w:hyperlink r:id="rId19" w:history="1">
+          <w:r>
+            <w:rPr>
+              <w:rStyle w:val="Hyperlink"/>
+            </w:rPr>
+            <w:t>Aziatisch</w:t>
+          </w:r>
+        </w:hyperlink>
+      </w:r>
+      <w:r>
+        <w:rPr>
+          <w:rFonts w:ascii="Charis SIL Regular" w:hAnsi="Charis SIL Regular" w:eastAsia="Charis SIL Regular"/>
+          <w:b w:val="0"/>
+          <w:i w:val="0"/>
+          <w:color w:val="0000FF"/>
+          <w:sz w:val="24"/>
+          <w:u w:val="single"/>
+        </w:rPr>
+        <w:hyperlink r:id="rId20" w:history="1">
           <w:r>
             <w:rPr>
               <w:rStyle w:val="Hyperlink"/>
@@ -2126,7 +1996,7 @@
           <w:color w:val="000000"/>
           <w:sz w:val="24"/>
         </w:rPr>
-        <w:hyperlink r:id="rId19" w:history="1">
+        <w:hyperlink r:id="rId20" w:history="1">
           <w:r>
             <w:rPr>
               <w:rStyle w:val="Hyperlink"/>
@@ -2144,7 +2014,7 @@
           <w:color w:val="000000"/>
           <w:sz w:val="24"/>
         </w:rPr>
-        <w:hyperlink r:id="rId19" w:history="1">
+        <w:hyperlink r:id="rId20" w:history="1">
           <w:r>
             <w:rPr>
               <w:rStyle w:val="Hyperlink"/>
@@ -2162,7 +2032,7 @@
           <w:color w:val="000000"/>
           <w:sz w:val="24"/>
         </w:rPr>
-        <w:hyperlink r:id="rId19" w:history="1">
+        <w:hyperlink r:id="rId20" w:history="1">
           <w:r>
             <w:rPr>
               <w:rStyle w:val="Hyperlink"/>
@@ -2180,7 +2050,7 @@
           <w:color w:val="000000"/>
           <w:sz w:val="24"/>
         </w:rPr>
-        <w:hyperlink r:id="rId19" w:history="1">
+        <w:hyperlink r:id="rId20" w:history="1">
           <w:r>
             <w:rPr>
               <w:rStyle w:val="Hyperlink"/>
@@ -2198,7 +2068,7 @@
           <w:color w:val="000000"/>
           <w:sz w:val="24"/>
         </w:rPr>
-        <w:hyperlink r:id="rId19" w:history="1">
+        <w:hyperlink r:id="rId20" w:history="1">
           <w:r>
             <w:rPr>
               <w:rStyle w:val="Hyperlink"/>
@@ -3997,7 +3867,7 @@
           <w:sz w:val="24"/>
           <w:u w:val="single"/>
         </w:rPr>
-        <w:hyperlink r:id="rId19" w:history="1">
+        <w:hyperlink r:id="rId20" w:history="1">
           <w:r>
             <w:rPr>
               <w:rStyle w:val="Hyperlink"/>
@@ -4015,7 +3885,7 @@
           <w:sz w:val="24"/>
           <w:u w:val="single"/>
         </w:rPr>
-        <w:hyperlink r:id="rId19" w:history="1">
+        <w:hyperlink r:id="rId20" w:history="1">
           <w:r>
             <w:rPr>
               <w:rStyle w:val="Hyperlink"/>
@@ -4033,7 +3903,7 @@
           <w:sz w:val="24"/>
           <w:u w:val="single"/>
         </w:rPr>
-        <w:hyperlink r:id="rId19" w:history="1">
+        <w:hyperlink r:id="rId20" w:history="1">
           <w:r>
             <w:rPr>
               <w:rStyle w:val="Hyperlink"/>
@@ -4051,7 +3921,7 @@
           <w:sz w:val="24"/>
           <w:u w:val="single"/>
         </w:rPr>
-        <w:hyperlink r:id="rId19" w:history="1">
+        <w:hyperlink r:id="rId20" w:history="1">
           <w:r>
             <w:rPr>
               <w:rStyle w:val="Hyperlink"/>
@@ -4069,7 +3939,7 @@
           <w:sz w:val="24"/>
           <w:u w:val="single"/>
         </w:rPr>
-        <w:hyperlink r:id="rId19" w:history="1">
+        <w:hyperlink r:id="rId20" w:history="1">
           <w:r>
             <w:rPr>
               <w:rStyle w:val="Hyperlink"/>
@@ -4168,7 +4038,7 @@
           <w:sz w:val="24"/>
           <w:u w:val="single"/>
         </w:rPr>
-        <w:hyperlink r:id="rId20" w:history="1">
+        <w:hyperlink r:id="rId19" w:history="1">
           <w:r>
             <w:rPr>
               <w:rStyle w:val="Hyperlink"/>
@@ -4186,7 +4056,7 @@
           <w:sz w:val="24"/>
           <w:u w:val="single"/>
         </w:rPr>
-        <w:hyperlink r:id="rId20" w:history="1">
+        <w:hyperlink r:id="rId19" w:history="1">
           <w:r>
             <w:rPr>
               <w:rStyle w:val="Hyperlink"/>
@@ -4204,7 +4074,7 @@
           <w:sz w:val="24"/>
           <w:u w:val="single"/>
         </w:rPr>
-        <w:hyperlink r:id="rId20" w:history="1">
+        <w:hyperlink r:id="rId19" w:history="1">
           <w:r>
             <w:rPr>
               <w:rStyle w:val="Hyperlink"/>
@@ -4465,7 +4335,7 @@
           <w:sz w:val="24"/>
           <w:u w:val="single"/>
         </w:rPr>
-        <w:hyperlink r:id="rId22" w:history="1">
+        <w:hyperlink r:id="rId23" w:history="1">
           <w:r>
             <w:rPr>
               <w:rStyle w:val="Hyperlink"/>
@@ -4483,7 +4353,7 @@
           <w:sz w:val="24"/>
           <w:u w:val="single"/>
         </w:rPr>
-        <w:hyperlink r:id="rId22" w:history="1">
+        <w:hyperlink r:id="rId23" w:history="1">
           <w:r>
             <w:rPr>
               <w:rStyle w:val="Hyperlink"/>
@@ -4494,21 +4364,13 @@
       </w:r>
       <w:r>
         <w:rPr>
-          <w:u w:val="single" w:color="0000ff"/>
           <w:rFonts w:ascii="Charis SIL Regular" w:hAnsi="Charis SIL Regular" w:eastAsia="Charis SIL Regular"/>
           <w:b w:val="0"/>
           <w:i w:val="0"/>
           <w:color w:val="000000"/>
           <w:sz w:val="24"/>
         </w:rPr>
-        <w:hyperlink r:id="rId22" w:history="1">
-          <w:r>
-            <w:rPr>
-              <w:rStyle w:val="Hyperlink"/>
-            </w:rPr>
-            <w:t xml:space="preserve">, </w:t>
-          </w:r>
-        </w:hyperlink>
+        <w:t xml:space="preserve">, </w:t>
       </w:r>
       <w:r>
         <w:rPr>
@@ -4519,7 +4381,7 @@
           <w:sz w:val="24"/>
           <w:u w:val="single"/>
         </w:rPr>
-        <w:hyperlink r:id="rId22" w:history="1">
+        <w:hyperlink r:id="rId24" w:history="1">
           <w:r>
             <w:rPr>
               <w:rStyle w:val="Hyperlink"/>

--- a/EXPORTS/DOCX/published/niveau3/Dutch/KITLV.docx
+++ b/EXPORTS/DOCX/published/niveau3/Dutch/KITLV.docx
@@ -1403,7 +1403,7 @@
           <w:sz w:val="24"/>
           <w:u w:val="single"/>
         </w:rPr>
-        <w:hyperlink r:id="rId15" w:history="1">
+        <w:hyperlink r:id="rId14" w:history="1">
           <w:r>
             <w:rPr>
               <w:rStyle w:val="Hyperlink"/>
@@ -1450,7 +1450,7 @@
           <w:sz w:val="24"/>
           <w:u w:val="single"/>
         </w:rPr>
-        <w:hyperlink r:id="rId14" w:history="1">
+        <w:hyperlink r:id="rId15" w:history="1">
           <w:r>
             <w:rPr>
               <w:rStyle w:val="Hyperlink"/>
@@ -1599,7 +1599,6 @@
           <w:i w:val="0"/>
           <w:color w:val="0000FF"/>
           <w:sz w:val="24"/>
-          <w:u w:val="single"/>
         </w:rPr>
         <w:t>we</w:t>
       </w:r>
@@ -1844,8 +1843,16 @@
           <w:i w:val="0"/>
           <w:color w:val="0000FF"/>
           <w:sz w:val="24"/>
-        </w:rPr>
-        <w:t>Stichting Mondelinge Geschiedenis</w:t>
+          <w:u w:val="single"/>
+        </w:rPr>
+        <w:hyperlink r:id="rId19" w:history="1">
+          <w:r>
+            <w:rPr>
+              <w:rStyle w:val="Hyperlink"/>
+            </w:rPr>
+            <w:t>Stichting</w:t>
+          </w:r>
+        </w:hyperlink>
       </w:r>
       <w:r>
         <w:rPr>
@@ -1867,7 +1874,119 @@
           <w:sz w:val="24"/>
           <w:u w:val="single"/>
         </w:rPr>
-        <w:hyperlink r:id="rId18" w:history="1">
+        <w:hyperlink r:id="rId19" w:history="1">
+          <w:r>
+            <w:rPr>
+              <w:rStyle w:val="Hyperlink"/>
+            </w:rPr>
+            <w:t>Mondeli</w:t>
+          </w:r>
+        </w:hyperlink>
+      </w:r>
+      <w:r>
+        <w:rPr>
+          <w:rFonts w:ascii="Charis SIL Regular" w:hAnsi="Charis SIL Regular" w:eastAsia="Charis SIL Regular"/>
+          <w:b w:val="0"/>
+          <w:i w:val="0"/>
+          <w:color w:val="0000FF"/>
+          <w:sz w:val="24"/>
+          <w:u w:val="single"/>
+        </w:rPr>
+        <w:hyperlink r:id="rId19" w:history="1">
+          <w:r>
+            <w:rPr>
+              <w:rStyle w:val="Hyperlink"/>
+            </w:rPr>
+            <w:t>nge</w:t>
+          </w:r>
+        </w:hyperlink>
+      </w:r>
+      <w:r>
+        <w:rPr>
+          <w:rFonts w:ascii="Charis SIL Regular" w:hAnsi="Charis SIL Regular" w:eastAsia="Charis SIL Regular"/>
+          <w:b w:val="0"/>
+          <w:i w:val="0"/>
+          <w:color w:val="0000FF"/>
+          <w:sz w:val="24"/>
+          <w:u w:val="single"/>
+        </w:rPr>
+        <w:t xml:space="preserve"> </w:t>
+      </w:r>
+      <w:r>
+        <w:rPr>
+          <w:rFonts w:ascii="Charis SIL Regular" w:hAnsi="Charis SIL Regular" w:eastAsia="Charis SIL Regular"/>
+          <w:b w:val="0"/>
+          <w:i w:val="0"/>
+          <w:color w:val="0000FF"/>
+          <w:sz w:val="24"/>
+          <w:u w:val="single"/>
+        </w:rPr>
+        <w:hyperlink r:id="rId19" w:history="1">
+          <w:r>
+            <w:rPr>
+              <w:rStyle w:val="Hyperlink"/>
+            </w:rPr>
+            <w:t>Geschied</w:t>
+          </w:r>
+        </w:hyperlink>
+      </w:r>
+      <w:r>
+        <w:rPr>
+          <w:rFonts w:ascii="Charis SIL Regular" w:hAnsi="Charis SIL Regular" w:eastAsia="Charis SIL Regular"/>
+          <w:b w:val="0"/>
+          <w:i w:val="0"/>
+          <w:color w:val="0000FF"/>
+          <w:sz w:val="24"/>
+          <w:u w:val="single"/>
+        </w:rPr>
+        <w:hyperlink r:id="rId19" w:history="1">
+          <w:r>
+            <w:rPr>
+              <w:rStyle w:val="Hyperlink"/>
+            </w:rPr>
+            <w:t>e</w:t>
+          </w:r>
+        </w:hyperlink>
+      </w:r>
+      <w:r>
+        <w:rPr>
+          <w:rFonts w:ascii="Charis SIL Regular" w:hAnsi="Charis SIL Regular" w:eastAsia="Charis SIL Regular"/>
+          <w:b w:val="0"/>
+          <w:i w:val="0"/>
+          <w:color w:val="0000FF"/>
+          <w:sz w:val="24"/>
+          <w:u w:val="single"/>
+        </w:rPr>
+        <w:hyperlink r:id="rId19" w:history="1">
+          <w:r>
+            <w:rPr>
+              <w:rStyle w:val="Hyperlink"/>
+            </w:rPr>
+            <w:t>nis</w:t>
+          </w:r>
+        </w:hyperlink>
+      </w:r>
+      <w:r>
+        <w:rPr>
+          <w:rFonts w:ascii="Charis SIL Regular" w:hAnsi="Charis SIL Regular" w:eastAsia="Charis SIL Regular"/>
+          <w:b w:val="0"/>
+          <w:i w:val="0"/>
+          <w:color w:val="0000FF"/>
+          <w:sz w:val="24"/>
+          <w:u w:val="single"/>
+        </w:rPr>
+        <w:t xml:space="preserve"> </w:t>
+      </w:r>
+      <w:r>
+        <w:rPr>
+          <w:rFonts w:ascii="Charis SIL Regular" w:hAnsi="Charis SIL Regular" w:eastAsia="Charis SIL Regular"/>
+          <w:b w:val="0"/>
+          <w:i w:val="0"/>
+          <w:color w:val="0000FF"/>
+          <w:sz w:val="24"/>
+          <w:u w:val="single"/>
+        </w:rPr>
+        <w:hyperlink r:id="rId19" w:history="1">
           <w:r>
             <w:rPr>
               <w:rStyle w:val="Hyperlink"/>
@@ -1893,16 +2012,8 @@
           <w:i w:val="0"/>
           <w:color w:val="0000FF"/>
           <w:sz w:val="24"/>
-          <w:u w:val="single"/>
-        </w:rPr>
-        <w:hyperlink r:id="rId19" w:history="1">
-          <w:r>
-            <w:rPr>
-              <w:rStyle w:val="Hyperlink"/>
-            </w:rPr>
-            <w:t>Zuidoost-</w:t>
-          </w:r>
-        </w:hyperlink>
+        </w:rPr>
+        <w:t>Zuidoost-Aziatische popmuz</w:t>
       </w:r>
       <w:r>
         <w:rPr>
@@ -1914,71 +2025,6 @@
           <w:u w:val="single"/>
         </w:rPr>
         <w:hyperlink r:id="rId19" w:history="1">
-          <w:r>
-            <w:rPr>
-              <w:rStyle w:val="Hyperlink"/>
-            </w:rPr>
-            <w:t>Aziatisch</w:t>
-          </w:r>
-        </w:hyperlink>
-      </w:r>
-      <w:r>
-        <w:rPr>
-          <w:rFonts w:ascii="Charis SIL Regular" w:hAnsi="Charis SIL Regular" w:eastAsia="Charis SIL Regular"/>
-          <w:b w:val="0"/>
-          <w:i w:val="0"/>
-          <w:color w:val="0000FF"/>
-          <w:sz w:val="24"/>
-          <w:u w:val="single"/>
-        </w:rPr>
-        <w:hyperlink r:id="rId20" w:history="1">
-          <w:r>
-            <w:rPr>
-              <w:rStyle w:val="Hyperlink"/>
-            </w:rPr>
-            <w:t>e</w:t>
-          </w:r>
-        </w:hyperlink>
-      </w:r>
-      <w:r>
-        <w:rPr>
-          <w:rFonts w:ascii="Charis SIL Regular" w:hAnsi="Charis SIL Regular" w:eastAsia="Charis SIL Regular"/>
-          <w:b w:val="0"/>
-          <w:i w:val="0"/>
-          <w:color w:val="0000FF"/>
-          <w:sz w:val="24"/>
-          <w:u w:val="single"/>
-        </w:rPr>
-        <w:t xml:space="preserve"> </w:t>
-      </w:r>
-      <w:r>
-        <w:rPr>
-          <w:rFonts w:ascii="Charis SIL Regular" w:hAnsi="Charis SIL Regular" w:eastAsia="Charis SIL Regular"/>
-          <w:b w:val="0"/>
-          <w:i w:val="0"/>
-          <w:color w:val="0000FF"/>
-          <w:sz w:val="24"/>
-          <w:u w:val="single"/>
-        </w:rPr>
-        <w:hyperlink r:id="rId20" w:history="1">
-          <w:r>
-            <w:rPr>
-              <w:rStyle w:val="Hyperlink"/>
-            </w:rPr>
-            <w:t>popmuz</w:t>
-          </w:r>
-        </w:hyperlink>
-      </w:r>
-      <w:r>
-        <w:rPr>
-          <w:rFonts w:ascii="Charis SIL Regular" w:hAnsi="Charis SIL Regular" w:eastAsia="Charis SIL Regular"/>
-          <w:b w:val="0"/>
-          <w:i w:val="0"/>
-          <w:color w:val="0000FF"/>
-          <w:sz w:val="24"/>
-          <w:u w:val="single"/>
-        </w:rPr>
-        <w:hyperlink r:id="rId20" w:history="1">
           <w:r>
             <w:rPr>
               <w:rStyle w:val="Hyperlink"/>
@@ -1996,7 +2042,7 @@
           <w:color w:val="000000"/>
           <w:sz w:val="24"/>
         </w:rPr>
-        <w:hyperlink r:id="rId20" w:history="1">
+        <w:hyperlink r:id="rId19" w:history="1">
           <w:r>
             <w:rPr>
               <w:rStyle w:val="Hyperlink"/>
@@ -2014,7 +2060,7 @@
           <w:color w:val="000000"/>
           <w:sz w:val="24"/>
         </w:rPr>
-        <w:hyperlink r:id="rId20" w:history="1">
+        <w:hyperlink r:id="rId19" w:history="1">
           <w:r>
             <w:rPr>
               <w:rStyle w:val="Hyperlink"/>
@@ -2032,7 +2078,7 @@
           <w:color w:val="000000"/>
           <w:sz w:val="24"/>
         </w:rPr>
-        <w:hyperlink r:id="rId20" w:history="1">
+        <w:hyperlink r:id="rId19" w:history="1">
           <w:r>
             <w:rPr>
               <w:rStyle w:val="Hyperlink"/>
@@ -2050,7 +2096,7 @@
           <w:color w:val="000000"/>
           <w:sz w:val="24"/>
         </w:rPr>
-        <w:hyperlink r:id="rId20" w:history="1">
+        <w:hyperlink r:id="rId19" w:history="1">
           <w:r>
             <w:rPr>
               <w:rStyle w:val="Hyperlink"/>
@@ -2068,7 +2114,7 @@
           <w:color w:val="000000"/>
           <w:sz w:val="24"/>
         </w:rPr>
-        <w:hyperlink r:id="rId20" w:history="1">
+        <w:hyperlink r:id="rId19" w:history="1">
           <w:r>
             <w:rPr>
               <w:rStyle w:val="Hyperlink"/>
@@ -2106,7 +2152,7 @@
           <w:sz w:val="24"/>
           <w:u w:val="single"/>
         </w:rPr>
-        <w:hyperlink r:id="rId21" w:history="1">
+        <w:hyperlink r:id="rId20" w:history="1">
           <w:r>
             <w:rPr>
               <w:rStyle w:val="Hyperlink"/>
@@ -2135,7 +2181,7 @@
           <w:sz w:val="24"/>
           <w:u w:val="single"/>
         </w:rPr>
-        <w:hyperlink r:id="rId21" w:history="1">
+        <w:hyperlink r:id="rId20" w:history="1">
           <w:r>
             <w:rPr>
               <w:rStyle w:val="Hyperlink"/>
@@ -2173,7 +2219,7 @@
           <w:color w:val="000000"/>
           <w:sz w:val="24"/>
         </w:rPr>
-        <w:hyperlink r:id="rId21" w:history="1">
+        <w:hyperlink r:id="rId20" w:history="1">
           <w:r>
             <w:rPr>
               <w:rStyle w:val="Hyperlink"/>
@@ -2191,7 +2237,7 @@
           <w:color w:val="000000"/>
           <w:sz w:val="24"/>
         </w:rPr>
-        <w:hyperlink r:id="rId21" w:history="1">
+        <w:hyperlink r:id="rId20" w:history="1">
           <w:r>
             <w:rPr>
               <w:rStyle w:val="Hyperlink"/>
@@ -2209,7 +2255,7 @@
           <w:color w:val="000000"/>
           <w:sz w:val="24"/>
         </w:rPr>
-        <w:hyperlink r:id="rId21" w:history="1">
+        <w:hyperlink r:id="rId20" w:history="1">
           <w:r>
             <w:rPr>
               <w:rStyle w:val="Hyperlink"/>
@@ -3867,7 +3913,7 @@
           <w:sz w:val="24"/>
           <w:u w:val="single"/>
         </w:rPr>
-        <w:hyperlink r:id="rId20" w:history="1">
+        <w:hyperlink r:id="rId19" w:history="1">
           <w:r>
             <w:rPr>
               <w:rStyle w:val="Hyperlink"/>
@@ -3885,7 +3931,7 @@
           <w:sz w:val="24"/>
           <w:u w:val="single"/>
         </w:rPr>
-        <w:hyperlink r:id="rId20" w:history="1">
+        <w:hyperlink r:id="rId19" w:history="1">
           <w:r>
             <w:rPr>
               <w:rStyle w:val="Hyperlink"/>
@@ -3903,7 +3949,7 @@
           <w:sz w:val="24"/>
           <w:u w:val="single"/>
         </w:rPr>
-        <w:hyperlink r:id="rId20" w:history="1">
+        <w:hyperlink r:id="rId19" w:history="1">
           <w:r>
             <w:rPr>
               <w:rStyle w:val="Hyperlink"/>
@@ -3921,7 +3967,7 @@
           <w:sz w:val="24"/>
           <w:u w:val="single"/>
         </w:rPr>
-        <w:hyperlink r:id="rId20" w:history="1">
+        <w:hyperlink r:id="rId19" w:history="1">
           <w:r>
             <w:rPr>
               <w:rStyle w:val="Hyperlink"/>
@@ -3939,7 +3985,7 @@
           <w:sz w:val="24"/>
           <w:u w:val="single"/>
         </w:rPr>
-        <w:hyperlink r:id="rId20" w:history="1">
+        <w:hyperlink r:id="rId19" w:history="1">
           <w:r>
             <w:rPr>
               <w:rStyle w:val="Hyperlink"/>
@@ -4038,7 +4084,7 @@
           <w:sz w:val="24"/>
           <w:u w:val="single"/>
         </w:rPr>
-        <w:hyperlink r:id="rId19" w:history="1">
+        <w:hyperlink r:id="rId21" w:history="1">
           <w:r>
             <w:rPr>
               <w:rStyle w:val="Hyperlink"/>
@@ -4056,7 +4102,7 @@
           <w:sz w:val="24"/>
           <w:u w:val="single"/>
         </w:rPr>
-        <w:hyperlink r:id="rId19" w:history="1">
+        <w:hyperlink r:id="rId21" w:history="1">
           <w:r>
             <w:rPr>
               <w:rStyle w:val="Hyperlink"/>
@@ -4074,7 +4120,7 @@
           <w:sz w:val="24"/>
           <w:u w:val="single"/>
         </w:rPr>
-        <w:hyperlink r:id="rId19" w:history="1">
+        <w:hyperlink r:id="rId21" w:history="1">
           <w:r>
             <w:rPr>
               <w:rStyle w:val="Hyperlink"/>
@@ -4428,7 +4474,7 @@
           <w:sz w:val="24"/>
           <w:u w:val="single"/>
         </w:rPr>
-        <w:hyperlink r:id="rId24" w:history="1">
+        <w:hyperlink r:id="rId22" w:history="1">
           <w:r>
             <w:rPr>
               <w:rStyle w:val="Hyperlink"/>

--- a/EXPORTS/DOCX/published/niveau3/Dutch/KITLV.docx
+++ b/EXPORTS/DOCX/published/niveau3/Dutch/KITLV.docx
@@ -369,131 +369,13 @@
       </w:r>
       <w:r>
         <w:rPr>
-          <w:u w:val="single" w:color="0000ff"/>
           <w:rFonts w:ascii="Charis SIL Regular" w:hAnsi="Charis SIL Regular" w:eastAsia="Charis SIL Regular"/>
           <w:b w:val="0"/>
           <w:i w:val="0"/>
           <w:color w:val="000000"/>
           <w:sz w:val="24"/>
         </w:rPr>
-        <w:hyperlink r:id="rId9" w:history="1">
-          <w:r>
-            <w:rPr>
-              <w:rStyle w:val="Hyperlink"/>
-            </w:rPr>
-            <w:t>overgela</w:t>
-          </w:r>
-        </w:hyperlink>
-      </w:r>
-      <w:r>
-        <w:rPr>
-          <w:u w:val="single" w:color="0000ff"/>
-          <w:rFonts w:ascii="Charis SIL Regular" w:hAnsi="Charis SIL Regular" w:eastAsia="Charis SIL Regular"/>
-          <w:b w:val="0"/>
-          <w:i w:val="0"/>
-          <w:color w:val="000000"/>
-          <w:sz w:val="24"/>
-        </w:rPr>
-        <w:hyperlink r:id="rId9" w:history="1">
-          <w:r>
-            <w:rPr>
-              <w:rStyle w:val="Hyperlink"/>
-            </w:rPr>
-            <w:t>t</w:t>
-          </w:r>
-        </w:hyperlink>
-      </w:r>
-      <w:r>
-        <w:rPr>
-          <w:u w:val="single" w:color="0000ff"/>
-          <w:rFonts w:ascii="Charis SIL Regular" w:hAnsi="Charis SIL Regular" w:eastAsia="Charis SIL Regular"/>
-          <w:b w:val="0"/>
-          <w:i w:val="0"/>
-          <w:color w:val="000000"/>
-          <w:sz w:val="24"/>
-        </w:rPr>
-        <w:hyperlink r:id="rId9" w:history="1">
-          <w:r>
-            <w:rPr>
-              <w:rStyle w:val="Hyperlink"/>
-            </w:rPr>
-            <w:t>en aa</w:t>
-          </w:r>
-        </w:hyperlink>
-      </w:r>
-      <w:r>
-        <w:rPr>
-          <w:rFonts w:ascii="Charis SIL Regular" w:hAnsi="Charis SIL Regular" w:eastAsia="Charis SIL Regular"/>
-          <w:b w:val="0"/>
-          <w:i w:val="0"/>
-          <w:color w:val="000000"/>
-          <w:sz w:val="24"/>
-        </w:rPr>
-        <w:t>n</w:t>
-      </w:r>
-      <w:r>
-        <w:rPr>
-          <w:u w:val="single" w:color="0000ff"/>
-          <w:rFonts w:ascii="Charis SIL Regular" w:hAnsi="Charis SIL Regular" w:eastAsia="Charis SIL Regular"/>
-          <w:b w:val="0"/>
-          <w:i w:val="0"/>
-          <w:color w:val="000000"/>
-          <w:sz w:val="24"/>
-        </w:rPr>
-        <w:hyperlink r:id="rId10" w:history="1">
-          <w:r>
-            <w:rPr>
-              <w:rStyle w:val="Hyperlink"/>
-            </w:rPr>
-            <w:t xml:space="preserve"> het </w:t>
-          </w:r>
-        </w:hyperlink>
-      </w:r>
-      <w:r>
-        <w:rPr>
-          <w:u w:val="single" w:color="0000ff"/>
-          <w:rFonts w:ascii="Charis SIL Regular" w:hAnsi="Charis SIL Regular" w:eastAsia="Charis SIL Regular"/>
-          <w:b w:val="0"/>
-          <w:i w:val="0"/>
-          <w:color w:val="000000"/>
-          <w:sz w:val="24"/>
-        </w:rPr>
-        <w:hyperlink r:id="rId10" w:history="1">
-          <w:r>
-            <w:rPr>
-              <w:rStyle w:val="Hyperlink"/>
-            </w:rPr>
-            <w:t>i</w:t>
-          </w:r>
-        </w:hyperlink>
-      </w:r>
-      <w:r>
-        <w:rPr>
-          <w:u w:val="single" w:color="0000ff"/>
-          <w:rFonts w:ascii="Charis SIL Regular" w:hAnsi="Charis SIL Regular" w:eastAsia="Charis SIL Regular"/>
-          <w:b w:val="0"/>
-          <w:i w:val="0"/>
-          <w:color w:val="000000"/>
-          <w:sz w:val="24"/>
-        </w:rPr>
-        <w:hyperlink r:id="rId10" w:history="1">
-          <w:r>
-            <w:rPr>
-              <w:rStyle w:val="Hyperlink"/>
-            </w:rPr>
-            <w:t>n dat ja</w:t>
-          </w:r>
-        </w:hyperlink>
-      </w:r>
-      <w:r>
-        <w:rPr>
-          <w:rFonts w:ascii="Charis SIL Regular" w:hAnsi="Charis SIL Regular" w:eastAsia="Charis SIL Regular"/>
-          <w:b w:val="0"/>
-          <w:i w:val="0"/>
-          <w:color w:val="000000"/>
-          <w:sz w:val="24"/>
-        </w:rPr>
-        <w:t xml:space="preserve">ar </w:t>
+        <w:t xml:space="preserve">overgelaten aan het in dat jaar </w:t>
       </w:r>
       <w:r>
         <w:rPr>
@@ -2012,8 +1894,81 @@
           <w:i w:val="0"/>
           <w:color w:val="0000FF"/>
           <w:sz w:val="24"/>
-        </w:rPr>
-        <w:t>Zuidoost-Aziatische popmuz</w:t>
+          <w:u w:val="single"/>
+        </w:rPr>
+        <w:hyperlink r:id="rId20" w:history="1">
+          <w:r>
+            <w:rPr>
+              <w:rStyle w:val="Hyperlink"/>
+            </w:rPr>
+            <w:t>Zuidoost-</w:t>
+          </w:r>
+        </w:hyperlink>
+      </w:r>
+      <w:r>
+        <w:rPr>
+          <w:rFonts w:ascii="Charis SIL Regular" w:hAnsi="Charis SIL Regular" w:eastAsia="Charis SIL Regular"/>
+          <w:b w:val="0"/>
+          <w:i w:val="0"/>
+          <w:color w:val="0000FF"/>
+          <w:sz w:val="24"/>
+          <w:u w:val="single"/>
+        </w:rPr>
+        <w:hyperlink r:id="rId20" w:history="1">
+          <w:r>
+            <w:rPr>
+              <w:rStyle w:val="Hyperlink"/>
+            </w:rPr>
+            <w:t>Aziatisch</w:t>
+          </w:r>
+        </w:hyperlink>
+      </w:r>
+      <w:r>
+        <w:rPr>
+          <w:rFonts w:ascii="Charis SIL Regular" w:hAnsi="Charis SIL Regular" w:eastAsia="Charis SIL Regular"/>
+          <w:b w:val="0"/>
+          <w:i w:val="0"/>
+          <w:color w:val="0000FF"/>
+          <w:sz w:val="24"/>
+          <w:u w:val="single"/>
+        </w:rPr>
+        <w:hyperlink r:id="rId20" w:history="1">
+          <w:r>
+            <w:rPr>
+              <w:rStyle w:val="Hyperlink"/>
+            </w:rPr>
+            <w:t>e</w:t>
+          </w:r>
+        </w:hyperlink>
+      </w:r>
+      <w:r>
+        <w:rPr>
+          <w:rFonts w:ascii="Charis SIL Regular" w:hAnsi="Charis SIL Regular" w:eastAsia="Charis SIL Regular"/>
+          <w:b w:val="0"/>
+          <w:i w:val="0"/>
+          <w:color w:val="0000FF"/>
+          <w:sz w:val="24"/>
+          <w:u w:val="single"/>
+        </w:rPr>
+        <w:t xml:space="preserve"> </w:t>
+      </w:r>
+      <w:r>
+        <w:rPr>
+          <w:rFonts w:ascii="Charis SIL Regular" w:hAnsi="Charis SIL Regular" w:eastAsia="Charis SIL Regular"/>
+          <w:b w:val="0"/>
+          <w:i w:val="0"/>
+          <w:color w:val="0000FF"/>
+          <w:sz w:val="24"/>
+          <w:u w:val="single"/>
+        </w:rPr>
+        <w:hyperlink r:id="rId20" w:history="1">
+          <w:r>
+            <w:rPr>
+              <w:rStyle w:val="Hyperlink"/>
+            </w:rPr>
+            <w:t>popmuz</w:t>
+          </w:r>
+        </w:hyperlink>
       </w:r>
       <w:r>
         <w:rPr>
@@ -2152,7 +2107,7 @@
           <w:sz w:val="24"/>
           <w:u w:val="single"/>
         </w:rPr>
-        <w:hyperlink r:id="rId20" w:history="1">
+        <w:hyperlink r:id="rId21" w:history="1">
           <w:r>
             <w:rPr>
               <w:rStyle w:val="Hyperlink"/>
@@ -2181,7 +2136,7 @@
           <w:sz w:val="24"/>
           <w:u w:val="single"/>
         </w:rPr>
-        <w:hyperlink r:id="rId20" w:history="1">
+        <w:hyperlink r:id="rId21" w:history="1">
           <w:r>
             <w:rPr>
               <w:rStyle w:val="Hyperlink"/>
@@ -2219,7 +2174,7 @@
           <w:color w:val="000000"/>
           <w:sz w:val="24"/>
         </w:rPr>
-        <w:hyperlink r:id="rId20" w:history="1">
+        <w:hyperlink r:id="rId21" w:history="1">
           <w:r>
             <w:rPr>
               <w:rStyle w:val="Hyperlink"/>
@@ -2237,7 +2192,7 @@
           <w:color w:val="000000"/>
           <w:sz w:val="24"/>
         </w:rPr>
-        <w:hyperlink r:id="rId20" w:history="1">
+        <w:hyperlink r:id="rId21" w:history="1">
           <w:r>
             <w:rPr>
               <w:rStyle w:val="Hyperlink"/>
@@ -2255,7 +2210,7 @@
           <w:color w:val="000000"/>
           <w:sz w:val="24"/>
         </w:rPr>
-        <w:hyperlink r:id="rId20" w:history="1">
+        <w:hyperlink r:id="rId21" w:history="1">
           <w:r>
             <w:rPr>
               <w:rStyle w:val="Hyperlink"/>
@@ -4084,7 +4039,7 @@
           <w:sz w:val="24"/>
           <w:u w:val="single"/>
         </w:rPr>
-        <w:hyperlink r:id="rId21" w:history="1">
+        <w:hyperlink r:id="rId20" w:history="1">
           <w:r>
             <w:rPr>
               <w:rStyle w:val="Hyperlink"/>
@@ -4102,7 +4057,7 @@
           <w:sz w:val="24"/>
           <w:u w:val="single"/>
         </w:rPr>
-        <w:hyperlink r:id="rId21" w:history="1">
+        <w:hyperlink r:id="rId20" w:history="1">
           <w:r>
             <w:rPr>
               <w:rStyle w:val="Hyperlink"/>
@@ -4120,7 +4075,7 @@
           <w:sz w:val="24"/>
           <w:u w:val="single"/>
         </w:rPr>
-        <w:hyperlink r:id="rId21" w:history="1">
+        <w:hyperlink r:id="rId20" w:history="1">
           <w:r>
             <w:rPr>
               <w:rStyle w:val="Hyperlink"/>
@@ -4381,7 +4336,7 @@
           <w:sz w:val="24"/>
           <w:u w:val="single"/>
         </w:rPr>
-        <w:hyperlink r:id="rId23" w:history="1">
+        <w:hyperlink r:id="rId22" w:history="1">
           <w:r>
             <w:rPr>
               <w:rStyle w:val="Hyperlink"/>
@@ -4399,7 +4354,7 @@
           <w:sz w:val="24"/>
           <w:u w:val="single"/>
         </w:rPr>
-        <w:hyperlink r:id="rId23" w:history="1">
+        <w:hyperlink r:id="rId22" w:history="1">
           <w:r>
             <w:rPr>
               <w:rStyle w:val="Hyperlink"/>
@@ -4474,7 +4429,7 @@
           <w:sz w:val="24"/>
           <w:u w:val="single"/>
         </w:rPr>
-        <w:hyperlink r:id="rId22" w:history="1">
+        <w:hyperlink r:id="rId24" w:history="1">
           <w:r>
             <w:rPr>
               <w:rStyle w:val="Hyperlink"/>

--- a/EXPORTS/DOCX/published/niveau3/Dutch/KITLV.docx
+++ b/EXPORTS/DOCX/published/niveau3/Dutch/KITLV.docx
@@ -369,13 +369,131 @@
       </w:r>
       <w:r>
         <w:rPr>
+          <w:u w:val="single" w:color="0000ff"/>
           <w:rFonts w:ascii="Charis SIL Regular" w:hAnsi="Charis SIL Regular" w:eastAsia="Charis SIL Regular"/>
           <w:b w:val="0"/>
           <w:i w:val="0"/>
           <w:color w:val="000000"/>
           <w:sz w:val="24"/>
         </w:rPr>
-        <w:t xml:space="preserve">overgelaten aan het in dat jaar </w:t>
+        <w:hyperlink r:id="rId9" w:history="1">
+          <w:r>
+            <w:rPr>
+              <w:rStyle w:val="Hyperlink"/>
+            </w:rPr>
+            <w:t>overgela</w:t>
+          </w:r>
+        </w:hyperlink>
+      </w:r>
+      <w:r>
+        <w:rPr>
+          <w:u w:val="single" w:color="0000ff"/>
+          <w:rFonts w:ascii="Charis SIL Regular" w:hAnsi="Charis SIL Regular" w:eastAsia="Charis SIL Regular"/>
+          <w:b w:val="0"/>
+          <w:i w:val="0"/>
+          <w:color w:val="000000"/>
+          <w:sz w:val="24"/>
+        </w:rPr>
+        <w:hyperlink r:id="rId9" w:history="1">
+          <w:r>
+            <w:rPr>
+              <w:rStyle w:val="Hyperlink"/>
+            </w:rPr>
+            <w:t>t</w:t>
+          </w:r>
+        </w:hyperlink>
+      </w:r>
+      <w:r>
+        <w:rPr>
+          <w:u w:val="single" w:color="0000ff"/>
+          <w:rFonts w:ascii="Charis SIL Regular" w:hAnsi="Charis SIL Regular" w:eastAsia="Charis SIL Regular"/>
+          <w:b w:val="0"/>
+          <w:i w:val="0"/>
+          <w:color w:val="000000"/>
+          <w:sz w:val="24"/>
+        </w:rPr>
+        <w:hyperlink r:id="rId9" w:history="1">
+          <w:r>
+            <w:rPr>
+              <w:rStyle w:val="Hyperlink"/>
+            </w:rPr>
+            <w:t>en aa</w:t>
+          </w:r>
+        </w:hyperlink>
+      </w:r>
+      <w:r>
+        <w:rPr>
+          <w:rFonts w:ascii="Charis SIL Regular" w:hAnsi="Charis SIL Regular" w:eastAsia="Charis SIL Regular"/>
+          <w:b w:val="0"/>
+          <w:i w:val="0"/>
+          <w:color w:val="000000"/>
+          <w:sz w:val="24"/>
+        </w:rPr>
+        <w:t>n</w:t>
+      </w:r>
+      <w:r>
+        <w:rPr>
+          <w:u w:val="single" w:color="0000ff"/>
+          <w:rFonts w:ascii="Charis SIL Regular" w:hAnsi="Charis SIL Regular" w:eastAsia="Charis SIL Regular"/>
+          <w:b w:val="0"/>
+          <w:i w:val="0"/>
+          <w:color w:val="000000"/>
+          <w:sz w:val="24"/>
+        </w:rPr>
+        <w:hyperlink r:id="rId10" w:history="1">
+          <w:r>
+            <w:rPr>
+              <w:rStyle w:val="Hyperlink"/>
+            </w:rPr>
+            <w:t xml:space="preserve"> het </w:t>
+          </w:r>
+        </w:hyperlink>
+      </w:r>
+      <w:r>
+        <w:rPr>
+          <w:u w:val="single" w:color="0000ff"/>
+          <w:rFonts w:ascii="Charis SIL Regular" w:hAnsi="Charis SIL Regular" w:eastAsia="Charis SIL Regular"/>
+          <w:b w:val="0"/>
+          <w:i w:val="0"/>
+          <w:color w:val="000000"/>
+          <w:sz w:val="24"/>
+        </w:rPr>
+        <w:hyperlink r:id="rId10" w:history="1">
+          <w:r>
+            <w:rPr>
+              <w:rStyle w:val="Hyperlink"/>
+            </w:rPr>
+            <w:t>i</w:t>
+          </w:r>
+        </w:hyperlink>
+      </w:r>
+      <w:r>
+        <w:rPr>
+          <w:u w:val="single" w:color="0000ff"/>
+          <w:rFonts w:ascii="Charis SIL Regular" w:hAnsi="Charis SIL Regular" w:eastAsia="Charis SIL Regular"/>
+          <w:b w:val="0"/>
+          <w:i w:val="0"/>
+          <w:color w:val="000000"/>
+          <w:sz w:val="24"/>
+        </w:rPr>
+        <w:hyperlink r:id="rId10" w:history="1">
+          <w:r>
+            <w:rPr>
+              <w:rStyle w:val="Hyperlink"/>
+            </w:rPr>
+            <w:t>n dat ja</w:t>
+          </w:r>
+        </w:hyperlink>
+      </w:r>
+      <w:r>
+        <w:rPr>
+          <w:rFonts w:ascii="Charis SIL Regular" w:hAnsi="Charis SIL Regular" w:eastAsia="Charis SIL Regular"/>
+          <w:b w:val="0"/>
+          <w:i w:val="0"/>
+          <w:color w:val="000000"/>
+          <w:sz w:val="24"/>
+        </w:rPr>
+        <w:t xml:space="preserve">ar </w:t>
       </w:r>
       <w:r>
         <w:rPr>
@@ -1274,7 +1392,35 @@
           <w:color w:val="000000"/>
           <w:sz w:val="24"/>
         </w:rPr>
-        <w:t xml:space="preserve">UBL vindbaar zijn met het kenmerk 'D Or', en </w:t>
+        <w:t>UBL vindbaar zijn met het kenmerk 'D Or</w:t>
+      </w:r>
+      <w:r>
+        <w:rPr>
+          <w:u w:val="single" w:color="0000ff"/>
+          <w:rFonts w:ascii="Charis SIL Regular" w:hAnsi="Charis SIL Regular" w:eastAsia="Charis SIL Regular"/>
+          <w:b w:val="0"/>
+          <w:i w:val="0"/>
+          <w:color w:val="000000"/>
+          <w:sz w:val="24"/>
+        </w:rPr>
+        <w:t>'</w:t>
+      </w:r>
+      <w:r>
+        <w:rPr>
+          <w:rFonts w:ascii="Charis SIL Regular" w:hAnsi="Charis SIL Regular" w:eastAsia="Charis SIL Regular"/>
+          <w:b w:val="0"/>
+          <w:i w:val="0"/>
+          <w:color w:val="000000"/>
+          <w:sz w:val="24"/>
+        </w:rPr>
+        <w:hyperlink r:id="rId14" w:history="1">
+          <w:r>
+            <w:rPr>
+              <w:rStyle w:val="Hyperlink"/>
+            </w:rPr>
+            <w:t xml:space="preserve">, en </w:t>
+          </w:r>
+        </w:hyperlink>
       </w:r>
       <w:r>
         <w:rPr>
@@ -1332,7 +1478,7 @@
           <w:sz w:val="24"/>
           <w:u w:val="single"/>
         </w:rPr>
-        <w:hyperlink r:id="rId15" w:history="1">
+        <w:hyperlink r:id="rId14" w:history="1">
           <w:r>
             <w:rPr>
               <w:rStyle w:val="Hyperlink"/>
@@ -1481,6 +1627,7 @@
           <w:i w:val="0"/>
           <w:color w:val="0000FF"/>
           <w:sz w:val="24"/>
+          <w:u w:val="single"/>
         </w:rPr>
         <w:t>we</w:t>
       </w:r>
@@ -1821,6 +1968,117 @@
           <w:sz w:val="24"/>
           <w:u w:val="single"/>
         </w:rPr>
+        <w:hyperlink r:id="rId18" w:history="1">
+          <w:r>
+            <w:rPr>
+              <w:rStyle w:val="Hyperlink"/>
+            </w:rPr>
+            <w:t>e</w:t>
+          </w:r>
+        </w:hyperlink>
+      </w:r>
+      <w:r>
+        <w:rPr>
+          <w:rFonts w:ascii="Charis SIL Regular" w:hAnsi="Charis SIL Regular" w:eastAsia="Charis SIL Regular"/>
+          <w:b w:val="0"/>
+          <w:i w:val="0"/>
+          <w:color w:val="0000FF"/>
+          <w:sz w:val="24"/>
+          <w:u w:val="single"/>
+        </w:rPr>
+        <w:hyperlink r:id="rId18" w:history="1">
+          <w:r>
+            <w:rPr>
+              <w:rStyle w:val="Hyperlink"/>
+            </w:rPr>
+            <w:t>nis</w:t>
+          </w:r>
+        </w:hyperlink>
+      </w:r>
+      <w:r>
+        <w:rPr>
+          <w:rFonts w:ascii="Charis SIL Regular" w:hAnsi="Charis SIL Regular" w:eastAsia="Charis SIL Regular"/>
+          <w:b w:val="0"/>
+          <w:i w:val="0"/>
+          <w:color w:val="0000FF"/>
+          <w:sz w:val="24"/>
+          <w:u w:val="single"/>
+        </w:rPr>
+        <w:t xml:space="preserve"> </w:t>
+      </w:r>
+      <w:r>
+        <w:rPr>
+          <w:rFonts w:ascii="Charis SIL Regular" w:hAnsi="Charis SIL Regular" w:eastAsia="Charis SIL Regular"/>
+          <w:b w:val="0"/>
+          <w:i w:val="0"/>
+          <w:color w:val="0000FF"/>
+          <w:sz w:val="24"/>
+          <w:u w:val="single"/>
+        </w:rPr>
+        <w:hyperlink r:id="rId18" w:history="1">
+          <w:r>
+            <w:rPr>
+              <w:rStyle w:val="Hyperlink"/>
+            </w:rPr>
+            <w:t>Indonesië</w:t>
+          </w:r>
+        </w:hyperlink>
+      </w:r>
+      <w:r>
+        <w:rPr>
+          <w:rFonts w:ascii="Charis SIL Regular" w:hAnsi="Charis SIL Regular" w:eastAsia="Charis SIL Regular"/>
+          <w:b w:val="0"/>
+          <w:i w:val="0"/>
+          <w:color w:val="000000"/>
+          <w:sz w:val="24"/>
+        </w:rPr>
+        <w:t xml:space="preserve">(SMGI) en de collectie </w:t>
+      </w:r>
+      <w:r>
+        <w:rPr>
+          <w:rFonts w:ascii="Charis SIL Regular" w:hAnsi="Charis SIL Regular" w:eastAsia="Charis SIL Regular"/>
+          <w:b w:val="0"/>
+          <w:i w:val="0"/>
+          <w:color w:val="0000FF"/>
+          <w:sz w:val="24"/>
+          <w:u w:val="single"/>
+        </w:rPr>
+        <w:hyperlink r:id="rId20" w:history="1">
+          <w:r>
+            <w:rPr>
+              <w:rStyle w:val="Hyperlink"/>
+            </w:rPr>
+            <w:t>Zuidoost-</w:t>
+          </w:r>
+        </w:hyperlink>
+      </w:r>
+      <w:r>
+        <w:rPr>
+          <w:rFonts w:ascii="Charis SIL Regular" w:hAnsi="Charis SIL Regular" w:eastAsia="Charis SIL Regular"/>
+          <w:b w:val="0"/>
+          <w:i w:val="0"/>
+          <w:color w:val="0000FF"/>
+          <w:sz w:val="24"/>
+          <w:u w:val="single"/>
+        </w:rPr>
+        <w:hyperlink r:id="rId20" w:history="1">
+          <w:r>
+            <w:rPr>
+              <w:rStyle w:val="Hyperlink"/>
+            </w:rPr>
+            <w:t>Aziatisch</w:t>
+          </w:r>
+        </w:hyperlink>
+      </w:r>
+      <w:r>
+        <w:rPr>
+          <w:rFonts w:ascii="Charis SIL Regular" w:hAnsi="Charis SIL Regular" w:eastAsia="Charis SIL Regular"/>
+          <w:b w:val="0"/>
+          <w:i w:val="0"/>
+          <w:color w:val="0000FF"/>
+          <w:sz w:val="24"/>
+          <w:u w:val="single"/>
+        </w:rPr>
         <w:hyperlink r:id="rId19" w:history="1">
           <w:r>
             <w:rPr>
@@ -1839,117 +2097,6 @@
           <w:sz w:val="24"/>
           <w:u w:val="single"/>
         </w:rPr>
-        <w:hyperlink r:id="rId19" w:history="1">
-          <w:r>
-            <w:rPr>
-              <w:rStyle w:val="Hyperlink"/>
-            </w:rPr>
-            <w:t>nis</w:t>
-          </w:r>
-        </w:hyperlink>
-      </w:r>
-      <w:r>
-        <w:rPr>
-          <w:rFonts w:ascii="Charis SIL Regular" w:hAnsi="Charis SIL Regular" w:eastAsia="Charis SIL Regular"/>
-          <w:b w:val="0"/>
-          <w:i w:val="0"/>
-          <w:color w:val="0000FF"/>
-          <w:sz w:val="24"/>
-          <w:u w:val="single"/>
-        </w:rPr>
-        <w:t xml:space="preserve"> </w:t>
-      </w:r>
-      <w:r>
-        <w:rPr>
-          <w:rFonts w:ascii="Charis SIL Regular" w:hAnsi="Charis SIL Regular" w:eastAsia="Charis SIL Regular"/>
-          <w:b w:val="0"/>
-          <w:i w:val="0"/>
-          <w:color w:val="0000FF"/>
-          <w:sz w:val="24"/>
-          <w:u w:val="single"/>
-        </w:rPr>
-        <w:hyperlink r:id="rId19" w:history="1">
-          <w:r>
-            <w:rPr>
-              <w:rStyle w:val="Hyperlink"/>
-            </w:rPr>
-            <w:t>Indonesië</w:t>
-          </w:r>
-        </w:hyperlink>
-      </w:r>
-      <w:r>
-        <w:rPr>
-          <w:rFonts w:ascii="Charis SIL Regular" w:hAnsi="Charis SIL Regular" w:eastAsia="Charis SIL Regular"/>
-          <w:b w:val="0"/>
-          <w:i w:val="0"/>
-          <w:color w:val="000000"/>
-          <w:sz w:val="24"/>
-        </w:rPr>
-        <w:t xml:space="preserve">(SMGI) en de collectie </w:t>
-      </w:r>
-      <w:r>
-        <w:rPr>
-          <w:rFonts w:ascii="Charis SIL Regular" w:hAnsi="Charis SIL Regular" w:eastAsia="Charis SIL Regular"/>
-          <w:b w:val="0"/>
-          <w:i w:val="0"/>
-          <w:color w:val="0000FF"/>
-          <w:sz w:val="24"/>
-          <w:u w:val="single"/>
-        </w:rPr>
-        <w:hyperlink r:id="rId20" w:history="1">
-          <w:r>
-            <w:rPr>
-              <w:rStyle w:val="Hyperlink"/>
-            </w:rPr>
-            <w:t>Zuidoost-</w:t>
-          </w:r>
-        </w:hyperlink>
-      </w:r>
-      <w:r>
-        <w:rPr>
-          <w:rFonts w:ascii="Charis SIL Regular" w:hAnsi="Charis SIL Regular" w:eastAsia="Charis SIL Regular"/>
-          <w:b w:val="0"/>
-          <w:i w:val="0"/>
-          <w:color w:val="0000FF"/>
-          <w:sz w:val="24"/>
-          <w:u w:val="single"/>
-        </w:rPr>
-        <w:hyperlink r:id="rId20" w:history="1">
-          <w:r>
-            <w:rPr>
-              <w:rStyle w:val="Hyperlink"/>
-            </w:rPr>
-            <w:t>Aziatisch</w:t>
-          </w:r>
-        </w:hyperlink>
-      </w:r>
-      <w:r>
-        <w:rPr>
-          <w:rFonts w:ascii="Charis SIL Regular" w:hAnsi="Charis SIL Regular" w:eastAsia="Charis SIL Regular"/>
-          <w:b w:val="0"/>
-          <w:i w:val="0"/>
-          <w:color w:val="0000FF"/>
-          <w:sz w:val="24"/>
-          <w:u w:val="single"/>
-        </w:rPr>
-        <w:hyperlink r:id="rId20" w:history="1">
-          <w:r>
-            <w:rPr>
-              <w:rStyle w:val="Hyperlink"/>
-            </w:rPr>
-            <w:t>e</w:t>
-          </w:r>
-        </w:hyperlink>
-      </w:r>
-      <w:r>
-        <w:rPr>
-          <w:rFonts w:ascii="Charis SIL Regular" w:hAnsi="Charis SIL Regular" w:eastAsia="Charis SIL Regular"/>
-          <w:b w:val="0"/>
-          <w:i w:val="0"/>
-          <w:color w:val="0000FF"/>
-          <w:sz w:val="24"/>
-          <w:u w:val="single"/>
-        </w:rPr>
         <w:t xml:space="preserve"> </w:t>
       </w:r>
       <w:r>
@@ -1979,7 +2126,7 @@
           <w:sz w:val="24"/>
           <w:u w:val="single"/>
         </w:rPr>
-        <w:hyperlink r:id="rId19" w:history="1">
+        <w:hyperlink r:id="rId20" w:history="1">
           <w:r>
             <w:rPr>
               <w:rStyle w:val="Hyperlink"/>
@@ -2496,7 +2643,20 @@
           <w:sz w:val="24"/>
           <w:u w:val="single"/>
         </w:rPr>
-        <w:t>Aruba, Bonaire en Cura</w:t>
+        <w:t>Suriname</w:t>
+      </w:r>
+      <w:r>
+        <w:br/>
+      </w:r>
+      <w:r>
+        <w:rPr>
+          <w:rFonts w:ascii="Charis SIL Regular" w:hAnsi="Charis SIL Regular" w:eastAsia="Charis SIL Regular"/>
+          <w:b w:val="0"/>
+          <w:i w:val="0"/>
+          <w:color w:val="000000"/>
+          <w:sz w:val="24"/>
+        </w:rPr>
+        <w:t xml:space="preserve">•  </w:t>
       </w:r>
       <w:r>
         <w:rPr>
@@ -2507,7 +2667,18 @@
           <w:sz w:val="24"/>
           <w:u w:val="single"/>
         </w:rPr>
-        <w:t>çao</w:t>
+        <w:t>Aruba, Bo</w:t>
+      </w:r>
+      <w:r>
+        <w:rPr>
+          <w:rFonts w:ascii="Charis SIL Regular" w:hAnsi="Charis SIL Regular" w:eastAsia="Charis SIL Regular"/>
+          <w:b w:val="0"/>
+          <w:i w:val="0"/>
+          <w:color w:val="0000FF"/>
+          <w:sz w:val="24"/>
+          <w:u w:val="single"/>
+        </w:rPr>
+        <w:t>naire en Curaçao</w:t>
       </w:r>
       <w:r>
         <w:br/>
@@ -2639,7 +2810,7 @@
         <w:autoSpaceDE w:val="0"/>
         <w:widowControl/>
         <w:spacing w:line="288" w:lineRule="exact" w:before="240" w:after="0"/>
-        <w:ind w:left="810" w:right="864" w:firstLine="0"/>
+        <w:ind w:left="810" w:right="1440" w:firstLine="0"/>
         <w:jc w:val="left"/>
       </w:pPr>
       <w:r>
@@ -2670,20 +2841,7 @@
           <w:color w:val="000000"/>
           <w:sz w:val="24"/>
         </w:rPr>
-        <w:t xml:space="preserve">Digitale toegang tot de collectie van het KITLV bij de </w:t>
-      </w:r>
-      <w:r>
-        <w:br/>
-      </w:r>
-      <w:r>
-        <w:rPr>
-          <w:rFonts w:ascii="Charis SIL Italic" w:hAnsi="Charis SIL Italic" w:eastAsia="Charis SIL Italic"/>
-          <w:b w:val="0"/>
-          <w:i/>
-          <w:color w:val="000000"/>
-          <w:sz w:val="24"/>
-        </w:rPr>
-        <w:t>universiteitsbibliotheek Leiden. Deze collectiegids geeft een uitgebreid overzicht van</w:t>
+        <w:t>Digitale toegang tot de collectie van het KITLV bij de</w:t>
       </w:r>
     </w:p>
     <w:p>
@@ -2710,8 +2868,8 @@
         <w:autoSpaceDN w:val="0"/>
         <w:autoSpaceDE w:val="0"/>
         <w:widowControl/>
-        <w:spacing w:line="352" w:lineRule="exact" w:before="0" w:after="0"/>
-        <w:ind w:left="800" w:right="0" w:firstLine="0"/>
+        <w:spacing w:line="288" w:lineRule="exact" w:before="64" w:after="0"/>
+        <w:ind w:left="800" w:right="1872" w:firstLine="0"/>
         <w:jc w:val="left"/>
       </w:pPr>
       <w:r>
@@ -2722,114 +2880,7 @@
           <w:color w:val="000000"/>
           <w:sz w:val="24"/>
         </w:rPr>
-        <w:t>al het KITLV materiaal dat beschikbaar is via de UBL.</w:t>
-      </w:r>
-    </w:p>
-    <w:p>
-      <w:pPr>
-        <w:autoSpaceDN w:val="0"/>
-        <w:tabs>
-          <w:tab w:pos="800" w:val="left"/>
-        </w:tabs>
-        <w:autoSpaceDE w:val="0"/>
-        <w:widowControl/>
-        <w:spacing w:line="408" w:lineRule="exact" w:before="120" w:after="0"/>
-        <w:ind w:left="0" w:right="1728" w:firstLine="0"/>
-        <w:jc w:val="left"/>
-      </w:pPr>
-      <w:r>
-        <w:tab/>
-      </w:r>
-      <w:r>
-        <w:rPr>
-          <w:rFonts w:ascii="Charis SIL Regular" w:hAnsi="Charis SIL Regular" w:eastAsia="Charis SIL Regular"/>
-          <w:b w:val="0"/>
-          <w:i w:val="0"/>
-          <w:color w:val="0000FF"/>
-          <w:sz w:val="24"/>
-          <w:u w:val="single"/>
-        </w:rPr>
-        <w:hyperlink r:id="rId13" w:history="1">
-          <w:r>
-            <w:rPr>
-              <w:rStyle w:val="Hyperlink"/>
-            </w:rPr>
-            <w:t>https://</w:t>
-          </w:r>
-        </w:hyperlink>
-      </w:r>
-      <w:r>
-        <w:rPr>
-          <w:rFonts w:ascii="Charis SIL Regular" w:hAnsi="Charis SIL Regular" w:eastAsia="Charis SIL Regular"/>
-          <w:b w:val="0"/>
-          <w:i w:val="0"/>
-          <w:color w:val="0000FF"/>
-          <w:sz w:val="24"/>
-          <w:u w:val="single"/>
-        </w:rPr>
-        <w:hyperlink r:id="rId13" w:history="1">
-          <w:r>
-            <w:rPr>
-              <w:rStyle w:val="Hyperlink"/>
-            </w:rPr>
-            <w:t>collectionguides.universiteitleiden.nl/</w:t>
-          </w:r>
-        </w:hyperlink>
-      </w:r>
-      <w:r>
-        <w:rPr>
-          <w:rFonts w:ascii="Charis SIL Regular" w:hAnsi="Charis SIL Regular" w:eastAsia="Charis SIL Regular"/>
-          <w:b w:val="0"/>
-          <w:i w:val="0"/>
-          <w:color w:val="0000FF"/>
-          <w:sz w:val="24"/>
-          <w:u w:val="single"/>
-        </w:rPr>
-        <w:hyperlink r:id="rId13" w:history="1">
-          <w:r>
-            <w:rPr>
-              <w:rStyle w:val="Hyperlink"/>
-            </w:rPr>
-            <w:t>resources/</w:t>
-          </w:r>
-        </w:hyperlink>
-      </w:r>
-      <w:r>
-        <w:rPr>
-          <w:rFonts w:ascii="Charis SIL Regular" w:hAnsi="Charis SIL Regular" w:eastAsia="Charis SIL Regular"/>
-          <w:b w:val="0"/>
-          <w:i w:val="0"/>
-          <w:color w:val="0000FF"/>
-          <w:sz w:val="24"/>
-          <w:u w:val="single"/>
-        </w:rPr>
-        <w:hyperlink r:id="rId13" w:history="1">
-          <w:r>
-            <w:rPr>
-              <w:rStyle w:val="Hyperlink"/>
-            </w:rPr>
-            <w:t xml:space="preserve">ubl301 </w:t>
-          </w:r>
-        </w:hyperlink>
-      </w:r>
-      <w:r>
-        <w:br/>
-      </w:r>
-      <w:r>
-        <w:rPr>
-          <w:rFonts w:ascii="Charis SIL Regular" w:hAnsi="Charis SIL Regular" w:eastAsia="Charis SIL Regular"/>
-          <w:b w:val="0"/>
-          <w:i w:val="0"/>
-          <w:color w:val="000000"/>
-          <w:sz w:val="24"/>
-        </w:rPr>
-        <w:t xml:space="preserve">Archieftoegang: </w:t>
-      </w:r>
-      <w:r>
-        <w:br/>
-      </w:r>
-      <w:r>
-        <w:tab/>
+        <w:t xml:space="preserve">universiteitsbibliotheek Leiden. Deze collectiegids geeft een uitgebreid overzicht van </w:t>
       </w:r>
       <w:r>
         <w:rPr>
@@ -2839,43 +2890,7 @@
           <w:color w:val="000000"/>
           <w:sz w:val="24"/>
         </w:rPr>
-        <w:t>Aziatische manuscripten (KITLV)</w:t>
-      </w:r>
-      <w:r>
-        <w:rPr>
-          <w:rFonts w:ascii="Charis SIL Italic" w:hAnsi="Charis SIL Italic" w:eastAsia="Charis SIL Italic"/>
-          <w:b w:val="0"/>
-          <w:i/>
-          <w:color w:val="000000"/>
-          <w:sz w:val="24"/>
-        </w:rPr>
-        <w:t xml:space="preserve">Toegang tot de collectie Aziatische manuscripten </w:t>
-      </w:r>
-      <w:r>
-        <w:tab/>
-      </w:r>
-      <w:r>
-        <w:rPr>
-          <w:rFonts w:ascii="Charis SIL Italic" w:hAnsi="Charis SIL Italic" w:eastAsia="Charis SIL Italic"/>
-          <w:b w:val="0"/>
-          <w:i/>
-          <w:color w:val="000000"/>
-          <w:sz w:val="24"/>
-        </w:rPr>
-        <w:t xml:space="preserve">van het KITLV in de catalogus van de universiteitsbibliotheek Leiden. Deze collectie </w:t>
-      </w:r>
-      <w:r>
-        <w:tab/>
-      </w:r>
-      <w:r>
-        <w:rPr>
-          <w:rFonts w:ascii="Charis SIL Italic" w:hAnsi="Charis SIL Italic" w:eastAsia="Charis SIL Italic"/>
-          <w:b w:val="0"/>
-          <w:i/>
-          <w:color w:val="000000"/>
-          <w:sz w:val="24"/>
-        </w:rPr>
-        <w:t>is ook vindbaar met het kenmerk 'D Or'.</w:t>
+        <w:t>al het KITLV materiaal dat beschikbaar is via de UBL.</w:t>
       </w:r>
     </w:p>
     <w:p>
@@ -2896,7 +2911,7 @@
           <w:sz w:val="24"/>
           <w:u w:val="single"/>
         </w:rPr>
-        <w:hyperlink r:id="rId14" w:history="1">
+        <w:hyperlink r:id="rId13" w:history="1">
           <w:r>
             <w:rPr>
               <w:rStyle w:val="Hyperlink"/>
@@ -2914,12 +2929,12 @@
           <w:sz w:val="24"/>
           <w:u w:val="single"/>
         </w:rPr>
-        <w:hyperlink r:id="rId14" w:history="1">
+        <w:hyperlink r:id="rId13" w:history="1">
           <w:r>
             <w:rPr>
               <w:rStyle w:val="Hyperlink"/>
             </w:rPr>
-            <w:t>catalogue.leidenuniv.nl/</w:t>
+            <w:t>collectionguides.universiteitleiden.nl/</w:t>
           </w:r>
         </w:hyperlink>
       </w:r>
@@ -2932,12 +2947,12 @@
           <w:sz w:val="24"/>
           <w:u w:val="single"/>
         </w:rPr>
-        <w:hyperlink r:id="rId14" w:history="1">
+        <w:hyperlink r:id="rId13" w:history="1">
           <w:r>
             <w:rPr>
               <w:rStyle w:val="Hyperlink"/>
             </w:rPr>
-            <w:t>primo-</w:t>
+            <w:t>resources/</w:t>
           </w:r>
         </w:hyperlink>
       </w:r>
@@ -2950,30 +2965,12 @@
           <w:sz w:val="24"/>
           <w:u w:val="single"/>
         </w:rPr>
-        <w:hyperlink r:id="rId14" w:history="1">
+        <w:hyperlink r:id="rId13" w:history="1">
           <w:r>
             <w:rPr>
               <w:rStyle w:val="Hyperlink"/>
             </w:rPr>
-            <w:t>explore/</w:t>
-          </w:r>
-        </w:hyperlink>
-      </w:r>
-      <w:r>
-        <w:rPr>
-          <w:rFonts w:ascii="Charis SIL Regular" w:hAnsi="Charis SIL Regular" w:eastAsia="Charis SIL Regular"/>
-          <w:b w:val="0"/>
-          <w:i w:val="0"/>
-          <w:color w:val="0000FF"/>
-          <w:sz w:val="24"/>
-          <w:u w:val="single"/>
-        </w:rPr>
-        <w:hyperlink r:id="rId14" w:history="1">
-          <w:r>
-            <w:rPr>
-              <w:rStyle w:val="Hyperlink"/>
-            </w:rPr>
-            <w:t>search?</w:t>
+            <w:t>ubl301</w:t>
           </w:r>
         </w:hyperlink>
       </w:r>
@@ -2981,121 +2978,13 @@
     <w:p>
       <w:pPr>
         <w:autoSpaceDN w:val="0"/>
-        <w:tabs>
-          <w:tab w:pos="800" w:val="left"/>
-        </w:tabs>
         <w:autoSpaceDE w:val="0"/>
         <w:widowControl/>
-        <w:spacing w:line="396" w:lineRule="exact" w:before="0" w:after="0"/>
-        <w:ind w:left="0" w:right="576" w:firstLine="0"/>
+        <w:spacing w:line="352" w:lineRule="exact" w:before="176" w:after="0"/>
+        <w:ind w:left="0" w:right="0" w:firstLine="0"/>
         <w:jc w:val="left"/>
       </w:pPr>
       <w:r>
-        <w:tab/>
-      </w:r>
-      <w:r>
-        <w:rPr>
-          <w:rFonts w:ascii="Charis SIL Regular" w:hAnsi="Charis SIL Regular" w:eastAsia="Charis SIL Regular"/>
-          <w:b w:val="0"/>
-          <w:i w:val="0"/>
-          <w:color w:val="0000FF"/>
-          <w:sz w:val="24"/>
-        </w:rPr>
-        <w:hyperlink r:id="rId14" w:history="1">
-          <w:r>
-            <w:rPr>
-              <w:rStyle w:val="Hyperlink"/>
-            </w:rPr>
-            <w:t>query=</w:t>
-          </w:r>
-        </w:hyperlink>
-      </w:r>
-      <w:r>
-        <w:rPr>
-          <w:rFonts w:ascii="Charis SIL Regular" w:hAnsi="Charis SIL Regular" w:eastAsia="Charis SIL Regular"/>
-          <w:b w:val="0"/>
-          <w:i w:val="0"/>
-          <w:color w:val="0000FF"/>
-          <w:sz w:val="24"/>
-        </w:rPr>
-        <w:hyperlink r:id="rId14" w:history="1">
-          <w:r>
-            <w:rPr>
-              <w:rStyle w:val="Hyperlink"/>
-            </w:rPr>
-            <w:t>any,contains,d%20or.&amp;t</w:t>
-          </w:r>
-        </w:hyperlink>
-      </w:r>
-      <w:r>
-        <w:rPr>
-          <w:rFonts w:ascii="Charis SIL Regular" w:hAnsi="Charis SIL Regular" w:eastAsia="Charis SIL Regular"/>
-          <w:b w:val="0"/>
-          <w:i w:val="0"/>
-          <w:color w:val="0000FF"/>
-          <w:sz w:val="24"/>
-        </w:rPr>
-        <w:hyperlink r:id="rId14" w:history="1">
-          <w:r>
-            <w:rPr>
-              <w:rStyle w:val="Hyperlink"/>
-            </w:rPr>
-            <w:t>ab=all</w:t>
-          </w:r>
-        </w:hyperlink>
-      </w:r>
-      <w:r>
-        <w:rPr>
-          <w:rFonts w:ascii="Charis SIL Regular" w:hAnsi="Charis SIL Regular" w:eastAsia="Charis SIL Regular"/>
-          <w:b w:val="0"/>
-          <w:i w:val="0"/>
-          <w:color w:val="0000FF"/>
-          <w:sz w:val="24"/>
-        </w:rPr>
-        <w:hyperlink r:id="rId14" w:history="1">
-          <w:r>
-            <w:rPr>
-              <w:rStyle w:val="Hyperlink"/>
-            </w:rPr>
-            <w:t>_content</w:t>
-          </w:r>
-        </w:hyperlink>
-      </w:r>
-      <w:r>
-        <w:rPr>
-          <w:rFonts w:ascii="Charis SIL Regular" w:hAnsi="Charis SIL Regular" w:eastAsia="Charis SIL Regular"/>
-          <w:b w:val="0"/>
-          <w:i w:val="0"/>
-          <w:color w:val="0000FF"/>
-          <w:sz w:val="24"/>
-        </w:rPr>
-        <w:hyperlink r:id="rId14" w:history="1">
-          <w:r>
-            <w:rPr>
-              <w:rStyle w:val="Hyperlink"/>
-            </w:rPr>
-            <w:t>&amp;search</w:t>
-          </w:r>
-        </w:hyperlink>
-      </w:r>
-      <w:r>
-        <w:rPr>
-          <w:rFonts w:ascii="Charis SIL Regular" w:hAnsi="Charis SIL Regular" w:eastAsia="Charis SIL Regular"/>
-          <w:b w:val="0"/>
-          <w:i w:val="0"/>
-          <w:color w:val="0000FF"/>
-          <w:sz w:val="24"/>
-        </w:rPr>
-        <w:hyperlink r:id="rId14" w:history="1">
-          <w:r>
-            <w:rPr>
-              <w:rStyle w:val="Hyperlink"/>
-            </w:rPr>
-            <w:t xml:space="preserve">_scope=lib_kitlv&amp;vid=UBL_V1&amp;f </w:t>
-          </w:r>
-        </w:hyperlink>
-      </w:r>
-      <w:r>
         <w:rPr>
           <w:rFonts w:ascii="Charis SIL Regular" w:hAnsi="Charis SIL Regular" w:eastAsia="Charis SIL Regular"/>
           <w:b w:val="0"/>
@@ -3103,14 +2992,18 @@
           <w:color w:val="000000"/>
           <w:sz w:val="24"/>
         </w:rPr>
-        <w:t xml:space="preserve">Archieftoegang: </w:t>
-      </w:r>
-      <w:r>
-        <w:br/>
-      </w:r>
-      <w:r>
-        <w:tab/>
-      </w:r>
+        <w:t>Archieftoegang:</w:t>
+      </w:r>
+    </w:p>
+    <w:p>
+      <w:pPr>
+        <w:autoSpaceDN w:val="0"/>
+        <w:autoSpaceDE w:val="0"/>
+        <w:widowControl/>
+        <w:spacing w:line="288" w:lineRule="exact" w:before="240" w:after="0"/>
+        <w:ind w:left="800" w:right="1728" w:firstLine="0"/>
+        <w:jc w:val="left"/>
+      </w:pPr>
       <w:r>
         <w:rPr>
           <w:rFonts w:ascii="Charis SIL Italic" w:hAnsi="Charis SIL Italic" w:eastAsia="Charis SIL Italic"/>
@@ -3119,7 +3012,7 @@
           <w:color w:val="000000"/>
           <w:sz w:val="24"/>
         </w:rPr>
-        <w:t>Europese manuscripten (KITLV)</w:t>
+        <w:t>Aziatische manuscripten (KITLV)</w:t>
       </w:r>
       <w:r>
         <w:rPr>
@@ -3129,13 +3022,7 @@
           <w:color w:val="000000"/>
           <w:sz w:val="24"/>
         </w:rPr>
-        <w:t xml:space="preserve">Toegang tot de collectie Europese manuscripten </w:t>
-      </w:r>
-      <w:r>
-        <w:br/>
-      </w:r>
-      <w:r>
-        <w:tab/>
+        <w:t xml:space="preserve">Toegang tot de collectie Aziatische manuscripten </w:t>
       </w:r>
       <w:r>
         <w:rPr>
@@ -3148,12 +3035,6 @@
         <w:t xml:space="preserve">van het KITLV in de catalogus van de universiteitsbibliotheek Leiden. Deze collectie </w:t>
       </w:r>
       <w:r>
-        <w:br/>
-      </w:r>
-      <w:r>
-        <w:tab/>
-      </w:r>
-      <w:r>
         <w:rPr>
           <w:rFonts w:ascii="Charis SIL Italic" w:hAnsi="Charis SIL Italic" w:eastAsia="Charis SIL Italic"/>
           <w:b w:val="0"/>
@@ -3161,7 +3042,7 @@
           <w:color w:val="000000"/>
           <w:sz w:val="24"/>
         </w:rPr>
-        <w:t>is ook vindbaar met het kenmerk 'D H'.</w:t>
+        <w:t>is ook vindbaar met het kenmerk 'D Or'.</w:t>
       </w:r>
     </w:p>
     <w:p>
@@ -3182,6 +3063,288 @@
           <w:sz w:val="24"/>
           <w:u w:val="single"/>
         </w:rPr>
+        <w:hyperlink r:id="rId14" w:history="1">
+          <w:r>
+            <w:rPr>
+              <w:rStyle w:val="Hyperlink"/>
+            </w:rPr>
+            <w:t>https://</w:t>
+          </w:r>
+        </w:hyperlink>
+      </w:r>
+      <w:r>
+        <w:rPr>
+          <w:rFonts w:ascii="Charis SIL Regular" w:hAnsi="Charis SIL Regular" w:eastAsia="Charis SIL Regular"/>
+          <w:b w:val="0"/>
+          <w:i w:val="0"/>
+          <w:color w:val="0000FF"/>
+          <w:sz w:val="24"/>
+          <w:u w:val="single"/>
+        </w:rPr>
+        <w:hyperlink r:id="rId14" w:history="1">
+          <w:r>
+            <w:rPr>
+              <w:rStyle w:val="Hyperlink"/>
+            </w:rPr>
+            <w:t>catalogue.leidenuniv.nl/</w:t>
+          </w:r>
+        </w:hyperlink>
+      </w:r>
+      <w:r>
+        <w:rPr>
+          <w:rFonts w:ascii="Charis SIL Regular" w:hAnsi="Charis SIL Regular" w:eastAsia="Charis SIL Regular"/>
+          <w:b w:val="0"/>
+          <w:i w:val="0"/>
+          <w:color w:val="0000FF"/>
+          <w:sz w:val="24"/>
+          <w:u w:val="single"/>
+        </w:rPr>
+        <w:hyperlink r:id="rId14" w:history="1">
+          <w:r>
+            <w:rPr>
+              <w:rStyle w:val="Hyperlink"/>
+            </w:rPr>
+            <w:t>primo-</w:t>
+          </w:r>
+        </w:hyperlink>
+      </w:r>
+      <w:r>
+        <w:rPr>
+          <w:rFonts w:ascii="Charis SIL Regular" w:hAnsi="Charis SIL Regular" w:eastAsia="Charis SIL Regular"/>
+          <w:b w:val="0"/>
+          <w:i w:val="0"/>
+          <w:color w:val="0000FF"/>
+          <w:sz w:val="24"/>
+          <w:u w:val="single"/>
+        </w:rPr>
+        <w:hyperlink r:id="rId14" w:history="1">
+          <w:r>
+            <w:rPr>
+              <w:rStyle w:val="Hyperlink"/>
+            </w:rPr>
+            <w:t>explore/</w:t>
+          </w:r>
+        </w:hyperlink>
+      </w:r>
+      <w:r>
+        <w:rPr>
+          <w:rFonts w:ascii="Charis SIL Regular" w:hAnsi="Charis SIL Regular" w:eastAsia="Charis SIL Regular"/>
+          <w:b w:val="0"/>
+          <w:i w:val="0"/>
+          <w:color w:val="0000FF"/>
+          <w:sz w:val="24"/>
+          <w:u w:val="single"/>
+        </w:rPr>
+        <w:hyperlink r:id="rId14" w:history="1">
+          <w:r>
+            <w:rPr>
+              <w:rStyle w:val="Hyperlink"/>
+            </w:rPr>
+            <w:t>search?</w:t>
+          </w:r>
+        </w:hyperlink>
+      </w:r>
+    </w:p>
+    <w:p>
+      <w:pPr>
+        <w:autoSpaceDN w:val="0"/>
+        <w:autoSpaceDE w:val="0"/>
+        <w:widowControl/>
+        <w:spacing w:line="352" w:lineRule="exact" w:before="0" w:after="0"/>
+        <w:ind w:left="800" w:right="0" w:firstLine="0"/>
+        <w:jc w:val="left"/>
+      </w:pPr>
+      <w:r>
+        <w:rPr>
+          <w:rFonts w:ascii="Charis SIL Regular" w:hAnsi="Charis SIL Regular" w:eastAsia="Charis SIL Regular"/>
+          <w:b w:val="0"/>
+          <w:i w:val="0"/>
+          <w:color w:val="0000FF"/>
+          <w:sz w:val="24"/>
+        </w:rPr>
+        <w:hyperlink r:id="rId14" w:history="1">
+          <w:r>
+            <w:rPr>
+              <w:rStyle w:val="Hyperlink"/>
+            </w:rPr>
+            <w:t>query=</w:t>
+          </w:r>
+        </w:hyperlink>
+      </w:r>
+      <w:r>
+        <w:rPr>
+          <w:rFonts w:ascii="Charis SIL Regular" w:hAnsi="Charis SIL Regular" w:eastAsia="Charis SIL Regular"/>
+          <w:b w:val="0"/>
+          <w:i w:val="0"/>
+          <w:color w:val="0000FF"/>
+          <w:sz w:val="24"/>
+        </w:rPr>
+        <w:hyperlink r:id="rId14" w:history="1">
+          <w:r>
+            <w:rPr>
+              <w:rStyle w:val="Hyperlink"/>
+            </w:rPr>
+            <w:t>any,contains,d%20or.&amp;t</w:t>
+          </w:r>
+        </w:hyperlink>
+      </w:r>
+      <w:r>
+        <w:rPr>
+          <w:rFonts w:ascii="Charis SIL Regular" w:hAnsi="Charis SIL Regular" w:eastAsia="Charis SIL Regular"/>
+          <w:b w:val="0"/>
+          <w:i w:val="0"/>
+          <w:color w:val="0000FF"/>
+          <w:sz w:val="24"/>
+        </w:rPr>
+        <w:hyperlink r:id="rId14" w:history="1">
+          <w:r>
+            <w:rPr>
+              <w:rStyle w:val="Hyperlink"/>
+            </w:rPr>
+            <w:t>ab=all</w:t>
+          </w:r>
+        </w:hyperlink>
+      </w:r>
+      <w:r>
+        <w:rPr>
+          <w:rFonts w:ascii="Charis SIL Regular" w:hAnsi="Charis SIL Regular" w:eastAsia="Charis SIL Regular"/>
+          <w:b w:val="0"/>
+          <w:i w:val="0"/>
+          <w:color w:val="0000FF"/>
+          <w:sz w:val="24"/>
+        </w:rPr>
+        <w:hyperlink r:id="rId14" w:history="1">
+          <w:r>
+            <w:rPr>
+              <w:rStyle w:val="Hyperlink"/>
+            </w:rPr>
+            <w:t>_content</w:t>
+          </w:r>
+        </w:hyperlink>
+      </w:r>
+      <w:r>
+        <w:rPr>
+          <w:rFonts w:ascii="Charis SIL Regular" w:hAnsi="Charis SIL Regular" w:eastAsia="Charis SIL Regular"/>
+          <w:b w:val="0"/>
+          <w:i w:val="0"/>
+          <w:color w:val="0000FF"/>
+          <w:sz w:val="24"/>
+        </w:rPr>
+        <w:hyperlink r:id="rId14" w:history="1">
+          <w:r>
+            <w:rPr>
+              <w:rStyle w:val="Hyperlink"/>
+            </w:rPr>
+            <w:t>&amp;search</w:t>
+          </w:r>
+        </w:hyperlink>
+      </w:r>
+      <w:r>
+        <w:rPr>
+          <w:rFonts w:ascii="Charis SIL Regular" w:hAnsi="Charis SIL Regular" w:eastAsia="Charis SIL Regular"/>
+          <w:b w:val="0"/>
+          <w:i w:val="0"/>
+          <w:color w:val="0000FF"/>
+          <w:sz w:val="24"/>
+        </w:rPr>
+        <w:hyperlink r:id="rId14" w:history="1">
+          <w:r>
+            <w:rPr>
+              <w:rStyle w:val="Hyperlink"/>
+            </w:rPr>
+            <w:t>_scope=lib_kitlv&amp;vid=UBL_V1&amp;f</w:t>
+          </w:r>
+        </w:hyperlink>
+      </w:r>
+    </w:p>
+    <w:p>
+      <w:pPr>
+        <w:autoSpaceDN w:val="0"/>
+        <w:autoSpaceDE w:val="0"/>
+        <w:widowControl/>
+        <w:spacing w:line="352" w:lineRule="exact" w:before="176" w:after="0"/>
+        <w:ind w:left="0" w:right="0" w:firstLine="0"/>
+        <w:jc w:val="left"/>
+      </w:pPr>
+      <w:r>
+        <w:rPr>
+          <w:rFonts w:ascii="Charis SIL Regular" w:hAnsi="Charis SIL Regular" w:eastAsia="Charis SIL Regular"/>
+          <w:b w:val="0"/>
+          <w:i w:val="0"/>
+          <w:color w:val="000000"/>
+          <w:sz w:val="24"/>
+        </w:rPr>
+        <w:t>Archieftoegang:</w:t>
+      </w:r>
+    </w:p>
+    <w:p>
+      <w:pPr>
+        <w:autoSpaceDN w:val="0"/>
+        <w:autoSpaceDE w:val="0"/>
+        <w:widowControl/>
+        <w:spacing w:line="288" w:lineRule="exact" w:before="240" w:after="0"/>
+        <w:ind w:left="800" w:right="1728" w:firstLine="0"/>
+        <w:jc w:val="left"/>
+      </w:pPr>
+      <w:r>
+        <w:rPr>
+          <w:rFonts w:ascii="Charis SIL Italic" w:hAnsi="Charis SIL Italic" w:eastAsia="Charis SIL Italic"/>
+          <w:b w:val="0"/>
+          <w:i/>
+          <w:color w:val="000000"/>
+          <w:sz w:val="24"/>
+        </w:rPr>
+        <w:t>Europese manuscripten (KITLV)</w:t>
+      </w:r>
+      <w:r>
+        <w:rPr>
+          <w:rFonts w:ascii="Charis SIL Italic" w:hAnsi="Charis SIL Italic" w:eastAsia="Charis SIL Italic"/>
+          <w:b w:val="0"/>
+          <w:i/>
+          <w:color w:val="000000"/>
+          <w:sz w:val="24"/>
+        </w:rPr>
+        <w:t xml:space="preserve">Toegang tot de collectie Europese manuscripten </w:t>
+      </w:r>
+      <w:r>
+        <w:rPr>
+          <w:rFonts w:ascii="Charis SIL Italic" w:hAnsi="Charis SIL Italic" w:eastAsia="Charis SIL Italic"/>
+          <w:b w:val="0"/>
+          <w:i/>
+          <w:color w:val="000000"/>
+          <w:sz w:val="24"/>
+        </w:rPr>
+        <w:t xml:space="preserve">van het KITLV in de catalogus van de universiteitsbibliotheek Leiden. Deze collectie </w:t>
+      </w:r>
+      <w:r>
+        <w:rPr>
+          <w:rFonts w:ascii="Charis SIL Italic" w:hAnsi="Charis SIL Italic" w:eastAsia="Charis SIL Italic"/>
+          <w:b w:val="0"/>
+          <w:i/>
+          <w:color w:val="000000"/>
+          <w:sz w:val="24"/>
+        </w:rPr>
+        <w:t>is ook vindbaar met het kenmerk 'D H'.</w:t>
+      </w:r>
+    </w:p>
+    <w:p>
+      <w:pPr>
+        <w:autoSpaceDN w:val="0"/>
+        <w:autoSpaceDE w:val="0"/>
+        <w:widowControl/>
+        <w:spacing w:line="352" w:lineRule="exact" w:before="176" w:after="0"/>
+        <w:ind w:left="800" w:right="0" w:firstLine="0"/>
+        <w:jc w:val="left"/>
+      </w:pPr>
+      <w:r>
+        <w:rPr>
+          <w:rFonts w:ascii="Charis SIL Regular" w:hAnsi="Charis SIL Regular" w:eastAsia="Charis SIL Regular"/>
+          <w:b w:val="0"/>
+          <w:i w:val="0"/>
+          <w:color w:val="0000FF"/>
+          <w:sz w:val="24"/>
+          <w:u w:val="single"/>
+        </w:rPr>
         <w:hyperlink r:id="rId15" w:history="1">
           <w:r>
             <w:rPr>
@@ -3267,18 +3430,12 @@
     <w:p>
       <w:pPr>
         <w:autoSpaceDN w:val="0"/>
-        <w:tabs>
-          <w:tab w:pos="800" w:val="left"/>
-        </w:tabs>
         <w:autoSpaceDE w:val="0"/>
         <w:widowControl/>
-        <w:spacing w:line="378" w:lineRule="exact" w:before="0" w:after="0"/>
-        <w:ind w:left="0" w:right="576" w:firstLine="0"/>
+        <w:spacing w:line="352" w:lineRule="exact" w:before="0" w:after="0"/>
+        <w:ind w:left="800" w:right="0" w:firstLine="0"/>
         <w:jc w:val="left"/>
       </w:pPr>
-      <w:r>
-        <w:tab/>
-      </w:r>
       <w:r>
         <w:rPr>
           <w:rFonts w:ascii="Charis SIL Regular" w:hAnsi="Charis SIL Regular" w:eastAsia="Charis SIL Regular"/>
@@ -3377,110 +3534,100 @@
             <w:rPr>
               <w:rStyle w:val="Hyperlink"/>
             </w:rPr>
-            <w:t xml:space="preserve">scope=lib_kitlv&amp;vid=UBL_V1&amp;fac </w:t>
+            <w:t>scope=lib_kitlv&amp;vid=UBL_V1&amp;fac</w:t>
           </w:r>
         </w:hyperlink>
-      </w:r>
-      <w:r>
-        <w:rPr>
-          <w:rFonts w:ascii="Charis SIL Regular" w:hAnsi="Charis SIL Regular" w:eastAsia="Charis SIL Regular"/>
-          <w:b w:val="0"/>
-          <w:i w:val="0"/>
-          <w:color w:val="000000"/>
-          <w:sz w:val="24"/>
-        </w:rPr>
-        <w:t xml:space="preserve">Digitale collectie: </w:t>
-      </w:r>
-      <w:r>
-        <w:br/>
-      </w:r>
-      <w:r>
-        <w:tab/>
-      </w:r>
-      <w:r>
-        <w:rPr>
-          <w:rFonts w:ascii="Charis SIL Italic" w:hAnsi="Charis SIL Italic" w:eastAsia="Charis SIL Italic"/>
-          <w:b w:val="0"/>
-          <w:i/>
-          <w:color w:val="000000"/>
-          <w:sz w:val="24"/>
-        </w:rPr>
-        <w:t>Maps (KITLV)</w:t>
-      </w:r>
-      <w:r>
-        <w:rPr>
-          <w:rFonts w:ascii="Charis SIL Italic" w:hAnsi="Charis SIL Italic" w:eastAsia="Charis SIL Italic"/>
-          <w:b w:val="0"/>
-          <w:i/>
-          <w:color w:val="000000"/>
-          <w:sz w:val="24"/>
-        </w:rPr>
-        <w:t xml:space="preserve">De kaartencollectie van het KITLV heeft een eigen website binnen de </w:t>
-      </w:r>
-      <w:r>
-        <w:br/>
-      </w:r>
-      <w:r>
-        <w:tab/>
-      </w:r>
-      <w:r>
-        <w:rPr>
-          <w:rFonts w:ascii="Charis SIL Italic" w:hAnsi="Charis SIL Italic" w:eastAsia="Charis SIL Italic"/>
-          <w:b w:val="0"/>
-          <w:i/>
-          <w:color w:val="000000"/>
-          <w:sz w:val="24"/>
-        </w:rPr>
-        <w:t xml:space="preserve">Digital Collections van de Universiteit Leiden. Via deze pagina heb je toegang tot </w:t>
-      </w:r>
-      <w:r>
-        <w:br/>
-      </w:r>
-      <w:r>
-        <w:tab/>
-      </w:r>
-      <w:r>
-        <w:rPr>
-          <w:rFonts w:ascii="Charis SIL Italic" w:hAnsi="Charis SIL Italic" w:eastAsia="Charis SIL Italic"/>
-          <w:b w:val="0"/>
-          <w:i/>
-          <w:color w:val="000000"/>
-          <w:sz w:val="24"/>
-        </w:rPr>
-        <w:t xml:space="preserve">16.000 kaarten en 500 atlassen van Indonesië, Suriname, de Nederlandse Antillen </w:t>
-      </w:r>
-      <w:r>
-        <w:br/>
-      </w:r>
-      <w:r>
-        <w:tab/>
-      </w:r>
-      <w:r>
-        <w:rPr>
-          <w:rFonts w:ascii="Charis SIL Italic" w:hAnsi="Charis SIL Italic" w:eastAsia="Charis SIL Italic"/>
-          <w:b w:val="0"/>
-          <w:i/>
-          <w:color w:val="000000"/>
-          <w:sz w:val="24"/>
-        </w:rPr>
-        <w:t>en Zuidoost Azië, grotendeels uit de negentiende en twintigste eeuw.</w:t>
       </w:r>
     </w:p>
     <w:p>
       <w:pPr>
         <w:autoSpaceDN w:val="0"/>
-        <w:tabs>
-          <w:tab w:pos="800" w:val="left"/>
-        </w:tabs>
         <w:autoSpaceDE w:val="0"/>
         <w:widowControl/>
-        <w:spacing w:line="356" w:lineRule="exact" w:before="172" w:after="0"/>
-        <w:ind w:left="0" w:right="1728" w:firstLine="0"/>
+        <w:spacing w:line="352" w:lineRule="exact" w:before="176" w:after="0"/>
+        <w:ind w:left="0" w:right="0" w:firstLine="0"/>
         <w:jc w:val="left"/>
       </w:pPr>
       <w:r>
-        <w:tab/>
-      </w:r>
+        <w:rPr>
+          <w:rFonts w:ascii="Charis SIL Regular" w:hAnsi="Charis SIL Regular" w:eastAsia="Charis SIL Regular"/>
+          <w:b w:val="0"/>
+          <w:i w:val="0"/>
+          <w:color w:val="000000"/>
+          <w:sz w:val="24"/>
+        </w:rPr>
+        <w:t>Digitale collectie:</w:t>
+      </w:r>
+    </w:p>
+    <w:p>
+      <w:pPr>
+        <w:autoSpaceDN w:val="0"/>
+        <w:autoSpaceDE w:val="0"/>
+        <w:widowControl/>
+        <w:spacing w:line="288" w:lineRule="exact" w:before="240" w:after="0"/>
+        <w:ind w:left="800" w:right="1728" w:firstLine="0"/>
+        <w:jc w:val="left"/>
+      </w:pPr>
+      <w:r>
+        <w:rPr>
+          <w:rFonts w:ascii="Charis SIL Italic" w:hAnsi="Charis SIL Italic" w:eastAsia="Charis SIL Italic"/>
+          <w:b w:val="0"/>
+          <w:i/>
+          <w:color w:val="000000"/>
+          <w:sz w:val="24"/>
+        </w:rPr>
+        <w:t>Maps (KITLV)</w:t>
+      </w:r>
+      <w:r>
+        <w:rPr>
+          <w:rFonts w:ascii="Charis SIL Italic" w:hAnsi="Charis SIL Italic" w:eastAsia="Charis SIL Italic"/>
+          <w:b w:val="0"/>
+          <w:i/>
+          <w:color w:val="000000"/>
+          <w:sz w:val="24"/>
+        </w:rPr>
+        <w:t xml:space="preserve">De kaartencollectie van het KITLV heeft een eigen website binnen de </w:t>
+      </w:r>
+      <w:r>
+        <w:rPr>
+          <w:rFonts w:ascii="Charis SIL Italic" w:hAnsi="Charis SIL Italic" w:eastAsia="Charis SIL Italic"/>
+          <w:b w:val="0"/>
+          <w:i/>
+          <w:color w:val="000000"/>
+          <w:sz w:val="24"/>
+        </w:rPr>
+        <w:t xml:space="preserve">Digital Collections van de Universiteit Leiden. Via deze pagina heb je toegang tot </w:t>
+      </w:r>
+      <w:r>
+        <w:rPr>
+          <w:rFonts w:ascii="Charis SIL Italic" w:hAnsi="Charis SIL Italic" w:eastAsia="Charis SIL Italic"/>
+          <w:b w:val="0"/>
+          <w:i/>
+          <w:color w:val="000000"/>
+          <w:sz w:val="24"/>
+        </w:rPr>
+        <w:t xml:space="preserve">16.000 kaarten en 500 atlassen van Indonesië, Suriname, de Nederlandse Antillen </w:t>
+      </w:r>
+      <w:r>
+        <w:rPr>
+          <w:rFonts w:ascii="Charis SIL Italic" w:hAnsi="Charis SIL Italic" w:eastAsia="Charis SIL Italic"/>
+          <w:b w:val="0"/>
+          <w:i/>
+          <w:color w:val="000000"/>
+          <w:sz w:val="24"/>
+        </w:rPr>
+        <w:t>en Zuidoost Azië, grotendeels uit de negentiende en twintigste eeuw.</w:t>
+      </w:r>
+    </w:p>
+    <w:p>
+      <w:pPr>
+        <w:autoSpaceDN w:val="0"/>
+        <w:autoSpaceDE w:val="0"/>
+        <w:widowControl/>
+        <w:spacing w:line="352" w:lineRule="exact" w:before="176" w:after="0"/>
+        <w:ind w:left="800" w:right="0" w:firstLine="0"/>
+        <w:jc w:val="left"/>
+      </w:pPr>
       <w:r>
         <w:rPr>
           <w:rFonts w:ascii="Charis SIL Regular" w:hAnsi="Charis SIL Regular" w:eastAsia="Charis SIL Regular"/>
@@ -3562,127 +3709,120 @@
             <w:rPr>
               <w:rStyle w:val="Hyperlink"/>
             </w:rPr>
-            <w:t xml:space="preserve">kitlvmaps </w:t>
+            <w:t>kitlvmaps</w:t>
           </w:r>
         </w:hyperlink>
-      </w:r>
-      <w:r>
-        <w:rPr>
-          <w:rFonts w:ascii="Charis SIL Regular" w:hAnsi="Charis SIL Regular" w:eastAsia="Charis SIL Regular"/>
-          <w:b w:val="0"/>
-          <w:i w:val="0"/>
-          <w:color w:val="000000"/>
-          <w:sz w:val="24"/>
-        </w:rPr>
-        <w:t xml:space="preserve">Digitale collectie: </w:t>
-      </w:r>
-      <w:r>
-        <w:br/>
-      </w:r>
-      <w:r>
-        <w:tab/>
-      </w:r>
-      <w:r>
-        <w:rPr>
-          <w:rFonts w:ascii="Charis SIL Italic" w:hAnsi="Charis SIL Italic" w:eastAsia="Charis SIL Italic"/>
-          <w:b w:val="0"/>
-          <w:i/>
-          <w:color w:val="000000"/>
-          <w:sz w:val="24"/>
-        </w:rPr>
-        <w:t>Southeast Asian &amp; Caribbean Images (KITLV)</w:t>
-      </w:r>
-      <w:r>
-        <w:rPr>
-          <w:rFonts w:ascii="Charis SIL Italic" w:hAnsi="Charis SIL Italic" w:eastAsia="Charis SIL Italic"/>
-          <w:b w:val="0"/>
-          <w:i/>
-          <w:color w:val="000000"/>
-          <w:sz w:val="24"/>
-        </w:rPr>
-        <w:t xml:space="preserve">De foto- en afbeeldingencollectie van </w:t>
-      </w:r>
-      <w:r>
-        <w:tab/>
-      </w:r>
-      <w:r>
-        <w:rPr>
-          <w:rFonts w:ascii="Charis SIL Italic" w:hAnsi="Charis SIL Italic" w:eastAsia="Charis SIL Italic"/>
-          <w:b w:val="0"/>
-          <w:i/>
-          <w:color w:val="000000"/>
-          <w:sz w:val="24"/>
-        </w:rPr>
-        <w:t xml:space="preserve">het KITLV heeft een eigen website binnen de Digital Collections van de Universiteit </w:t>
-      </w:r>
-      <w:r>
-        <w:tab/>
-      </w:r>
-      <w:r>
-        <w:rPr>
-          <w:rFonts w:ascii="Charis SIL Italic" w:hAnsi="Charis SIL Italic" w:eastAsia="Charis SIL Italic"/>
-          <w:b w:val="0"/>
-          <w:i/>
-          <w:color w:val="000000"/>
-          <w:sz w:val="24"/>
-        </w:rPr>
-        <w:t xml:space="preserve">Leiden. Rond 1890 begon het KITLV met het verzamelen van foto's om een beeld </w:t>
-      </w:r>
-      <w:r>
-        <w:tab/>
-      </w:r>
-      <w:r>
-        <w:rPr>
-          <w:rFonts w:ascii="Charis SIL Italic" w:hAnsi="Charis SIL Italic" w:eastAsia="Charis SIL Italic"/>
-          <w:b w:val="0"/>
-          <w:i/>
-          <w:color w:val="000000"/>
-          <w:sz w:val="24"/>
-        </w:rPr>
-        <w:t xml:space="preserve">van de oostelijke en westelijke Nederlandse koloniale gebieden vast te leggen. Via </w:t>
-      </w:r>
-      <w:r>
-        <w:tab/>
-      </w:r>
-      <w:r>
-        <w:rPr>
-          <w:rFonts w:ascii="Charis SIL Italic" w:hAnsi="Charis SIL Italic" w:eastAsia="Charis SIL Italic"/>
-          <w:b w:val="0"/>
-          <w:i/>
-          <w:color w:val="000000"/>
-          <w:sz w:val="24"/>
-        </w:rPr>
-        <w:t xml:space="preserve">deze website van de UBL heb je toegang tot een grote collectie foto's, prints en </w:t>
-      </w:r>
-      <w:r>
-        <w:tab/>
-      </w:r>
-      <w:r>
-        <w:rPr>
-          <w:rFonts w:ascii="Charis SIL Italic" w:hAnsi="Charis SIL Italic" w:eastAsia="Charis SIL Italic"/>
-          <w:b w:val="0"/>
-          <w:i/>
-          <w:color w:val="000000"/>
-          <w:sz w:val="24"/>
-        </w:rPr>
-        <w:t>tekeningen.</w:t>
       </w:r>
     </w:p>
     <w:p>
       <w:pPr>
         <w:autoSpaceDN w:val="0"/>
-        <w:tabs>
-          <w:tab w:pos="800" w:val="left"/>
-        </w:tabs>
         <w:autoSpaceDE w:val="0"/>
         <w:widowControl/>
-        <w:spacing w:line="384" w:lineRule="exact" w:before="144" w:after="0"/>
-        <w:ind w:left="0" w:right="1728" w:firstLine="0"/>
+        <w:spacing w:line="352" w:lineRule="exact" w:before="176" w:after="0"/>
+        <w:ind w:left="0" w:right="0" w:firstLine="0"/>
         <w:jc w:val="left"/>
       </w:pPr>
       <w:r>
-        <w:tab/>
-      </w:r>
+        <w:rPr>
+          <w:rFonts w:ascii="Charis SIL Regular" w:hAnsi="Charis SIL Regular" w:eastAsia="Charis SIL Regular"/>
+          <w:b w:val="0"/>
+          <w:i w:val="0"/>
+          <w:color w:val="000000"/>
+          <w:sz w:val="24"/>
+        </w:rPr>
+        <w:t>Digitale collectie:</w:t>
+      </w:r>
+    </w:p>
+    <w:p>
+      <w:pPr>
+        <w:autoSpaceDN w:val="0"/>
+        <w:autoSpaceDE w:val="0"/>
+        <w:widowControl/>
+        <w:spacing w:line="288" w:lineRule="exact" w:before="240" w:after="0"/>
+        <w:ind w:left="800" w:right="1728" w:firstLine="0"/>
+        <w:jc w:val="left"/>
+      </w:pPr>
+      <w:r>
+        <w:rPr>
+          <w:rFonts w:ascii="Charis SIL Italic" w:hAnsi="Charis SIL Italic" w:eastAsia="Charis SIL Italic"/>
+          <w:b w:val="0"/>
+          <w:i/>
+          <w:color w:val="000000"/>
+          <w:sz w:val="24"/>
+        </w:rPr>
+        <w:t>Southeast Asian &amp; Caribbean Images (KITLV)</w:t>
+      </w:r>
+      <w:r>
+        <w:rPr>
+          <w:rFonts w:ascii="Charis SIL Italic" w:hAnsi="Charis SIL Italic" w:eastAsia="Charis SIL Italic"/>
+          <w:b w:val="0"/>
+          <w:i/>
+          <w:color w:val="000000"/>
+          <w:sz w:val="24"/>
+        </w:rPr>
+        <w:t xml:space="preserve">De foto- en afbeeldingencollectie van </w:t>
+      </w:r>
+      <w:r>
+        <w:rPr>
+          <w:rFonts w:ascii="Charis SIL Italic" w:hAnsi="Charis SIL Italic" w:eastAsia="Charis SIL Italic"/>
+          <w:b w:val="0"/>
+          <w:i/>
+          <w:color w:val="000000"/>
+          <w:sz w:val="24"/>
+        </w:rPr>
+        <w:t xml:space="preserve">het KITLV heeft een eigen website binnen de Digital Collections van de Universiteit </w:t>
+      </w:r>
+      <w:r>
+        <w:rPr>
+          <w:rFonts w:ascii="Charis SIL Italic" w:hAnsi="Charis SIL Italic" w:eastAsia="Charis SIL Italic"/>
+          <w:b w:val="0"/>
+          <w:i/>
+          <w:color w:val="000000"/>
+          <w:sz w:val="24"/>
+        </w:rPr>
+        <w:t xml:space="preserve">Leiden. Rond 1890 begon het KITLV met het verzamelen van foto's om een beeld </w:t>
+      </w:r>
+      <w:r>
+        <w:rPr>
+          <w:rFonts w:ascii="Charis SIL Italic" w:hAnsi="Charis SIL Italic" w:eastAsia="Charis SIL Italic"/>
+          <w:b w:val="0"/>
+          <w:i/>
+          <w:color w:val="000000"/>
+          <w:sz w:val="24"/>
+        </w:rPr>
+        <w:t xml:space="preserve">van de oostelijke en westelijke Nederlandse koloniale gebieden vast te leggen. Via </w:t>
+      </w:r>
+      <w:r>
+        <w:rPr>
+          <w:rFonts w:ascii="Charis SIL Italic" w:hAnsi="Charis SIL Italic" w:eastAsia="Charis SIL Italic"/>
+          <w:b w:val="0"/>
+          <w:i/>
+          <w:color w:val="000000"/>
+          <w:sz w:val="24"/>
+        </w:rPr>
+        <w:t xml:space="preserve">deze website van de UBL heb je toegang tot een grote collectie foto's, prints en </w:t>
+      </w:r>
+      <w:r>
+        <w:rPr>
+          <w:rFonts w:ascii="Charis SIL Italic" w:hAnsi="Charis SIL Italic" w:eastAsia="Charis SIL Italic"/>
+          <w:b w:val="0"/>
+          <w:i/>
+          <w:color w:val="000000"/>
+          <w:sz w:val="24"/>
+        </w:rPr>
+        <w:t>tekeningen.</w:t>
+      </w:r>
+    </w:p>
+    <w:p>
+      <w:pPr>
+        <w:autoSpaceDN w:val="0"/>
+        <w:autoSpaceDE w:val="0"/>
+        <w:widowControl/>
+        <w:spacing w:line="352" w:lineRule="exact" w:before="176" w:after="0"/>
+        <w:ind w:left="800" w:right="0" w:firstLine="0"/>
+        <w:jc w:val="left"/>
+      </w:pPr>
       <w:r>
         <w:rPr>
           <w:rFonts w:ascii="Charis SIL Regular" w:hAnsi="Charis SIL Regular" w:eastAsia="Charis SIL Regular"/>
@@ -3764,101 +3904,100 @@
             <w:rPr>
               <w:rStyle w:val="Hyperlink"/>
             </w:rPr>
-            <w:t xml:space="preserve">kitlvphotos </w:t>
+            <w:t>kitlvphotos</w:t>
           </w:r>
         </w:hyperlink>
-      </w:r>
-      <w:r>
-        <w:rPr>
-          <w:rFonts w:ascii="Charis SIL Regular" w:hAnsi="Charis SIL Regular" w:eastAsia="Charis SIL Regular"/>
-          <w:b w:val="0"/>
-          <w:i w:val="0"/>
-          <w:color w:val="000000"/>
-          <w:sz w:val="24"/>
-        </w:rPr>
-        <w:t xml:space="preserve">Digitale collectie: </w:t>
-      </w:r>
-      <w:r>
-        <w:br/>
-      </w:r>
-      <w:r>
-        <w:tab/>
-      </w:r>
-      <w:r>
-        <w:rPr>
-          <w:rFonts w:ascii="Charis SIL Italic" w:hAnsi="Charis SIL Italic" w:eastAsia="Charis SIL Italic"/>
-          <w:b w:val="0"/>
-          <w:i/>
-          <w:color w:val="000000"/>
-          <w:sz w:val="24"/>
-        </w:rPr>
-        <w:t>Oral History Archive SMGI (KITLV)</w:t>
-      </w:r>
-      <w:r>
-        <w:rPr>
-          <w:rFonts w:ascii="Charis SIL Italic" w:hAnsi="Charis SIL Italic" w:eastAsia="Charis SIL Italic"/>
-          <w:b w:val="0"/>
-          <w:i/>
-          <w:color w:val="000000"/>
-          <w:sz w:val="24"/>
-        </w:rPr>
-        <w:t xml:space="preserve">Via deze pagina heb je toegang tot de collectie </w:t>
-      </w:r>
-      <w:r>
-        <w:tab/>
-      </w:r>
-      <w:r>
-        <w:rPr>
-          <w:rFonts w:ascii="Charis SIL Italic" w:hAnsi="Charis SIL Italic" w:eastAsia="Charis SIL Italic"/>
-          <w:b w:val="0"/>
-          <w:i/>
-          <w:color w:val="000000"/>
-          <w:sz w:val="24"/>
-        </w:rPr>
-        <w:t xml:space="preserve">interviews van de Stichting Mondelinge Geschiedenis Indonesië. De collectie bevat </w:t>
-      </w:r>
-      <w:r>
-        <w:tab/>
-      </w:r>
-      <w:r>
-        <w:rPr>
-          <w:rFonts w:ascii="Charis SIL Italic" w:hAnsi="Charis SIL Italic" w:eastAsia="Charis SIL Italic"/>
-          <w:b w:val="0"/>
-          <w:i/>
-          <w:color w:val="000000"/>
-          <w:sz w:val="24"/>
-        </w:rPr>
-        <w:t xml:space="preserve">audiobestanden en samenvattingen van interviews met 724 personen over hun </w:t>
-      </w:r>
-      <w:r>
-        <w:tab/>
-      </w:r>
-      <w:r>
-        <w:rPr>
-          <w:rFonts w:ascii="Charis SIL Italic" w:hAnsi="Charis SIL Italic" w:eastAsia="Charis SIL Italic"/>
-          <w:b w:val="0"/>
-          <w:i/>
-          <w:color w:val="000000"/>
-          <w:sz w:val="24"/>
-        </w:rPr>
-        <w:t>ervaringen in voormalig Nederlands-Indië.</w:t>
       </w:r>
     </w:p>
     <w:p>
       <w:pPr>
         <w:autoSpaceDN w:val="0"/>
-        <w:tabs>
-          <w:tab w:pos="800" w:val="left"/>
-        </w:tabs>
         <w:autoSpaceDE w:val="0"/>
         <w:widowControl/>
-        <w:spacing w:line="448" w:lineRule="exact" w:before="80" w:after="0"/>
-        <w:ind w:left="0" w:right="1728" w:firstLine="0"/>
+        <w:spacing w:line="352" w:lineRule="exact" w:before="176" w:after="0"/>
+        <w:ind w:left="0" w:right="0" w:firstLine="0"/>
         <w:jc w:val="left"/>
       </w:pPr>
       <w:r>
-        <w:tab/>
-      </w:r>
+        <w:rPr>
+          <w:rFonts w:ascii="Charis SIL Regular" w:hAnsi="Charis SIL Regular" w:eastAsia="Charis SIL Regular"/>
+          <w:b w:val="0"/>
+          <w:i w:val="0"/>
+          <w:color w:val="000000"/>
+          <w:sz w:val="24"/>
+        </w:rPr>
+        <w:t>Digitale collectie:</w:t>
+      </w:r>
+    </w:p>
+    <w:p>
+      <w:pPr>
+        <w:autoSpaceDN w:val="0"/>
+        <w:autoSpaceDE w:val="0"/>
+        <w:widowControl/>
+        <w:spacing w:line="288" w:lineRule="exact" w:before="240" w:after="0"/>
+        <w:ind w:left="800" w:right="1728" w:firstLine="0"/>
+        <w:jc w:val="left"/>
+      </w:pPr>
+      <w:r>
+        <w:rPr>
+          <w:rFonts w:ascii="Charis SIL Italic" w:hAnsi="Charis SIL Italic" w:eastAsia="Charis SIL Italic"/>
+          <w:b w:val="0"/>
+          <w:i/>
+          <w:color w:val="000000"/>
+          <w:sz w:val="24"/>
+        </w:rPr>
+        <w:t>Oral History Archive SMGI (KITLV)</w:t>
+      </w:r>
+      <w:r>
+        <w:rPr>
+          <w:rFonts w:ascii="Charis SIL Italic" w:hAnsi="Charis SIL Italic" w:eastAsia="Charis SIL Italic"/>
+          <w:b w:val="0"/>
+          <w:i/>
+          <w:color w:val="000000"/>
+          <w:sz w:val="24"/>
+        </w:rPr>
+        <w:t xml:space="preserve">Via deze pagina heb je toegang tot de collectie </w:t>
+      </w:r>
+      <w:r>
+        <w:rPr>
+          <w:rFonts w:ascii="Charis SIL Italic" w:hAnsi="Charis SIL Italic" w:eastAsia="Charis SIL Italic"/>
+          <w:b w:val="0"/>
+          <w:i/>
+          <w:color w:val="000000"/>
+          <w:sz w:val="24"/>
+        </w:rPr>
+        <w:t xml:space="preserve">interviews van de Stichting Mondelinge Geschiedenis Indonesië. De collectie bevat </w:t>
+      </w:r>
+      <w:r>
+        <w:rPr>
+          <w:rFonts w:ascii="Charis SIL Italic" w:hAnsi="Charis SIL Italic" w:eastAsia="Charis SIL Italic"/>
+          <w:b w:val="0"/>
+          <w:i/>
+          <w:color w:val="000000"/>
+          <w:sz w:val="24"/>
+        </w:rPr>
+        <w:t xml:space="preserve">audiobestanden en samenvattingen van interviews met 724 personen over hun </w:t>
+      </w:r>
+      <w:r>
+        <w:rPr>
+          <w:rFonts w:ascii="Charis SIL Italic" w:hAnsi="Charis SIL Italic" w:eastAsia="Charis SIL Italic"/>
+          <w:b w:val="0"/>
+          <w:i/>
+          <w:color w:val="000000"/>
+          <w:sz w:val="24"/>
+        </w:rPr>
+        <w:t>ervaringen in voormalig Nederlands-Indië.</w:t>
+      </w:r>
+    </w:p>
+    <w:p>
+      <w:pPr>
+        <w:autoSpaceDN w:val="0"/>
+        <w:autoSpaceDE w:val="0"/>
+        <w:widowControl/>
+        <w:spacing w:line="352" w:lineRule="exact" w:before="176" w:after="0"/>
+        <w:ind w:left="800" w:right="0" w:firstLine="0"/>
+        <w:jc w:val="left"/>
+      </w:pPr>
       <w:r>
         <w:rPr>
           <w:rFonts w:ascii="Charis SIL Regular" w:hAnsi="Charis SIL Regular" w:eastAsia="Charis SIL Regular"/>
@@ -3945,13 +4084,20 @@
             <w:rPr>
               <w:rStyle w:val="Hyperlink"/>
             </w:rPr>
-            <w:t xml:space="preserve">smgi </w:t>
+            <w:t>smgi</w:t>
           </w:r>
         </w:hyperlink>
       </w:r>
-      <w:r>
-        <w:br/>
-      </w:r>
+    </w:p>
+    <w:p>
+      <w:pPr>
+        <w:autoSpaceDN w:val="0"/>
+        <w:autoSpaceDE w:val="0"/>
+        <w:widowControl/>
+        <w:spacing w:line="352" w:lineRule="exact" w:before="176" w:after="0"/>
+        <w:ind w:left="0" w:right="0" w:firstLine="0"/>
+        <w:jc w:val="left"/>
+      </w:pPr>
       <w:r>
         <w:rPr>
           <w:rFonts w:ascii="Charis SIL Regular" w:hAnsi="Charis SIL Regular" w:eastAsia="Charis SIL Regular"/>
@@ -3960,14 +4106,18 @@
           <w:color w:val="000000"/>
           <w:sz w:val="24"/>
         </w:rPr>
-        <w:t xml:space="preserve">Digitale collectie: </w:t>
-      </w:r>
-      <w:r>
-        <w:br/>
-      </w:r>
-      <w:r>
-        <w:tab/>
-      </w:r>
+        <w:t>Digitale collectie:</w:t>
+      </w:r>
+    </w:p>
+    <w:p>
+      <w:pPr>
+        <w:autoSpaceDN w:val="0"/>
+        <w:autoSpaceDE w:val="0"/>
+        <w:widowControl/>
+        <w:spacing w:line="288" w:lineRule="exact" w:before="240" w:after="0"/>
+        <w:ind w:left="800" w:right="1728" w:firstLine="0"/>
+        <w:jc w:val="left"/>
+      </w:pPr>
       <w:r>
         <w:rPr>
           <w:rFonts w:ascii="Charis SIL Italic" w:hAnsi="Charis SIL Italic" w:eastAsia="Charis SIL Italic"/>
@@ -3987,9 +4137,6 @@
           <w:sz w:val="24"/>
         </w:rPr>
         <w:t xml:space="preserve">Via deze pagina heb je toegang tot de </w:t>
-      </w:r>
-      <w:r>
-        <w:tab/>
       </w:r>
       <w:r>
         <w:rPr>
@@ -4006,7 +4153,7 @@
       <w:pPr>
         <w:sectPr>
           <w:pgSz w:w="11900" w:h="16840"/>
-          <w:pgMar w:top="324" w:right="0" w:bottom="576" w:left="960" w:header="720" w:footer="720" w:gutter="0"/>
+          <w:pgMar w:top="324" w:right="0" w:bottom="432" w:left="960" w:header="720" w:footer="720" w:gutter="0"/>
           <w:cols/>
           <w:docGrid w:linePitch="360"/>
         </w:sectPr>
@@ -4365,13 +4512,21 @@
       </w:r>
       <w:r>
         <w:rPr>
+          <w:u w:val="single" w:color="0000ff"/>
           <w:rFonts w:ascii="Charis SIL Regular" w:hAnsi="Charis SIL Regular" w:eastAsia="Charis SIL Regular"/>
           <w:b w:val="0"/>
           <w:i w:val="0"/>
           <w:color w:val="000000"/>
           <w:sz w:val="24"/>
         </w:rPr>
-        <w:t xml:space="preserve">, </w:t>
+        <w:hyperlink r:id="rId22" w:history="1">
+          <w:r>
+            <w:rPr>
+              <w:rStyle w:val="Hyperlink"/>
+            </w:rPr>
+            <w:t xml:space="preserve">, </w:t>
+          </w:r>
+        </w:hyperlink>
       </w:r>
       <w:r>
         <w:rPr>
@@ -4382,7 +4537,7 @@
           <w:sz w:val="24"/>
           <w:u w:val="single"/>
         </w:rPr>
-        <w:hyperlink r:id="rId24" w:history="1">
+        <w:hyperlink r:id="rId22" w:history="1">
           <w:r>
             <w:rPr>
               <w:rStyle w:val="Hyperlink"/>
@@ -4411,7 +4566,7 @@
           <w:sz w:val="24"/>
           <w:u w:val="single"/>
         </w:rPr>
-        <w:hyperlink r:id="rId24" w:history="1">
+        <w:hyperlink r:id="rId22" w:history="1">
           <w:r>
             <w:rPr>
               <w:rStyle w:val="Hyperlink"/>
@@ -4429,7 +4584,7 @@
           <w:sz w:val="24"/>
           <w:u w:val="single"/>
         </w:rPr>
-        <w:hyperlink r:id="rId24" w:history="1">
+        <w:hyperlink r:id="rId22" w:history="1">
           <w:r>
             <w:rPr>
               <w:rStyle w:val="Hyperlink"/>
@@ -4547,7 +4702,7 @@
           <w:sz w:val="24"/>
           <w:u w:val="single"/>
         </w:rPr>
-        <w:hyperlink r:id="rId25" w:history="1">
+        <w:hyperlink r:id="rId24" w:history="1">
           <w:r>
             <w:rPr>
               <w:rStyle w:val="Hyperlink"/>
@@ -4565,7 +4720,7 @@
           <w:sz w:val="24"/>
           <w:u w:val="single"/>
         </w:rPr>
-        <w:hyperlink r:id="rId25" w:history="1">
+        <w:hyperlink r:id="rId24" w:history="1">
           <w:r>
             <w:rPr>
               <w:rStyle w:val="Hyperlink"/>
@@ -4583,7 +4738,7 @@
           <w:sz w:val="24"/>
           <w:u w:val="single"/>
         </w:rPr>
-        <w:hyperlink r:id="rId25" w:history="1">
+        <w:hyperlink r:id="rId24" w:history="1">
           <w:r>
             <w:rPr>
               <w:rStyle w:val="Hyperlink"/>
@@ -4601,7 +4756,7 @@
           <w:sz w:val="24"/>
           <w:u w:val="single"/>
         </w:rPr>
-        <w:hyperlink r:id="rId25" w:history="1">
+        <w:hyperlink r:id="rId24" w:history="1">
           <w:r>
             <w:rPr>
               <w:rStyle w:val="Hyperlink"/>
@@ -4619,7 +4774,7 @@
           <w:sz w:val="24"/>
           <w:u w:val="single"/>
         </w:rPr>
-        <w:hyperlink r:id="rId25" w:history="1">
+        <w:hyperlink r:id="rId24" w:history="1">
           <w:r>
             <w:rPr>
               <w:rStyle w:val="Hyperlink"/>
@@ -4637,7 +4792,7 @@
           <w:sz w:val="24"/>
           <w:u w:val="single"/>
         </w:rPr>
-        <w:hyperlink r:id="rId25" w:history="1">
+        <w:hyperlink r:id="rId24" w:history="1">
           <w:r>
             <w:rPr>
               <w:rStyle w:val="Hyperlink"/>
@@ -4655,7 +4810,7 @@
           <w:sz w:val="24"/>
           <w:u w:val="single"/>
         </w:rPr>
-        <w:hyperlink r:id="rId25" w:history="1">
+        <w:hyperlink r:id="rId24" w:history="1">
           <w:r>
             <w:rPr>
               <w:rStyle w:val="Hyperlink"/>
@@ -4683,7 +4838,7 @@
           <w:sz w:val="24"/>
           <w:u w:val="single"/>
         </w:rPr>
-        <w:hyperlink r:id="rId26" w:history="1">
+        <w:hyperlink r:id="rId25" w:history="1">
           <w:r>
             <w:rPr>
               <w:rStyle w:val="Hyperlink"/>
@@ -4712,7 +4867,7 @@
           <w:sz w:val="24"/>
           <w:u w:val="single"/>
         </w:rPr>
-        <w:hyperlink r:id="rId26" w:history="1">
+        <w:hyperlink r:id="rId25" w:history="1">
           <w:r>
             <w:rPr>
               <w:rStyle w:val="Hyperlink"/>

--- a/EXPORTS/DOCX/published/niveau3/Dutch/KITLV.docx
+++ b/EXPORTS/DOCX/published/niveau3/Dutch/KITLV.docx
@@ -1407,6 +1407,7 @@
       </w:r>
       <w:r>
         <w:rPr>
+          <w:u w:val="single" w:color="0000ff"/>
           <w:rFonts w:ascii="Charis SIL Regular" w:hAnsi="Charis SIL Regular" w:eastAsia="Charis SIL Regular"/>
           <w:b w:val="0"/>
           <w:i w:val="0"/>
@@ -1890,9 +1891,8 @@
           <w:i w:val="0"/>
           <w:color w:val="0000FF"/>
           <w:sz w:val="24"/>
-          <w:u w:val="single"/>
-        </w:rPr>
-        <w:t xml:space="preserve"> </w:t>
+        </w:rPr>
+        <w:t xml:space="preserve"> Mondeli</w:t>
       </w:r>
       <w:r>
         <w:rPr>
@@ -1903,25 +1903,7 @@
           <w:sz w:val="24"/>
           <w:u w:val="single"/>
         </w:rPr>
-        <w:hyperlink r:id="rId19" w:history="1">
-          <w:r>
-            <w:rPr>
-              <w:rStyle w:val="Hyperlink"/>
-            </w:rPr>
-            <w:t>Mondeli</w:t>
-          </w:r>
-        </w:hyperlink>
-      </w:r>
-      <w:r>
-        <w:rPr>
-          <w:rFonts w:ascii="Charis SIL Regular" w:hAnsi="Charis SIL Regular" w:eastAsia="Charis SIL Regular"/>
-          <w:b w:val="0"/>
-          <w:i w:val="0"/>
-          <w:color w:val="0000FF"/>
-          <w:sz w:val="24"/>
-          <w:u w:val="single"/>
-        </w:rPr>
-        <w:hyperlink r:id="rId19" w:history="1">
+        <w:hyperlink r:id="rId18" w:history="1">
           <w:r>
             <w:rPr>
               <w:rStyle w:val="Hyperlink"/>
@@ -1950,7 +1932,7 @@
           <w:sz w:val="24"/>
           <w:u w:val="single"/>
         </w:rPr>
-        <w:hyperlink r:id="rId19" w:history="1">
+        <w:hyperlink r:id="rId18" w:history="1">
           <w:r>
             <w:rPr>
               <w:rStyle w:val="Hyperlink"/>
@@ -2079,7 +2061,7 @@
           <w:sz w:val="24"/>
           <w:u w:val="single"/>
         </w:rPr>
-        <w:hyperlink r:id="rId19" w:history="1">
+        <w:hyperlink r:id="rId20" w:history="1">
           <w:r>
             <w:rPr>
               <w:rStyle w:val="Hyperlink"/>
@@ -4483,7 +4465,7 @@
           <w:sz w:val="24"/>
           <w:u w:val="single"/>
         </w:rPr>
-        <w:hyperlink r:id="rId22" w:history="1">
+        <w:hyperlink r:id="rId23" w:history="1">
           <w:r>
             <w:rPr>
               <w:rStyle w:val="Hyperlink"/>
@@ -4501,7 +4483,7 @@
           <w:sz w:val="24"/>
           <w:u w:val="single"/>
         </w:rPr>
-        <w:hyperlink r:id="rId22" w:history="1">
+        <w:hyperlink r:id="rId23" w:history="1">
           <w:r>
             <w:rPr>
               <w:rStyle w:val="Hyperlink"/>
@@ -4512,21 +4494,13 @@
       </w:r>
       <w:r>
         <w:rPr>
-          <w:u w:val="single" w:color="0000ff"/>
           <w:rFonts w:ascii="Charis SIL Regular" w:hAnsi="Charis SIL Regular" w:eastAsia="Charis SIL Regular"/>
           <w:b w:val="0"/>
           <w:i w:val="0"/>
           <w:color w:val="000000"/>
           <w:sz w:val="24"/>
         </w:rPr>
-        <w:hyperlink r:id="rId22" w:history="1">
-          <w:r>
-            <w:rPr>
-              <w:rStyle w:val="Hyperlink"/>
-            </w:rPr>
-            <w:t xml:space="preserve">, </w:t>
-          </w:r>
-        </w:hyperlink>
+        <w:t xml:space="preserve">, </w:t>
       </w:r>
       <w:r>
         <w:rPr>
@@ -4537,7 +4511,7 @@
           <w:sz w:val="24"/>
           <w:u w:val="single"/>
         </w:rPr>
-        <w:hyperlink r:id="rId22" w:history="1">
+        <w:hyperlink r:id="rId24" w:history="1">
           <w:r>
             <w:rPr>
               <w:rStyle w:val="Hyperlink"/>
@@ -4566,7 +4540,7 @@
           <w:sz w:val="24"/>
           <w:u w:val="single"/>
         </w:rPr>
-        <w:hyperlink r:id="rId22" w:history="1">
+        <w:hyperlink r:id="rId24" w:history="1">
           <w:r>
             <w:rPr>
               <w:rStyle w:val="Hyperlink"/>
@@ -4702,7 +4676,7 @@
           <w:sz w:val="24"/>
           <w:u w:val="single"/>
         </w:rPr>
-        <w:hyperlink r:id="rId24" w:history="1">
+        <w:hyperlink r:id="rId25" w:history="1">
           <w:r>
             <w:rPr>
               <w:rStyle w:val="Hyperlink"/>
@@ -4720,7 +4694,7 @@
           <w:sz w:val="24"/>
           <w:u w:val="single"/>
         </w:rPr>
-        <w:hyperlink r:id="rId24" w:history="1">
+        <w:hyperlink r:id="rId25" w:history="1">
           <w:r>
             <w:rPr>
               <w:rStyle w:val="Hyperlink"/>
@@ -4738,7 +4712,7 @@
           <w:sz w:val="24"/>
           <w:u w:val="single"/>
         </w:rPr>
-        <w:hyperlink r:id="rId24" w:history="1">
+        <w:hyperlink r:id="rId25" w:history="1">
           <w:r>
             <w:rPr>
               <w:rStyle w:val="Hyperlink"/>
@@ -4756,7 +4730,7 @@
           <w:sz w:val="24"/>
           <w:u w:val="single"/>
         </w:rPr>
-        <w:hyperlink r:id="rId24" w:history="1">
+        <w:hyperlink r:id="rId25" w:history="1">
           <w:r>
             <w:rPr>
               <w:rStyle w:val="Hyperlink"/>
@@ -4774,7 +4748,7 @@
           <w:sz w:val="24"/>
           <w:u w:val="single"/>
         </w:rPr>
-        <w:hyperlink r:id="rId24" w:history="1">
+        <w:hyperlink r:id="rId25" w:history="1">
           <w:r>
             <w:rPr>
               <w:rStyle w:val="Hyperlink"/>
@@ -4792,7 +4766,7 @@
           <w:sz w:val="24"/>
           <w:u w:val="single"/>
         </w:rPr>
-        <w:hyperlink r:id="rId24" w:history="1">
+        <w:hyperlink r:id="rId25" w:history="1">
           <w:r>
             <w:rPr>
               <w:rStyle w:val="Hyperlink"/>
@@ -4810,7 +4784,7 @@
           <w:sz w:val="24"/>
           <w:u w:val="single"/>
         </w:rPr>
-        <w:hyperlink r:id="rId24" w:history="1">
+        <w:hyperlink r:id="rId25" w:history="1">
           <w:r>
             <w:rPr>
               <w:rStyle w:val="Hyperlink"/>
@@ -4838,7 +4812,7 @@
           <w:sz w:val="24"/>
           <w:u w:val="single"/>
         </w:rPr>
-        <w:hyperlink r:id="rId25" w:history="1">
+        <w:hyperlink r:id="rId26" w:history="1">
           <w:r>
             <w:rPr>
               <w:rStyle w:val="Hyperlink"/>
@@ -4867,7 +4841,7 @@
           <w:sz w:val="24"/>
           <w:u w:val="single"/>
         </w:rPr>
-        <w:hyperlink r:id="rId25" w:history="1">
+        <w:hyperlink r:id="rId26" w:history="1">
           <w:r>
             <w:rPr>
               <w:rStyle w:val="Hyperlink"/>

--- a/EXPORTS/DOCX/published/niveau3/Dutch/KITLV.docx
+++ b/EXPORTS/DOCX/published/niveau3/Dutch/KITLV.docx
@@ -1630,7 +1630,14 @@
           <w:sz w:val="24"/>
           <w:u w:val="single"/>
         </w:rPr>
-        <w:t>we</w:t>
+        <w:hyperlink r:id="rId17" w:history="1">
+          <w:r>
+            <w:rPr>
+              <w:rStyle w:val="Hyperlink"/>
+            </w:rPr>
+            <w:t>we</w:t>
+          </w:r>
+        </w:hyperlink>
       </w:r>
       <w:r>
         <w:rPr>
@@ -1641,7 +1648,7 @@
           <w:sz w:val="24"/>
           <w:u w:val="single"/>
         </w:rPr>
-        <w:hyperlink r:id="rId16" w:history="1">
+        <w:hyperlink r:id="rId17" w:history="1">
           <w:r>
             <w:rPr>
               <w:rStyle w:val="Hyperlink"/>
@@ -1891,6 +1898,7 @@
           <w:i w:val="0"/>
           <w:color w:val="0000FF"/>
           <w:sz w:val="24"/>
+          <w:u w:val="single"/>
         </w:rPr>
         <w:t xml:space="preserve"> Mondeli</w:t>
       </w:r>
@@ -4465,7 +4473,7 @@
           <w:sz w:val="24"/>
           <w:u w:val="single"/>
         </w:rPr>
-        <w:hyperlink r:id="rId23" w:history="1">
+        <w:hyperlink r:id="rId22" w:history="1">
           <w:r>
             <w:rPr>
               <w:rStyle w:val="Hyperlink"/>
@@ -4483,7 +4491,7 @@
           <w:sz w:val="24"/>
           <w:u w:val="single"/>
         </w:rPr>
-        <w:hyperlink r:id="rId23" w:history="1">
+        <w:hyperlink r:id="rId22" w:history="1">
           <w:r>
             <w:rPr>
               <w:rStyle w:val="Hyperlink"/>
@@ -4494,13 +4502,21 @@
       </w:r>
       <w:r>
         <w:rPr>
+          <w:u w:val="single" w:color="0000ff"/>
           <w:rFonts w:ascii="Charis SIL Regular" w:hAnsi="Charis SIL Regular" w:eastAsia="Charis SIL Regular"/>
           <w:b w:val="0"/>
           <w:i w:val="0"/>
           <w:color w:val="000000"/>
           <w:sz w:val="24"/>
         </w:rPr>
-        <w:t xml:space="preserve">, </w:t>
+        <w:hyperlink r:id="rId22" w:history="1">
+          <w:r>
+            <w:rPr>
+              <w:rStyle w:val="Hyperlink"/>
+            </w:rPr>
+            <w:t xml:space="preserve">, </w:t>
+          </w:r>
+        </w:hyperlink>
       </w:r>
       <w:r>
         <w:rPr>
@@ -4511,7 +4527,7 @@
           <w:sz w:val="24"/>
           <w:u w:val="single"/>
         </w:rPr>
-        <w:hyperlink r:id="rId24" w:history="1">
+        <w:hyperlink r:id="rId22" w:history="1">
           <w:r>
             <w:rPr>
               <w:rStyle w:val="Hyperlink"/>
@@ -4558,7 +4574,7 @@
           <w:sz w:val="24"/>
           <w:u w:val="single"/>
         </w:rPr>
-        <w:hyperlink r:id="rId22" w:history="1">
+        <w:hyperlink r:id="rId24" w:history="1">
           <w:r>
             <w:rPr>
               <w:rStyle w:val="Hyperlink"/>

--- a/EXPORTS/DOCX/published/niveau3/Dutch/KITLV.docx
+++ b/EXPORTS/DOCX/published/niveau3/Dutch/KITLV.docx
@@ -1407,7 +1407,6 @@
       </w:r>
       <w:r>
         <w:rPr>
-          <w:u w:val="single" w:color="0000ff"/>
           <w:rFonts w:ascii="Charis SIL Regular" w:hAnsi="Charis SIL Regular" w:eastAsia="Charis SIL Regular"/>
           <w:b w:val="0"/>
           <w:i w:val="0"/>
@@ -1880,27 +1879,8 @@
           <w:i w:val="0"/>
           <w:color w:val="0000FF"/>
           <w:sz w:val="24"/>
-          <w:u w:val="single"/>
-        </w:rPr>
-        <w:hyperlink r:id="rId19" w:history="1">
-          <w:r>
-            <w:rPr>
-              <w:rStyle w:val="Hyperlink"/>
-            </w:rPr>
-            <w:t>Stichting</w:t>
-          </w:r>
-        </w:hyperlink>
-      </w:r>
-      <w:r>
-        <w:rPr>
-          <w:rFonts w:ascii="Charis SIL Regular" w:hAnsi="Charis SIL Regular" w:eastAsia="Charis SIL Regular"/>
-          <w:b w:val="0"/>
-          <w:i w:val="0"/>
-          <w:color w:val="0000FF"/>
-          <w:sz w:val="24"/>
-          <w:u w:val="single"/>
-        </w:rPr>
-        <w:t xml:space="preserve"> Mondeli</w:t>
+        </w:rPr>
+        <w:t>Stichting Mondeli</w:t>
       </w:r>
       <w:r>
         <w:rPr>
@@ -2033,7 +2013,7 @@
           <w:sz w:val="24"/>
           <w:u w:val="single"/>
         </w:rPr>
-        <w:hyperlink r:id="rId20" w:history="1">
+        <w:hyperlink r:id="rId19" w:history="1">
           <w:r>
             <w:rPr>
               <w:rStyle w:val="Hyperlink"/>
@@ -2051,7 +2031,7 @@
           <w:sz w:val="24"/>
           <w:u w:val="single"/>
         </w:rPr>
-        <w:hyperlink r:id="rId20" w:history="1">
+        <w:hyperlink r:id="rId19" w:history="1">
           <w:r>
             <w:rPr>
               <w:rStyle w:val="Hyperlink"/>
@@ -2069,7 +2049,7 @@
           <w:sz w:val="24"/>
           <w:u w:val="single"/>
         </w:rPr>
-        <w:hyperlink r:id="rId20" w:history="1">
+        <w:hyperlink r:id="rId19" w:history="1">
           <w:r>
             <w:rPr>
               <w:rStyle w:val="Hyperlink"/>
@@ -2098,7 +2078,7 @@
           <w:sz w:val="24"/>
           <w:u w:val="single"/>
         </w:rPr>
-        <w:hyperlink r:id="rId20" w:history="1">
+        <w:hyperlink r:id="rId19" w:history="1">
           <w:r>
             <w:rPr>
               <w:rStyle w:val="Hyperlink"/>
@@ -2116,7 +2096,7 @@
           <w:sz w:val="24"/>
           <w:u w:val="single"/>
         </w:rPr>
-        <w:hyperlink r:id="rId20" w:history="1">
+        <w:hyperlink r:id="rId19" w:history="1">
           <w:r>
             <w:rPr>
               <w:rStyle w:val="Hyperlink"/>
@@ -2134,7 +2114,7 @@
           <w:color w:val="000000"/>
           <w:sz w:val="24"/>
         </w:rPr>
-        <w:hyperlink r:id="rId19" w:history="1">
+        <w:hyperlink r:id="rId20" w:history="1">
           <w:r>
             <w:rPr>
               <w:rStyle w:val="Hyperlink"/>
@@ -2152,7 +2132,7 @@
           <w:color w:val="000000"/>
           <w:sz w:val="24"/>
         </w:rPr>
-        <w:hyperlink r:id="rId19" w:history="1">
+        <w:hyperlink r:id="rId20" w:history="1">
           <w:r>
             <w:rPr>
               <w:rStyle w:val="Hyperlink"/>
@@ -2170,7 +2150,7 @@
           <w:color w:val="000000"/>
           <w:sz w:val="24"/>
         </w:rPr>
-        <w:hyperlink r:id="rId19" w:history="1">
+        <w:hyperlink r:id="rId20" w:history="1">
           <w:r>
             <w:rPr>
               <w:rStyle w:val="Hyperlink"/>
@@ -2188,7 +2168,7 @@
           <w:color w:val="000000"/>
           <w:sz w:val="24"/>
         </w:rPr>
-        <w:hyperlink r:id="rId19" w:history="1">
+        <w:hyperlink r:id="rId20" w:history="1">
           <w:r>
             <w:rPr>
               <w:rStyle w:val="Hyperlink"/>
@@ -2206,7 +2186,7 @@
           <w:color w:val="000000"/>
           <w:sz w:val="24"/>
         </w:rPr>
-        <w:hyperlink r:id="rId19" w:history="1">
+        <w:hyperlink r:id="rId20" w:history="1">
           <w:r>
             <w:rPr>
               <w:rStyle w:val="Hyperlink"/>
@@ -3997,7 +3977,7 @@
           <w:sz w:val="24"/>
           <w:u w:val="single"/>
         </w:rPr>
-        <w:hyperlink r:id="rId19" w:history="1">
+        <w:hyperlink r:id="rId20" w:history="1">
           <w:r>
             <w:rPr>
               <w:rStyle w:val="Hyperlink"/>
@@ -4015,7 +3995,7 @@
           <w:sz w:val="24"/>
           <w:u w:val="single"/>
         </w:rPr>
-        <w:hyperlink r:id="rId19" w:history="1">
+        <w:hyperlink r:id="rId20" w:history="1">
           <w:r>
             <w:rPr>
               <w:rStyle w:val="Hyperlink"/>
@@ -4033,7 +4013,7 @@
           <w:sz w:val="24"/>
           <w:u w:val="single"/>
         </w:rPr>
-        <w:hyperlink r:id="rId19" w:history="1">
+        <w:hyperlink r:id="rId20" w:history="1">
           <w:r>
             <w:rPr>
               <w:rStyle w:val="Hyperlink"/>
@@ -4051,7 +4031,7 @@
           <w:sz w:val="24"/>
           <w:u w:val="single"/>
         </w:rPr>
-        <w:hyperlink r:id="rId19" w:history="1">
+        <w:hyperlink r:id="rId20" w:history="1">
           <w:r>
             <w:rPr>
               <w:rStyle w:val="Hyperlink"/>
@@ -4069,7 +4049,7 @@
           <w:sz w:val="24"/>
           <w:u w:val="single"/>
         </w:rPr>
-        <w:hyperlink r:id="rId19" w:history="1">
+        <w:hyperlink r:id="rId20" w:history="1">
           <w:r>
             <w:rPr>
               <w:rStyle w:val="Hyperlink"/>
@@ -4176,7 +4156,7 @@
           <w:sz w:val="24"/>
           <w:u w:val="single"/>
         </w:rPr>
-        <w:hyperlink r:id="rId20" w:history="1">
+        <w:hyperlink r:id="rId19" w:history="1">
           <w:r>
             <w:rPr>
               <w:rStyle w:val="Hyperlink"/>
@@ -4194,7 +4174,7 @@
           <w:sz w:val="24"/>
           <w:u w:val="single"/>
         </w:rPr>
-        <w:hyperlink r:id="rId20" w:history="1">
+        <w:hyperlink r:id="rId19" w:history="1">
           <w:r>
             <w:rPr>
               <w:rStyle w:val="Hyperlink"/>
@@ -4212,7 +4192,7 @@
           <w:sz w:val="24"/>
           <w:u w:val="single"/>
         </w:rPr>
-        <w:hyperlink r:id="rId20" w:history="1">
+        <w:hyperlink r:id="rId19" w:history="1">
           <w:r>
             <w:rPr>
               <w:rStyle w:val="Hyperlink"/>
@@ -4473,7 +4453,7 @@
           <w:sz w:val="24"/>
           <w:u w:val="single"/>
         </w:rPr>
-        <w:hyperlink r:id="rId22" w:history="1">
+        <w:hyperlink r:id="rId23" w:history="1">
           <w:r>
             <w:rPr>
               <w:rStyle w:val="Hyperlink"/>
@@ -4491,7 +4471,7 @@
           <w:sz w:val="24"/>
           <w:u w:val="single"/>
         </w:rPr>
-        <w:hyperlink r:id="rId22" w:history="1">
+        <w:hyperlink r:id="rId23" w:history="1">
           <w:r>
             <w:rPr>
               <w:rStyle w:val="Hyperlink"/>
@@ -4502,21 +4482,13 @@
       </w:r>
       <w:r>
         <w:rPr>
-          <w:u w:val="single" w:color="0000ff"/>
           <w:rFonts w:ascii="Charis SIL Regular" w:hAnsi="Charis SIL Regular" w:eastAsia="Charis SIL Regular"/>
           <w:b w:val="0"/>
           <w:i w:val="0"/>
           <w:color w:val="000000"/>
           <w:sz w:val="24"/>
         </w:rPr>
-        <w:hyperlink r:id="rId22" w:history="1">
-          <w:r>
-            <w:rPr>
-              <w:rStyle w:val="Hyperlink"/>
-            </w:rPr>
-            <w:t xml:space="preserve">, </w:t>
-          </w:r>
-        </w:hyperlink>
+        <w:t xml:space="preserve">, </w:t>
       </w:r>
       <w:r>
         <w:rPr>
@@ -4527,7 +4499,7 @@
           <w:sz w:val="24"/>
           <w:u w:val="single"/>
         </w:rPr>
-        <w:hyperlink r:id="rId22" w:history="1">
+        <w:hyperlink r:id="rId24" w:history="1">
           <w:r>
             <w:rPr>
               <w:rStyle w:val="Hyperlink"/>
@@ -4574,7 +4546,7 @@
           <w:sz w:val="24"/>
           <w:u w:val="single"/>
         </w:rPr>
-        <w:hyperlink r:id="rId24" w:history="1">
+        <w:hyperlink r:id="rId22" w:history="1">
           <w:r>
             <w:rPr>
               <w:rStyle w:val="Hyperlink"/>

--- a/EXPORTS/DOCX/published/niveau3/Dutch/KITLV.docx
+++ b/EXPORTS/DOCX/published/niveau3/Dutch/KITLV.docx
@@ -1407,6 +1407,7 @@
       </w:r>
       <w:r>
         <w:rPr>
+          <w:u w:val="single" w:color="0000ff"/>
           <w:rFonts w:ascii="Charis SIL Regular" w:hAnsi="Charis SIL Regular" w:eastAsia="Charis SIL Regular"/>
           <w:b w:val="0"/>
           <w:i w:val="0"/>
@@ -1629,14 +1630,7 @@
           <w:sz w:val="24"/>
           <w:u w:val="single"/>
         </w:rPr>
-        <w:hyperlink r:id="rId17" w:history="1">
-          <w:r>
-            <w:rPr>
-              <w:rStyle w:val="Hyperlink"/>
-            </w:rPr>
-            <w:t>we</w:t>
-          </w:r>
-        </w:hyperlink>
+        <w:t>we</w:t>
       </w:r>
       <w:r>
         <w:rPr>
@@ -1647,7 +1641,7 @@
           <w:sz w:val="24"/>
           <w:u w:val="single"/>
         </w:rPr>
-        <w:hyperlink r:id="rId17" w:history="1">
+        <w:hyperlink r:id="rId16" w:history="1">
           <w:r>
             <w:rPr>
               <w:rStyle w:val="Hyperlink"/>
@@ -1879,8 +1873,16 @@
           <w:i w:val="0"/>
           <w:color w:val="0000FF"/>
           <w:sz w:val="24"/>
-        </w:rPr>
-        <w:t>Stichting Mondeli</w:t>
+          <w:u w:val="single"/>
+        </w:rPr>
+        <w:hyperlink r:id="rId19" w:history="1">
+          <w:r>
+            <w:rPr>
+              <w:rStyle w:val="Hyperlink"/>
+            </w:rPr>
+            <w:t>Stichting</w:t>
+          </w:r>
+        </w:hyperlink>
       </w:r>
       <w:r>
         <w:rPr>
@@ -1891,7 +1893,36 @@
           <w:sz w:val="24"/>
           <w:u w:val="single"/>
         </w:rPr>
-        <w:hyperlink r:id="rId18" w:history="1">
+        <w:t xml:space="preserve"> </w:t>
+      </w:r>
+      <w:r>
+        <w:rPr>
+          <w:rFonts w:ascii="Charis SIL Regular" w:hAnsi="Charis SIL Regular" w:eastAsia="Charis SIL Regular"/>
+          <w:b w:val="0"/>
+          <w:i w:val="0"/>
+          <w:color w:val="0000FF"/>
+          <w:sz w:val="24"/>
+          <w:u w:val="single"/>
+        </w:rPr>
+        <w:hyperlink r:id="rId19" w:history="1">
+          <w:r>
+            <w:rPr>
+              <w:rStyle w:val="Hyperlink"/>
+            </w:rPr>
+            <w:t>Mondeli</w:t>
+          </w:r>
+        </w:hyperlink>
+      </w:r>
+      <w:r>
+        <w:rPr>
+          <w:rFonts w:ascii="Charis SIL Regular" w:hAnsi="Charis SIL Regular" w:eastAsia="Charis SIL Regular"/>
+          <w:b w:val="0"/>
+          <w:i w:val="0"/>
+          <w:color w:val="0000FF"/>
+          <w:sz w:val="24"/>
+          <w:u w:val="single"/>
+        </w:rPr>
+        <w:hyperlink r:id="rId19" w:history="1">
           <w:r>
             <w:rPr>
               <w:rStyle w:val="Hyperlink"/>
@@ -1920,7 +1951,7 @@
           <w:sz w:val="24"/>
           <w:u w:val="single"/>
         </w:rPr>
-        <w:hyperlink r:id="rId18" w:history="1">
+        <w:hyperlink r:id="rId19" w:history="1">
           <w:r>
             <w:rPr>
               <w:rStyle w:val="Hyperlink"/>
@@ -2013,7 +2044,7 @@
           <w:sz w:val="24"/>
           <w:u w:val="single"/>
         </w:rPr>
-        <w:hyperlink r:id="rId19" w:history="1">
+        <w:hyperlink r:id="rId20" w:history="1">
           <w:r>
             <w:rPr>
               <w:rStyle w:val="Hyperlink"/>
@@ -2031,14 +2062,7 @@
           <w:sz w:val="24"/>
           <w:u w:val="single"/>
         </w:rPr>
-        <w:hyperlink r:id="rId19" w:history="1">
-          <w:r>
-            <w:rPr>
-              <w:rStyle w:val="Hyperlink"/>
-            </w:rPr>
-            <w:t>Aziatisch</w:t>
-          </w:r>
-        </w:hyperlink>
+        <w:t>Aziatisch</w:t>
       </w:r>
       <w:r>
         <w:rPr>
@@ -2078,7 +2102,7 @@
           <w:sz w:val="24"/>
           <w:u w:val="single"/>
         </w:rPr>
-        <w:hyperlink r:id="rId19" w:history="1">
+        <w:hyperlink r:id="rId20" w:history="1">
           <w:r>
             <w:rPr>
               <w:rStyle w:val="Hyperlink"/>
@@ -2096,7 +2120,7 @@
           <w:sz w:val="24"/>
           <w:u w:val="single"/>
         </w:rPr>
-        <w:hyperlink r:id="rId19" w:history="1">
+        <w:hyperlink r:id="rId20" w:history="1">
           <w:r>
             <w:rPr>
               <w:rStyle w:val="Hyperlink"/>
@@ -2114,7 +2138,7 @@
           <w:color w:val="000000"/>
           <w:sz w:val="24"/>
         </w:rPr>
-        <w:hyperlink r:id="rId20" w:history="1">
+        <w:hyperlink r:id="rId19" w:history="1">
           <w:r>
             <w:rPr>
               <w:rStyle w:val="Hyperlink"/>
@@ -2132,7 +2156,7 @@
           <w:color w:val="000000"/>
           <w:sz w:val="24"/>
         </w:rPr>
-        <w:hyperlink r:id="rId20" w:history="1">
+        <w:hyperlink r:id="rId19" w:history="1">
           <w:r>
             <w:rPr>
               <w:rStyle w:val="Hyperlink"/>
@@ -2150,7 +2174,7 @@
           <w:color w:val="000000"/>
           <w:sz w:val="24"/>
         </w:rPr>
-        <w:hyperlink r:id="rId20" w:history="1">
+        <w:hyperlink r:id="rId19" w:history="1">
           <w:r>
             <w:rPr>
               <w:rStyle w:val="Hyperlink"/>
@@ -2168,7 +2192,7 @@
           <w:color w:val="000000"/>
           <w:sz w:val="24"/>
         </w:rPr>
-        <w:hyperlink r:id="rId20" w:history="1">
+        <w:hyperlink r:id="rId19" w:history="1">
           <w:r>
             <w:rPr>
               <w:rStyle w:val="Hyperlink"/>
@@ -2186,7 +2210,7 @@
           <w:color w:val="000000"/>
           <w:sz w:val="24"/>
         </w:rPr>
-        <w:hyperlink r:id="rId20" w:history="1">
+        <w:hyperlink r:id="rId19" w:history="1">
           <w:r>
             <w:rPr>
               <w:rStyle w:val="Hyperlink"/>
@@ -3977,7 +4001,7 @@
           <w:sz w:val="24"/>
           <w:u w:val="single"/>
         </w:rPr>
-        <w:hyperlink r:id="rId20" w:history="1">
+        <w:hyperlink r:id="rId19" w:history="1">
           <w:r>
             <w:rPr>
               <w:rStyle w:val="Hyperlink"/>
@@ -3995,7 +4019,7 @@
           <w:sz w:val="24"/>
           <w:u w:val="single"/>
         </w:rPr>
-        <w:hyperlink r:id="rId20" w:history="1">
+        <w:hyperlink r:id="rId19" w:history="1">
           <w:r>
             <w:rPr>
               <w:rStyle w:val="Hyperlink"/>
@@ -4013,7 +4037,7 @@
           <w:sz w:val="24"/>
           <w:u w:val="single"/>
         </w:rPr>
-        <w:hyperlink r:id="rId20" w:history="1">
+        <w:hyperlink r:id="rId19" w:history="1">
           <w:r>
             <w:rPr>
               <w:rStyle w:val="Hyperlink"/>
@@ -4031,7 +4055,7 @@
           <w:sz w:val="24"/>
           <w:u w:val="single"/>
         </w:rPr>
-        <w:hyperlink r:id="rId20" w:history="1">
+        <w:hyperlink r:id="rId19" w:history="1">
           <w:r>
             <w:rPr>
               <w:rStyle w:val="Hyperlink"/>
@@ -4049,7 +4073,7 @@
           <w:sz w:val="24"/>
           <w:u w:val="single"/>
         </w:rPr>
-        <w:hyperlink r:id="rId20" w:history="1">
+        <w:hyperlink r:id="rId19" w:history="1">
           <w:r>
             <w:rPr>
               <w:rStyle w:val="Hyperlink"/>
@@ -4156,7 +4180,7 @@
           <w:sz w:val="24"/>
           <w:u w:val="single"/>
         </w:rPr>
-        <w:hyperlink r:id="rId19" w:history="1">
+        <w:hyperlink r:id="rId20" w:history="1">
           <w:r>
             <w:rPr>
               <w:rStyle w:val="Hyperlink"/>
@@ -4174,7 +4198,7 @@
           <w:sz w:val="24"/>
           <w:u w:val="single"/>
         </w:rPr>
-        <w:hyperlink r:id="rId19" w:history="1">
+        <w:hyperlink r:id="rId20" w:history="1">
           <w:r>
             <w:rPr>
               <w:rStyle w:val="Hyperlink"/>
@@ -4192,7 +4216,7 @@
           <w:sz w:val="24"/>
           <w:u w:val="single"/>
         </w:rPr>
-        <w:hyperlink r:id="rId19" w:history="1">
+        <w:hyperlink r:id="rId20" w:history="1">
           <w:r>
             <w:rPr>
               <w:rStyle w:val="Hyperlink"/>
@@ -4453,7 +4477,7 @@
           <w:sz w:val="24"/>
           <w:u w:val="single"/>
         </w:rPr>
-        <w:hyperlink r:id="rId23" w:history="1">
+        <w:hyperlink r:id="rId22" w:history="1">
           <w:r>
             <w:rPr>
               <w:rStyle w:val="Hyperlink"/>
@@ -4471,7 +4495,7 @@
           <w:sz w:val="24"/>
           <w:u w:val="single"/>
         </w:rPr>
-        <w:hyperlink r:id="rId23" w:history="1">
+        <w:hyperlink r:id="rId22" w:history="1">
           <w:r>
             <w:rPr>
               <w:rStyle w:val="Hyperlink"/>
@@ -4482,13 +4506,21 @@
       </w:r>
       <w:r>
         <w:rPr>
+          <w:u w:val="single" w:color="0000ff"/>
           <w:rFonts w:ascii="Charis SIL Regular" w:hAnsi="Charis SIL Regular" w:eastAsia="Charis SIL Regular"/>
           <w:b w:val="0"/>
           <w:i w:val="0"/>
           <w:color w:val="000000"/>
           <w:sz w:val="24"/>
         </w:rPr>
-        <w:t xml:space="preserve">, </w:t>
+        <w:hyperlink r:id="rId22" w:history="1">
+          <w:r>
+            <w:rPr>
+              <w:rStyle w:val="Hyperlink"/>
+            </w:rPr>
+            <w:t xml:space="preserve">, </w:t>
+          </w:r>
+        </w:hyperlink>
       </w:r>
       <w:r>
         <w:rPr>
@@ -4499,7 +4531,7 @@
           <w:sz w:val="24"/>
           <w:u w:val="single"/>
         </w:rPr>
-        <w:hyperlink r:id="rId24" w:history="1">
+        <w:hyperlink r:id="rId22" w:history="1">
           <w:r>
             <w:rPr>
               <w:rStyle w:val="Hyperlink"/>
@@ -4546,7 +4578,7 @@
           <w:sz w:val="24"/>
           <w:u w:val="single"/>
         </w:rPr>
-        <w:hyperlink r:id="rId22" w:history="1">
+        <w:hyperlink r:id="rId24" w:history="1">
           <w:r>
             <w:rPr>
               <w:rStyle w:val="Hyperlink"/>

--- a/EXPORTS/DOCX/published/niveau3/Dutch/KITLV.docx
+++ b/EXPORTS/DOCX/published/niveau3/Dutch/KITLV.docx
@@ -1392,36 +1392,7 @@
           <w:color w:val="000000"/>
           <w:sz w:val="24"/>
         </w:rPr>
-        <w:t>UBL vindbaar zijn met het kenmerk 'D Or</w:t>
-      </w:r>
-      <w:r>
-        <w:rPr>
-          <w:u w:val="single" w:color="0000ff"/>
-          <w:rFonts w:ascii="Charis SIL Regular" w:hAnsi="Charis SIL Regular" w:eastAsia="Charis SIL Regular"/>
-          <w:b w:val="0"/>
-          <w:i w:val="0"/>
-          <w:color w:val="000000"/>
-          <w:sz w:val="24"/>
-        </w:rPr>
-        <w:t>'</w:t>
-      </w:r>
-      <w:r>
-        <w:rPr>
-          <w:u w:val="single" w:color="0000ff"/>
-          <w:rFonts w:ascii="Charis SIL Regular" w:hAnsi="Charis SIL Regular" w:eastAsia="Charis SIL Regular"/>
-          <w:b w:val="0"/>
-          <w:i w:val="0"/>
-          <w:color w:val="000000"/>
-          <w:sz w:val="24"/>
-        </w:rPr>
-        <w:hyperlink r:id="rId14" w:history="1">
-          <w:r>
-            <w:rPr>
-              <w:rStyle w:val="Hyperlink"/>
-            </w:rPr>
-            <w:t xml:space="preserve">, en </w:t>
-          </w:r>
-        </w:hyperlink>
+        <w:t xml:space="preserve">UBL vindbaar zijn met het kenmerk 'D Or', en </w:t>
       </w:r>
       <w:r>
         <w:rPr>
@@ -1628,9 +1599,15 @@
           <w:i w:val="0"/>
           <w:color w:val="0000FF"/>
           <w:sz w:val="24"/>
-          <w:u w:val="single"/>
-        </w:rPr>
-        <w:t>we</w:t>
+        </w:rPr>
+        <w:hyperlink r:id="rId17" w:history="1">
+          <w:r>
+            <w:rPr>
+              <w:rStyle w:val="Hyperlink"/>
+            </w:rPr>
+            <w:t>we</w:t>
+          </w:r>
+        </w:hyperlink>
       </w:r>
       <w:r>
         <w:rPr>
@@ -1922,7 +1899,7 @@
           <w:sz w:val="24"/>
           <w:u w:val="single"/>
         </w:rPr>
-        <w:hyperlink r:id="rId19" w:history="1">
+        <w:hyperlink r:id="rId18" w:history="1">
           <w:r>
             <w:rPr>
               <w:rStyle w:val="Hyperlink"/>
@@ -1969,7 +1946,7 @@
           <w:sz w:val="24"/>
           <w:u w:val="single"/>
         </w:rPr>
-        <w:hyperlink r:id="rId18" w:history="1">
+        <w:hyperlink r:id="rId19" w:history="1">
           <w:r>
             <w:rPr>
               <w:rStyle w:val="Hyperlink"/>
@@ -1987,7 +1964,7 @@
           <w:sz w:val="24"/>
           <w:u w:val="single"/>
         </w:rPr>
-        <w:hyperlink r:id="rId18" w:history="1">
+        <w:hyperlink r:id="rId19" w:history="1">
           <w:r>
             <w:rPr>
               <w:rStyle w:val="Hyperlink"/>
@@ -2016,7 +1993,7 @@
           <w:sz w:val="24"/>
           <w:u w:val="single"/>
         </w:rPr>
-        <w:hyperlink r:id="rId18" w:history="1">
+        <w:hyperlink r:id="rId19" w:history="1">
           <w:r>
             <w:rPr>
               <w:rStyle w:val="Hyperlink"/>
@@ -2062,7 +2039,14 @@
           <w:sz w:val="24"/>
           <w:u w:val="single"/>
         </w:rPr>
-        <w:t>Aziatisch</w:t>
+        <w:hyperlink r:id="rId20" w:history="1">
+          <w:r>
+            <w:rPr>
+              <w:rStyle w:val="Hyperlink"/>
+            </w:rPr>
+            <w:t>Aziatisch</w:t>
+          </w:r>
+        </w:hyperlink>
       </w:r>
       <w:r>
         <w:rPr>
@@ -2073,7 +2057,7 @@
           <w:sz w:val="24"/>
           <w:u w:val="single"/>
         </w:rPr>
-        <w:hyperlink r:id="rId19" w:history="1">
+        <w:hyperlink r:id="rId20" w:history="1">
           <w:r>
             <w:rPr>
               <w:rStyle w:val="Hyperlink"/>
@@ -4477,7 +4461,7 @@
           <w:sz w:val="24"/>
           <w:u w:val="single"/>
         </w:rPr>
-        <w:hyperlink r:id="rId22" w:history="1">
+        <w:hyperlink r:id="rId23" w:history="1">
           <w:r>
             <w:rPr>
               <w:rStyle w:val="Hyperlink"/>
@@ -4560,7 +4544,7 @@
           <w:sz w:val="24"/>
           <w:u w:val="single"/>
         </w:rPr>
-        <w:hyperlink r:id="rId24" w:history="1">
+        <w:hyperlink r:id="rId22" w:history="1">
           <w:r>
             <w:rPr>
               <w:rStyle w:val="Hyperlink"/>
@@ -4578,7 +4562,7 @@
           <w:sz w:val="24"/>
           <w:u w:val="single"/>
         </w:rPr>
-        <w:hyperlink r:id="rId24" w:history="1">
+        <w:hyperlink r:id="rId22" w:history="1">
           <w:r>
             <w:rPr>
               <w:rStyle w:val="Hyperlink"/>
@@ -4696,7 +4680,7 @@
           <w:sz w:val="24"/>
           <w:u w:val="single"/>
         </w:rPr>
-        <w:hyperlink r:id="rId25" w:history="1">
+        <w:hyperlink r:id="rId24" w:history="1">
           <w:r>
             <w:rPr>
               <w:rStyle w:val="Hyperlink"/>
@@ -4714,7 +4698,7 @@
           <w:sz w:val="24"/>
           <w:u w:val="single"/>
         </w:rPr>
-        <w:hyperlink r:id="rId25" w:history="1">
+        <w:hyperlink r:id="rId24" w:history="1">
           <w:r>
             <w:rPr>
               <w:rStyle w:val="Hyperlink"/>
@@ -4732,7 +4716,7 @@
           <w:sz w:val="24"/>
           <w:u w:val="single"/>
         </w:rPr>
-        <w:hyperlink r:id="rId25" w:history="1">
+        <w:hyperlink r:id="rId24" w:history="1">
           <w:r>
             <w:rPr>
               <w:rStyle w:val="Hyperlink"/>
@@ -4750,7 +4734,7 @@
           <w:sz w:val="24"/>
           <w:u w:val="single"/>
         </w:rPr>
-        <w:hyperlink r:id="rId25" w:history="1">
+        <w:hyperlink r:id="rId24" w:history="1">
           <w:r>
             <w:rPr>
               <w:rStyle w:val="Hyperlink"/>
@@ -4768,7 +4752,7 @@
           <w:sz w:val="24"/>
           <w:u w:val="single"/>
         </w:rPr>
-        <w:hyperlink r:id="rId25" w:history="1">
+        <w:hyperlink r:id="rId24" w:history="1">
           <w:r>
             <w:rPr>
               <w:rStyle w:val="Hyperlink"/>
@@ -4786,7 +4770,7 @@
           <w:sz w:val="24"/>
           <w:u w:val="single"/>
         </w:rPr>
-        <w:hyperlink r:id="rId25" w:history="1">
+        <w:hyperlink r:id="rId24" w:history="1">
           <w:r>
             <w:rPr>
               <w:rStyle w:val="Hyperlink"/>
@@ -4804,7 +4788,7 @@
           <w:sz w:val="24"/>
           <w:u w:val="single"/>
         </w:rPr>
-        <w:hyperlink r:id="rId25" w:history="1">
+        <w:hyperlink r:id="rId24" w:history="1">
           <w:r>
             <w:rPr>
               <w:rStyle w:val="Hyperlink"/>
@@ -4832,7 +4816,7 @@
           <w:sz w:val="24"/>
           <w:u w:val="single"/>
         </w:rPr>
-        <w:hyperlink r:id="rId26" w:history="1">
+        <w:hyperlink r:id="rId25" w:history="1">
           <w:r>
             <w:rPr>
               <w:rStyle w:val="Hyperlink"/>
@@ -4861,7 +4845,7 @@
           <w:sz w:val="24"/>
           <w:u w:val="single"/>
         </w:rPr>
-        <w:hyperlink r:id="rId26" w:history="1">
+        <w:hyperlink r:id="rId25" w:history="1">
           <w:r>
             <w:rPr>
               <w:rStyle w:val="Hyperlink"/>

--- a/EXPORTS/DOCX/published/niveau3/Dutch/KITLV.docx
+++ b/EXPORTS/DOCX/published/niveau3/Dutch/KITLV.docx
@@ -469,31 +469,13 @@
       </w:r>
       <w:r>
         <w:rPr>
-          <w:u w:val="single" w:color="0000ff"/>
           <w:rFonts w:ascii="Charis SIL Regular" w:hAnsi="Charis SIL Regular" w:eastAsia="Charis SIL Regular"/>
           <w:b w:val="0"/>
           <w:i w:val="0"/>
           <w:color w:val="000000"/>
           <w:sz w:val="24"/>
         </w:rPr>
-        <w:hyperlink r:id="rId10" w:history="1">
-          <w:r>
-            <w:rPr>
-              <w:rStyle w:val="Hyperlink"/>
-            </w:rPr>
-            <w:t>n dat ja</w:t>
-          </w:r>
-        </w:hyperlink>
-      </w:r>
-      <w:r>
-        <w:rPr>
-          <w:rFonts w:ascii="Charis SIL Regular" w:hAnsi="Charis SIL Regular" w:eastAsia="Charis SIL Regular"/>
-          <w:b w:val="0"/>
-          <w:i w:val="0"/>
-          <w:color w:val="000000"/>
-          <w:sz w:val="24"/>
-        </w:rPr>
-        <w:t xml:space="preserve">ar </w:t>
+        <w:t xml:space="preserve">n dat jaar </w:t>
       </w:r>
       <w:r>
         <w:rPr>
@@ -1599,6 +1581,7 @@
           <w:i w:val="0"/>
           <w:color w:val="0000FF"/>
           <w:sz w:val="24"/>
+          <w:u w:val="single"/>
         </w:rPr>
         <w:hyperlink r:id="rId17" w:history="1">
           <w:r>
@@ -1618,7 +1601,7 @@
           <w:sz w:val="24"/>
           <w:u w:val="single"/>
         </w:rPr>
-        <w:hyperlink r:id="rId16" w:history="1">
+        <w:hyperlink r:id="rId17" w:history="1">
           <w:r>
             <w:rPr>
               <w:rStyle w:val="Hyperlink"/>
@@ -1899,7 +1882,7 @@
           <w:sz w:val="24"/>
           <w:u w:val="single"/>
         </w:rPr>
-        <w:hyperlink r:id="rId18" w:history="1">
+        <w:hyperlink r:id="rId19" w:history="1">
           <w:r>
             <w:rPr>
               <w:rStyle w:val="Hyperlink"/>
@@ -1928,7 +1911,7 @@
           <w:sz w:val="24"/>
           <w:u w:val="single"/>
         </w:rPr>
-        <w:hyperlink r:id="rId19" w:history="1">
+        <w:hyperlink r:id="rId18" w:history="1">
           <w:r>
             <w:rPr>
               <w:rStyle w:val="Hyperlink"/>
@@ -2057,7 +2040,7 @@
           <w:sz w:val="24"/>
           <w:u w:val="single"/>
         </w:rPr>
-        <w:hyperlink r:id="rId20" w:history="1">
+        <w:hyperlink r:id="rId19" w:history="1">
           <w:r>
             <w:rPr>
               <w:rStyle w:val="Hyperlink"/>
@@ -2084,7 +2067,6 @@
           <w:i w:val="0"/>
           <w:color w:val="0000FF"/>
           <w:sz w:val="24"/>
-          <w:u w:val="single"/>
         </w:rPr>
         <w:hyperlink r:id="rId20" w:history="1">
           <w:r>
@@ -4461,7 +4443,7 @@
           <w:sz w:val="24"/>
           <w:u w:val="single"/>
         </w:rPr>
-        <w:hyperlink r:id="rId23" w:history="1">
+        <w:hyperlink r:id="rId22" w:history="1">
           <w:r>
             <w:rPr>
               <w:rStyle w:val="Hyperlink"/>
@@ -4490,21 +4472,13 @@
       </w:r>
       <w:r>
         <w:rPr>
-          <w:u w:val="single" w:color="0000ff"/>
           <w:rFonts w:ascii="Charis SIL Regular" w:hAnsi="Charis SIL Regular" w:eastAsia="Charis SIL Regular"/>
           <w:b w:val="0"/>
           <w:i w:val="0"/>
           <w:color w:val="000000"/>
           <w:sz w:val="24"/>
         </w:rPr>
-        <w:hyperlink r:id="rId22" w:history="1">
-          <w:r>
-            <w:rPr>
-              <w:rStyle w:val="Hyperlink"/>
-            </w:rPr>
-            <w:t xml:space="preserve">, </w:t>
-          </w:r>
-        </w:hyperlink>
+        <w:t xml:space="preserve">, </w:t>
       </w:r>
       <w:r>
         <w:rPr>
@@ -4515,7 +4489,7 @@
           <w:sz w:val="24"/>
           <w:u w:val="single"/>
         </w:rPr>
-        <w:hyperlink r:id="rId22" w:history="1">
+        <w:hyperlink r:id="rId24" w:history="1">
           <w:r>
             <w:rPr>
               <w:rStyle w:val="Hyperlink"/>
@@ -4544,7 +4518,7 @@
           <w:sz w:val="24"/>
           <w:u w:val="single"/>
         </w:rPr>
-        <w:hyperlink r:id="rId22" w:history="1">
+        <w:hyperlink r:id="rId24" w:history="1">
           <w:r>
             <w:rPr>
               <w:rStyle w:val="Hyperlink"/>
@@ -4562,7 +4536,7 @@
           <w:sz w:val="24"/>
           <w:u w:val="single"/>
         </w:rPr>
-        <w:hyperlink r:id="rId22" w:history="1">
+        <w:hyperlink r:id="rId24" w:history="1">
           <w:r>
             <w:rPr>
               <w:rStyle w:val="Hyperlink"/>
@@ -4680,7 +4654,7 @@
           <w:sz w:val="24"/>
           <w:u w:val="single"/>
         </w:rPr>
-        <w:hyperlink r:id="rId24" w:history="1">
+        <w:hyperlink r:id="rId25" w:history="1">
           <w:r>
             <w:rPr>
               <w:rStyle w:val="Hyperlink"/>
@@ -4698,7 +4672,7 @@
           <w:sz w:val="24"/>
           <w:u w:val="single"/>
         </w:rPr>
-        <w:hyperlink r:id="rId24" w:history="1">
+        <w:hyperlink r:id="rId25" w:history="1">
           <w:r>
             <w:rPr>
               <w:rStyle w:val="Hyperlink"/>
@@ -4716,7 +4690,7 @@
           <w:sz w:val="24"/>
           <w:u w:val="single"/>
         </w:rPr>
-        <w:hyperlink r:id="rId24" w:history="1">
+        <w:hyperlink r:id="rId25" w:history="1">
           <w:r>
             <w:rPr>
               <w:rStyle w:val="Hyperlink"/>
@@ -4734,7 +4708,7 @@
           <w:sz w:val="24"/>
           <w:u w:val="single"/>
         </w:rPr>
-        <w:hyperlink r:id="rId24" w:history="1">
+        <w:hyperlink r:id="rId25" w:history="1">
           <w:r>
             <w:rPr>
               <w:rStyle w:val="Hyperlink"/>
@@ -4752,7 +4726,7 @@
           <w:sz w:val="24"/>
           <w:u w:val="single"/>
         </w:rPr>
-        <w:hyperlink r:id="rId24" w:history="1">
+        <w:hyperlink r:id="rId25" w:history="1">
           <w:r>
             <w:rPr>
               <w:rStyle w:val="Hyperlink"/>
@@ -4770,7 +4744,7 @@
           <w:sz w:val="24"/>
           <w:u w:val="single"/>
         </w:rPr>
-        <w:hyperlink r:id="rId24" w:history="1">
+        <w:hyperlink r:id="rId25" w:history="1">
           <w:r>
             <w:rPr>
               <w:rStyle w:val="Hyperlink"/>
@@ -4788,7 +4762,7 @@
           <w:sz w:val="24"/>
           <w:u w:val="single"/>
         </w:rPr>
-        <w:hyperlink r:id="rId24" w:history="1">
+        <w:hyperlink r:id="rId25" w:history="1">
           <w:r>
             <w:rPr>
               <w:rStyle w:val="Hyperlink"/>
@@ -4816,7 +4790,7 @@
           <w:sz w:val="24"/>
           <w:u w:val="single"/>
         </w:rPr>
-        <w:hyperlink r:id="rId25" w:history="1">
+        <w:hyperlink r:id="rId26" w:history="1">
           <w:r>
             <w:rPr>
               <w:rStyle w:val="Hyperlink"/>
@@ -4845,7 +4819,7 @@
           <w:sz w:val="24"/>
           <w:u w:val="single"/>
         </w:rPr>
-        <w:hyperlink r:id="rId25" w:history="1">
+        <w:hyperlink r:id="rId26" w:history="1">
           <w:r>
             <w:rPr>
               <w:rStyle w:val="Hyperlink"/>

--- a/EXPORTS/DOCX/published/niveau3/Dutch/KITLV.docx
+++ b/EXPORTS/DOCX/published/niveau3/Dutch/KITLV.docx
@@ -469,13 +469,31 @@
       </w:r>
       <w:r>
         <w:rPr>
+          <w:u w:val="single" w:color="0000ff"/>
           <w:rFonts w:ascii="Charis SIL Regular" w:hAnsi="Charis SIL Regular" w:eastAsia="Charis SIL Regular"/>
           <w:b w:val="0"/>
           <w:i w:val="0"/>
           <w:color w:val="000000"/>
           <w:sz w:val="24"/>
         </w:rPr>
-        <w:t xml:space="preserve">n dat jaar </w:t>
+        <w:hyperlink r:id="rId10" w:history="1">
+          <w:r>
+            <w:rPr>
+              <w:rStyle w:val="Hyperlink"/>
+            </w:rPr>
+            <w:t>n dat ja</w:t>
+          </w:r>
+        </w:hyperlink>
+      </w:r>
+      <w:r>
+        <w:rPr>
+          <w:rFonts w:ascii="Charis SIL Regular" w:hAnsi="Charis SIL Regular" w:eastAsia="Charis SIL Regular"/>
+          <w:b w:val="0"/>
+          <w:i w:val="0"/>
+          <w:color w:val="000000"/>
+          <w:sz w:val="24"/>
+        </w:rPr>
+        <w:t xml:space="preserve">ar </w:t>
       </w:r>
       <w:r>
         <w:rPr>
@@ -1374,7 +1392,18 @@
           <w:color w:val="000000"/>
           <w:sz w:val="24"/>
         </w:rPr>
-        <w:t xml:space="preserve">UBL vindbaar zijn met het kenmerk 'D Or', en </w:t>
+        <w:t>UBL vindbaar zijn met het kenmerk 'D Or</w:t>
+      </w:r>
+      <w:r>
+        <w:rPr>
+          <w:u w:val="single" w:color="0000ff"/>
+          <w:rFonts w:ascii="Charis SIL Regular" w:hAnsi="Charis SIL Regular" w:eastAsia="Charis SIL Regular"/>
+          <w:b w:val="0"/>
+          <w:i w:val="0"/>
+          <w:color w:val="000000"/>
+          <w:sz w:val="24"/>
+        </w:rPr>
+        <w:t xml:space="preserve">', en </w:t>
       </w:r>
       <w:r>
         <w:rPr>
@@ -1882,7 +1911,7 @@
           <w:sz w:val="24"/>
           <w:u w:val="single"/>
         </w:rPr>
-        <w:hyperlink r:id="rId19" w:history="1">
+        <w:hyperlink r:id="rId18" w:history="1">
           <w:r>
             <w:rPr>
               <w:rStyle w:val="Hyperlink"/>
@@ -1929,7 +1958,7 @@
           <w:sz w:val="24"/>
           <w:u w:val="single"/>
         </w:rPr>
-        <w:hyperlink r:id="rId19" w:history="1">
+        <w:hyperlink r:id="rId18" w:history="1">
           <w:r>
             <w:rPr>
               <w:rStyle w:val="Hyperlink"/>
@@ -1947,7 +1976,7 @@
           <w:sz w:val="24"/>
           <w:u w:val="single"/>
         </w:rPr>
-        <w:hyperlink r:id="rId19" w:history="1">
+        <w:hyperlink r:id="rId18" w:history="1">
           <w:r>
             <w:rPr>
               <w:rStyle w:val="Hyperlink"/>
@@ -1976,7 +2005,7 @@
           <w:sz w:val="24"/>
           <w:u w:val="single"/>
         </w:rPr>
-        <w:hyperlink r:id="rId19" w:history="1">
+        <w:hyperlink r:id="rId18" w:history="1">
           <w:r>
             <w:rPr>
               <w:rStyle w:val="Hyperlink"/>
@@ -2040,7 +2069,7 @@
           <w:sz w:val="24"/>
           <w:u w:val="single"/>
         </w:rPr>
-        <w:hyperlink r:id="rId19" w:history="1">
+        <w:hyperlink r:id="rId20" w:history="1">
           <w:r>
             <w:rPr>
               <w:rStyle w:val="Hyperlink"/>
@@ -2067,6 +2096,7 @@
           <w:i w:val="0"/>
           <w:color w:val="0000FF"/>
           <w:sz w:val="24"/>
+          <w:u w:val="single"/>
         </w:rPr>
         <w:hyperlink r:id="rId20" w:history="1">
           <w:r>

--- a/EXPORTS/DOCX/published/niveau3/Dutch/KITLV.docx
+++ b/EXPORTS/DOCX/published/niveau3/Dutch/KITLV.docx
@@ -405,31 +405,13 @@
       </w:r>
       <w:r>
         <w:rPr>
-          <w:u w:val="single" w:color="0000ff"/>
           <w:rFonts w:ascii="Charis SIL Regular" w:hAnsi="Charis SIL Regular" w:eastAsia="Charis SIL Regular"/>
           <w:b w:val="0"/>
           <w:i w:val="0"/>
           <w:color w:val="000000"/>
           <w:sz w:val="24"/>
         </w:rPr>
-        <w:hyperlink r:id="rId9" w:history="1">
-          <w:r>
-            <w:rPr>
-              <w:rStyle w:val="Hyperlink"/>
-            </w:rPr>
-            <w:t>en aa</w:t>
-          </w:r>
-        </w:hyperlink>
-      </w:r>
-      <w:r>
-        <w:rPr>
-          <w:rFonts w:ascii="Charis SIL Regular" w:hAnsi="Charis SIL Regular" w:eastAsia="Charis SIL Regular"/>
-          <w:b w:val="0"/>
-          <w:i w:val="0"/>
-          <w:color w:val="000000"/>
-          <w:sz w:val="24"/>
-        </w:rPr>
-        <w:t>n</w:t>
+        <w:t>en aan</w:t>
       </w:r>
       <w:r>
         <w:rPr>
@@ -1403,7 +1385,25 @@
           <w:color w:val="000000"/>
           <w:sz w:val="24"/>
         </w:rPr>
-        <w:t xml:space="preserve">', en </w:t>
+        <w:t>'</w:t>
+      </w:r>
+      <w:r>
+        <w:rPr>
+          <w:u w:val="single" w:color="0000ff"/>
+          <w:rFonts w:ascii="Charis SIL Regular" w:hAnsi="Charis SIL Regular" w:eastAsia="Charis SIL Regular"/>
+          <w:b w:val="0"/>
+          <w:i w:val="0"/>
+          <w:color w:val="000000"/>
+          <w:sz w:val="24"/>
+        </w:rPr>
+        <w:hyperlink r:id="rId14" w:history="1">
+          <w:r>
+            <w:rPr>
+              <w:rStyle w:val="Hyperlink"/>
+            </w:rPr>
+            <w:t xml:space="preserve">, en </w:t>
+          </w:r>
+        </w:hyperlink>
       </w:r>
       <w:r>
         <w:rPr>
@@ -1612,14 +1612,7 @@
           <w:sz w:val="24"/>
           <w:u w:val="single"/>
         </w:rPr>
-        <w:hyperlink r:id="rId17" w:history="1">
-          <w:r>
-            <w:rPr>
-              <w:rStyle w:val="Hyperlink"/>
-            </w:rPr>
-            <w:t>we</w:t>
-          </w:r>
-        </w:hyperlink>
+        <w:t>we</w:t>
       </w:r>
       <w:r>
         <w:rPr>
@@ -1630,7 +1623,7 @@
           <w:sz w:val="24"/>
           <w:u w:val="single"/>
         </w:rPr>
-        <w:hyperlink r:id="rId17" w:history="1">
+        <w:hyperlink r:id="rId16" w:history="1">
           <w:r>
             <w:rPr>
               <w:rStyle w:val="Hyperlink"/>
@@ -1911,7 +1904,7 @@
           <w:sz w:val="24"/>
           <w:u w:val="single"/>
         </w:rPr>
-        <w:hyperlink r:id="rId18" w:history="1">
+        <w:hyperlink r:id="rId19" w:history="1">
           <w:r>
             <w:rPr>
               <w:rStyle w:val="Hyperlink"/>
@@ -1940,7 +1933,7 @@
           <w:sz w:val="24"/>
           <w:u w:val="single"/>
         </w:rPr>
-        <w:hyperlink r:id="rId18" w:history="1">
+        <w:hyperlink r:id="rId19" w:history="1">
           <w:r>
             <w:rPr>
               <w:rStyle w:val="Hyperlink"/>
@@ -2051,14 +2044,7 @@
           <w:sz w:val="24"/>
           <w:u w:val="single"/>
         </w:rPr>
-        <w:hyperlink r:id="rId20" w:history="1">
-          <w:r>
-            <w:rPr>
-              <w:rStyle w:val="Hyperlink"/>
-            </w:rPr>
-            <w:t>Aziatisch</w:t>
-          </w:r>
-        </w:hyperlink>
+        <w:t>Aziatisch</w:t>
       </w:r>
       <w:r>
         <w:rPr>
@@ -2069,7 +2055,7 @@
           <w:sz w:val="24"/>
           <w:u w:val="single"/>
         </w:rPr>
-        <w:hyperlink r:id="rId20" w:history="1">
+        <w:hyperlink r:id="rId19" w:history="1">
           <w:r>
             <w:rPr>
               <w:rStyle w:val="Hyperlink"/>
@@ -4473,7 +4459,7 @@
           <w:sz w:val="24"/>
           <w:u w:val="single"/>
         </w:rPr>
-        <w:hyperlink r:id="rId22" w:history="1">
+        <w:hyperlink r:id="rId23" w:history="1">
           <w:r>
             <w:rPr>
               <w:rStyle w:val="Hyperlink"/>
@@ -4508,7 +4494,14 @@
           <w:color w:val="000000"/>
           <w:sz w:val="24"/>
         </w:rPr>
-        <w:t xml:space="preserve">, </w:t>
+        <w:hyperlink r:id="rId22" w:history="1">
+          <w:r>
+            <w:rPr>
+              <w:rStyle w:val="Hyperlink"/>
+            </w:rPr>
+            <w:t xml:space="preserve">, </w:t>
+          </w:r>
+        </w:hyperlink>
       </w:r>
       <w:r>
         <w:rPr>
@@ -4519,7 +4512,7 @@
           <w:sz w:val="24"/>
           <w:u w:val="single"/>
         </w:rPr>
-        <w:hyperlink r:id="rId24" w:history="1">
+        <w:hyperlink r:id="rId22" w:history="1">
           <w:r>
             <w:rPr>
               <w:rStyle w:val="Hyperlink"/>
@@ -4548,7 +4541,7 @@
           <w:sz w:val="24"/>
           <w:u w:val="single"/>
         </w:rPr>
-        <w:hyperlink r:id="rId24" w:history="1">
+        <w:hyperlink r:id="rId22" w:history="1">
           <w:r>
             <w:rPr>
               <w:rStyle w:val="Hyperlink"/>
@@ -4566,7 +4559,7 @@
           <w:sz w:val="24"/>
           <w:u w:val="single"/>
         </w:rPr>
-        <w:hyperlink r:id="rId24" w:history="1">
+        <w:hyperlink r:id="rId22" w:history="1">
           <w:r>
             <w:rPr>
               <w:rStyle w:val="Hyperlink"/>
@@ -4684,7 +4677,7 @@
           <w:sz w:val="24"/>
           <w:u w:val="single"/>
         </w:rPr>
-        <w:hyperlink r:id="rId25" w:history="1">
+        <w:hyperlink r:id="rId24" w:history="1">
           <w:r>
             <w:rPr>
               <w:rStyle w:val="Hyperlink"/>
@@ -4702,7 +4695,7 @@
           <w:sz w:val="24"/>
           <w:u w:val="single"/>
         </w:rPr>
-        <w:hyperlink r:id="rId25" w:history="1">
+        <w:hyperlink r:id="rId24" w:history="1">
           <w:r>
             <w:rPr>
               <w:rStyle w:val="Hyperlink"/>
@@ -4720,7 +4713,7 @@
           <w:sz w:val="24"/>
           <w:u w:val="single"/>
         </w:rPr>
-        <w:hyperlink r:id="rId25" w:history="1">
+        <w:hyperlink r:id="rId24" w:history="1">
           <w:r>
             <w:rPr>
               <w:rStyle w:val="Hyperlink"/>
@@ -4738,7 +4731,7 @@
           <w:sz w:val="24"/>
           <w:u w:val="single"/>
         </w:rPr>
-        <w:hyperlink r:id="rId25" w:history="1">
+        <w:hyperlink r:id="rId24" w:history="1">
           <w:r>
             <w:rPr>
               <w:rStyle w:val="Hyperlink"/>
@@ -4756,7 +4749,7 @@
           <w:sz w:val="24"/>
           <w:u w:val="single"/>
         </w:rPr>
-        <w:hyperlink r:id="rId25" w:history="1">
+        <w:hyperlink r:id="rId24" w:history="1">
           <w:r>
             <w:rPr>
               <w:rStyle w:val="Hyperlink"/>
@@ -4774,7 +4767,7 @@
           <w:sz w:val="24"/>
           <w:u w:val="single"/>
         </w:rPr>
-        <w:hyperlink r:id="rId25" w:history="1">
+        <w:hyperlink r:id="rId24" w:history="1">
           <w:r>
             <w:rPr>
               <w:rStyle w:val="Hyperlink"/>
@@ -4792,7 +4785,7 @@
           <w:sz w:val="24"/>
           <w:u w:val="single"/>
         </w:rPr>
-        <w:hyperlink r:id="rId25" w:history="1">
+        <w:hyperlink r:id="rId24" w:history="1">
           <w:r>
             <w:rPr>
               <w:rStyle w:val="Hyperlink"/>
@@ -4820,7 +4813,7 @@
           <w:sz w:val="24"/>
           <w:u w:val="single"/>
         </w:rPr>
-        <w:hyperlink r:id="rId26" w:history="1">
+        <w:hyperlink r:id="rId25" w:history="1">
           <w:r>
             <w:rPr>
               <w:rStyle w:val="Hyperlink"/>
@@ -4849,7 +4842,7 @@
           <w:sz w:val="24"/>
           <w:u w:val="single"/>
         </w:rPr>
-        <w:hyperlink r:id="rId26" w:history="1">
+        <w:hyperlink r:id="rId25" w:history="1">
           <w:r>
             <w:rPr>
               <w:rStyle w:val="Hyperlink"/>

--- a/EXPORTS/DOCX/published/niveau3/Dutch/KITLV.docx
+++ b/EXPORTS/DOCX/published/niveau3/Dutch/KITLV.docx
@@ -387,31 +387,13 @@
       </w:r>
       <w:r>
         <w:rPr>
-          <w:u w:val="single" w:color="0000ff"/>
           <w:rFonts w:ascii="Charis SIL Regular" w:hAnsi="Charis SIL Regular" w:eastAsia="Charis SIL Regular"/>
           <w:b w:val="0"/>
           <w:i w:val="0"/>
           <w:color w:val="000000"/>
           <w:sz w:val="24"/>
         </w:rPr>
-        <w:hyperlink r:id="rId9" w:history="1">
-          <w:r>
-            <w:rPr>
-              <w:rStyle w:val="Hyperlink"/>
-            </w:rPr>
-            <w:t>t</w:t>
-          </w:r>
-        </w:hyperlink>
-      </w:r>
-      <w:r>
-        <w:rPr>
-          <w:rFonts w:ascii="Charis SIL Regular" w:hAnsi="Charis SIL Regular" w:eastAsia="Charis SIL Regular"/>
-          <w:b w:val="0"/>
-          <w:i w:val="0"/>
-          <w:color w:val="000000"/>
-          <w:sz w:val="24"/>
-        </w:rPr>
-        <w:t>en aan</w:t>
+        <w:t>ten aan</w:t>
       </w:r>
       <w:r>
         <w:rPr>
@@ -1461,7 +1443,7 @@
           <w:sz w:val="24"/>
           <w:u w:val="single"/>
         </w:rPr>
-        <w:hyperlink r:id="rId14" w:history="1">
+        <w:hyperlink r:id="rId15" w:history="1">
           <w:r>
             <w:rPr>
               <w:rStyle w:val="Hyperlink"/>
@@ -1610,7 +1592,6 @@
           <w:i w:val="0"/>
           <w:color w:val="0000FF"/>
           <w:sz w:val="24"/>
-          <w:u w:val="single"/>
         </w:rPr>
         <w:t>we</w:t>
       </w:r>
@@ -1951,7 +1932,7 @@
           <w:sz w:val="24"/>
           <w:u w:val="single"/>
         </w:rPr>
-        <w:hyperlink r:id="rId18" w:history="1">
+        <w:hyperlink r:id="rId19" w:history="1">
           <w:r>
             <w:rPr>
               <w:rStyle w:val="Hyperlink"/>
@@ -1969,7 +1950,7 @@
           <w:sz w:val="24"/>
           <w:u w:val="single"/>
         </w:rPr>
-        <w:hyperlink r:id="rId18" w:history="1">
+        <w:hyperlink r:id="rId19" w:history="1">
           <w:r>
             <w:rPr>
               <w:rStyle w:val="Hyperlink"/>
@@ -1998,7 +1979,7 @@
           <w:sz w:val="24"/>
           <w:u w:val="single"/>
         </w:rPr>
-        <w:hyperlink r:id="rId18" w:history="1">
+        <w:hyperlink r:id="rId19" w:history="1">
           <w:r>
             <w:rPr>
               <w:rStyle w:val="Hyperlink"/>
@@ -2044,7 +2025,14 @@
           <w:sz w:val="24"/>
           <w:u w:val="single"/>
         </w:rPr>
-        <w:t>Aziatisch</w:t>
+        <w:hyperlink r:id="rId20" w:history="1">
+          <w:r>
+            <w:rPr>
+              <w:rStyle w:val="Hyperlink"/>
+            </w:rPr>
+            <w:t>Aziatisch</w:t>
+          </w:r>
+        </w:hyperlink>
       </w:r>
       <w:r>
         <w:rPr>
@@ -2055,7 +2043,7 @@
           <w:sz w:val="24"/>
           <w:u w:val="single"/>
         </w:rPr>
-        <w:hyperlink r:id="rId19" w:history="1">
+        <w:hyperlink r:id="rId20" w:history="1">
           <w:r>
             <w:rPr>
               <w:rStyle w:val="Hyperlink"/>
@@ -2102,7 +2090,7 @@
           <w:sz w:val="24"/>
           <w:u w:val="single"/>
         </w:rPr>
-        <w:hyperlink r:id="rId20" w:history="1">
+        <w:hyperlink r:id="rId19" w:history="1">
           <w:r>
             <w:rPr>
               <w:rStyle w:val="Hyperlink"/>
@@ -4477,7 +4465,7 @@
           <w:sz w:val="24"/>
           <w:u w:val="single"/>
         </w:rPr>
-        <w:hyperlink r:id="rId22" w:history="1">
+        <w:hyperlink r:id="rId23" w:history="1">
           <w:r>
             <w:rPr>
               <w:rStyle w:val="Hyperlink"/>
@@ -4494,14 +4482,7 @@
           <w:color w:val="000000"/>
           <w:sz w:val="24"/>
         </w:rPr>
-        <w:hyperlink r:id="rId22" w:history="1">
-          <w:r>
-            <w:rPr>
-              <w:rStyle w:val="Hyperlink"/>
-            </w:rPr>
-            <w:t xml:space="preserve">, </w:t>
-          </w:r>
-        </w:hyperlink>
+        <w:t xml:space="preserve">, </w:t>
       </w:r>
       <w:r>
         <w:rPr>
@@ -4512,7 +4493,7 @@
           <w:sz w:val="24"/>
           <w:u w:val="single"/>
         </w:rPr>
-        <w:hyperlink r:id="rId22" w:history="1">
+        <w:hyperlink r:id="rId24" w:history="1">
           <w:r>
             <w:rPr>
               <w:rStyle w:val="Hyperlink"/>
@@ -4541,7 +4522,7 @@
           <w:sz w:val="24"/>
           <w:u w:val="single"/>
         </w:rPr>
-        <w:hyperlink r:id="rId22" w:history="1">
+        <w:hyperlink r:id="rId24" w:history="1">
           <w:r>
             <w:rPr>
               <w:rStyle w:val="Hyperlink"/>
@@ -4559,7 +4540,7 @@
           <w:sz w:val="24"/>
           <w:u w:val="single"/>
         </w:rPr>
-        <w:hyperlink r:id="rId22" w:history="1">
+        <w:hyperlink r:id="rId24" w:history="1">
           <w:r>
             <w:rPr>
               <w:rStyle w:val="Hyperlink"/>
@@ -4677,7 +4658,7 @@
           <w:sz w:val="24"/>
           <w:u w:val="single"/>
         </w:rPr>
-        <w:hyperlink r:id="rId24" w:history="1">
+        <w:hyperlink r:id="rId25" w:history="1">
           <w:r>
             <w:rPr>
               <w:rStyle w:val="Hyperlink"/>
@@ -4695,7 +4676,7 @@
           <w:sz w:val="24"/>
           <w:u w:val="single"/>
         </w:rPr>
-        <w:hyperlink r:id="rId24" w:history="1">
+        <w:hyperlink r:id="rId25" w:history="1">
           <w:r>
             <w:rPr>
               <w:rStyle w:val="Hyperlink"/>
@@ -4713,7 +4694,7 @@
           <w:sz w:val="24"/>
           <w:u w:val="single"/>
         </w:rPr>
-        <w:hyperlink r:id="rId24" w:history="1">
+        <w:hyperlink r:id="rId25" w:history="1">
           <w:r>
             <w:rPr>
               <w:rStyle w:val="Hyperlink"/>
@@ -4731,7 +4712,7 @@
           <w:sz w:val="24"/>
           <w:u w:val="single"/>
         </w:rPr>
-        <w:hyperlink r:id="rId24" w:history="1">
+        <w:hyperlink r:id="rId25" w:history="1">
           <w:r>
             <w:rPr>
               <w:rStyle w:val="Hyperlink"/>
@@ -4749,7 +4730,7 @@
           <w:sz w:val="24"/>
           <w:u w:val="single"/>
         </w:rPr>
-        <w:hyperlink r:id="rId24" w:history="1">
+        <w:hyperlink r:id="rId25" w:history="1">
           <w:r>
             <w:rPr>
               <w:rStyle w:val="Hyperlink"/>
@@ -4767,7 +4748,7 @@
           <w:sz w:val="24"/>
           <w:u w:val="single"/>
         </w:rPr>
-        <w:hyperlink r:id="rId24" w:history="1">
+        <w:hyperlink r:id="rId25" w:history="1">
           <w:r>
             <w:rPr>
               <w:rStyle w:val="Hyperlink"/>
@@ -4785,7 +4766,7 @@
           <w:sz w:val="24"/>
           <w:u w:val="single"/>
         </w:rPr>
-        <w:hyperlink r:id="rId24" w:history="1">
+        <w:hyperlink r:id="rId25" w:history="1">
           <w:r>
             <w:rPr>
               <w:rStyle w:val="Hyperlink"/>
@@ -4813,7 +4794,7 @@
           <w:sz w:val="24"/>
           <w:u w:val="single"/>
         </w:rPr>
-        <w:hyperlink r:id="rId25" w:history="1">
+        <w:hyperlink r:id="rId26" w:history="1">
           <w:r>
             <w:rPr>
               <w:rStyle w:val="Hyperlink"/>
@@ -4842,7 +4823,7 @@
           <w:sz w:val="24"/>
           <w:u w:val="single"/>
         </w:rPr>
-        <w:hyperlink r:id="rId25" w:history="1">
+        <w:hyperlink r:id="rId26" w:history="1">
           <w:r>
             <w:rPr>
               <w:rStyle w:val="Hyperlink"/>

--- a/EXPORTS/DOCX/published/niveau3/Dutch/KITLV.docx
+++ b/EXPORTS/DOCX/published/niveau3/Dutch/KITLV.docx
@@ -387,13 +387,49 @@
       </w:r>
       <w:r>
         <w:rPr>
+          <w:u w:val="single" w:color="0000ff"/>
           <w:rFonts w:ascii="Charis SIL Regular" w:hAnsi="Charis SIL Regular" w:eastAsia="Charis SIL Regular"/>
           <w:b w:val="0"/>
           <w:i w:val="0"/>
           <w:color w:val="000000"/>
           <w:sz w:val="24"/>
         </w:rPr>
-        <w:t>ten aan</w:t>
+        <w:hyperlink r:id="rId9" w:history="1">
+          <w:r>
+            <w:rPr>
+              <w:rStyle w:val="Hyperlink"/>
+            </w:rPr>
+            <w:t>t</w:t>
+          </w:r>
+        </w:hyperlink>
+      </w:r>
+      <w:r>
+        <w:rPr>
+          <w:u w:val="single" w:color="0000ff"/>
+          <w:rFonts w:ascii="Charis SIL Regular" w:hAnsi="Charis SIL Regular" w:eastAsia="Charis SIL Regular"/>
+          <w:b w:val="0"/>
+          <w:i w:val="0"/>
+          <w:color w:val="000000"/>
+          <w:sz w:val="24"/>
+        </w:rPr>
+        <w:hyperlink r:id="rId9" w:history="1">
+          <w:r>
+            <w:rPr>
+              <w:rStyle w:val="Hyperlink"/>
+            </w:rPr>
+            <w:t>en aa</w:t>
+          </w:r>
+        </w:hyperlink>
+      </w:r>
+      <w:r>
+        <w:rPr>
+          <w:rFonts w:ascii="Charis SIL Regular" w:hAnsi="Charis SIL Regular" w:eastAsia="Charis SIL Regular"/>
+          <w:b w:val="0"/>
+          <w:i w:val="0"/>
+          <w:color w:val="000000"/>
+          <w:sz w:val="24"/>
+        </w:rPr>
+        <w:t>n</w:t>
       </w:r>
       <w:r>
         <w:rPr>
@@ -1356,36 +1392,7 @@
           <w:color w:val="000000"/>
           <w:sz w:val="24"/>
         </w:rPr>
-        <w:t>UBL vindbaar zijn met het kenmerk 'D Or</w:t>
-      </w:r>
-      <w:r>
-        <w:rPr>
-          <w:u w:val="single" w:color="0000ff"/>
-          <w:rFonts w:ascii="Charis SIL Regular" w:hAnsi="Charis SIL Regular" w:eastAsia="Charis SIL Regular"/>
-          <w:b w:val="0"/>
-          <w:i w:val="0"/>
-          <w:color w:val="000000"/>
-          <w:sz w:val="24"/>
-        </w:rPr>
-        <w:t>'</w:t>
-      </w:r>
-      <w:r>
-        <w:rPr>
-          <w:u w:val="single" w:color="0000ff"/>
-          <w:rFonts w:ascii="Charis SIL Regular" w:hAnsi="Charis SIL Regular" w:eastAsia="Charis SIL Regular"/>
-          <w:b w:val="0"/>
-          <w:i w:val="0"/>
-          <w:color w:val="000000"/>
-          <w:sz w:val="24"/>
-        </w:rPr>
-        <w:hyperlink r:id="rId14" w:history="1">
-          <w:r>
-            <w:rPr>
-              <w:rStyle w:val="Hyperlink"/>
-            </w:rPr>
-            <w:t xml:space="preserve">, en </w:t>
-          </w:r>
-        </w:hyperlink>
+        <w:t xml:space="preserve">UBL vindbaar zijn met het kenmerk 'D Or', en </w:t>
       </w:r>
       <w:r>
         <w:rPr>
@@ -1396,7 +1403,7 @@
           <w:sz w:val="24"/>
           <w:u w:val="single"/>
         </w:rPr>
-        <w:hyperlink r:id="rId14" w:history="1">
+        <w:hyperlink r:id="rId15" w:history="1">
           <w:r>
             <w:rPr>
               <w:rStyle w:val="Hyperlink"/>
@@ -1443,7 +1450,7 @@
           <w:sz w:val="24"/>
           <w:u w:val="single"/>
         </w:rPr>
-        <w:hyperlink r:id="rId15" w:history="1">
+        <w:hyperlink r:id="rId14" w:history="1">
           <w:r>
             <w:rPr>
               <w:rStyle w:val="Hyperlink"/>
@@ -1979,7 +1986,7 @@
           <w:sz w:val="24"/>
           <w:u w:val="single"/>
         </w:rPr>
-        <w:hyperlink r:id="rId19" w:history="1">
+        <w:hyperlink r:id="rId18" w:history="1">
           <w:r>
             <w:rPr>
               <w:rStyle w:val="Hyperlink"/>
@@ -2025,14 +2032,7 @@
           <w:sz w:val="24"/>
           <w:u w:val="single"/>
         </w:rPr>
-        <w:hyperlink r:id="rId20" w:history="1">
-          <w:r>
-            <w:rPr>
-              <w:rStyle w:val="Hyperlink"/>
-            </w:rPr>
-            <w:t>Aziatisch</w:t>
-          </w:r>
-        </w:hyperlink>
+        <w:t>Aziatisch</w:t>
       </w:r>
       <w:r>
         <w:rPr>
@@ -2043,7 +2043,7 @@
           <w:sz w:val="24"/>
           <w:u w:val="single"/>
         </w:rPr>
-        <w:hyperlink r:id="rId20" w:history="1">
+        <w:hyperlink r:id="rId19" w:history="1">
           <w:r>
             <w:rPr>
               <w:rStyle w:val="Hyperlink"/>
@@ -2072,7 +2072,7 @@
           <w:sz w:val="24"/>
           <w:u w:val="single"/>
         </w:rPr>
-        <w:hyperlink r:id="rId20" w:history="1">
+        <w:hyperlink r:id="rId19" w:history="1">
           <w:r>
             <w:rPr>
               <w:rStyle w:val="Hyperlink"/>

--- a/EXPORTS/DOCX/published/niveau3/Dutch/KITLV.docx
+++ b/EXPORTS/DOCX/published/niveau3/Dutch/KITLV.docx
@@ -1421,7 +1421,7 @@
           <w:sz w:val="24"/>
           <w:u w:val="single"/>
         </w:rPr>
-        <w:hyperlink r:id="rId14" w:history="1">
+        <w:hyperlink r:id="rId15" w:history="1">
           <w:r>
             <w:rPr>
               <w:rStyle w:val="Hyperlink"/>
@@ -2014,25 +2014,7 @@
           <w:sz w:val="24"/>
           <w:u w:val="single"/>
         </w:rPr>
-        <w:hyperlink r:id="rId20" w:history="1">
-          <w:r>
-            <w:rPr>
-              <w:rStyle w:val="Hyperlink"/>
-            </w:rPr>
-            <w:t>Zuidoost-</w:t>
-          </w:r>
-        </w:hyperlink>
-      </w:r>
-      <w:r>
-        <w:rPr>
-          <w:rFonts w:ascii="Charis SIL Regular" w:hAnsi="Charis SIL Regular" w:eastAsia="Charis SIL Regular"/>
-          <w:b w:val="0"/>
-          <w:i w:val="0"/>
-          <w:color w:val="0000FF"/>
-          <w:sz w:val="24"/>
-          <w:u w:val="single"/>
-        </w:rPr>
-        <w:t>Aziatisch</w:t>
+        <w:t>Zuidoost-Aziatisch</w:t>
       </w:r>
       <w:r>
         <w:rPr>
@@ -2218,7 +2200,7 @@
           <w:sz w:val="24"/>
           <w:u w:val="single"/>
         </w:rPr>
-        <w:hyperlink r:id="rId21" w:history="1">
+        <w:hyperlink r:id="rId20" w:history="1">
           <w:r>
             <w:rPr>
               <w:rStyle w:val="Hyperlink"/>
@@ -2247,7 +2229,7 @@
           <w:sz w:val="24"/>
           <w:u w:val="single"/>
         </w:rPr>
-        <w:hyperlink r:id="rId21" w:history="1">
+        <w:hyperlink r:id="rId20" w:history="1">
           <w:r>
             <w:rPr>
               <w:rStyle w:val="Hyperlink"/>
@@ -2285,7 +2267,7 @@
           <w:color w:val="000000"/>
           <w:sz w:val="24"/>
         </w:rPr>
-        <w:hyperlink r:id="rId21" w:history="1">
+        <w:hyperlink r:id="rId20" w:history="1">
           <w:r>
             <w:rPr>
               <w:rStyle w:val="Hyperlink"/>
@@ -2303,7 +2285,7 @@
           <w:color w:val="000000"/>
           <w:sz w:val="24"/>
         </w:rPr>
-        <w:hyperlink r:id="rId21" w:history="1">
+        <w:hyperlink r:id="rId20" w:history="1">
           <w:r>
             <w:rPr>
               <w:rStyle w:val="Hyperlink"/>
@@ -2321,7 +2303,7 @@
           <w:color w:val="000000"/>
           <w:sz w:val="24"/>
         </w:rPr>
-        <w:hyperlink r:id="rId21" w:history="1">
+        <w:hyperlink r:id="rId20" w:history="1">
           <w:r>
             <w:rPr>
               <w:rStyle w:val="Hyperlink"/>
@@ -4150,7 +4132,7 @@
           <w:sz w:val="24"/>
           <w:u w:val="single"/>
         </w:rPr>
-        <w:hyperlink r:id="rId20" w:history="1">
+        <w:hyperlink r:id="rId21" w:history="1">
           <w:r>
             <w:rPr>
               <w:rStyle w:val="Hyperlink"/>
@@ -4168,7 +4150,7 @@
           <w:sz w:val="24"/>
           <w:u w:val="single"/>
         </w:rPr>
-        <w:hyperlink r:id="rId20" w:history="1">
+        <w:hyperlink r:id="rId21" w:history="1">
           <w:r>
             <w:rPr>
               <w:rStyle w:val="Hyperlink"/>
@@ -4186,7 +4168,7 @@
           <w:sz w:val="24"/>
           <w:u w:val="single"/>
         </w:rPr>
-        <w:hyperlink r:id="rId20" w:history="1">
+        <w:hyperlink r:id="rId21" w:history="1">
           <w:r>
             <w:rPr>
               <w:rStyle w:val="Hyperlink"/>

--- a/EXPORTS/DOCX/published/niveau3/Dutch/KITLV.docx
+++ b/EXPORTS/DOCX/published/niveau3/Dutch/KITLV.docx
@@ -1401,16 +1401,8 @@
           <w:i w:val="0"/>
           <w:color w:val="0000FF"/>
           <w:sz w:val="24"/>
-          <w:u w:val="single"/>
-        </w:rPr>
-        <w:hyperlink r:id="rId15" w:history="1">
-          <w:r>
-            <w:rPr>
-              <w:rStyle w:val="Hyperlink"/>
-            </w:rPr>
-            <w:t>Europ</w:t>
-          </w:r>
-        </w:hyperlink>
+        </w:rPr>
+        <w:t>Europ</w:t>
       </w:r>
       <w:r>
         <w:rPr>
@@ -1421,7 +1413,7 @@
           <w:sz w:val="24"/>
           <w:u w:val="single"/>
         </w:rPr>
-        <w:hyperlink r:id="rId15" w:history="1">
+        <w:hyperlink r:id="rId14" w:history="1">
           <w:r>
             <w:rPr>
               <w:rStyle w:val="Hyperlink"/>
@@ -1599,6 +1591,7 @@
           <w:i w:val="0"/>
           <w:color w:val="0000FF"/>
           <w:sz w:val="24"/>
+          <w:u w:val="single"/>
         </w:rPr>
         <w:t>we</w:t>
       </w:r>
@@ -1843,128 +1836,8 @@
           <w:i w:val="0"/>
           <w:color w:val="0000FF"/>
           <w:sz w:val="24"/>
-          <w:u w:val="single"/>
-        </w:rPr>
-        <w:hyperlink r:id="rId19" w:history="1">
-          <w:r>
-            <w:rPr>
-              <w:rStyle w:val="Hyperlink"/>
-            </w:rPr>
-            <w:t>Stichting</w:t>
-          </w:r>
-        </w:hyperlink>
-      </w:r>
-      <w:r>
-        <w:rPr>
-          <w:rFonts w:ascii="Charis SIL Regular" w:hAnsi="Charis SIL Regular" w:eastAsia="Charis SIL Regular"/>
-          <w:b w:val="0"/>
-          <w:i w:val="0"/>
-          <w:color w:val="0000FF"/>
-          <w:sz w:val="24"/>
-          <w:u w:val="single"/>
-        </w:rPr>
-        <w:t xml:space="preserve"> </w:t>
-      </w:r>
-      <w:r>
-        <w:rPr>
-          <w:rFonts w:ascii="Charis SIL Regular" w:hAnsi="Charis SIL Regular" w:eastAsia="Charis SIL Regular"/>
-          <w:b w:val="0"/>
-          <w:i w:val="0"/>
-          <w:color w:val="0000FF"/>
-          <w:sz w:val="24"/>
-          <w:u w:val="single"/>
-        </w:rPr>
-        <w:hyperlink r:id="rId19" w:history="1">
-          <w:r>
-            <w:rPr>
-              <w:rStyle w:val="Hyperlink"/>
-            </w:rPr>
-            <w:t>Mondeli</w:t>
-          </w:r>
-        </w:hyperlink>
-      </w:r>
-      <w:r>
-        <w:rPr>
-          <w:rFonts w:ascii="Charis SIL Regular" w:hAnsi="Charis SIL Regular" w:eastAsia="Charis SIL Regular"/>
-          <w:b w:val="0"/>
-          <w:i w:val="0"/>
-          <w:color w:val="0000FF"/>
-          <w:sz w:val="24"/>
-          <w:u w:val="single"/>
-        </w:rPr>
-        <w:hyperlink r:id="rId19" w:history="1">
-          <w:r>
-            <w:rPr>
-              <w:rStyle w:val="Hyperlink"/>
-            </w:rPr>
-            <w:t>nge</w:t>
-          </w:r>
-        </w:hyperlink>
-      </w:r>
-      <w:r>
-        <w:rPr>
-          <w:rFonts w:ascii="Charis SIL Regular" w:hAnsi="Charis SIL Regular" w:eastAsia="Charis SIL Regular"/>
-          <w:b w:val="0"/>
-          <w:i w:val="0"/>
-          <w:color w:val="0000FF"/>
-          <w:sz w:val="24"/>
-          <w:u w:val="single"/>
-        </w:rPr>
-        <w:t xml:space="preserve"> </w:t>
-      </w:r>
-      <w:r>
-        <w:rPr>
-          <w:rFonts w:ascii="Charis SIL Regular" w:hAnsi="Charis SIL Regular" w:eastAsia="Charis SIL Regular"/>
-          <w:b w:val="0"/>
-          <w:i w:val="0"/>
-          <w:color w:val="0000FF"/>
-          <w:sz w:val="24"/>
-          <w:u w:val="single"/>
-        </w:rPr>
-        <w:hyperlink r:id="rId19" w:history="1">
-          <w:r>
-            <w:rPr>
-              <w:rStyle w:val="Hyperlink"/>
-            </w:rPr>
-            <w:t>Geschied</w:t>
-          </w:r>
-        </w:hyperlink>
-      </w:r>
-      <w:r>
-        <w:rPr>
-          <w:rFonts w:ascii="Charis SIL Regular" w:hAnsi="Charis SIL Regular" w:eastAsia="Charis SIL Regular"/>
-          <w:b w:val="0"/>
-          <w:i w:val="0"/>
-          <w:color w:val="0000FF"/>
-          <w:sz w:val="24"/>
-          <w:u w:val="single"/>
-        </w:rPr>
-        <w:hyperlink r:id="rId19" w:history="1">
-          <w:r>
-            <w:rPr>
-              <w:rStyle w:val="Hyperlink"/>
-            </w:rPr>
-            <w:t>e</w:t>
-          </w:r>
-        </w:hyperlink>
-      </w:r>
-      <w:r>
-        <w:rPr>
-          <w:rFonts w:ascii="Charis SIL Regular" w:hAnsi="Charis SIL Regular" w:eastAsia="Charis SIL Regular"/>
-          <w:b w:val="0"/>
-          <w:i w:val="0"/>
-          <w:color w:val="0000FF"/>
-          <w:sz w:val="24"/>
-          <w:u w:val="single"/>
-        </w:rPr>
-        <w:hyperlink r:id="rId19" w:history="1">
-          <w:r>
-            <w:rPr>
-              <w:rStyle w:val="Hyperlink"/>
-            </w:rPr>
-            <w:t>nis</w:t>
-          </w:r>
-        </w:hyperlink>
+        </w:rPr>
+        <w:t>Stichting Mondelinge Geschiedenis</w:t>
       </w:r>
       <w:r>
         <w:rPr>
@@ -2014,7 +1887,14 @@
           <w:sz w:val="24"/>
           <w:u w:val="single"/>
         </w:rPr>
-        <w:t>Zuidoost-Aziatisch</w:t>
+        <w:hyperlink r:id="rId19" w:history="1">
+          <w:r>
+            <w:rPr>
+              <w:rStyle w:val="Hyperlink"/>
+            </w:rPr>
+            <w:t>Zuidoost-</w:t>
+          </w:r>
+        </w:hyperlink>
       </w:r>
       <w:r>
         <w:rPr>
@@ -2025,7 +1905,18 @@
           <w:sz w:val="24"/>
           <w:u w:val="single"/>
         </w:rPr>
-        <w:hyperlink r:id="rId19" w:history="1">
+        <w:t>Aziatisch</w:t>
+      </w:r>
+      <w:r>
+        <w:rPr>
+          <w:rFonts w:ascii="Charis SIL Regular" w:hAnsi="Charis SIL Regular" w:eastAsia="Charis SIL Regular"/>
+          <w:b w:val="0"/>
+          <w:i w:val="0"/>
+          <w:color w:val="0000FF"/>
+          <w:sz w:val="24"/>
+          <w:u w:val="single"/>
+        </w:rPr>
+        <w:hyperlink r:id="rId20" w:history="1">
           <w:r>
             <w:rPr>
               <w:rStyle w:val="Hyperlink"/>
@@ -2054,7 +1945,7 @@
           <w:sz w:val="24"/>
           <w:u w:val="single"/>
         </w:rPr>
-        <w:hyperlink r:id="rId19" w:history="1">
+        <w:hyperlink r:id="rId20" w:history="1">
           <w:r>
             <w:rPr>
               <w:rStyle w:val="Hyperlink"/>
@@ -2072,7 +1963,7 @@
           <w:sz w:val="24"/>
           <w:u w:val="single"/>
         </w:rPr>
-        <w:hyperlink r:id="rId19" w:history="1">
+        <w:hyperlink r:id="rId20" w:history="1">
           <w:r>
             <w:rPr>
               <w:rStyle w:val="Hyperlink"/>
@@ -2090,7 +1981,7 @@
           <w:color w:val="000000"/>
           <w:sz w:val="24"/>
         </w:rPr>
-        <w:hyperlink r:id="rId19" w:history="1">
+        <w:hyperlink r:id="rId20" w:history="1">
           <w:r>
             <w:rPr>
               <w:rStyle w:val="Hyperlink"/>
@@ -2108,7 +1999,7 @@
           <w:color w:val="000000"/>
           <w:sz w:val="24"/>
         </w:rPr>
-        <w:hyperlink r:id="rId19" w:history="1">
+        <w:hyperlink r:id="rId20" w:history="1">
           <w:r>
             <w:rPr>
               <w:rStyle w:val="Hyperlink"/>
@@ -2126,7 +2017,7 @@
           <w:color w:val="000000"/>
           <w:sz w:val="24"/>
         </w:rPr>
-        <w:hyperlink r:id="rId19" w:history="1">
+        <w:hyperlink r:id="rId20" w:history="1">
           <w:r>
             <w:rPr>
               <w:rStyle w:val="Hyperlink"/>
@@ -2144,7 +2035,7 @@
           <w:color w:val="000000"/>
           <w:sz w:val="24"/>
         </w:rPr>
-        <w:hyperlink r:id="rId19" w:history="1">
+        <w:hyperlink r:id="rId20" w:history="1">
           <w:r>
             <w:rPr>
               <w:rStyle w:val="Hyperlink"/>
@@ -2162,7 +2053,7 @@
           <w:color w:val="000000"/>
           <w:sz w:val="24"/>
         </w:rPr>
-        <w:hyperlink r:id="rId19" w:history="1">
+        <w:hyperlink r:id="rId20" w:history="1">
           <w:r>
             <w:rPr>
               <w:rStyle w:val="Hyperlink"/>
@@ -2200,7 +2091,7 @@
           <w:sz w:val="24"/>
           <w:u w:val="single"/>
         </w:rPr>
-        <w:hyperlink r:id="rId20" w:history="1">
+        <w:hyperlink r:id="rId21" w:history="1">
           <w:r>
             <w:rPr>
               <w:rStyle w:val="Hyperlink"/>
@@ -2229,7 +2120,7 @@
           <w:sz w:val="24"/>
           <w:u w:val="single"/>
         </w:rPr>
-        <w:hyperlink r:id="rId20" w:history="1">
+        <w:hyperlink r:id="rId21" w:history="1">
           <w:r>
             <w:rPr>
               <w:rStyle w:val="Hyperlink"/>
@@ -2267,7 +2158,7 @@
           <w:color w:val="000000"/>
           <w:sz w:val="24"/>
         </w:rPr>
-        <w:hyperlink r:id="rId20" w:history="1">
+        <w:hyperlink r:id="rId21" w:history="1">
           <w:r>
             <w:rPr>
               <w:rStyle w:val="Hyperlink"/>
@@ -2285,7 +2176,7 @@
           <w:color w:val="000000"/>
           <w:sz w:val="24"/>
         </w:rPr>
-        <w:hyperlink r:id="rId20" w:history="1">
+        <w:hyperlink r:id="rId21" w:history="1">
           <w:r>
             <w:rPr>
               <w:rStyle w:val="Hyperlink"/>
@@ -2303,7 +2194,7 @@
           <w:color w:val="000000"/>
           <w:sz w:val="24"/>
         </w:rPr>
-        <w:hyperlink r:id="rId20" w:history="1">
+        <w:hyperlink r:id="rId21" w:history="1">
           <w:r>
             <w:rPr>
               <w:rStyle w:val="Hyperlink"/>
@@ -3953,7 +3844,7 @@
           <w:sz w:val="24"/>
           <w:u w:val="single"/>
         </w:rPr>
-        <w:hyperlink r:id="rId19" w:history="1">
+        <w:hyperlink r:id="rId20" w:history="1">
           <w:r>
             <w:rPr>
               <w:rStyle w:val="Hyperlink"/>
@@ -3971,7 +3862,7 @@
           <w:sz w:val="24"/>
           <w:u w:val="single"/>
         </w:rPr>
-        <w:hyperlink r:id="rId19" w:history="1">
+        <w:hyperlink r:id="rId20" w:history="1">
           <w:r>
             <w:rPr>
               <w:rStyle w:val="Hyperlink"/>
@@ -3989,7 +3880,7 @@
           <w:sz w:val="24"/>
           <w:u w:val="single"/>
         </w:rPr>
-        <w:hyperlink r:id="rId19" w:history="1">
+        <w:hyperlink r:id="rId20" w:history="1">
           <w:r>
             <w:rPr>
               <w:rStyle w:val="Hyperlink"/>
@@ -4007,7 +3898,7 @@
           <w:sz w:val="24"/>
           <w:u w:val="single"/>
         </w:rPr>
-        <w:hyperlink r:id="rId19" w:history="1">
+        <w:hyperlink r:id="rId20" w:history="1">
           <w:r>
             <w:rPr>
               <w:rStyle w:val="Hyperlink"/>
@@ -4025,7 +3916,7 @@
           <w:sz w:val="24"/>
           <w:u w:val="single"/>
         </w:rPr>
-        <w:hyperlink r:id="rId19" w:history="1">
+        <w:hyperlink r:id="rId20" w:history="1">
           <w:r>
             <w:rPr>
               <w:rStyle w:val="Hyperlink"/>
@@ -4132,7 +4023,7 @@
           <w:sz w:val="24"/>
           <w:u w:val="single"/>
         </w:rPr>
-        <w:hyperlink r:id="rId21" w:history="1">
+        <w:hyperlink r:id="rId19" w:history="1">
           <w:r>
             <w:rPr>
               <w:rStyle w:val="Hyperlink"/>
@@ -4150,7 +4041,7 @@
           <w:sz w:val="24"/>
           <w:u w:val="single"/>
         </w:rPr>
-        <w:hyperlink r:id="rId21" w:history="1">
+        <w:hyperlink r:id="rId19" w:history="1">
           <w:r>
             <w:rPr>
               <w:rStyle w:val="Hyperlink"/>
@@ -4168,7 +4059,7 @@
           <w:sz w:val="24"/>
           <w:u w:val="single"/>
         </w:rPr>
-        <w:hyperlink r:id="rId21" w:history="1">
+        <w:hyperlink r:id="rId19" w:history="1">
           <w:r>
             <w:rPr>
               <w:rStyle w:val="Hyperlink"/>
@@ -4447,7 +4338,7 @@
           <w:sz w:val="24"/>
           <w:u w:val="single"/>
         </w:rPr>
-        <w:hyperlink r:id="rId23" w:history="1">
+        <w:hyperlink r:id="rId22" w:history="1">
           <w:r>
             <w:rPr>
               <w:rStyle w:val="Hyperlink"/>
@@ -4458,13 +4349,21 @@
       </w:r>
       <w:r>
         <w:rPr>
+          <w:u w:val="single" w:color="0000ff"/>
           <w:rFonts w:ascii="Charis SIL Regular" w:hAnsi="Charis SIL Regular" w:eastAsia="Charis SIL Regular"/>
           <w:b w:val="0"/>
           <w:i w:val="0"/>
           <w:color w:val="000000"/>
           <w:sz w:val="24"/>
         </w:rPr>
-        <w:t xml:space="preserve">, </w:t>
+        <w:hyperlink r:id="rId22" w:history="1">
+          <w:r>
+            <w:rPr>
+              <w:rStyle w:val="Hyperlink"/>
+            </w:rPr>
+            <w:t xml:space="preserve">, </w:t>
+          </w:r>
+        </w:hyperlink>
       </w:r>
       <w:r>
         <w:rPr>
@@ -4475,7 +4374,7 @@
           <w:sz w:val="24"/>
           <w:u w:val="single"/>
         </w:rPr>
-        <w:hyperlink r:id="rId24" w:history="1">
+        <w:hyperlink r:id="rId22" w:history="1">
           <w:r>
             <w:rPr>
               <w:rStyle w:val="Hyperlink"/>
@@ -4504,7 +4403,7 @@
           <w:sz w:val="24"/>
           <w:u w:val="single"/>
         </w:rPr>
-        <w:hyperlink r:id="rId24" w:history="1">
+        <w:hyperlink r:id="rId22" w:history="1">
           <w:r>
             <w:rPr>
               <w:rStyle w:val="Hyperlink"/>
@@ -4522,7 +4421,7 @@
           <w:sz w:val="24"/>
           <w:u w:val="single"/>
         </w:rPr>
-        <w:hyperlink r:id="rId24" w:history="1">
+        <w:hyperlink r:id="rId22" w:history="1">
           <w:r>
             <w:rPr>
               <w:rStyle w:val="Hyperlink"/>
@@ -4640,7 +4539,7 @@
           <w:sz w:val="24"/>
           <w:u w:val="single"/>
         </w:rPr>
-        <w:hyperlink r:id="rId25" w:history="1">
+        <w:hyperlink r:id="rId24" w:history="1">
           <w:r>
             <w:rPr>
               <w:rStyle w:val="Hyperlink"/>
@@ -4658,7 +4557,7 @@
           <w:sz w:val="24"/>
           <w:u w:val="single"/>
         </w:rPr>
-        <w:hyperlink r:id="rId25" w:history="1">
+        <w:hyperlink r:id="rId24" w:history="1">
           <w:r>
             <w:rPr>
               <w:rStyle w:val="Hyperlink"/>
@@ -4676,7 +4575,7 @@
           <w:sz w:val="24"/>
           <w:u w:val="single"/>
         </w:rPr>
-        <w:hyperlink r:id="rId25" w:history="1">
+        <w:hyperlink r:id="rId24" w:history="1">
           <w:r>
             <w:rPr>
               <w:rStyle w:val="Hyperlink"/>
@@ -4694,7 +4593,7 @@
           <w:sz w:val="24"/>
           <w:u w:val="single"/>
         </w:rPr>
-        <w:hyperlink r:id="rId25" w:history="1">
+        <w:hyperlink r:id="rId24" w:history="1">
           <w:r>
             <w:rPr>
               <w:rStyle w:val="Hyperlink"/>
@@ -4712,7 +4611,7 @@
           <w:sz w:val="24"/>
           <w:u w:val="single"/>
         </w:rPr>
-        <w:hyperlink r:id="rId25" w:history="1">
+        <w:hyperlink r:id="rId24" w:history="1">
           <w:r>
             <w:rPr>
               <w:rStyle w:val="Hyperlink"/>
@@ -4730,7 +4629,7 @@
           <w:sz w:val="24"/>
           <w:u w:val="single"/>
         </w:rPr>
-        <w:hyperlink r:id="rId25" w:history="1">
+        <w:hyperlink r:id="rId24" w:history="1">
           <w:r>
             <w:rPr>
               <w:rStyle w:val="Hyperlink"/>
@@ -4748,7 +4647,7 @@
           <w:sz w:val="24"/>
           <w:u w:val="single"/>
         </w:rPr>
-        <w:hyperlink r:id="rId25" w:history="1">
+        <w:hyperlink r:id="rId24" w:history="1">
           <w:r>
             <w:rPr>
               <w:rStyle w:val="Hyperlink"/>
@@ -4776,7 +4675,7 @@
           <w:sz w:val="24"/>
           <w:u w:val="single"/>
         </w:rPr>
-        <w:hyperlink r:id="rId26" w:history="1">
+        <w:hyperlink r:id="rId25" w:history="1">
           <w:r>
             <w:rPr>
               <w:rStyle w:val="Hyperlink"/>
@@ -4805,7 +4704,7 @@
           <w:sz w:val="24"/>
           <w:u w:val="single"/>
         </w:rPr>
-        <w:hyperlink r:id="rId26" w:history="1">
+        <w:hyperlink r:id="rId25" w:history="1">
           <w:r>
             <w:rPr>
               <w:rStyle w:val="Hyperlink"/>

--- a/EXPORTS/DOCX/published/niveau3/Dutch/KITLV.docx
+++ b/EXPORTS/DOCX/published/niveau3/Dutch/KITLV.docx
@@ -4338,7 +4338,7 @@
           <w:sz w:val="24"/>
           <w:u w:val="single"/>
         </w:rPr>
-        <w:hyperlink r:id="rId22" w:history="1">
+        <w:hyperlink r:id="rId23" w:history="1">
           <w:r>
             <w:rPr>
               <w:rStyle w:val="Hyperlink"/>
@@ -4349,21 +4349,13 @@
       </w:r>
       <w:r>
         <w:rPr>
-          <w:u w:val="single" w:color="0000ff"/>
           <w:rFonts w:ascii="Charis SIL Regular" w:hAnsi="Charis SIL Regular" w:eastAsia="Charis SIL Regular"/>
           <w:b w:val="0"/>
           <w:i w:val="0"/>
           <w:color w:val="000000"/>
           <w:sz w:val="24"/>
         </w:rPr>
-        <w:hyperlink r:id="rId22" w:history="1">
-          <w:r>
-            <w:rPr>
-              <w:rStyle w:val="Hyperlink"/>
-            </w:rPr>
-            <w:t xml:space="preserve">, </w:t>
-          </w:r>
-        </w:hyperlink>
+        <w:t xml:space="preserve">, </w:t>
       </w:r>
       <w:r>
         <w:rPr>
@@ -4374,7 +4366,7 @@
           <w:sz w:val="24"/>
           <w:u w:val="single"/>
         </w:rPr>
-        <w:hyperlink r:id="rId22" w:history="1">
+        <w:hyperlink r:id="rId24" w:history="1">
           <w:r>
             <w:rPr>
               <w:rStyle w:val="Hyperlink"/>
@@ -4403,7 +4395,7 @@
           <w:sz w:val="24"/>
           <w:u w:val="single"/>
         </w:rPr>
-        <w:hyperlink r:id="rId22" w:history="1">
+        <w:hyperlink r:id="rId24" w:history="1">
           <w:r>
             <w:rPr>
               <w:rStyle w:val="Hyperlink"/>
@@ -4421,7 +4413,7 @@
           <w:sz w:val="24"/>
           <w:u w:val="single"/>
         </w:rPr>
-        <w:hyperlink r:id="rId22" w:history="1">
+        <w:hyperlink r:id="rId24" w:history="1">
           <w:r>
             <w:rPr>
               <w:rStyle w:val="Hyperlink"/>
@@ -4539,7 +4531,7 @@
           <w:sz w:val="24"/>
           <w:u w:val="single"/>
         </w:rPr>
-        <w:hyperlink r:id="rId24" w:history="1">
+        <w:hyperlink r:id="rId25" w:history="1">
           <w:r>
             <w:rPr>
               <w:rStyle w:val="Hyperlink"/>
@@ -4557,7 +4549,7 @@
           <w:sz w:val="24"/>
           <w:u w:val="single"/>
         </w:rPr>
-        <w:hyperlink r:id="rId24" w:history="1">
+        <w:hyperlink r:id="rId25" w:history="1">
           <w:r>
             <w:rPr>
               <w:rStyle w:val="Hyperlink"/>
@@ -4575,7 +4567,7 @@
           <w:sz w:val="24"/>
           <w:u w:val="single"/>
         </w:rPr>
-        <w:hyperlink r:id="rId24" w:history="1">
+        <w:hyperlink r:id="rId25" w:history="1">
           <w:r>
             <w:rPr>
               <w:rStyle w:val="Hyperlink"/>
@@ -4593,7 +4585,7 @@
           <w:sz w:val="24"/>
           <w:u w:val="single"/>
         </w:rPr>
-        <w:hyperlink r:id="rId24" w:history="1">
+        <w:hyperlink r:id="rId25" w:history="1">
           <w:r>
             <w:rPr>
               <w:rStyle w:val="Hyperlink"/>
@@ -4611,7 +4603,7 @@
           <w:sz w:val="24"/>
           <w:u w:val="single"/>
         </w:rPr>
-        <w:hyperlink r:id="rId24" w:history="1">
+        <w:hyperlink r:id="rId25" w:history="1">
           <w:r>
             <w:rPr>
               <w:rStyle w:val="Hyperlink"/>
@@ -4629,7 +4621,7 @@
           <w:sz w:val="24"/>
           <w:u w:val="single"/>
         </w:rPr>
-        <w:hyperlink r:id="rId24" w:history="1">
+        <w:hyperlink r:id="rId25" w:history="1">
           <w:r>
             <w:rPr>
               <w:rStyle w:val="Hyperlink"/>
@@ -4647,7 +4639,7 @@
           <w:sz w:val="24"/>
           <w:u w:val="single"/>
         </w:rPr>
-        <w:hyperlink r:id="rId24" w:history="1">
+        <w:hyperlink r:id="rId25" w:history="1">
           <w:r>
             <w:rPr>
               <w:rStyle w:val="Hyperlink"/>
@@ -4675,7 +4667,7 @@
           <w:sz w:val="24"/>
           <w:u w:val="single"/>
         </w:rPr>
-        <w:hyperlink r:id="rId25" w:history="1">
+        <w:hyperlink r:id="rId26" w:history="1">
           <w:r>
             <w:rPr>
               <w:rStyle w:val="Hyperlink"/>
@@ -4704,7 +4696,7 @@
           <w:sz w:val="24"/>
           <w:u w:val="single"/>
         </w:rPr>
-        <w:hyperlink r:id="rId25" w:history="1">
+        <w:hyperlink r:id="rId26" w:history="1">
           <w:r>
             <w:rPr>
               <w:rStyle w:val="Hyperlink"/>

--- a/EXPORTS/DOCX/published/niveau3/Dutch/KITLV.docx
+++ b/EXPORTS/DOCX/published/niveau3/Dutch/KITLV.docx
@@ -469,31 +469,13 @@
       </w:r>
       <w:r>
         <w:rPr>
-          <w:u w:val="single" w:color="0000ff"/>
           <w:rFonts w:ascii="Charis SIL Regular" w:hAnsi="Charis SIL Regular" w:eastAsia="Charis SIL Regular"/>
           <w:b w:val="0"/>
           <w:i w:val="0"/>
           <w:color w:val="000000"/>
           <w:sz w:val="24"/>
         </w:rPr>
-        <w:hyperlink r:id="rId10" w:history="1">
-          <w:r>
-            <w:rPr>
-              <w:rStyle w:val="Hyperlink"/>
-            </w:rPr>
-            <w:t>n dat ja</w:t>
-          </w:r>
-        </w:hyperlink>
-      </w:r>
-      <w:r>
-        <w:rPr>
-          <w:rFonts w:ascii="Charis SIL Regular" w:hAnsi="Charis SIL Regular" w:eastAsia="Charis SIL Regular"/>
-          <w:b w:val="0"/>
-          <w:i w:val="0"/>
-          <w:color w:val="000000"/>
-          <w:sz w:val="24"/>
-        </w:rPr>
-        <w:t xml:space="preserve">ar </w:t>
+        <w:t xml:space="preserve">n dat jaar </w:t>
       </w:r>
       <w:r>
         <w:rPr>
@@ -1392,7 +1374,36 @@
           <w:color w:val="000000"/>
           <w:sz w:val="24"/>
         </w:rPr>
-        <w:t xml:space="preserve">UBL vindbaar zijn met het kenmerk 'D Or', en </w:t>
+        <w:t>UBL vindbaar zijn met het kenmerk 'D Or</w:t>
+      </w:r>
+      <w:r>
+        <w:rPr>
+          <w:u w:val="single" w:color="0000ff"/>
+          <w:rFonts w:ascii="Charis SIL Regular" w:hAnsi="Charis SIL Regular" w:eastAsia="Charis SIL Regular"/>
+          <w:b w:val="0"/>
+          <w:i w:val="0"/>
+          <w:color w:val="000000"/>
+          <w:sz w:val="24"/>
+        </w:rPr>
+        <w:t>'</w:t>
+      </w:r>
+      <w:r>
+        <w:rPr>
+          <w:u w:val="single" w:color="0000ff"/>
+          <w:rFonts w:ascii="Charis SIL Regular" w:hAnsi="Charis SIL Regular" w:eastAsia="Charis SIL Regular"/>
+          <w:b w:val="0"/>
+          <w:i w:val="0"/>
+          <w:color w:val="000000"/>
+          <w:sz w:val="24"/>
+        </w:rPr>
+        <w:hyperlink r:id="rId14" w:history="1">
+          <w:r>
+            <w:rPr>
+              <w:rStyle w:val="Hyperlink"/>
+            </w:rPr>
+            <w:t xml:space="preserve">, en </w:t>
+          </w:r>
+        </w:hyperlink>
       </w:r>
       <w:r>
         <w:rPr>
@@ -1401,8 +1412,16 @@
           <w:i w:val="0"/>
           <w:color w:val="0000FF"/>
           <w:sz w:val="24"/>
-        </w:rPr>
-        <w:t>Europ</w:t>
+          <w:u w:val="single"/>
+        </w:rPr>
+        <w:hyperlink r:id="rId14" w:history="1">
+          <w:r>
+            <w:rPr>
+              <w:rStyle w:val="Hyperlink"/>
+            </w:rPr>
+            <w:t>Europ</w:t>
+          </w:r>
+        </w:hyperlink>
       </w:r>
       <w:r>
         <w:rPr>
@@ -1593,7 +1612,14 @@
           <w:sz w:val="24"/>
           <w:u w:val="single"/>
         </w:rPr>
-        <w:t>we</w:t>
+        <w:hyperlink r:id="rId17" w:history="1">
+          <w:r>
+            <w:rPr>
+              <w:rStyle w:val="Hyperlink"/>
+            </w:rPr>
+            <w:t>we</w:t>
+          </w:r>
+        </w:hyperlink>
       </w:r>
       <w:r>
         <w:rPr>
@@ -1604,7 +1630,7 @@
           <w:sz w:val="24"/>
           <w:u w:val="single"/>
         </w:rPr>
-        <w:hyperlink r:id="rId16" w:history="1">
+        <w:hyperlink r:id="rId17" w:history="1">
           <w:r>
             <w:rPr>
               <w:rStyle w:val="Hyperlink"/>
@@ -1836,8 +1862,16 @@
           <w:i w:val="0"/>
           <w:color w:val="0000FF"/>
           <w:sz w:val="24"/>
-        </w:rPr>
-        <w:t>Stichting Mondelinge Geschiedenis</w:t>
+          <w:u w:val="single"/>
+        </w:rPr>
+        <w:hyperlink r:id="rId19" w:history="1">
+          <w:r>
+            <w:rPr>
+              <w:rStyle w:val="Hyperlink"/>
+            </w:rPr>
+            <w:t>Stichting</w:t>
+          </w:r>
+        </w:hyperlink>
       </w:r>
       <w:r>
         <w:rPr>
@@ -1848,7 +1882,7 @@
           <w:sz w:val="24"/>
           <w:u w:val="single"/>
         </w:rPr>
-        <w:t xml:space="preserve"> </w:t>
+        <w:t xml:space="preserve"> Mondeli</w:t>
       </w:r>
       <w:r>
         <w:rPr>
@@ -1860,6 +1894,100 @@
           <w:u w:val="single"/>
         </w:rPr>
         <w:hyperlink r:id="rId18" w:history="1">
+          <w:r>
+            <w:rPr>
+              <w:rStyle w:val="Hyperlink"/>
+            </w:rPr>
+            <w:t>nge</w:t>
+          </w:r>
+        </w:hyperlink>
+      </w:r>
+      <w:r>
+        <w:rPr>
+          <w:rFonts w:ascii="Charis SIL Regular" w:hAnsi="Charis SIL Regular" w:eastAsia="Charis SIL Regular"/>
+          <w:b w:val="0"/>
+          <w:i w:val="0"/>
+          <w:color w:val="0000FF"/>
+          <w:sz w:val="24"/>
+          <w:u w:val="single"/>
+        </w:rPr>
+        <w:t xml:space="preserve"> </w:t>
+      </w:r>
+      <w:r>
+        <w:rPr>
+          <w:rFonts w:ascii="Charis SIL Regular" w:hAnsi="Charis SIL Regular" w:eastAsia="Charis SIL Regular"/>
+          <w:b w:val="0"/>
+          <w:i w:val="0"/>
+          <w:color w:val="0000FF"/>
+          <w:sz w:val="24"/>
+          <w:u w:val="single"/>
+        </w:rPr>
+        <w:hyperlink r:id="rId18" w:history="1">
+          <w:r>
+            <w:rPr>
+              <w:rStyle w:val="Hyperlink"/>
+            </w:rPr>
+            <w:t>Geschied</w:t>
+          </w:r>
+        </w:hyperlink>
+      </w:r>
+      <w:r>
+        <w:rPr>
+          <w:rFonts w:ascii="Charis SIL Regular" w:hAnsi="Charis SIL Regular" w:eastAsia="Charis SIL Regular"/>
+          <w:b w:val="0"/>
+          <w:i w:val="0"/>
+          <w:color w:val="0000FF"/>
+          <w:sz w:val="24"/>
+          <w:u w:val="single"/>
+        </w:rPr>
+        <w:hyperlink r:id="rId18" w:history="1">
+          <w:r>
+            <w:rPr>
+              <w:rStyle w:val="Hyperlink"/>
+            </w:rPr>
+            <w:t>e</w:t>
+          </w:r>
+        </w:hyperlink>
+      </w:r>
+      <w:r>
+        <w:rPr>
+          <w:rFonts w:ascii="Charis SIL Regular" w:hAnsi="Charis SIL Regular" w:eastAsia="Charis SIL Regular"/>
+          <w:b w:val="0"/>
+          <w:i w:val="0"/>
+          <w:color w:val="0000FF"/>
+          <w:sz w:val="24"/>
+          <w:u w:val="single"/>
+        </w:rPr>
+        <w:hyperlink r:id="rId18" w:history="1">
+          <w:r>
+            <w:rPr>
+              <w:rStyle w:val="Hyperlink"/>
+            </w:rPr>
+            <w:t>nis</w:t>
+          </w:r>
+        </w:hyperlink>
+      </w:r>
+      <w:r>
+        <w:rPr>
+          <w:rFonts w:ascii="Charis SIL Regular" w:hAnsi="Charis SIL Regular" w:eastAsia="Charis SIL Regular"/>
+          <w:b w:val="0"/>
+          <w:i w:val="0"/>
+          <w:color w:val="0000FF"/>
+          <w:sz w:val="24"/>
+          <w:u w:val="single"/>
+        </w:rPr>
+        <w:t xml:space="preserve"> </w:t>
+      </w:r>
+      <w:r>
+        <w:rPr>
+          <w:rFonts w:ascii="Charis SIL Regular" w:hAnsi="Charis SIL Regular" w:eastAsia="Charis SIL Regular"/>
+          <w:b w:val="0"/>
+          <w:i w:val="0"/>
+          <w:color w:val="0000FF"/>
+          <w:sz w:val="24"/>
+          <w:u w:val="single"/>
+        </w:rPr>
+        <w:hyperlink r:id="rId19" w:history="1">
           <w:r>
             <w:rPr>
               <w:rStyle w:val="Hyperlink"/>
@@ -1887,7 +2015,7 @@
           <w:sz w:val="24"/>
           <w:u w:val="single"/>
         </w:rPr>
-        <w:hyperlink r:id="rId19" w:history="1">
+        <w:hyperlink r:id="rId20" w:history="1">
           <w:r>
             <w:rPr>
               <w:rStyle w:val="Hyperlink"/>
@@ -1905,7 +2033,14 @@
           <w:sz w:val="24"/>
           <w:u w:val="single"/>
         </w:rPr>
-        <w:t>Aziatisch</w:t>
+        <w:hyperlink r:id="rId20" w:history="1">
+          <w:r>
+            <w:rPr>
+              <w:rStyle w:val="Hyperlink"/>
+            </w:rPr>
+            <w:t>Aziatisch</w:t>
+          </w:r>
+        </w:hyperlink>
       </w:r>
       <w:r>
         <w:rPr>
@@ -1981,7 +2116,7 @@
           <w:color w:val="000000"/>
           <w:sz w:val="24"/>
         </w:rPr>
-        <w:hyperlink r:id="rId20" w:history="1">
+        <w:hyperlink r:id="rId19" w:history="1">
           <w:r>
             <w:rPr>
               <w:rStyle w:val="Hyperlink"/>
@@ -1999,7 +2134,7 @@
           <w:color w:val="000000"/>
           <w:sz w:val="24"/>
         </w:rPr>
-        <w:hyperlink r:id="rId20" w:history="1">
+        <w:hyperlink r:id="rId19" w:history="1">
           <w:r>
             <w:rPr>
               <w:rStyle w:val="Hyperlink"/>
@@ -2017,7 +2152,7 @@
           <w:color w:val="000000"/>
           <w:sz w:val="24"/>
         </w:rPr>
-        <w:hyperlink r:id="rId20" w:history="1">
+        <w:hyperlink r:id="rId19" w:history="1">
           <w:r>
             <w:rPr>
               <w:rStyle w:val="Hyperlink"/>
@@ -2035,7 +2170,7 @@
           <w:color w:val="000000"/>
           <w:sz w:val="24"/>
         </w:rPr>
-        <w:hyperlink r:id="rId20" w:history="1">
+        <w:hyperlink r:id="rId19" w:history="1">
           <w:r>
             <w:rPr>
               <w:rStyle w:val="Hyperlink"/>
@@ -2053,7 +2188,7 @@
           <w:color w:val="000000"/>
           <w:sz w:val="24"/>
         </w:rPr>
-        <w:hyperlink r:id="rId20" w:history="1">
+        <w:hyperlink r:id="rId19" w:history="1">
           <w:r>
             <w:rPr>
               <w:rStyle w:val="Hyperlink"/>
@@ -3844,7 +3979,7 @@
           <w:sz w:val="24"/>
           <w:u w:val="single"/>
         </w:rPr>
-        <w:hyperlink r:id="rId20" w:history="1">
+        <w:hyperlink r:id="rId19" w:history="1">
           <w:r>
             <w:rPr>
               <w:rStyle w:val="Hyperlink"/>
@@ -3862,7 +3997,7 @@
           <w:sz w:val="24"/>
           <w:u w:val="single"/>
         </w:rPr>
-        <w:hyperlink r:id="rId20" w:history="1">
+        <w:hyperlink r:id="rId19" w:history="1">
           <w:r>
             <w:rPr>
               <w:rStyle w:val="Hyperlink"/>
@@ -3880,7 +4015,7 @@
           <w:sz w:val="24"/>
           <w:u w:val="single"/>
         </w:rPr>
-        <w:hyperlink r:id="rId20" w:history="1">
+        <w:hyperlink r:id="rId19" w:history="1">
           <w:r>
             <w:rPr>
               <w:rStyle w:val="Hyperlink"/>
@@ -3898,7 +4033,7 @@
           <w:sz w:val="24"/>
           <w:u w:val="single"/>
         </w:rPr>
-        <w:hyperlink r:id="rId20" w:history="1">
+        <w:hyperlink r:id="rId19" w:history="1">
           <w:r>
             <w:rPr>
               <w:rStyle w:val="Hyperlink"/>
@@ -3916,7 +4051,7 @@
           <w:sz w:val="24"/>
           <w:u w:val="single"/>
         </w:rPr>
-        <w:hyperlink r:id="rId20" w:history="1">
+        <w:hyperlink r:id="rId19" w:history="1">
           <w:r>
             <w:rPr>
               <w:rStyle w:val="Hyperlink"/>
@@ -4023,7 +4158,7 @@
           <w:sz w:val="24"/>
           <w:u w:val="single"/>
         </w:rPr>
-        <w:hyperlink r:id="rId19" w:history="1">
+        <w:hyperlink r:id="rId20" w:history="1">
           <w:r>
             <w:rPr>
               <w:rStyle w:val="Hyperlink"/>
@@ -4041,7 +4176,7 @@
           <w:sz w:val="24"/>
           <w:u w:val="single"/>
         </w:rPr>
-        <w:hyperlink r:id="rId19" w:history="1">
+        <w:hyperlink r:id="rId20" w:history="1">
           <w:r>
             <w:rPr>
               <w:rStyle w:val="Hyperlink"/>
@@ -4059,7 +4194,7 @@
           <w:sz w:val="24"/>
           <w:u w:val="single"/>
         </w:rPr>
-        <w:hyperlink r:id="rId19" w:history="1">
+        <w:hyperlink r:id="rId20" w:history="1">
           <w:r>
             <w:rPr>
               <w:rStyle w:val="Hyperlink"/>
@@ -4320,7 +4455,7 @@
           <w:sz w:val="24"/>
           <w:u w:val="single"/>
         </w:rPr>
-        <w:hyperlink r:id="rId23" w:history="1">
+        <w:hyperlink r:id="rId22" w:history="1">
           <w:r>
             <w:rPr>
               <w:rStyle w:val="Hyperlink"/>
@@ -4338,7 +4473,7 @@
           <w:sz w:val="24"/>
           <w:u w:val="single"/>
         </w:rPr>
-        <w:hyperlink r:id="rId23" w:history="1">
+        <w:hyperlink r:id="rId22" w:history="1">
           <w:r>
             <w:rPr>
               <w:rStyle w:val="Hyperlink"/>
@@ -4349,13 +4484,21 @@
       </w:r>
       <w:r>
         <w:rPr>
+          <w:u w:val="single" w:color="0000ff"/>
           <w:rFonts w:ascii="Charis SIL Regular" w:hAnsi="Charis SIL Regular" w:eastAsia="Charis SIL Regular"/>
           <w:b w:val="0"/>
           <w:i w:val="0"/>
           <w:color w:val="000000"/>
           <w:sz w:val="24"/>
         </w:rPr>
-        <w:t xml:space="preserve">, </w:t>
+        <w:hyperlink r:id="rId22" w:history="1">
+          <w:r>
+            <w:rPr>
+              <w:rStyle w:val="Hyperlink"/>
+            </w:rPr>
+            <w:t xml:space="preserve">, </w:t>
+          </w:r>
+        </w:hyperlink>
       </w:r>
       <w:r>
         <w:rPr>
@@ -4366,7 +4509,7 @@
           <w:sz w:val="24"/>
           <w:u w:val="single"/>
         </w:rPr>
-        <w:hyperlink r:id="rId24" w:history="1">
+        <w:hyperlink r:id="rId22" w:history="1">
           <w:r>
             <w:rPr>
               <w:rStyle w:val="Hyperlink"/>

--- a/EXPORTS/DOCX/published/niveau3/Dutch/KITLV.docx
+++ b/EXPORTS/DOCX/published/niveau3/Dutch/KITLV.docx
@@ -469,13 +469,31 @@
       </w:r>
       <w:r>
         <w:rPr>
+          <w:u w:val="single" w:color="0000ff"/>
           <w:rFonts w:ascii="Charis SIL Regular" w:hAnsi="Charis SIL Regular" w:eastAsia="Charis SIL Regular"/>
           <w:b w:val="0"/>
           <w:i w:val="0"/>
           <w:color w:val="000000"/>
           <w:sz w:val="24"/>
         </w:rPr>
-        <w:t xml:space="preserve">n dat jaar </w:t>
+        <w:hyperlink r:id="rId10" w:history="1">
+          <w:r>
+            <w:rPr>
+              <w:rStyle w:val="Hyperlink"/>
+            </w:rPr>
+            <w:t>n dat ja</w:t>
+          </w:r>
+        </w:hyperlink>
+      </w:r>
+      <w:r>
+        <w:rPr>
+          <w:rFonts w:ascii="Charis SIL Regular" w:hAnsi="Charis SIL Regular" w:eastAsia="Charis SIL Regular"/>
+          <w:b w:val="0"/>
+          <w:i w:val="0"/>
+          <w:color w:val="000000"/>
+          <w:sz w:val="24"/>
+        </w:rPr>
+        <w:t xml:space="preserve">ar </w:t>
       </w:r>
       <w:r>
         <w:rPr>
@@ -1389,7 +1407,6 @@
       </w:r>
       <w:r>
         <w:rPr>
-          <w:u w:val="single" w:color="0000ff"/>
           <w:rFonts w:ascii="Charis SIL Regular" w:hAnsi="Charis SIL Regular" w:eastAsia="Charis SIL Regular"/>
           <w:b w:val="0"/>
           <w:i w:val="0"/>
@@ -1987,7 +2004,7 @@
           <w:sz w:val="24"/>
           <w:u w:val="single"/>
         </w:rPr>
-        <w:hyperlink r:id="rId19" w:history="1">
+        <w:hyperlink r:id="rId18" w:history="1">
           <w:r>
             <w:rPr>
               <w:rStyle w:val="Hyperlink"/>
@@ -4455,7 +4472,7 @@
           <w:sz w:val="24"/>
           <w:u w:val="single"/>
         </w:rPr>
-        <w:hyperlink r:id="rId22" w:history="1">
+        <w:hyperlink r:id="rId23" w:history="1">
           <w:r>
             <w:rPr>
               <w:rStyle w:val="Hyperlink"/>
@@ -4484,7 +4501,6 @@
       </w:r>
       <w:r>
         <w:rPr>
-          <w:u w:val="single" w:color="0000ff"/>
           <w:rFonts w:ascii="Charis SIL Regular" w:hAnsi="Charis SIL Regular" w:eastAsia="Charis SIL Regular"/>
           <w:b w:val="0"/>
           <w:i w:val="0"/>
@@ -4538,7 +4554,7 @@
           <w:sz w:val="24"/>
           <w:u w:val="single"/>
         </w:rPr>
-        <w:hyperlink r:id="rId24" w:history="1">
+        <w:hyperlink r:id="rId22" w:history="1">
           <w:r>
             <w:rPr>
               <w:rStyle w:val="Hyperlink"/>

--- a/EXPORTS/DOCX/published/niveau3/Dutch/KITLV.docx
+++ b/EXPORTS/DOCX/published/niveau3/Dutch/KITLV.docx
@@ -469,31 +469,13 @@
       </w:r>
       <w:r>
         <w:rPr>
-          <w:u w:val="single" w:color="0000ff"/>
           <w:rFonts w:ascii="Charis SIL Regular" w:hAnsi="Charis SIL Regular" w:eastAsia="Charis SIL Regular"/>
           <w:b w:val="0"/>
           <w:i w:val="0"/>
           <w:color w:val="000000"/>
           <w:sz w:val="24"/>
         </w:rPr>
-        <w:hyperlink r:id="rId10" w:history="1">
-          <w:r>
-            <w:rPr>
-              <w:rStyle w:val="Hyperlink"/>
-            </w:rPr>
-            <w:t>n dat ja</w:t>
-          </w:r>
-        </w:hyperlink>
-      </w:r>
-      <w:r>
-        <w:rPr>
-          <w:rFonts w:ascii="Charis SIL Regular" w:hAnsi="Charis SIL Regular" w:eastAsia="Charis SIL Regular"/>
-          <w:b w:val="0"/>
-          <w:i w:val="0"/>
-          <w:color w:val="000000"/>
-          <w:sz w:val="24"/>
-        </w:rPr>
-        <w:t xml:space="preserve">ar </w:t>
+        <w:t xml:space="preserve">n dat jaar </w:t>
       </w:r>
       <w:r>
         <w:rPr>
@@ -1407,6 +1389,7 @@
       </w:r>
       <w:r>
         <w:rPr>
+          <w:u w:val="single" w:color="0000ff"/>
           <w:rFonts w:ascii="Charis SIL Regular" w:hAnsi="Charis SIL Regular" w:eastAsia="Charis SIL Regular"/>
           <w:b w:val="0"/>
           <w:i w:val="0"/>
@@ -1899,7 +1882,18 @@
           <w:sz w:val="24"/>
           <w:u w:val="single"/>
         </w:rPr>
-        <w:t xml:space="preserve"> Mondeli</w:t>
+        <w:t xml:space="preserve"> </w:t>
+      </w:r>
+      <w:r>
+        <w:rPr>
+          <w:rFonts w:ascii="Charis SIL Regular" w:hAnsi="Charis SIL Regular" w:eastAsia="Charis SIL Regular"/>
+          <w:b w:val="0"/>
+          <w:i w:val="0"/>
+          <w:color w:val="0000FF"/>
+          <w:sz w:val="24"/>
+          <w:u w:val="single"/>
+        </w:rPr>
+        <w:t>Mondeli</w:t>
       </w:r>
       <w:r>
         <w:rPr>
@@ -2004,7 +1998,7 @@
           <w:sz w:val="24"/>
           <w:u w:val="single"/>
         </w:rPr>
-        <w:hyperlink r:id="rId18" w:history="1">
+        <w:hyperlink r:id="rId19" w:history="1">
           <w:r>
             <w:rPr>
               <w:rStyle w:val="Hyperlink"/>
@@ -4472,7 +4466,7 @@
           <w:sz w:val="24"/>
           <w:u w:val="single"/>
         </w:rPr>
-        <w:hyperlink r:id="rId23" w:history="1">
+        <w:hyperlink r:id="rId22" w:history="1">
           <w:r>
             <w:rPr>
               <w:rStyle w:val="Hyperlink"/>
@@ -4501,6 +4495,7 @@
       </w:r>
       <w:r>
         <w:rPr>
+          <w:u w:val="single" w:color="0000ff"/>
           <w:rFonts w:ascii="Charis SIL Regular" w:hAnsi="Charis SIL Regular" w:eastAsia="Charis SIL Regular"/>
           <w:b w:val="0"/>
           <w:i w:val="0"/>
@@ -4572,7 +4567,7 @@
           <w:sz w:val="24"/>
           <w:u w:val="single"/>
         </w:rPr>
-        <w:hyperlink r:id="rId24" w:history="1">
+        <w:hyperlink r:id="rId22" w:history="1">
           <w:r>
             <w:rPr>
               <w:rStyle w:val="Hyperlink"/>
@@ -4690,7 +4685,7 @@
           <w:sz w:val="24"/>
           <w:u w:val="single"/>
         </w:rPr>
-        <w:hyperlink r:id="rId25" w:history="1">
+        <w:hyperlink r:id="rId24" w:history="1">
           <w:r>
             <w:rPr>
               <w:rStyle w:val="Hyperlink"/>
@@ -4708,7 +4703,7 @@
           <w:sz w:val="24"/>
           <w:u w:val="single"/>
         </w:rPr>
-        <w:hyperlink r:id="rId25" w:history="1">
+        <w:hyperlink r:id="rId24" w:history="1">
           <w:r>
             <w:rPr>
               <w:rStyle w:val="Hyperlink"/>
@@ -4726,7 +4721,7 @@
           <w:sz w:val="24"/>
           <w:u w:val="single"/>
         </w:rPr>
-        <w:hyperlink r:id="rId25" w:history="1">
+        <w:hyperlink r:id="rId24" w:history="1">
           <w:r>
             <w:rPr>
               <w:rStyle w:val="Hyperlink"/>
@@ -4744,7 +4739,7 @@
           <w:sz w:val="24"/>
           <w:u w:val="single"/>
         </w:rPr>
-        <w:hyperlink r:id="rId25" w:history="1">
+        <w:hyperlink r:id="rId24" w:history="1">
           <w:r>
             <w:rPr>
               <w:rStyle w:val="Hyperlink"/>
@@ -4762,7 +4757,7 @@
           <w:sz w:val="24"/>
           <w:u w:val="single"/>
         </w:rPr>
-        <w:hyperlink r:id="rId25" w:history="1">
+        <w:hyperlink r:id="rId24" w:history="1">
           <w:r>
             <w:rPr>
               <w:rStyle w:val="Hyperlink"/>
@@ -4780,7 +4775,7 @@
           <w:sz w:val="24"/>
           <w:u w:val="single"/>
         </w:rPr>
-        <w:hyperlink r:id="rId25" w:history="1">
+        <w:hyperlink r:id="rId24" w:history="1">
           <w:r>
             <w:rPr>
               <w:rStyle w:val="Hyperlink"/>
@@ -4798,7 +4793,7 @@
           <w:sz w:val="24"/>
           <w:u w:val="single"/>
         </w:rPr>
-        <w:hyperlink r:id="rId25" w:history="1">
+        <w:hyperlink r:id="rId24" w:history="1">
           <w:r>
             <w:rPr>
               <w:rStyle w:val="Hyperlink"/>
@@ -4826,7 +4821,7 @@
           <w:sz w:val="24"/>
           <w:u w:val="single"/>
         </w:rPr>
-        <w:hyperlink r:id="rId26" w:history="1">
+        <w:hyperlink r:id="rId25" w:history="1">
           <w:r>
             <w:rPr>
               <w:rStyle w:val="Hyperlink"/>
@@ -4855,7 +4850,7 @@
           <w:sz w:val="24"/>
           <w:u w:val="single"/>
         </w:rPr>
-        <w:hyperlink r:id="rId26" w:history="1">
+        <w:hyperlink r:id="rId25" w:history="1">
           <w:r>
             <w:rPr>
               <w:rStyle w:val="Hyperlink"/>

--- a/EXPORTS/DOCX/published/niveau3/Dutch/KITLV.docx
+++ b/EXPORTS/DOCX/published/niveau3/Dutch/KITLV.docx
@@ -469,31 +469,13 @@
       </w:r>
       <w:r>
         <w:rPr>
-          <w:u w:val="single" w:color="0000ff"/>
           <w:rFonts w:ascii="Charis SIL Regular" w:hAnsi="Charis SIL Regular" w:eastAsia="Charis SIL Regular"/>
           <w:b w:val="0"/>
           <w:i w:val="0"/>
           <w:color w:val="000000"/>
           <w:sz w:val="24"/>
         </w:rPr>
-        <w:hyperlink r:id="rId10" w:history="1">
-          <w:r>
-            <w:rPr>
-              <w:rStyle w:val="Hyperlink"/>
-            </w:rPr>
-            <w:t>n dat ja</w:t>
-          </w:r>
-        </w:hyperlink>
-      </w:r>
-      <w:r>
-        <w:rPr>
-          <w:rFonts w:ascii="Charis SIL Regular" w:hAnsi="Charis SIL Regular" w:eastAsia="Charis SIL Regular"/>
-          <w:b w:val="0"/>
-          <w:i w:val="0"/>
-          <w:color w:val="000000"/>
-          <w:sz w:val="24"/>
-        </w:rPr>
-        <w:t xml:space="preserve">ar </w:t>
+        <w:t xml:space="preserve">n dat jaar </w:t>
       </w:r>
       <w:r>
         <w:rPr>
@@ -1610,8 +1592,16 @@
           <w:i w:val="0"/>
           <w:color w:val="0000FF"/>
           <w:sz w:val="24"/>
-        </w:rPr>
-        <w:t>we</w:t>
+          <w:u w:val="single"/>
+        </w:rPr>
+        <w:hyperlink r:id="rId17" w:history="1">
+          <w:r>
+            <w:rPr>
+              <w:rStyle w:val="Hyperlink"/>
+            </w:rPr>
+            <w:t>we</w:t>
+          </w:r>
+        </w:hyperlink>
       </w:r>
       <w:r>
         <w:rPr>
@@ -1997,7 +1987,7 @@
           <w:sz w:val="24"/>
           <w:u w:val="single"/>
         </w:rPr>
-        <w:hyperlink r:id="rId19" w:history="1">
+        <w:hyperlink r:id="rId18" w:history="1">
           <w:r>
             <w:rPr>
               <w:rStyle w:val="Hyperlink"/>
@@ -2043,7 +2033,14 @@
           <w:sz w:val="24"/>
           <w:u w:val="single"/>
         </w:rPr>
-        <w:t>Aziatisch</w:t>
+        <w:hyperlink r:id="rId20" w:history="1">
+          <w:r>
+            <w:rPr>
+              <w:rStyle w:val="Hyperlink"/>
+            </w:rPr>
+            <w:t>Aziatisch</w:t>
+          </w:r>
+        </w:hyperlink>
       </w:r>
       <w:r>
         <w:rPr>

--- a/EXPORTS/DOCX/published/niveau3/Dutch/KITLV.docx
+++ b/EXPORTS/DOCX/published/niveau3/Dutch/KITLV.docx
@@ -1648,7 +1648,7 @@
           <w:sz w:val="24"/>
           <w:u w:val="single"/>
         </w:rPr>
-        <w:hyperlink r:id="rId17" w:history="1">
+        <w:hyperlink r:id="rId16" w:history="1">
           <w:r>
             <w:rPr>
               <w:rStyle w:val="Hyperlink"/>
@@ -1900,7 +1900,7 @@
           <w:sz w:val="24"/>
           <w:u w:val="single"/>
         </w:rPr>
-        <w:t xml:space="preserve"> Mondeli</w:t>
+        <w:t xml:space="preserve"> </w:t>
       </w:r>
       <w:r>
         <w:rPr>
@@ -1911,7 +1911,25 @@
           <w:sz w:val="24"/>
           <w:u w:val="single"/>
         </w:rPr>
-        <w:hyperlink r:id="rId18" w:history="1">
+        <w:hyperlink r:id="rId19" w:history="1">
+          <w:r>
+            <w:rPr>
+              <w:rStyle w:val="Hyperlink"/>
+            </w:rPr>
+            <w:t>Mondeli</w:t>
+          </w:r>
+        </w:hyperlink>
+      </w:r>
+      <w:r>
+        <w:rPr>
+          <w:rFonts w:ascii="Charis SIL Regular" w:hAnsi="Charis SIL Regular" w:eastAsia="Charis SIL Regular"/>
+          <w:b w:val="0"/>
+          <w:i w:val="0"/>
+          <w:color w:val="0000FF"/>
+          <w:sz w:val="24"/>
+          <w:u w:val="single"/>
+        </w:rPr>
+        <w:hyperlink r:id="rId19" w:history="1">
           <w:r>
             <w:rPr>
               <w:rStyle w:val="Hyperlink"/>
@@ -1976,7 +1994,7 @@
           <w:sz w:val="24"/>
           <w:u w:val="single"/>
         </w:rPr>
-        <w:hyperlink r:id="rId19" w:history="1">
+        <w:hyperlink r:id="rId18" w:history="1">
           <w:r>
             <w:rPr>
               <w:rStyle w:val="Hyperlink"/>
@@ -2005,7 +2023,7 @@
           <w:sz w:val="24"/>
           <w:u w:val="single"/>
         </w:rPr>
-        <w:hyperlink r:id="rId19" w:history="1">
+        <w:hyperlink r:id="rId18" w:history="1">
           <w:r>
             <w:rPr>
               <w:rStyle w:val="Hyperlink"/>
@@ -2033,14 +2051,7 @@
           <w:sz w:val="24"/>
           <w:u w:val="single"/>
         </w:rPr>
-        <w:hyperlink r:id="rId20" w:history="1">
-          <w:r>
-            <w:rPr>
-              <w:rStyle w:val="Hyperlink"/>
-            </w:rPr>
-            <w:t>Zuidoost-</w:t>
-          </w:r>
-        </w:hyperlink>
+        <w:t>Zuidoost-Aziatisch</w:t>
       </w:r>
       <w:r>
         <w:rPr>
@@ -2051,25 +2062,7 @@
           <w:sz w:val="24"/>
           <w:u w:val="single"/>
         </w:rPr>
-        <w:hyperlink r:id="rId20" w:history="1">
-          <w:r>
-            <w:rPr>
-              <w:rStyle w:val="Hyperlink"/>
-            </w:rPr>
-            <w:t>Aziatisch</w:t>
-          </w:r>
-        </w:hyperlink>
-      </w:r>
-      <w:r>
-        <w:rPr>
-          <w:rFonts w:ascii="Charis SIL Regular" w:hAnsi="Charis SIL Regular" w:eastAsia="Charis SIL Regular"/>
-          <w:b w:val="0"/>
-          <w:i w:val="0"/>
-          <w:color w:val="0000FF"/>
-          <w:sz w:val="24"/>
-          <w:u w:val="single"/>
-        </w:rPr>
-        <w:hyperlink r:id="rId20" w:history="1">
+        <w:hyperlink r:id="rId19" w:history="1">
           <w:r>
             <w:rPr>
               <w:rStyle w:val="Hyperlink"/>
@@ -2098,7 +2091,7 @@
           <w:sz w:val="24"/>
           <w:u w:val="single"/>
         </w:rPr>
-        <w:hyperlink r:id="rId20" w:history="1">
+        <w:hyperlink r:id="rId19" w:history="1">
           <w:r>
             <w:rPr>
               <w:rStyle w:val="Hyperlink"/>
@@ -2116,7 +2109,7 @@
           <w:sz w:val="24"/>
           <w:u w:val="single"/>
         </w:rPr>
-        <w:hyperlink r:id="rId20" w:history="1">
+        <w:hyperlink r:id="rId19" w:history="1">
           <w:r>
             <w:rPr>
               <w:rStyle w:val="Hyperlink"/>
@@ -2244,7 +2237,7 @@
           <w:sz w:val="24"/>
           <w:u w:val="single"/>
         </w:rPr>
-        <w:hyperlink r:id="rId21" w:history="1">
+        <w:hyperlink r:id="rId20" w:history="1">
           <w:r>
             <w:rPr>
               <w:rStyle w:val="Hyperlink"/>
@@ -2273,7 +2266,7 @@
           <w:sz w:val="24"/>
           <w:u w:val="single"/>
         </w:rPr>
-        <w:hyperlink r:id="rId21" w:history="1">
+        <w:hyperlink r:id="rId20" w:history="1">
           <w:r>
             <w:rPr>
               <w:rStyle w:val="Hyperlink"/>
@@ -2311,7 +2304,7 @@
           <w:color w:val="000000"/>
           <w:sz w:val="24"/>
         </w:rPr>
-        <w:hyperlink r:id="rId21" w:history="1">
+        <w:hyperlink r:id="rId20" w:history="1">
           <w:r>
             <w:rPr>
               <w:rStyle w:val="Hyperlink"/>
@@ -2329,7 +2322,7 @@
           <w:color w:val="000000"/>
           <w:sz w:val="24"/>
         </w:rPr>
-        <w:hyperlink r:id="rId21" w:history="1">
+        <w:hyperlink r:id="rId20" w:history="1">
           <w:r>
             <w:rPr>
               <w:rStyle w:val="Hyperlink"/>
@@ -2347,7 +2340,7 @@
           <w:color w:val="000000"/>
           <w:sz w:val="24"/>
         </w:rPr>
-        <w:hyperlink r:id="rId21" w:history="1">
+        <w:hyperlink r:id="rId20" w:history="1">
           <w:r>
             <w:rPr>
               <w:rStyle w:val="Hyperlink"/>
@@ -4176,7 +4169,7 @@
           <w:sz w:val="24"/>
           <w:u w:val="single"/>
         </w:rPr>
-        <w:hyperlink r:id="rId20" w:history="1">
+        <w:hyperlink r:id="rId21" w:history="1">
           <w:r>
             <w:rPr>
               <w:rStyle w:val="Hyperlink"/>
@@ -4194,7 +4187,7 @@
           <w:sz w:val="24"/>
           <w:u w:val="single"/>
         </w:rPr>
-        <w:hyperlink r:id="rId20" w:history="1">
+        <w:hyperlink r:id="rId21" w:history="1">
           <w:r>
             <w:rPr>
               <w:rStyle w:val="Hyperlink"/>
@@ -4212,7 +4205,7 @@
           <w:sz w:val="24"/>
           <w:u w:val="single"/>
         </w:rPr>
-        <w:hyperlink r:id="rId20" w:history="1">
+        <w:hyperlink r:id="rId21" w:history="1">
           <w:r>
             <w:rPr>
               <w:rStyle w:val="Hyperlink"/>
@@ -4473,7 +4466,7 @@
           <w:sz w:val="24"/>
           <w:u w:val="single"/>
         </w:rPr>
-        <w:hyperlink r:id="rId23" w:history="1">
+        <w:hyperlink r:id="rId22" w:history="1">
           <w:r>
             <w:rPr>
               <w:rStyle w:val="Hyperlink"/>
@@ -4491,7 +4484,7 @@
           <w:sz w:val="24"/>
           <w:u w:val="single"/>
         </w:rPr>
-        <w:hyperlink r:id="rId23" w:history="1">
+        <w:hyperlink r:id="rId22" w:history="1">
           <w:r>
             <w:rPr>
               <w:rStyle w:val="Hyperlink"/>
@@ -4502,13 +4495,21 @@
       </w:r>
       <w:r>
         <w:rPr>
+          <w:u w:val="single" w:color="0000ff"/>
           <w:rFonts w:ascii="Charis SIL Regular" w:hAnsi="Charis SIL Regular" w:eastAsia="Charis SIL Regular"/>
           <w:b w:val="0"/>
           <w:i w:val="0"/>
           <w:color w:val="000000"/>
           <w:sz w:val="24"/>
         </w:rPr>
-        <w:t xml:space="preserve">, </w:t>
+        <w:hyperlink r:id="rId22" w:history="1">
+          <w:r>
+            <w:rPr>
+              <w:rStyle w:val="Hyperlink"/>
+            </w:rPr>
+            <w:t xml:space="preserve">, </w:t>
+          </w:r>
+        </w:hyperlink>
       </w:r>
       <w:r>
         <w:rPr>
@@ -4519,7 +4520,7 @@
           <w:sz w:val="24"/>
           <w:u w:val="single"/>
         </w:rPr>
-        <w:hyperlink r:id="rId24" w:history="1">
+        <w:hyperlink r:id="rId22" w:history="1">
           <w:r>
             <w:rPr>
               <w:rStyle w:val="Hyperlink"/>
@@ -4548,7 +4549,7 @@
           <w:sz w:val="24"/>
           <w:u w:val="single"/>
         </w:rPr>
-        <w:hyperlink r:id="rId24" w:history="1">
+        <w:hyperlink r:id="rId22" w:history="1">
           <w:r>
             <w:rPr>
               <w:rStyle w:val="Hyperlink"/>
@@ -4684,7 +4685,7 @@
           <w:sz w:val="24"/>
           <w:u w:val="single"/>
         </w:rPr>
-        <w:hyperlink r:id="rId25" w:history="1">
+        <w:hyperlink r:id="rId24" w:history="1">
           <w:r>
             <w:rPr>
               <w:rStyle w:val="Hyperlink"/>
@@ -4702,7 +4703,7 @@
           <w:sz w:val="24"/>
           <w:u w:val="single"/>
         </w:rPr>
-        <w:hyperlink r:id="rId25" w:history="1">
+        <w:hyperlink r:id="rId24" w:history="1">
           <w:r>
             <w:rPr>
               <w:rStyle w:val="Hyperlink"/>
@@ -4720,7 +4721,7 @@
           <w:sz w:val="24"/>
           <w:u w:val="single"/>
         </w:rPr>
-        <w:hyperlink r:id="rId25" w:history="1">
+        <w:hyperlink r:id="rId24" w:history="1">
           <w:r>
             <w:rPr>
               <w:rStyle w:val="Hyperlink"/>
@@ -4738,7 +4739,7 @@
           <w:sz w:val="24"/>
           <w:u w:val="single"/>
         </w:rPr>
-        <w:hyperlink r:id="rId25" w:history="1">
+        <w:hyperlink r:id="rId24" w:history="1">
           <w:r>
             <w:rPr>
               <w:rStyle w:val="Hyperlink"/>
@@ -4756,7 +4757,7 @@
           <w:sz w:val="24"/>
           <w:u w:val="single"/>
         </w:rPr>
-        <w:hyperlink r:id="rId25" w:history="1">
+        <w:hyperlink r:id="rId24" w:history="1">
           <w:r>
             <w:rPr>
               <w:rStyle w:val="Hyperlink"/>
@@ -4774,7 +4775,7 @@
           <w:sz w:val="24"/>
           <w:u w:val="single"/>
         </w:rPr>
-        <w:hyperlink r:id="rId25" w:history="1">
+        <w:hyperlink r:id="rId24" w:history="1">
           <w:r>
             <w:rPr>
               <w:rStyle w:val="Hyperlink"/>
@@ -4792,7 +4793,7 @@
           <w:sz w:val="24"/>
           <w:u w:val="single"/>
         </w:rPr>
-        <w:hyperlink r:id="rId25" w:history="1">
+        <w:hyperlink r:id="rId24" w:history="1">
           <w:r>
             <w:rPr>
               <w:rStyle w:val="Hyperlink"/>
@@ -4820,7 +4821,7 @@
           <w:sz w:val="24"/>
           <w:u w:val="single"/>
         </w:rPr>
-        <w:hyperlink r:id="rId26" w:history="1">
+        <w:hyperlink r:id="rId25" w:history="1">
           <w:r>
             <w:rPr>
               <w:rStyle w:val="Hyperlink"/>
@@ -4849,7 +4850,7 @@
           <w:sz w:val="24"/>
           <w:u w:val="single"/>
         </w:rPr>
-        <w:hyperlink r:id="rId26" w:history="1">
+        <w:hyperlink r:id="rId25" w:history="1">
           <w:r>
             <w:rPr>
               <w:rStyle w:val="Hyperlink"/>

--- a/EXPORTS/DOCX/published/niveau3/Dutch/KITLV.docx
+++ b/EXPORTS/DOCX/published/niveau3/Dutch/KITLV.docx
@@ -1392,36 +1392,7 @@
           <w:color w:val="000000"/>
           <w:sz w:val="24"/>
         </w:rPr>
-        <w:t>UBL vindbaar zijn met het kenmerk 'D Or</w:t>
-      </w:r>
-      <w:r>
-        <w:rPr>
-          <w:u w:val="single" w:color="0000ff"/>
-          <w:rFonts w:ascii="Charis SIL Regular" w:hAnsi="Charis SIL Regular" w:eastAsia="Charis SIL Regular"/>
-          <w:b w:val="0"/>
-          <w:i w:val="0"/>
-          <w:color w:val="000000"/>
-          <w:sz w:val="24"/>
-        </w:rPr>
-        <w:t>'</w:t>
-      </w:r>
-      <w:r>
-        <w:rPr>
-          <w:u w:val="single" w:color="0000ff"/>
-          <w:rFonts w:ascii="Charis SIL Regular" w:hAnsi="Charis SIL Regular" w:eastAsia="Charis SIL Regular"/>
-          <w:b w:val="0"/>
-          <w:i w:val="0"/>
-          <w:color w:val="000000"/>
-          <w:sz w:val="24"/>
-        </w:rPr>
-        <w:hyperlink r:id="rId14" w:history="1">
-          <w:r>
-            <w:rPr>
-              <w:rStyle w:val="Hyperlink"/>
-            </w:rPr>
-            <w:t xml:space="preserve">, en </w:t>
-          </w:r>
-        </w:hyperlink>
+        <w:t xml:space="preserve">UBL vindbaar zijn met het kenmerk 'D Or', en </w:t>
       </w:r>
       <w:r>
         <w:rPr>
@@ -1929,7 +1900,7 @@
           <w:sz w:val="24"/>
           <w:u w:val="single"/>
         </w:rPr>
-        <w:hyperlink r:id="rId19" w:history="1">
+        <w:hyperlink r:id="rId18" w:history="1">
           <w:r>
             <w:rPr>
               <w:rStyle w:val="Hyperlink"/>
@@ -1958,7 +1929,7 @@
           <w:sz w:val="24"/>
           <w:u w:val="single"/>
         </w:rPr>
-        <w:hyperlink r:id="rId19" w:history="1">
+        <w:hyperlink r:id="rId18" w:history="1">
           <w:r>
             <w:rPr>
               <w:rStyle w:val="Hyperlink"/>
@@ -1976,7 +1947,7 @@
           <w:sz w:val="24"/>
           <w:u w:val="single"/>
         </w:rPr>
-        <w:hyperlink r:id="rId19" w:history="1">
+        <w:hyperlink r:id="rId18" w:history="1">
           <w:r>
             <w:rPr>
               <w:rStyle w:val="Hyperlink"/>
@@ -2023,7 +1994,7 @@
           <w:sz w:val="24"/>
           <w:u w:val="single"/>
         </w:rPr>
-        <w:hyperlink r:id="rId18" w:history="1">
+        <w:hyperlink r:id="rId19" w:history="1">
           <w:r>
             <w:rPr>
               <w:rStyle w:val="Hyperlink"/>
@@ -2051,7 +2022,14 @@
           <w:sz w:val="24"/>
           <w:u w:val="single"/>
         </w:rPr>
-        <w:t>Zuidoost-Aziatisch</w:t>
+        <w:hyperlink r:id="rId20" w:history="1">
+          <w:r>
+            <w:rPr>
+              <w:rStyle w:val="Hyperlink"/>
+            </w:rPr>
+            <w:t>Zuidoost-</w:t>
+          </w:r>
+        </w:hyperlink>
       </w:r>
       <w:r>
         <w:rPr>
@@ -2062,7 +2040,25 @@
           <w:sz w:val="24"/>
           <w:u w:val="single"/>
         </w:rPr>
-        <w:hyperlink r:id="rId19" w:history="1">
+        <w:hyperlink r:id="rId20" w:history="1">
+          <w:r>
+            <w:rPr>
+              <w:rStyle w:val="Hyperlink"/>
+            </w:rPr>
+            <w:t>Aziatisch</w:t>
+          </w:r>
+        </w:hyperlink>
+      </w:r>
+      <w:r>
+        <w:rPr>
+          <w:rFonts w:ascii="Charis SIL Regular" w:hAnsi="Charis SIL Regular" w:eastAsia="Charis SIL Regular"/>
+          <w:b w:val="0"/>
+          <w:i w:val="0"/>
+          <w:color w:val="0000FF"/>
+          <w:sz w:val="24"/>
+          <w:u w:val="single"/>
+        </w:rPr>
+        <w:hyperlink r:id="rId20" w:history="1">
           <w:r>
             <w:rPr>
               <w:rStyle w:val="Hyperlink"/>
@@ -2091,7 +2087,7 @@
           <w:sz w:val="24"/>
           <w:u w:val="single"/>
         </w:rPr>
-        <w:hyperlink r:id="rId19" w:history="1">
+        <w:hyperlink r:id="rId20" w:history="1">
           <w:r>
             <w:rPr>
               <w:rStyle w:val="Hyperlink"/>
@@ -2109,7 +2105,7 @@
           <w:sz w:val="24"/>
           <w:u w:val="single"/>
         </w:rPr>
-        <w:hyperlink r:id="rId19" w:history="1">
+        <w:hyperlink r:id="rId20" w:history="1">
           <w:r>
             <w:rPr>
               <w:rStyle w:val="Hyperlink"/>
@@ -2237,7 +2233,7 @@
           <w:sz w:val="24"/>
           <w:u w:val="single"/>
         </w:rPr>
-        <w:hyperlink r:id="rId20" w:history="1">
+        <w:hyperlink r:id="rId21" w:history="1">
           <w:r>
             <w:rPr>
               <w:rStyle w:val="Hyperlink"/>
@@ -2266,7 +2262,7 @@
           <w:sz w:val="24"/>
           <w:u w:val="single"/>
         </w:rPr>
-        <w:hyperlink r:id="rId20" w:history="1">
+        <w:hyperlink r:id="rId21" w:history="1">
           <w:r>
             <w:rPr>
               <w:rStyle w:val="Hyperlink"/>
@@ -2304,7 +2300,7 @@
           <w:color w:val="000000"/>
           <w:sz w:val="24"/>
         </w:rPr>
-        <w:hyperlink r:id="rId20" w:history="1">
+        <w:hyperlink r:id="rId21" w:history="1">
           <w:r>
             <w:rPr>
               <w:rStyle w:val="Hyperlink"/>
@@ -2322,7 +2318,7 @@
           <w:color w:val="000000"/>
           <w:sz w:val="24"/>
         </w:rPr>
-        <w:hyperlink r:id="rId20" w:history="1">
+        <w:hyperlink r:id="rId21" w:history="1">
           <w:r>
             <w:rPr>
               <w:rStyle w:val="Hyperlink"/>
@@ -2340,7 +2336,7 @@
           <w:color w:val="000000"/>
           <w:sz w:val="24"/>
         </w:rPr>
-        <w:hyperlink r:id="rId20" w:history="1">
+        <w:hyperlink r:id="rId21" w:history="1">
           <w:r>
             <w:rPr>
               <w:rStyle w:val="Hyperlink"/>
@@ -4169,7 +4165,7 @@
           <w:sz w:val="24"/>
           <w:u w:val="single"/>
         </w:rPr>
-        <w:hyperlink r:id="rId21" w:history="1">
+        <w:hyperlink r:id="rId20" w:history="1">
           <w:r>
             <w:rPr>
               <w:rStyle w:val="Hyperlink"/>
@@ -4187,7 +4183,7 @@
           <w:sz w:val="24"/>
           <w:u w:val="single"/>
         </w:rPr>
-        <w:hyperlink r:id="rId21" w:history="1">
+        <w:hyperlink r:id="rId20" w:history="1">
           <w:r>
             <w:rPr>
               <w:rStyle w:val="Hyperlink"/>
@@ -4205,7 +4201,7 @@
           <w:sz w:val="24"/>
           <w:u w:val="single"/>
         </w:rPr>
-        <w:hyperlink r:id="rId21" w:history="1">
+        <w:hyperlink r:id="rId20" w:history="1">
           <w:r>
             <w:rPr>
               <w:rStyle w:val="Hyperlink"/>
@@ -4865,7 +4861,7 @@
         <w:autoSpaceDN w:val="0"/>
         <w:autoSpaceDE w:val="0"/>
         <w:widowControl/>
-        <w:spacing w:line="538" w:lineRule="exact" w:before="478" w:after="0"/>
+        <w:spacing w:line="538" w:lineRule="exact" w:before="458" w:after="0"/>
         <w:ind w:left="0" w:right="0" w:firstLine="0"/>
         <w:jc w:val="left"/>
       </w:pPr>

--- a/EXPORTS/DOCX/published/niveau3/Dutch/KITLV.docx
+++ b/EXPORTS/DOCX/published/niveau3/Dutch/KITLV.docx
@@ -1392,7 +1392,36 @@
           <w:color w:val="000000"/>
           <w:sz w:val="24"/>
         </w:rPr>
-        <w:t xml:space="preserve">UBL vindbaar zijn met het kenmerk 'D Or', en </w:t>
+        <w:t>UBL vindbaar zijn met het kenmerk 'D Or</w:t>
+      </w:r>
+      <w:r>
+        <w:rPr>
+          <w:u w:val="single" w:color="0000ff"/>
+          <w:rFonts w:ascii="Charis SIL Regular" w:hAnsi="Charis SIL Regular" w:eastAsia="Charis SIL Regular"/>
+          <w:b w:val="0"/>
+          <w:i w:val="0"/>
+          <w:color w:val="000000"/>
+          <w:sz w:val="24"/>
+        </w:rPr>
+        <w:t>'</w:t>
+      </w:r>
+      <w:r>
+        <w:rPr>
+          <w:u w:val="single" w:color="0000ff"/>
+          <w:rFonts w:ascii="Charis SIL Regular" w:hAnsi="Charis SIL Regular" w:eastAsia="Charis SIL Regular"/>
+          <w:b w:val="0"/>
+          <w:i w:val="0"/>
+          <w:color w:val="000000"/>
+          <w:sz w:val="24"/>
+        </w:rPr>
+        <w:hyperlink r:id="rId14" w:history="1">
+          <w:r>
+            <w:rPr>
+              <w:rStyle w:val="Hyperlink"/>
+            </w:rPr>
+            <w:t xml:space="preserve">, en </w:t>
+          </w:r>
+        </w:hyperlink>
       </w:r>
       <w:r>
         <w:rPr>
@@ -1619,7 +1648,7 @@
           <w:sz w:val="24"/>
           <w:u w:val="single"/>
         </w:rPr>
-        <w:hyperlink r:id="rId16" w:history="1">
+        <w:hyperlink r:id="rId17" w:history="1">
           <w:r>
             <w:rPr>
               <w:rStyle w:val="Hyperlink"/>
@@ -1871,25 +1900,7 @@
           <w:sz w:val="24"/>
           <w:u w:val="single"/>
         </w:rPr>
-        <w:t xml:space="preserve"> </w:t>
-      </w:r>
-      <w:r>
-        <w:rPr>
-          <w:rFonts w:ascii="Charis SIL Regular" w:hAnsi="Charis SIL Regular" w:eastAsia="Charis SIL Regular"/>
-          <w:b w:val="0"/>
-          <w:i w:val="0"/>
-          <w:color w:val="0000FF"/>
-          <w:sz w:val="24"/>
-          <w:u w:val="single"/>
-        </w:rPr>
-        <w:hyperlink r:id="rId19" w:history="1">
-          <w:r>
-            <w:rPr>
-              <w:rStyle w:val="Hyperlink"/>
-            </w:rPr>
-            <w:t>Mondeli</w:t>
-          </w:r>
-        </w:hyperlink>
+        <w:t xml:space="preserve"> Mondeli</w:t>
       </w:r>
       <w:r>
         <w:rPr>
@@ -4491,21 +4502,13 @@
       </w:r>
       <w:r>
         <w:rPr>
-          <w:u w:val="single" w:color="0000ff"/>
           <w:rFonts w:ascii="Charis SIL Regular" w:hAnsi="Charis SIL Regular" w:eastAsia="Charis SIL Regular"/>
           <w:b w:val="0"/>
           <w:i w:val="0"/>
           <w:color w:val="000000"/>
           <w:sz w:val="24"/>
         </w:rPr>
-        <w:hyperlink r:id="rId22" w:history="1">
-          <w:r>
-            <w:rPr>
-              <w:rStyle w:val="Hyperlink"/>
-            </w:rPr>
-            <w:t xml:space="preserve">, </w:t>
-          </w:r>
-        </w:hyperlink>
+        <w:t xml:space="preserve">, </w:t>
       </w:r>
       <w:r>
         <w:rPr>

--- a/EXPORTS/DOCX/published/niveau3/Dutch/KITLV.docx
+++ b/EXPORTS/DOCX/published/niveau3/Dutch/KITLV.docx
@@ -1392,36 +1392,7 @@
           <w:color w:val="000000"/>
           <w:sz w:val="24"/>
         </w:rPr>
-        <w:t>UBL vindbaar zijn met het kenmerk 'D Or</w:t>
-      </w:r>
-      <w:r>
-        <w:rPr>
-          <w:u w:val="single" w:color="0000ff"/>
-          <w:rFonts w:ascii="Charis SIL Regular" w:hAnsi="Charis SIL Regular" w:eastAsia="Charis SIL Regular"/>
-          <w:b w:val="0"/>
-          <w:i w:val="0"/>
-          <w:color w:val="000000"/>
-          <w:sz w:val="24"/>
-        </w:rPr>
-        <w:t>'</w:t>
-      </w:r>
-      <w:r>
-        <w:rPr>
-          <w:u w:val="single" w:color="0000ff"/>
-          <w:rFonts w:ascii="Charis SIL Regular" w:hAnsi="Charis SIL Regular" w:eastAsia="Charis SIL Regular"/>
-          <w:b w:val="0"/>
-          <w:i w:val="0"/>
-          <w:color w:val="000000"/>
-          <w:sz w:val="24"/>
-        </w:rPr>
-        <w:hyperlink r:id="rId14" w:history="1">
-          <w:r>
-            <w:rPr>
-              <w:rStyle w:val="Hyperlink"/>
-            </w:rPr>
-            <w:t xml:space="preserve">, en </w:t>
-          </w:r>
-        </w:hyperlink>
+        <w:t xml:space="preserve">UBL vindbaar zijn met het kenmerk 'D Or', en </w:t>
       </w:r>
       <w:r>
         <w:rPr>
@@ -1479,7 +1450,7 @@
           <w:sz w:val="24"/>
           <w:u w:val="single"/>
         </w:rPr>
-        <w:hyperlink r:id="rId14" w:history="1">
+        <w:hyperlink r:id="rId15" w:history="1">
           <w:r>
             <w:rPr>
               <w:rStyle w:val="Hyperlink"/>
@@ -1628,16 +1599,8 @@
           <w:i w:val="0"/>
           <w:color w:val="0000FF"/>
           <w:sz w:val="24"/>
-          <w:u w:val="single"/>
-        </w:rPr>
-        <w:hyperlink r:id="rId17" w:history="1">
-          <w:r>
-            <w:rPr>
-              <w:rStyle w:val="Hyperlink"/>
-            </w:rPr>
-            <w:t>we</w:t>
-          </w:r>
-        </w:hyperlink>
+        </w:rPr>
+        <w:t>we</w:t>
       </w:r>
       <w:r>
         <w:rPr>
@@ -1648,7 +1611,7 @@
           <w:sz w:val="24"/>
           <w:u w:val="single"/>
         </w:rPr>
-        <w:hyperlink r:id="rId17" w:history="1">
+        <w:hyperlink r:id="rId16" w:history="1">
           <w:r>
             <w:rPr>
               <w:rStyle w:val="Hyperlink"/>
@@ -1900,7 +1863,7 @@
           <w:sz w:val="24"/>
           <w:u w:val="single"/>
         </w:rPr>
-        <w:t xml:space="preserve"> Mondeli</w:t>
+        <w:t xml:space="preserve"> </w:t>
       </w:r>
       <w:r>
         <w:rPr>
@@ -1911,7 +1874,25 @@
           <w:sz w:val="24"/>
           <w:u w:val="single"/>
         </w:rPr>
-        <w:hyperlink r:id="rId18" w:history="1">
+        <w:hyperlink r:id="rId19" w:history="1">
+          <w:r>
+            <w:rPr>
+              <w:rStyle w:val="Hyperlink"/>
+            </w:rPr>
+            <w:t>Mondeli</w:t>
+          </w:r>
+        </w:hyperlink>
+      </w:r>
+      <w:r>
+        <w:rPr>
+          <w:rFonts w:ascii="Charis SIL Regular" w:hAnsi="Charis SIL Regular" w:eastAsia="Charis SIL Regular"/>
+          <w:b w:val="0"/>
+          <w:i w:val="0"/>
+          <w:color w:val="0000FF"/>
+          <w:sz w:val="24"/>
+          <w:u w:val="single"/>
+        </w:rPr>
+        <w:hyperlink r:id="rId19" w:history="1">
           <w:r>
             <w:rPr>
               <w:rStyle w:val="Hyperlink"/>
@@ -1940,7 +1921,7 @@
           <w:sz w:val="24"/>
           <w:u w:val="single"/>
         </w:rPr>
-        <w:hyperlink r:id="rId18" w:history="1">
+        <w:hyperlink r:id="rId19" w:history="1">
           <w:r>
             <w:rPr>
               <w:rStyle w:val="Hyperlink"/>
@@ -1958,7 +1939,7 @@
           <w:sz w:val="24"/>
           <w:u w:val="single"/>
         </w:rPr>
-        <w:hyperlink r:id="rId18" w:history="1">
+        <w:hyperlink r:id="rId19" w:history="1">
           <w:r>
             <w:rPr>
               <w:rStyle w:val="Hyperlink"/>
@@ -1976,7 +1957,7 @@
           <w:sz w:val="24"/>
           <w:u w:val="single"/>
         </w:rPr>
-        <w:hyperlink r:id="rId18" w:history="1">
+        <w:hyperlink r:id="rId19" w:history="1">
           <w:r>
             <w:rPr>
               <w:rStyle w:val="Hyperlink"/>
@@ -2031,16 +2012,8 @@
           <w:i w:val="0"/>
           <w:color w:val="0000FF"/>
           <w:sz w:val="24"/>
-          <w:u w:val="single"/>
-        </w:rPr>
-        <w:hyperlink r:id="rId20" w:history="1">
-          <w:r>
-            <w:rPr>
-              <w:rStyle w:val="Hyperlink"/>
-            </w:rPr>
-            <w:t>Zuidoost-</w:t>
-          </w:r>
-        </w:hyperlink>
+        </w:rPr>
+        <w:t>Zuidoost-Aziatische popmuz</w:t>
       </w:r>
       <w:r>
         <w:rPr>
@@ -2051,72 +2024,7 @@
           <w:sz w:val="24"/>
           <w:u w:val="single"/>
         </w:rPr>
-        <w:hyperlink r:id="rId20" w:history="1">
-          <w:r>
-            <w:rPr>
-              <w:rStyle w:val="Hyperlink"/>
-            </w:rPr>
-            <w:t>Aziatisch</w:t>
-          </w:r>
-        </w:hyperlink>
-      </w:r>
-      <w:r>
-        <w:rPr>
-          <w:rFonts w:ascii="Charis SIL Regular" w:hAnsi="Charis SIL Regular" w:eastAsia="Charis SIL Regular"/>
-          <w:b w:val="0"/>
-          <w:i w:val="0"/>
-          <w:color w:val="0000FF"/>
-          <w:sz w:val="24"/>
-          <w:u w:val="single"/>
-        </w:rPr>
-        <w:hyperlink r:id="rId20" w:history="1">
-          <w:r>
-            <w:rPr>
-              <w:rStyle w:val="Hyperlink"/>
-            </w:rPr>
-            <w:t>e</w:t>
-          </w:r>
-        </w:hyperlink>
-      </w:r>
-      <w:r>
-        <w:rPr>
-          <w:rFonts w:ascii="Charis SIL Regular" w:hAnsi="Charis SIL Regular" w:eastAsia="Charis SIL Regular"/>
-          <w:b w:val="0"/>
-          <w:i w:val="0"/>
-          <w:color w:val="0000FF"/>
-          <w:sz w:val="24"/>
-          <w:u w:val="single"/>
-        </w:rPr>
-        <w:t xml:space="preserve"> </w:t>
-      </w:r>
-      <w:r>
-        <w:rPr>
-          <w:rFonts w:ascii="Charis SIL Regular" w:hAnsi="Charis SIL Regular" w:eastAsia="Charis SIL Regular"/>
-          <w:b w:val="0"/>
-          <w:i w:val="0"/>
-          <w:color w:val="0000FF"/>
-          <w:sz w:val="24"/>
-          <w:u w:val="single"/>
-        </w:rPr>
-        <w:hyperlink r:id="rId20" w:history="1">
-          <w:r>
-            <w:rPr>
-              <w:rStyle w:val="Hyperlink"/>
-            </w:rPr>
-            <w:t>popmuz</w:t>
-          </w:r>
-        </w:hyperlink>
-      </w:r>
-      <w:r>
-        <w:rPr>
-          <w:rFonts w:ascii="Charis SIL Regular" w:hAnsi="Charis SIL Regular" w:eastAsia="Charis SIL Regular"/>
-          <w:b w:val="0"/>
-          <w:i w:val="0"/>
-          <w:color w:val="0000FF"/>
-          <w:sz w:val="24"/>
-          <w:u w:val="single"/>
-        </w:rPr>
-        <w:hyperlink r:id="rId20" w:history="1">
+        <w:hyperlink r:id="rId19" w:history="1">
           <w:r>
             <w:rPr>
               <w:rStyle w:val="Hyperlink"/>
@@ -2244,7 +2152,7 @@
           <w:sz w:val="24"/>
           <w:u w:val="single"/>
         </w:rPr>
-        <w:hyperlink r:id="rId21" w:history="1">
+        <w:hyperlink r:id="rId20" w:history="1">
           <w:r>
             <w:rPr>
               <w:rStyle w:val="Hyperlink"/>
@@ -2273,7 +2181,7 @@
           <w:sz w:val="24"/>
           <w:u w:val="single"/>
         </w:rPr>
-        <w:hyperlink r:id="rId21" w:history="1">
+        <w:hyperlink r:id="rId20" w:history="1">
           <w:r>
             <w:rPr>
               <w:rStyle w:val="Hyperlink"/>
@@ -2311,7 +2219,7 @@
           <w:color w:val="000000"/>
           <w:sz w:val="24"/>
         </w:rPr>
-        <w:hyperlink r:id="rId21" w:history="1">
+        <w:hyperlink r:id="rId20" w:history="1">
           <w:r>
             <w:rPr>
               <w:rStyle w:val="Hyperlink"/>
@@ -2329,7 +2237,7 @@
           <w:color w:val="000000"/>
           <w:sz w:val="24"/>
         </w:rPr>
-        <w:hyperlink r:id="rId21" w:history="1">
+        <w:hyperlink r:id="rId20" w:history="1">
           <w:r>
             <w:rPr>
               <w:rStyle w:val="Hyperlink"/>
@@ -2347,7 +2255,7 @@
           <w:color w:val="000000"/>
           <w:sz w:val="24"/>
         </w:rPr>
-        <w:hyperlink r:id="rId21" w:history="1">
+        <w:hyperlink r:id="rId20" w:history="1">
           <w:r>
             <w:rPr>
               <w:rStyle w:val="Hyperlink"/>
@@ -4176,7 +4084,7 @@
           <w:sz w:val="24"/>
           <w:u w:val="single"/>
         </w:rPr>
-        <w:hyperlink r:id="rId20" w:history="1">
+        <w:hyperlink r:id="rId21" w:history="1">
           <w:r>
             <w:rPr>
               <w:rStyle w:val="Hyperlink"/>
@@ -4194,7 +4102,7 @@
           <w:sz w:val="24"/>
           <w:u w:val="single"/>
         </w:rPr>
-        <w:hyperlink r:id="rId20" w:history="1">
+        <w:hyperlink r:id="rId21" w:history="1">
           <w:r>
             <w:rPr>
               <w:rStyle w:val="Hyperlink"/>
@@ -4212,7 +4120,7 @@
           <w:sz w:val="24"/>
           <w:u w:val="single"/>
         </w:rPr>
-        <w:hyperlink r:id="rId20" w:history="1">
+        <w:hyperlink r:id="rId21" w:history="1">
           <w:r>
             <w:rPr>
               <w:rStyle w:val="Hyperlink"/>
@@ -4473,7 +4381,7 @@
           <w:sz w:val="24"/>
           <w:u w:val="single"/>
         </w:rPr>
-        <w:hyperlink r:id="rId22" w:history="1">
+        <w:hyperlink r:id="rId23" w:history="1">
           <w:r>
             <w:rPr>
               <w:rStyle w:val="Hyperlink"/>
@@ -4491,7 +4399,7 @@
           <w:sz w:val="24"/>
           <w:u w:val="single"/>
         </w:rPr>
-        <w:hyperlink r:id="rId22" w:history="1">
+        <w:hyperlink r:id="rId23" w:history="1">
           <w:r>
             <w:rPr>
               <w:rStyle w:val="Hyperlink"/>
@@ -4519,7 +4427,7 @@
           <w:sz w:val="24"/>
           <w:u w:val="single"/>
         </w:rPr>
-        <w:hyperlink r:id="rId22" w:history="1">
+        <w:hyperlink r:id="rId24" w:history="1">
           <w:r>
             <w:rPr>
               <w:rStyle w:val="Hyperlink"/>
@@ -4548,7 +4456,7 @@
           <w:sz w:val="24"/>
           <w:u w:val="single"/>
         </w:rPr>
-        <w:hyperlink r:id="rId22" w:history="1">
+        <w:hyperlink r:id="rId24" w:history="1">
           <w:r>
             <w:rPr>
               <w:rStyle w:val="Hyperlink"/>
@@ -4566,7 +4474,7 @@
           <w:sz w:val="24"/>
           <w:u w:val="single"/>
         </w:rPr>
-        <w:hyperlink r:id="rId22" w:history="1">
+        <w:hyperlink r:id="rId24" w:history="1">
           <w:r>
             <w:rPr>
               <w:rStyle w:val="Hyperlink"/>
@@ -4684,7 +4592,7 @@
           <w:sz w:val="24"/>
           <w:u w:val="single"/>
         </w:rPr>
-        <w:hyperlink r:id="rId24" w:history="1">
+        <w:hyperlink r:id="rId25" w:history="1">
           <w:r>
             <w:rPr>
               <w:rStyle w:val="Hyperlink"/>
@@ -4702,7 +4610,7 @@
           <w:sz w:val="24"/>
           <w:u w:val="single"/>
         </w:rPr>
-        <w:hyperlink r:id="rId24" w:history="1">
+        <w:hyperlink r:id="rId25" w:history="1">
           <w:r>
             <w:rPr>
               <w:rStyle w:val="Hyperlink"/>
@@ -4720,7 +4628,7 @@
           <w:sz w:val="24"/>
           <w:u w:val="single"/>
         </w:rPr>
-        <w:hyperlink r:id="rId24" w:history="1">
+        <w:hyperlink r:id="rId25" w:history="1">
           <w:r>
             <w:rPr>
               <w:rStyle w:val="Hyperlink"/>
@@ -4738,7 +4646,7 @@
           <w:sz w:val="24"/>
           <w:u w:val="single"/>
         </w:rPr>
-        <w:hyperlink r:id="rId24" w:history="1">
+        <w:hyperlink r:id="rId25" w:history="1">
           <w:r>
             <w:rPr>
               <w:rStyle w:val="Hyperlink"/>
@@ -4756,7 +4664,7 @@
           <w:sz w:val="24"/>
           <w:u w:val="single"/>
         </w:rPr>
-        <w:hyperlink r:id="rId24" w:history="1">
+        <w:hyperlink r:id="rId25" w:history="1">
           <w:r>
             <w:rPr>
               <w:rStyle w:val="Hyperlink"/>
@@ -4774,7 +4682,7 @@
           <w:sz w:val="24"/>
           <w:u w:val="single"/>
         </w:rPr>
-        <w:hyperlink r:id="rId24" w:history="1">
+        <w:hyperlink r:id="rId25" w:history="1">
           <w:r>
             <w:rPr>
               <w:rStyle w:val="Hyperlink"/>
@@ -4792,7 +4700,7 @@
           <w:sz w:val="24"/>
           <w:u w:val="single"/>
         </w:rPr>
-        <w:hyperlink r:id="rId24" w:history="1">
+        <w:hyperlink r:id="rId25" w:history="1">
           <w:r>
             <w:rPr>
               <w:rStyle w:val="Hyperlink"/>
@@ -4820,7 +4728,7 @@
           <w:sz w:val="24"/>
           <w:u w:val="single"/>
         </w:rPr>
-        <w:hyperlink r:id="rId25" w:history="1">
+        <w:hyperlink r:id="rId26" w:history="1">
           <w:r>
             <w:rPr>
               <w:rStyle w:val="Hyperlink"/>
@@ -4849,7 +4757,7 @@
           <w:sz w:val="24"/>
           <w:u w:val="single"/>
         </w:rPr>
-        <w:hyperlink r:id="rId25" w:history="1">
+        <w:hyperlink r:id="rId26" w:history="1">
           <w:r>
             <w:rPr>
               <w:rStyle w:val="Hyperlink"/>

--- a/EXPORTS/DOCX/published/niveau3/Dutch/KITLV.docx
+++ b/EXPORTS/DOCX/published/niveau3/Dutch/KITLV.docx
@@ -369,67 +369,13 @@
       </w:r>
       <w:r>
         <w:rPr>
-          <w:u w:val="single" w:color="0000ff"/>
           <w:rFonts w:ascii="Charis SIL Regular" w:hAnsi="Charis SIL Regular" w:eastAsia="Charis SIL Regular"/>
           <w:b w:val="0"/>
           <w:i w:val="0"/>
           <w:color w:val="000000"/>
           <w:sz w:val="24"/>
         </w:rPr>
-        <w:hyperlink r:id="rId9" w:history="1">
-          <w:r>
-            <w:rPr>
-              <w:rStyle w:val="Hyperlink"/>
-            </w:rPr>
-            <w:t>overgela</w:t>
-          </w:r>
-        </w:hyperlink>
-      </w:r>
-      <w:r>
-        <w:rPr>
-          <w:u w:val="single" w:color="0000ff"/>
-          <w:rFonts w:ascii="Charis SIL Regular" w:hAnsi="Charis SIL Regular" w:eastAsia="Charis SIL Regular"/>
-          <w:b w:val="0"/>
-          <w:i w:val="0"/>
-          <w:color w:val="000000"/>
-          <w:sz w:val="24"/>
-        </w:rPr>
-        <w:hyperlink r:id="rId9" w:history="1">
-          <w:r>
-            <w:rPr>
-              <w:rStyle w:val="Hyperlink"/>
-            </w:rPr>
-            <w:t>t</w:t>
-          </w:r>
-        </w:hyperlink>
-      </w:r>
-      <w:r>
-        <w:rPr>
-          <w:u w:val="single" w:color="0000ff"/>
-          <w:rFonts w:ascii="Charis SIL Regular" w:hAnsi="Charis SIL Regular" w:eastAsia="Charis SIL Regular"/>
-          <w:b w:val="0"/>
-          <w:i w:val="0"/>
-          <w:color w:val="000000"/>
-          <w:sz w:val="24"/>
-        </w:rPr>
-        <w:hyperlink r:id="rId9" w:history="1">
-          <w:r>
-            <w:rPr>
-              <w:rStyle w:val="Hyperlink"/>
-            </w:rPr>
-            <w:t>en aa</w:t>
-          </w:r>
-        </w:hyperlink>
-      </w:r>
-      <w:r>
-        <w:rPr>
-          <w:rFonts w:ascii="Charis SIL Regular" w:hAnsi="Charis SIL Regular" w:eastAsia="Charis SIL Regular"/>
-          <w:b w:val="0"/>
-          <w:i w:val="0"/>
-          <w:color w:val="000000"/>
-          <w:sz w:val="24"/>
-        </w:rPr>
-        <w:t>n</w:t>
+        <w:t>overgelaten aan</w:t>
       </w:r>
       <w:r>
         <w:rPr>
@@ -1392,7 +1338,35 @@
           <w:color w:val="000000"/>
           <w:sz w:val="24"/>
         </w:rPr>
-        <w:t xml:space="preserve">UBL vindbaar zijn met het kenmerk 'D Or', en </w:t>
+        <w:t>UBL vindbaar zijn met het kenmerk 'D Or</w:t>
+      </w:r>
+      <w:r>
+        <w:rPr>
+          <w:u w:val="single" w:color="0000ff"/>
+          <w:rFonts w:ascii="Charis SIL Regular" w:hAnsi="Charis SIL Regular" w:eastAsia="Charis SIL Regular"/>
+          <w:b w:val="0"/>
+          <w:i w:val="0"/>
+          <w:color w:val="000000"/>
+          <w:sz w:val="24"/>
+        </w:rPr>
+        <w:t>'</w:t>
+      </w:r>
+      <w:r>
+        <w:rPr>
+          <w:rFonts w:ascii="Charis SIL Regular" w:hAnsi="Charis SIL Regular" w:eastAsia="Charis SIL Regular"/>
+          <w:b w:val="0"/>
+          <w:i w:val="0"/>
+          <w:color w:val="000000"/>
+          <w:sz w:val="24"/>
+        </w:rPr>
+        <w:hyperlink r:id="rId14" w:history="1">
+          <w:r>
+            <w:rPr>
+              <w:rStyle w:val="Hyperlink"/>
+            </w:rPr>
+            <w:t xml:space="preserve">, en </w:t>
+          </w:r>
+        </w:hyperlink>
       </w:r>
       <w:r>
         <w:rPr>
@@ -1450,7 +1424,7 @@
           <w:sz w:val="24"/>
           <w:u w:val="single"/>
         </w:rPr>
-        <w:hyperlink r:id="rId15" w:history="1">
+        <w:hyperlink r:id="rId14" w:history="1">
           <w:r>
             <w:rPr>
               <w:rStyle w:val="Hyperlink"/>
@@ -1599,8 +1573,16 @@
           <w:i w:val="0"/>
           <w:color w:val="0000FF"/>
           <w:sz w:val="24"/>
-        </w:rPr>
-        <w:t>we</w:t>
+          <w:u w:val="single"/>
+        </w:rPr>
+        <w:hyperlink r:id="rId17" w:history="1">
+          <w:r>
+            <w:rPr>
+              <w:rStyle w:val="Hyperlink"/>
+            </w:rPr>
+            <w:t>we</w:t>
+          </w:r>
+        </w:hyperlink>
       </w:r>
       <w:r>
         <w:rPr>
@@ -1611,7 +1593,7 @@
           <w:sz w:val="24"/>
           <w:u w:val="single"/>
         </w:rPr>
-        <w:hyperlink r:id="rId16" w:history="1">
+        <w:hyperlink r:id="rId17" w:history="1">
           <w:r>
             <w:rPr>
               <w:rStyle w:val="Hyperlink"/>
@@ -1874,14 +1856,7 @@
           <w:sz w:val="24"/>
           <w:u w:val="single"/>
         </w:rPr>
-        <w:hyperlink r:id="rId19" w:history="1">
-          <w:r>
-            <w:rPr>
-              <w:rStyle w:val="Hyperlink"/>
-            </w:rPr>
-            <w:t>Mondeli</w:t>
-          </w:r>
-        </w:hyperlink>
+        <w:t>Mondeli</w:t>
       </w:r>
       <w:r>
         <w:rPr>
@@ -1892,7 +1867,7 @@
           <w:sz w:val="24"/>
           <w:u w:val="single"/>
         </w:rPr>
-        <w:hyperlink r:id="rId19" w:history="1">
+        <w:hyperlink r:id="rId18" w:history="1">
           <w:r>
             <w:rPr>
               <w:rStyle w:val="Hyperlink"/>
@@ -1921,7 +1896,7 @@
           <w:sz w:val="24"/>
           <w:u w:val="single"/>
         </w:rPr>
-        <w:hyperlink r:id="rId19" w:history="1">
+        <w:hyperlink r:id="rId18" w:history="1">
           <w:r>
             <w:rPr>
               <w:rStyle w:val="Hyperlink"/>
@@ -1939,7 +1914,7 @@
           <w:sz w:val="24"/>
           <w:u w:val="single"/>
         </w:rPr>
-        <w:hyperlink r:id="rId19" w:history="1">
+        <w:hyperlink r:id="rId18" w:history="1">
           <w:r>
             <w:rPr>
               <w:rStyle w:val="Hyperlink"/>
@@ -1957,7 +1932,7 @@
           <w:sz w:val="24"/>
           <w:u w:val="single"/>
         </w:rPr>
-        <w:hyperlink r:id="rId19" w:history="1">
+        <w:hyperlink r:id="rId18" w:history="1">
           <w:r>
             <w:rPr>
               <w:rStyle w:val="Hyperlink"/>
@@ -1986,7 +1961,7 @@
           <w:sz w:val="24"/>
           <w:u w:val="single"/>
         </w:rPr>
-        <w:hyperlink r:id="rId19" w:history="1">
+        <w:hyperlink r:id="rId18" w:history="1">
           <w:r>
             <w:rPr>
               <w:rStyle w:val="Hyperlink"/>
@@ -2012,8 +1987,16 @@
           <w:i w:val="0"/>
           <w:color w:val="0000FF"/>
           <w:sz w:val="24"/>
-        </w:rPr>
-        <w:t>Zuidoost-Aziatische popmuz</w:t>
+          <w:u w:val="single"/>
+        </w:rPr>
+        <w:hyperlink r:id="rId20" w:history="1">
+          <w:r>
+            <w:rPr>
+              <w:rStyle w:val="Hyperlink"/>
+            </w:rPr>
+            <w:t>Zuidoost-</w:t>
+          </w:r>
+        </w:hyperlink>
       </w:r>
       <w:r>
         <w:rPr>
@@ -2024,7 +2007,72 @@
           <w:sz w:val="24"/>
           <w:u w:val="single"/>
         </w:rPr>
-        <w:hyperlink r:id="rId19" w:history="1">
+        <w:hyperlink r:id="rId20" w:history="1">
+          <w:r>
+            <w:rPr>
+              <w:rStyle w:val="Hyperlink"/>
+            </w:rPr>
+            <w:t>Aziatisch</w:t>
+          </w:r>
+        </w:hyperlink>
+      </w:r>
+      <w:r>
+        <w:rPr>
+          <w:rFonts w:ascii="Charis SIL Regular" w:hAnsi="Charis SIL Regular" w:eastAsia="Charis SIL Regular"/>
+          <w:b w:val="0"/>
+          <w:i w:val="0"/>
+          <w:color w:val="0000FF"/>
+          <w:sz w:val="24"/>
+          <w:u w:val="single"/>
+        </w:rPr>
+        <w:hyperlink r:id="rId20" w:history="1">
+          <w:r>
+            <w:rPr>
+              <w:rStyle w:val="Hyperlink"/>
+            </w:rPr>
+            <w:t>e</w:t>
+          </w:r>
+        </w:hyperlink>
+      </w:r>
+      <w:r>
+        <w:rPr>
+          <w:rFonts w:ascii="Charis SIL Regular" w:hAnsi="Charis SIL Regular" w:eastAsia="Charis SIL Regular"/>
+          <w:b w:val="0"/>
+          <w:i w:val="0"/>
+          <w:color w:val="0000FF"/>
+          <w:sz w:val="24"/>
+          <w:u w:val="single"/>
+        </w:rPr>
+        <w:t xml:space="preserve"> </w:t>
+      </w:r>
+      <w:r>
+        <w:rPr>
+          <w:rFonts w:ascii="Charis SIL Regular" w:hAnsi="Charis SIL Regular" w:eastAsia="Charis SIL Regular"/>
+          <w:b w:val="0"/>
+          <w:i w:val="0"/>
+          <w:color w:val="0000FF"/>
+          <w:sz w:val="24"/>
+          <w:u w:val="single"/>
+        </w:rPr>
+        <w:hyperlink r:id="rId20" w:history="1">
+          <w:r>
+            <w:rPr>
+              <w:rStyle w:val="Hyperlink"/>
+            </w:rPr>
+            <w:t>popmuz</w:t>
+          </w:r>
+        </w:hyperlink>
+      </w:r>
+      <w:r>
+        <w:rPr>
+          <w:rFonts w:ascii="Charis SIL Regular" w:hAnsi="Charis SIL Regular" w:eastAsia="Charis SIL Regular"/>
+          <w:b w:val="0"/>
+          <w:i w:val="0"/>
+          <w:color w:val="0000FF"/>
+          <w:sz w:val="24"/>
+          <w:u w:val="single"/>
+        </w:rPr>
+        <w:hyperlink r:id="rId20" w:history="1">
           <w:r>
             <w:rPr>
               <w:rStyle w:val="Hyperlink"/>
@@ -2152,7 +2200,7 @@
           <w:sz w:val="24"/>
           <w:u w:val="single"/>
         </w:rPr>
-        <w:hyperlink r:id="rId20" w:history="1">
+        <w:hyperlink r:id="rId21" w:history="1">
           <w:r>
             <w:rPr>
               <w:rStyle w:val="Hyperlink"/>
@@ -2181,7 +2229,7 @@
           <w:sz w:val="24"/>
           <w:u w:val="single"/>
         </w:rPr>
-        <w:hyperlink r:id="rId20" w:history="1">
+        <w:hyperlink r:id="rId21" w:history="1">
           <w:r>
             <w:rPr>
               <w:rStyle w:val="Hyperlink"/>
@@ -2219,7 +2267,7 @@
           <w:color w:val="000000"/>
           <w:sz w:val="24"/>
         </w:rPr>
-        <w:hyperlink r:id="rId20" w:history="1">
+        <w:hyperlink r:id="rId21" w:history="1">
           <w:r>
             <w:rPr>
               <w:rStyle w:val="Hyperlink"/>
@@ -2237,7 +2285,7 @@
           <w:color w:val="000000"/>
           <w:sz w:val="24"/>
         </w:rPr>
-        <w:hyperlink r:id="rId20" w:history="1">
+        <w:hyperlink r:id="rId21" w:history="1">
           <w:r>
             <w:rPr>
               <w:rStyle w:val="Hyperlink"/>
@@ -2255,7 +2303,7 @@
           <w:color w:val="000000"/>
           <w:sz w:val="24"/>
         </w:rPr>
-        <w:hyperlink r:id="rId20" w:history="1">
+        <w:hyperlink r:id="rId21" w:history="1">
           <w:r>
             <w:rPr>
               <w:rStyle w:val="Hyperlink"/>
@@ -4084,7 +4132,7 @@
           <w:sz w:val="24"/>
           <w:u w:val="single"/>
         </w:rPr>
-        <w:hyperlink r:id="rId21" w:history="1">
+        <w:hyperlink r:id="rId20" w:history="1">
           <w:r>
             <w:rPr>
               <w:rStyle w:val="Hyperlink"/>
@@ -4102,7 +4150,7 @@
           <w:sz w:val="24"/>
           <w:u w:val="single"/>
         </w:rPr>
-        <w:hyperlink r:id="rId21" w:history="1">
+        <w:hyperlink r:id="rId20" w:history="1">
           <w:r>
             <w:rPr>
               <w:rStyle w:val="Hyperlink"/>
@@ -4120,7 +4168,7 @@
           <w:sz w:val="24"/>
           <w:u w:val="single"/>
         </w:rPr>
-        <w:hyperlink r:id="rId21" w:history="1">
+        <w:hyperlink r:id="rId20" w:history="1">
           <w:r>
             <w:rPr>
               <w:rStyle w:val="Hyperlink"/>
@@ -4381,7 +4429,7 @@
           <w:sz w:val="24"/>
           <w:u w:val="single"/>
         </w:rPr>
-        <w:hyperlink r:id="rId23" w:history="1">
+        <w:hyperlink r:id="rId22" w:history="1">
           <w:r>
             <w:rPr>
               <w:rStyle w:val="Hyperlink"/>
@@ -4399,7 +4447,7 @@
           <w:sz w:val="24"/>
           <w:u w:val="single"/>
         </w:rPr>
-        <w:hyperlink r:id="rId23" w:history="1">
+        <w:hyperlink r:id="rId22" w:history="1">
           <w:r>
             <w:rPr>
               <w:rStyle w:val="Hyperlink"/>
@@ -4410,13 +4458,21 @@
       </w:r>
       <w:r>
         <w:rPr>
+          <w:u w:val="single" w:color="0000ff"/>
           <w:rFonts w:ascii="Charis SIL Regular" w:hAnsi="Charis SIL Regular" w:eastAsia="Charis SIL Regular"/>
           <w:b w:val="0"/>
           <w:i w:val="0"/>
           <w:color w:val="000000"/>
           <w:sz w:val="24"/>
         </w:rPr>
-        <w:t xml:space="preserve">, </w:t>
+        <w:hyperlink r:id="rId22" w:history="1">
+          <w:r>
+            <w:rPr>
+              <w:rStyle w:val="Hyperlink"/>
+            </w:rPr>
+            <w:t xml:space="preserve">, </w:t>
+          </w:r>
+        </w:hyperlink>
       </w:r>
       <w:r>
         <w:rPr>
@@ -4427,7 +4483,7 @@
           <w:sz w:val="24"/>
           <w:u w:val="single"/>
         </w:rPr>
-        <w:hyperlink r:id="rId24" w:history="1">
+        <w:hyperlink r:id="rId22" w:history="1">
           <w:r>
             <w:rPr>
               <w:rStyle w:val="Hyperlink"/>
@@ -4456,7 +4512,7 @@
           <w:sz w:val="24"/>
           <w:u w:val="single"/>
         </w:rPr>
-        <w:hyperlink r:id="rId24" w:history="1">
+        <w:hyperlink r:id="rId22" w:history="1">
           <w:r>
             <w:rPr>
               <w:rStyle w:val="Hyperlink"/>
@@ -4474,7 +4530,7 @@
           <w:sz w:val="24"/>
           <w:u w:val="single"/>
         </w:rPr>
-        <w:hyperlink r:id="rId24" w:history="1">
+        <w:hyperlink r:id="rId22" w:history="1">
           <w:r>
             <w:rPr>
               <w:rStyle w:val="Hyperlink"/>
@@ -4592,7 +4648,7 @@
           <w:sz w:val="24"/>
           <w:u w:val="single"/>
         </w:rPr>
-        <w:hyperlink r:id="rId25" w:history="1">
+        <w:hyperlink r:id="rId24" w:history="1">
           <w:r>
             <w:rPr>
               <w:rStyle w:val="Hyperlink"/>
@@ -4610,7 +4666,7 @@
           <w:sz w:val="24"/>
           <w:u w:val="single"/>
         </w:rPr>
-        <w:hyperlink r:id="rId25" w:history="1">
+        <w:hyperlink r:id="rId24" w:history="1">
           <w:r>
             <w:rPr>
               <w:rStyle w:val="Hyperlink"/>
@@ -4628,7 +4684,7 @@
           <w:sz w:val="24"/>
           <w:u w:val="single"/>
         </w:rPr>
-        <w:hyperlink r:id="rId25" w:history="1">
+        <w:hyperlink r:id="rId24" w:history="1">
           <w:r>
             <w:rPr>
               <w:rStyle w:val="Hyperlink"/>
@@ -4646,7 +4702,7 @@
           <w:sz w:val="24"/>
           <w:u w:val="single"/>
         </w:rPr>
-        <w:hyperlink r:id="rId25" w:history="1">
+        <w:hyperlink r:id="rId24" w:history="1">
           <w:r>
             <w:rPr>
               <w:rStyle w:val="Hyperlink"/>
@@ -4664,7 +4720,7 @@
           <w:sz w:val="24"/>
           <w:u w:val="single"/>
         </w:rPr>
-        <w:hyperlink r:id="rId25" w:history="1">
+        <w:hyperlink r:id="rId24" w:history="1">
           <w:r>
             <w:rPr>
               <w:rStyle w:val="Hyperlink"/>
@@ -4682,7 +4738,7 @@
           <w:sz w:val="24"/>
           <w:u w:val="single"/>
         </w:rPr>
-        <w:hyperlink r:id="rId25" w:history="1">
+        <w:hyperlink r:id="rId24" w:history="1">
           <w:r>
             <w:rPr>
               <w:rStyle w:val="Hyperlink"/>
@@ -4700,7 +4756,7 @@
           <w:sz w:val="24"/>
           <w:u w:val="single"/>
         </w:rPr>
-        <w:hyperlink r:id="rId25" w:history="1">
+        <w:hyperlink r:id="rId24" w:history="1">
           <w:r>
             <w:rPr>
               <w:rStyle w:val="Hyperlink"/>
@@ -4728,7 +4784,7 @@
           <w:sz w:val="24"/>
           <w:u w:val="single"/>
         </w:rPr>
-        <w:hyperlink r:id="rId26" w:history="1">
+        <w:hyperlink r:id="rId25" w:history="1">
           <w:r>
             <w:rPr>
               <w:rStyle w:val="Hyperlink"/>
@@ -4757,7 +4813,7 @@
           <w:sz w:val="24"/>
           <w:u w:val="single"/>
         </w:rPr>
-        <w:hyperlink r:id="rId26" w:history="1">
+        <w:hyperlink r:id="rId25" w:history="1">
           <w:r>
             <w:rPr>
               <w:rStyle w:val="Hyperlink"/>

--- a/EXPORTS/DOCX/published/niveau3/Dutch/KITLV.docx
+++ b/EXPORTS/DOCX/published/niveau3/Dutch/KITLV.docx
@@ -369,13 +369,67 @@
       </w:r>
       <w:r>
         <w:rPr>
+          <w:u w:val="single" w:color="0000ff"/>
           <w:rFonts w:ascii="Charis SIL Regular" w:hAnsi="Charis SIL Regular" w:eastAsia="Charis SIL Regular"/>
           <w:b w:val="0"/>
           <w:i w:val="0"/>
           <w:color w:val="000000"/>
           <w:sz w:val="24"/>
         </w:rPr>
-        <w:t>overgelaten aan</w:t>
+        <w:hyperlink r:id="rId9" w:history="1">
+          <w:r>
+            <w:rPr>
+              <w:rStyle w:val="Hyperlink"/>
+            </w:rPr>
+            <w:t>overgela</w:t>
+          </w:r>
+        </w:hyperlink>
+      </w:r>
+      <w:r>
+        <w:rPr>
+          <w:u w:val="single" w:color="0000ff"/>
+          <w:rFonts w:ascii="Charis SIL Regular" w:hAnsi="Charis SIL Regular" w:eastAsia="Charis SIL Regular"/>
+          <w:b w:val="0"/>
+          <w:i w:val="0"/>
+          <w:color w:val="000000"/>
+          <w:sz w:val="24"/>
+        </w:rPr>
+        <w:hyperlink r:id="rId9" w:history="1">
+          <w:r>
+            <w:rPr>
+              <w:rStyle w:val="Hyperlink"/>
+            </w:rPr>
+            <w:t>t</w:t>
+          </w:r>
+        </w:hyperlink>
+      </w:r>
+      <w:r>
+        <w:rPr>
+          <w:u w:val="single" w:color="0000ff"/>
+          <w:rFonts w:ascii="Charis SIL Regular" w:hAnsi="Charis SIL Regular" w:eastAsia="Charis SIL Regular"/>
+          <w:b w:val="0"/>
+          <w:i w:val="0"/>
+          <w:color w:val="000000"/>
+          <w:sz w:val="24"/>
+        </w:rPr>
+        <w:hyperlink r:id="rId9" w:history="1">
+          <w:r>
+            <w:rPr>
+              <w:rStyle w:val="Hyperlink"/>
+            </w:rPr>
+            <w:t>en aa</w:t>
+          </w:r>
+        </w:hyperlink>
+      </w:r>
+      <w:r>
+        <w:rPr>
+          <w:rFonts w:ascii="Charis SIL Regular" w:hAnsi="Charis SIL Regular" w:eastAsia="Charis SIL Regular"/>
+          <w:b w:val="0"/>
+          <w:i w:val="0"/>
+          <w:color w:val="000000"/>
+          <w:sz w:val="24"/>
+        </w:rPr>
+        <w:t>n</w:t>
       </w:r>
       <w:r>
         <w:rPr>
@@ -397,49 +451,13 @@
       </w:r>
       <w:r>
         <w:rPr>
-          <w:u w:val="single" w:color="0000ff"/>
           <w:rFonts w:ascii="Charis SIL Regular" w:hAnsi="Charis SIL Regular" w:eastAsia="Charis SIL Regular"/>
           <w:b w:val="0"/>
           <w:i w:val="0"/>
           <w:color w:val="000000"/>
           <w:sz w:val="24"/>
         </w:rPr>
-        <w:hyperlink r:id="rId10" w:history="1">
-          <w:r>
-            <w:rPr>
-              <w:rStyle w:val="Hyperlink"/>
-            </w:rPr>
-            <w:t>i</w:t>
-          </w:r>
-        </w:hyperlink>
-      </w:r>
-      <w:r>
-        <w:rPr>
-          <w:u w:val="single" w:color="0000ff"/>
-          <w:rFonts w:ascii="Charis SIL Regular" w:hAnsi="Charis SIL Regular" w:eastAsia="Charis SIL Regular"/>
-          <w:b w:val="0"/>
-          <w:i w:val="0"/>
-          <w:color w:val="000000"/>
-          <w:sz w:val="24"/>
-        </w:rPr>
-        <w:hyperlink r:id="rId10" w:history="1">
-          <w:r>
-            <w:rPr>
-              <w:rStyle w:val="Hyperlink"/>
-            </w:rPr>
-            <w:t>n dat ja</w:t>
-          </w:r>
-        </w:hyperlink>
-      </w:r>
-      <w:r>
-        <w:rPr>
-          <w:rFonts w:ascii="Charis SIL Regular" w:hAnsi="Charis SIL Regular" w:eastAsia="Charis SIL Regular"/>
-          <w:b w:val="0"/>
-          <w:i w:val="0"/>
-          <w:color w:val="000000"/>
-          <w:sz w:val="24"/>
-        </w:rPr>
-        <w:t xml:space="preserve">ar </w:t>
+        <w:t xml:space="preserve">in dat jaar </w:t>
       </w:r>
       <w:r>
         <w:rPr>
@@ -1353,6 +1371,7 @@
       </w:r>
       <w:r>
         <w:rPr>
+          <w:u w:val="single" w:color="0000ff"/>
           <w:rFonts w:ascii="Charis SIL Regular" w:hAnsi="Charis SIL Regular" w:eastAsia="Charis SIL Regular"/>
           <w:b w:val="0"/>
           <w:i w:val="0"/>
@@ -1377,7 +1396,7 @@
           <w:sz w:val="24"/>
           <w:u w:val="single"/>
         </w:rPr>
-        <w:hyperlink r:id="rId14" w:history="1">
+        <w:hyperlink r:id="rId15" w:history="1">
           <w:r>
             <w:rPr>
               <w:rStyle w:val="Hyperlink"/>
@@ -1395,7 +1414,7 @@
           <w:sz w:val="24"/>
           <w:u w:val="single"/>
         </w:rPr>
-        <w:hyperlink r:id="rId14" w:history="1">
+        <w:hyperlink r:id="rId15" w:history="1">
           <w:r>
             <w:rPr>
               <w:rStyle w:val="Hyperlink"/>
@@ -1424,7 +1443,7 @@
           <w:sz w:val="24"/>
           <w:u w:val="single"/>
         </w:rPr>
-        <w:hyperlink r:id="rId14" w:history="1">
+        <w:hyperlink r:id="rId15" w:history="1">
           <w:r>
             <w:rPr>
               <w:rStyle w:val="Hyperlink"/>
@@ -1593,7 +1612,7 @@
           <w:sz w:val="24"/>
           <w:u w:val="single"/>
         </w:rPr>
-        <w:hyperlink r:id="rId17" w:history="1">
+        <w:hyperlink r:id="rId16" w:history="1">
           <w:r>
             <w:rPr>
               <w:rStyle w:val="Hyperlink"/>
@@ -1856,7 +1875,14 @@
           <w:sz w:val="24"/>
           <w:u w:val="single"/>
         </w:rPr>
-        <w:t>Mondeli</w:t>
+        <w:hyperlink r:id="rId19" w:history="1">
+          <w:r>
+            <w:rPr>
+              <w:rStyle w:val="Hyperlink"/>
+            </w:rPr>
+            <w:t>Mondeli</w:t>
+          </w:r>
+        </w:hyperlink>
       </w:r>
       <w:r>
         <w:rPr>
@@ -1867,7 +1893,7 @@
           <w:sz w:val="24"/>
           <w:u w:val="single"/>
         </w:rPr>
-        <w:hyperlink r:id="rId18" w:history="1">
+        <w:hyperlink r:id="rId19" w:history="1">
           <w:r>
             <w:rPr>
               <w:rStyle w:val="Hyperlink"/>
@@ -1896,7 +1922,7 @@
           <w:sz w:val="24"/>
           <w:u w:val="single"/>
         </w:rPr>
-        <w:hyperlink r:id="rId18" w:history="1">
+        <w:hyperlink r:id="rId19" w:history="1">
           <w:r>
             <w:rPr>
               <w:rStyle w:val="Hyperlink"/>
@@ -1914,7 +1940,7 @@
           <w:sz w:val="24"/>
           <w:u w:val="single"/>
         </w:rPr>
-        <w:hyperlink r:id="rId18" w:history="1">
+        <w:hyperlink r:id="rId19" w:history="1">
           <w:r>
             <w:rPr>
               <w:rStyle w:val="Hyperlink"/>
@@ -1932,7 +1958,7 @@
           <w:sz w:val="24"/>
           <w:u w:val="single"/>
         </w:rPr>
-        <w:hyperlink r:id="rId18" w:history="1">
+        <w:hyperlink r:id="rId19" w:history="1">
           <w:r>
             <w:rPr>
               <w:rStyle w:val="Hyperlink"/>
@@ -1961,7 +1987,7 @@
           <w:sz w:val="24"/>
           <w:u w:val="single"/>
         </w:rPr>
-        <w:hyperlink r:id="rId18" w:history="1">
+        <w:hyperlink r:id="rId19" w:history="1">
           <w:r>
             <w:rPr>
               <w:rStyle w:val="Hyperlink"/>
@@ -1987,16 +2013,8 @@
           <w:i w:val="0"/>
           <w:color w:val="0000FF"/>
           <w:sz w:val="24"/>
-          <w:u w:val="single"/>
-        </w:rPr>
-        <w:hyperlink r:id="rId20" w:history="1">
-          <w:r>
-            <w:rPr>
-              <w:rStyle w:val="Hyperlink"/>
-            </w:rPr>
-            <w:t>Zuidoost-</w:t>
-          </w:r>
-        </w:hyperlink>
+        </w:rPr>
+        <w:t>Zuidoost-Aziatisch</w:t>
       </w:r>
       <w:r>
         <w:rPr>
@@ -2007,25 +2025,7 @@
           <w:sz w:val="24"/>
           <w:u w:val="single"/>
         </w:rPr>
-        <w:hyperlink r:id="rId20" w:history="1">
-          <w:r>
-            <w:rPr>
-              <w:rStyle w:val="Hyperlink"/>
-            </w:rPr>
-            <w:t>Aziatisch</w:t>
-          </w:r>
-        </w:hyperlink>
-      </w:r>
-      <w:r>
-        <w:rPr>
-          <w:rFonts w:ascii="Charis SIL Regular" w:hAnsi="Charis SIL Regular" w:eastAsia="Charis SIL Regular"/>
-          <w:b w:val="0"/>
-          <w:i w:val="0"/>
-          <w:color w:val="0000FF"/>
-          <w:sz w:val="24"/>
-          <w:u w:val="single"/>
-        </w:rPr>
-        <w:hyperlink r:id="rId20" w:history="1">
+        <w:hyperlink r:id="rId19" w:history="1">
           <w:r>
             <w:rPr>
               <w:rStyle w:val="Hyperlink"/>
@@ -2054,7 +2054,7 @@
           <w:sz w:val="24"/>
           <w:u w:val="single"/>
         </w:rPr>
-        <w:hyperlink r:id="rId20" w:history="1">
+        <w:hyperlink r:id="rId19" w:history="1">
           <w:r>
             <w:rPr>
               <w:rStyle w:val="Hyperlink"/>
@@ -2072,7 +2072,7 @@
           <w:sz w:val="24"/>
           <w:u w:val="single"/>
         </w:rPr>
-        <w:hyperlink r:id="rId20" w:history="1">
+        <w:hyperlink r:id="rId19" w:history="1">
           <w:r>
             <w:rPr>
               <w:rStyle w:val="Hyperlink"/>
@@ -2200,7 +2200,7 @@
           <w:sz w:val="24"/>
           <w:u w:val="single"/>
         </w:rPr>
-        <w:hyperlink r:id="rId21" w:history="1">
+        <w:hyperlink r:id="rId20" w:history="1">
           <w:r>
             <w:rPr>
               <w:rStyle w:val="Hyperlink"/>
@@ -2229,7 +2229,7 @@
           <w:sz w:val="24"/>
           <w:u w:val="single"/>
         </w:rPr>
-        <w:hyperlink r:id="rId21" w:history="1">
+        <w:hyperlink r:id="rId20" w:history="1">
           <w:r>
             <w:rPr>
               <w:rStyle w:val="Hyperlink"/>
@@ -2267,7 +2267,7 @@
           <w:color w:val="000000"/>
           <w:sz w:val="24"/>
         </w:rPr>
-        <w:hyperlink r:id="rId21" w:history="1">
+        <w:hyperlink r:id="rId20" w:history="1">
           <w:r>
             <w:rPr>
               <w:rStyle w:val="Hyperlink"/>
@@ -2285,7 +2285,7 @@
           <w:color w:val="000000"/>
           <w:sz w:val="24"/>
         </w:rPr>
-        <w:hyperlink r:id="rId21" w:history="1">
+        <w:hyperlink r:id="rId20" w:history="1">
           <w:r>
             <w:rPr>
               <w:rStyle w:val="Hyperlink"/>
@@ -2303,7 +2303,7 @@
           <w:color w:val="000000"/>
           <w:sz w:val="24"/>
         </w:rPr>
-        <w:hyperlink r:id="rId21" w:history="1">
+        <w:hyperlink r:id="rId20" w:history="1">
           <w:r>
             <w:rPr>
               <w:rStyle w:val="Hyperlink"/>
@@ -4132,7 +4132,7 @@
           <w:sz w:val="24"/>
           <w:u w:val="single"/>
         </w:rPr>
-        <w:hyperlink r:id="rId20" w:history="1">
+        <w:hyperlink r:id="rId21" w:history="1">
           <w:r>
             <w:rPr>
               <w:rStyle w:val="Hyperlink"/>
@@ -4150,7 +4150,7 @@
           <w:sz w:val="24"/>
           <w:u w:val="single"/>
         </w:rPr>
-        <w:hyperlink r:id="rId20" w:history="1">
+        <w:hyperlink r:id="rId21" w:history="1">
           <w:r>
             <w:rPr>
               <w:rStyle w:val="Hyperlink"/>
@@ -4168,7 +4168,7 @@
           <w:sz w:val="24"/>
           <w:u w:val="single"/>
         </w:rPr>
-        <w:hyperlink r:id="rId20" w:history="1">
+        <w:hyperlink r:id="rId21" w:history="1">
           <w:r>
             <w:rPr>
               <w:rStyle w:val="Hyperlink"/>
@@ -4458,7 +4458,6 @@
       </w:r>
       <w:r>
         <w:rPr>
-          <w:u w:val="single" w:color="0000ff"/>
           <w:rFonts w:ascii="Charis SIL Regular" w:hAnsi="Charis SIL Regular" w:eastAsia="Charis SIL Regular"/>
           <w:b w:val="0"/>
           <w:i w:val="0"/>

--- a/EXPORTS/DOCX/published/niveau3/Dutch/KITLV.docx
+++ b/EXPORTS/DOCX/published/niveau3/Dutch/KITLV.docx
@@ -451,13 +451,49 @@
       </w:r>
       <w:r>
         <w:rPr>
+          <w:u w:val="single" w:color="0000ff"/>
           <w:rFonts w:ascii="Charis SIL Regular" w:hAnsi="Charis SIL Regular" w:eastAsia="Charis SIL Regular"/>
           <w:b w:val="0"/>
           <w:i w:val="0"/>
           <w:color w:val="000000"/>
           <w:sz w:val="24"/>
         </w:rPr>
-        <w:t xml:space="preserve">in dat jaar </w:t>
+        <w:hyperlink r:id="rId10" w:history="1">
+          <w:r>
+            <w:rPr>
+              <w:rStyle w:val="Hyperlink"/>
+            </w:rPr>
+            <w:t>i</w:t>
+          </w:r>
+        </w:hyperlink>
+      </w:r>
+      <w:r>
+        <w:rPr>
+          <w:u w:val="single" w:color="0000ff"/>
+          <w:rFonts w:ascii="Charis SIL Regular" w:hAnsi="Charis SIL Regular" w:eastAsia="Charis SIL Regular"/>
+          <w:b w:val="0"/>
+          <w:i w:val="0"/>
+          <w:color w:val="000000"/>
+          <w:sz w:val="24"/>
+        </w:rPr>
+        <w:hyperlink r:id="rId10" w:history="1">
+          <w:r>
+            <w:rPr>
+              <w:rStyle w:val="Hyperlink"/>
+            </w:rPr>
+            <w:t>n dat ja</w:t>
+          </w:r>
+        </w:hyperlink>
+      </w:r>
+      <w:r>
+        <w:rPr>
+          <w:rFonts w:ascii="Charis SIL Regular" w:hAnsi="Charis SIL Regular" w:eastAsia="Charis SIL Regular"/>
+          <w:b w:val="0"/>
+          <w:i w:val="0"/>
+          <w:color w:val="000000"/>
+          <w:sz w:val="24"/>
+        </w:rPr>
+        <w:t xml:space="preserve">ar </w:t>
       </w:r>
       <w:r>
         <w:rPr>
@@ -1396,7 +1432,7 @@
           <w:sz w:val="24"/>
           <w:u w:val="single"/>
         </w:rPr>
-        <w:hyperlink r:id="rId15" w:history="1">
+        <w:hyperlink r:id="rId14" w:history="1">
           <w:r>
             <w:rPr>
               <w:rStyle w:val="Hyperlink"/>
@@ -1414,7 +1450,7 @@
           <w:sz w:val="24"/>
           <w:u w:val="single"/>
         </w:rPr>
-        <w:hyperlink r:id="rId15" w:history="1">
+        <w:hyperlink r:id="rId14" w:history="1">
           <w:r>
             <w:rPr>
               <w:rStyle w:val="Hyperlink"/>
@@ -1443,7 +1479,7 @@
           <w:sz w:val="24"/>
           <w:u w:val="single"/>
         </w:rPr>
-        <w:hyperlink r:id="rId15" w:history="1">
+        <w:hyperlink r:id="rId14" w:history="1">
           <w:r>
             <w:rPr>
               <w:rStyle w:val="Hyperlink"/>
@@ -1592,16 +1628,8 @@
           <w:i w:val="0"/>
           <w:color w:val="0000FF"/>
           <w:sz w:val="24"/>
-          <w:u w:val="single"/>
-        </w:rPr>
-        <w:hyperlink r:id="rId17" w:history="1">
-          <w:r>
-            <w:rPr>
-              <w:rStyle w:val="Hyperlink"/>
-            </w:rPr>
-            <w:t>we</w:t>
-          </w:r>
-        </w:hyperlink>
+        </w:rPr>
+        <w:t>we</w:t>
       </w:r>
       <w:r>
         <w:rPr>
@@ -1864,7 +1892,7 @@
           <w:sz w:val="24"/>
           <w:u w:val="single"/>
         </w:rPr>
-        <w:t xml:space="preserve"> </w:t>
+        <w:t xml:space="preserve"> Mondeli</w:t>
       </w:r>
       <w:r>
         <w:rPr>
@@ -1875,25 +1903,7 @@
           <w:sz w:val="24"/>
           <w:u w:val="single"/>
         </w:rPr>
-        <w:hyperlink r:id="rId19" w:history="1">
-          <w:r>
-            <w:rPr>
-              <w:rStyle w:val="Hyperlink"/>
-            </w:rPr>
-            <w:t>Mondeli</w:t>
-          </w:r>
-        </w:hyperlink>
-      </w:r>
-      <w:r>
-        <w:rPr>
-          <w:rFonts w:ascii="Charis SIL Regular" w:hAnsi="Charis SIL Regular" w:eastAsia="Charis SIL Regular"/>
-          <w:b w:val="0"/>
-          <w:i w:val="0"/>
-          <w:color w:val="0000FF"/>
-          <w:sz w:val="24"/>
-          <w:u w:val="single"/>
-        </w:rPr>
-        <w:hyperlink r:id="rId19" w:history="1">
+        <w:hyperlink r:id="rId18" w:history="1">
           <w:r>
             <w:rPr>
               <w:rStyle w:val="Hyperlink"/>
@@ -2013,8 +2023,16 @@
           <w:i w:val="0"/>
           <w:color w:val="0000FF"/>
           <w:sz w:val="24"/>
-        </w:rPr>
-        <w:t>Zuidoost-Aziatisch</w:t>
+          <w:u w:val="single"/>
+        </w:rPr>
+        <w:hyperlink r:id="rId20" w:history="1">
+          <w:r>
+            <w:rPr>
+              <w:rStyle w:val="Hyperlink"/>
+            </w:rPr>
+            <w:t>Zuidoost-</w:t>
+          </w:r>
+        </w:hyperlink>
       </w:r>
       <w:r>
         <w:rPr>
@@ -2025,7 +2043,25 @@
           <w:sz w:val="24"/>
           <w:u w:val="single"/>
         </w:rPr>
-        <w:hyperlink r:id="rId19" w:history="1">
+        <w:hyperlink r:id="rId20" w:history="1">
+          <w:r>
+            <w:rPr>
+              <w:rStyle w:val="Hyperlink"/>
+            </w:rPr>
+            <w:t>Aziatisch</w:t>
+          </w:r>
+        </w:hyperlink>
+      </w:r>
+      <w:r>
+        <w:rPr>
+          <w:rFonts w:ascii="Charis SIL Regular" w:hAnsi="Charis SIL Regular" w:eastAsia="Charis SIL Regular"/>
+          <w:b w:val="0"/>
+          <w:i w:val="0"/>
+          <w:color w:val="0000FF"/>
+          <w:sz w:val="24"/>
+          <w:u w:val="single"/>
+        </w:rPr>
+        <w:hyperlink r:id="rId20" w:history="1">
           <w:r>
             <w:rPr>
               <w:rStyle w:val="Hyperlink"/>
@@ -2054,7 +2090,7 @@
           <w:sz w:val="24"/>
           <w:u w:val="single"/>
         </w:rPr>
-        <w:hyperlink r:id="rId19" w:history="1">
+        <w:hyperlink r:id="rId20" w:history="1">
           <w:r>
             <w:rPr>
               <w:rStyle w:val="Hyperlink"/>
@@ -2072,7 +2108,7 @@
           <w:sz w:val="24"/>
           <w:u w:val="single"/>
         </w:rPr>
-        <w:hyperlink r:id="rId19" w:history="1">
+        <w:hyperlink r:id="rId20" w:history="1">
           <w:r>
             <w:rPr>
               <w:rStyle w:val="Hyperlink"/>
@@ -2200,7 +2236,7 @@
           <w:sz w:val="24"/>
           <w:u w:val="single"/>
         </w:rPr>
-        <w:hyperlink r:id="rId20" w:history="1">
+        <w:hyperlink r:id="rId21" w:history="1">
           <w:r>
             <w:rPr>
               <w:rStyle w:val="Hyperlink"/>
@@ -2229,7 +2265,7 @@
           <w:sz w:val="24"/>
           <w:u w:val="single"/>
         </w:rPr>
-        <w:hyperlink r:id="rId20" w:history="1">
+        <w:hyperlink r:id="rId21" w:history="1">
           <w:r>
             <w:rPr>
               <w:rStyle w:val="Hyperlink"/>
@@ -2267,7 +2303,7 @@
           <w:color w:val="000000"/>
           <w:sz w:val="24"/>
         </w:rPr>
-        <w:hyperlink r:id="rId20" w:history="1">
+        <w:hyperlink r:id="rId21" w:history="1">
           <w:r>
             <w:rPr>
               <w:rStyle w:val="Hyperlink"/>
@@ -2285,7 +2321,7 @@
           <w:color w:val="000000"/>
           <w:sz w:val="24"/>
         </w:rPr>
-        <w:hyperlink r:id="rId20" w:history="1">
+        <w:hyperlink r:id="rId21" w:history="1">
           <w:r>
             <w:rPr>
               <w:rStyle w:val="Hyperlink"/>
@@ -2303,7 +2339,7 @@
           <w:color w:val="000000"/>
           <w:sz w:val="24"/>
         </w:rPr>
-        <w:hyperlink r:id="rId20" w:history="1">
+        <w:hyperlink r:id="rId21" w:history="1">
           <w:r>
             <w:rPr>
               <w:rStyle w:val="Hyperlink"/>
@@ -4132,7 +4168,7 @@
           <w:sz w:val="24"/>
           <w:u w:val="single"/>
         </w:rPr>
-        <w:hyperlink r:id="rId21" w:history="1">
+        <w:hyperlink r:id="rId20" w:history="1">
           <w:r>
             <w:rPr>
               <w:rStyle w:val="Hyperlink"/>
@@ -4150,7 +4186,7 @@
           <w:sz w:val="24"/>
           <w:u w:val="single"/>
         </w:rPr>
-        <w:hyperlink r:id="rId21" w:history="1">
+        <w:hyperlink r:id="rId20" w:history="1">
           <w:r>
             <w:rPr>
               <w:rStyle w:val="Hyperlink"/>
@@ -4168,7 +4204,7 @@
           <w:sz w:val="24"/>
           <w:u w:val="single"/>
         </w:rPr>
-        <w:hyperlink r:id="rId21" w:history="1">
+        <w:hyperlink r:id="rId20" w:history="1">
           <w:r>
             <w:rPr>
               <w:rStyle w:val="Hyperlink"/>
@@ -4429,7 +4465,7 @@
           <w:sz w:val="24"/>
           <w:u w:val="single"/>
         </w:rPr>
-        <w:hyperlink r:id="rId22" w:history="1">
+        <w:hyperlink r:id="rId23" w:history="1">
           <w:r>
             <w:rPr>
               <w:rStyle w:val="Hyperlink"/>
@@ -4447,7 +4483,7 @@
           <w:sz w:val="24"/>
           <w:u w:val="single"/>
         </w:rPr>
-        <w:hyperlink r:id="rId22" w:history="1">
+        <w:hyperlink r:id="rId23" w:history="1">
           <w:r>
             <w:rPr>
               <w:rStyle w:val="Hyperlink"/>
@@ -4464,14 +4500,7 @@
           <w:color w:val="000000"/>
           <w:sz w:val="24"/>
         </w:rPr>
-        <w:hyperlink r:id="rId22" w:history="1">
-          <w:r>
-            <w:rPr>
-              <w:rStyle w:val="Hyperlink"/>
-            </w:rPr>
-            <w:t xml:space="preserve">, </w:t>
-          </w:r>
-        </w:hyperlink>
+        <w:t xml:space="preserve">, </w:t>
       </w:r>
       <w:r>
         <w:rPr>
@@ -4482,7 +4511,7 @@
           <w:sz w:val="24"/>
           <w:u w:val="single"/>
         </w:rPr>
-        <w:hyperlink r:id="rId22" w:history="1">
+        <w:hyperlink r:id="rId24" w:history="1">
           <w:r>
             <w:rPr>
               <w:rStyle w:val="Hyperlink"/>
@@ -4511,7 +4540,7 @@
           <w:sz w:val="24"/>
           <w:u w:val="single"/>
         </w:rPr>
-        <w:hyperlink r:id="rId22" w:history="1">
+        <w:hyperlink r:id="rId24" w:history="1">
           <w:r>
             <w:rPr>
               <w:rStyle w:val="Hyperlink"/>
@@ -4529,7 +4558,7 @@
           <w:sz w:val="24"/>
           <w:u w:val="single"/>
         </w:rPr>
-        <w:hyperlink r:id="rId22" w:history="1">
+        <w:hyperlink r:id="rId24" w:history="1">
           <w:r>
             <w:rPr>
               <w:rStyle w:val="Hyperlink"/>
@@ -4647,7 +4676,7 @@
           <w:sz w:val="24"/>
           <w:u w:val="single"/>
         </w:rPr>
-        <w:hyperlink r:id="rId24" w:history="1">
+        <w:hyperlink r:id="rId25" w:history="1">
           <w:r>
             <w:rPr>
               <w:rStyle w:val="Hyperlink"/>
@@ -4665,7 +4694,7 @@
           <w:sz w:val="24"/>
           <w:u w:val="single"/>
         </w:rPr>
-        <w:hyperlink r:id="rId24" w:history="1">
+        <w:hyperlink r:id="rId25" w:history="1">
           <w:r>
             <w:rPr>
               <w:rStyle w:val="Hyperlink"/>
@@ -4683,7 +4712,7 @@
           <w:sz w:val="24"/>
           <w:u w:val="single"/>
         </w:rPr>
-        <w:hyperlink r:id="rId24" w:history="1">
+        <w:hyperlink r:id="rId25" w:history="1">
           <w:r>
             <w:rPr>
               <w:rStyle w:val="Hyperlink"/>
@@ -4701,7 +4730,7 @@
           <w:sz w:val="24"/>
           <w:u w:val="single"/>
         </w:rPr>
-        <w:hyperlink r:id="rId24" w:history="1">
+        <w:hyperlink r:id="rId25" w:history="1">
           <w:r>
             <w:rPr>
               <w:rStyle w:val="Hyperlink"/>
@@ -4719,7 +4748,7 @@
           <w:sz w:val="24"/>
           <w:u w:val="single"/>
         </w:rPr>
-        <w:hyperlink r:id="rId24" w:history="1">
+        <w:hyperlink r:id="rId25" w:history="1">
           <w:r>
             <w:rPr>
               <w:rStyle w:val="Hyperlink"/>
@@ -4737,7 +4766,7 @@
           <w:sz w:val="24"/>
           <w:u w:val="single"/>
         </w:rPr>
-        <w:hyperlink r:id="rId24" w:history="1">
+        <w:hyperlink r:id="rId25" w:history="1">
           <w:r>
             <w:rPr>
               <w:rStyle w:val="Hyperlink"/>
@@ -4755,7 +4784,7 @@
           <w:sz w:val="24"/>
           <w:u w:val="single"/>
         </w:rPr>
-        <w:hyperlink r:id="rId24" w:history="1">
+        <w:hyperlink r:id="rId25" w:history="1">
           <w:r>
             <w:rPr>
               <w:rStyle w:val="Hyperlink"/>
@@ -4783,7 +4812,7 @@
           <w:sz w:val="24"/>
           <w:u w:val="single"/>
         </w:rPr>
-        <w:hyperlink r:id="rId25" w:history="1">
+        <w:hyperlink r:id="rId26" w:history="1">
           <w:r>
             <w:rPr>
               <w:rStyle w:val="Hyperlink"/>
@@ -4812,7 +4841,7 @@
           <w:sz w:val="24"/>
           <w:u w:val="single"/>
         </w:rPr>
-        <w:hyperlink r:id="rId25" w:history="1">
+        <w:hyperlink r:id="rId26" w:history="1">
           <w:r>
             <w:rPr>
               <w:rStyle w:val="Hyperlink"/>

--- a/EXPORTS/DOCX/published/niveau3/Dutch/KITLV.docx
+++ b/EXPORTS/DOCX/published/niveau3/Dutch/KITLV.docx
@@ -1628,6 +1628,7 @@
           <w:i w:val="0"/>
           <w:color w:val="0000FF"/>
           <w:sz w:val="24"/>
+          <w:u w:val="single"/>
         </w:rPr>
         <w:t>we</w:t>
       </w:r>
@@ -1892,7 +1893,7 @@
           <w:sz w:val="24"/>
           <w:u w:val="single"/>
         </w:rPr>
-        <w:t xml:space="preserve"> Mondeli</w:t>
+        <w:t xml:space="preserve"> </w:t>
       </w:r>
       <w:r>
         <w:rPr>
@@ -1903,7 +1904,25 @@
           <w:sz w:val="24"/>
           <w:u w:val="single"/>
         </w:rPr>
-        <w:hyperlink r:id="rId18" w:history="1">
+        <w:hyperlink r:id="rId19" w:history="1">
+          <w:r>
+            <w:rPr>
+              <w:rStyle w:val="Hyperlink"/>
+            </w:rPr>
+            <w:t>Mondeli</w:t>
+          </w:r>
+        </w:hyperlink>
+      </w:r>
+      <w:r>
+        <w:rPr>
+          <w:rFonts w:ascii="Charis SIL Regular" w:hAnsi="Charis SIL Regular" w:eastAsia="Charis SIL Regular"/>
+          <w:b w:val="0"/>
+          <w:i w:val="0"/>
+          <w:color w:val="0000FF"/>
+          <w:sz w:val="24"/>
+          <w:u w:val="single"/>
+        </w:rPr>
+        <w:hyperlink r:id="rId19" w:history="1">
           <w:r>
             <w:rPr>
               <w:rStyle w:val="Hyperlink"/>
@@ -1968,7 +1987,7 @@
           <w:sz w:val="24"/>
           <w:u w:val="single"/>
         </w:rPr>
-        <w:hyperlink r:id="rId19" w:history="1">
+        <w:hyperlink r:id="rId18" w:history="1">
           <w:r>
             <w:rPr>
               <w:rStyle w:val="Hyperlink"/>
@@ -1997,7 +2016,7 @@
           <w:sz w:val="24"/>
           <w:u w:val="single"/>
         </w:rPr>
-        <w:hyperlink r:id="rId19" w:history="1">
+        <w:hyperlink r:id="rId18" w:history="1">
           <w:r>
             <w:rPr>
               <w:rStyle w:val="Hyperlink"/>
@@ -4465,7 +4484,7 @@
           <w:sz w:val="24"/>
           <w:u w:val="single"/>
         </w:rPr>
-        <w:hyperlink r:id="rId23" w:history="1">
+        <w:hyperlink r:id="rId22" w:history="1">
           <w:r>
             <w:rPr>
               <w:rStyle w:val="Hyperlink"/>
@@ -4483,7 +4502,7 @@
           <w:sz w:val="24"/>
           <w:u w:val="single"/>
         </w:rPr>
-        <w:hyperlink r:id="rId23" w:history="1">
+        <w:hyperlink r:id="rId22" w:history="1">
           <w:r>
             <w:rPr>
               <w:rStyle w:val="Hyperlink"/>
@@ -4511,7 +4530,7 @@
           <w:sz w:val="24"/>
           <w:u w:val="single"/>
         </w:rPr>
-        <w:hyperlink r:id="rId24" w:history="1">
+        <w:hyperlink r:id="rId22" w:history="1">
           <w:r>
             <w:rPr>
               <w:rStyle w:val="Hyperlink"/>
@@ -4540,7 +4559,7 @@
           <w:sz w:val="24"/>
           <w:u w:val="single"/>
         </w:rPr>
-        <w:hyperlink r:id="rId24" w:history="1">
+        <w:hyperlink r:id="rId22" w:history="1">
           <w:r>
             <w:rPr>
               <w:rStyle w:val="Hyperlink"/>
@@ -4558,7 +4577,7 @@
           <w:sz w:val="24"/>
           <w:u w:val="single"/>
         </w:rPr>
-        <w:hyperlink r:id="rId24" w:history="1">
+        <w:hyperlink r:id="rId22" w:history="1">
           <w:r>
             <w:rPr>
               <w:rStyle w:val="Hyperlink"/>
@@ -4676,7 +4695,7 @@
           <w:sz w:val="24"/>
           <w:u w:val="single"/>
         </w:rPr>
-        <w:hyperlink r:id="rId25" w:history="1">
+        <w:hyperlink r:id="rId24" w:history="1">
           <w:r>
             <w:rPr>
               <w:rStyle w:val="Hyperlink"/>
@@ -4694,7 +4713,7 @@
           <w:sz w:val="24"/>
           <w:u w:val="single"/>
         </w:rPr>
-        <w:hyperlink r:id="rId25" w:history="1">
+        <w:hyperlink r:id="rId24" w:history="1">
           <w:r>
             <w:rPr>
               <w:rStyle w:val="Hyperlink"/>
@@ -4712,7 +4731,7 @@
           <w:sz w:val="24"/>
           <w:u w:val="single"/>
         </w:rPr>
-        <w:hyperlink r:id="rId25" w:history="1">
+        <w:hyperlink r:id="rId24" w:history="1">
           <w:r>
             <w:rPr>
               <w:rStyle w:val="Hyperlink"/>
@@ -4730,7 +4749,7 @@
           <w:sz w:val="24"/>
           <w:u w:val="single"/>
         </w:rPr>
-        <w:hyperlink r:id="rId25" w:history="1">
+        <w:hyperlink r:id="rId24" w:history="1">
           <w:r>
             <w:rPr>
               <w:rStyle w:val="Hyperlink"/>
@@ -4748,7 +4767,7 @@
           <w:sz w:val="24"/>
           <w:u w:val="single"/>
         </w:rPr>
-        <w:hyperlink r:id="rId25" w:history="1">
+        <w:hyperlink r:id="rId24" w:history="1">
           <w:r>
             <w:rPr>
               <w:rStyle w:val="Hyperlink"/>
@@ -4766,7 +4785,7 @@
           <w:sz w:val="24"/>
           <w:u w:val="single"/>
         </w:rPr>
-        <w:hyperlink r:id="rId25" w:history="1">
+        <w:hyperlink r:id="rId24" w:history="1">
           <w:r>
             <w:rPr>
               <w:rStyle w:val="Hyperlink"/>
@@ -4784,7 +4803,7 @@
           <w:sz w:val="24"/>
           <w:u w:val="single"/>
         </w:rPr>
-        <w:hyperlink r:id="rId25" w:history="1">
+        <w:hyperlink r:id="rId24" w:history="1">
           <w:r>
             <w:rPr>
               <w:rStyle w:val="Hyperlink"/>
@@ -4812,7 +4831,7 @@
           <w:sz w:val="24"/>
           <w:u w:val="single"/>
         </w:rPr>
-        <w:hyperlink r:id="rId26" w:history="1">
+        <w:hyperlink r:id="rId25" w:history="1">
           <w:r>
             <w:rPr>
               <w:rStyle w:val="Hyperlink"/>
@@ -4841,7 +4860,7 @@
           <w:sz w:val="24"/>
           <w:u w:val="single"/>
         </w:rPr>
-        <w:hyperlink r:id="rId26" w:history="1">
+        <w:hyperlink r:id="rId25" w:history="1">
           <w:r>
             <w:rPr>
               <w:rStyle w:val="Hyperlink"/>

--- a/EXPORTS/DOCX/published/niveau3/Dutch/KITLV.docx
+++ b/EXPORTS/DOCX/published/niveau3/Dutch/KITLV.docx
@@ -1630,7 +1630,14 @@
           <w:sz w:val="24"/>
           <w:u w:val="single"/>
         </w:rPr>
-        <w:t>we</w:t>
+        <w:hyperlink r:id="rId17" w:history="1">
+          <w:r>
+            <w:rPr>
+              <w:rStyle w:val="Hyperlink"/>
+            </w:rPr>
+            <w:t>we</w:t>
+          </w:r>
+        </w:hyperlink>
       </w:r>
       <w:r>
         <w:rPr>
@@ -1641,7 +1648,7 @@
           <w:sz w:val="24"/>
           <w:u w:val="single"/>
         </w:rPr>
-        <w:hyperlink r:id="rId16" w:history="1">
+        <w:hyperlink r:id="rId17" w:history="1">
           <w:r>
             <w:rPr>
               <w:rStyle w:val="Hyperlink"/>
@@ -1893,7 +1900,7 @@
           <w:sz w:val="24"/>
           <w:u w:val="single"/>
         </w:rPr>
-        <w:t xml:space="preserve"> </w:t>
+        <w:t xml:space="preserve"> Mondeli</w:t>
       </w:r>
       <w:r>
         <w:rPr>
@@ -1904,25 +1911,7 @@
           <w:sz w:val="24"/>
           <w:u w:val="single"/>
         </w:rPr>
-        <w:hyperlink r:id="rId19" w:history="1">
-          <w:r>
-            <w:rPr>
-              <w:rStyle w:val="Hyperlink"/>
-            </w:rPr>
-            <w:t>Mondeli</w:t>
-          </w:r>
-        </w:hyperlink>
-      </w:r>
-      <w:r>
-        <w:rPr>
-          <w:rFonts w:ascii="Charis SIL Regular" w:hAnsi="Charis SIL Regular" w:eastAsia="Charis SIL Regular"/>
-          <w:b w:val="0"/>
-          <w:i w:val="0"/>
-          <w:color w:val="0000FF"/>
-          <w:sz w:val="24"/>
-          <w:u w:val="single"/>
-        </w:rPr>
-        <w:hyperlink r:id="rId19" w:history="1">
+        <w:hyperlink r:id="rId18" w:history="1">
           <w:r>
             <w:rPr>
               <w:rStyle w:val="Hyperlink"/>
@@ -1987,7 +1976,7 @@
           <w:sz w:val="24"/>
           <w:u w:val="single"/>
         </w:rPr>
-        <w:hyperlink r:id="rId18" w:history="1">
+        <w:hyperlink r:id="rId19" w:history="1">
           <w:r>
             <w:rPr>
               <w:rStyle w:val="Hyperlink"/>
@@ -2016,7 +2005,7 @@
           <w:sz w:val="24"/>
           <w:u w:val="single"/>
         </w:rPr>
-        <w:hyperlink r:id="rId18" w:history="1">
+        <w:hyperlink r:id="rId19" w:history="1">
           <w:r>
             <w:rPr>
               <w:rStyle w:val="Hyperlink"/>
@@ -4513,13 +4502,21 @@
       </w:r>
       <w:r>
         <w:rPr>
+          <w:u w:val="single" w:color="0000ff"/>
           <w:rFonts w:ascii="Charis SIL Regular" w:hAnsi="Charis SIL Regular" w:eastAsia="Charis SIL Regular"/>
           <w:b w:val="0"/>
           <w:i w:val="0"/>
           <w:color w:val="000000"/>
           <w:sz w:val="24"/>
         </w:rPr>
-        <w:t xml:space="preserve">, </w:t>
+        <w:hyperlink r:id="rId22" w:history="1">
+          <w:r>
+            <w:rPr>
+              <w:rStyle w:val="Hyperlink"/>
+            </w:rPr>
+            <w:t xml:space="preserve">, </w:t>
+          </w:r>
+        </w:hyperlink>
       </w:r>
       <w:r>
         <w:rPr>

--- a/EXPORTS/DOCX/published/niveau3/Dutch/KITLV.docx
+++ b/EXPORTS/DOCX/published/niveau3/Dutch/KITLV.docx
@@ -1648,7 +1648,7 @@
           <w:sz w:val="24"/>
           <w:u w:val="single"/>
         </w:rPr>
-        <w:hyperlink r:id="rId17" w:history="1">
+        <w:hyperlink r:id="rId16" w:history="1">
           <w:r>
             <w:rPr>
               <w:rStyle w:val="Hyperlink"/>
@@ -1900,7 +1900,18 @@
           <w:sz w:val="24"/>
           <w:u w:val="single"/>
         </w:rPr>
-        <w:t xml:space="preserve"> Mondeli</w:t>
+        <w:t xml:space="preserve"> </w:t>
+      </w:r>
+      <w:r>
+        <w:rPr>
+          <w:rFonts w:ascii="Charis SIL Regular" w:hAnsi="Charis SIL Regular" w:eastAsia="Charis SIL Regular"/>
+          <w:b w:val="0"/>
+          <w:i w:val="0"/>
+          <w:color w:val="0000FF"/>
+          <w:sz w:val="24"/>
+          <w:u w:val="single"/>
+        </w:rPr>
+        <w:t>Mondeli</w:t>
       </w:r>
       <w:r>
         <w:rPr>
@@ -2033,14 +2044,7 @@
           <w:sz w:val="24"/>
           <w:u w:val="single"/>
         </w:rPr>
-        <w:hyperlink r:id="rId20" w:history="1">
-          <w:r>
-            <w:rPr>
-              <w:rStyle w:val="Hyperlink"/>
-            </w:rPr>
-            <w:t>Zuidoost-</w:t>
-          </w:r>
-        </w:hyperlink>
+        <w:t>Zuidoost-Aziatisch</w:t>
       </w:r>
       <w:r>
         <w:rPr>
@@ -2051,43 +2055,7 @@
           <w:sz w:val="24"/>
           <w:u w:val="single"/>
         </w:rPr>
-        <w:hyperlink r:id="rId20" w:history="1">
-          <w:r>
-            <w:rPr>
-              <w:rStyle w:val="Hyperlink"/>
-            </w:rPr>
-            <w:t>Aziatisch</w:t>
-          </w:r>
-        </w:hyperlink>
-      </w:r>
-      <w:r>
-        <w:rPr>
-          <w:rFonts w:ascii="Charis SIL Regular" w:hAnsi="Charis SIL Regular" w:eastAsia="Charis SIL Regular"/>
-          <w:b w:val="0"/>
-          <w:i w:val="0"/>
-          <w:color w:val="0000FF"/>
-          <w:sz w:val="24"/>
-          <w:u w:val="single"/>
-        </w:rPr>
-        <w:hyperlink r:id="rId20" w:history="1">
-          <w:r>
-            <w:rPr>
-              <w:rStyle w:val="Hyperlink"/>
-            </w:rPr>
-            <w:t>e</w:t>
-          </w:r>
-        </w:hyperlink>
-      </w:r>
-      <w:r>
-        <w:rPr>
-          <w:rFonts w:ascii="Charis SIL Regular" w:hAnsi="Charis SIL Regular" w:eastAsia="Charis SIL Regular"/>
-          <w:b w:val="0"/>
-          <w:i w:val="0"/>
-          <w:color w:val="0000FF"/>
-          <w:sz w:val="24"/>
-          <w:u w:val="single"/>
-        </w:rPr>
-        <w:t xml:space="preserve"> </w:t>
+        <w:t xml:space="preserve">e </w:t>
       </w:r>
       <w:r>
         <w:rPr>
@@ -4473,7 +4441,7 @@
           <w:sz w:val="24"/>
           <w:u w:val="single"/>
         </w:rPr>
-        <w:hyperlink r:id="rId22" w:history="1">
+        <w:hyperlink r:id="rId23" w:history="1">
           <w:r>
             <w:rPr>
               <w:rStyle w:val="Hyperlink"/>
@@ -4491,7 +4459,7 @@
           <w:sz w:val="24"/>
           <w:u w:val="single"/>
         </w:rPr>
-        <w:hyperlink r:id="rId22" w:history="1">
+        <w:hyperlink r:id="rId23" w:history="1">
           <w:r>
             <w:rPr>
               <w:rStyle w:val="Hyperlink"/>
@@ -4502,21 +4470,13 @@
       </w:r>
       <w:r>
         <w:rPr>
-          <w:u w:val="single" w:color="0000ff"/>
           <w:rFonts w:ascii="Charis SIL Regular" w:hAnsi="Charis SIL Regular" w:eastAsia="Charis SIL Regular"/>
           <w:b w:val="0"/>
           <w:i w:val="0"/>
           <w:color w:val="000000"/>
           <w:sz w:val="24"/>
         </w:rPr>
-        <w:hyperlink r:id="rId22" w:history="1">
-          <w:r>
-            <w:rPr>
-              <w:rStyle w:val="Hyperlink"/>
-            </w:rPr>
-            <w:t xml:space="preserve">, </w:t>
-          </w:r>
-        </w:hyperlink>
+        <w:t xml:space="preserve">, </w:t>
       </w:r>
       <w:r>
         <w:rPr>
@@ -4527,7 +4487,7 @@
           <w:sz w:val="24"/>
           <w:u w:val="single"/>
         </w:rPr>
-        <w:hyperlink r:id="rId22" w:history="1">
+        <w:hyperlink r:id="rId24" w:history="1">
           <w:r>
             <w:rPr>
               <w:rStyle w:val="Hyperlink"/>
@@ -4556,7 +4516,7 @@
           <w:sz w:val="24"/>
           <w:u w:val="single"/>
         </w:rPr>
-        <w:hyperlink r:id="rId22" w:history="1">
+        <w:hyperlink r:id="rId24" w:history="1">
           <w:r>
             <w:rPr>
               <w:rStyle w:val="Hyperlink"/>
@@ -4574,7 +4534,7 @@
           <w:sz w:val="24"/>
           <w:u w:val="single"/>
         </w:rPr>
-        <w:hyperlink r:id="rId22" w:history="1">
+        <w:hyperlink r:id="rId24" w:history="1">
           <w:r>
             <w:rPr>
               <w:rStyle w:val="Hyperlink"/>
@@ -4692,7 +4652,7 @@
           <w:sz w:val="24"/>
           <w:u w:val="single"/>
         </w:rPr>
-        <w:hyperlink r:id="rId24" w:history="1">
+        <w:hyperlink r:id="rId25" w:history="1">
           <w:r>
             <w:rPr>
               <w:rStyle w:val="Hyperlink"/>
@@ -4710,7 +4670,7 @@
           <w:sz w:val="24"/>
           <w:u w:val="single"/>
         </w:rPr>
-        <w:hyperlink r:id="rId24" w:history="1">
+        <w:hyperlink r:id="rId25" w:history="1">
           <w:r>
             <w:rPr>
               <w:rStyle w:val="Hyperlink"/>
@@ -4728,7 +4688,7 @@
           <w:sz w:val="24"/>
           <w:u w:val="single"/>
         </w:rPr>
-        <w:hyperlink r:id="rId24" w:history="1">
+        <w:hyperlink r:id="rId25" w:history="1">
           <w:r>
             <w:rPr>
               <w:rStyle w:val="Hyperlink"/>
@@ -4746,7 +4706,7 @@
           <w:sz w:val="24"/>
           <w:u w:val="single"/>
         </w:rPr>
-        <w:hyperlink r:id="rId24" w:history="1">
+        <w:hyperlink r:id="rId25" w:history="1">
           <w:r>
             <w:rPr>
               <w:rStyle w:val="Hyperlink"/>
@@ -4764,7 +4724,7 @@
           <w:sz w:val="24"/>
           <w:u w:val="single"/>
         </w:rPr>
-        <w:hyperlink r:id="rId24" w:history="1">
+        <w:hyperlink r:id="rId25" w:history="1">
           <w:r>
             <w:rPr>
               <w:rStyle w:val="Hyperlink"/>
@@ -4782,7 +4742,7 @@
           <w:sz w:val="24"/>
           <w:u w:val="single"/>
         </w:rPr>
-        <w:hyperlink r:id="rId24" w:history="1">
+        <w:hyperlink r:id="rId25" w:history="1">
           <w:r>
             <w:rPr>
               <w:rStyle w:val="Hyperlink"/>
@@ -4800,7 +4760,7 @@
           <w:sz w:val="24"/>
           <w:u w:val="single"/>
         </w:rPr>
-        <w:hyperlink r:id="rId24" w:history="1">
+        <w:hyperlink r:id="rId25" w:history="1">
           <w:r>
             <w:rPr>
               <w:rStyle w:val="Hyperlink"/>
@@ -4828,7 +4788,7 @@
           <w:sz w:val="24"/>
           <w:u w:val="single"/>
         </w:rPr>
-        <w:hyperlink r:id="rId25" w:history="1">
+        <w:hyperlink r:id="rId26" w:history="1">
           <w:r>
             <w:rPr>
               <w:rStyle w:val="Hyperlink"/>
@@ -4857,7 +4817,7 @@
           <w:sz w:val="24"/>
           <w:u w:val="single"/>
         </w:rPr>
-        <w:hyperlink r:id="rId25" w:history="1">
+        <w:hyperlink r:id="rId26" w:history="1">
           <w:r>
             <w:rPr>
               <w:rStyle w:val="Hyperlink"/>

--- a/EXPORTS/DOCX/published/niveau3/Dutch/KITLV.docx
+++ b/EXPORTS/DOCX/published/niveau3/Dutch/KITLV.docx
@@ -451,49 +451,13 @@
       </w:r>
       <w:r>
         <w:rPr>
-          <w:u w:val="single" w:color="0000ff"/>
           <w:rFonts w:ascii="Charis SIL Regular" w:hAnsi="Charis SIL Regular" w:eastAsia="Charis SIL Regular"/>
           <w:b w:val="0"/>
           <w:i w:val="0"/>
           <w:color w:val="000000"/>
           <w:sz w:val="24"/>
         </w:rPr>
-        <w:hyperlink r:id="rId10" w:history="1">
-          <w:r>
-            <w:rPr>
-              <w:rStyle w:val="Hyperlink"/>
-            </w:rPr>
-            <w:t>i</w:t>
-          </w:r>
-        </w:hyperlink>
-      </w:r>
-      <w:r>
-        <w:rPr>
-          <w:u w:val="single" w:color="0000ff"/>
-          <w:rFonts w:ascii="Charis SIL Regular" w:hAnsi="Charis SIL Regular" w:eastAsia="Charis SIL Regular"/>
-          <w:b w:val="0"/>
-          <w:i w:val="0"/>
-          <w:color w:val="000000"/>
-          <w:sz w:val="24"/>
-        </w:rPr>
-        <w:hyperlink r:id="rId10" w:history="1">
-          <w:r>
-            <w:rPr>
-              <w:rStyle w:val="Hyperlink"/>
-            </w:rPr>
-            <w:t>n dat ja</w:t>
-          </w:r>
-        </w:hyperlink>
-      </w:r>
-      <w:r>
-        <w:rPr>
-          <w:rFonts w:ascii="Charis SIL Regular" w:hAnsi="Charis SIL Regular" w:eastAsia="Charis SIL Regular"/>
-          <w:b w:val="0"/>
-          <w:i w:val="0"/>
-          <w:color w:val="000000"/>
-          <w:sz w:val="24"/>
-        </w:rPr>
-        <w:t xml:space="preserve">ar </w:t>
+        <w:t xml:space="preserve">in dat jaar </w:t>
       </w:r>
       <w:r>
         <w:rPr>
@@ -1630,14 +1594,7 @@
           <w:sz w:val="24"/>
           <w:u w:val="single"/>
         </w:rPr>
-        <w:hyperlink r:id="rId17" w:history="1">
-          <w:r>
-            <w:rPr>
-              <w:rStyle w:val="Hyperlink"/>
-            </w:rPr>
-            <w:t>we</w:t>
-          </w:r>
-        </w:hyperlink>
+        <w:t>we</w:t>
       </w:r>
       <w:r>
         <w:rPr>
@@ -1880,6 +1837,55 @@
           <w:i w:val="0"/>
           <w:color w:val="0000FF"/>
           <w:sz w:val="24"/>
+        </w:rPr>
+        <w:t>Stichting Mondelinge Geschiedenis</w:t>
+      </w:r>
+      <w:r>
+        <w:rPr>
+          <w:rFonts w:ascii="Charis SIL Regular" w:hAnsi="Charis SIL Regular" w:eastAsia="Charis SIL Regular"/>
+          <w:b w:val="0"/>
+          <w:i w:val="0"/>
+          <w:color w:val="0000FF"/>
+          <w:sz w:val="24"/>
+          <w:u w:val="single"/>
+        </w:rPr>
+        <w:t xml:space="preserve"> </w:t>
+      </w:r>
+      <w:r>
+        <w:rPr>
+          <w:rFonts w:ascii="Charis SIL Regular" w:hAnsi="Charis SIL Regular" w:eastAsia="Charis SIL Regular"/>
+          <w:b w:val="0"/>
+          <w:i w:val="0"/>
+          <w:color w:val="0000FF"/>
+          <w:sz w:val="24"/>
+          <w:u w:val="single"/>
+        </w:rPr>
+        <w:hyperlink r:id="rId18" w:history="1">
+          <w:r>
+            <w:rPr>
+              <w:rStyle w:val="Hyperlink"/>
+            </w:rPr>
+            <w:t>Indonesië</w:t>
+          </w:r>
+        </w:hyperlink>
+      </w:r>
+      <w:r>
+        <w:rPr>
+          <w:rFonts w:ascii="Charis SIL Regular" w:hAnsi="Charis SIL Regular" w:eastAsia="Charis SIL Regular"/>
+          <w:b w:val="0"/>
+          <w:i w:val="0"/>
+          <w:color w:val="000000"/>
+          <w:sz w:val="24"/>
+        </w:rPr>
+        <w:t xml:space="preserve">(SMGI) en de collectie </w:t>
+      </w:r>
+      <w:r>
+        <w:rPr>
+          <w:rFonts w:ascii="Charis SIL Regular" w:hAnsi="Charis SIL Regular" w:eastAsia="Charis SIL Regular"/>
+          <w:b w:val="0"/>
+          <w:i w:val="0"/>
+          <w:color w:val="0000FF"/>
+          <w:sz w:val="24"/>
           <w:u w:val="single"/>
         </w:rPr>
         <w:hyperlink r:id="rId19" w:history="1">
@@ -1887,7 +1893,7 @@
             <w:rPr>
               <w:rStyle w:val="Hyperlink"/>
             </w:rPr>
-            <w:t>Stichting</w:t>
+            <w:t>Zuidoost-</w:t>
           </w:r>
         </w:hyperlink>
       </w:r>
@@ -1900,7 +1906,7 @@
           <w:sz w:val="24"/>
           <w:u w:val="single"/>
         </w:rPr>
-        <w:t xml:space="preserve"> </w:t>
+        <w:t>Aziatisch</w:t>
       </w:r>
       <w:r>
         <w:rPr>
@@ -1911,65 +1917,7 @@
           <w:sz w:val="24"/>
           <w:u w:val="single"/>
         </w:rPr>
-        <w:t>Mondeli</w:t>
-      </w:r>
-      <w:r>
-        <w:rPr>
-          <w:rFonts w:ascii="Charis SIL Regular" w:hAnsi="Charis SIL Regular" w:eastAsia="Charis SIL Regular"/>
-          <w:b w:val="0"/>
-          <w:i w:val="0"/>
-          <w:color w:val="0000FF"/>
-          <w:sz w:val="24"/>
-          <w:u w:val="single"/>
-        </w:rPr>
-        <w:hyperlink r:id="rId18" w:history="1">
-          <w:r>
-            <w:rPr>
-              <w:rStyle w:val="Hyperlink"/>
-            </w:rPr>
-            <w:t>nge</w:t>
-          </w:r>
-        </w:hyperlink>
-      </w:r>
-      <w:r>
-        <w:rPr>
-          <w:rFonts w:ascii="Charis SIL Regular" w:hAnsi="Charis SIL Regular" w:eastAsia="Charis SIL Regular"/>
-          <w:b w:val="0"/>
-          <w:i w:val="0"/>
-          <w:color w:val="0000FF"/>
-          <w:sz w:val="24"/>
-          <w:u w:val="single"/>
-        </w:rPr>
-        <w:t xml:space="preserve"> </w:t>
-      </w:r>
-      <w:r>
-        <w:rPr>
-          <w:rFonts w:ascii="Charis SIL Regular" w:hAnsi="Charis SIL Regular" w:eastAsia="Charis SIL Regular"/>
-          <w:b w:val="0"/>
-          <w:i w:val="0"/>
-          <w:color w:val="0000FF"/>
-          <w:sz w:val="24"/>
-          <w:u w:val="single"/>
-        </w:rPr>
-        <w:hyperlink r:id="rId19" w:history="1">
-          <w:r>
-            <w:rPr>
-              <w:rStyle w:val="Hyperlink"/>
-            </w:rPr>
-            <w:t>Geschied</w:t>
-          </w:r>
-        </w:hyperlink>
-      </w:r>
-      <w:r>
-        <w:rPr>
-          <w:rFonts w:ascii="Charis SIL Regular" w:hAnsi="Charis SIL Regular" w:eastAsia="Charis SIL Regular"/>
-          <w:b w:val="0"/>
-          <w:i w:val="0"/>
-          <w:color w:val="0000FF"/>
-          <w:sz w:val="24"/>
-          <w:u w:val="single"/>
-        </w:rPr>
-        <w:hyperlink r:id="rId19" w:history="1">
+        <w:hyperlink r:id="rId20" w:history="1">
           <w:r>
             <w:rPr>
               <w:rStyle w:val="Hyperlink"/>
@@ -1987,75 +1935,7 @@
           <w:sz w:val="24"/>
           <w:u w:val="single"/>
         </w:rPr>
-        <w:hyperlink r:id="rId19" w:history="1">
-          <w:r>
-            <w:rPr>
-              <w:rStyle w:val="Hyperlink"/>
-            </w:rPr>
-            <w:t>nis</w:t>
-          </w:r>
-        </w:hyperlink>
-      </w:r>
-      <w:r>
-        <w:rPr>
-          <w:rFonts w:ascii="Charis SIL Regular" w:hAnsi="Charis SIL Regular" w:eastAsia="Charis SIL Regular"/>
-          <w:b w:val="0"/>
-          <w:i w:val="0"/>
-          <w:color w:val="0000FF"/>
-          <w:sz w:val="24"/>
-          <w:u w:val="single"/>
-        </w:rPr>
         <w:t xml:space="preserve"> </w:t>
-      </w:r>
-      <w:r>
-        <w:rPr>
-          <w:rFonts w:ascii="Charis SIL Regular" w:hAnsi="Charis SIL Regular" w:eastAsia="Charis SIL Regular"/>
-          <w:b w:val="0"/>
-          <w:i w:val="0"/>
-          <w:color w:val="0000FF"/>
-          <w:sz w:val="24"/>
-          <w:u w:val="single"/>
-        </w:rPr>
-        <w:hyperlink r:id="rId19" w:history="1">
-          <w:r>
-            <w:rPr>
-              <w:rStyle w:val="Hyperlink"/>
-            </w:rPr>
-            <w:t>Indonesië</w:t>
-          </w:r>
-        </w:hyperlink>
-      </w:r>
-      <w:r>
-        <w:rPr>
-          <w:rFonts w:ascii="Charis SIL Regular" w:hAnsi="Charis SIL Regular" w:eastAsia="Charis SIL Regular"/>
-          <w:b w:val="0"/>
-          <w:i w:val="0"/>
-          <w:color w:val="000000"/>
-          <w:sz w:val="24"/>
-        </w:rPr>
-        <w:t xml:space="preserve">(SMGI) en de collectie </w:t>
-      </w:r>
-      <w:r>
-        <w:rPr>
-          <w:rFonts w:ascii="Charis SIL Regular" w:hAnsi="Charis SIL Regular" w:eastAsia="Charis SIL Regular"/>
-          <w:b w:val="0"/>
-          <w:i w:val="0"/>
-          <w:color w:val="0000FF"/>
-          <w:sz w:val="24"/>
-          <w:u w:val="single"/>
-        </w:rPr>
-        <w:t>Zuidoost-Aziatisch</w:t>
-      </w:r>
-      <w:r>
-        <w:rPr>
-          <w:rFonts w:ascii="Charis SIL Regular" w:hAnsi="Charis SIL Regular" w:eastAsia="Charis SIL Regular"/>
-          <w:b w:val="0"/>
-          <w:i w:val="0"/>
-          <w:color w:val="0000FF"/>
-          <w:sz w:val="24"/>
-          <w:u w:val="single"/>
-        </w:rPr>
-        <w:t xml:space="preserve">e </w:t>
       </w:r>
       <w:r>
         <w:rPr>
@@ -2102,7 +1982,7 @@
           <w:color w:val="000000"/>
           <w:sz w:val="24"/>
         </w:rPr>
-        <w:hyperlink r:id="rId19" w:history="1">
+        <w:hyperlink r:id="rId20" w:history="1">
           <w:r>
             <w:rPr>
               <w:rStyle w:val="Hyperlink"/>
@@ -2120,7 +2000,7 @@
           <w:color w:val="000000"/>
           <w:sz w:val="24"/>
         </w:rPr>
-        <w:hyperlink r:id="rId19" w:history="1">
+        <w:hyperlink r:id="rId20" w:history="1">
           <w:r>
             <w:rPr>
               <w:rStyle w:val="Hyperlink"/>
@@ -2138,7 +2018,7 @@
           <w:color w:val="000000"/>
           <w:sz w:val="24"/>
         </w:rPr>
-        <w:hyperlink r:id="rId19" w:history="1">
+        <w:hyperlink r:id="rId20" w:history="1">
           <w:r>
             <w:rPr>
               <w:rStyle w:val="Hyperlink"/>
@@ -2156,7 +2036,7 @@
           <w:color w:val="000000"/>
           <w:sz w:val="24"/>
         </w:rPr>
-        <w:hyperlink r:id="rId19" w:history="1">
+        <w:hyperlink r:id="rId20" w:history="1">
           <w:r>
             <w:rPr>
               <w:rStyle w:val="Hyperlink"/>
@@ -2174,7 +2054,7 @@
           <w:color w:val="000000"/>
           <w:sz w:val="24"/>
         </w:rPr>
-        <w:hyperlink r:id="rId19" w:history="1">
+        <w:hyperlink r:id="rId20" w:history="1">
           <w:r>
             <w:rPr>
               <w:rStyle w:val="Hyperlink"/>
@@ -3965,7 +3845,7 @@
           <w:sz w:val="24"/>
           <w:u w:val="single"/>
         </w:rPr>
-        <w:hyperlink r:id="rId19" w:history="1">
+        <w:hyperlink r:id="rId20" w:history="1">
           <w:r>
             <w:rPr>
               <w:rStyle w:val="Hyperlink"/>
@@ -3983,7 +3863,7 @@
           <w:sz w:val="24"/>
           <w:u w:val="single"/>
         </w:rPr>
-        <w:hyperlink r:id="rId19" w:history="1">
+        <w:hyperlink r:id="rId20" w:history="1">
           <w:r>
             <w:rPr>
               <w:rStyle w:val="Hyperlink"/>
@@ -4001,7 +3881,7 @@
           <w:sz w:val="24"/>
           <w:u w:val="single"/>
         </w:rPr>
-        <w:hyperlink r:id="rId19" w:history="1">
+        <w:hyperlink r:id="rId20" w:history="1">
           <w:r>
             <w:rPr>
               <w:rStyle w:val="Hyperlink"/>
@@ -4019,7 +3899,7 @@
           <w:sz w:val="24"/>
           <w:u w:val="single"/>
         </w:rPr>
-        <w:hyperlink r:id="rId19" w:history="1">
+        <w:hyperlink r:id="rId20" w:history="1">
           <w:r>
             <w:rPr>
               <w:rStyle w:val="Hyperlink"/>
@@ -4037,7 +3917,7 @@
           <w:sz w:val="24"/>
           <w:u w:val="single"/>
         </w:rPr>
-        <w:hyperlink r:id="rId19" w:history="1">
+        <w:hyperlink r:id="rId20" w:history="1">
           <w:r>
             <w:rPr>
               <w:rStyle w:val="Hyperlink"/>
@@ -4144,7 +4024,7 @@
           <w:sz w:val="24"/>
           <w:u w:val="single"/>
         </w:rPr>
-        <w:hyperlink r:id="rId20" w:history="1">
+        <w:hyperlink r:id="rId19" w:history="1">
           <w:r>
             <w:rPr>
               <w:rStyle w:val="Hyperlink"/>
@@ -4162,7 +4042,7 @@
           <w:sz w:val="24"/>
           <w:u w:val="single"/>
         </w:rPr>
-        <w:hyperlink r:id="rId20" w:history="1">
+        <w:hyperlink r:id="rId19" w:history="1">
           <w:r>
             <w:rPr>
               <w:rStyle w:val="Hyperlink"/>
@@ -4180,7 +4060,7 @@
           <w:sz w:val="24"/>
           <w:u w:val="single"/>
         </w:rPr>
-        <w:hyperlink r:id="rId20" w:history="1">
+        <w:hyperlink r:id="rId19" w:history="1">
           <w:r>
             <w:rPr>
               <w:rStyle w:val="Hyperlink"/>

--- a/EXPORTS/DOCX/published/niveau3/Dutch/KITLV.docx
+++ b/EXPORTS/DOCX/published/niveau3/Dutch/KITLV.docx
@@ -451,13 +451,31 @@
       </w:r>
       <w:r>
         <w:rPr>
+          <w:u w:val="single" w:color="0000ff"/>
           <w:rFonts w:ascii="Charis SIL Regular" w:hAnsi="Charis SIL Regular" w:eastAsia="Charis SIL Regular"/>
           <w:b w:val="0"/>
           <w:i w:val="0"/>
           <w:color w:val="000000"/>
           <w:sz w:val="24"/>
         </w:rPr>
-        <w:t xml:space="preserve">in dat jaar </w:t>
+        <w:hyperlink r:id="rId10" w:history="1">
+          <w:r>
+            <w:rPr>
+              <w:rStyle w:val="Hyperlink"/>
+            </w:rPr>
+            <w:t>i</w:t>
+          </w:r>
+        </w:hyperlink>
+      </w:r>
+      <w:r>
+        <w:rPr>
+          <w:rFonts w:ascii="Charis SIL Regular" w:hAnsi="Charis SIL Regular" w:eastAsia="Charis SIL Regular"/>
+          <w:b w:val="0"/>
+          <w:i w:val="0"/>
+          <w:color w:val="000000"/>
+          <w:sz w:val="24"/>
+        </w:rPr>
+        <w:t xml:space="preserve">n dat jaar </w:t>
       </w:r>
       <w:r>
         <w:rPr>
@@ -1837,8 +1855,120 @@
           <w:i w:val="0"/>
           <w:color w:val="0000FF"/>
           <w:sz w:val="24"/>
-        </w:rPr>
-        <w:t>Stichting Mondelinge Geschiedenis</w:t>
+          <w:u w:val="single"/>
+        </w:rPr>
+        <w:hyperlink r:id="rId19" w:history="1">
+          <w:r>
+            <w:rPr>
+              <w:rStyle w:val="Hyperlink"/>
+            </w:rPr>
+            <w:t>Stichting</w:t>
+          </w:r>
+        </w:hyperlink>
+      </w:r>
+      <w:r>
+        <w:rPr>
+          <w:rFonts w:ascii="Charis SIL Regular" w:hAnsi="Charis SIL Regular" w:eastAsia="Charis SIL Regular"/>
+          <w:b w:val="0"/>
+          <w:i w:val="0"/>
+          <w:color w:val="0000FF"/>
+          <w:sz w:val="24"/>
+          <w:u w:val="single"/>
+        </w:rPr>
+        <w:t xml:space="preserve"> </w:t>
+      </w:r>
+      <w:r>
+        <w:rPr>
+          <w:rFonts w:ascii="Charis SIL Regular" w:hAnsi="Charis SIL Regular" w:eastAsia="Charis SIL Regular"/>
+          <w:b w:val="0"/>
+          <w:i w:val="0"/>
+          <w:color w:val="0000FF"/>
+          <w:sz w:val="24"/>
+        </w:rPr>
+        <w:t>Mondeli</w:t>
+      </w:r>
+      <w:r>
+        <w:rPr>
+          <w:rFonts w:ascii="Charis SIL Regular" w:hAnsi="Charis SIL Regular" w:eastAsia="Charis SIL Regular"/>
+          <w:b w:val="0"/>
+          <w:i w:val="0"/>
+          <w:color w:val="0000FF"/>
+          <w:sz w:val="24"/>
+          <w:u w:val="single"/>
+        </w:rPr>
+        <w:hyperlink r:id="rId18" w:history="1">
+          <w:r>
+            <w:rPr>
+              <w:rStyle w:val="Hyperlink"/>
+            </w:rPr>
+            <w:t>nge</w:t>
+          </w:r>
+        </w:hyperlink>
+      </w:r>
+      <w:r>
+        <w:rPr>
+          <w:rFonts w:ascii="Charis SIL Regular" w:hAnsi="Charis SIL Regular" w:eastAsia="Charis SIL Regular"/>
+          <w:b w:val="0"/>
+          <w:i w:val="0"/>
+          <w:color w:val="0000FF"/>
+          <w:sz w:val="24"/>
+          <w:u w:val="single"/>
+        </w:rPr>
+        <w:t xml:space="preserve"> </w:t>
+      </w:r>
+      <w:r>
+        <w:rPr>
+          <w:rFonts w:ascii="Charis SIL Regular" w:hAnsi="Charis SIL Regular" w:eastAsia="Charis SIL Regular"/>
+          <w:b w:val="0"/>
+          <w:i w:val="0"/>
+          <w:color w:val="0000FF"/>
+          <w:sz w:val="24"/>
+          <w:u w:val="single"/>
+        </w:rPr>
+        <w:hyperlink r:id="rId18" w:history="1">
+          <w:r>
+            <w:rPr>
+              <w:rStyle w:val="Hyperlink"/>
+            </w:rPr>
+            <w:t>Geschied</w:t>
+          </w:r>
+        </w:hyperlink>
+      </w:r>
+      <w:r>
+        <w:rPr>
+          <w:rFonts w:ascii="Charis SIL Regular" w:hAnsi="Charis SIL Regular" w:eastAsia="Charis SIL Regular"/>
+          <w:b w:val="0"/>
+          <w:i w:val="0"/>
+          <w:color w:val="0000FF"/>
+          <w:sz w:val="24"/>
+          <w:u w:val="single"/>
+        </w:rPr>
+        <w:hyperlink r:id="rId18" w:history="1">
+          <w:r>
+            <w:rPr>
+              <w:rStyle w:val="Hyperlink"/>
+            </w:rPr>
+            <w:t>e</w:t>
+          </w:r>
+        </w:hyperlink>
+      </w:r>
+      <w:r>
+        <w:rPr>
+          <w:rFonts w:ascii="Charis SIL Regular" w:hAnsi="Charis SIL Regular" w:eastAsia="Charis SIL Regular"/>
+          <w:b w:val="0"/>
+          <w:i w:val="0"/>
+          <w:color w:val="0000FF"/>
+          <w:sz w:val="24"/>
+          <w:u w:val="single"/>
+        </w:rPr>
+        <w:hyperlink r:id="rId18" w:history="1">
+          <w:r>
+            <w:rPr>
+              <w:rStyle w:val="Hyperlink"/>
+            </w:rPr>
+            <w:t>nis</w:t>
+          </w:r>
+        </w:hyperlink>
       </w:r>
       <w:r>
         <w:rPr>
@@ -1888,14 +2018,7 @@
           <w:sz w:val="24"/>
           <w:u w:val="single"/>
         </w:rPr>
-        <w:hyperlink r:id="rId19" w:history="1">
-          <w:r>
-            <w:rPr>
-              <w:rStyle w:val="Hyperlink"/>
-            </w:rPr>
-            <w:t>Zuidoost-</w:t>
-          </w:r>
-        </w:hyperlink>
+        <w:t>Zuidoost-Aziatisch</w:t>
       </w:r>
       <w:r>
         <w:rPr>
@@ -1906,18 +2029,7 @@
           <w:sz w:val="24"/>
           <w:u w:val="single"/>
         </w:rPr>
-        <w:t>Aziatisch</w:t>
-      </w:r>
-      <w:r>
-        <w:rPr>
-          <w:rFonts w:ascii="Charis SIL Regular" w:hAnsi="Charis SIL Regular" w:eastAsia="Charis SIL Regular"/>
-          <w:b w:val="0"/>
-          <w:i w:val="0"/>
-          <w:color w:val="0000FF"/>
-          <w:sz w:val="24"/>
-          <w:u w:val="single"/>
-        </w:rPr>
-        <w:hyperlink r:id="rId20" w:history="1">
+        <w:hyperlink r:id="rId19" w:history="1">
           <w:r>
             <w:rPr>
               <w:rStyle w:val="Hyperlink"/>
@@ -1982,7 +2094,7 @@
           <w:color w:val="000000"/>
           <w:sz w:val="24"/>
         </w:rPr>
-        <w:hyperlink r:id="rId20" w:history="1">
+        <w:hyperlink r:id="rId19" w:history="1">
           <w:r>
             <w:rPr>
               <w:rStyle w:val="Hyperlink"/>
@@ -2000,7 +2112,7 @@
           <w:color w:val="000000"/>
           <w:sz w:val="24"/>
         </w:rPr>
-        <w:hyperlink r:id="rId20" w:history="1">
+        <w:hyperlink r:id="rId19" w:history="1">
           <w:r>
             <w:rPr>
               <w:rStyle w:val="Hyperlink"/>
@@ -2018,7 +2130,7 @@
           <w:color w:val="000000"/>
           <w:sz w:val="24"/>
         </w:rPr>
-        <w:hyperlink r:id="rId20" w:history="1">
+        <w:hyperlink r:id="rId19" w:history="1">
           <w:r>
             <w:rPr>
               <w:rStyle w:val="Hyperlink"/>
@@ -2036,7 +2148,7 @@
           <w:color w:val="000000"/>
           <w:sz w:val="24"/>
         </w:rPr>
-        <w:hyperlink r:id="rId20" w:history="1">
+        <w:hyperlink r:id="rId19" w:history="1">
           <w:r>
             <w:rPr>
               <w:rStyle w:val="Hyperlink"/>
@@ -2054,7 +2166,7 @@
           <w:color w:val="000000"/>
           <w:sz w:val="24"/>
         </w:rPr>
-        <w:hyperlink r:id="rId20" w:history="1">
+        <w:hyperlink r:id="rId19" w:history="1">
           <w:r>
             <w:rPr>
               <w:rStyle w:val="Hyperlink"/>
@@ -3845,7 +3957,7 @@
           <w:sz w:val="24"/>
           <w:u w:val="single"/>
         </w:rPr>
-        <w:hyperlink r:id="rId20" w:history="1">
+        <w:hyperlink r:id="rId19" w:history="1">
           <w:r>
             <w:rPr>
               <w:rStyle w:val="Hyperlink"/>
@@ -3863,7 +3975,7 @@
           <w:sz w:val="24"/>
           <w:u w:val="single"/>
         </w:rPr>
-        <w:hyperlink r:id="rId20" w:history="1">
+        <w:hyperlink r:id="rId19" w:history="1">
           <w:r>
             <w:rPr>
               <w:rStyle w:val="Hyperlink"/>
@@ -3881,7 +3993,7 @@
           <w:sz w:val="24"/>
           <w:u w:val="single"/>
         </w:rPr>
-        <w:hyperlink r:id="rId20" w:history="1">
+        <w:hyperlink r:id="rId19" w:history="1">
           <w:r>
             <w:rPr>
               <w:rStyle w:val="Hyperlink"/>
@@ -3899,7 +4011,7 @@
           <w:sz w:val="24"/>
           <w:u w:val="single"/>
         </w:rPr>
-        <w:hyperlink r:id="rId20" w:history="1">
+        <w:hyperlink r:id="rId19" w:history="1">
           <w:r>
             <w:rPr>
               <w:rStyle w:val="Hyperlink"/>
@@ -3917,7 +4029,7 @@
           <w:sz w:val="24"/>
           <w:u w:val="single"/>
         </w:rPr>
-        <w:hyperlink r:id="rId20" w:history="1">
+        <w:hyperlink r:id="rId19" w:history="1">
           <w:r>
             <w:rPr>
               <w:rStyle w:val="Hyperlink"/>
@@ -4024,7 +4136,7 @@
           <w:sz w:val="24"/>
           <w:u w:val="single"/>
         </w:rPr>
-        <w:hyperlink r:id="rId19" w:history="1">
+        <w:hyperlink r:id="rId20" w:history="1">
           <w:r>
             <w:rPr>
               <w:rStyle w:val="Hyperlink"/>
@@ -4042,7 +4154,7 @@
           <w:sz w:val="24"/>
           <w:u w:val="single"/>
         </w:rPr>
-        <w:hyperlink r:id="rId19" w:history="1">
+        <w:hyperlink r:id="rId20" w:history="1">
           <w:r>
             <w:rPr>
               <w:rStyle w:val="Hyperlink"/>
@@ -4060,7 +4172,7 @@
           <w:sz w:val="24"/>
           <w:u w:val="single"/>
         </w:rPr>
-        <w:hyperlink r:id="rId19" w:history="1">
+        <w:hyperlink r:id="rId20" w:history="1">
           <w:r>
             <w:rPr>
               <w:rStyle w:val="Hyperlink"/>
@@ -4321,7 +4433,7 @@
           <w:sz w:val="24"/>
           <w:u w:val="single"/>
         </w:rPr>
-        <w:hyperlink r:id="rId23" w:history="1">
+        <w:hyperlink r:id="rId22" w:history="1">
           <w:r>
             <w:rPr>
               <w:rStyle w:val="Hyperlink"/>
@@ -4339,7 +4451,7 @@
           <w:sz w:val="24"/>
           <w:u w:val="single"/>
         </w:rPr>
-        <w:hyperlink r:id="rId23" w:history="1">
+        <w:hyperlink r:id="rId22" w:history="1">
           <w:r>
             <w:rPr>
               <w:rStyle w:val="Hyperlink"/>
@@ -4367,7 +4479,7 @@
           <w:sz w:val="24"/>
           <w:u w:val="single"/>
         </w:rPr>
-        <w:hyperlink r:id="rId24" w:history="1">
+        <w:hyperlink r:id="rId22" w:history="1">
           <w:r>
             <w:rPr>
               <w:rStyle w:val="Hyperlink"/>
@@ -4396,7 +4508,7 @@
           <w:sz w:val="24"/>
           <w:u w:val="single"/>
         </w:rPr>
-        <w:hyperlink r:id="rId24" w:history="1">
+        <w:hyperlink r:id="rId22" w:history="1">
           <w:r>
             <w:rPr>
               <w:rStyle w:val="Hyperlink"/>
@@ -4414,7 +4526,7 @@
           <w:sz w:val="24"/>
           <w:u w:val="single"/>
         </w:rPr>
-        <w:hyperlink r:id="rId24" w:history="1">
+        <w:hyperlink r:id="rId22" w:history="1">
           <w:r>
             <w:rPr>
               <w:rStyle w:val="Hyperlink"/>
@@ -4532,7 +4644,7 @@
           <w:sz w:val="24"/>
           <w:u w:val="single"/>
         </w:rPr>
-        <w:hyperlink r:id="rId25" w:history="1">
+        <w:hyperlink r:id="rId24" w:history="1">
           <w:r>
             <w:rPr>
               <w:rStyle w:val="Hyperlink"/>
@@ -4550,7 +4662,7 @@
           <w:sz w:val="24"/>
           <w:u w:val="single"/>
         </w:rPr>
-        <w:hyperlink r:id="rId25" w:history="1">
+        <w:hyperlink r:id="rId24" w:history="1">
           <w:r>
             <w:rPr>
               <w:rStyle w:val="Hyperlink"/>
@@ -4568,7 +4680,7 @@
           <w:sz w:val="24"/>
           <w:u w:val="single"/>
         </w:rPr>
-        <w:hyperlink r:id="rId25" w:history="1">
+        <w:hyperlink r:id="rId24" w:history="1">
           <w:r>
             <w:rPr>
               <w:rStyle w:val="Hyperlink"/>
@@ -4586,7 +4698,7 @@
           <w:sz w:val="24"/>
           <w:u w:val="single"/>
         </w:rPr>
-        <w:hyperlink r:id="rId25" w:history="1">
+        <w:hyperlink r:id="rId24" w:history="1">
           <w:r>
             <w:rPr>
               <w:rStyle w:val="Hyperlink"/>
@@ -4604,7 +4716,7 @@
           <w:sz w:val="24"/>
           <w:u w:val="single"/>
         </w:rPr>
-        <w:hyperlink r:id="rId25" w:history="1">
+        <w:hyperlink r:id="rId24" w:history="1">
           <w:r>
             <w:rPr>
               <w:rStyle w:val="Hyperlink"/>
@@ -4622,7 +4734,7 @@
           <w:sz w:val="24"/>
           <w:u w:val="single"/>
         </w:rPr>
-        <w:hyperlink r:id="rId25" w:history="1">
+        <w:hyperlink r:id="rId24" w:history="1">
           <w:r>
             <w:rPr>
               <w:rStyle w:val="Hyperlink"/>
@@ -4640,7 +4752,7 @@
           <w:sz w:val="24"/>
           <w:u w:val="single"/>
         </w:rPr>
-        <w:hyperlink r:id="rId25" w:history="1">
+        <w:hyperlink r:id="rId24" w:history="1">
           <w:r>
             <w:rPr>
               <w:rStyle w:val="Hyperlink"/>
@@ -4668,7 +4780,7 @@
           <w:sz w:val="24"/>
           <w:u w:val="single"/>
         </w:rPr>
-        <w:hyperlink r:id="rId26" w:history="1">
+        <w:hyperlink r:id="rId25" w:history="1">
           <w:r>
             <w:rPr>
               <w:rStyle w:val="Hyperlink"/>
@@ -4697,7 +4809,7 @@
           <w:sz w:val="24"/>
           <w:u w:val="single"/>
         </w:rPr>
-        <w:hyperlink r:id="rId26" w:history="1">
+        <w:hyperlink r:id="rId25" w:history="1">
           <w:r>
             <w:rPr>
               <w:rStyle w:val="Hyperlink"/>

--- a/EXPORTS/DOCX/published/niveau3/Dutch/KITLV.docx
+++ b/EXPORTS/DOCX/published/niveau3/Dutch/KITLV.docx
@@ -469,13 +469,31 @@
       </w:r>
       <w:r>
         <w:rPr>
+          <w:u w:val="single" w:color="0000ff"/>
           <w:rFonts w:ascii="Charis SIL Regular" w:hAnsi="Charis SIL Regular" w:eastAsia="Charis SIL Regular"/>
           <w:b w:val="0"/>
           <w:i w:val="0"/>
           <w:color w:val="000000"/>
           <w:sz w:val="24"/>
         </w:rPr>
-        <w:t xml:space="preserve">n dat jaar </w:t>
+        <w:hyperlink r:id="rId10" w:history="1">
+          <w:r>
+            <w:rPr>
+              <w:rStyle w:val="Hyperlink"/>
+            </w:rPr>
+            <w:t>n dat ja</w:t>
+          </w:r>
+        </w:hyperlink>
+      </w:r>
+      <w:r>
+        <w:rPr>
+          <w:rFonts w:ascii="Charis SIL Regular" w:hAnsi="Charis SIL Regular" w:eastAsia="Charis SIL Regular"/>
+          <w:b w:val="0"/>
+          <w:i w:val="0"/>
+          <w:color w:val="000000"/>
+          <w:sz w:val="24"/>
+        </w:rPr>
+        <w:t xml:space="preserve">ar </w:t>
       </w:r>
       <w:r>
         <w:rPr>
@@ -1612,7 +1630,14 @@
           <w:sz w:val="24"/>
           <w:u w:val="single"/>
         </w:rPr>
-        <w:t>we</w:t>
+        <w:hyperlink r:id="rId17" w:history="1">
+          <w:r>
+            <w:rPr>
+              <w:rStyle w:val="Hyperlink"/>
+            </w:rPr>
+            <w:t>we</w:t>
+          </w:r>
+        </w:hyperlink>
       </w:r>
       <w:r>
         <w:rPr>
@@ -1884,8 +1909,16 @@
           <w:i w:val="0"/>
           <w:color w:val="0000FF"/>
           <w:sz w:val="24"/>
-        </w:rPr>
-        <w:t>Mondeli</w:t>
+          <w:u w:val="single"/>
+        </w:rPr>
+        <w:hyperlink r:id="rId19" w:history="1">
+          <w:r>
+            <w:rPr>
+              <w:rStyle w:val="Hyperlink"/>
+            </w:rPr>
+            <w:t>Mondeli</w:t>
+          </w:r>
+        </w:hyperlink>
       </w:r>
       <w:r>
         <w:rPr>
@@ -1896,7 +1929,7 @@
           <w:sz w:val="24"/>
           <w:u w:val="single"/>
         </w:rPr>
-        <w:hyperlink r:id="rId18" w:history="1">
+        <w:hyperlink r:id="rId19" w:history="1">
           <w:r>
             <w:rPr>
               <w:rStyle w:val="Hyperlink"/>
@@ -1925,7 +1958,7 @@
           <w:sz w:val="24"/>
           <w:u w:val="single"/>
         </w:rPr>
-        <w:hyperlink r:id="rId18" w:history="1">
+        <w:hyperlink r:id="rId19" w:history="1">
           <w:r>
             <w:rPr>
               <w:rStyle w:val="Hyperlink"/>
@@ -2018,7 +2051,32 @@
           <w:sz w:val="24"/>
           <w:u w:val="single"/>
         </w:rPr>
-        <w:t>Zuidoost-Aziatisch</w:t>
+        <w:hyperlink r:id="rId20" w:history="1">
+          <w:r>
+            <w:rPr>
+              <w:rStyle w:val="Hyperlink"/>
+            </w:rPr>
+            <w:t>Zuidoost-</w:t>
+          </w:r>
+        </w:hyperlink>
+      </w:r>
+      <w:r>
+        <w:rPr>
+          <w:rFonts w:ascii="Charis SIL Regular" w:hAnsi="Charis SIL Regular" w:eastAsia="Charis SIL Regular"/>
+          <w:b w:val="0"/>
+          <w:i w:val="0"/>
+          <w:color w:val="0000FF"/>
+          <w:sz w:val="24"/>
+          <w:u w:val="single"/>
+        </w:rPr>
+        <w:hyperlink r:id="rId20" w:history="1">
+          <w:r>
+            <w:rPr>
+              <w:rStyle w:val="Hyperlink"/>
+            </w:rPr>
+            <w:t>Aziatisch</w:t>
+          </w:r>
+        </w:hyperlink>
       </w:r>
       <w:r>
         <w:rPr>
@@ -4433,7 +4491,7 @@
           <w:sz w:val="24"/>
           <w:u w:val="single"/>
         </w:rPr>
-        <w:hyperlink r:id="rId22" w:history="1">
+        <w:hyperlink r:id="rId23" w:history="1">
           <w:r>
             <w:rPr>
               <w:rStyle w:val="Hyperlink"/>
@@ -4451,7 +4509,7 @@
           <w:sz w:val="24"/>
           <w:u w:val="single"/>
         </w:rPr>
-        <w:hyperlink r:id="rId22" w:history="1">
+        <w:hyperlink r:id="rId23" w:history="1">
           <w:r>
             <w:rPr>
               <w:rStyle w:val="Hyperlink"/>
@@ -4479,7 +4537,7 @@
           <w:sz w:val="24"/>
           <w:u w:val="single"/>
         </w:rPr>
-        <w:hyperlink r:id="rId22" w:history="1">
+        <w:hyperlink r:id="rId24" w:history="1">
           <w:r>
             <w:rPr>
               <w:rStyle w:val="Hyperlink"/>
@@ -4508,7 +4566,7 @@
           <w:sz w:val="24"/>
           <w:u w:val="single"/>
         </w:rPr>
-        <w:hyperlink r:id="rId22" w:history="1">
+        <w:hyperlink r:id="rId24" w:history="1">
           <w:r>
             <w:rPr>
               <w:rStyle w:val="Hyperlink"/>
@@ -4526,7 +4584,7 @@
           <w:sz w:val="24"/>
           <w:u w:val="single"/>
         </w:rPr>
-        <w:hyperlink r:id="rId22" w:history="1">
+        <w:hyperlink r:id="rId24" w:history="1">
           <w:r>
             <w:rPr>
               <w:rStyle w:val="Hyperlink"/>
@@ -4644,7 +4702,7 @@
           <w:sz w:val="24"/>
           <w:u w:val="single"/>
         </w:rPr>
-        <w:hyperlink r:id="rId24" w:history="1">
+        <w:hyperlink r:id="rId25" w:history="1">
           <w:r>
             <w:rPr>
               <w:rStyle w:val="Hyperlink"/>
@@ -4662,7 +4720,7 @@
           <w:sz w:val="24"/>
           <w:u w:val="single"/>
         </w:rPr>
-        <w:hyperlink r:id="rId24" w:history="1">
+        <w:hyperlink r:id="rId25" w:history="1">
           <w:r>
             <w:rPr>
               <w:rStyle w:val="Hyperlink"/>
@@ -4680,7 +4738,7 @@
           <w:sz w:val="24"/>
           <w:u w:val="single"/>
         </w:rPr>
-        <w:hyperlink r:id="rId24" w:history="1">
+        <w:hyperlink r:id="rId25" w:history="1">
           <w:r>
             <w:rPr>
               <w:rStyle w:val="Hyperlink"/>
@@ -4698,7 +4756,7 @@
           <w:sz w:val="24"/>
           <w:u w:val="single"/>
         </w:rPr>
-        <w:hyperlink r:id="rId24" w:history="1">
+        <w:hyperlink r:id="rId25" w:history="1">
           <w:r>
             <w:rPr>
               <w:rStyle w:val="Hyperlink"/>
@@ -4716,7 +4774,7 @@
           <w:sz w:val="24"/>
           <w:u w:val="single"/>
         </w:rPr>
-        <w:hyperlink r:id="rId24" w:history="1">
+        <w:hyperlink r:id="rId25" w:history="1">
           <w:r>
             <w:rPr>
               <w:rStyle w:val="Hyperlink"/>
@@ -4734,7 +4792,7 @@
           <w:sz w:val="24"/>
           <w:u w:val="single"/>
         </w:rPr>
-        <w:hyperlink r:id="rId24" w:history="1">
+        <w:hyperlink r:id="rId25" w:history="1">
           <w:r>
             <w:rPr>
               <w:rStyle w:val="Hyperlink"/>
@@ -4752,7 +4810,7 @@
           <w:sz w:val="24"/>
           <w:u w:val="single"/>
         </w:rPr>
-        <w:hyperlink r:id="rId24" w:history="1">
+        <w:hyperlink r:id="rId25" w:history="1">
           <w:r>
             <w:rPr>
               <w:rStyle w:val="Hyperlink"/>
@@ -4780,7 +4838,7 @@
           <w:sz w:val="24"/>
           <w:u w:val="single"/>
         </w:rPr>
-        <w:hyperlink r:id="rId25" w:history="1">
+        <w:hyperlink r:id="rId26" w:history="1">
           <w:r>
             <w:rPr>
               <w:rStyle w:val="Hyperlink"/>
@@ -4809,7 +4867,7 @@
           <w:sz w:val="24"/>
           <w:u w:val="single"/>
         </w:rPr>
-        <w:hyperlink r:id="rId25" w:history="1">
+        <w:hyperlink r:id="rId26" w:history="1">
           <w:r>
             <w:rPr>
               <w:rStyle w:val="Hyperlink"/>

--- a/EXPORTS/DOCX/published/niveau3/Dutch/KITLV.docx
+++ b/EXPORTS/DOCX/published/niveau3/Dutch/KITLV.docx
@@ -1628,16 +1628,8 @@
           <w:i w:val="0"/>
           <w:color w:val="0000FF"/>
           <w:sz w:val="24"/>
-          <w:u w:val="single"/>
-        </w:rPr>
-        <w:hyperlink r:id="rId17" w:history="1">
-          <w:r>
-            <w:rPr>
-              <w:rStyle w:val="Hyperlink"/>
-            </w:rPr>
-            <w:t>we</w:t>
-          </w:r>
-        </w:hyperlink>
+        </w:rPr>
+        <w:t>we</w:t>
       </w:r>
       <w:r>
         <w:rPr>
@@ -1900,7 +1892,7 @@
           <w:sz w:val="24"/>
           <w:u w:val="single"/>
         </w:rPr>
-        <w:t xml:space="preserve"> </w:t>
+        <w:t xml:space="preserve"> Mondeli</w:t>
       </w:r>
       <w:r>
         <w:rPr>
@@ -1911,25 +1903,7 @@
           <w:sz w:val="24"/>
           <w:u w:val="single"/>
         </w:rPr>
-        <w:hyperlink r:id="rId19" w:history="1">
-          <w:r>
-            <w:rPr>
-              <w:rStyle w:val="Hyperlink"/>
-            </w:rPr>
-            <w:t>Mondeli</w:t>
-          </w:r>
-        </w:hyperlink>
-      </w:r>
-      <w:r>
-        <w:rPr>
-          <w:rFonts w:ascii="Charis SIL Regular" w:hAnsi="Charis SIL Regular" w:eastAsia="Charis SIL Regular"/>
-          <w:b w:val="0"/>
-          <w:i w:val="0"/>
-          <w:color w:val="0000FF"/>
-          <w:sz w:val="24"/>
-          <w:u w:val="single"/>
-        </w:rPr>
-        <w:hyperlink r:id="rId19" w:history="1">
+        <w:hyperlink r:id="rId18" w:history="1">
           <w:r>
             <w:rPr>
               <w:rStyle w:val="Hyperlink"/>
@@ -1976,7 +1950,7 @@
           <w:sz w:val="24"/>
           <w:u w:val="single"/>
         </w:rPr>
-        <w:hyperlink r:id="rId18" w:history="1">
+        <w:hyperlink r:id="rId19" w:history="1">
           <w:r>
             <w:rPr>
               <w:rStyle w:val="Hyperlink"/>
@@ -1994,7 +1968,7 @@
           <w:sz w:val="24"/>
           <w:u w:val="single"/>
         </w:rPr>
-        <w:hyperlink r:id="rId18" w:history="1">
+        <w:hyperlink r:id="rId19" w:history="1">
           <w:r>
             <w:rPr>
               <w:rStyle w:val="Hyperlink"/>
@@ -2023,7 +1997,7 @@
           <w:sz w:val="24"/>
           <w:u w:val="single"/>
         </w:rPr>
-        <w:hyperlink r:id="rId18" w:history="1">
+        <w:hyperlink r:id="rId19" w:history="1">
           <w:r>
             <w:rPr>
               <w:rStyle w:val="Hyperlink"/>
@@ -2087,7 +2061,7 @@
           <w:sz w:val="24"/>
           <w:u w:val="single"/>
         </w:rPr>
-        <w:hyperlink r:id="rId19" w:history="1">
+        <w:hyperlink r:id="rId20" w:history="1">
           <w:r>
             <w:rPr>
               <w:rStyle w:val="Hyperlink"/>
@@ -4491,7 +4465,7 @@
           <w:sz w:val="24"/>
           <w:u w:val="single"/>
         </w:rPr>
-        <w:hyperlink r:id="rId23" w:history="1">
+        <w:hyperlink r:id="rId22" w:history="1">
           <w:r>
             <w:rPr>
               <w:rStyle w:val="Hyperlink"/>
@@ -4509,7 +4483,7 @@
           <w:sz w:val="24"/>
           <w:u w:val="single"/>
         </w:rPr>
-        <w:hyperlink r:id="rId23" w:history="1">
+        <w:hyperlink r:id="rId22" w:history="1">
           <w:r>
             <w:rPr>
               <w:rStyle w:val="Hyperlink"/>
@@ -4537,7 +4511,7 @@
           <w:sz w:val="24"/>
           <w:u w:val="single"/>
         </w:rPr>
-        <w:hyperlink r:id="rId24" w:history="1">
+        <w:hyperlink r:id="rId22" w:history="1">
           <w:r>
             <w:rPr>
               <w:rStyle w:val="Hyperlink"/>

--- a/EXPORTS/DOCX/published/niveau3/Dutch/KITLV.docx
+++ b/EXPORTS/DOCX/published/niveau3/Dutch/KITLV.docx
@@ -1628,6 +1628,7 @@
           <w:i w:val="0"/>
           <w:color w:val="0000FF"/>
           <w:sz w:val="24"/>
+          <w:u w:val="single"/>
         </w:rPr>
         <w:t>we</w:t>
       </w:r>
@@ -1890,7 +1891,6 @@
           <w:i w:val="0"/>
           <w:color w:val="0000FF"/>
           <w:sz w:val="24"/>
-          <w:u w:val="single"/>
         </w:rPr>
         <w:t xml:space="preserve"> Mondeli</w:t>
       </w:r>
@@ -1932,7 +1932,7 @@
           <w:sz w:val="24"/>
           <w:u w:val="single"/>
         </w:rPr>
-        <w:hyperlink r:id="rId19" w:history="1">
+        <w:hyperlink r:id="rId18" w:history="1">
           <w:r>
             <w:rPr>
               <w:rStyle w:val="Hyperlink"/>
@@ -1950,7 +1950,7 @@
           <w:sz w:val="24"/>
           <w:u w:val="single"/>
         </w:rPr>
-        <w:hyperlink r:id="rId19" w:history="1">
+        <w:hyperlink r:id="rId18" w:history="1">
           <w:r>
             <w:rPr>
               <w:rStyle w:val="Hyperlink"/>
@@ -1968,7 +1968,7 @@
           <w:sz w:val="24"/>
           <w:u w:val="single"/>
         </w:rPr>
-        <w:hyperlink r:id="rId19" w:history="1">
+        <w:hyperlink r:id="rId18" w:history="1">
           <w:r>
             <w:rPr>
               <w:rStyle w:val="Hyperlink"/>
@@ -1997,7 +1997,7 @@
           <w:sz w:val="24"/>
           <w:u w:val="single"/>
         </w:rPr>
-        <w:hyperlink r:id="rId19" w:history="1">
+        <w:hyperlink r:id="rId18" w:history="1">
           <w:r>
             <w:rPr>
               <w:rStyle w:val="Hyperlink"/>
@@ -2043,14 +2043,7 @@
           <w:sz w:val="24"/>
           <w:u w:val="single"/>
         </w:rPr>
-        <w:hyperlink r:id="rId20" w:history="1">
-          <w:r>
-            <w:rPr>
-              <w:rStyle w:val="Hyperlink"/>
-            </w:rPr>
-            <w:t>Aziatisch</w:t>
-          </w:r>
-        </w:hyperlink>
+        <w:t>Aziatisch</w:t>
       </w:r>
       <w:r>
         <w:rPr>
@@ -2061,7 +2054,7 @@
           <w:sz w:val="24"/>
           <w:u w:val="single"/>
         </w:rPr>
-        <w:hyperlink r:id="rId20" w:history="1">
+        <w:hyperlink r:id="rId19" w:history="1">
           <w:r>
             <w:rPr>
               <w:rStyle w:val="Hyperlink"/>
@@ -4465,7 +4458,7 @@
           <w:sz w:val="24"/>
           <w:u w:val="single"/>
         </w:rPr>
-        <w:hyperlink r:id="rId22" w:history="1">
+        <w:hyperlink r:id="rId23" w:history="1">
           <w:r>
             <w:rPr>
               <w:rStyle w:val="Hyperlink"/>
@@ -4483,7 +4476,7 @@
           <w:sz w:val="24"/>
           <w:u w:val="single"/>
         </w:rPr>
-        <w:hyperlink r:id="rId22" w:history="1">
+        <w:hyperlink r:id="rId23" w:history="1">
           <w:r>
             <w:rPr>
               <w:rStyle w:val="Hyperlink"/>
@@ -4511,7 +4504,7 @@
           <w:sz w:val="24"/>
           <w:u w:val="single"/>
         </w:rPr>
-        <w:hyperlink r:id="rId22" w:history="1">
+        <w:hyperlink r:id="rId24" w:history="1">
           <w:r>
             <w:rPr>
               <w:rStyle w:val="Hyperlink"/>
@@ -4540,7 +4533,7 @@
           <w:sz w:val="24"/>
           <w:u w:val="single"/>
         </w:rPr>
-        <w:hyperlink r:id="rId24" w:history="1">
+        <w:hyperlink r:id="rId22" w:history="1">
           <w:r>
             <w:rPr>
               <w:rStyle w:val="Hyperlink"/>

--- a/EXPORTS/DOCX/published/niveau3/Dutch/KITLV.docx
+++ b/EXPORTS/DOCX/published/niveau3/Dutch/KITLV.docx
@@ -1403,25 +1403,7 @@
           <w:color w:val="000000"/>
           <w:sz w:val="24"/>
         </w:rPr>
-        <w:t>'</w:t>
-      </w:r>
-      <w:r>
-        <w:rPr>
-          <w:u w:val="single" w:color="0000ff"/>
-          <w:rFonts w:ascii="Charis SIL Regular" w:hAnsi="Charis SIL Regular" w:eastAsia="Charis SIL Regular"/>
-          <w:b w:val="0"/>
-          <w:i w:val="0"/>
-          <w:color w:val="000000"/>
-          <w:sz w:val="24"/>
-        </w:rPr>
-        <w:hyperlink r:id="rId14" w:history="1">
-          <w:r>
-            <w:rPr>
-              <w:rStyle w:val="Hyperlink"/>
-            </w:rPr>
-            <w:t xml:space="preserve">, en </w:t>
-          </w:r>
-        </w:hyperlink>
+        <w:t xml:space="preserve">', en </w:t>
       </w:r>
       <w:r>
         <w:rPr>
@@ -1630,7 +1612,14 @@
           <w:sz w:val="24"/>
           <w:u w:val="single"/>
         </w:rPr>
-        <w:t>we</w:t>
+        <w:hyperlink r:id="rId17" w:history="1">
+          <w:r>
+            <w:rPr>
+              <w:rStyle w:val="Hyperlink"/>
+            </w:rPr>
+            <w:t>we</w:t>
+          </w:r>
+        </w:hyperlink>
       </w:r>
       <w:r>
         <w:rPr>
@@ -1641,7 +1630,7 @@
           <w:sz w:val="24"/>
           <w:u w:val="single"/>
         </w:rPr>
-        <w:hyperlink r:id="rId16" w:history="1">
+        <w:hyperlink r:id="rId17" w:history="1">
           <w:r>
             <w:rPr>
               <w:rStyle w:val="Hyperlink"/>
@@ -1891,8 +1880,27 @@
           <w:i w:val="0"/>
           <w:color w:val="0000FF"/>
           <w:sz w:val="24"/>
-        </w:rPr>
-        <w:t xml:space="preserve"> Mondeli</w:t>
+          <w:u w:val="single"/>
+        </w:rPr>
+        <w:t xml:space="preserve"> </w:t>
+      </w:r>
+      <w:r>
+        <w:rPr>
+          <w:rFonts w:ascii="Charis SIL Regular" w:hAnsi="Charis SIL Regular" w:eastAsia="Charis SIL Regular"/>
+          <w:b w:val="0"/>
+          <w:i w:val="0"/>
+          <w:color w:val="0000FF"/>
+          <w:sz w:val="24"/>
+          <w:u w:val="single"/>
+        </w:rPr>
+        <w:hyperlink r:id="rId19" w:history="1">
+          <w:r>
+            <w:rPr>
+              <w:rStyle w:val="Hyperlink"/>
+            </w:rPr>
+            <w:t>Mondeli</w:t>
+          </w:r>
+        </w:hyperlink>
       </w:r>
       <w:r>
         <w:rPr>
@@ -2043,7 +2051,14 @@
           <w:sz w:val="24"/>
           <w:u w:val="single"/>
         </w:rPr>
-        <w:t>Aziatisch</w:t>
+        <w:hyperlink r:id="rId20" w:history="1">
+          <w:r>
+            <w:rPr>
+              <w:rStyle w:val="Hyperlink"/>
+            </w:rPr>
+            <w:t>Aziatisch</w:t>
+          </w:r>
+        </w:hyperlink>
       </w:r>
       <w:r>
         <w:rPr>
@@ -2054,7 +2069,7 @@
           <w:sz w:val="24"/>
           <w:u w:val="single"/>
         </w:rPr>
-        <w:hyperlink r:id="rId19" w:history="1">
+        <w:hyperlink r:id="rId20" w:history="1">
           <w:r>
             <w:rPr>
               <w:rStyle w:val="Hyperlink"/>
@@ -4458,7 +4473,7 @@
           <w:sz w:val="24"/>
           <w:u w:val="single"/>
         </w:rPr>
-        <w:hyperlink r:id="rId23" w:history="1">
+        <w:hyperlink r:id="rId22" w:history="1">
           <w:r>
             <w:rPr>
               <w:rStyle w:val="Hyperlink"/>
@@ -4476,7 +4491,7 @@
           <w:sz w:val="24"/>
           <w:u w:val="single"/>
         </w:rPr>
-        <w:hyperlink r:id="rId23" w:history="1">
+        <w:hyperlink r:id="rId22" w:history="1">
           <w:r>
             <w:rPr>
               <w:rStyle w:val="Hyperlink"/>
@@ -4504,7 +4519,7 @@
           <w:sz w:val="24"/>
           <w:u w:val="single"/>
         </w:rPr>
-        <w:hyperlink r:id="rId24" w:history="1">
+        <w:hyperlink r:id="rId22" w:history="1">
           <w:r>
             <w:rPr>
               <w:rStyle w:val="Hyperlink"/>
@@ -4533,7 +4548,7 @@
           <w:sz w:val="24"/>
           <w:u w:val="single"/>
         </w:rPr>
-        <w:hyperlink r:id="rId22" w:history="1">
+        <w:hyperlink r:id="rId24" w:history="1">
           <w:r>
             <w:rPr>
               <w:rStyle w:val="Hyperlink"/>

--- a/EXPORTS/DOCX/published/niveau3/Dutch/KITLV.docx
+++ b/EXPORTS/DOCX/published/niveau3/Dutch/KITLV.docx
@@ -469,31 +469,13 @@
       </w:r>
       <w:r>
         <w:rPr>
-          <w:u w:val="single" w:color="0000ff"/>
           <w:rFonts w:ascii="Charis SIL Regular" w:hAnsi="Charis SIL Regular" w:eastAsia="Charis SIL Regular"/>
           <w:b w:val="0"/>
           <w:i w:val="0"/>
           <w:color w:val="000000"/>
           <w:sz w:val="24"/>
         </w:rPr>
-        <w:hyperlink r:id="rId10" w:history="1">
-          <w:r>
-            <w:rPr>
-              <w:rStyle w:val="Hyperlink"/>
-            </w:rPr>
-            <w:t>n dat ja</w:t>
-          </w:r>
-        </w:hyperlink>
-      </w:r>
-      <w:r>
-        <w:rPr>
-          <w:rFonts w:ascii="Charis SIL Regular" w:hAnsi="Charis SIL Regular" w:eastAsia="Charis SIL Regular"/>
-          <w:b w:val="0"/>
-          <w:i w:val="0"/>
-          <w:color w:val="000000"/>
-          <w:sz w:val="24"/>
-        </w:rPr>
-        <w:t xml:space="preserve">ar </w:t>
+        <w:t xml:space="preserve">n dat jaar </w:t>
       </w:r>
       <w:r>
         <w:rPr>
@@ -1403,7 +1385,25 @@
           <w:color w:val="000000"/>
           <w:sz w:val="24"/>
         </w:rPr>
-        <w:t xml:space="preserve">', en </w:t>
+        <w:t>'</w:t>
+      </w:r>
+      <w:r>
+        <w:rPr>
+          <w:u w:val="single" w:color="0000ff"/>
+          <w:rFonts w:ascii="Charis SIL Regular" w:hAnsi="Charis SIL Regular" w:eastAsia="Charis SIL Regular"/>
+          <w:b w:val="0"/>
+          <w:i w:val="0"/>
+          <w:color w:val="000000"/>
+          <w:sz w:val="24"/>
+        </w:rPr>
+        <w:hyperlink r:id="rId14" w:history="1">
+          <w:r>
+            <w:rPr>
+              <w:rStyle w:val="Hyperlink"/>
+            </w:rPr>
+            <w:t xml:space="preserve">, en </w:t>
+          </w:r>
+        </w:hyperlink>
       </w:r>
       <w:r>
         <w:rPr>
@@ -1610,16 +1610,8 @@
           <w:i w:val="0"/>
           <w:color w:val="0000FF"/>
           <w:sz w:val="24"/>
-          <w:u w:val="single"/>
-        </w:rPr>
-        <w:hyperlink r:id="rId17" w:history="1">
-          <w:r>
-            <w:rPr>
-              <w:rStyle w:val="Hyperlink"/>
-            </w:rPr>
-            <w:t>we</w:t>
-          </w:r>
-        </w:hyperlink>
+        </w:rPr>
+        <w:t>we</w:t>
       </w:r>
       <w:r>
         <w:rPr>
@@ -1630,7 +1622,7 @@
           <w:sz w:val="24"/>
           <w:u w:val="single"/>
         </w:rPr>
-        <w:hyperlink r:id="rId17" w:history="1">
+        <w:hyperlink r:id="rId16" w:history="1">
           <w:r>
             <w:rPr>
               <w:rStyle w:val="Hyperlink"/>
@@ -1882,25 +1874,7 @@
           <w:sz w:val="24"/>
           <w:u w:val="single"/>
         </w:rPr>
-        <w:t xml:space="preserve"> </w:t>
-      </w:r>
-      <w:r>
-        <w:rPr>
-          <w:rFonts w:ascii="Charis SIL Regular" w:hAnsi="Charis SIL Regular" w:eastAsia="Charis SIL Regular"/>
-          <w:b w:val="0"/>
-          <w:i w:val="0"/>
-          <w:color w:val="0000FF"/>
-          <w:sz w:val="24"/>
-          <w:u w:val="single"/>
-        </w:rPr>
-        <w:hyperlink r:id="rId19" w:history="1">
-          <w:r>
-            <w:rPr>
-              <w:rStyle w:val="Hyperlink"/>
-            </w:rPr>
-            <w:t>Mondeli</w:t>
-          </w:r>
-        </w:hyperlink>
+        <w:t xml:space="preserve"> Mondeli</w:t>
       </w:r>
       <w:r>
         <w:rPr>
@@ -1940,7 +1914,7 @@
           <w:sz w:val="24"/>
           <w:u w:val="single"/>
         </w:rPr>
-        <w:hyperlink r:id="rId18" w:history="1">
+        <w:hyperlink r:id="rId19" w:history="1">
           <w:r>
             <w:rPr>
               <w:rStyle w:val="Hyperlink"/>
@@ -1958,7 +1932,7 @@
           <w:sz w:val="24"/>
           <w:u w:val="single"/>
         </w:rPr>
-        <w:hyperlink r:id="rId18" w:history="1">
+        <w:hyperlink r:id="rId19" w:history="1">
           <w:r>
             <w:rPr>
               <w:rStyle w:val="Hyperlink"/>
@@ -1976,7 +1950,7 @@
           <w:sz w:val="24"/>
           <w:u w:val="single"/>
         </w:rPr>
-        <w:hyperlink r:id="rId18" w:history="1">
+        <w:hyperlink r:id="rId19" w:history="1">
           <w:r>
             <w:rPr>
               <w:rStyle w:val="Hyperlink"/>
@@ -2005,7 +1979,7 @@
           <w:sz w:val="24"/>
           <w:u w:val="single"/>
         </w:rPr>
-        <w:hyperlink r:id="rId18" w:history="1">
+        <w:hyperlink r:id="rId19" w:history="1">
           <w:r>
             <w:rPr>
               <w:rStyle w:val="Hyperlink"/>
@@ -4519,7 +4493,7 @@
           <w:sz w:val="24"/>
           <w:u w:val="single"/>
         </w:rPr>
-        <w:hyperlink r:id="rId22" w:history="1">
+        <w:hyperlink r:id="rId24" w:history="1">
           <w:r>
             <w:rPr>
               <w:rStyle w:val="Hyperlink"/>

--- a/EXPORTS/DOCX/published/niveau3/Dutch/KITLV.docx
+++ b/EXPORTS/DOCX/published/niveau3/Dutch/KITLV.docx
@@ -1385,25 +1385,7 @@
           <w:color w:val="000000"/>
           <w:sz w:val="24"/>
         </w:rPr>
-        <w:t>'</w:t>
-      </w:r>
-      <w:r>
-        <w:rPr>
-          <w:u w:val="single" w:color="0000ff"/>
-          <w:rFonts w:ascii="Charis SIL Regular" w:hAnsi="Charis SIL Regular" w:eastAsia="Charis SIL Regular"/>
-          <w:b w:val="0"/>
-          <w:i w:val="0"/>
-          <w:color w:val="000000"/>
-          <w:sz w:val="24"/>
-        </w:rPr>
-        <w:hyperlink r:id="rId14" w:history="1">
-          <w:r>
-            <w:rPr>
-              <w:rStyle w:val="Hyperlink"/>
-            </w:rPr>
-            <w:t xml:space="preserve">, en </w:t>
-          </w:r>
-        </w:hyperlink>
+        <w:t xml:space="preserve">', en </w:t>
       </w:r>
       <w:r>
         <w:rPr>
@@ -1414,7 +1396,7 @@
           <w:sz w:val="24"/>
           <w:u w:val="single"/>
         </w:rPr>
-        <w:hyperlink r:id="rId14" w:history="1">
+        <w:hyperlink r:id="rId15" w:history="1">
           <w:r>
             <w:rPr>
               <w:rStyle w:val="Hyperlink"/>
@@ -1432,7 +1414,7 @@
           <w:sz w:val="24"/>
           <w:u w:val="single"/>
         </w:rPr>
-        <w:hyperlink r:id="rId14" w:history="1">
+        <w:hyperlink r:id="rId15" w:history="1">
           <w:r>
             <w:rPr>
               <w:rStyle w:val="Hyperlink"/>
@@ -1874,7 +1856,7 @@
           <w:sz w:val="24"/>
           <w:u w:val="single"/>
         </w:rPr>
-        <w:t xml:space="preserve"> Mondeli</w:t>
+        <w:t xml:space="preserve"> </w:t>
       </w:r>
       <w:r>
         <w:rPr>
@@ -1885,7 +1867,25 @@
           <w:sz w:val="24"/>
           <w:u w:val="single"/>
         </w:rPr>
-        <w:hyperlink r:id="rId18" w:history="1">
+        <w:hyperlink r:id="rId19" w:history="1">
+          <w:r>
+            <w:rPr>
+              <w:rStyle w:val="Hyperlink"/>
+            </w:rPr>
+            <w:t>Mondeli</w:t>
+          </w:r>
+        </w:hyperlink>
+      </w:r>
+      <w:r>
+        <w:rPr>
+          <w:rFonts w:ascii="Charis SIL Regular" w:hAnsi="Charis SIL Regular" w:eastAsia="Charis SIL Regular"/>
+          <w:b w:val="0"/>
+          <w:i w:val="0"/>
+          <w:color w:val="0000FF"/>
+          <w:sz w:val="24"/>
+          <w:u w:val="single"/>
+        </w:rPr>
+        <w:hyperlink r:id="rId19" w:history="1">
           <w:r>
             <w:rPr>
               <w:rStyle w:val="Hyperlink"/>
@@ -1979,7 +1979,7 @@
           <w:sz w:val="24"/>
           <w:u w:val="single"/>
         </w:rPr>
-        <w:hyperlink r:id="rId19" w:history="1">
+        <w:hyperlink r:id="rId18" w:history="1">
           <w:r>
             <w:rPr>
               <w:rStyle w:val="Hyperlink"/>
@@ -2025,14 +2025,7 @@
           <w:sz w:val="24"/>
           <w:u w:val="single"/>
         </w:rPr>
-        <w:hyperlink r:id="rId20" w:history="1">
-          <w:r>
-            <w:rPr>
-              <w:rStyle w:val="Hyperlink"/>
-            </w:rPr>
-            <w:t>Aziatisch</w:t>
-          </w:r>
-        </w:hyperlink>
+        <w:t>Aziatisch</w:t>
       </w:r>
       <w:r>
         <w:rPr>
@@ -2043,7 +2036,7 @@
           <w:sz w:val="24"/>
           <w:u w:val="single"/>
         </w:rPr>
-        <w:hyperlink r:id="rId20" w:history="1">
+        <w:hyperlink r:id="rId19" w:history="1">
           <w:r>
             <w:rPr>
               <w:rStyle w:val="Hyperlink"/>
@@ -2072,7 +2065,7 @@
           <w:sz w:val="24"/>
           <w:u w:val="single"/>
         </w:rPr>
-        <w:hyperlink r:id="rId20" w:history="1">
+        <w:hyperlink r:id="rId19" w:history="1">
           <w:r>
             <w:rPr>
               <w:rStyle w:val="Hyperlink"/>
@@ -2090,7 +2083,7 @@
           <w:sz w:val="24"/>
           <w:u w:val="single"/>
         </w:rPr>
-        <w:hyperlink r:id="rId20" w:history="1">
+        <w:hyperlink r:id="rId19" w:history="1">
           <w:r>
             <w:rPr>
               <w:rStyle w:val="Hyperlink"/>
@@ -4447,7 +4440,7 @@
           <w:sz w:val="24"/>
           <w:u w:val="single"/>
         </w:rPr>
-        <w:hyperlink r:id="rId22" w:history="1">
+        <w:hyperlink r:id="rId23" w:history="1">
           <w:r>
             <w:rPr>
               <w:rStyle w:val="Hyperlink"/>
@@ -4465,7 +4458,7 @@
           <w:sz w:val="24"/>
           <w:u w:val="single"/>
         </w:rPr>
-        <w:hyperlink r:id="rId22" w:history="1">
+        <w:hyperlink r:id="rId23" w:history="1">
           <w:r>
             <w:rPr>
               <w:rStyle w:val="Hyperlink"/>

--- a/EXPORTS/DOCX/published/niveau3/Dutch/KITLV.docx
+++ b/EXPORTS/DOCX/published/niveau3/Dutch/KITLV.docx
@@ -469,13 +469,31 @@
       </w:r>
       <w:r>
         <w:rPr>
+          <w:u w:val="single" w:color="0000ff"/>
           <w:rFonts w:ascii="Charis SIL Regular" w:hAnsi="Charis SIL Regular" w:eastAsia="Charis SIL Regular"/>
           <w:b w:val="0"/>
           <w:i w:val="0"/>
           <w:color w:val="000000"/>
           <w:sz w:val="24"/>
         </w:rPr>
-        <w:t xml:space="preserve">n dat jaar </w:t>
+        <w:hyperlink r:id="rId10" w:history="1">
+          <w:r>
+            <w:rPr>
+              <w:rStyle w:val="Hyperlink"/>
+            </w:rPr>
+            <w:t>n dat ja</w:t>
+          </w:r>
+        </w:hyperlink>
+      </w:r>
+      <w:r>
+        <w:rPr>
+          <w:rFonts w:ascii="Charis SIL Regular" w:hAnsi="Charis SIL Regular" w:eastAsia="Charis SIL Regular"/>
+          <w:b w:val="0"/>
+          <w:i w:val="0"/>
+          <w:color w:val="000000"/>
+          <w:sz w:val="24"/>
+        </w:rPr>
+        <w:t xml:space="preserve">ar </w:t>
       </w:r>
       <w:r>
         <w:rPr>
@@ -1385,7 +1403,25 @@
           <w:color w:val="000000"/>
           <w:sz w:val="24"/>
         </w:rPr>
-        <w:t xml:space="preserve">', en </w:t>
+        <w:t>'</w:t>
+      </w:r>
+      <w:r>
+        <w:rPr>
+          <w:u w:val="single" w:color="0000ff"/>
+          <w:rFonts w:ascii="Charis SIL Regular" w:hAnsi="Charis SIL Regular" w:eastAsia="Charis SIL Regular"/>
+          <w:b w:val="0"/>
+          <w:i w:val="0"/>
+          <w:color w:val="000000"/>
+          <w:sz w:val="24"/>
+        </w:rPr>
+        <w:hyperlink r:id="rId14" w:history="1">
+          <w:r>
+            <w:rPr>
+              <w:rStyle w:val="Hyperlink"/>
+            </w:rPr>
+            <w:t xml:space="preserve">, en </w:t>
+          </w:r>
+        </w:hyperlink>
       </w:r>
       <w:r>
         <w:rPr>
@@ -1396,7 +1432,7 @@
           <w:sz w:val="24"/>
           <w:u w:val="single"/>
         </w:rPr>
-        <w:hyperlink r:id="rId15" w:history="1">
+        <w:hyperlink r:id="rId14" w:history="1">
           <w:r>
             <w:rPr>
               <w:rStyle w:val="Hyperlink"/>
@@ -1414,7 +1450,7 @@
           <w:sz w:val="24"/>
           <w:u w:val="single"/>
         </w:rPr>
-        <w:hyperlink r:id="rId15" w:history="1">
+        <w:hyperlink r:id="rId14" w:history="1">
           <w:r>
             <w:rPr>
               <w:rStyle w:val="Hyperlink"/>
@@ -1592,8 +1628,16 @@
           <w:i w:val="0"/>
           <w:color w:val="0000FF"/>
           <w:sz w:val="24"/>
-        </w:rPr>
-        <w:t>we</w:t>
+          <w:u w:val="single"/>
+        </w:rPr>
+        <w:hyperlink r:id="rId17" w:history="1">
+          <w:r>
+            <w:rPr>
+              <w:rStyle w:val="Hyperlink"/>
+            </w:rPr>
+            <w:t>we</w:t>
+          </w:r>
+        </w:hyperlink>
       </w:r>
       <w:r>
         <w:rPr>
@@ -1604,7 +1648,7 @@
           <w:sz w:val="24"/>
           <w:u w:val="single"/>
         </w:rPr>
-        <w:hyperlink r:id="rId16" w:history="1">
+        <w:hyperlink r:id="rId17" w:history="1">
           <w:r>
             <w:rPr>
               <w:rStyle w:val="Hyperlink"/>
@@ -1838,14 +1882,7 @@
           <w:sz w:val="24"/>
           <w:u w:val="single"/>
         </w:rPr>
-        <w:hyperlink r:id="rId19" w:history="1">
-          <w:r>
-            <w:rPr>
-              <w:rStyle w:val="Hyperlink"/>
-            </w:rPr>
-            <w:t>Stichting</w:t>
-          </w:r>
-        </w:hyperlink>
+        <w:t>Stichting Mondeli</w:t>
       </w:r>
       <w:r>
         <w:rPr>
@@ -1856,36 +1893,7 @@
           <w:sz w:val="24"/>
           <w:u w:val="single"/>
         </w:rPr>
-        <w:t xml:space="preserve"> </w:t>
-      </w:r>
-      <w:r>
-        <w:rPr>
-          <w:rFonts w:ascii="Charis SIL Regular" w:hAnsi="Charis SIL Regular" w:eastAsia="Charis SIL Regular"/>
-          <w:b w:val="0"/>
-          <w:i w:val="0"/>
-          <w:color w:val="0000FF"/>
-          <w:sz w:val="24"/>
-          <w:u w:val="single"/>
-        </w:rPr>
-        <w:hyperlink r:id="rId19" w:history="1">
-          <w:r>
-            <w:rPr>
-              <w:rStyle w:val="Hyperlink"/>
-            </w:rPr>
-            <w:t>Mondeli</w:t>
-          </w:r>
-        </w:hyperlink>
-      </w:r>
-      <w:r>
-        <w:rPr>
-          <w:rFonts w:ascii="Charis SIL Regular" w:hAnsi="Charis SIL Regular" w:eastAsia="Charis SIL Regular"/>
-          <w:b w:val="0"/>
-          <w:i w:val="0"/>
-          <w:color w:val="0000FF"/>
-          <w:sz w:val="24"/>
-          <w:u w:val="single"/>
-        </w:rPr>
-        <w:hyperlink r:id="rId19" w:history="1">
+        <w:hyperlink r:id="rId18" w:history="1">
           <w:r>
             <w:rPr>
               <w:rStyle w:val="Hyperlink"/>
@@ -1914,7 +1922,7 @@
           <w:sz w:val="24"/>
           <w:u w:val="single"/>
         </w:rPr>
-        <w:hyperlink r:id="rId19" w:history="1">
+        <w:hyperlink r:id="rId18" w:history="1">
           <w:r>
             <w:rPr>
               <w:rStyle w:val="Hyperlink"/>
@@ -1932,7 +1940,7 @@
           <w:sz w:val="24"/>
           <w:u w:val="single"/>
         </w:rPr>
-        <w:hyperlink r:id="rId19" w:history="1">
+        <w:hyperlink r:id="rId18" w:history="1">
           <w:r>
             <w:rPr>
               <w:rStyle w:val="Hyperlink"/>
@@ -1950,7 +1958,7 @@
           <w:sz w:val="24"/>
           <w:u w:val="single"/>
         </w:rPr>
-        <w:hyperlink r:id="rId19" w:history="1">
+        <w:hyperlink r:id="rId18" w:history="1">
           <w:r>
             <w:rPr>
               <w:rStyle w:val="Hyperlink"/>
@@ -1979,7 +1987,7 @@
           <w:sz w:val="24"/>
           <w:u w:val="single"/>
         </w:rPr>
-        <w:hyperlink r:id="rId18" w:history="1">
+        <w:hyperlink r:id="rId19" w:history="1">
           <w:r>
             <w:rPr>
               <w:rStyle w:val="Hyperlink"/>
@@ -2025,7 +2033,14 @@
           <w:sz w:val="24"/>
           <w:u w:val="single"/>
         </w:rPr>
-        <w:t>Aziatisch</w:t>
+        <w:hyperlink r:id="rId20" w:history="1">
+          <w:r>
+            <w:rPr>
+              <w:rStyle w:val="Hyperlink"/>
+            </w:rPr>
+            <w:t>Aziatisch</w:t>
+          </w:r>
+        </w:hyperlink>
       </w:r>
       <w:r>
         <w:rPr>
@@ -2036,7 +2051,7 @@
           <w:sz w:val="24"/>
           <w:u w:val="single"/>
         </w:rPr>
-        <w:hyperlink r:id="rId19" w:history="1">
+        <w:hyperlink r:id="rId20" w:history="1">
           <w:r>
             <w:rPr>
               <w:rStyle w:val="Hyperlink"/>
@@ -2065,7 +2080,7 @@
           <w:sz w:val="24"/>
           <w:u w:val="single"/>
         </w:rPr>
-        <w:hyperlink r:id="rId19" w:history="1">
+        <w:hyperlink r:id="rId20" w:history="1">
           <w:r>
             <w:rPr>
               <w:rStyle w:val="Hyperlink"/>
@@ -2083,7 +2098,7 @@
           <w:sz w:val="24"/>
           <w:u w:val="single"/>
         </w:rPr>
-        <w:hyperlink r:id="rId19" w:history="1">
+        <w:hyperlink r:id="rId20" w:history="1">
           <w:r>
             <w:rPr>
               <w:rStyle w:val="Hyperlink"/>
@@ -4458,7 +4473,7 @@
           <w:sz w:val="24"/>
           <w:u w:val="single"/>
         </w:rPr>
-        <w:hyperlink r:id="rId23" w:history="1">
+        <w:hyperlink r:id="rId22" w:history="1">
           <w:r>
             <w:rPr>
               <w:rStyle w:val="Hyperlink"/>
@@ -4469,13 +4484,21 @@
       </w:r>
       <w:r>
         <w:rPr>
+          <w:u w:val="single" w:color="0000ff"/>
           <w:rFonts w:ascii="Charis SIL Regular" w:hAnsi="Charis SIL Regular" w:eastAsia="Charis SIL Regular"/>
           <w:b w:val="0"/>
           <w:i w:val="0"/>
           <w:color w:val="000000"/>
           <w:sz w:val="24"/>
         </w:rPr>
-        <w:t xml:space="preserve">, </w:t>
+        <w:hyperlink r:id="rId22" w:history="1">
+          <w:r>
+            <w:rPr>
+              <w:rStyle w:val="Hyperlink"/>
+            </w:rPr>
+            <w:t xml:space="preserve">, </w:t>
+          </w:r>
+        </w:hyperlink>
       </w:r>
       <w:r>
         <w:rPr>
@@ -4486,7 +4509,7 @@
           <w:sz w:val="24"/>
           <w:u w:val="single"/>
         </w:rPr>
-        <w:hyperlink r:id="rId24" w:history="1">
+        <w:hyperlink r:id="rId22" w:history="1">
           <w:r>
             <w:rPr>
               <w:rStyle w:val="Hyperlink"/>
@@ -4515,7 +4538,7 @@
           <w:sz w:val="24"/>
           <w:u w:val="single"/>
         </w:rPr>
-        <w:hyperlink r:id="rId24" w:history="1">
+        <w:hyperlink r:id="rId22" w:history="1">
           <w:r>
             <w:rPr>
               <w:rStyle w:val="Hyperlink"/>
@@ -4533,7 +4556,7 @@
           <w:sz w:val="24"/>
           <w:u w:val="single"/>
         </w:rPr>
-        <w:hyperlink r:id="rId24" w:history="1">
+        <w:hyperlink r:id="rId22" w:history="1">
           <w:r>
             <w:rPr>
               <w:rStyle w:val="Hyperlink"/>
@@ -4651,7 +4674,7 @@
           <w:sz w:val="24"/>
           <w:u w:val="single"/>
         </w:rPr>
-        <w:hyperlink r:id="rId25" w:history="1">
+        <w:hyperlink r:id="rId24" w:history="1">
           <w:r>
             <w:rPr>
               <w:rStyle w:val="Hyperlink"/>
@@ -4669,7 +4692,7 @@
           <w:sz w:val="24"/>
           <w:u w:val="single"/>
         </w:rPr>
-        <w:hyperlink r:id="rId25" w:history="1">
+        <w:hyperlink r:id="rId24" w:history="1">
           <w:r>
             <w:rPr>
               <w:rStyle w:val="Hyperlink"/>
@@ -4687,7 +4710,7 @@
           <w:sz w:val="24"/>
           <w:u w:val="single"/>
         </w:rPr>
-        <w:hyperlink r:id="rId25" w:history="1">
+        <w:hyperlink r:id="rId24" w:history="1">
           <w:r>
             <w:rPr>
               <w:rStyle w:val="Hyperlink"/>
@@ -4705,7 +4728,7 @@
           <w:sz w:val="24"/>
           <w:u w:val="single"/>
         </w:rPr>
-        <w:hyperlink r:id="rId25" w:history="1">
+        <w:hyperlink r:id="rId24" w:history="1">
           <w:r>
             <w:rPr>
               <w:rStyle w:val="Hyperlink"/>
@@ -4723,7 +4746,7 @@
           <w:sz w:val="24"/>
           <w:u w:val="single"/>
         </w:rPr>
-        <w:hyperlink r:id="rId25" w:history="1">
+        <w:hyperlink r:id="rId24" w:history="1">
           <w:r>
             <w:rPr>
               <w:rStyle w:val="Hyperlink"/>
@@ -4741,7 +4764,7 @@
           <w:sz w:val="24"/>
           <w:u w:val="single"/>
         </w:rPr>
-        <w:hyperlink r:id="rId25" w:history="1">
+        <w:hyperlink r:id="rId24" w:history="1">
           <w:r>
             <w:rPr>
               <w:rStyle w:val="Hyperlink"/>
@@ -4759,7 +4782,7 @@
           <w:sz w:val="24"/>
           <w:u w:val="single"/>
         </w:rPr>
-        <w:hyperlink r:id="rId25" w:history="1">
+        <w:hyperlink r:id="rId24" w:history="1">
           <w:r>
             <w:rPr>
               <w:rStyle w:val="Hyperlink"/>
@@ -4787,7 +4810,7 @@
           <w:sz w:val="24"/>
           <w:u w:val="single"/>
         </w:rPr>
-        <w:hyperlink r:id="rId26" w:history="1">
+        <w:hyperlink r:id="rId25" w:history="1">
           <w:r>
             <w:rPr>
               <w:rStyle w:val="Hyperlink"/>
@@ -4816,7 +4839,7 @@
           <w:sz w:val="24"/>
           <w:u w:val="single"/>
         </w:rPr>
-        <w:hyperlink r:id="rId26" w:history="1">
+        <w:hyperlink r:id="rId25" w:history="1">
           <w:r>
             <w:rPr>
               <w:rStyle w:val="Hyperlink"/>

--- a/EXPORTS/DOCX/published/niveau3/Dutch/KITLV.docx
+++ b/EXPORTS/DOCX/published/niveau3/Dutch/KITLV.docx
@@ -1403,25 +1403,7 @@
           <w:color w:val="000000"/>
           <w:sz w:val="24"/>
         </w:rPr>
-        <w:t>'</w:t>
-      </w:r>
-      <w:r>
-        <w:rPr>
-          <w:u w:val="single" w:color="0000ff"/>
-          <w:rFonts w:ascii="Charis SIL Regular" w:hAnsi="Charis SIL Regular" w:eastAsia="Charis SIL Regular"/>
-          <w:b w:val="0"/>
-          <w:i w:val="0"/>
-          <w:color w:val="000000"/>
-          <w:sz w:val="24"/>
-        </w:rPr>
-        <w:hyperlink r:id="rId14" w:history="1">
-          <w:r>
-            <w:rPr>
-              <w:rStyle w:val="Hyperlink"/>
-            </w:rPr>
-            <w:t xml:space="preserve">, en </w:t>
-          </w:r>
-        </w:hyperlink>
+        <w:t xml:space="preserve">', en </w:t>
       </w:r>
       <w:r>
         <w:rPr>
@@ -1432,7 +1414,7 @@
           <w:sz w:val="24"/>
           <w:u w:val="single"/>
         </w:rPr>
-        <w:hyperlink r:id="rId14" w:history="1">
+        <w:hyperlink r:id="rId15" w:history="1">
           <w:r>
             <w:rPr>
               <w:rStyle w:val="Hyperlink"/>
@@ -1450,7 +1432,7 @@
           <w:sz w:val="24"/>
           <w:u w:val="single"/>
         </w:rPr>
-        <w:hyperlink r:id="rId14" w:history="1">
+        <w:hyperlink r:id="rId15" w:history="1">
           <w:r>
             <w:rPr>
               <w:rStyle w:val="Hyperlink"/>
@@ -1479,7 +1461,7 @@
           <w:sz w:val="24"/>
           <w:u w:val="single"/>
         </w:rPr>
-        <w:hyperlink r:id="rId14" w:history="1">
+        <w:hyperlink r:id="rId15" w:history="1">
           <w:r>
             <w:rPr>
               <w:rStyle w:val="Hyperlink"/>
@@ -1628,16 +1610,8 @@
           <w:i w:val="0"/>
           <w:color w:val="0000FF"/>
           <w:sz w:val="24"/>
-          <w:u w:val="single"/>
-        </w:rPr>
-        <w:hyperlink r:id="rId17" w:history="1">
-          <w:r>
-            <w:rPr>
-              <w:rStyle w:val="Hyperlink"/>
-            </w:rPr>
-            <w:t>we</w:t>
-          </w:r>
-        </w:hyperlink>
+        </w:rPr>
+        <w:t>we</w:t>
       </w:r>
       <w:r>
         <w:rPr>
@@ -1648,7 +1622,7 @@
           <w:sz w:val="24"/>
           <w:u w:val="single"/>
         </w:rPr>
-        <w:hyperlink r:id="rId17" w:history="1">
+        <w:hyperlink r:id="rId16" w:history="1">
           <w:r>
             <w:rPr>
               <w:rStyle w:val="Hyperlink"/>
@@ -1882,7 +1856,14 @@
           <w:sz w:val="24"/>
           <w:u w:val="single"/>
         </w:rPr>
-        <w:t>Stichting Mondeli</w:t>
+        <w:hyperlink r:id="rId19" w:history="1">
+          <w:r>
+            <w:rPr>
+              <w:rStyle w:val="Hyperlink"/>
+            </w:rPr>
+            <w:t>Stichting</w:t>
+          </w:r>
+        </w:hyperlink>
       </w:r>
       <w:r>
         <w:rPr>
@@ -1893,7 +1874,36 @@
           <w:sz w:val="24"/>
           <w:u w:val="single"/>
         </w:rPr>
-        <w:hyperlink r:id="rId18" w:history="1">
+        <w:t xml:space="preserve"> </w:t>
+      </w:r>
+      <w:r>
+        <w:rPr>
+          <w:rFonts w:ascii="Charis SIL Regular" w:hAnsi="Charis SIL Regular" w:eastAsia="Charis SIL Regular"/>
+          <w:b w:val="0"/>
+          <w:i w:val="0"/>
+          <w:color w:val="0000FF"/>
+          <w:sz w:val="24"/>
+          <w:u w:val="single"/>
+        </w:rPr>
+        <w:hyperlink r:id="rId19" w:history="1">
+          <w:r>
+            <w:rPr>
+              <w:rStyle w:val="Hyperlink"/>
+            </w:rPr>
+            <w:t>Mondeli</w:t>
+          </w:r>
+        </w:hyperlink>
+      </w:r>
+      <w:r>
+        <w:rPr>
+          <w:rFonts w:ascii="Charis SIL Regular" w:hAnsi="Charis SIL Regular" w:eastAsia="Charis SIL Regular"/>
+          <w:b w:val="0"/>
+          <w:i w:val="0"/>
+          <w:color w:val="0000FF"/>
+          <w:sz w:val="24"/>
+          <w:u w:val="single"/>
+        </w:rPr>
+        <w:hyperlink r:id="rId19" w:history="1">
           <w:r>
             <w:rPr>
               <w:rStyle w:val="Hyperlink"/>
@@ -1922,7 +1932,7 @@
           <w:sz w:val="24"/>
           <w:u w:val="single"/>
         </w:rPr>
-        <w:hyperlink r:id="rId18" w:history="1">
+        <w:hyperlink r:id="rId19" w:history="1">
           <w:r>
             <w:rPr>
               <w:rStyle w:val="Hyperlink"/>
@@ -1940,7 +1950,7 @@
           <w:sz w:val="24"/>
           <w:u w:val="single"/>
         </w:rPr>
-        <w:hyperlink r:id="rId18" w:history="1">
+        <w:hyperlink r:id="rId19" w:history="1">
           <w:r>
             <w:rPr>
               <w:rStyle w:val="Hyperlink"/>
@@ -1958,7 +1968,7 @@
           <w:sz w:val="24"/>
           <w:u w:val="single"/>
         </w:rPr>
-        <w:hyperlink r:id="rId18" w:history="1">
+        <w:hyperlink r:id="rId19" w:history="1">
           <w:r>
             <w:rPr>
               <w:rStyle w:val="Hyperlink"/>
@@ -2033,14 +2043,7 @@
           <w:sz w:val="24"/>
           <w:u w:val="single"/>
         </w:rPr>
-        <w:hyperlink r:id="rId20" w:history="1">
-          <w:r>
-            <w:rPr>
-              <w:rStyle w:val="Hyperlink"/>
-            </w:rPr>
-            <w:t>Aziatisch</w:t>
-          </w:r>
-        </w:hyperlink>
+        <w:t>Aziatisch</w:t>
       </w:r>
       <w:r>
         <w:rPr>
@@ -2051,7 +2054,7 @@
           <w:sz w:val="24"/>
           <w:u w:val="single"/>
         </w:rPr>
-        <w:hyperlink r:id="rId20" w:history="1">
+        <w:hyperlink r:id="rId19" w:history="1">
           <w:r>
             <w:rPr>
               <w:rStyle w:val="Hyperlink"/>
@@ -2080,7 +2083,7 @@
           <w:sz w:val="24"/>
           <w:u w:val="single"/>
         </w:rPr>
-        <w:hyperlink r:id="rId20" w:history="1">
+        <w:hyperlink r:id="rId19" w:history="1">
           <w:r>
             <w:rPr>
               <w:rStyle w:val="Hyperlink"/>
@@ -2098,7 +2101,7 @@
           <w:sz w:val="24"/>
           <w:u w:val="single"/>
         </w:rPr>
-        <w:hyperlink r:id="rId20" w:history="1">
+        <w:hyperlink r:id="rId19" w:history="1">
           <w:r>
             <w:rPr>
               <w:rStyle w:val="Hyperlink"/>
@@ -4473,7 +4476,7 @@
           <w:sz w:val="24"/>
           <w:u w:val="single"/>
         </w:rPr>
-        <w:hyperlink r:id="rId22" w:history="1">
+        <w:hyperlink r:id="rId23" w:history="1">
           <w:r>
             <w:rPr>
               <w:rStyle w:val="Hyperlink"/>
@@ -4491,14 +4494,7 @@
           <w:color w:val="000000"/>
           <w:sz w:val="24"/>
         </w:rPr>
-        <w:hyperlink r:id="rId22" w:history="1">
-          <w:r>
-            <w:rPr>
-              <w:rStyle w:val="Hyperlink"/>
-            </w:rPr>
-            <w:t xml:space="preserve">, </w:t>
-          </w:r>
-        </w:hyperlink>
+        <w:t xml:space="preserve">, </w:t>
       </w:r>
       <w:r>
         <w:rPr>
@@ -4509,7 +4505,7 @@
           <w:sz w:val="24"/>
           <w:u w:val="single"/>
         </w:rPr>
-        <w:hyperlink r:id="rId22" w:history="1">
+        <w:hyperlink r:id="rId24" w:history="1">
           <w:r>
             <w:rPr>
               <w:rStyle w:val="Hyperlink"/>
@@ -4538,7 +4534,7 @@
           <w:sz w:val="24"/>
           <w:u w:val="single"/>
         </w:rPr>
-        <w:hyperlink r:id="rId22" w:history="1">
+        <w:hyperlink r:id="rId24" w:history="1">
           <w:r>
             <w:rPr>
               <w:rStyle w:val="Hyperlink"/>
@@ -4674,7 +4670,7 @@
           <w:sz w:val="24"/>
           <w:u w:val="single"/>
         </w:rPr>
-        <w:hyperlink r:id="rId24" w:history="1">
+        <w:hyperlink r:id="rId25" w:history="1">
           <w:r>
             <w:rPr>
               <w:rStyle w:val="Hyperlink"/>
@@ -4692,7 +4688,7 @@
           <w:sz w:val="24"/>
           <w:u w:val="single"/>
         </w:rPr>
-        <w:hyperlink r:id="rId24" w:history="1">
+        <w:hyperlink r:id="rId25" w:history="1">
           <w:r>
             <w:rPr>
               <w:rStyle w:val="Hyperlink"/>
@@ -4710,7 +4706,7 @@
           <w:sz w:val="24"/>
           <w:u w:val="single"/>
         </w:rPr>
-        <w:hyperlink r:id="rId24" w:history="1">
+        <w:hyperlink r:id="rId25" w:history="1">
           <w:r>
             <w:rPr>
               <w:rStyle w:val="Hyperlink"/>
@@ -4728,7 +4724,7 @@
           <w:sz w:val="24"/>
           <w:u w:val="single"/>
         </w:rPr>
-        <w:hyperlink r:id="rId24" w:history="1">
+        <w:hyperlink r:id="rId25" w:history="1">
           <w:r>
             <w:rPr>
               <w:rStyle w:val="Hyperlink"/>
@@ -4746,7 +4742,7 @@
           <w:sz w:val="24"/>
           <w:u w:val="single"/>
         </w:rPr>
-        <w:hyperlink r:id="rId24" w:history="1">
+        <w:hyperlink r:id="rId25" w:history="1">
           <w:r>
             <w:rPr>
               <w:rStyle w:val="Hyperlink"/>
@@ -4764,7 +4760,7 @@
           <w:sz w:val="24"/>
           <w:u w:val="single"/>
         </w:rPr>
-        <w:hyperlink r:id="rId24" w:history="1">
+        <w:hyperlink r:id="rId25" w:history="1">
           <w:r>
             <w:rPr>
               <w:rStyle w:val="Hyperlink"/>
@@ -4782,7 +4778,7 @@
           <w:sz w:val="24"/>
           <w:u w:val="single"/>
         </w:rPr>
-        <w:hyperlink r:id="rId24" w:history="1">
+        <w:hyperlink r:id="rId25" w:history="1">
           <w:r>
             <w:rPr>
               <w:rStyle w:val="Hyperlink"/>
@@ -4810,7 +4806,7 @@
           <w:sz w:val="24"/>
           <w:u w:val="single"/>
         </w:rPr>
-        <w:hyperlink r:id="rId25" w:history="1">
+        <w:hyperlink r:id="rId26" w:history="1">
           <w:r>
             <w:rPr>
               <w:rStyle w:val="Hyperlink"/>
@@ -4839,7 +4835,7 @@
           <w:sz w:val="24"/>
           <w:u w:val="single"/>
         </w:rPr>
-        <w:hyperlink r:id="rId25" w:history="1">
+        <w:hyperlink r:id="rId26" w:history="1">
           <w:r>
             <w:rPr>
               <w:rStyle w:val="Hyperlink"/>

--- a/EXPORTS/DOCX/published/niveau3/Dutch/KITLV.docx
+++ b/EXPORTS/DOCX/published/niveau3/Dutch/KITLV.docx
@@ -469,31 +469,13 @@
       </w:r>
       <w:r>
         <w:rPr>
-          <w:u w:val="single" w:color="0000ff"/>
           <w:rFonts w:ascii="Charis SIL Regular" w:hAnsi="Charis SIL Regular" w:eastAsia="Charis SIL Regular"/>
           <w:b w:val="0"/>
           <w:i w:val="0"/>
           <w:color w:val="000000"/>
           <w:sz w:val="24"/>
         </w:rPr>
-        <w:hyperlink r:id="rId10" w:history="1">
-          <w:r>
-            <w:rPr>
-              <w:rStyle w:val="Hyperlink"/>
-            </w:rPr>
-            <w:t>n dat ja</w:t>
-          </w:r>
-        </w:hyperlink>
-      </w:r>
-      <w:r>
-        <w:rPr>
-          <w:rFonts w:ascii="Charis SIL Regular" w:hAnsi="Charis SIL Regular" w:eastAsia="Charis SIL Regular"/>
-          <w:b w:val="0"/>
-          <w:i w:val="0"/>
-          <w:color w:val="000000"/>
-          <w:sz w:val="24"/>
-        </w:rPr>
-        <w:t xml:space="preserve">ar </w:t>
+        <w:t xml:space="preserve">n dat jaar </w:t>
       </w:r>
       <w:r>
         <w:rPr>
@@ -1403,7 +1385,25 @@
           <w:color w:val="000000"/>
           <w:sz w:val="24"/>
         </w:rPr>
-        <w:t xml:space="preserve">', en </w:t>
+        <w:t>'</w:t>
+      </w:r>
+      <w:r>
+        <w:rPr>
+          <w:u w:val="single" w:color="0000ff"/>
+          <w:rFonts w:ascii="Charis SIL Regular" w:hAnsi="Charis SIL Regular" w:eastAsia="Charis SIL Regular"/>
+          <w:b w:val="0"/>
+          <w:i w:val="0"/>
+          <w:color w:val="000000"/>
+          <w:sz w:val="24"/>
+        </w:rPr>
+        <w:hyperlink r:id="rId14" w:history="1">
+          <w:r>
+            <w:rPr>
+              <w:rStyle w:val="Hyperlink"/>
+            </w:rPr>
+            <w:t xml:space="preserve">, en </w:t>
+          </w:r>
+        </w:hyperlink>
       </w:r>
       <w:r>
         <w:rPr>
@@ -1414,7 +1414,7 @@
           <w:sz w:val="24"/>
           <w:u w:val="single"/>
         </w:rPr>
-        <w:hyperlink r:id="rId15" w:history="1">
+        <w:hyperlink r:id="rId14" w:history="1">
           <w:r>
             <w:rPr>
               <w:rStyle w:val="Hyperlink"/>
@@ -1432,7 +1432,7 @@
           <w:sz w:val="24"/>
           <w:u w:val="single"/>
         </w:rPr>
-        <w:hyperlink r:id="rId15" w:history="1">
+        <w:hyperlink r:id="rId14" w:history="1">
           <w:r>
             <w:rPr>
               <w:rStyle w:val="Hyperlink"/>
@@ -1461,7 +1461,7 @@
           <w:sz w:val="24"/>
           <w:u w:val="single"/>
         </w:rPr>
-        <w:hyperlink r:id="rId15" w:history="1">
+        <w:hyperlink r:id="rId14" w:history="1">
           <w:r>
             <w:rPr>
               <w:rStyle w:val="Hyperlink"/>
@@ -1610,8 +1610,16 @@
           <w:i w:val="0"/>
           <w:color w:val="0000FF"/>
           <w:sz w:val="24"/>
-        </w:rPr>
-        <w:t>we</w:t>
+          <w:u w:val="single"/>
+        </w:rPr>
+        <w:hyperlink r:id="rId17" w:history="1">
+          <w:r>
+            <w:rPr>
+              <w:rStyle w:val="Hyperlink"/>
+            </w:rPr>
+            <w:t>we</w:t>
+          </w:r>
+        </w:hyperlink>
       </w:r>
       <w:r>
         <w:rPr>
@@ -1622,7 +1630,7 @@
           <w:sz w:val="24"/>
           <w:u w:val="single"/>
         </w:rPr>
-        <w:hyperlink r:id="rId16" w:history="1">
+        <w:hyperlink r:id="rId17" w:history="1">
           <w:r>
             <w:rPr>
               <w:rStyle w:val="Hyperlink"/>
@@ -1874,7 +1882,7 @@
           <w:sz w:val="24"/>
           <w:u w:val="single"/>
         </w:rPr>
-        <w:t xml:space="preserve"> </w:t>
+        <w:t xml:space="preserve"> Mondeli</w:t>
       </w:r>
       <w:r>
         <w:rPr>
@@ -1885,25 +1893,7 @@
           <w:sz w:val="24"/>
           <w:u w:val="single"/>
         </w:rPr>
-        <w:hyperlink r:id="rId19" w:history="1">
-          <w:r>
-            <w:rPr>
-              <w:rStyle w:val="Hyperlink"/>
-            </w:rPr>
-            <w:t>Mondeli</w:t>
-          </w:r>
-        </w:hyperlink>
-      </w:r>
-      <w:r>
-        <w:rPr>
-          <w:rFonts w:ascii="Charis SIL Regular" w:hAnsi="Charis SIL Regular" w:eastAsia="Charis SIL Regular"/>
-          <w:b w:val="0"/>
-          <w:i w:val="0"/>
-          <w:color w:val="0000FF"/>
-          <w:sz w:val="24"/>
-          <w:u w:val="single"/>
-        </w:rPr>
-        <w:hyperlink r:id="rId19" w:history="1">
+        <w:hyperlink r:id="rId18" w:history="1">
           <w:r>
             <w:rPr>
               <w:rStyle w:val="Hyperlink"/>
@@ -2043,7 +2033,14 @@
           <w:sz w:val="24"/>
           <w:u w:val="single"/>
         </w:rPr>
-        <w:t>Aziatisch</w:t>
+        <w:hyperlink r:id="rId20" w:history="1">
+          <w:r>
+            <w:rPr>
+              <w:rStyle w:val="Hyperlink"/>
+            </w:rPr>
+            <w:t>Aziatisch</w:t>
+          </w:r>
+        </w:hyperlink>
       </w:r>
       <w:r>
         <w:rPr>
@@ -2054,7 +2051,7 @@
           <w:sz w:val="24"/>
           <w:u w:val="single"/>
         </w:rPr>
-        <w:hyperlink r:id="rId19" w:history="1">
+        <w:hyperlink r:id="rId20" w:history="1">
           <w:r>
             <w:rPr>
               <w:rStyle w:val="Hyperlink"/>
@@ -2083,7 +2080,7 @@
           <w:sz w:val="24"/>
           <w:u w:val="single"/>
         </w:rPr>
-        <w:hyperlink r:id="rId19" w:history="1">
+        <w:hyperlink r:id="rId20" w:history="1">
           <w:r>
             <w:rPr>
               <w:rStyle w:val="Hyperlink"/>
@@ -2101,7 +2098,7 @@
           <w:sz w:val="24"/>
           <w:u w:val="single"/>
         </w:rPr>
-        <w:hyperlink r:id="rId19" w:history="1">
+        <w:hyperlink r:id="rId20" w:history="1">
           <w:r>
             <w:rPr>
               <w:rStyle w:val="Hyperlink"/>
@@ -4476,7 +4473,7 @@
           <w:sz w:val="24"/>
           <w:u w:val="single"/>
         </w:rPr>
-        <w:hyperlink r:id="rId23" w:history="1">
+        <w:hyperlink r:id="rId22" w:history="1">
           <w:r>
             <w:rPr>
               <w:rStyle w:val="Hyperlink"/>
@@ -4494,7 +4491,14 @@
           <w:color w:val="000000"/>
           <w:sz w:val="24"/>
         </w:rPr>
-        <w:t xml:space="preserve">, </w:t>
+        <w:hyperlink r:id="rId22" w:history="1">
+          <w:r>
+            <w:rPr>
+              <w:rStyle w:val="Hyperlink"/>
+            </w:rPr>
+            <w:t xml:space="preserve">, </w:t>
+          </w:r>
+        </w:hyperlink>
       </w:r>
       <w:r>
         <w:rPr>
@@ -4505,7 +4509,7 @@
           <w:sz w:val="24"/>
           <w:u w:val="single"/>
         </w:rPr>
-        <w:hyperlink r:id="rId24" w:history="1">
+        <w:hyperlink r:id="rId22" w:history="1">
           <w:r>
             <w:rPr>
               <w:rStyle w:val="Hyperlink"/>
@@ -4534,7 +4538,7 @@
           <w:sz w:val="24"/>
           <w:u w:val="single"/>
         </w:rPr>
-        <w:hyperlink r:id="rId24" w:history="1">
+        <w:hyperlink r:id="rId22" w:history="1">
           <w:r>
             <w:rPr>
               <w:rStyle w:val="Hyperlink"/>
@@ -4670,7 +4674,7 @@
           <w:sz w:val="24"/>
           <w:u w:val="single"/>
         </w:rPr>
-        <w:hyperlink r:id="rId25" w:history="1">
+        <w:hyperlink r:id="rId24" w:history="1">
           <w:r>
             <w:rPr>
               <w:rStyle w:val="Hyperlink"/>
@@ -4688,7 +4692,7 @@
           <w:sz w:val="24"/>
           <w:u w:val="single"/>
         </w:rPr>
-        <w:hyperlink r:id="rId25" w:history="1">
+        <w:hyperlink r:id="rId24" w:history="1">
           <w:r>
             <w:rPr>
               <w:rStyle w:val="Hyperlink"/>
@@ -4706,7 +4710,7 @@
           <w:sz w:val="24"/>
           <w:u w:val="single"/>
         </w:rPr>
-        <w:hyperlink r:id="rId25" w:history="1">
+        <w:hyperlink r:id="rId24" w:history="1">
           <w:r>
             <w:rPr>
               <w:rStyle w:val="Hyperlink"/>
@@ -4724,7 +4728,7 @@
           <w:sz w:val="24"/>
           <w:u w:val="single"/>
         </w:rPr>
-        <w:hyperlink r:id="rId25" w:history="1">
+        <w:hyperlink r:id="rId24" w:history="1">
           <w:r>
             <w:rPr>
               <w:rStyle w:val="Hyperlink"/>
@@ -4742,7 +4746,7 @@
           <w:sz w:val="24"/>
           <w:u w:val="single"/>
         </w:rPr>
-        <w:hyperlink r:id="rId25" w:history="1">
+        <w:hyperlink r:id="rId24" w:history="1">
           <w:r>
             <w:rPr>
               <w:rStyle w:val="Hyperlink"/>
@@ -4760,7 +4764,7 @@
           <w:sz w:val="24"/>
           <w:u w:val="single"/>
         </w:rPr>
-        <w:hyperlink r:id="rId25" w:history="1">
+        <w:hyperlink r:id="rId24" w:history="1">
           <w:r>
             <w:rPr>
               <w:rStyle w:val="Hyperlink"/>
@@ -4778,7 +4782,7 @@
           <w:sz w:val="24"/>
           <w:u w:val="single"/>
         </w:rPr>
-        <w:hyperlink r:id="rId25" w:history="1">
+        <w:hyperlink r:id="rId24" w:history="1">
           <w:r>
             <w:rPr>
               <w:rStyle w:val="Hyperlink"/>
@@ -4806,7 +4810,7 @@
           <w:sz w:val="24"/>
           <w:u w:val="single"/>
         </w:rPr>
-        <w:hyperlink r:id="rId26" w:history="1">
+        <w:hyperlink r:id="rId25" w:history="1">
           <w:r>
             <w:rPr>
               <w:rStyle w:val="Hyperlink"/>
@@ -4835,7 +4839,7 @@
           <w:sz w:val="24"/>
           <w:u w:val="single"/>
         </w:rPr>
-        <w:hyperlink r:id="rId26" w:history="1">
+        <w:hyperlink r:id="rId25" w:history="1">
           <w:r>
             <w:rPr>
               <w:rStyle w:val="Hyperlink"/>

--- a/EXPORTS/DOCX/published/niveau3/Dutch/KITLV.docx
+++ b/EXPORTS/DOCX/published/niveau3/Dutch/KITLV.docx
@@ -469,13 +469,31 @@
       </w:r>
       <w:r>
         <w:rPr>
+          <w:u w:val="single" w:color="0000ff"/>
           <w:rFonts w:ascii="Charis SIL Regular" w:hAnsi="Charis SIL Regular" w:eastAsia="Charis SIL Regular"/>
           <w:b w:val="0"/>
           <w:i w:val="0"/>
           <w:color w:val="000000"/>
           <w:sz w:val="24"/>
         </w:rPr>
-        <w:t xml:space="preserve">n dat jaar </w:t>
+        <w:hyperlink r:id="rId10" w:history="1">
+          <w:r>
+            <w:rPr>
+              <w:rStyle w:val="Hyperlink"/>
+            </w:rPr>
+            <w:t>n dat ja</w:t>
+          </w:r>
+        </w:hyperlink>
+      </w:r>
+      <w:r>
+        <w:rPr>
+          <w:rFonts w:ascii="Charis SIL Regular" w:hAnsi="Charis SIL Regular" w:eastAsia="Charis SIL Regular"/>
+          <w:b w:val="0"/>
+          <w:i w:val="0"/>
+          <w:color w:val="000000"/>
+          <w:sz w:val="24"/>
+        </w:rPr>
+        <w:t xml:space="preserve">ar </w:t>
       </w:r>
       <w:r>
         <w:rPr>
@@ -1461,7 +1479,7 @@
           <w:sz w:val="24"/>
           <w:u w:val="single"/>
         </w:rPr>
-        <w:hyperlink r:id="rId14" w:history="1">
+        <w:hyperlink r:id="rId15" w:history="1">
           <w:r>
             <w:rPr>
               <w:rStyle w:val="Hyperlink"/>
@@ -1610,16 +1628,8 @@
           <w:i w:val="0"/>
           <w:color w:val="0000FF"/>
           <w:sz w:val="24"/>
-          <w:u w:val="single"/>
-        </w:rPr>
-        <w:hyperlink r:id="rId17" w:history="1">
-          <w:r>
-            <w:rPr>
-              <w:rStyle w:val="Hyperlink"/>
-            </w:rPr>
-            <w:t>we</w:t>
-          </w:r>
-        </w:hyperlink>
+        </w:rPr>
+        <w:t>we</w:t>
       </w:r>
       <w:r>
         <w:rPr>
@@ -1630,7 +1640,7 @@
           <w:sz w:val="24"/>
           <w:u w:val="single"/>
         </w:rPr>
-        <w:hyperlink r:id="rId17" w:history="1">
+        <w:hyperlink r:id="rId16" w:history="1">
           <w:r>
             <w:rPr>
               <w:rStyle w:val="Hyperlink"/>
@@ -4455,7 +4465,7 @@
           <w:sz w:val="24"/>
           <w:u w:val="single"/>
         </w:rPr>
-        <w:hyperlink r:id="rId23" w:history="1">
+        <w:hyperlink r:id="rId22" w:history="1">
           <w:r>
             <w:rPr>
               <w:rStyle w:val="Hyperlink"/>
@@ -4484,21 +4494,13 @@
       </w:r>
       <w:r>
         <w:rPr>
-          <w:u w:val="single" w:color="0000ff"/>
           <w:rFonts w:ascii="Charis SIL Regular" w:hAnsi="Charis SIL Regular" w:eastAsia="Charis SIL Regular"/>
           <w:b w:val="0"/>
           <w:i w:val="0"/>
           <w:color w:val="000000"/>
           <w:sz w:val="24"/>
         </w:rPr>
-        <w:hyperlink r:id="rId22" w:history="1">
-          <w:r>
-            <w:rPr>
-              <w:rStyle w:val="Hyperlink"/>
-            </w:rPr>
-            <w:t xml:space="preserve">, </w:t>
-          </w:r>
-        </w:hyperlink>
+        <w:t xml:space="preserve">, </w:t>
       </w:r>
       <w:r>
         <w:rPr>
@@ -4538,7 +4540,7 @@
           <w:sz w:val="24"/>
           <w:u w:val="single"/>
         </w:rPr>
-        <w:hyperlink r:id="rId22" w:history="1">
+        <w:hyperlink r:id="rId24" w:history="1">
           <w:r>
             <w:rPr>
               <w:rStyle w:val="Hyperlink"/>
@@ -4556,7 +4558,7 @@
           <w:sz w:val="24"/>
           <w:u w:val="single"/>
         </w:rPr>
-        <w:hyperlink r:id="rId22" w:history="1">
+        <w:hyperlink r:id="rId24" w:history="1">
           <w:r>
             <w:rPr>
               <w:rStyle w:val="Hyperlink"/>
@@ -4674,7 +4676,7 @@
           <w:sz w:val="24"/>
           <w:u w:val="single"/>
         </w:rPr>
-        <w:hyperlink r:id="rId24" w:history="1">
+        <w:hyperlink r:id="rId25" w:history="1">
           <w:r>
             <w:rPr>
               <w:rStyle w:val="Hyperlink"/>
@@ -4692,7 +4694,7 @@
           <w:sz w:val="24"/>
           <w:u w:val="single"/>
         </w:rPr>
-        <w:hyperlink r:id="rId24" w:history="1">
+        <w:hyperlink r:id="rId25" w:history="1">
           <w:r>
             <w:rPr>
               <w:rStyle w:val="Hyperlink"/>
@@ -4710,7 +4712,7 @@
           <w:sz w:val="24"/>
           <w:u w:val="single"/>
         </w:rPr>
-        <w:hyperlink r:id="rId24" w:history="1">
+        <w:hyperlink r:id="rId25" w:history="1">
           <w:r>
             <w:rPr>
               <w:rStyle w:val="Hyperlink"/>
@@ -4728,7 +4730,7 @@
           <w:sz w:val="24"/>
           <w:u w:val="single"/>
         </w:rPr>
-        <w:hyperlink r:id="rId24" w:history="1">
+        <w:hyperlink r:id="rId25" w:history="1">
           <w:r>
             <w:rPr>
               <w:rStyle w:val="Hyperlink"/>
@@ -4746,7 +4748,7 @@
           <w:sz w:val="24"/>
           <w:u w:val="single"/>
         </w:rPr>
-        <w:hyperlink r:id="rId24" w:history="1">
+        <w:hyperlink r:id="rId25" w:history="1">
           <w:r>
             <w:rPr>
               <w:rStyle w:val="Hyperlink"/>
@@ -4764,7 +4766,7 @@
           <w:sz w:val="24"/>
           <w:u w:val="single"/>
         </w:rPr>
-        <w:hyperlink r:id="rId24" w:history="1">
+        <w:hyperlink r:id="rId25" w:history="1">
           <w:r>
             <w:rPr>
               <w:rStyle w:val="Hyperlink"/>
@@ -4782,7 +4784,7 @@
           <w:sz w:val="24"/>
           <w:u w:val="single"/>
         </w:rPr>
-        <w:hyperlink r:id="rId24" w:history="1">
+        <w:hyperlink r:id="rId25" w:history="1">
           <w:r>
             <w:rPr>
               <w:rStyle w:val="Hyperlink"/>
@@ -4810,7 +4812,7 @@
           <w:sz w:val="24"/>
           <w:u w:val="single"/>
         </w:rPr>
-        <w:hyperlink r:id="rId25" w:history="1">
+        <w:hyperlink r:id="rId26" w:history="1">
           <w:r>
             <w:rPr>
               <w:rStyle w:val="Hyperlink"/>
@@ -4839,7 +4841,7 @@
           <w:sz w:val="24"/>
           <w:u w:val="single"/>
         </w:rPr>
-        <w:hyperlink r:id="rId25" w:history="1">
+        <w:hyperlink r:id="rId26" w:history="1">
           <w:r>
             <w:rPr>
               <w:rStyle w:val="Hyperlink"/>

--- a/EXPORTS/DOCX/published/niveau3/Dutch/KITLV.docx
+++ b/EXPORTS/DOCX/published/niveau3/Dutch/KITLV.docx
@@ -469,31 +469,13 @@
       </w:r>
       <w:r>
         <w:rPr>
-          <w:u w:val="single" w:color="0000ff"/>
           <w:rFonts w:ascii="Charis SIL Regular" w:hAnsi="Charis SIL Regular" w:eastAsia="Charis SIL Regular"/>
           <w:b w:val="0"/>
           <w:i w:val="0"/>
           <w:color w:val="000000"/>
           <w:sz w:val="24"/>
         </w:rPr>
-        <w:hyperlink r:id="rId10" w:history="1">
-          <w:r>
-            <w:rPr>
-              <w:rStyle w:val="Hyperlink"/>
-            </w:rPr>
-            <w:t>n dat ja</w:t>
-          </w:r>
-        </w:hyperlink>
-      </w:r>
-      <w:r>
-        <w:rPr>
-          <w:rFonts w:ascii="Charis SIL Regular" w:hAnsi="Charis SIL Regular" w:eastAsia="Charis SIL Regular"/>
-          <w:b w:val="0"/>
-          <w:i w:val="0"/>
-          <w:color w:val="000000"/>
-          <w:sz w:val="24"/>
-        </w:rPr>
-        <w:t xml:space="preserve">ar </w:t>
+        <w:t xml:space="preserve">n dat jaar </w:t>
       </w:r>
       <w:r>
         <w:rPr>
@@ -1403,25 +1385,7 @@
           <w:color w:val="000000"/>
           <w:sz w:val="24"/>
         </w:rPr>
-        <w:t>'</w:t>
-      </w:r>
-      <w:r>
-        <w:rPr>
-          <w:u w:val="single" w:color="0000ff"/>
-          <w:rFonts w:ascii="Charis SIL Regular" w:hAnsi="Charis SIL Regular" w:eastAsia="Charis SIL Regular"/>
-          <w:b w:val="0"/>
-          <w:i w:val="0"/>
-          <w:color w:val="000000"/>
-          <w:sz w:val="24"/>
-        </w:rPr>
-        <w:hyperlink r:id="rId14" w:history="1">
-          <w:r>
-            <w:rPr>
-              <w:rStyle w:val="Hyperlink"/>
-            </w:rPr>
-            <w:t xml:space="preserve">, en </w:t>
-          </w:r>
-        </w:hyperlink>
+        <w:t xml:space="preserve">', en </w:t>
       </w:r>
       <w:r>
         <w:rPr>
@@ -1432,14 +1396,7 @@
           <w:sz w:val="24"/>
           <w:u w:val="single"/>
         </w:rPr>
-        <w:hyperlink r:id="rId14" w:history="1">
-          <w:r>
-            <w:rPr>
-              <w:rStyle w:val="Hyperlink"/>
-            </w:rPr>
-            <w:t>Europ</w:t>
-          </w:r>
-        </w:hyperlink>
+        <w:t>Europ</w:t>
       </w:r>
       <w:r>
         <w:rPr>
@@ -1479,7 +1436,7 @@
           <w:sz w:val="24"/>
           <w:u w:val="single"/>
         </w:rPr>
-        <w:hyperlink r:id="rId15" w:history="1">
+        <w:hyperlink r:id="rId14" w:history="1">
           <w:r>
             <w:rPr>
               <w:rStyle w:val="Hyperlink"/>
@@ -1628,6 +1585,7 @@
           <w:i w:val="0"/>
           <w:color w:val="0000FF"/>
           <w:sz w:val="24"/>
+          <w:u w:val="single"/>
         </w:rPr>
         <w:t>we</w:t>
       </w:r>
@@ -1872,16 +1830,8 @@
           <w:i w:val="0"/>
           <w:color w:val="0000FF"/>
           <w:sz w:val="24"/>
-          <w:u w:val="single"/>
-        </w:rPr>
-        <w:hyperlink r:id="rId19" w:history="1">
-          <w:r>
-            <w:rPr>
-              <w:rStyle w:val="Hyperlink"/>
-            </w:rPr>
-            <w:t>Stichting</w:t>
-          </w:r>
-        </w:hyperlink>
+        </w:rPr>
+        <w:t>Stichting Mondelinge Geschiedenis</w:t>
       </w:r>
       <w:r>
         <w:rPr>
@@ -1892,7 +1842,7 @@
           <w:sz w:val="24"/>
           <w:u w:val="single"/>
         </w:rPr>
-        <w:t xml:space="preserve"> Mondeli</w:t>
+        <w:t xml:space="preserve"> </w:t>
       </w:r>
       <w:r>
         <w:rPr>
@@ -1904,100 +1854,6 @@
           <w:u w:val="single"/>
         </w:rPr>
         <w:hyperlink r:id="rId18" w:history="1">
-          <w:r>
-            <w:rPr>
-              <w:rStyle w:val="Hyperlink"/>
-            </w:rPr>
-            <w:t>nge</w:t>
-          </w:r>
-        </w:hyperlink>
-      </w:r>
-      <w:r>
-        <w:rPr>
-          <w:rFonts w:ascii="Charis SIL Regular" w:hAnsi="Charis SIL Regular" w:eastAsia="Charis SIL Regular"/>
-          <w:b w:val="0"/>
-          <w:i w:val="0"/>
-          <w:color w:val="0000FF"/>
-          <w:sz w:val="24"/>
-          <w:u w:val="single"/>
-        </w:rPr>
-        <w:t xml:space="preserve"> </w:t>
-      </w:r>
-      <w:r>
-        <w:rPr>
-          <w:rFonts w:ascii="Charis SIL Regular" w:hAnsi="Charis SIL Regular" w:eastAsia="Charis SIL Regular"/>
-          <w:b w:val="0"/>
-          <w:i w:val="0"/>
-          <w:color w:val="0000FF"/>
-          <w:sz w:val="24"/>
-          <w:u w:val="single"/>
-        </w:rPr>
-        <w:hyperlink r:id="rId19" w:history="1">
-          <w:r>
-            <w:rPr>
-              <w:rStyle w:val="Hyperlink"/>
-            </w:rPr>
-            <w:t>Geschied</w:t>
-          </w:r>
-        </w:hyperlink>
-      </w:r>
-      <w:r>
-        <w:rPr>
-          <w:rFonts w:ascii="Charis SIL Regular" w:hAnsi="Charis SIL Regular" w:eastAsia="Charis SIL Regular"/>
-          <w:b w:val="0"/>
-          <w:i w:val="0"/>
-          <w:color w:val="0000FF"/>
-          <w:sz w:val="24"/>
-          <w:u w:val="single"/>
-        </w:rPr>
-        <w:hyperlink r:id="rId19" w:history="1">
-          <w:r>
-            <w:rPr>
-              <w:rStyle w:val="Hyperlink"/>
-            </w:rPr>
-            <w:t>e</w:t>
-          </w:r>
-        </w:hyperlink>
-      </w:r>
-      <w:r>
-        <w:rPr>
-          <w:rFonts w:ascii="Charis SIL Regular" w:hAnsi="Charis SIL Regular" w:eastAsia="Charis SIL Regular"/>
-          <w:b w:val="0"/>
-          <w:i w:val="0"/>
-          <w:color w:val="0000FF"/>
-          <w:sz w:val="24"/>
-          <w:u w:val="single"/>
-        </w:rPr>
-        <w:hyperlink r:id="rId19" w:history="1">
-          <w:r>
-            <w:rPr>
-              <w:rStyle w:val="Hyperlink"/>
-            </w:rPr>
-            <w:t>nis</w:t>
-          </w:r>
-        </w:hyperlink>
-      </w:r>
-      <w:r>
-        <w:rPr>
-          <w:rFonts w:ascii="Charis SIL Regular" w:hAnsi="Charis SIL Regular" w:eastAsia="Charis SIL Regular"/>
-          <w:b w:val="0"/>
-          <w:i w:val="0"/>
-          <w:color w:val="0000FF"/>
-          <w:sz w:val="24"/>
-          <w:u w:val="single"/>
-        </w:rPr>
-        <w:t xml:space="preserve"> </w:t>
-      </w:r>
-      <w:r>
-        <w:rPr>
-          <w:rFonts w:ascii="Charis SIL Regular" w:hAnsi="Charis SIL Regular" w:eastAsia="Charis SIL Regular"/>
-          <w:b w:val="0"/>
-          <w:i w:val="0"/>
-          <w:color w:val="0000FF"/>
-          <w:sz w:val="24"/>
-          <w:u w:val="single"/>
-        </w:rPr>
-        <w:hyperlink r:id="rId19" w:history="1">
           <w:r>
             <w:rPr>
               <w:rStyle w:val="Hyperlink"/>
@@ -2025,7 +1881,7 @@
           <w:sz w:val="24"/>
           <w:u w:val="single"/>
         </w:rPr>
-        <w:hyperlink r:id="rId20" w:history="1">
+        <w:hyperlink r:id="rId19" w:history="1">
           <w:r>
             <w:rPr>
               <w:rStyle w:val="Hyperlink"/>
@@ -2043,14 +1899,7 @@
           <w:sz w:val="24"/>
           <w:u w:val="single"/>
         </w:rPr>
-        <w:hyperlink r:id="rId20" w:history="1">
-          <w:r>
-            <w:rPr>
-              <w:rStyle w:val="Hyperlink"/>
-            </w:rPr>
-            <w:t>Aziatisch</w:t>
-          </w:r>
-        </w:hyperlink>
+        <w:t>Aziatisch</w:t>
       </w:r>
       <w:r>
         <w:rPr>
@@ -2126,7 +1975,7 @@
           <w:color w:val="000000"/>
           <w:sz w:val="24"/>
         </w:rPr>
-        <w:hyperlink r:id="rId19" w:history="1">
+        <w:hyperlink r:id="rId20" w:history="1">
           <w:r>
             <w:rPr>
               <w:rStyle w:val="Hyperlink"/>
@@ -2144,7 +1993,7 @@
           <w:color w:val="000000"/>
           <w:sz w:val="24"/>
         </w:rPr>
-        <w:hyperlink r:id="rId19" w:history="1">
+        <w:hyperlink r:id="rId20" w:history="1">
           <w:r>
             <w:rPr>
               <w:rStyle w:val="Hyperlink"/>
@@ -2162,7 +2011,7 @@
           <w:color w:val="000000"/>
           <w:sz w:val="24"/>
         </w:rPr>
-        <w:hyperlink r:id="rId19" w:history="1">
+        <w:hyperlink r:id="rId20" w:history="1">
           <w:r>
             <w:rPr>
               <w:rStyle w:val="Hyperlink"/>
@@ -2180,7 +2029,7 @@
           <w:color w:val="000000"/>
           <w:sz w:val="24"/>
         </w:rPr>
-        <w:hyperlink r:id="rId19" w:history="1">
+        <w:hyperlink r:id="rId20" w:history="1">
           <w:r>
             <w:rPr>
               <w:rStyle w:val="Hyperlink"/>
@@ -2198,7 +2047,7 @@
           <w:color w:val="000000"/>
           <w:sz w:val="24"/>
         </w:rPr>
-        <w:hyperlink r:id="rId19" w:history="1">
+        <w:hyperlink r:id="rId20" w:history="1">
           <w:r>
             <w:rPr>
               <w:rStyle w:val="Hyperlink"/>
@@ -3989,7 +3838,7 @@
           <w:sz w:val="24"/>
           <w:u w:val="single"/>
         </w:rPr>
-        <w:hyperlink r:id="rId19" w:history="1">
+        <w:hyperlink r:id="rId20" w:history="1">
           <w:r>
             <w:rPr>
               <w:rStyle w:val="Hyperlink"/>
@@ -4007,7 +3856,7 @@
           <w:sz w:val="24"/>
           <w:u w:val="single"/>
         </w:rPr>
-        <w:hyperlink r:id="rId19" w:history="1">
+        <w:hyperlink r:id="rId20" w:history="1">
           <w:r>
             <w:rPr>
               <w:rStyle w:val="Hyperlink"/>
@@ -4025,7 +3874,7 @@
           <w:sz w:val="24"/>
           <w:u w:val="single"/>
         </w:rPr>
-        <w:hyperlink r:id="rId19" w:history="1">
+        <w:hyperlink r:id="rId20" w:history="1">
           <w:r>
             <w:rPr>
               <w:rStyle w:val="Hyperlink"/>
@@ -4043,7 +3892,7 @@
           <w:sz w:val="24"/>
           <w:u w:val="single"/>
         </w:rPr>
-        <w:hyperlink r:id="rId19" w:history="1">
+        <w:hyperlink r:id="rId20" w:history="1">
           <w:r>
             <w:rPr>
               <w:rStyle w:val="Hyperlink"/>
@@ -4061,7 +3910,7 @@
           <w:sz w:val="24"/>
           <w:u w:val="single"/>
         </w:rPr>
-        <w:hyperlink r:id="rId19" w:history="1">
+        <w:hyperlink r:id="rId20" w:history="1">
           <w:r>
             <w:rPr>
               <w:rStyle w:val="Hyperlink"/>
@@ -4168,7 +4017,7 @@
           <w:sz w:val="24"/>
           <w:u w:val="single"/>
         </w:rPr>
-        <w:hyperlink r:id="rId20" w:history="1">
+        <w:hyperlink r:id="rId19" w:history="1">
           <w:r>
             <w:rPr>
               <w:rStyle w:val="Hyperlink"/>
@@ -4186,7 +4035,7 @@
           <w:sz w:val="24"/>
           <w:u w:val="single"/>
         </w:rPr>
-        <w:hyperlink r:id="rId20" w:history="1">
+        <w:hyperlink r:id="rId19" w:history="1">
           <w:r>
             <w:rPr>
               <w:rStyle w:val="Hyperlink"/>
@@ -4204,7 +4053,7 @@
           <w:sz w:val="24"/>
           <w:u w:val="single"/>
         </w:rPr>
-        <w:hyperlink r:id="rId20" w:history="1">
+        <w:hyperlink r:id="rId19" w:history="1">
           <w:r>
             <w:rPr>
               <w:rStyle w:val="Hyperlink"/>
@@ -4540,7 +4389,7 @@
           <w:sz w:val="24"/>
           <w:u w:val="single"/>
         </w:rPr>
-        <w:hyperlink r:id="rId24" w:history="1">
+        <w:hyperlink r:id="rId22" w:history="1">
           <w:r>
             <w:rPr>
               <w:rStyle w:val="Hyperlink"/>
@@ -4558,7 +4407,7 @@
           <w:sz w:val="24"/>
           <w:u w:val="single"/>
         </w:rPr>
-        <w:hyperlink r:id="rId24" w:history="1">
+        <w:hyperlink r:id="rId22" w:history="1">
           <w:r>
             <w:rPr>
               <w:rStyle w:val="Hyperlink"/>
@@ -4676,7 +4525,7 @@
           <w:sz w:val="24"/>
           <w:u w:val="single"/>
         </w:rPr>
-        <w:hyperlink r:id="rId25" w:history="1">
+        <w:hyperlink r:id="rId24" w:history="1">
           <w:r>
             <w:rPr>
               <w:rStyle w:val="Hyperlink"/>
@@ -4694,7 +4543,7 @@
           <w:sz w:val="24"/>
           <w:u w:val="single"/>
         </w:rPr>
-        <w:hyperlink r:id="rId25" w:history="1">
+        <w:hyperlink r:id="rId24" w:history="1">
           <w:r>
             <w:rPr>
               <w:rStyle w:val="Hyperlink"/>
@@ -4712,7 +4561,7 @@
           <w:sz w:val="24"/>
           <w:u w:val="single"/>
         </w:rPr>
-        <w:hyperlink r:id="rId25" w:history="1">
+        <w:hyperlink r:id="rId24" w:history="1">
           <w:r>
             <w:rPr>
               <w:rStyle w:val="Hyperlink"/>
@@ -4730,7 +4579,7 @@
           <w:sz w:val="24"/>
           <w:u w:val="single"/>
         </w:rPr>
-        <w:hyperlink r:id="rId25" w:history="1">
+        <w:hyperlink r:id="rId24" w:history="1">
           <w:r>
             <w:rPr>
               <w:rStyle w:val="Hyperlink"/>
@@ -4748,7 +4597,7 @@
           <w:sz w:val="24"/>
           <w:u w:val="single"/>
         </w:rPr>
-        <w:hyperlink r:id="rId25" w:history="1">
+        <w:hyperlink r:id="rId24" w:history="1">
           <w:r>
             <w:rPr>
               <w:rStyle w:val="Hyperlink"/>
@@ -4766,7 +4615,7 @@
           <w:sz w:val="24"/>
           <w:u w:val="single"/>
         </w:rPr>
-        <w:hyperlink r:id="rId25" w:history="1">
+        <w:hyperlink r:id="rId24" w:history="1">
           <w:r>
             <w:rPr>
               <w:rStyle w:val="Hyperlink"/>
@@ -4784,7 +4633,7 @@
           <w:sz w:val="24"/>
           <w:u w:val="single"/>
         </w:rPr>
-        <w:hyperlink r:id="rId25" w:history="1">
+        <w:hyperlink r:id="rId24" w:history="1">
           <w:r>
             <w:rPr>
               <w:rStyle w:val="Hyperlink"/>
@@ -4812,7 +4661,7 @@
           <w:sz w:val="24"/>
           <w:u w:val="single"/>
         </w:rPr>
-        <w:hyperlink r:id="rId26" w:history="1">
+        <w:hyperlink r:id="rId25" w:history="1">
           <w:r>
             <w:rPr>
               <w:rStyle w:val="Hyperlink"/>
@@ -4841,7 +4690,7 @@
           <w:sz w:val="24"/>
           <w:u w:val="single"/>
         </w:rPr>
-        <w:hyperlink r:id="rId26" w:history="1">
+        <w:hyperlink r:id="rId25" w:history="1">
           <w:r>
             <w:rPr>
               <w:rStyle w:val="Hyperlink"/>

--- a/EXPORTS/DOCX/published/niveau3/Dutch/KITLV.docx
+++ b/EXPORTS/DOCX/published/niveau3/Dutch/KITLV.docx
@@ -469,13 +469,31 @@
       </w:r>
       <w:r>
         <w:rPr>
+          <w:u w:val="single" w:color="0000ff"/>
           <w:rFonts w:ascii="Charis SIL Regular" w:hAnsi="Charis SIL Regular" w:eastAsia="Charis SIL Regular"/>
           <w:b w:val="0"/>
           <w:i w:val="0"/>
           <w:color w:val="000000"/>
           <w:sz w:val="24"/>
         </w:rPr>
-        <w:t xml:space="preserve">n dat jaar </w:t>
+        <w:hyperlink r:id="rId10" w:history="1">
+          <w:r>
+            <w:rPr>
+              <w:rStyle w:val="Hyperlink"/>
+            </w:rPr>
+            <w:t>n dat ja</w:t>
+          </w:r>
+        </w:hyperlink>
+      </w:r>
+      <w:r>
+        <w:rPr>
+          <w:rFonts w:ascii="Charis SIL Regular" w:hAnsi="Charis SIL Regular" w:eastAsia="Charis SIL Regular"/>
+          <w:b w:val="0"/>
+          <w:i w:val="0"/>
+          <w:color w:val="000000"/>
+          <w:sz w:val="24"/>
+        </w:rPr>
+        <w:t xml:space="preserve">ar </w:t>
       </w:r>
       <w:r>
         <w:rPr>
@@ -1374,18 +1392,7 @@
           <w:color w:val="000000"/>
           <w:sz w:val="24"/>
         </w:rPr>
-        <w:t>UBL vindbaar zijn met het kenmerk 'D Or</w:t>
-      </w:r>
-      <w:r>
-        <w:rPr>
-          <w:u w:val="single" w:color="0000ff"/>
-          <w:rFonts w:ascii="Charis SIL Regular" w:hAnsi="Charis SIL Regular" w:eastAsia="Charis SIL Regular"/>
-          <w:b w:val="0"/>
-          <w:i w:val="0"/>
-          <w:color w:val="000000"/>
-          <w:sz w:val="24"/>
-        </w:rPr>
-        <w:t xml:space="preserve">', en </w:t>
+        <w:t xml:space="preserve">UBL vindbaar zijn met het kenmerk 'D Or', en </w:t>
       </w:r>
       <w:r>
         <w:rPr>
@@ -1396,7 +1403,14 @@
           <w:sz w:val="24"/>
           <w:u w:val="single"/>
         </w:rPr>
-        <w:t>Europ</w:t>
+        <w:hyperlink r:id="rId14" w:history="1">
+          <w:r>
+            <w:rPr>
+              <w:rStyle w:val="Hyperlink"/>
+            </w:rPr>
+            <w:t>Europ</w:t>
+          </w:r>
+        </w:hyperlink>
       </w:r>
       <w:r>
         <w:rPr>
@@ -1436,7 +1450,7 @@
           <w:sz w:val="24"/>
           <w:u w:val="single"/>
         </w:rPr>
-        <w:hyperlink r:id="rId14" w:history="1">
+        <w:hyperlink r:id="rId15" w:history="1">
           <w:r>
             <w:rPr>
               <w:rStyle w:val="Hyperlink"/>
@@ -1585,7 +1599,6 @@
           <w:i w:val="0"/>
           <w:color w:val="0000FF"/>
           <w:sz w:val="24"/>
-          <w:u w:val="single"/>
         </w:rPr>
         <w:t>we</w:t>
       </w:r>
@@ -1830,8 +1843,16 @@
           <w:i w:val="0"/>
           <w:color w:val="0000FF"/>
           <w:sz w:val="24"/>
-        </w:rPr>
-        <w:t>Stichting Mondelinge Geschiedenis</w:t>
+          <w:u w:val="single"/>
+        </w:rPr>
+        <w:hyperlink r:id="rId19" w:history="1">
+          <w:r>
+            <w:rPr>
+              <w:rStyle w:val="Hyperlink"/>
+            </w:rPr>
+            <w:t>Stichting</w:t>
+          </w:r>
+        </w:hyperlink>
       </w:r>
       <w:r>
         <w:rPr>
@@ -1853,7 +1874,119 @@
           <w:sz w:val="24"/>
           <w:u w:val="single"/>
         </w:rPr>
-        <w:hyperlink r:id="rId18" w:history="1">
+        <w:hyperlink r:id="rId19" w:history="1">
+          <w:r>
+            <w:rPr>
+              <w:rStyle w:val="Hyperlink"/>
+            </w:rPr>
+            <w:t>Mondeli</w:t>
+          </w:r>
+        </w:hyperlink>
+      </w:r>
+      <w:r>
+        <w:rPr>
+          <w:rFonts w:ascii="Charis SIL Regular" w:hAnsi="Charis SIL Regular" w:eastAsia="Charis SIL Regular"/>
+          <w:b w:val="0"/>
+          <w:i w:val="0"/>
+          <w:color w:val="0000FF"/>
+          <w:sz w:val="24"/>
+          <w:u w:val="single"/>
+        </w:rPr>
+        <w:hyperlink r:id="rId19" w:history="1">
+          <w:r>
+            <w:rPr>
+              <w:rStyle w:val="Hyperlink"/>
+            </w:rPr>
+            <w:t>nge</w:t>
+          </w:r>
+        </w:hyperlink>
+      </w:r>
+      <w:r>
+        <w:rPr>
+          <w:rFonts w:ascii="Charis SIL Regular" w:hAnsi="Charis SIL Regular" w:eastAsia="Charis SIL Regular"/>
+          <w:b w:val="0"/>
+          <w:i w:val="0"/>
+          <w:color w:val="0000FF"/>
+          <w:sz w:val="24"/>
+          <w:u w:val="single"/>
+        </w:rPr>
+        <w:t xml:space="preserve"> </w:t>
+      </w:r>
+      <w:r>
+        <w:rPr>
+          <w:rFonts w:ascii="Charis SIL Regular" w:hAnsi="Charis SIL Regular" w:eastAsia="Charis SIL Regular"/>
+          <w:b w:val="0"/>
+          <w:i w:val="0"/>
+          <w:color w:val="0000FF"/>
+          <w:sz w:val="24"/>
+          <w:u w:val="single"/>
+        </w:rPr>
+        <w:hyperlink r:id="rId19" w:history="1">
+          <w:r>
+            <w:rPr>
+              <w:rStyle w:val="Hyperlink"/>
+            </w:rPr>
+            <w:t>Geschied</w:t>
+          </w:r>
+        </w:hyperlink>
+      </w:r>
+      <w:r>
+        <w:rPr>
+          <w:rFonts w:ascii="Charis SIL Regular" w:hAnsi="Charis SIL Regular" w:eastAsia="Charis SIL Regular"/>
+          <w:b w:val="0"/>
+          <w:i w:val="0"/>
+          <w:color w:val="0000FF"/>
+          <w:sz w:val="24"/>
+          <w:u w:val="single"/>
+        </w:rPr>
+        <w:hyperlink r:id="rId19" w:history="1">
+          <w:r>
+            <w:rPr>
+              <w:rStyle w:val="Hyperlink"/>
+            </w:rPr>
+            <w:t>e</w:t>
+          </w:r>
+        </w:hyperlink>
+      </w:r>
+      <w:r>
+        <w:rPr>
+          <w:rFonts w:ascii="Charis SIL Regular" w:hAnsi="Charis SIL Regular" w:eastAsia="Charis SIL Regular"/>
+          <w:b w:val="0"/>
+          <w:i w:val="0"/>
+          <w:color w:val="0000FF"/>
+          <w:sz w:val="24"/>
+          <w:u w:val="single"/>
+        </w:rPr>
+        <w:hyperlink r:id="rId19" w:history="1">
+          <w:r>
+            <w:rPr>
+              <w:rStyle w:val="Hyperlink"/>
+            </w:rPr>
+            <w:t>nis</w:t>
+          </w:r>
+        </w:hyperlink>
+      </w:r>
+      <w:r>
+        <w:rPr>
+          <w:rFonts w:ascii="Charis SIL Regular" w:hAnsi="Charis SIL Regular" w:eastAsia="Charis SIL Regular"/>
+          <w:b w:val="0"/>
+          <w:i w:val="0"/>
+          <w:color w:val="0000FF"/>
+          <w:sz w:val="24"/>
+          <w:u w:val="single"/>
+        </w:rPr>
+        <w:t xml:space="preserve"> </w:t>
+      </w:r>
+      <w:r>
+        <w:rPr>
+          <w:rFonts w:ascii="Charis SIL Regular" w:hAnsi="Charis SIL Regular" w:eastAsia="Charis SIL Regular"/>
+          <w:b w:val="0"/>
+          <w:i w:val="0"/>
+          <w:color w:val="0000FF"/>
+          <w:sz w:val="24"/>
+          <w:u w:val="single"/>
+        </w:rPr>
+        <w:hyperlink r:id="rId19" w:history="1">
           <w:r>
             <w:rPr>
               <w:rStyle w:val="Hyperlink"/>
@@ -1879,16 +2012,8 @@
           <w:i w:val="0"/>
           <w:color w:val="0000FF"/>
           <w:sz w:val="24"/>
-          <w:u w:val="single"/>
-        </w:rPr>
-        <w:hyperlink r:id="rId19" w:history="1">
-          <w:r>
-            <w:rPr>
-              <w:rStyle w:val="Hyperlink"/>
-            </w:rPr>
-            <w:t>Zuidoost-</w:t>
-          </w:r>
-        </w:hyperlink>
+        </w:rPr>
+        <w:t>Zuidoost-Aziatische popmuz</w:t>
       </w:r>
       <w:r>
         <w:rPr>
@@ -1899,65 +2024,7 @@
           <w:sz w:val="24"/>
           <w:u w:val="single"/>
         </w:rPr>
-        <w:t>Aziatisch</w:t>
-      </w:r>
-      <w:r>
-        <w:rPr>
-          <w:rFonts w:ascii="Charis SIL Regular" w:hAnsi="Charis SIL Regular" w:eastAsia="Charis SIL Regular"/>
-          <w:b w:val="0"/>
-          <w:i w:val="0"/>
-          <w:color w:val="0000FF"/>
-          <w:sz w:val="24"/>
-          <w:u w:val="single"/>
-        </w:rPr>
-        <w:hyperlink r:id="rId20" w:history="1">
-          <w:r>
-            <w:rPr>
-              <w:rStyle w:val="Hyperlink"/>
-            </w:rPr>
-            <w:t>e</w:t>
-          </w:r>
-        </w:hyperlink>
-      </w:r>
-      <w:r>
-        <w:rPr>
-          <w:rFonts w:ascii="Charis SIL Regular" w:hAnsi="Charis SIL Regular" w:eastAsia="Charis SIL Regular"/>
-          <w:b w:val="0"/>
-          <w:i w:val="0"/>
-          <w:color w:val="0000FF"/>
-          <w:sz w:val="24"/>
-          <w:u w:val="single"/>
-        </w:rPr>
-        <w:t xml:space="preserve"> </w:t>
-      </w:r>
-      <w:r>
-        <w:rPr>
-          <w:rFonts w:ascii="Charis SIL Regular" w:hAnsi="Charis SIL Regular" w:eastAsia="Charis SIL Regular"/>
-          <w:b w:val="0"/>
-          <w:i w:val="0"/>
-          <w:color w:val="0000FF"/>
-          <w:sz w:val="24"/>
-          <w:u w:val="single"/>
-        </w:rPr>
-        <w:hyperlink r:id="rId20" w:history="1">
-          <w:r>
-            <w:rPr>
-              <w:rStyle w:val="Hyperlink"/>
-            </w:rPr>
-            <w:t>popmuz</w:t>
-          </w:r>
-        </w:hyperlink>
-      </w:r>
-      <w:r>
-        <w:rPr>
-          <w:rFonts w:ascii="Charis SIL Regular" w:hAnsi="Charis SIL Regular" w:eastAsia="Charis SIL Regular"/>
-          <w:b w:val="0"/>
-          <w:i w:val="0"/>
-          <w:color w:val="0000FF"/>
-          <w:sz w:val="24"/>
-          <w:u w:val="single"/>
-        </w:rPr>
-        <w:hyperlink r:id="rId20" w:history="1">
+        <w:hyperlink r:id="rId19" w:history="1">
           <w:r>
             <w:rPr>
               <w:rStyle w:val="Hyperlink"/>
@@ -1975,7 +2042,7 @@
           <w:color w:val="000000"/>
           <w:sz w:val="24"/>
         </w:rPr>
-        <w:hyperlink r:id="rId20" w:history="1">
+        <w:hyperlink r:id="rId19" w:history="1">
           <w:r>
             <w:rPr>
               <w:rStyle w:val="Hyperlink"/>
@@ -1993,7 +2060,7 @@
           <w:color w:val="000000"/>
           <w:sz w:val="24"/>
         </w:rPr>
-        <w:hyperlink r:id="rId20" w:history="1">
+        <w:hyperlink r:id="rId19" w:history="1">
           <w:r>
             <w:rPr>
               <w:rStyle w:val="Hyperlink"/>
@@ -2011,7 +2078,7 @@
           <w:color w:val="000000"/>
           <w:sz w:val="24"/>
         </w:rPr>
-        <w:hyperlink r:id="rId20" w:history="1">
+        <w:hyperlink r:id="rId19" w:history="1">
           <w:r>
             <w:rPr>
               <w:rStyle w:val="Hyperlink"/>
@@ -2029,7 +2096,7 @@
           <w:color w:val="000000"/>
           <w:sz w:val="24"/>
         </w:rPr>
-        <w:hyperlink r:id="rId20" w:history="1">
+        <w:hyperlink r:id="rId19" w:history="1">
           <w:r>
             <w:rPr>
               <w:rStyle w:val="Hyperlink"/>
@@ -2047,7 +2114,7 @@
           <w:color w:val="000000"/>
           <w:sz w:val="24"/>
         </w:rPr>
-        <w:hyperlink r:id="rId20" w:history="1">
+        <w:hyperlink r:id="rId19" w:history="1">
           <w:r>
             <w:rPr>
               <w:rStyle w:val="Hyperlink"/>
@@ -2085,7 +2152,7 @@
           <w:sz w:val="24"/>
           <w:u w:val="single"/>
         </w:rPr>
-        <w:hyperlink r:id="rId21" w:history="1">
+        <w:hyperlink r:id="rId20" w:history="1">
           <w:r>
             <w:rPr>
               <w:rStyle w:val="Hyperlink"/>
@@ -2114,7 +2181,7 @@
           <w:sz w:val="24"/>
           <w:u w:val="single"/>
         </w:rPr>
-        <w:hyperlink r:id="rId21" w:history="1">
+        <w:hyperlink r:id="rId20" w:history="1">
           <w:r>
             <w:rPr>
               <w:rStyle w:val="Hyperlink"/>
@@ -2152,7 +2219,7 @@
           <w:color w:val="000000"/>
           <w:sz w:val="24"/>
         </w:rPr>
-        <w:hyperlink r:id="rId21" w:history="1">
+        <w:hyperlink r:id="rId20" w:history="1">
           <w:r>
             <w:rPr>
               <w:rStyle w:val="Hyperlink"/>
@@ -2170,7 +2237,7 @@
           <w:color w:val="000000"/>
           <w:sz w:val="24"/>
         </w:rPr>
-        <w:hyperlink r:id="rId21" w:history="1">
+        <w:hyperlink r:id="rId20" w:history="1">
           <w:r>
             <w:rPr>
               <w:rStyle w:val="Hyperlink"/>
@@ -2188,7 +2255,7 @@
           <w:color w:val="000000"/>
           <w:sz w:val="24"/>
         </w:rPr>
-        <w:hyperlink r:id="rId21" w:history="1">
+        <w:hyperlink r:id="rId20" w:history="1">
           <w:r>
             <w:rPr>
               <w:rStyle w:val="Hyperlink"/>
@@ -3838,7 +3905,7 @@
           <w:sz w:val="24"/>
           <w:u w:val="single"/>
         </w:rPr>
-        <w:hyperlink r:id="rId20" w:history="1">
+        <w:hyperlink r:id="rId19" w:history="1">
           <w:r>
             <w:rPr>
               <w:rStyle w:val="Hyperlink"/>
@@ -3856,7 +3923,7 @@
           <w:sz w:val="24"/>
           <w:u w:val="single"/>
         </w:rPr>
-        <w:hyperlink r:id="rId20" w:history="1">
+        <w:hyperlink r:id="rId19" w:history="1">
           <w:r>
             <w:rPr>
               <w:rStyle w:val="Hyperlink"/>
@@ -3874,7 +3941,7 @@
           <w:sz w:val="24"/>
           <w:u w:val="single"/>
         </w:rPr>
-        <w:hyperlink r:id="rId20" w:history="1">
+        <w:hyperlink r:id="rId19" w:history="1">
           <w:r>
             <w:rPr>
               <w:rStyle w:val="Hyperlink"/>
@@ -3892,7 +3959,7 @@
           <w:sz w:val="24"/>
           <w:u w:val="single"/>
         </w:rPr>
-        <w:hyperlink r:id="rId20" w:history="1">
+        <w:hyperlink r:id="rId19" w:history="1">
           <w:r>
             <w:rPr>
               <w:rStyle w:val="Hyperlink"/>
@@ -3910,7 +3977,7 @@
           <w:sz w:val="24"/>
           <w:u w:val="single"/>
         </w:rPr>
-        <w:hyperlink r:id="rId20" w:history="1">
+        <w:hyperlink r:id="rId19" w:history="1">
           <w:r>
             <w:rPr>
               <w:rStyle w:val="Hyperlink"/>
@@ -4017,7 +4084,7 @@
           <w:sz w:val="24"/>
           <w:u w:val="single"/>
         </w:rPr>
-        <w:hyperlink r:id="rId19" w:history="1">
+        <w:hyperlink r:id="rId21" w:history="1">
           <w:r>
             <w:rPr>
               <w:rStyle w:val="Hyperlink"/>
@@ -4035,7 +4102,7 @@
           <w:sz w:val="24"/>
           <w:u w:val="single"/>
         </w:rPr>
-        <w:hyperlink r:id="rId19" w:history="1">
+        <w:hyperlink r:id="rId21" w:history="1">
           <w:r>
             <w:rPr>
               <w:rStyle w:val="Hyperlink"/>
@@ -4053,7 +4120,7 @@
           <w:sz w:val="24"/>
           <w:u w:val="single"/>
         </w:rPr>
-        <w:hyperlink r:id="rId19" w:history="1">
+        <w:hyperlink r:id="rId21" w:history="1">
           <w:r>
             <w:rPr>
               <w:rStyle w:val="Hyperlink"/>
@@ -4360,7 +4427,7 @@
           <w:sz w:val="24"/>
           <w:u w:val="single"/>
         </w:rPr>
-        <w:hyperlink r:id="rId22" w:history="1">
+        <w:hyperlink r:id="rId24" w:history="1">
           <w:r>
             <w:rPr>
               <w:rStyle w:val="Hyperlink"/>
@@ -4389,7 +4456,7 @@
           <w:sz w:val="24"/>
           <w:u w:val="single"/>
         </w:rPr>
-        <w:hyperlink r:id="rId22" w:history="1">
+        <w:hyperlink r:id="rId24" w:history="1">
           <w:r>
             <w:rPr>
               <w:rStyle w:val="Hyperlink"/>
@@ -4407,7 +4474,7 @@
           <w:sz w:val="24"/>
           <w:u w:val="single"/>
         </w:rPr>
-        <w:hyperlink r:id="rId22" w:history="1">
+        <w:hyperlink r:id="rId24" w:history="1">
           <w:r>
             <w:rPr>
               <w:rStyle w:val="Hyperlink"/>
@@ -4525,7 +4592,7 @@
           <w:sz w:val="24"/>
           <w:u w:val="single"/>
         </w:rPr>
-        <w:hyperlink r:id="rId24" w:history="1">
+        <w:hyperlink r:id="rId25" w:history="1">
           <w:r>
             <w:rPr>
               <w:rStyle w:val="Hyperlink"/>
@@ -4543,7 +4610,7 @@
           <w:sz w:val="24"/>
           <w:u w:val="single"/>
         </w:rPr>
-        <w:hyperlink r:id="rId24" w:history="1">
+        <w:hyperlink r:id="rId25" w:history="1">
           <w:r>
             <w:rPr>
               <w:rStyle w:val="Hyperlink"/>
@@ -4561,7 +4628,7 @@
           <w:sz w:val="24"/>
           <w:u w:val="single"/>
         </w:rPr>
-        <w:hyperlink r:id="rId24" w:history="1">
+        <w:hyperlink r:id="rId25" w:history="1">
           <w:r>
             <w:rPr>
               <w:rStyle w:val="Hyperlink"/>
@@ -4579,7 +4646,7 @@
           <w:sz w:val="24"/>
           <w:u w:val="single"/>
         </w:rPr>
-        <w:hyperlink r:id="rId24" w:history="1">
+        <w:hyperlink r:id="rId25" w:history="1">
           <w:r>
             <w:rPr>
               <w:rStyle w:val="Hyperlink"/>
@@ -4597,7 +4664,7 @@
           <w:sz w:val="24"/>
           <w:u w:val="single"/>
         </w:rPr>
-        <w:hyperlink r:id="rId24" w:history="1">
+        <w:hyperlink r:id="rId25" w:history="1">
           <w:r>
             <w:rPr>
               <w:rStyle w:val="Hyperlink"/>
@@ -4615,7 +4682,7 @@
           <w:sz w:val="24"/>
           <w:u w:val="single"/>
         </w:rPr>
-        <w:hyperlink r:id="rId24" w:history="1">
+        <w:hyperlink r:id="rId25" w:history="1">
           <w:r>
             <w:rPr>
               <w:rStyle w:val="Hyperlink"/>
@@ -4633,7 +4700,7 @@
           <w:sz w:val="24"/>
           <w:u w:val="single"/>
         </w:rPr>
-        <w:hyperlink r:id="rId24" w:history="1">
+        <w:hyperlink r:id="rId25" w:history="1">
           <w:r>
             <w:rPr>
               <w:rStyle w:val="Hyperlink"/>
@@ -4661,7 +4728,7 @@
           <w:sz w:val="24"/>
           <w:u w:val="single"/>
         </w:rPr>
-        <w:hyperlink r:id="rId25" w:history="1">
+        <w:hyperlink r:id="rId26" w:history="1">
           <w:r>
             <w:rPr>
               <w:rStyle w:val="Hyperlink"/>
@@ -4690,7 +4757,7 @@
           <w:sz w:val="24"/>
           <w:u w:val="single"/>
         </w:rPr>
-        <w:hyperlink r:id="rId25" w:history="1">
+        <w:hyperlink r:id="rId26" w:history="1">
           <w:r>
             <w:rPr>
               <w:rStyle w:val="Hyperlink"/>

--- a/EXPORTS/DOCX/published/niveau3/Dutch/KITLV.docx
+++ b/EXPORTS/DOCX/published/niveau3/Dutch/KITLV.docx
@@ -1403,7 +1403,7 @@
           <w:sz w:val="24"/>
           <w:u w:val="single"/>
         </w:rPr>
-        <w:hyperlink r:id="rId14" w:history="1">
+        <w:hyperlink r:id="rId15" w:history="1">
           <w:r>
             <w:rPr>
               <w:rStyle w:val="Hyperlink"/>
@@ -1421,7 +1421,7 @@
           <w:sz w:val="24"/>
           <w:u w:val="single"/>
         </w:rPr>
-        <w:hyperlink r:id="rId14" w:history="1">
+        <w:hyperlink r:id="rId15" w:history="1">
           <w:r>
             <w:rPr>
               <w:rStyle w:val="Hyperlink"/>
@@ -2012,8 +2012,81 @@
           <w:i w:val="0"/>
           <w:color w:val="0000FF"/>
           <w:sz w:val="24"/>
-        </w:rPr>
-        <w:t>Zuidoost-Aziatische popmuz</w:t>
+          <w:u w:val="single"/>
+        </w:rPr>
+        <w:hyperlink r:id="rId20" w:history="1">
+          <w:r>
+            <w:rPr>
+              <w:rStyle w:val="Hyperlink"/>
+            </w:rPr>
+            <w:t>Zuidoost-</w:t>
+          </w:r>
+        </w:hyperlink>
+      </w:r>
+      <w:r>
+        <w:rPr>
+          <w:rFonts w:ascii="Charis SIL Regular" w:hAnsi="Charis SIL Regular" w:eastAsia="Charis SIL Regular"/>
+          <w:b w:val="0"/>
+          <w:i w:val="0"/>
+          <w:color w:val="0000FF"/>
+          <w:sz w:val="24"/>
+          <w:u w:val="single"/>
+        </w:rPr>
+        <w:hyperlink r:id="rId20" w:history="1">
+          <w:r>
+            <w:rPr>
+              <w:rStyle w:val="Hyperlink"/>
+            </w:rPr>
+            <w:t>Aziatisch</w:t>
+          </w:r>
+        </w:hyperlink>
+      </w:r>
+      <w:r>
+        <w:rPr>
+          <w:rFonts w:ascii="Charis SIL Regular" w:hAnsi="Charis SIL Regular" w:eastAsia="Charis SIL Regular"/>
+          <w:b w:val="0"/>
+          <w:i w:val="0"/>
+          <w:color w:val="0000FF"/>
+          <w:sz w:val="24"/>
+          <w:u w:val="single"/>
+        </w:rPr>
+        <w:hyperlink r:id="rId20" w:history="1">
+          <w:r>
+            <w:rPr>
+              <w:rStyle w:val="Hyperlink"/>
+            </w:rPr>
+            <w:t>e</w:t>
+          </w:r>
+        </w:hyperlink>
+      </w:r>
+      <w:r>
+        <w:rPr>
+          <w:rFonts w:ascii="Charis SIL Regular" w:hAnsi="Charis SIL Regular" w:eastAsia="Charis SIL Regular"/>
+          <w:b w:val="0"/>
+          <w:i w:val="0"/>
+          <w:color w:val="0000FF"/>
+          <w:sz w:val="24"/>
+          <w:u w:val="single"/>
+        </w:rPr>
+        <w:t xml:space="preserve"> </w:t>
+      </w:r>
+      <w:r>
+        <w:rPr>
+          <w:rFonts w:ascii="Charis SIL Regular" w:hAnsi="Charis SIL Regular" w:eastAsia="Charis SIL Regular"/>
+          <w:b w:val="0"/>
+          <w:i w:val="0"/>
+          <w:color w:val="0000FF"/>
+          <w:sz w:val="24"/>
+          <w:u w:val="single"/>
+        </w:rPr>
+        <w:hyperlink r:id="rId20" w:history="1">
+          <w:r>
+            <w:rPr>
+              <w:rStyle w:val="Hyperlink"/>
+            </w:rPr>
+            <w:t>popmuz</w:t>
+          </w:r>
+        </w:hyperlink>
       </w:r>
       <w:r>
         <w:rPr>
@@ -2152,7 +2225,7 @@
           <w:sz w:val="24"/>
           <w:u w:val="single"/>
         </w:rPr>
-        <w:hyperlink r:id="rId20" w:history="1">
+        <w:hyperlink r:id="rId21" w:history="1">
           <w:r>
             <w:rPr>
               <w:rStyle w:val="Hyperlink"/>
@@ -2181,7 +2254,7 @@
           <w:sz w:val="24"/>
           <w:u w:val="single"/>
         </w:rPr>
-        <w:hyperlink r:id="rId20" w:history="1">
+        <w:hyperlink r:id="rId21" w:history="1">
           <w:r>
             <w:rPr>
               <w:rStyle w:val="Hyperlink"/>
@@ -2219,7 +2292,7 @@
           <w:color w:val="000000"/>
           <w:sz w:val="24"/>
         </w:rPr>
-        <w:hyperlink r:id="rId20" w:history="1">
+        <w:hyperlink r:id="rId21" w:history="1">
           <w:r>
             <w:rPr>
               <w:rStyle w:val="Hyperlink"/>
@@ -2237,7 +2310,7 @@
           <w:color w:val="000000"/>
           <w:sz w:val="24"/>
         </w:rPr>
-        <w:hyperlink r:id="rId20" w:history="1">
+        <w:hyperlink r:id="rId21" w:history="1">
           <w:r>
             <w:rPr>
               <w:rStyle w:val="Hyperlink"/>
@@ -2255,7 +2328,7 @@
           <w:color w:val="000000"/>
           <w:sz w:val="24"/>
         </w:rPr>
-        <w:hyperlink r:id="rId20" w:history="1">
+        <w:hyperlink r:id="rId21" w:history="1">
           <w:r>
             <w:rPr>
               <w:rStyle w:val="Hyperlink"/>
@@ -4084,7 +4157,7 @@
           <w:sz w:val="24"/>
           <w:u w:val="single"/>
         </w:rPr>
-        <w:hyperlink r:id="rId21" w:history="1">
+        <w:hyperlink r:id="rId20" w:history="1">
           <w:r>
             <w:rPr>
               <w:rStyle w:val="Hyperlink"/>
@@ -4102,7 +4175,7 @@
           <w:sz w:val="24"/>
           <w:u w:val="single"/>
         </w:rPr>
-        <w:hyperlink r:id="rId21" w:history="1">
+        <w:hyperlink r:id="rId20" w:history="1">
           <w:r>
             <w:rPr>
               <w:rStyle w:val="Hyperlink"/>
@@ -4120,7 +4193,7 @@
           <w:sz w:val="24"/>
           <w:u w:val="single"/>
         </w:rPr>
-        <w:hyperlink r:id="rId21" w:history="1">
+        <w:hyperlink r:id="rId20" w:history="1">
           <w:r>
             <w:rPr>
               <w:rStyle w:val="Hyperlink"/>
